--- a/lattice_multiplication_exercises.docx
+++ b/lattice_multiplication_exercises.docx
@@ -22,13 +22,13 @@
               <w:rPr>
                 <w:sz w:val="32"/>
               </w:rPr>
-              <w:t>44 x 59</w:t>
+              <w:t>84 x 70</w:t>
               <w:br/>
-              <w:t xml:space="preserve">  5    9</w:t>
+              <w:t xml:space="preserve">  7    0</w:t>
               <w:br/>
               <w:t xml:space="preserve">  ----</w:t>
               <w:br/>
-              <w:t>4|    |</w:t>
+              <w:t>8|    |</w:t>
               <w:br/>
               <w:t>4|    |</w:t>
             </w:r>
@@ -43,15 +43,15 @@
               <w:rPr>
                 <w:sz w:val="32"/>
               </w:rPr>
-              <w:t>45 x 17</w:t>
+              <w:t>92 x 37</w:t>
               <w:br/>
-              <w:t xml:space="preserve">  1    7</w:t>
+              <w:t xml:space="preserve">  3    7</w:t>
               <w:br/>
               <w:t xml:space="preserve">  ----</w:t>
               <w:br/>
-              <w:t>4|    |</w:t>
+              <w:t>9|    |</w:t>
               <w:br/>
-              <w:t>5|    |</w:t>
+              <w:t>2|    |</w:t>
             </w:r>
           </w:p>
         </w:tc>
@@ -64,15 +64,15 @@
               <w:rPr>
                 <w:sz w:val="32"/>
               </w:rPr>
-              <w:t>35 x 34</w:t>
+              <w:t>31 x 68</w:t>
               <w:br/>
-              <w:t xml:space="preserve">  3    4</w:t>
+              <w:t xml:space="preserve">  6    8</w:t>
               <w:br/>
               <w:t xml:space="preserve">  ----</w:t>
               <w:br/>
               <w:t>3|    |</w:t>
               <w:br/>
-              <w:t>5|    |</w:t>
+              <w:t>1|    |</w:t>
             </w:r>
           </w:p>
         </w:tc>
@@ -87,192 +87,18 @@
               <w:rPr>
                 <w:sz w:val="32"/>
               </w:rPr>
-              <w:t>97 x 14</w:t>
+              <w:t>53 x 64</w:t>
               <w:br/>
-              <w:t xml:space="preserve">  1    4</w:t>
+              <w:t xml:space="preserve">  6    4</w:t>
               <w:br/>
               <w:t xml:space="preserve">  ----</w:t>
               <w:br/>
-              <w:t>9|    |</w:t>
+              <w:t>5|    |</w:t>
               <w:br/>
-              <w:t>7|    |</w:t>
+              <w:t>3|    |</w:t>
             </w:r>
           </w:p>
         </w:tc>
-        <w:tc>
-          <w:tcPr>
-            <w:tcW w:type="dxa" w:w="2880"/>
-          </w:tcPr>
-          <w:p>
-            <w:r>
-              <w:rPr>
-                <w:sz w:val="32"/>
-              </w:rPr>
-              <w:t>26 x 27</w:t>
-              <w:br/>
-              <w:t xml:space="preserve">  2    7</w:t>
-              <w:br/>
-              <w:t xml:space="preserve">  ----</w:t>
-              <w:br/>
-              <w:t>2|    |</w:t>
-              <w:br/>
-              <w:t>6|    |</w:t>
-            </w:r>
-          </w:p>
-        </w:tc>
-        <w:tc>
-          <w:tcPr>
-            <w:tcW w:type="dxa" w:w="2880"/>
-          </w:tcPr>
-          <w:p>
-            <w:r>
-              <w:rPr>
-                <w:sz w:val="32"/>
-              </w:rPr>
-              <w:t>47 x 32</w:t>
-              <w:br/>
-              <w:t xml:space="preserve">  3    2</w:t>
-              <w:br/>
-              <w:t xml:space="preserve">  ----</w:t>
-              <w:br/>
-              <w:t>4|    |</w:t>
-              <w:br/>
-              <w:t>7|    |</w:t>
-            </w:r>
-          </w:p>
-        </w:tc>
-      </w:tr>
-      <w:tr>
-        <w:tc>
-          <w:tcPr>
-            <w:tcW w:type="dxa" w:w="2880"/>
-          </w:tcPr>
-          <w:p>
-            <w:r>
-              <w:rPr>
-                <w:sz w:val="32"/>
-              </w:rPr>
-              <w:t>82 x 33</w:t>
-              <w:br/>
-              <w:t xml:space="preserve">  3    3</w:t>
-              <w:br/>
-              <w:t xml:space="preserve">  ----</w:t>
-              <w:br/>
-              <w:t>8|    |</w:t>
-              <w:br/>
-              <w:t>2|    |</w:t>
-            </w:r>
-          </w:p>
-        </w:tc>
-        <w:tc>
-          <w:tcPr>
-            <w:tcW w:type="dxa" w:w="2880"/>
-          </w:tcPr>
-          <w:p>
-            <w:r>
-              <w:rPr>
-                <w:sz w:val="32"/>
-              </w:rPr>
-              <w:t>16 x 92</w:t>
-              <w:br/>
-              <w:t xml:space="preserve">  9    2</w:t>
-              <w:br/>
-              <w:t xml:space="preserve">  ----</w:t>
-              <w:br/>
-              <w:t>1|    |</w:t>
-              <w:br/>
-              <w:t>6|    |</w:t>
-            </w:r>
-          </w:p>
-        </w:tc>
-        <w:tc>
-          <w:tcPr>
-            <w:tcW w:type="dxa" w:w="2880"/>
-          </w:tcPr>
-          <w:p>
-            <w:r>
-              <w:rPr>
-                <w:sz w:val="32"/>
-              </w:rPr>
-              <w:t>96 x 16</w:t>
-              <w:br/>
-              <w:t xml:space="preserve">  1    6</w:t>
-              <w:br/>
-              <w:t xml:space="preserve">  ----</w:t>
-              <w:br/>
-              <w:t>9|    |</w:t>
-              <w:br/>
-              <w:t>6|    |</w:t>
-            </w:r>
-          </w:p>
-        </w:tc>
-      </w:tr>
-      <w:tr>
-        <w:tc>
-          <w:tcPr>
-            <w:tcW w:type="dxa" w:w="2880"/>
-          </w:tcPr>
-          <w:p>
-            <w:r>
-              <w:rPr>
-                <w:sz w:val="32"/>
-              </w:rPr>
-              <w:t>14 x 76</w:t>
-              <w:br/>
-              <w:t xml:space="preserve">  7    6</w:t>
-              <w:br/>
-              <w:t xml:space="preserve">  ----</w:t>
-              <w:br/>
-              <w:t>1|    |</w:t>
-              <w:br/>
-              <w:t>4|    |</w:t>
-            </w:r>
-          </w:p>
-        </w:tc>
-        <w:tc>
-          <w:tcPr>
-            <w:tcW w:type="dxa" w:w="2880"/>
-          </w:tcPr>
-          <w:p>
-            <w:r>
-              <w:rPr>
-                <w:sz w:val="32"/>
-              </w:rPr>
-              <w:t>70 x 42</w:t>
-              <w:br/>
-              <w:t xml:space="preserve">  4    2</w:t>
-              <w:br/>
-              <w:t xml:space="preserve">  ----</w:t>
-              <w:br/>
-              <w:t>7|    |</w:t>
-              <w:br/>
-              <w:t>0|    |</w:t>
-            </w:r>
-          </w:p>
-        </w:tc>
-        <w:tc>
-          <w:tcPr>
-            <w:tcW w:type="dxa" w:w="2880"/>
-          </w:tcPr>
-          <w:p>
-            <w:r>
-              <w:rPr>
-                <w:sz w:val="32"/>
-              </w:rPr>
-              <w:t>62 x 76</w:t>
-              <w:br/>
-              <w:t xml:space="preserve">  7    6</w:t>
-              <w:br/>
-              <w:t xml:space="preserve">  ----</w:t>
-              <w:br/>
-              <w:t>6|    |</w:t>
-              <w:br/>
-              <w:t>2|    |</w:t>
-            </w:r>
-          </w:p>
-        </w:tc>
-      </w:tr>
-      <w:tr>
         <w:tc>
           <w:tcPr>
             <w:tcW w:type="dxa" w:w="2880"/>
@@ -303,15 +129,38 @@
               <w:rPr>
                 <w:sz w:val="32"/>
               </w:rPr>
-              <w:t>43 x 77</w:t>
+              <w:t>46 x 23</w:t>
               <w:br/>
-              <w:t xml:space="preserve">  7    7</w:t>
+              <w:t xml:space="preserve">  2    3</w:t>
               <w:br/>
               <w:t xml:space="preserve">  ----</w:t>
               <w:br/>
               <w:t>4|    |</w:t>
               <w:br/>
-              <w:t>3|    |</w:t>
+              <w:t>6|    |</w:t>
+            </w:r>
+          </w:p>
+        </w:tc>
+      </w:tr>
+      <w:tr>
+        <w:tc>
+          <w:tcPr>
+            <w:tcW w:type="dxa" w:w="2880"/>
+          </w:tcPr>
+          <w:p>
+            <w:r>
+              <w:rPr>
+                <w:sz w:val="32"/>
+              </w:rPr>
+              <w:t>67 x 69</w:t>
+              <w:br/>
+              <w:t xml:space="preserve">  6    9</w:t>
+              <w:br/>
+              <w:t xml:space="preserve">  ----</w:t>
+              <w:br/>
+              <w:t>6|    |</w:t>
+              <w:br/>
+              <w:t>7|    |</w:t>
             </w:r>
           </w:p>
         </w:tc>
@@ -324,15 +173,166 @@
               <w:rPr>
                 <w:sz w:val="32"/>
               </w:rPr>
-              <w:t>13 x 66</w:t>
+              <w:t>61 x 14</w:t>
               <w:br/>
-              <w:t xml:space="preserve">  6    6</w:t>
+              <w:t xml:space="preserve">  1    4</w:t>
+              <w:br/>
+              <w:t xml:space="preserve">  ----</w:t>
+              <w:br/>
+              <w:t>6|    |</w:t>
+              <w:br/>
+              <w:t>1|    |</w:t>
+            </w:r>
+          </w:p>
+        </w:tc>
+        <w:tc>
+          <w:tcPr>
+            <w:tcW w:type="dxa" w:w="2880"/>
+          </w:tcPr>
+          <w:p>
+            <w:r>
+              <w:rPr>
+                <w:sz w:val="32"/>
+              </w:rPr>
+              <w:t>30 x 88</w:t>
+              <w:br/>
+              <w:t xml:space="preserve">  8    8</w:t>
+              <w:br/>
+              <w:t xml:space="preserve">  ----</w:t>
+              <w:br/>
+              <w:t>3|    |</w:t>
+              <w:br/>
+              <w:t>0|    |</w:t>
+            </w:r>
+          </w:p>
+        </w:tc>
+      </w:tr>
+      <w:tr>
+        <w:tc>
+          <w:tcPr>
+            <w:tcW w:type="dxa" w:w="2880"/>
+          </w:tcPr>
+          <w:p>
+            <w:r>
+              <w:rPr>
+                <w:sz w:val="32"/>
+              </w:rPr>
+              <w:t>95 x 49</w:t>
+              <w:br/>
+              <w:t xml:space="preserve">  4    9</w:t>
+              <w:br/>
+              <w:t xml:space="preserve">  ----</w:t>
+              <w:br/>
+              <w:t>9|    |</w:t>
+              <w:br/>
+              <w:t>5|    |</w:t>
+            </w:r>
+          </w:p>
+        </w:tc>
+        <w:tc>
+          <w:tcPr>
+            <w:tcW w:type="dxa" w:w="2880"/>
+          </w:tcPr>
+          <w:p>
+            <w:r>
+              <w:rPr>
+                <w:sz w:val="32"/>
+              </w:rPr>
+              <w:t>50 x 70</w:t>
+              <w:br/>
+              <w:t xml:space="preserve">  7    0</w:t>
+              <w:br/>
+              <w:t xml:space="preserve">  ----</w:t>
+              <w:br/>
+              <w:t>5|    |</w:t>
+              <w:br/>
+              <w:t>0|    |</w:t>
+            </w:r>
+          </w:p>
+        </w:tc>
+        <w:tc>
+          <w:tcPr>
+            <w:tcW w:type="dxa" w:w="2880"/>
+          </w:tcPr>
+          <w:p>
+            <w:r>
+              <w:rPr>
+                <w:sz w:val="32"/>
+              </w:rPr>
+              <w:t>44 x 32</w:t>
+              <w:br/>
+              <w:t xml:space="preserve">  3    2</w:t>
+              <w:br/>
+              <w:t xml:space="preserve">  ----</w:t>
+              <w:br/>
+              <w:t>4|    |</w:t>
+              <w:br/>
+              <w:t>4|    |</w:t>
+            </w:r>
+          </w:p>
+        </w:tc>
+      </w:tr>
+      <w:tr>
+        <w:tc>
+          <w:tcPr>
+            <w:tcW w:type="dxa" w:w="2880"/>
+          </w:tcPr>
+          <w:p>
+            <w:r>
+              <w:rPr>
+                <w:sz w:val="32"/>
+              </w:rPr>
+              <w:t>18 x 22</w:t>
+              <w:br/>
+              <w:t xml:space="preserve">  2    2</w:t>
               <w:br/>
               <w:t xml:space="preserve">  ----</w:t>
               <w:br/>
               <w:t>1|    |</w:t>
               <w:br/>
-              <w:t>3|    |</w:t>
+              <w:t>8|    |</w:t>
+            </w:r>
+          </w:p>
+        </w:tc>
+        <w:tc>
+          <w:tcPr>
+            <w:tcW w:type="dxa" w:w="2880"/>
+          </w:tcPr>
+          <w:p>
+            <w:r>
+              <w:rPr>
+                <w:sz w:val="32"/>
+              </w:rPr>
+              <w:t>55 x 34</w:t>
+              <w:br/>
+              <w:t xml:space="preserve">  3    4</w:t>
+              <w:br/>
+              <w:t xml:space="preserve">  ----</w:t>
+              <w:br/>
+              <w:t>5|    |</w:t>
+              <w:br/>
+              <w:t>5|    |</w:t>
+            </w:r>
+          </w:p>
+        </w:tc>
+        <w:tc>
+          <w:tcPr>
+            <w:tcW w:type="dxa" w:w="2880"/>
+          </w:tcPr>
+          <w:p>
+            <w:r>
+              <w:rPr>
+                <w:sz w:val="32"/>
+              </w:rPr>
+              <w:t>59 x 55</w:t>
+              <w:br/>
+              <w:t xml:space="preserve">  5    5</w:t>
+              <w:br/>
+              <w:t xml:space="preserve">  ----</w:t>
+              <w:br/>
+              <w:t>5|    |</w:t>
+              <w:br/>
+              <w:t>9|    |</w:t>
             </w:r>
           </w:p>
         </w:tc>

--- a/lattice_multiplication_exercises.docx
+++ b/lattice_multiplication_exercises.docx
@@ -22,15 +22,15 @@
               <w:rPr>
                 <w:sz w:val="32"/>
               </w:rPr>
-              <w:t>84 x 70</w:t>
+              <w:t>51 x 39</w:t>
               <w:br/>
-              <w:t xml:space="preserve">  7    0</w:t>
+              <w:t xml:space="preserve">  3    9</w:t>
               <w:br/>
               <w:t xml:space="preserve">  ----</w:t>
               <w:br/>
-              <w:t>8|    |</w:t>
+              <w:t>5|    |</w:t>
               <w:br/>
-              <w:t>4|    |</w:t>
+              <w:t>1|    |</w:t>
             </w:r>
           </w:p>
         </w:tc>
@@ -43,9 +43,183 @@
               <w:rPr>
                 <w:sz w:val="32"/>
               </w:rPr>
-              <w:t>92 x 37</w:t>
+              <w:t>37 x 77</w:t>
               <w:br/>
-              <w:t xml:space="preserve">  3    7</w:t>
+              <w:t xml:space="preserve">  7    7</w:t>
+              <w:br/>
+              <w:t xml:space="preserve">  ----</w:t>
+              <w:br/>
+              <w:t>3|    |</w:t>
+              <w:br/>
+              <w:t>7|    |</w:t>
+            </w:r>
+          </w:p>
+        </w:tc>
+        <w:tc>
+          <w:tcPr>
+            <w:tcW w:type="dxa" w:w="2880"/>
+          </w:tcPr>
+          <w:p>
+            <w:r>
+              <w:rPr>
+                <w:sz w:val="32"/>
+              </w:rPr>
+              <w:t>74 x 59</w:t>
+              <w:br/>
+              <w:t xml:space="preserve">  5    9</w:t>
+              <w:br/>
+              <w:t xml:space="preserve">  ----</w:t>
+              <w:br/>
+              <w:t>7|    |</w:t>
+              <w:br/>
+              <w:t>4|    |</w:t>
+            </w:r>
+          </w:p>
+        </w:tc>
+      </w:tr>
+      <w:tr>
+        <w:tc>
+          <w:tcPr>
+            <w:tcW w:type="dxa" w:w="2880"/>
+          </w:tcPr>
+          <w:p>
+            <w:r>
+              <w:rPr>
+                <w:sz w:val="32"/>
+              </w:rPr>
+              <w:t>38 x 19</w:t>
+              <w:br/>
+              <w:t xml:space="preserve">  1    9</w:t>
+              <w:br/>
+              <w:t xml:space="preserve">  ----</w:t>
+              <w:br/>
+              <w:t>3|    |</w:t>
+              <w:br/>
+              <w:t>8|    |</w:t>
+            </w:r>
+          </w:p>
+        </w:tc>
+        <w:tc>
+          <w:tcPr>
+            <w:tcW w:type="dxa" w:w="2880"/>
+          </w:tcPr>
+          <w:p>
+            <w:r>
+              <w:rPr>
+                <w:sz w:val="32"/>
+              </w:rPr>
+              <w:t>28 x 77</w:t>
+              <w:br/>
+              <w:t xml:space="preserve">  7    7</w:t>
+              <w:br/>
+              <w:t xml:space="preserve">  ----</w:t>
+              <w:br/>
+              <w:t>2|    |</w:t>
+              <w:br/>
+              <w:t>8|    |</w:t>
+            </w:r>
+          </w:p>
+        </w:tc>
+        <w:tc>
+          <w:tcPr>
+            <w:tcW w:type="dxa" w:w="2880"/>
+          </w:tcPr>
+          <w:p>
+            <w:r>
+              <w:rPr>
+                <w:sz w:val="32"/>
+              </w:rPr>
+              <w:t>80 x 51</w:t>
+              <w:br/>
+              <w:t xml:space="preserve">  5    1</w:t>
+              <w:br/>
+              <w:t xml:space="preserve">  ----</w:t>
+              <w:br/>
+              <w:t>8|    |</w:t>
+              <w:br/>
+              <w:t>0|    |</w:t>
+            </w:r>
+          </w:p>
+        </w:tc>
+      </w:tr>
+      <w:tr>
+        <w:tc>
+          <w:tcPr>
+            <w:tcW w:type="dxa" w:w="2880"/>
+          </w:tcPr>
+          <w:p>
+            <w:r>
+              <w:rPr>
+                <w:sz w:val="32"/>
+              </w:rPr>
+              <w:t>29 x 31</w:t>
+              <w:br/>
+              <w:t xml:space="preserve">  3    1</w:t>
+              <w:br/>
+              <w:t xml:space="preserve">  ----</w:t>
+              <w:br/>
+              <w:t>2|    |</w:t>
+              <w:br/>
+              <w:t>9|    |</w:t>
+            </w:r>
+          </w:p>
+        </w:tc>
+        <w:tc>
+          <w:tcPr>
+            <w:tcW w:type="dxa" w:w="2880"/>
+          </w:tcPr>
+          <w:p>
+            <w:r>
+              <w:rPr>
+                <w:sz w:val="32"/>
+              </w:rPr>
+              <w:t>35 x 44</w:t>
+              <w:br/>
+              <w:t xml:space="preserve">  4    4</w:t>
+              <w:br/>
+              <w:t xml:space="preserve">  ----</w:t>
+              <w:br/>
+              <w:t>3|    |</w:t>
+              <w:br/>
+              <w:t>5|    |</w:t>
+            </w:r>
+          </w:p>
+        </w:tc>
+        <w:tc>
+          <w:tcPr>
+            <w:tcW w:type="dxa" w:w="2880"/>
+          </w:tcPr>
+          <w:p>
+            <w:r>
+              <w:rPr>
+                <w:sz w:val="32"/>
+              </w:rPr>
+              <w:t>87 x 68</w:t>
+              <w:br/>
+              <w:t xml:space="preserve">  6    8</w:t>
+              <w:br/>
+              <w:t xml:space="preserve">  ----</w:t>
+              <w:br/>
+              <w:t>8|    |</w:t>
+              <w:br/>
+              <w:t>7|    |</w:t>
+            </w:r>
+          </w:p>
+        </w:tc>
+      </w:tr>
+      <w:tr>
+        <w:tc>
+          <w:tcPr>
+            <w:tcW w:type="dxa" w:w="2880"/>
+          </w:tcPr>
+          <w:p>
+            <w:r>
+              <w:rPr>
+                <w:sz w:val="32"/>
+              </w:rPr>
+              <w:t>92 x 34</w:t>
+              <w:br/>
+              <w:t xml:space="preserve">  3    4</w:t>
               <w:br/>
               <w:t xml:space="preserve">  ----</w:t>
               <w:br/>
@@ -64,162 +238,9 @@
               <w:rPr>
                 <w:sz w:val="32"/>
               </w:rPr>
-              <w:t>31 x 68</w:t>
+              <w:t>95 x 93</w:t>
               <w:br/>
-              <w:t xml:space="preserve">  6    8</w:t>
-              <w:br/>
-              <w:t xml:space="preserve">  ----</w:t>
-              <w:br/>
-              <w:t>3|    |</w:t>
-              <w:br/>
-              <w:t>1|    |</w:t>
-            </w:r>
-          </w:p>
-        </w:tc>
-      </w:tr>
-      <w:tr>
-        <w:tc>
-          <w:tcPr>
-            <w:tcW w:type="dxa" w:w="2880"/>
-          </w:tcPr>
-          <w:p>
-            <w:r>
-              <w:rPr>
-                <w:sz w:val="32"/>
-              </w:rPr>
-              <w:t>53 x 64</w:t>
-              <w:br/>
-              <w:t xml:space="preserve">  6    4</w:t>
-              <w:br/>
-              <w:t xml:space="preserve">  ----</w:t>
-              <w:br/>
-              <w:t>5|    |</w:t>
-              <w:br/>
-              <w:t>3|    |</w:t>
-            </w:r>
-          </w:p>
-        </w:tc>
-        <w:tc>
-          <w:tcPr>
-            <w:tcW w:type="dxa" w:w="2880"/>
-          </w:tcPr>
-          <w:p>
-            <w:r>
-              <w:rPr>
-                <w:sz w:val="32"/>
-              </w:rPr>
-              <w:t>78 x 94</w:t>
-              <w:br/>
-              <w:t xml:space="preserve">  9    4</w:t>
-              <w:br/>
-              <w:t xml:space="preserve">  ----</w:t>
-              <w:br/>
-              <w:t>7|    |</w:t>
-              <w:br/>
-              <w:t>8|    |</w:t>
-            </w:r>
-          </w:p>
-        </w:tc>
-        <w:tc>
-          <w:tcPr>
-            <w:tcW w:type="dxa" w:w="2880"/>
-          </w:tcPr>
-          <w:p>
-            <w:r>
-              <w:rPr>
-                <w:sz w:val="32"/>
-              </w:rPr>
-              <w:t>46 x 23</w:t>
-              <w:br/>
-              <w:t xml:space="preserve">  2    3</w:t>
-              <w:br/>
-              <w:t xml:space="preserve">  ----</w:t>
-              <w:br/>
-              <w:t>4|    |</w:t>
-              <w:br/>
-              <w:t>6|    |</w:t>
-            </w:r>
-          </w:p>
-        </w:tc>
-      </w:tr>
-      <w:tr>
-        <w:tc>
-          <w:tcPr>
-            <w:tcW w:type="dxa" w:w="2880"/>
-          </w:tcPr>
-          <w:p>
-            <w:r>
-              <w:rPr>
-                <w:sz w:val="32"/>
-              </w:rPr>
-              <w:t>67 x 69</w:t>
-              <w:br/>
-              <w:t xml:space="preserve">  6    9</w:t>
-              <w:br/>
-              <w:t xml:space="preserve">  ----</w:t>
-              <w:br/>
-              <w:t>6|    |</w:t>
-              <w:br/>
-              <w:t>7|    |</w:t>
-            </w:r>
-          </w:p>
-        </w:tc>
-        <w:tc>
-          <w:tcPr>
-            <w:tcW w:type="dxa" w:w="2880"/>
-          </w:tcPr>
-          <w:p>
-            <w:r>
-              <w:rPr>
-                <w:sz w:val="32"/>
-              </w:rPr>
-              <w:t>61 x 14</w:t>
-              <w:br/>
-              <w:t xml:space="preserve">  1    4</w:t>
-              <w:br/>
-              <w:t xml:space="preserve">  ----</w:t>
-              <w:br/>
-              <w:t>6|    |</w:t>
-              <w:br/>
-              <w:t>1|    |</w:t>
-            </w:r>
-          </w:p>
-        </w:tc>
-        <w:tc>
-          <w:tcPr>
-            <w:tcW w:type="dxa" w:w="2880"/>
-          </w:tcPr>
-          <w:p>
-            <w:r>
-              <w:rPr>
-                <w:sz w:val="32"/>
-              </w:rPr>
-              <w:t>30 x 88</w:t>
-              <w:br/>
-              <w:t xml:space="preserve">  8    8</w:t>
-              <w:br/>
-              <w:t xml:space="preserve">  ----</w:t>
-              <w:br/>
-              <w:t>3|    |</w:t>
-              <w:br/>
-              <w:t>0|    |</w:t>
-            </w:r>
-          </w:p>
-        </w:tc>
-      </w:tr>
-      <w:tr>
-        <w:tc>
-          <w:tcPr>
-            <w:tcW w:type="dxa" w:w="2880"/>
-          </w:tcPr>
-          <w:p>
-            <w:r>
-              <w:rPr>
-                <w:sz w:val="32"/>
-              </w:rPr>
-              <w:t>95 x 49</w:t>
-              <w:br/>
-              <w:t xml:space="preserve">  4    9</w:t>
+              <w:t xml:space="preserve">  9    3</w:t>
               <w:br/>
               <w:t xml:space="preserve">  ----</w:t>
               <w:br/>
@@ -238,36 +259,15 @@
               <w:rPr>
                 <w:sz w:val="32"/>
               </w:rPr>
-              <w:t>50 x 70</w:t>
+              <w:t>45 x 45</w:t>
               <w:br/>
-              <w:t xml:space="preserve">  7    0</w:t>
-              <w:br/>
-              <w:t xml:space="preserve">  ----</w:t>
-              <w:br/>
-              <w:t>5|    |</w:t>
-              <w:br/>
-              <w:t>0|    |</w:t>
-            </w:r>
-          </w:p>
-        </w:tc>
-        <w:tc>
-          <w:tcPr>
-            <w:tcW w:type="dxa" w:w="2880"/>
-          </w:tcPr>
-          <w:p>
-            <w:r>
-              <w:rPr>
-                <w:sz w:val="32"/>
-              </w:rPr>
-              <w:t>44 x 32</w:t>
-              <w:br/>
-              <w:t xml:space="preserve">  3    2</w:t>
+              <w:t xml:space="preserve">  4    5</w:t>
               <w:br/>
               <w:t xml:space="preserve">  ----</w:t>
               <w:br/>
               <w:t>4|    |</w:t>
               <w:br/>
-              <w:t>4|    |</w:t>
+              <w:t>5|    |</w:t>
             </w:r>
           </w:p>
         </w:tc>
@@ -282,15 +282,15 @@
               <w:rPr>
                 <w:sz w:val="32"/>
               </w:rPr>
-              <w:t>18 x 22</w:t>
+              <w:t>66 x 30</w:t>
               <w:br/>
-              <w:t xml:space="preserve">  2    2</w:t>
+              <w:t xml:space="preserve">  3    0</w:t>
               <w:br/>
               <w:t xml:space="preserve">  ----</w:t>
               <w:br/>
-              <w:t>1|    |</w:t>
+              <w:t>6|    |</w:t>
               <w:br/>
-              <w:t>8|    |</w:t>
+              <w:t>6|    |</w:t>
             </w:r>
           </w:p>
         </w:tc>
@@ -303,15 +303,15 @@
               <w:rPr>
                 <w:sz w:val="32"/>
               </w:rPr>
-              <w:t>55 x 34</w:t>
+              <w:t>62 x 82</w:t>
               <w:br/>
-              <w:t xml:space="preserve">  3    4</w:t>
+              <w:t xml:space="preserve">  8    2</w:t>
               <w:br/>
               <w:t xml:space="preserve">  ----</w:t>
               <w:br/>
-              <w:t>5|    |</w:t>
+              <w:t>6|    |</w:t>
               <w:br/>
-              <w:t>5|    |</w:t>
+              <w:t>2|    |</w:t>
             </w:r>
           </w:p>
         </w:tc>
@@ -324,15 +324,15 @@
               <w:rPr>
                 <w:sz w:val="32"/>
               </w:rPr>
-              <w:t>59 x 55</w:t>
+              <w:t>67 x 65</w:t>
               <w:br/>
-              <w:t xml:space="preserve">  5    5</w:t>
+              <w:t xml:space="preserve">  6    5</w:t>
               <w:br/>
               <w:t xml:space="preserve">  ----</w:t>
               <w:br/>
-              <w:t>5|    |</w:t>
+              <w:t>6|    |</w:t>
               <w:br/>
-              <w:t>9|    |</w:t>
+              <w:t>7|    |</w:t>
             </w:r>
           </w:p>
         </w:tc>

--- a/lattice_multiplication_exercises.docx
+++ b/lattice_multiplication_exercises.docx
@@ -22,15 +22,15 @@
               <w:rPr>
                 <w:sz w:val="32"/>
               </w:rPr>
-              <w:t>51 x 39</w:t>
+              <w:t>20 x 10</w:t>
               <w:br/>
-              <w:t xml:space="preserve">  3    9</w:t>
+              <w:t xml:space="preserve">  1    0</w:t>
               <w:br/>
               <w:t xml:space="preserve">  ----</w:t>
               <w:br/>
-              <w:t>5|    |</w:t>
+              <w:t>2|    |</w:t>
               <w:br/>
-              <w:t>1|    |</w:t>
+              <w:t>0|    |</w:t>
             </w:r>
           </w:p>
         </w:tc>
@@ -43,15 +43,15 @@
               <w:rPr>
                 <w:sz w:val="32"/>
               </w:rPr>
-              <w:t>37 x 77</w:t>
+              <w:t>53 x 70</w:t>
               <w:br/>
-              <w:t xml:space="preserve">  7    7</w:t>
+              <w:t xml:space="preserve">  7    0</w:t>
               <w:br/>
               <w:t xml:space="preserve">  ----</w:t>
               <w:br/>
+              <w:t>5|    |</w:t>
+              <w:br/>
               <w:t>3|    |</w:t>
-              <w:br/>
-              <w:t>7|    |</w:t>
             </w:r>
           </w:p>
         </w:tc>
@@ -64,15 +64,15 @@
               <w:rPr>
                 <w:sz w:val="32"/>
               </w:rPr>
-              <w:t>74 x 59</w:t>
+              <w:t>67 x 62</w:t>
               <w:br/>
-              <w:t xml:space="preserve">  5    9</w:t>
+              <w:t xml:space="preserve">  6    2</w:t>
               <w:br/>
               <w:t xml:space="preserve">  ----</w:t>
               <w:br/>
+              <w:t>6|    |</w:t>
+              <w:br/>
               <w:t>7|    |</w:t>
-              <w:br/>
-              <w:t>4|    |</w:t>
             </w:r>
           </w:p>
         </w:tc>
@@ -87,15 +87,15 @@
               <w:rPr>
                 <w:sz w:val="32"/>
               </w:rPr>
-              <w:t>38 x 19</w:t>
+              <w:t>36 x 23</w:t>
               <w:br/>
-              <w:t xml:space="preserve">  1    9</w:t>
+              <w:t xml:space="preserve">  2    3</w:t>
               <w:br/>
               <w:t xml:space="preserve">  ----</w:t>
               <w:br/>
               <w:t>3|    |</w:t>
               <w:br/>
-              <w:t>8|    |</w:t>
+              <w:t>6|    |</w:t>
             </w:r>
           </w:p>
         </w:tc>
@@ -108,9 +108,118 @@
               <w:rPr>
                 <w:sz w:val="32"/>
               </w:rPr>
-              <w:t>28 x 77</w:t>
+              <w:t>40 x 26</w:t>
               <w:br/>
-              <w:t xml:space="preserve">  7    7</w:t>
+              <w:t xml:space="preserve">  2    6</w:t>
+              <w:br/>
+              <w:t xml:space="preserve">  ----</w:t>
+              <w:br/>
+              <w:t>4|    |</w:t>
+              <w:br/>
+              <w:t>0|    |</w:t>
+            </w:r>
+          </w:p>
+        </w:tc>
+        <w:tc>
+          <w:tcPr>
+            <w:tcW w:type="dxa" w:w="2880"/>
+          </w:tcPr>
+          <w:p>
+            <w:r>
+              <w:rPr>
+                <w:sz w:val="32"/>
+              </w:rPr>
+              <w:t>16 x 47</w:t>
+              <w:br/>
+              <w:t xml:space="preserve">  4    7</w:t>
+              <w:br/>
+              <w:t xml:space="preserve">  ----</w:t>
+              <w:br/>
+              <w:t>1|    |</w:t>
+              <w:br/>
+              <w:t>6|    |</w:t>
+            </w:r>
+          </w:p>
+        </w:tc>
+      </w:tr>
+      <w:tr>
+        <w:tc>
+          <w:tcPr>
+            <w:tcW w:type="dxa" w:w="2880"/>
+          </w:tcPr>
+          <w:p>
+            <w:r>
+              <w:rPr>
+                <w:sz w:val="32"/>
+              </w:rPr>
+              <w:t>44 x 33</w:t>
+              <w:br/>
+              <w:t xml:space="preserve">  3    3</w:t>
+              <w:br/>
+              <w:t xml:space="preserve">  ----</w:t>
+              <w:br/>
+              <w:t>4|    |</w:t>
+              <w:br/>
+              <w:t>4|    |</w:t>
+            </w:r>
+          </w:p>
+        </w:tc>
+        <w:tc>
+          <w:tcPr>
+            <w:tcW w:type="dxa" w:w="2880"/>
+          </w:tcPr>
+          <w:p>
+            <w:r>
+              <w:rPr>
+                <w:sz w:val="32"/>
+              </w:rPr>
+              <w:t>76 x 56</w:t>
+              <w:br/>
+              <w:t xml:space="preserve">  5    6</w:t>
+              <w:br/>
+              <w:t xml:space="preserve">  ----</w:t>
+              <w:br/>
+              <w:t>7|    |</w:t>
+              <w:br/>
+              <w:t>6|    |</w:t>
+            </w:r>
+          </w:p>
+        </w:tc>
+        <w:tc>
+          <w:tcPr>
+            <w:tcW w:type="dxa" w:w="2880"/>
+          </w:tcPr>
+          <w:p>
+            <w:r>
+              <w:rPr>
+                <w:sz w:val="32"/>
+              </w:rPr>
+              <w:t>47 x 65</w:t>
+              <w:br/>
+              <w:t xml:space="preserve">  6    5</w:t>
+              <w:br/>
+              <w:t xml:space="preserve">  ----</w:t>
+              <w:br/>
+              <w:t>4|    |</w:t>
+              <w:br/>
+              <w:t>7|    |</w:t>
+            </w:r>
+          </w:p>
+        </w:tc>
+      </w:tr>
+      <w:tr>
+        <w:tc>
+          <w:tcPr>
+            <w:tcW w:type="dxa" w:w="2880"/>
+          </w:tcPr>
+          <w:p>
+            <w:r>
+              <w:rPr>
+                <w:sz w:val="32"/>
+              </w:rPr>
+              <w:t>28 x 82</w:t>
+              <w:br/>
+              <w:t xml:space="preserve">  8    2</w:t>
               <w:br/>
               <w:t xml:space="preserve">  ----</w:t>
               <w:br/>
@@ -129,53 +238,9 @@
               <w:rPr>
                 <w:sz w:val="32"/>
               </w:rPr>
-              <w:t>80 x 51</w:t>
+              <w:t>35 x 17</w:t>
               <w:br/>
-              <w:t xml:space="preserve">  5    1</w:t>
-              <w:br/>
-              <w:t xml:space="preserve">  ----</w:t>
-              <w:br/>
-              <w:t>8|    |</w:t>
-              <w:br/>
-              <w:t>0|    |</w:t>
-            </w:r>
-          </w:p>
-        </w:tc>
-      </w:tr>
-      <w:tr>
-        <w:tc>
-          <w:tcPr>
-            <w:tcW w:type="dxa" w:w="2880"/>
-          </w:tcPr>
-          <w:p>
-            <w:r>
-              <w:rPr>
-                <w:sz w:val="32"/>
-              </w:rPr>
-              <w:t>29 x 31</w:t>
-              <w:br/>
-              <w:t xml:space="preserve">  3    1</w:t>
-              <w:br/>
-              <w:t xml:space="preserve">  ----</w:t>
-              <w:br/>
-              <w:t>2|    |</w:t>
-              <w:br/>
-              <w:t>9|    |</w:t>
-            </w:r>
-          </w:p>
-        </w:tc>
-        <w:tc>
-          <w:tcPr>
-            <w:tcW w:type="dxa" w:w="2880"/>
-          </w:tcPr>
-          <w:p>
-            <w:r>
-              <w:rPr>
-                <w:sz w:val="32"/>
-              </w:rPr>
-              <w:t>35 x 44</w:t>
-              <w:br/>
-              <w:t xml:space="preserve">  4    4</w:t>
+              <w:t xml:space="preserve">  1    7</w:t>
               <w:br/>
               <w:t xml:space="preserve">  ----</w:t>
               <w:br/>
@@ -194,15 +259,15 @@
               <w:rPr>
                 <w:sz w:val="32"/>
               </w:rPr>
-              <w:t>87 x 68</w:t>
+              <w:t>50 x 34</w:t>
               <w:br/>
-              <w:t xml:space="preserve">  6    8</w:t>
+              <w:t xml:space="preserve">  3    4</w:t>
               <w:br/>
               <w:t xml:space="preserve">  ----</w:t>
               <w:br/>
-              <w:t>8|    |</w:t>
+              <w:t>5|    |</w:t>
               <w:br/>
-              <w:t>7|    |</w:t>
+              <w:t>0|    |</w:t>
             </w:r>
           </w:p>
         </w:tc>
@@ -217,15 +282,15 @@
               <w:rPr>
                 <w:sz w:val="32"/>
               </w:rPr>
-              <w:t>92 x 34</w:t>
+              <w:t>30 x 87</w:t>
               <w:br/>
-              <w:t xml:space="preserve">  3    4</w:t>
+              <w:t xml:space="preserve">  8    7</w:t>
               <w:br/>
               <w:t xml:space="preserve">  ----</w:t>
               <w:br/>
-              <w:t>9|    |</w:t>
+              <w:t>3|    |</w:t>
               <w:br/>
-              <w:t>2|    |</w:t>
+              <w:t>0|    |</w:t>
             </w:r>
           </w:p>
         </w:tc>
@@ -238,15 +303,15 @@
               <w:rPr>
                 <w:sz w:val="32"/>
               </w:rPr>
-              <w:t>95 x 93</w:t>
+              <w:t>10 x 65</w:t>
               <w:br/>
-              <w:t xml:space="preserve">  9    3</w:t>
+              <w:t xml:space="preserve">  6    5</w:t>
               <w:br/>
               <w:t xml:space="preserve">  ----</w:t>
               <w:br/>
-              <w:t>9|    |</w:t>
+              <w:t>1|    |</w:t>
               <w:br/>
-              <w:t>5|    |</w:t>
+              <w:t>0|    |</w:t>
             </w:r>
           </w:p>
         </w:tc>
@@ -259,80 +324,15 @@
               <w:rPr>
                 <w:sz w:val="32"/>
               </w:rPr>
-              <w:t>45 x 45</w:t>
+              <w:t>60 x 16</w:t>
               <w:br/>
-              <w:t xml:space="preserve">  4    5</w:t>
-              <w:br/>
-              <w:t xml:space="preserve">  ----</w:t>
-              <w:br/>
-              <w:t>4|    |</w:t>
-              <w:br/>
-              <w:t>5|    |</w:t>
-            </w:r>
-          </w:p>
-        </w:tc>
-      </w:tr>
-      <w:tr>
-        <w:tc>
-          <w:tcPr>
-            <w:tcW w:type="dxa" w:w="2880"/>
-          </w:tcPr>
-          <w:p>
-            <w:r>
-              <w:rPr>
-                <w:sz w:val="32"/>
-              </w:rPr>
-              <w:t>66 x 30</w:t>
-              <w:br/>
-              <w:t xml:space="preserve">  3    0</w:t>
+              <w:t xml:space="preserve">  1    6</w:t>
               <w:br/>
               <w:t xml:space="preserve">  ----</w:t>
               <w:br/>
               <w:t>6|    |</w:t>
               <w:br/>
-              <w:t>6|    |</w:t>
-            </w:r>
-          </w:p>
-        </w:tc>
-        <w:tc>
-          <w:tcPr>
-            <w:tcW w:type="dxa" w:w="2880"/>
-          </w:tcPr>
-          <w:p>
-            <w:r>
-              <w:rPr>
-                <w:sz w:val="32"/>
-              </w:rPr>
-              <w:t>62 x 82</w:t>
-              <w:br/>
-              <w:t xml:space="preserve">  8    2</w:t>
-              <w:br/>
-              <w:t xml:space="preserve">  ----</w:t>
-              <w:br/>
-              <w:t>6|    |</w:t>
-              <w:br/>
-              <w:t>2|    |</w:t>
-            </w:r>
-          </w:p>
-        </w:tc>
-        <w:tc>
-          <w:tcPr>
-            <w:tcW w:type="dxa" w:w="2880"/>
-          </w:tcPr>
-          <w:p>
-            <w:r>
-              <w:rPr>
-                <w:sz w:val="32"/>
-              </w:rPr>
-              <w:t>67 x 65</w:t>
-              <w:br/>
-              <w:t xml:space="preserve">  6    5</w:t>
-              <w:br/>
-              <w:t xml:space="preserve">  ----</w:t>
-              <w:br/>
-              <w:t>6|    |</w:t>
-              <w:br/>
-              <w:t>7|    |</w:t>
+              <w:t>0|    |</w:t>
             </w:r>
           </w:p>
         </w:tc>

--- a/lattice_multiplication_exercises.docx
+++ b/lattice_multiplication_exercises.docx
@@ -22,9 +22,95 @@
               <w:rPr>
                 <w:sz w:val="32"/>
               </w:rPr>
-              <w:t>20 x 10</w:t>
+              <w:t>17 x 87</w:t>
               <w:br/>
-              <w:t xml:space="preserve">  1    0</w:t>
+              <w:t xml:space="preserve">  8    7</w:t>
+              <w:br/>
+              <w:t xml:space="preserve">  ----</w:t>
+              <w:br/>
+              <w:t>1|    |</w:t>
+              <w:br/>
+              <w:t>7|    |</w:t>
+            </w:r>
+          </w:p>
+        </w:tc>
+        <w:tc>
+          <w:tcPr>
+            <w:tcW w:type="dxa" w:w="2880"/>
+          </w:tcPr>
+          <w:p>
+            <w:r>
+              <w:rPr>
+                <w:sz w:val="32"/>
+              </w:rPr>
+              <w:t>41 x 87</w:t>
+              <w:br/>
+              <w:t xml:space="preserve">  8    7</w:t>
+              <w:br/>
+              <w:t xml:space="preserve">  ----</w:t>
+              <w:br/>
+              <w:t>4|    |</w:t>
+              <w:br/>
+              <w:t>1|    |</w:t>
+            </w:r>
+          </w:p>
+        </w:tc>
+        <w:tc>
+          <w:tcPr>
+            <w:tcW w:type="dxa" w:w="2880"/>
+          </w:tcPr>
+          <w:p>
+            <w:r>
+              <w:rPr>
+                <w:sz w:val="32"/>
+              </w:rPr>
+              <w:t>80 x 28</w:t>
+              <w:br/>
+              <w:t xml:space="preserve">  2    8</w:t>
+              <w:br/>
+              <w:t xml:space="preserve">  ----</w:t>
+              <w:br/>
+              <w:t>8|    |</w:t>
+              <w:br/>
+              <w:t>0|    |</w:t>
+            </w:r>
+          </w:p>
+        </w:tc>
+      </w:tr>
+      <w:tr>
+        <w:tc>
+          <w:tcPr>
+            <w:tcW w:type="dxa" w:w="2880"/>
+          </w:tcPr>
+          <w:p>
+            <w:r>
+              <w:rPr>
+                <w:sz w:val="32"/>
+              </w:rPr>
+              <w:t>59 x 77</w:t>
+              <w:br/>
+              <w:t xml:space="preserve">  7    7</w:t>
+              <w:br/>
+              <w:t xml:space="preserve">  ----</w:t>
+              <w:br/>
+              <w:t>5|    |</w:t>
+              <w:br/>
+              <w:t>9|    |</w:t>
+            </w:r>
+          </w:p>
+        </w:tc>
+        <w:tc>
+          <w:tcPr>
+            <w:tcW w:type="dxa" w:w="2880"/>
+          </w:tcPr>
+          <w:p>
+            <w:r>
+              <w:rPr>
+                <w:sz w:val="32"/>
+              </w:rPr>
+              <w:t>20 x 83</w:t>
+              <w:br/>
+              <w:t xml:space="preserve">  8    3</w:t>
               <w:br/>
               <w:t xml:space="preserve">  ----</w:t>
               <w:br/>
@@ -43,34 +129,13 @@
               <w:rPr>
                 <w:sz w:val="32"/>
               </w:rPr>
-              <w:t>53 x 70</w:t>
+              <w:t>17 x 63</w:t>
               <w:br/>
-              <w:t xml:space="preserve">  7    0</w:t>
+              <w:t xml:space="preserve">  6    3</w:t>
               <w:br/>
               <w:t xml:space="preserve">  ----</w:t>
               <w:br/>
-              <w:t>5|    |</w:t>
-              <w:br/>
-              <w:t>3|    |</w:t>
-            </w:r>
-          </w:p>
-        </w:tc>
-        <w:tc>
-          <w:tcPr>
-            <w:tcW w:type="dxa" w:w="2880"/>
-          </w:tcPr>
-          <w:p>
-            <w:r>
-              <w:rPr>
-                <w:sz w:val="32"/>
-              </w:rPr>
-              <w:t>67 x 62</w:t>
-              <w:br/>
-              <w:t xml:space="preserve">  6    2</w:t>
-              <w:br/>
-              <w:t xml:space="preserve">  ----</w:t>
-              <w:br/>
-              <w:t>6|    |</w:t>
+              <w:t>1|    |</w:t>
               <w:br/>
               <w:t>7|    |</w:t>
             </w:r>
@@ -87,13 +152,13 @@
               <w:rPr>
                 <w:sz w:val="32"/>
               </w:rPr>
-              <w:t>36 x 23</w:t>
+              <w:t>46 x 80</w:t>
               <w:br/>
-              <w:t xml:space="preserve">  2    3</w:t>
+              <w:t xml:space="preserve">  8    0</w:t>
               <w:br/>
               <w:t xml:space="preserve">  ----</w:t>
               <w:br/>
-              <w:t>3|    |</w:t>
+              <w:t>4|    |</w:t>
               <w:br/>
               <w:t>6|    |</w:t>
             </w:r>
@@ -108,15 +173,15 @@
               <w:rPr>
                 <w:sz w:val="32"/>
               </w:rPr>
-              <w:t>40 x 26</w:t>
+              <w:t>21 x 58</w:t>
               <w:br/>
-              <w:t xml:space="preserve">  2    6</w:t>
+              <w:t xml:space="preserve">  5    8</w:t>
               <w:br/>
               <w:t xml:space="preserve">  ----</w:t>
               <w:br/>
-              <w:t>4|    |</w:t>
+              <w:t>2|    |</w:t>
               <w:br/>
-              <w:t>0|    |</w:t>
+              <w:t>1|    |</w:t>
             </w:r>
           </w:p>
         </w:tc>
@@ -129,15 +194,15 @@
               <w:rPr>
                 <w:sz w:val="32"/>
               </w:rPr>
-              <w:t>16 x 47</w:t>
+              <w:t>51 x 11</w:t>
               <w:br/>
-              <w:t xml:space="preserve">  4    7</w:t>
+              <w:t xml:space="preserve">  1    1</w:t>
               <w:br/>
               <w:t xml:space="preserve">  ----</w:t>
               <w:br/>
+              <w:t>5|    |</w:t>
+              <w:br/>
               <w:t>1|    |</w:t>
-              <w:br/>
-              <w:t>6|    |</w:t>
             </w:r>
           </w:p>
         </w:tc>
@@ -152,13 +217,13 @@
               <w:rPr>
                 <w:sz w:val="32"/>
               </w:rPr>
-              <w:t>44 x 33</w:t>
+              <w:t>54 x 11</w:t>
               <w:br/>
-              <w:t xml:space="preserve">  3    3</w:t>
+              <w:t xml:space="preserve">  1    1</w:t>
               <w:br/>
               <w:t xml:space="preserve">  ----</w:t>
               <w:br/>
-              <w:t>4|    |</w:t>
+              <w:t>5|    |</w:t>
               <w:br/>
               <w:t>4|    |</w:t>
             </w:r>
@@ -173,15 +238,15 @@
               <w:rPr>
                 <w:sz w:val="32"/>
               </w:rPr>
-              <w:t>76 x 56</w:t>
+              <w:t>93 x 75</w:t>
               <w:br/>
-              <w:t xml:space="preserve">  5    6</w:t>
+              <w:t xml:space="preserve">  7    5</w:t>
               <w:br/>
               <w:t xml:space="preserve">  ----</w:t>
               <w:br/>
-              <w:t>7|    |</w:t>
+              <w:t>9|    |</w:t>
               <w:br/>
-              <w:t>6|    |</w:t>
+              <w:t>3|    |</w:t>
             </w:r>
           </w:p>
         </w:tc>
@@ -194,78 +259,13 @@
               <w:rPr>
                 <w:sz w:val="32"/>
               </w:rPr>
-              <w:t>47 x 65</w:t>
+              <w:t>40 x 35</w:t>
               <w:br/>
-              <w:t xml:space="preserve">  6    5</w:t>
+              <w:t xml:space="preserve">  3    5</w:t>
               <w:br/>
               <w:t xml:space="preserve">  ----</w:t>
               <w:br/>
               <w:t>4|    |</w:t>
-              <w:br/>
-              <w:t>7|    |</w:t>
-            </w:r>
-          </w:p>
-        </w:tc>
-      </w:tr>
-      <w:tr>
-        <w:tc>
-          <w:tcPr>
-            <w:tcW w:type="dxa" w:w="2880"/>
-          </w:tcPr>
-          <w:p>
-            <w:r>
-              <w:rPr>
-                <w:sz w:val="32"/>
-              </w:rPr>
-              <w:t>28 x 82</w:t>
-              <w:br/>
-              <w:t xml:space="preserve">  8    2</w:t>
-              <w:br/>
-              <w:t xml:space="preserve">  ----</w:t>
-              <w:br/>
-              <w:t>2|    |</w:t>
-              <w:br/>
-              <w:t>8|    |</w:t>
-            </w:r>
-          </w:p>
-        </w:tc>
-        <w:tc>
-          <w:tcPr>
-            <w:tcW w:type="dxa" w:w="2880"/>
-          </w:tcPr>
-          <w:p>
-            <w:r>
-              <w:rPr>
-                <w:sz w:val="32"/>
-              </w:rPr>
-              <w:t>35 x 17</w:t>
-              <w:br/>
-              <w:t xml:space="preserve">  1    7</w:t>
-              <w:br/>
-              <w:t xml:space="preserve">  ----</w:t>
-              <w:br/>
-              <w:t>3|    |</w:t>
-              <w:br/>
-              <w:t>5|    |</w:t>
-            </w:r>
-          </w:p>
-        </w:tc>
-        <w:tc>
-          <w:tcPr>
-            <w:tcW w:type="dxa" w:w="2880"/>
-          </w:tcPr>
-          <w:p>
-            <w:r>
-              <w:rPr>
-                <w:sz w:val="32"/>
-              </w:rPr>
-              <w:t>50 x 34</w:t>
-              <w:br/>
-              <w:t xml:space="preserve">  3    4</w:t>
-              <w:br/>
-              <w:t xml:space="preserve">  ----</w:t>
-              <w:br/>
-              <w:t>5|    |</w:t>
               <w:br/>
               <w:t>0|    |</w:t>
             </w:r>
@@ -282,13 +282,13 @@
               <w:rPr>
                 <w:sz w:val="32"/>
               </w:rPr>
-              <w:t>30 x 87</w:t>
+              <w:t>90 x 92</w:t>
               <w:br/>
-              <w:t xml:space="preserve">  8    7</w:t>
+              <w:t xml:space="preserve">  9    2</w:t>
               <w:br/>
               <w:t xml:space="preserve">  ----</w:t>
               <w:br/>
-              <w:t>3|    |</w:t>
+              <w:t>9|    |</w:t>
               <w:br/>
               <w:t>0|    |</w:t>
             </w:r>
@@ -303,15 +303,15 @@
               <w:rPr>
                 <w:sz w:val="32"/>
               </w:rPr>
-              <w:t>10 x 65</w:t>
+              <w:t>55 x 30</w:t>
               <w:br/>
-              <w:t xml:space="preserve">  6    5</w:t>
+              <w:t xml:space="preserve">  3    0</w:t>
               <w:br/>
               <w:t xml:space="preserve">  ----</w:t>
               <w:br/>
-              <w:t>1|    |</w:t>
+              <w:t>5|    |</w:t>
               <w:br/>
-              <w:t>0|    |</w:t>
+              <w:t>5|    |</w:t>
             </w:r>
           </w:p>
         </w:tc>
@@ -324,15 +324,15 @@
               <w:rPr>
                 <w:sz w:val="32"/>
               </w:rPr>
-              <w:t>60 x 16</w:t>
+              <w:t>93 x 69</w:t>
               <w:br/>
-              <w:t xml:space="preserve">  1    6</w:t>
+              <w:t xml:space="preserve">  6    9</w:t>
               <w:br/>
               <w:t xml:space="preserve">  ----</w:t>
               <w:br/>
-              <w:t>6|    |</w:t>
+              <w:t>9|    |</w:t>
               <w:br/>
-              <w:t>0|    |</w:t>
+              <w:t>3|    |</w:t>
             </w:r>
           </w:p>
         </w:tc>

--- a/lattice_multiplication_exercises.docx
+++ b/lattice_multiplication_exercises.docx
@@ -22,13 +22,34 @@
               <w:rPr>
                 <w:sz w:val="32"/>
               </w:rPr>
-              <w:t>17 x 87</w:t>
+              <w:t>82 x 56</w:t>
               <w:br/>
-              <w:t xml:space="preserve">  8    7</w:t>
+              <w:t xml:space="preserve">  5    6</w:t>
               <w:br/>
               <w:t xml:space="preserve">  ----</w:t>
               <w:br/>
-              <w:t>1|    |</w:t>
+              <w:t>8|    |</w:t>
+              <w:br/>
+              <w:t>2|    |</w:t>
+            </w:r>
+          </w:p>
+        </w:tc>
+        <w:tc>
+          <w:tcPr>
+            <w:tcW w:type="dxa" w:w="2880"/>
+          </w:tcPr>
+          <w:p>
+            <w:r>
+              <w:rPr>
+                <w:sz w:val="32"/>
+              </w:rPr>
+              <w:t>57 x 11</w:t>
+              <w:br/>
+              <w:t xml:space="preserve">  1    1</w:t>
+              <w:br/>
+              <w:t xml:space="preserve">  ----</w:t>
+              <w:br/>
+              <w:t>5|    |</w:t>
               <w:br/>
               <w:t>7|    |</w:t>
             </w:r>
@@ -43,36 +64,15 @@
               <w:rPr>
                 <w:sz w:val="32"/>
               </w:rPr>
-              <w:t>41 x 87</w:t>
+              <w:t>83 x 42</w:t>
               <w:br/>
-              <w:t xml:space="preserve">  8    7</w:t>
-              <w:br/>
-              <w:t xml:space="preserve">  ----</w:t>
-              <w:br/>
-              <w:t>4|    |</w:t>
-              <w:br/>
-              <w:t>1|    |</w:t>
-            </w:r>
-          </w:p>
-        </w:tc>
-        <w:tc>
-          <w:tcPr>
-            <w:tcW w:type="dxa" w:w="2880"/>
-          </w:tcPr>
-          <w:p>
-            <w:r>
-              <w:rPr>
-                <w:sz w:val="32"/>
-              </w:rPr>
-              <w:t>80 x 28</w:t>
-              <w:br/>
-              <w:t xml:space="preserve">  2    8</w:t>
+              <w:t xml:space="preserve">  4    2</w:t>
               <w:br/>
               <w:t xml:space="preserve">  ----</w:t>
               <w:br/>
               <w:t>8|    |</w:t>
               <w:br/>
-              <w:t>0|    |</w:t>
+              <w:t>3|    |</w:t>
             </w:r>
           </w:p>
         </w:tc>
@@ -87,13 +87,13 @@
               <w:rPr>
                 <w:sz w:val="32"/>
               </w:rPr>
-              <w:t>59 x 77</w:t>
+              <w:t>99 x 70</w:t>
               <w:br/>
-              <w:t xml:space="preserve">  7    7</w:t>
+              <w:t xml:space="preserve">  7    0</w:t>
               <w:br/>
               <w:t xml:space="preserve">  ----</w:t>
               <w:br/>
-              <w:t>5|    |</w:t>
+              <w:t>9|    |</w:t>
               <w:br/>
               <w:t>9|    |</w:t>
             </w:r>
@@ -108,13 +108,78 @@
               <w:rPr>
                 <w:sz w:val="32"/>
               </w:rPr>
-              <w:t>20 x 83</w:t>
+              <w:t>88 x 22</w:t>
               <w:br/>
-              <w:t xml:space="preserve">  8    3</w:t>
+              <w:t xml:space="preserve">  2    2</w:t>
               <w:br/>
               <w:t xml:space="preserve">  ----</w:t>
               <w:br/>
-              <w:t>2|    |</w:t>
+              <w:t>8|    |</w:t>
+              <w:br/>
+              <w:t>8|    |</w:t>
+            </w:r>
+          </w:p>
+        </w:tc>
+        <w:tc>
+          <w:tcPr>
+            <w:tcW w:type="dxa" w:w="2880"/>
+          </w:tcPr>
+          <w:p>
+            <w:r>
+              <w:rPr>
+                <w:sz w:val="32"/>
+              </w:rPr>
+              <w:t>64 x 18</w:t>
+              <w:br/>
+              <w:t xml:space="preserve">  1    8</w:t>
+              <w:br/>
+              <w:t xml:space="preserve">  ----</w:t>
+              <w:br/>
+              <w:t>6|    |</w:t>
+              <w:br/>
+              <w:t>4|    |</w:t>
+            </w:r>
+          </w:p>
+        </w:tc>
+      </w:tr>
+      <w:tr>
+        <w:tc>
+          <w:tcPr>
+            <w:tcW w:type="dxa" w:w="2880"/>
+          </w:tcPr>
+          <w:p>
+            <w:r>
+              <w:rPr>
+                <w:sz w:val="32"/>
+              </w:rPr>
+              <w:t>74 x 97</w:t>
+              <w:br/>
+              <w:t xml:space="preserve">  9    7</w:t>
+              <w:br/>
+              <w:t xml:space="preserve">  ----</w:t>
+              <w:br/>
+              <w:t>7|    |</w:t>
+              <w:br/>
+              <w:t>4|    |</w:t>
+            </w:r>
+          </w:p>
+        </w:tc>
+        <w:tc>
+          <w:tcPr>
+            <w:tcW w:type="dxa" w:w="2880"/>
+          </w:tcPr>
+          <w:p>
+            <w:r>
+              <w:rPr>
+                <w:sz w:val="32"/>
+              </w:rPr>
+              <w:t>10 x 61</w:t>
+              <w:br/>
+              <w:t xml:space="preserve">  6    1</w:t>
+              <w:br/>
+              <w:t xml:space="preserve">  ----</w:t>
+              <w:br/>
+              <w:t>1|    |</w:t>
               <w:br/>
               <w:t>0|    |</w:t>
             </w:r>
@@ -129,78 +194,13 @@
               <w:rPr>
                 <w:sz w:val="32"/>
               </w:rPr>
-              <w:t>17 x 63</w:t>
+              <w:t>81 x 70</w:t>
               <w:br/>
-              <w:t xml:space="preserve">  6    3</w:t>
+              <w:t xml:space="preserve">  7    0</w:t>
               <w:br/>
               <w:t xml:space="preserve">  ----</w:t>
               <w:br/>
-              <w:t>1|    |</w:t>
-              <w:br/>
-              <w:t>7|    |</w:t>
-            </w:r>
-          </w:p>
-        </w:tc>
-      </w:tr>
-      <w:tr>
-        <w:tc>
-          <w:tcPr>
-            <w:tcW w:type="dxa" w:w="2880"/>
-          </w:tcPr>
-          <w:p>
-            <w:r>
-              <w:rPr>
-                <w:sz w:val="32"/>
-              </w:rPr>
-              <w:t>46 x 80</w:t>
-              <w:br/>
-              <w:t xml:space="preserve">  8    0</w:t>
-              <w:br/>
-              <w:t xml:space="preserve">  ----</w:t>
-              <w:br/>
-              <w:t>4|    |</w:t>
-              <w:br/>
-              <w:t>6|    |</w:t>
-            </w:r>
-          </w:p>
-        </w:tc>
-        <w:tc>
-          <w:tcPr>
-            <w:tcW w:type="dxa" w:w="2880"/>
-          </w:tcPr>
-          <w:p>
-            <w:r>
-              <w:rPr>
-                <w:sz w:val="32"/>
-              </w:rPr>
-              <w:t>21 x 58</w:t>
-              <w:br/>
-              <w:t xml:space="preserve">  5    8</w:t>
-              <w:br/>
-              <w:t xml:space="preserve">  ----</w:t>
-              <w:br/>
-              <w:t>2|    |</w:t>
-              <w:br/>
-              <w:t>1|    |</w:t>
-            </w:r>
-          </w:p>
-        </w:tc>
-        <w:tc>
-          <w:tcPr>
-            <w:tcW w:type="dxa" w:w="2880"/>
-          </w:tcPr>
-          <w:p>
-            <w:r>
-              <w:rPr>
-                <w:sz w:val="32"/>
-              </w:rPr>
-              <w:t>51 x 11</w:t>
-              <w:br/>
-              <w:t xml:space="preserve">  1    1</w:t>
-              <w:br/>
-              <w:t xml:space="preserve">  ----</w:t>
-              <w:br/>
-              <w:t>5|    |</w:t>
+              <w:t>8|    |</w:t>
               <w:br/>
               <w:t>1|    |</w:t>
             </w:r>
@@ -217,13 +217,78 @@
               <w:rPr>
                 <w:sz w:val="32"/>
               </w:rPr>
-              <w:t>54 x 11</w:t>
+              <w:t>43 x 65</w:t>
               <w:br/>
-              <w:t xml:space="preserve">  1    1</w:t>
+              <w:t xml:space="preserve">  6    5</w:t>
               <w:br/>
               <w:t xml:space="preserve">  ----</w:t>
               <w:br/>
-              <w:t>5|    |</w:t>
+              <w:t>4|    |</w:t>
+              <w:br/>
+              <w:t>3|    |</w:t>
+            </w:r>
+          </w:p>
+        </w:tc>
+        <w:tc>
+          <w:tcPr>
+            <w:tcW w:type="dxa" w:w="2880"/>
+          </w:tcPr>
+          <w:p>
+            <w:r>
+              <w:rPr>
+                <w:sz w:val="32"/>
+              </w:rPr>
+              <w:t>77 x 88</w:t>
+              <w:br/>
+              <w:t xml:space="preserve">  8    8</w:t>
+              <w:br/>
+              <w:t xml:space="preserve">  ----</w:t>
+              <w:br/>
+              <w:t>7|    |</w:t>
+              <w:br/>
+              <w:t>7|    |</w:t>
+            </w:r>
+          </w:p>
+        </w:tc>
+        <w:tc>
+          <w:tcPr>
+            <w:tcW w:type="dxa" w:w="2880"/>
+          </w:tcPr>
+          <w:p>
+            <w:r>
+              <w:rPr>
+                <w:sz w:val="32"/>
+              </w:rPr>
+              <w:t>28 x 27</w:t>
+              <w:br/>
+              <w:t xml:space="preserve">  2    7</w:t>
+              <w:br/>
+              <w:t xml:space="preserve">  ----</w:t>
+              <w:br/>
+              <w:t>2|    |</w:t>
+              <w:br/>
+              <w:t>8|    |</w:t>
+            </w:r>
+          </w:p>
+        </w:tc>
+      </w:tr>
+      <w:tr>
+        <w:tc>
+          <w:tcPr>
+            <w:tcW w:type="dxa" w:w="2880"/>
+          </w:tcPr>
+          <w:p>
+            <w:r>
+              <w:rPr>
+                <w:sz w:val="32"/>
+              </w:rPr>
+              <w:t>94 x 21</w:t>
+              <w:br/>
+              <w:t xml:space="preserve">  2    1</w:t>
+              <w:br/>
+              <w:t xml:space="preserve">  ----</w:t>
+              <w:br/>
+              <w:t>9|    |</w:t>
               <w:br/>
               <w:t>4|    |</w:t>
             </w:r>
@@ -238,15 +303,15 @@
               <w:rPr>
                 <w:sz w:val="32"/>
               </w:rPr>
-              <w:t>93 x 75</w:t>
+              <w:t>27 x 33</w:t>
               <w:br/>
-              <w:t xml:space="preserve">  7    5</w:t>
+              <w:t xml:space="preserve">  3    3</w:t>
               <w:br/>
               <w:t xml:space="preserve">  ----</w:t>
               <w:br/>
-              <w:t>9|    |</w:t>
+              <w:t>2|    |</w:t>
               <w:br/>
-              <w:t>3|    |</w:t>
+              <w:t>7|    |</w:t>
             </w:r>
           </w:p>
         </w:tc>
@@ -259,80 +324,15 @@
               <w:rPr>
                 <w:sz w:val="32"/>
               </w:rPr>
-              <w:t>40 x 35</w:t>
+              <w:t>49 x 43</w:t>
               <w:br/>
-              <w:t xml:space="preserve">  3    5</w:t>
+              <w:t xml:space="preserve">  4    3</w:t>
               <w:br/>
               <w:t xml:space="preserve">  ----</w:t>
               <w:br/>
               <w:t>4|    |</w:t>
               <w:br/>
-              <w:t>0|    |</w:t>
-            </w:r>
-          </w:p>
-        </w:tc>
-      </w:tr>
-      <w:tr>
-        <w:tc>
-          <w:tcPr>
-            <w:tcW w:type="dxa" w:w="2880"/>
-          </w:tcPr>
-          <w:p>
-            <w:r>
-              <w:rPr>
-                <w:sz w:val="32"/>
-              </w:rPr>
-              <w:t>90 x 92</w:t>
-              <w:br/>
-              <w:t xml:space="preserve">  9    2</w:t>
-              <w:br/>
-              <w:t xml:space="preserve">  ----</w:t>
-              <w:br/>
               <w:t>9|    |</w:t>
-              <w:br/>
-              <w:t>0|    |</w:t>
-            </w:r>
-          </w:p>
-        </w:tc>
-        <w:tc>
-          <w:tcPr>
-            <w:tcW w:type="dxa" w:w="2880"/>
-          </w:tcPr>
-          <w:p>
-            <w:r>
-              <w:rPr>
-                <w:sz w:val="32"/>
-              </w:rPr>
-              <w:t>55 x 30</w:t>
-              <w:br/>
-              <w:t xml:space="preserve">  3    0</w:t>
-              <w:br/>
-              <w:t xml:space="preserve">  ----</w:t>
-              <w:br/>
-              <w:t>5|    |</w:t>
-              <w:br/>
-              <w:t>5|    |</w:t>
-            </w:r>
-          </w:p>
-        </w:tc>
-        <w:tc>
-          <w:tcPr>
-            <w:tcW w:type="dxa" w:w="2880"/>
-          </w:tcPr>
-          <w:p>
-            <w:r>
-              <w:rPr>
-                <w:sz w:val="32"/>
-              </w:rPr>
-              <w:t>93 x 69</w:t>
-              <w:br/>
-              <w:t xml:space="preserve">  6    9</w:t>
-              <w:br/>
-              <w:t xml:space="preserve">  ----</w:t>
-              <w:br/>
-              <w:t>9|    |</w:t>
-              <w:br/>
-              <w:t>3|    |</w:t>
             </w:r>
           </w:p>
         </w:tc>

--- a/lattice_multiplication_exercises.docx
+++ b/lattice_multiplication_exercises.docx
@@ -22,15 +22,15 @@
               <w:rPr>
                 <w:sz w:val="32"/>
               </w:rPr>
-              <w:t>82 x 56</w:t>
+              <w:t>64 x 54</w:t>
               <w:br/>
-              <w:t xml:space="preserve">  5    6</w:t>
+              <w:t xml:space="preserve">  5    4</w:t>
               <w:br/>
               <w:t xml:space="preserve">  ----</w:t>
               <w:br/>
-              <w:t>8|    |</w:t>
+              <w:t>6|    |</w:t>
               <w:br/>
-              <w:t>2|    |</w:t>
+              <w:t>4|    |</w:t>
             </w:r>
           </w:p>
         </w:tc>
@@ -43,15 +43,15 @@
               <w:rPr>
                 <w:sz w:val="32"/>
               </w:rPr>
-              <w:t>57 x 11</w:t>
+              <w:t>60 x 92</w:t>
               <w:br/>
-              <w:t xml:space="preserve">  1    1</w:t>
+              <w:t xml:space="preserve">  9    2</w:t>
               <w:br/>
               <w:t xml:space="preserve">  ----</w:t>
               <w:br/>
-              <w:t>5|    |</w:t>
+              <w:t>6|    |</w:t>
               <w:br/>
-              <w:t>7|    |</w:t>
+              <w:t>0|    |</w:t>
             </w:r>
           </w:p>
         </w:tc>
@@ -64,15 +64,15 @@
               <w:rPr>
                 <w:sz w:val="32"/>
               </w:rPr>
-              <w:t>83 x 42</w:t>
+              <w:t>86 x 93</w:t>
               <w:br/>
-              <w:t xml:space="preserve">  4    2</w:t>
+              <w:t xml:space="preserve">  9    3</w:t>
               <w:br/>
               <w:t xml:space="preserve">  ----</w:t>
               <w:br/>
               <w:t>8|    |</w:t>
               <w:br/>
-              <w:t>3|    |</w:t>
+              <w:t>6|    |</w:t>
             </w:r>
           </w:p>
         </w:tc>
@@ -87,15 +87,15 @@
               <w:rPr>
                 <w:sz w:val="32"/>
               </w:rPr>
-              <w:t>99 x 70</w:t>
+              <w:t>14 x 41</w:t>
               <w:br/>
-              <w:t xml:space="preserve">  7    0</w:t>
+              <w:t xml:space="preserve">  4    1</w:t>
               <w:br/>
               <w:t xml:space="preserve">  ----</w:t>
               <w:br/>
-              <w:t>9|    |</w:t>
+              <w:t>1|    |</w:t>
               <w:br/>
-              <w:t>9|    |</w:t>
+              <w:t>4|    |</w:t>
             </w:r>
           </w:p>
         </w:tc>
@@ -108,9 +108,74 @@
               <w:rPr>
                 <w:sz w:val="32"/>
               </w:rPr>
-              <w:t>88 x 22</w:t>
+              <w:t>35 x 32</w:t>
               <w:br/>
-              <w:t xml:space="preserve">  2    2</w:t>
+              <w:t xml:space="preserve">  3    2</w:t>
+              <w:br/>
+              <w:t xml:space="preserve">  ----</w:t>
+              <w:br/>
+              <w:t>3|    |</w:t>
+              <w:br/>
+              <w:t>5|    |</w:t>
+            </w:r>
+          </w:p>
+        </w:tc>
+        <w:tc>
+          <w:tcPr>
+            <w:tcW w:type="dxa" w:w="2880"/>
+          </w:tcPr>
+          <w:p>
+            <w:r>
+              <w:rPr>
+                <w:sz w:val="32"/>
+              </w:rPr>
+              <w:t>31 x 97</w:t>
+              <w:br/>
+              <w:t xml:space="preserve">  9    7</w:t>
+              <w:br/>
+              <w:t xml:space="preserve">  ----</w:t>
+              <w:br/>
+              <w:t>3|    |</w:t>
+              <w:br/>
+              <w:t>1|    |</w:t>
+            </w:r>
+          </w:p>
+        </w:tc>
+      </w:tr>
+      <w:tr>
+        <w:tc>
+          <w:tcPr>
+            <w:tcW w:type="dxa" w:w="2880"/>
+          </w:tcPr>
+          <w:p>
+            <w:r>
+              <w:rPr>
+                <w:sz w:val="32"/>
+              </w:rPr>
+              <w:t>93 x 35</w:t>
+              <w:br/>
+              <w:t xml:space="preserve">  3    5</w:t>
+              <w:br/>
+              <w:t xml:space="preserve">  ----</w:t>
+              <w:br/>
+              <w:t>9|    |</w:t>
+              <w:br/>
+              <w:t>3|    |</w:t>
+            </w:r>
+          </w:p>
+        </w:tc>
+        <w:tc>
+          <w:tcPr>
+            <w:tcW w:type="dxa" w:w="2880"/>
+          </w:tcPr>
+          <w:p>
+            <w:r>
+              <w:rPr>
+                <w:sz w:val="32"/>
+              </w:rPr>
+              <w:t>88 x 43</w:t>
+              <w:br/>
+              <w:t xml:space="preserve">  4    3</w:t>
               <w:br/>
               <w:t xml:space="preserve">  ----</w:t>
               <w:br/>
@@ -129,15 +194,15 @@
               <w:rPr>
                 <w:sz w:val="32"/>
               </w:rPr>
-              <w:t>64 x 18</w:t>
+              <w:t>99 x 83</w:t>
               <w:br/>
-              <w:t xml:space="preserve">  1    8</w:t>
+              <w:t xml:space="preserve">  8    3</w:t>
               <w:br/>
               <w:t xml:space="preserve">  ----</w:t>
               <w:br/>
-              <w:t>6|    |</w:t>
+              <w:t>9|    |</w:t>
               <w:br/>
-              <w:t>4|    |</w:t>
+              <w:t>9|    |</w:t>
             </w:r>
           </w:p>
         </w:tc>
@@ -152,13 +217,13 @@
               <w:rPr>
                 <w:sz w:val="32"/>
               </w:rPr>
-              <w:t>74 x 97</w:t>
+              <w:t>44 x 23</w:t>
               <w:br/>
-              <w:t xml:space="preserve">  9    7</w:t>
+              <w:t xml:space="preserve">  2    3</w:t>
               <w:br/>
               <w:t xml:space="preserve">  ----</w:t>
               <w:br/>
-              <w:t>7|    |</w:t>
+              <w:t>4|    |</w:t>
               <w:br/>
               <w:t>4|    |</w:t>
             </w:r>
@@ -173,15 +238,15 @@
               <w:rPr>
                 <w:sz w:val="32"/>
               </w:rPr>
-              <w:t>10 x 61</w:t>
+              <w:t>35 x 82</w:t>
               <w:br/>
-              <w:t xml:space="preserve">  6    1</w:t>
+              <w:t xml:space="preserve">  8    2</w:t>
               <w:br/>
               <w:t xml:space="preserve">  ----</w:t>
               <w:br/>
-              <w:t>1|    |</w:t>
+              <w:t>3|    |</w:t>
               <w:br/>
-              <w:t>0|    |</w:t>
+              <w:t>5|    |</w:t>
             </w:r>
           </w:p>
         </w:tc>
@@ -194,15 +259,15 @@
               <w:rPr>
                 <w:sz w:val="32"/>
               </w:rPr>
-              <w:t>81 x 70</w:t>
+              <w:t>82 x 55</w:t>
               <w:br/>
-              <w:t xml:space="preserve">  7    0</w:t>
+              <w:t xml:space="preserve">  5    5</w:t>
               <w:br/>
               <w:t xml:space="preserve">  ----</w:t>
               <w:br/>
               <w:t>8|    |</w:t>
               <w:br/>
-              <w:t>1|    |</w:t>
+              <w:t>2|    |</w:t>
             </w:r>
           </w:p>
         </w:tc>
@@ -217,78 +282,13 @@
               <w:rPr>
                 <w:sz w:val="32"/>
               </w:rPr>
-              <w:t>43 x 65</w:t>
+              <w:t>54 x 30</w:t>
               <w:br/>
-              <w:t xml:space="preserve">  6    5</w:t>
+              <w:t xml:space="preserve">  3    0</w:t>
               <w:br/>
               <w:t xml:space="preserve">  ----</w:t>
               <w:br/>
-              <w:t>4|    |</w:t>
-              <w:br/>
-              <w:t>3|    |</w:t>
-            </w:r>
-          </w:p>
-        </w:tc>
-        <w:tc>
-          <w:tcPr>
-            <w:tcW w:type="dxa" w:w="2880"/>
-          </w:tcPr>
-          <w:p>
-            <w:r>
-              <w:rPr>
-                <w:sz w:val="32"/>
-              </w:rPr>
-              <w:t>77 x 88</w:t>
-              <w:br/>
-              <w:t xml:space="preserve">  8    8</w:t>
-              <w:br/>
-              <w:t xml:space="preserve">  ----</w:t>
-              <w:br/>
-              <w:t>7|    |</w:t>
-              <w:br/>
-              <w:t>7|    |</w:t>
-            </w:r>
-          </w:p>
-        </w:tc>
-        <w:tc>
-          <w:tcPr>
-            <w:tcW w:type="dxa" w:w="2880"/>
-          </w:tcPr>
-          <w:p>
-            <w:r>
-              <w:rPr>
-                <w:sz w:val="32"/>
-              </w:rPr>
-              <w:t>28 x 27</w:t>
-              <w:br/>
-              <w:t xml:space="preserve">  2    7</w:t>
-              <w:br/>
-              <w:t xml:space="preserve">  ----</w:t>
-              <w:br/>
-              <w:t>2|    |</w:t>
-              <w:br/>
-              <w:t>8|    |</w:t>
-            </w:r>
-          </w:p>
-        </w:tc>
-      </w:tr>
-      <w:tr>
-        <w:tc>
-          <w:tcPr>
-            <w:tcW w:type="dxa" w:w="2880"/>
-          </w:tcPr>
-          <w:p>
-            <w:r>
-              <w:rPr>
-                <w:sz w:val="32"/>
-              </w:rPr>
-              <w:t>94 x 21</w:t>
-              <w:br/>
-              <w:t xml:space="preserve">  2    1</w:t>
-              <w:br/>
-              <w:t xml:space="preserve">  ----</w:t>
-              <w:br/>
-              <w:t>9|    |</w:t>
+              <w:t>5|    |</w:t>
               <w:br/>
               <w:t>4|    |</w:t>
             </w:r>
@@ -303,15 +303,15 @@
               <w:rPr>
                 <w:sz w:val="32"/>
               </w:rPr>
-              <w:t>27 x 33</w:t>
+              <w:t>35 x 31</w:t>
               <w:br/>
-              <w:t xml:space="preserve">  3    3</w:t>
+              <w:t xml:space="preserve">  3    1</w:t>
               <w:br/>
               <w:t xml:space="preserve">  ----</w:t>
               <w:br/>
-              <w:t>2|    |</w:t>
+              <w:t>3|    |</w:t>
               <w:br/>
-              <w:t>7|    |</w:t>
+              <w:t>5|    |</w:t>
             </w:r>
           </w:p>
         </w:tc>
@@ -324,15 +324,15 @@
               <w:rPr>
                 <w:sz w:val="32"/>
               </w:rPr>
-              <w:t>49 x 43</w:t>
+              <w:t>88 x 59</w:t>
               <w:br/>
-              <w:t xml:space="preserve">  4    3</w:t>
+              <w:t xml:space="preserve">  5    9</w:t>
               <w:br/>
               <w:t xml:space="preserve">  ----</w:t>
               <w:br/>
-              <w:t>4|    |</w:t>
+              <w:t>8|    |</w:t>
               <w:br/>
-              <w:t>9|    |</w:t>
+              <w:t>8|    |</w:t>
             </w:r>
           </w:p>
         </w:tc>

--- a/lattice_multiplication_exercises.docx
+++ b/lattice_multiplication_exercises.docx
@@ -22,204 +22,9 @@
               <w:rPr>
                 <w:sz w:val="32"/>
               </w:rPr>
-              <w:t>64 x 54</w:t>
-              <w:br/>
-              <w:t xml:space="preserve">  5    4</w:t>
-              <w:br/>
-              <w:t xml:space="preserve">  ----</w:t>
-              <w:br/>
-              <w:t>6|    |</w:t>
-              <w:br/>
-              <w:t>4|    |</w:t>
-            </w:r>
-          </w:p>
-        </w:tc>
-        <w:tc>
-          <w:tcPr>
-            <w:tcW w:type="dxa" w:w="2880"/>
-          </w:tcPr>
-          <w:p>
-            <w:r>
-              <w:rPr>
-                <w:sz w:val="32"/>
-              </w:rPr>
-              <w:t>60 x 92</w:t>
-              <w:br/>
-              <w:t xml:space="preserve">  9    2</w:t>
-              <w:br/>
-              <w:t xml:space="preserve">  ----</w:t>
-              <w:br/>
-              <w:t>6|    |</w:t>
-              <w:br/>
-              <w:t>0|    |</w:t>
-            </w:r>
-          </w:p>
-        </w:tc>
-        <w:tc>
-          <w:tcPr>
-            <w:tcW w:type="dxa" w:w="2880"/>
-          </w:tcPr>
-          <w:p>
-            <w:r>
-              <w:rPr>
-                <w:sz w:val="32"/>
-              </w:rPr>
-              <w:t>86 x 93</w:t>
-              <w:br/>
-              <w:t xml:space="preserve">  9    3</w:t>
-              <w:br/>
-              <w:t xml:space="preserve">  ----</w:t>
-              <w:br/>
-              <w:t>8|    |</w:t>
-              <w:br/>
-              <w:t>6|    |</w:t>
-            </w:r>
-          </w:p>
-        </w:tc>
-      </w:tr>
-      <w:tr>
-        <w:tc>
-          <w:tcPr>
-            <w:tcW w:type="dxa" w:w="2880"/>
-          </w:tcPr>
-          <w:p>
-            <w:r>
-              <w:rPr>
-                <w:sz w:val="32"/>
-              </w:rPr>
-              <w:t>14 x 41</w:t>
+              <w:t>44 x 41</w:t>
               <w:br/>
               <w:t xml:space="preserve">  4    1</w:t>
-              <w:br/>
-              <w:t xml:space="preserve">  ----</w:t>
-              <w:br/>
-              <w:t>1|    |</w:t>
-              <w:br/>
-              <w:t>4|    |</w:t>
-            </w:r>
-          </w:p>
-        </w:tc>
-        <w:tc>
-          <w:tcPr>
-            <w:tcW w:type="dxa" w:w="2880"/>
-          </w:tcPr>
-          <w:p>
-            <w:r>
-              <w:rPr>
-                <w:sz w:val="32"/>
-              </w:rPr>
-              <w:t>35 x 32</w:t>
-              <w:br/>
-              <w:t xml:space="preserve">  3    2</w:t>
-              <w:br/>
-              <w:t xml:space="preserve">  ----</w:t>
-              <w:br/>
-              <w:t>3|    |</w:t>
-              <w:br/>
-              <w:t>5|    |</w:t>
-            </w:r>
-          </w:p>
-        </w:tc>
-        <w:tc>
-          <w:tcPr>
-            <w:tcW w:type="dxa" w:w="2880"/>
-          </w:tcPr>
-          <w:p>
-            <w:r>
-              <w:rPr>
-                <w:sz w:val="32"/>
-              </w:rPr>
-              <w:t>31 x 97</w:t>
-              <w:br/>
-              <w:t xml:space="preserve">  9    7</w:t>
-              <w:br/>
-              <w:t xml:space="preserve">  ----</w:t>
-              <w:br/>
-              <w:t>3|    |</w:t>
-              <w:br/>
-              <w:t>1|    |</w:t>
-            </w:r>
-          </w:p>
-        </w:tc>
-      </w:tr>
-      <w:tr>
-        <w:tc>
-          <w:tcPr>
-            <w:tcW w:type="dxa" w:w="2880"/>
-          </w:tcPr>
-          <w:p>
-            <w:r>
-              <w:rPr>
-                <w:sz w:val="32"/>
-              </w:rPr>
-              <w:t>93 x 35</w:t>
-              <w:br/>
-              <w:t xml:space="preserve">  3    5</w:t>
-              <w:br/>
-              <w:t xml:space="preserve">  ----</w:t>
-              <w:br/>
-              <w:t>9|    |</w:t>
-              <w:br/>
-              <w:t>3|    |</w:t>
-            </w:r>
-          </w:p>
-        </w:tc>
-        <w:tc>
-          <w:tcPr>
-            <w:tcW w:type="dxa" w:w="2880"/>
-          </w:tcPr>
-          <w:p>
-            <w:r>
-              <w:rPr>
-                <w:sz w:val="32"/>
-              </w:rPr>
-              <w:t>88 x 43</w:t>
-              <w:br/>
-              <w:t xml:space="preserve">  4    3</w:t>
-              <w:br/>
-              <w:t xml:space="preserve">  ----</w:t>
-              <w:br/>
-              <w:t>8|    |</w:t>
-              <w:br/>
-              <w:t>8|    |</w:t>
-            </w:r>
-          </w:p>
-        </w:tc>
-        <w:tc>
-          <w:tcPr>
-            <w:tcW w:type="dxa" w:w="2880"/>
-          </w:tcPr>
-          <w:p>
-            <w:r>
-              <w:rPr>
-                <w:sz w:val="32"/>
-              </w:rPr>
-              <w:t>99 x 83</w:t>
-              <w:br/>
-              <w:t xml:space="preserve">  8    3</w:t>
-              <w:br/>
-              <w:t xml:space="preserve">  ----</w:t>
-              <w:br/>
-              <w:t>9|    |</w:t>
-              <w:br/>
-              <w:t>9|    |</w:t>
-            </w:r>
-          </w:p>
-        </w:tc>
-      </w:tr>
-      <w:tr>
-        <w:tc>
-          <w:tcPr>
-            <w:tcW w:type="dxa" w:w="2880"/>
-          </w:tcPr>
-          <w:p>
-            <w:r>
-              <w:rPr>
-                <w:sz w:val="32"/>
-              </w:rPr>
-              <w:t>44 x 23</w:t>
-              <w:br/>
-              <w:t xml:space="preserve">  2    3</w:t>
               <w:br/>
               <w:t xml:space="preserve">  ----</w:t>
               <w:br/>
@@ -238,13 +43,122 @@
               <w:rPr>
                 <w:sz w:val="32"/>
               </w:rPr>
-              <w:t>35 x 82</w:t>
+              <w:t>91 x 65</w:t>
               <w:br/>
-              <w:t xml:space="preserve">  8    2</w:t>
+              <w:t xml:space="preserve">  6    5</w:t>
               <w:br/>
               <w:t xml:space="preserve">  ----</w:t>
               <w:br/>
-              <w:t>3|    |</w:t>
+              <w:t>9|    |</w:t>
+              <w:br/>
+              <w:t>1|    |</w:t>
+            </w:r>
+          </w:p>
+        </w:tc>
+        <w:tc>
+          <w:tcPr>
+            <w:tcW w:type="dxa" w:w="2880"/>
+          </w:tcPr>
+          <w:p>
+            <w:r>
+              <w:rPr>
+                <w:sz w:val="32"/>
+              </w:rPr>
+              <w:t>89 x 91</w:t>
+              <w:br/>
+              <w:t xml:space="preserve">  9    1</w:t>
+              <w:br/>
+              <w:t xml:space="preserve">  ----</w:t>
+              <w:br/>
+              <w:t>8|    |</w:t>
+              <w:br/>
+              <w:t>9|    |</w:t>
+            </w:r>
+          </w:p>
+        </w:tc>
+      </w:tr>
+      <w:tr>
+        <w:tc>
+          <w:tcPr>
+            <w:tcW w:type="dxa" w:w="2880"/>
+          </w:tcPr>
+          <w:p>
+            <w:r>
+              <w:rPr>
+                <w:sz w:val="32"/>
+              </w:rPr>
+              <w:t>82 x 97</w:t>
+              <w:br/>
+              <w:t xml:space="preserve">  9    7</w:t>
+              <w:br/>
+              <w:t xml:space="preserve">  ----</w:t>
+              <w:br/>
+              <w:t>8|    |</w:t>
+              <w:br/>
+              <w:t>2|    |</w:t>
+            </w:r>
+          </w:p>
+        </w:tc>
+        <w:tc>
+          <w:tcPr>
+            <w:tcW w:type="dxa" w:w="2880"/>
+          </w:tcPr>
+          <w:p>
+            <w:r>
+              <w:rPr>
+                <w:sz w:val="32"/>
+              </w:rPr>
+              <w:t>59 x 45</w:t>
+              <w:br/>
+              <w:t xml:space="preserve">  4    5</w:t>
+              <w:br/>
+              <w:t xml:space="preserve">  ----</w:t>
+              <w:br/>
+              <w:t>5|    |</w:t>
+              <w:br/>
+              <w:t>9|    |</w:t>
+            </w:r>
+          </w:p>
+        </w:tc>
+        <w:tc>
+          <w:tcPr>
+            <w:tcW w:type="dxa" w:w="2880"/>
+          </w:tcPr>
+          <w:p>
+            <w:r>
+              <w:rPr>
+                <w:sz w:val="32"/>
+              </w:rPr>
+              <w:t>79 x 37</w:t>
+              <w:br/>
+              <w:t xml:space="preserve">  3    7</w:t>
+              <w:br/>
+              <w:t xml:space="preserve">  ----</w:t>
+              <w:br/>
+              <w:t>7|    |</w:t>
+              <w:br/>
+              <w:t>9|    |</w:t>
+            </w:r>
+          </w:p>
+        </w:tc>
+      </w:tr>
+      <w:tr>
+        <w:tc>
+          <w:tcPr>
+            <w:tcW w:type="dxa" w:w="2880"/>
+          </w:tcPr>
+          <w:p>
+            <w:r>
+              <w:rPr>
+                <w:sz w:val="32"/>
+              </w:rPr>
+              <w:t>15 x 72</w:t>
+              <w:br/>
+              <w:t xml:space="preserve">  7    2</w:t>
+              <w:br/>
+              <w:t xml:space="preserve">  ----</w:t>
+              <w:br/>
+              <w:t>1|    |</w:t>
               <w:br/>
               <w:t>5|    |</w:t>
             </w:r>
@@ -259,13 +173,99 @@
               <w:rPr>
                 <w:sz w:val="32"/>
               </w:rPr>
-              <w:t>82 x 55</w:t>
+              <w:t>11 x 24</w:t>
               <w:br/>
-              <w:t xml:space="preserve">  5    5</w:t>
+              <w:t xml:space="preserve">  2    4</w:t>
               <w:br/>
               <w:t xml:space="preserve">  ----</w:t>
               <w:br/>
-              <w:t>8|    |</w:t>
+              <w:t>1|    |</w:t>
+              <w:br/>
+              <w:t>1|    |</w:t>
+            </w:r>
+          </w:p>
+        </w:tc>
+        <w:tc>
+          <w:tcPr>
+            <w:tcW w:type="dxa" w:w="2880"/>
+          </w:tcPr>
+          <w:p>
+            <w:r>
+              <w:rPr>
+                <w:sz w:val="32"/>
+              </w:rPr>
+              <w:t>64 x 28</w:t>
+              <w:br/>
+              <w:t xml:space="preserve">  2    8</w:t>
+              <w:br/>
+              <w:t xml:space="preserve">  ----</w:t>
+              <w:br/>
+              <w:t>6|    |</w:t>
+              <w:br/>
+              <w:t>4|    |</w:t>
+            </w:r>
+          </w:p>
+        </w:tc>
+      </w:tr>
+      <w:tr>
+        <w:tc>
+          <w:tcPr>
+            <w:tcW w:type="dxa" w:w="2880"/>
+          </w:tcPr>
+          <w:p>
+            <w:r>
+              <w:rPr>
+                <w:sz w:val="32"/>
+              </w:rPr>
+              <w:t>25 x 27</w:t>
+              <w:br/>
+              <w:t xml:space="preserve">  2    7</w:t>
+              <w:br/>
+              <w:t xml:space="preserve">  ----</w:t>
+              <w:br/>
+              <w:t>2|    |</w:t>
+              <w:br/>
+              <w:t>5|    |</w:t>
+            </w:r>
+          </w:p>
+        </w:tc>
+        <w:tc>
+          <w:tcPr>
+            <w:tcW w:type="dxa" w:w="2880"/>
+          </w:tcPr>
+          <w:p>
+            <w:r>
+              <w:rPr>
+                <w:sz w:val="32"/>
+              </w:rPr>
+              <w:t>79 x 60</w:t>
+              <w:br/>
+              <w:t xml:space="preserve">  6    0</w:t>
+              <w:br/>
+              <w:t xml:space="preserve">  ----</w:t>
+              <w:br/>
+              <w:t>7|    |</w:t>
+              <w:br/>
+              <w:t>9|    |</w:t>
+            </w:r>
+          </w:p>
+        </w:tc>
+        <w:tc>
+          <w:tcPr>
+            <w:tcW w:type="dxa" w:w="2880"/>
+          </w:tcPr>
+          <w:p>
+            <w:r>
+              <w:rPr>
+                <w:sz w:val="32"/>
+              </w:rPr>
+              <w:t>32 x 93</w:t>
+              <w:br/>
+              <w:t xml:space="preserve">  9    3</w:t>
+              <w:br/>
+              <w:t xml:space="preserve">  ----</w:t>
+              <w:br/>
+              <w:t>3|    |</w:t>
               <w:br/>
               <w:t>2|    |</w:t>
             </w:r>
@@ -282,15 +282,15 @@
               <w:rPr>
                 <w:sz w:val="32"/>
               </w:rPr>
-              <w:t>54 x 30</w:t>
+              <w:t>42 x 57</w:t>
               <w:br/>
-              <w:t xml:space="preserve">  3    0</w:t>
+              <w:t xml:space="preserve">  5    7</w:t>
               <w:br/>
               <w:t xml:space="preserve">  ----</w:t>
               <w:br/>
-              <w:t>5|    |</w:t>
+              <w:t>4|    |</w:t>
               <w:br/>
-              <w:t>4|    |</w:t>
+              <w:t>2|    |</w:t>
             </w:r>
           </w:p>
         </w:tc>
@@ -303,15 +303,15 @@
               <w:rPr>
                 <w:sz w:val="32"/>
               </w:rPr>
-              <w:t>35 x 31</w:t>
+              <w:t>71 x 72</w:t>
               <w:br/>
-              <w:t xml:space="preserve">  3    1</w:t>
+              <w:t xml:space="preserve">  7    2</w:t>
               <w:br/>
               <w:t xml:space="preserve">  ----</w:t>
               <w:br/>
-              <w:t>3|    |</w:t>
+              <w:t>7|    |</w:t>
               <w:br/>
-              <w:t>5|    |</w:t>
+              <w:t>1|    |</w:t>
             </w:r>
           </w:p>
         </w:tc>
@@ -324,15 +324,15 @@
               <w:rPr>
                 <w:sz w:val="32"/>
               </w:rPr>
-              <w:t>88 x 59</w:t>
+              <w:t>46 x 70</w:t>
               <w:br/>
-              <w:t xml:space="preserve">  5    9</w:t>
+              <w:t xml:space="preserve">  7    0</w:t>
               <w:br/>
               <w:t xml:space="preserve">  ----</w:t>
               <w:br/>
-              <w:t>8|    |</w:t>
+              <w:t>4|    |</w:t>
               <w:br/>
-              <w:t>8|    |</w:t>
+              <w:t>6|    |</w:t>
             </w:r>
           </w:p>
         </w:tc>

--- a/lattice_multiplication_exercises.docx
+++ b/lattice_multiplication_exercises.docx
@@ -22,15 +22,15 @@
               <w:rPr>
                 <w:sz w:val="32"/>
               </w:rPr>
-              <w:t>44 x 41</w:t>
+              <w:t>63 x 83</w:t>
               <w:br/>
-              <w:t xml:space="preserve">  4    1</w:t>
+              <w:t xml:space="preserve">  8    3</w:t>
               <w:br/>
               <w:t xml:space="preserve">  ----</w:t>
               <w:br/>
-              <w:t>4|    |</w:t>
+              <w:t>6|    |</w:t>
               <w:br/>
-              <w:t>4|    |</w:t>
+              <w:t>3|    |</w:t>
             </w:r>
           </w:p>
         </w:tc>
@@ -43,13 +43,13 @@
               <w:rPr>
                 <w:sz w:val="32"/>
               </w:rPr>
-              <w:t>91 x 65</w:t>
+              <w:t>51 x 13</w:t>
               <w:br/>
-              <w:t xml:space="preserve">  6    5</w:t>
+              <w:t xml:space="preserve">  1    3</w:t>
               <w:br/>
               <w:t xml:space="preserve">  ----</w:t>
               <w:br/>
-              <w:t>9|    |</w:t>
+              <w:t>5|    |</w:t>
               <w:br/>
               <w:t>1|    |</w:t>
             </w:r>
@@ -64,143 +64,13 @@
               <w:rPr>
                 <w:sz w:val="32"/>
               </w:rPr>
-              <w:t>89 x 91</w:t>
+              <w:t>24 x 12</w:t>
               <w:br/>
-              <w:t xml:space="preserve">  9    1</w:t>
+              <w:t xml:space="preserve">  1    2</w:t>
               <w:br/>
               <w:t xml:space="preserve">  ----</w:t>
               <w:br/>
-              <w:t>8|    |</w:t>
-              <w:br/>
-              <w:t>9|    |</w:t>
-            </w:r>
-          </w:p>
-        </w:tc>
-      </w:tr>
-      <w:tr>
-        <w:tc>
-          <w:tcPr>
-            <w:tcW w:type="dxa" w:w="2880"/>
-          </w:tcPr>
-          <w:p>
-            <w:r>
-              <w:rPr>
-                <w:sz w:val="32"/>
-              </w:rPr>
-              <w:t>82 x 97</w:t>
-              <w:br/>
-              <w:t xml:space="preserve">  9    7</w:t>
-              <w:br/>
-              <w:t xml:space="preserve">  ----</w:t>
-              <w:br/>
-              <w:t>8|    |</w:t>
-              <w:br/>
               <w:t>2|    |</w:t>
-            </w:r>
-          </w:p>
-        </w:tc>
-        <w:tc>
-          <w:tcPr>
-            <w:tcW w:type="dxa" w:w="2880"/>
-          </w:tcPr>
-          <w:p>
-            <w:r>
-              <w:rPr>
-                <w:sz w:val="32"/>
-              </w:rPr>
-              <w:t>59 x 45</w:t>
-              <w:br/>
-              <w:t xml:space="preserve">  4    5</w:t>
-              <w:br/>
-              <w:t xml:space="preserve">  ----</w:t>
-              <w:br/>
-              <w:t>5|    |</w:t>
-              <w:br/>
-              <w:t>9|    |</w:t>
-            </w:r>
-          </w:p>
-        </w:tc>
-        <w:tc>
-          <w:tcPr>
-            <w:tcW w:type="dxa" w:w="2880"/>
-          </w:tcPr>
-          <w:p>
-            <w:r>
-              <w:rPr>
-                <w:sz w:val="32"/>
-              </w:rPr>
-              <w:t>79 x 37</w:t>
-              <w:br/>
-              <w:t xml:space="preserve">  3    7</w:t>
-              <w:br/>
-              <w:t xml:space="preserve">  ----</w:t>
-              <w:br/>
-              <w:t>7|    |</w:t>
-              <w:br/>
-              <w:t>9|    |</w:t>
-            </w:r>
-          </w:p>
-        </w:tc>
-      </w:tr>
-      <w:tr>
-        <w:tc>
-          <w:tcPr>
-            <w:tcW w:type="dxa" w:w="2880"/>
-          </w:tcPr>
-          <w:p>
-            <w:r>
-              <w:rPr>
-                <w:sz w:val="32"/>
-              </w:rPr>
-              <w:t>15 x 72</w:t>
-              <w:br/>
-              <w:t xml:space="preserve">  7    2</w:t>
-              <w:br/>
-              <w:t xml:space="preserve">  ----</w:t>
-              <w:br/>
-              <w:t>1|    |</w:t>
-              <w:br/>
-              <w:t>5|    |</w:t>
-            </w:r>
-          </w:p>
-        </w:tc>
-        <w:tc>
-          <w:tcPr>
-            <w:tcW w:type="dxa" w:w="2880"/>
-          </w:tcPr>
-          <w:p>
-            <w:r>
-              <w:rPr>
-                <w:sz w:val="32"/>
-              </w:rPr>
-              <w:t>11 x 24</w:t>
-              <w:br/>
-              <w:t xml:space="preserve">  2    4</w:t>
-              <w:br/>
-              <w:t xml:space="preserve">  ----</w:t>
-              <w:br/>
-              <w:t>1|    |</w:t>
-              <w:br/>
-              <w:t>1|    |</w:t>
-            </w:r>
-          </w:p>
-        </w:tc>
-        <w:tc>
-          <w:tcPr>
-            <w:tcW w:type="dxa" w:w="2880"/>
-          </w:tcPr>
-          <w:p>
-            <w:r>
-              <w:rPr>
-                <w:sz w:val="32"/>
-              </w:rPr>
-              <w:t>64 x 28</w:t>
-              <w:br/>
-              <w:t xml:space="preserve">  2    8</w:t>
-              <w:br/>
-              <w:t xml:space="preserve">  ----</w:t>
-              <w:br/>
-              <w:t>6|    |</w:t>
               <w:br/>
               <w:t>4|    |</w:t>
             </w:r>
@@ -217,15 +87,15 @@
               <w:rPr>
                 <w:sz w:val="32"/>
               </w:rPr>
-              <w:t>25 x 27</w:t>
+              <w:t>26 x 16</w:t>
               <w:br/>
-              <w:t xml:space="preserve">  2    7</w:t>
+              <w:t xml:space="preserve">  1    6</w:t>
               <w:br/>
               <w:t xml:space="preserve">  ----</w:t>
               <w:br/>
               <w:t>2|    |</w:t>
               <w:br/>
-              <w:t>5|    |</w:t>
+              <w:t>6|    |</w:t>
             </w:r>
           </w:p>
         </w:tc>
@@ -238,15 +108,15 @@
               <w:rPr>
                 <w:sz w:val="32"/>
               </w:rPr>
-              <w:t>79 x 60</w:t>
+              <w:t>98 x 29</w:t>
               <w:br/>
-              <w:t xml:space="preserve">  6    0</w:t>
+              <w:t xml:space="preserve">  2    9</w:t>
               <w:br/>
               <w:t xml:space="preserve">  ----</w:t>
               <w:br/>
-              <w:t>7|    |</w:t>
+              <w:t>9|    |</w:t>
               <w:br/>
-              <w:t>9|    |</w:t>
+              <w:t>8|    |</w:t>
             </w:r>
           </w:p>
         </w:tc>
@@ -259,15 +129,15 @@
               <w:rPr>
                 <w:sz w:val="32"/>
               </w:rPr>
-              <w:t>32 x 93</w:t>
+              <w:t>56 x 33</w:t>
               <w:br/>
-              <w:t xml:space="preserve">  9    3</w:t>
+              <w:t xml:space="preserve">  3    3</w:t>
               <w:br/>
               <w:t xml:space="preserve">  ----</w:t>
               <w:br/>
-              <w:t>3|    |</w:t>
+              <w:t>5|    |</w:t>
               <w:br/>
-              <w:t>2|    |</w:t>
+              <w:t>6|    |</w:t>
             </w:r>
           </w:p>
         </w:tc>
@@ -282,15 +152,15 @@
               <w:rPr>
                 <w:sz w:val="32"/>
               </w:rPr>
-              <w:t>42 x 57</w:t>
+              <w:t>26 x 31</w:t>
               <w:br/>
-              <w:t xml:space="preserve">  5    7</w:t>
+              <w:t xml:space="preserve">  3    1</w:t>
               <w:br/>
               <w:t xml:space="preserve">  ----</w:t>
               <w:br/>
-              <w:t>4|    |</w:t>
+              <w:t>2|    |</w:t>
               <w:br/>
-              <w:t>2|    |</w:t>
+              <w:t>6|    |</w:t>
             </w:r>
           </w:p>
         </w:tc>
@@ -303,15 +173,15 @@
               <w:rPr>
                 <w:sz w:val="32"/>
               </w:rPr>
-              <w:t>71 x 72</w:t>
+              <w:t>67 x 88</w:t>
               <w:br/>
-              <w:t xml:space="preserve">  7    2</w:t>
+              <w:t xml:space="preserve">  8    8</w:t>
               <w:br/>
               <w:t xml:space="preserve">  ----</w:t>
               <w:br/>
+              <w:t>6|    |</w:t>
+              <w:br/>
               <w:t>7|    |</w:t>
-              <w:br/>
-              <w:t>1|    |</w:t>
             </w:r>
           </w:p>
         </w:tc>
@@ -324,15 +194,145 @@
               <w:rPr>
                 <w:sz w:val="32"/>
               </w:rPr>
-              <w:t>46 x 70</w:t>
+              <w:t>94 x 64</w:t>
+              <w:br/>
+              <w:t xml:space="preserve">  6    4</w:t>
+              <w:br/>
+              <w:t xml:space="preserve">  ----</w:t>
+              <w:br/>
+              <w:t>9|    |</w:t>
+              <w:br/>
+              <w:t>4|    |</w:t>
+            </w:r>
+          </w:p>
+        </w:tc>
+      </w:tr>
+      <w:tr>
+        <w:tc>
+          <w:tcPr>
+            <w:tcW w:type="dxa" w:w="2880"/>
+          </w:tcPr>
+          <w:p>
+            <w:r>
+              <w:rPr>
+                <w:sz w:val="32"/>
+              </w:rPr>
+              <w:t>93 x 11</w:t>
+              <w:br/>
+              <w:t xml:space="preserve">  1    1</w:t>
+              <w:br/>
+              <w:t xml:space="preserve">  ----</w:t>
+              <w:br/>
+              <w:t>9|    |</w:t>
+              <w:br/>
+              <w:t>3|    |</w:t>
+            </w:r>
+          </w:p>
+        </w:tc>
+        <w:tc>
+          <w:tcPr>
+            <w:tcW w:type="dxa" w:w="2880"/>
+          </w:tcPr>
+          <w:p>
+            <w:r>
+              <w:rPr>
+                <w:sz w:val="32"/>
+              </w:rPr>
+              <w:t>98 x 67</w:t>
+              <w:br/>
+              <w:t xml:space="preserve">  6    7</w:t>
+              <w:br/>
+              <w:t xml:space="preserve">  ----</w:t>
+              <w:br/>
+              <w:t>9|    |</w:t>
+              <w:br/>
+              <w:t>8|    |</w:t>
+            </w:r>
+          </w:p>
+        </w:tc>
+        <w:tc>
+          <w:tcPr>
+            <w:tcW w:type="dxa" w:w="2880"/>
+          </w:tcPr>
+          <w:p>
+            <w:r>
+              <w:rPr>
+                <w:sz w:val="32"/>
+              </w:rPr>
+              <w:t>41 x 54</w:t>
+              <w:br/>
+              <w:t xml:space="preserve">  5    4</w:t>
+              <w:br/>
+              <w:t xml:space="preserve">  ----</w:t>
+              <w:br/>
+              <w:t>4|    |</w:t>
+              <w:br/>
+              <w:t>1|    |</w:t>
+            </w:r>
+          </w:p>
+        </w:tc>
+      </w:tr>
+      <w:tr>
+        <w:tc>
+          <w:tcPr>
+            <w:tcW w:type="dxa" w:w="2880"/>
+          </w:tcPr>
+          <w:p>
+            <w:r>
+              <w:rPr>
+                <w:sz w:val="32"/>
+              </w:rPr>
+              <w:t>43 x 52</w:t>
+              <w:br/>
+              <w:t xml:space="preserve">  5    2</w:t>
+              <w:br/>
+              <w:t xml:space="preserve">  ----</w:t>
+              <w:br/>
+              <w:t>4|    |</w:t>
+              <w:br/>
+              <w:t>3|    |</w:t>
+            </w:r>
+          </w:p>
+        </w:tc>
+        <w:tc>
+          <w:tcPr>
+            <w:tcW w:type="dxa" w:w="2880"/>
+          </w:tcPr>
+          <w:p>
+            <w:r>
+              <w:rPr>
+                <w:sz w:val="32"/>
+              </w:rPr>
+              <w:t>27 x 70</w:t>
               <w:br/>
               <w:t xml:space="preserve">  7    0</w:t>
               <w:br/>
               <w:t xml:space="preserve">  ----</w:t>
               <w:br/>
+              <w:t>2|    |</w:t>
+              <w:br/>
+              <w:t>7|    |</w:t>
+            </w:r>
+          </w:p>
+        </w:tc>
+        <w:tc>
+          <w:tcPr>
+            <w:tcW w:type="dxa" w:w="2880"/>
+          </w:tcPr>
+          <w:p>
+            <w:r>
+              <w:rPr>
+                <w:sz w:val="32"/>
+              </w:rPr>
+              <w:t>40 x 57</w:t>
+              <w:br/>
+              <w:t xml:space="preserve">  5    7</w:t>
+              <w:br/>
+              <w:t xml:space="preserve">  ----</w:t>
+              <w:br/>
               <w:t>4|    |</w:t>
               <w:br/>
-              <w:t>6|    |</w:t>
+              <w:t>0|    |</w:t>
             </w:r>
           </w:p>
         </w:tc>

--- a/lattice_multiplication_exercises.docx
+++ b/lattice_multiplication_exercises.docx
@@ -22,13 +22,13 @@
               <w:rPr>
                 <w:sz w:val="32"/>
               </w:rPr>
-              <w:t>63 x 83</w:t>
+              <w:t>23 x 78</w:t>
               <w:br/>
-              <w:t xml:space="preserve">  8    3</w:t>
+              <w:t xml:space="preserve">  7    8</w:t>
               <w:br/>
               <w:t xml:space="preserve">  ----</w:t>
               <w:br/>
-              <w:t>6|    |</w:t>
+              <w:t>2|    |</w:t>
               <w:br/>
               <w:t>3|    |</w:t>
             </w:r>
@@ -43,13 +43,57 @@
               <w:rPr>
                 <w:sz w:val="32"/>
               </w:rPr>
-              <w:t>51 x 13</w:t>
+              <w:t>33 x 10</w:t>
               <w:br/>
-              <w:t xml:space="preserve">  1    3</w:t>
+              <w:t xml:space="preserve">  1    0</w:t>
               <w:br/>
               <w:t xml:space="preserve">  ----</w:t>
               <w:br/>
-              <w:t>5|    |</w:t>
+              <w:t>3|    |</w:t>
+              <w:br/>
+              <w:t>3|    |</w:t>
+            </w:r>
+          </w:p>
+        </w:tc>
+        <w:tc>
+          <w:tcPr>
+            <w:tcW w:type="dxa" w:w="2880"/>
+          </w:tcPr>
+          <w:p>
+            <w:r>
+              <w:rPr>
+                <w:sz w:val="32"/>
+              </w:rPr>
+              <w:t>83 x 22</w:t>
+              <w:br/>
+              <w:t xml:space="preserve">  2    2</w:t>
+              <w:br/>
+              <w:t xml:space="preserve">  ----</w:t>
+              <w:br/>
+              <w:t>8|    |</w:t>
+              <w:br/>
+              <w:t>3|    |</w:t>
+            </w:r>
+          </w:p>
+        </w:tc>
+      </w:tr>
+      <w:tr>
+        <w:tc>
+          <w:tcPr>
+            <w:tcW w:type="dxa" w:w="2880"/>
+          </w:tcPr>
+          <w:p>
+            <w:r>
+              <w:rPr>
+                <w:sz w:val="32"/>
+              </w:rPr>
+              <w:t>81 x 73</w:t>
+              <w:br/>
+              <w:t xml:space="preserve">  7    3</w:t>
+              <w:br/>
+              <w:t xml:space="preserve">  ----</w:t>
+              <w:br/>
+              <w:t>8|    |</w:t>
               <w:br/>
               <w:t>1|    |</w:t>
             </w:r>
@@ -64,13 +108,99 @@
               <w:rPr>
                 <w:sz w:val="32"/>
               </w:rPr>
-              <w:t>24 x 12</w:t>
+              <w:t>64 x 53</w:t>
               <w:br/>
-              <w:t xml:space="preserve">  1    2</w:t>
+              <w:t xml:space="preserve">  5    3</w:t>
               <w:br/>
               <w:t xml:space="preserve">  ----</w:t>
               <w:br/>
-              <w:t>2|    |</w:t>
+              <w:t>6|    |</w:t>
+              <w:br/>
+              <w:t>4|    |</w:t>
+            </w:r>
+          </w:p>
+        </w:tc>
+        <w:tc>
+          <w:tcPr>
+            <w:tcW w:type="dxa" w:w="2880"/>
+          </w:tcPr>
+          <w:p>
+            <w:r>
+              <w:rPr>
+                <w:sz w:val="32"/>
+              </w:rPr>
+              <w:t>11 x 81</w:t>
+              <w:br/>
+              <w:t xml:space="preserve">  8    1</w:t>
+              <w:br/>
+              <w:t xml:space="preserve">  ----</w:t>
+              <w:br/>
+              <w:t>1|    |</w:t>
+              <w:br/>
+              <w:t>1|    |</w:t>
+            </w:r>
+          </w:p>
+        </w:tc>
+      </w:tr>
+      <w:tr>
+        <w:tc>
+          <w:tcPr>
+            <w:tcW w:type="dxa" w:w="2880"/>
+          </w:tcPr>
+          <w:p>
+            <w:r>
+              <w:rPr>
+                <w:sz w:val="32"/>
+              </w:rPr>
+              <w:t>35 x 82</w:t>
+              <w:br/>
+              <w:t xml:space="preserve">  8    2</w:t>
+              <w:br/>
+              <w:t xml:space="preserve">  ----</w:t>
+              <w:br/>
+              <w:t>3|    |</w:t>
+              <w:br/>
+              <w:t>5|    |</w:t>
+            </w:r>
+          </w:p>
+        </w:tc>
+        <w:tc>
+          <w:tcPr>
+            <w:tcW w:type="dxa" w:w="2880"/>
+          </w:tcPr>
+          <w:p>
+            <w:r>
+              <w:rPr>
+                <w:sz w:val="32"/>
+              </w:rPr>
+              <w:t>41 x 43</w:t>
+              <w:br/>
+              <w:t xml:space="preserve">  4    3</w:t>
+              <w:br/>
+              <w:t xml:space="preserve">  ----</w:t>
+              <w:br/>
+              <w:t>4|    |</w:t>
+              <w:br/>
+              <w:t>1|    |</w:t>
+            </w:r>
+          </w:p>
+        </w:tc>
+        <w:tc>
+          <w:tcPr>
+            <w:tcW w:type="dxa" w:w="2880"/>
+          </w:tcPr>
+          <w:p>
+            <w:r>
+              <w:rPr>
+                <w:sz w:val="32"/>
+              </w:rPr>
+              <w:t>54 x 47</w:t>
+              <w:br/>
+              <w:t xml:space="preserve">  4    7</w:t>
+              <w:br/>
+              <w:t xml:space="preserve">  ----</w:t>
+              <w:br/>
+              <w:t>5|    |</w:t>
               <w:br/>
               <w:t>4|    |</w:t>
             </w:r>
@@ -87,15 +217,15 @@
               <w:rPr>
                 <w:sz w:val="32"/>
               </w:rPr>
-              <w:t>26 x 16</w:t>
+              <w:t>52 x 47</w:t>
               <w:br/>
-              <w:t xml:space="preserve">  1    6</w:t>
+              <w:t xml:space="preserve">  4    7</w:t>
               <w:br/>
               <w:t xml:space="preserve">  ----</w:t>
               <w:br/>
+              <w:t>5|    |</w:t>
+              <w:br/>
               <w:t>2|    |</w:t>
-              <w:br/>
-              <w:t>6|    |</w:t>
             </w:r>
           </w:p>
         </w:tc>
@@ -108,15 +238,15 @@
               <w:rPr>
                 <w:sz w:val="32"/>
               </w:rPr>
-              <w:t>98 x 29</w:t>
+              <w:t>30 x 34</w:t>
               <w:br/>
-              <w:t xml:space="preserve">  2    9</w:t>
+              <w:t xml:space="preserve">  3    4</w:t>
               <w:br/>
               <w:t xml:space="preserve">  ----</w:t>
               <w:br/>
-              <w:t>9|    |</w:t>
+              <w:t>3|    |</w:t>
               <w:br/>
-              <w:t>8|    |</w:t>
+              <w:t>0|    |</w:t>
             </w:r>
           </w:p>
         </w:tc>
@@ -129,15 +259,15 @@
               <w:rPr>
                 <w:sz w:val="32"/>
               </w:rPr>
-              <w:t>56 x 33</w:t>
+              <w:t>68 x 92</w:t>
               <w:br/>
-              <w:t xml:space="preserve">  3    3</w:t>
+              <w:t xml:space="preserve">  9    2</w:t>
               <w:br/>
               <w:t xml:space="preserve">  ----</w:t>
               <w:br/>
-              <w:t>5|    |</w:t>
+              <w:t>6|    |</w:t>
               <w:br/>
-              <w:t>6|    |</w:t>
+              <w:t>8|    |</w:t>
             </w:r>
           </w:p>
         </w:tc>
@@ -152,15 +282,15 @@
               <w:rPr>
                 <w:sz w:val="32"/>
               </w:rPr>
-              <w:t>26 x 31</w:t>
+              <w:t>61 x 14</w:t>
               <w:br/>
-              <w:t xml:space="preserve">  3    1</w:t>
+              <w:t xml:space="preserve">  1    4</w:t>
               <w:br/>
               <w:t xml:space="preserve">  ----</w:t>
               <w:br/>
-              <w:t>2|    |</w:t>
+              <w:t>6|    |</w:t>
               <w:br/>
-              <w:t>6|    |</w:t>
+              <w:t>1|    |</w:t>
             </w:r>
           </w:p>
         </w:tc>
@@ -173,15 +303,15 @@
               <w:rPr>
                 <w:sz w:val="32"/>
               </w:rPr>
-              <w:t>67 x 88</w:t>
+              <w:t>20 x 62</w:t>
               <w:br/>
-              <w:t xml:space="preserve">  8    8</w:t>
+              <w:t xml:space="preserve">  6    2</w:t>
               <w:br/>
               <w:t xml:space="preserve">  ----</w:t>
               <w:br/>
-              <w:t>6|    |</w:t>
+              <w:t>2|    |</w:t>
               <w:br/>
-              <w:t>7|    |</w:t>
+              <w:t>0|    |</w:t>
             </w:r>
           </w:p>
         </w:tc>
@@ -194,145 +324,15 @@
               <w:rPr>
                 <w:sz w:val="32"/>
               </w:rPr>
-              <w:t>94 x 64</w:t>
+              <w:t>27 x 31</w:t>
               <w:br/>
-              <w:t xml:space="preserve">  6    4</w:t>
-              <w:br/>
-              <w:t xml:space="preserve">  ----</w:t>
-              <w:br/>
-              <w:t>9|    |</w:t>
-              <w:br/>
-              <w:t>4|    |</w:t>
-            </w:r>
-          </w:p>
-        </w:tc>
-      </w:tr>
-      <w:tr>
-        <w:tc>
-          <w:tcPr>
-            <w:tcW w:type="dxa" w:w="2880"/>
-          </w:tcPr>
-          <w:p>
-            <w:r>
-              <w:rPr>
-                <w:sz w:val="32"/>
-              </w:rPr>
-              <w:t>93 x 11</w:t>
-              <w:br/>
-              <w:t xml:space="preserve">  1    1</w:t>
-              <w:br/>
-              <w:t xml:space="preserve">  ----</w:t>
-              <w:br/>
-              <w:t>9|    |</w:t>
-              <w:br/>
-              <w:t>3|    |</w:t>
-            </w:r>
-          </w:p>
-        </w:tc>
-        <w:tc>
-          <w:tcPr>
-            <w:tcW w:type="dxa" w:w="2880"/>
-          </w:tcPr>
-          <w:p>
-            <w:r>
-              <w:rPr>
-                <w:sz w:val="32"/>
-              </w:rPr>
-              <w:t>98 x 67</w:t>
-              <w:br/>
-              <w:t xml:space="preserve">  6    7</w:t>
-              <w:br/>
-              <w:t xml:space="preserve">  ----</w:t>
-              <w:br/>
-              <w:t>9|    |</w:t>
-              <w:br/>
-              <w:t>8|    |</w:t>
-            </w:r>
-          </w:p>
-        </w:tc>
-        <w:tc>
-          <w:tcPr>
-            <w:tcW w:type="dxa" w:w="2880"/>
-          </w:tcPr>
-          <w:p>
-            <w:r>
-              <w:rPr>
-                <w:sz w:val="32"/>
-              </w:rPr>
-              <w:t>41 x 54</w:t>
-              <w:br/>
-              <w:t xml:space="preserve">  5    4</w:t>
-              <w:br/>
-              <w:t xml:space="preserve">  ----</w:t>
-              <w:br/>
-              <w:t>4|    |</w:t>
-              <w:br/>
-              <w:t>1|    |</w:t>
-            </w:r>
-          </w:p>
-        </w:tc>
-      </w:tr>
-      <w:tr>
-        <w:tc>
-          <w:tcPr>
-            <w:tcW w:type="dxa" w:w="2880"/>
-          </w:tcPr>
-          <w:p>
-            <w:r>
-              <w:rPr>
-                <w:sz w:val="32"/>
-              </w:rPr>
-              <w:t>43 x 52</w:t>
-              <w:br/>
-              <w:t xml:space="preserve">  5    2</w:t>
-              <w:br/>
-              <w:t xml:space="preserve">  ----</w:t>
-              <w:br/>
-              <w:t>4|    |</w:t>
-              <w:br/>
-              <w:t>3|    |</w:t>
-            </w:r>
-          </w:p>
-        </w:tc>
-        <w:tc>
-          <w:tcPr>
-            <w:tcW w:type="dxa" w:w="2880"/>
-          </w:tcPr>
-          <w:p>
-            <w:r>
-              <w:rPr>
-                <w:sz w:val="32"/>
-              </w:rPr>
-              <w:t>27 x 70</w:t>
-              <w:br/>
-              <w:t xml:space="preserve">  7    0</w:t>
+              <w:t xml:space="preserve">  3    1</w:t>
               <w:br/>
               <w:t xml:space="preserve">  ----</w:t>
               <w:br/>
               <w:t>2|    |</w:t>
               <w:br/>
               <w:t>7|    |</w:t>
-            </w:r>
-          </w:p>
-        </w:tc>
-        <w:tc>
-          <w:tcPr>
-            <w:tcW w:type="dxa" w:w="2880"/>
-          </w:tcPr>
-          <w:p>
-            <w:r>
-              <w:rPr>
-                <w:sz w:val="32"/>
-              </w:rPr>
-              <w:t>40 x 57</w:t>
-              <w:br/>
-              <w:t xml:space="preserve">  5    7</w:t>
-              <w:br/>
-              <w:t xml:space="preserve">  ----</w:t>
-              <w:br/>
-              <w:t>4|    |</w:t>
-              <w:br/>
-              <w:t>0|    |</w:t>
             </w:r>
           </w:p>
         </w:tc>

--- a/lattice_multiplication_exercises.docx
+++ b/lattice_multiplication_exercises.docx
@@ -22,15 +22,15 @@
               <w:rPr>
                 <w:sz w:val="32"/>
               </w:rPr>
-              <w:t>23 x 78</w:t>
+              <w:t>18 x 10</w:t>
               <w:br/>
-              <w:t xml:space="preserve">  7    8</w:t>
+              <w:t xml:space="preserve">  1    0</w:t>
               <w:br/>
               <w:t xml:space="preserve">  ----</w:t>
               <w:br/>
-              <w:t>2|    |</w:t>
+              <w:t>1|    |</w:t>
               <w:br/>
-              <w:t>3|    |</w:t>
+              <w:t>8|    |</w:t>
             </w:r>
           </w:p>
         </w:tc>
@@ -43,15 +43,15 @@
               <w:rPr>
                 <w:sz w:val="32"/>
               </w:rPr>
-              <w:t>33 x 10</w:t>
+              <w:t>74 x 22</w:t>
               <w:br/>
-              <w:t xml:space="preserve">  1    0</w:t>
+              <w:t xml:space="preserve">  2    2</w:t>
               <w:br/>
               <w:t xml:space="preserve">  ----</w:t>
               <w:br/>
-              <w:t>3|    |</w:t>
+              <w:t>7|    |</w:t>
               <w:br/>
-              <w:t>3|    |</w:t>
+              <w:t>4|    |</w:t>
             </w:r>
           </w:p>
         </w:tc>
@@ -64,15 +64,15 @@
               <w:rPr>
                 <w:sz w:val="32"/>
               </w:rPr>
-              <w:t>83 x 22</w:t>
+              <w:t>86 x 78</w:t>
               <w:br/>
-              <w:t xml:space="preserve">  2    2</w:t>
+              <w:t xml:space="preserve">  7    8</w:t>
               <w:br/>
               <w:t xml:space="preserve">  ----</w:t>
               <w:br/>
               <w:t>8|    |</w:t>
               <w:br/>
-              <w:t>3|    |</w:t>
+              <w:t>6|    |</w:t>
             </w:r>
           </w:p>
         </w:tc>
@@ -87,15 +87,15 @@
               <w:rPr>
                 <w:sz w:val="32"/>
               </w:rPr>
-              <w:t>81 x 73</w:t>
+              <w:t>95 x 95</w:t>
               <w:br/>
-              <w:t xml:space="preserve">  7    3</w:t>
+              <w:t xml:space="preserve">  9    5</w:t>
               <w:br/>
               <w:t xml:space="preserve">  ----</w:t>
               <w:br/>
-              <w:t>8|    |</w:t>
+              <w:t>9|    |</w:t>
               <w:br/>
-              <w:t>1|    |</w:t>
+              <w:t>5|    |</w:t>
             </w:r>
           </w:p>
         </w:tc>
@@ -108,15 +108,15 @@
               <w:rPr>
                 <w:sz w:val="32"/>
               </w:rPr>
-              <w:t>64 x 53</w:t>
+              <w:t>75 x 97</w:t>
               <w:br/>
-              <w:t xml:space="preserve">  5    3</w:t>
+              <w:t xml:space="preserve">  9    7</w:t>
               <w:br/>
               <w:t xml:space="preserve">  ----</w:t>
               <w:br/>
-              <w:t>6|    |</w:t>
+              <w:t>7|    |</w:t>
               <w:br/>
-              <w:t>4|    |</w:t>
+              <w:t>5|    |</w:t>
             </w:r>
           </w:p>
         </w:tc>
@@ -129,13 +129,13 @@
               <w:rPr>
                 <w:sz w:val="32"/>
               </w:rPr>
-              <w:t>11 x 81</w:t>
+              <w:t>51 x 96</w:t>
               <w:br/>
-              <w:t xml:space="preserve">  8    1</w:t>
+              <w:t xml:space="preserve">  9    6</w:t>
               <w:br/>
               <w:t xml:space="preserve">  ----</w:t>
               <w:br/>
-              <w:t>1|    |</w:t>
+              <w:t>5|    |</w:t>
               <w:br/>
               <w:t>1|    |</w:t>
             </w:r>
@@ -152,15 +152,15 @@
               <w:rPr>
                 <w:sz w:val="32"/>
               </w:rPr>
-              <w:t>35 x 82</w:t>
+              <w:t>60 x 30</w:t>
               <w:br/>
-              <w:t xml:space="preserve">  8    2</w:t>
+              <w:t xml:space="preserve">  3    0</w:t>
               <w:br/>
               <w:t xml:space="preserve">  ----</w:t>
               <w:br/>
-              <w:t>3|    |</w:t>
+              <w:t>6|    |</w:t>
               <w:br/>
-              <w:t>5|    |</w:t>
+              <w:t>0|    |</w:t>
             </w:r>
           </w:p>
         </w:tc>
@@ -173,74 +173,9 @@
               <w:rPr>
                 <w:sz w:val="32"/>
               </w:rPr>
-              <w:t>41 x 43</w:t>
+              <w:t>30 x 74</w:t>
               <w:br/>
-              <w:t xml:space="preserve">  4    3</w:t>
-              <w:br/>
-              <w:t xml:space="preserve">  ----</w:t>
-              <w:br/>
-              <w:t>4|    |</w:t>
-              <w:br/>
-              <w:t>1|    |</w:t>
-            </w:r>
-          </w:p>
-        </w:tc>
-        <w:tc>
-          <w:tcPr>
-            <w:tcW w:type="dxa" w:w="2880"/>
-          </w:tcPr>
-          <w:p>
-            <w:r>
-              <w:rPr>
-                <w:sz w:val="32"/>
-              </w:rPr>
-              <w:t>54 x 47</w:t>
-              <w:br/>
-              <w:t xml:space="preserve">  4    7</w:t>
-              <w:br/>
-              <w:t xml:space="preserve">  ----</w:t>
-              <w:br/>
-              <w:t>5|    |</w:t>
-              <w:br/>
-              <w:t>4|    |</w:t>
-            </w:r>
-          </w:p>
-        </w:tc>
-      </w:tr>
-      <w:tr>
-        <w:tc>
-          <w:tcPr>
-            <w:tcW w:type="dxa" w:w="2880"/>
-          </w:tcPr>
-          <w:p>
-            <w:r>
-              <w:rPr>
-                <w:sz w:val="32"/>
-              </w:rPr>
-              <w:t>52 x 47</w:t>
-              <w:br/>
-              <w:t xml:space="preserve">  4    7</w:t>
-              <w:br/>
-              <w:t xml:space="preserve">  ----</w:t>
-              <w:br/>
-              <w:t>5|    |</w:t>
-              <w:br/>
-              <w:t>2|    |</w:t>
-            </w:r>
-          </w:p>
-        </w:tc>
-        <w:tc>
-          <w:tcPr>
-            <w:tcW w:type="dxa" w:w="2880"/>
-          </w:tcPr>
-          <w:p>
-            <w:r>
-              <w:rPr>
-                <w:sz w:val="32"/>
-              </w:rPr>
-              <w:t>30 x 34</w:t>
-              <w:br/>
-              <w:t xml:space="preserve">  3    4</w:t>
+              <w:t xml:space="preserve">  7    4</w:t>
               <w:br/>
               <w:t xml:space="preserve">  ----</w:t>
               <w:br/>
@@ -259,15 +194,15 @@
               <w:rPr>
                 <w:sz w:val="32"/>
               </w:rPr>
-              <w:t>68 x 92</w:t>
+              <w:t>77 x 57</w:t>
               <w:br/>
-              <w:t xml:space="preserve">  9    2</w:t>
+              <w:t xml:space="preserve">  5    7</w:t>
               <w:br/>
               <w:t xml:space="preserve">  ----</w:t>
               <w:br/>
-              <w:t>6|    |</w:t>
+              <w:t>7|    |</w:t>
               <w:br/>
-              <w:t>8|    |</w:t>
+              <w:t>7|    |</w:t>
             </w:r>
           </w:p>
         </w:tc>
@@ -282,15 +217,15 @@
               <w:rPr>
                 <w:sz w:val="32"/>
               </w:rPr>
-              <w:t>61 x 14</w:t>
+              <w:t>27 x 32</w:t>
               <w:br/>
-              <w:t xml:space="preserve">  1    4</w:t>
+              <w:t xml:space="preserve">  3    2</w:t>
               <w:br/>
               <w:t xml:space="preserve">  ----</w:t>
               <w:br/>
-              <w:t>6|    |</w:t>
+              <w:t>2|    |</w:t>
               <w:br/>
-              <w:t>1|    |</w:t>
+              <w:t>7|    |</w:t>
             </w:r>
           </w:p>
         </w:tc>
@@ -303,15 +238,15 @@
               <w:rPr>
                 <w:sz w:val="32"/>
               </w:rPr>
-              <w:t>20 x 62</w:t>
+              <w:t>27 x 76</w:t>
               <w:br/>
-              <w:t xml:space="preserve">  6    2</w:t>
+              <w:t xml:space="preserve">  7    6</w:t>
               <w:br/>
               <w:t xml:space="preserve">  ----</w:t>
               <w:br/>
               <w:t>2|    |</w:t>
               <w:br/>
-              <w:t>0|    |</w:t>
+              <w:t>7|    |</w:t>
             </w:r>
           </w:p>
         </w:tc>
@@ -324,15 +259,80 @@
               <w:rPr>
                 <w:sz w:val="32"/>
               </w:rPr>
-              <w:t>27 x 31</w:t>
+              <w:t>45 x 14</w:t>
               <w:br/>
-              <w:t xml:space="preserve">  3    1</w:t>
+              <w:t xml:space="preserve">  1    4</w:t>
               <w:br/>
               <w:t xml:space="preserve">  ----</w:t>
               <w:br/>
-              <w:t>2|    |</w:t>
+              <w:t>4|    |</w:t>
               <w:br/>
-              <w:t>7|    |</w:t>
+              <w:t>5|    |</w:t>
+            </w:r>
+          </w:p>
+        </w:tc>
+      </w:tr>
+      <w:tr>
+        <w:tc>
+          <w:tcPr>
+            <w:tcW w:type="dxa" w:w="2880"/>
+          </w:tcPr>
+          <w:p>
+            <w:r>
+              <w:rPr>
+                <w:sz w:val="32"/>
+              </w:rPr>
+              <w:t>58 x 77</w:t>
+              <w:br/>
+              <w:t xml:space="preserve">  7    7</w:t>
+              <w:br/>
+              <w:t xml:space="preserve">  ----</w:t>
+              <w:br/>
+              <w:t>5|    |</w:t>
+              <w:br/>
+              <w:t>8|    |</w:t>
+            </w:r>
+          </w:p>
+        </w:tc>
+        <w:tc>
+          <w:tcPr>
+            <w:tcW w:type="dxa" w:w="2880"/>
+          </w:tcPr>
+          <w:p>
+            <w:r>
+              <w:rPr>
+                <w:sz w:val="32"/>
+              </w:rPr>
+              <w:t>84 x 48</w:t>
+              <w:br/>
+              <w:t xml:space="preserve">  4    8</w:t>
+              <w:br/>
+              <w:t xml:space="preserve">  ----</w:t>
+              <w:br/>
+              <w:t>8|    |</w:t>
+              <w:br/>
+              <w:t>4|    |</w:t>
+            </w:r>
+          </w:p>
+        </w:tc>
+        <w:tc>
+          <w:tcPr>
+            <w:tcW w:type="dxa" w:w="2880"/>
+          </w:tcPr>
+          <w:p>
+            <w:r>
+              <w:rPr>
+                <w:sz w:val="32"/>
+              </w:rPr>
+              <w:t>93 x 27</w:t>
+              <w:br/>
+              <w:t xml:space="preserve">  2    7</w:t>
+              <w:br/>
+              <w:t xml:space="preserve">  ----</w:t>
+              <w:br/>
+              <w:t>9|    |</w:t>
+              <w:br/>
+              <w:t>3|    |</w:t>
             </w:r>
           </w:p>
         </w:tc>

--- a/lattice_multiplication_exercises.docx
+++ b/lattice_multiplication_exercises.docx
@@ -22,15 +22,15 @@
               <w:rPr>
                 <w:sz w:val="32"/>
               </w:rPr>
-              <w:t>18 x 10</w:t>
+              <w:t>89 x 66</w:t>
               <w:br/>
-              <w:t xml:space="preserve">  1    0</w:t>
+              <w:t xml:space="preserve">  6    6</w:t>
               <w:br/>
               <w:t xml:space="preserve">  ----</w:t>
               <w:br/>
-              <w:t>1|    |</w:t>
+              <w:t>8|    |</w:t>
               <w:br/>
-              <w:t>8|    |</w:t>
+              <w:t>9|    |</w:t>
             </w:r>
           </w:p>
         </w:tc>
@@ -43,15 +43,15 @@
               <w:rPr>
                 <w:sz w:val="32"/>
               </w:rPr>
-              <w:t>74 x 22</w:t>
+              <w:t>69 x 21</w:t>
               <w:br/>
-              <w:t xml:space="preserve">  2    2</w:t>
+              <w:t xml:space="preserve">  2    1</w:t>
               <w:br/>
               <w:t xml:space="preserve">  ----</w:t>
               <w:br/>
-              <w:t>7|    |</w:t>
+              <w:t>6|    |</w:t>
               <w:br/>
-              <w:t>4|    |</w:t>
+              <w:t>9|    |</w:t>
             </w:r>
           </w:p>
         </w:tc>
@@ -64,13 +64,13 @@
               <w:rPr>
                 <w:sz w:val="32"/>
               </w:rPr>
-              <w:t>86 x 78</w:t>
+              <w:t>36 x 86</w:t>
               <w:br/>
-              <w:t xml:space="preserve">  7    8</w:t>
+              <w:t xml:space="preserve">  8    6</w:t>
               <w:br/>
               <w:t xml:space="preserve">  ----</w:t>
               <w:br/>
-              <w:t>8|    |</w:t>
+              <w:t>3|    |</w:t>
               <w:br/>
               <w:t>6|    |</w:t>
             </w:r>
@@ -87,78 +87,13 @@
               <w:rPr>
                 <w:sz w:val="32"/>
               </w:rPr>
-              <w:t>95 x 95</w:t>
+              <w:t>70 x 25</w:t>
               <w:br/>
-              <w:t xml:space="preserve">  9    5</w:t>
-              <w:br/>
-              <w:t xml:space="preserve">  ----</w:t>
-              <w:br/>
-              <w:t>9|    |</w:t>
-              <w:br/>
-              <w:t>5|    |</w:t>
-            </w:r>
-          </w:p>
-        </w:tc>
-        <w:tc>
-          <w:tcPr>
-            <w:tcW w:type="dxa" w:w="2880"/>
-          </w:tcPr>
-          <w:p>
-            <w:r>
-              <w:rPr>
-                <w:sz w:val="32"/>
-              </w:rPr>
-              <w:t>75 x 97</w:t>
-              <w:br/>
-              <w:t xml:space="preserve">  9    7</w:t>
+              <w:t xml:space="preserve">  2    5</w:t>
               <w:br/>
               <w:t xml:space="preserve">  ----</w:t>
               <w:br/>
               <w:t>7|    |</w:t>
-              <w:br/>
-              <w:t>5|    |</w:t>
-            </w:r>
-          </w:p>
-        </w:tc>
-        <w:tc>
-          <w:tcPr>
-            <w:tcW w:type="dxa" w:w="2880"/>
-          </w:tcPr>
-          <w:p>
-            <w:r>
-              <w:rPr>
-                <w:sz w:val="32"/>
-              </w:rPr>
-              <w:t>51 x 96</w:t>
-              <w:br/>
-              <w:t xml:space="preserve">  9    6</w:t>
-              <w:br/>
-              <w:t xml:space="preserve">  ----</w:t>
-              <w:br/>
-              <w:t>5|    |</w:t>
-              <w:br/>
-              <w:t>1|    |</w:t>
-            </w:r>
-          </w:p>
-        </w:tc>
-      </w:tr>
-      <w:tr>
-        <w:tc>
-          <w:tcPr>
-            <w:tcW w:type="dxa" w:w="2880"/>
-          </w:tcPr>
-          <w:p>
-            <w:r>
-              <w:rPr>
-                <w:sz w:val="32"/>
-              </w:rPr>
-              <w:t>60 x 30</w:t>
-              <w:br/>
-              <w:t xml:space="preserve">  3    0</w:t>
-              <w:br/>
-              <w:t xml:space="preserve">  ----</w:t>
-              <w:br/>
-              <w:t>6|    |</w:t>
               <w:br/>
               <w:t>0|    |</w:t>
             </w:r>
@@ -173,15 +108,15 @@
               <w:rPr>
                 <w:sz w:val="32"/>
               </w:rPr>
-              <w:t>30 x 74</w:t>
+              <w:t>46 x 69</w:t>
               <w:br/>
-              <w:t xml:space="preserve">  7    4</w:t>
+              <w:t xml:space="preserve">  6    9</w:t>
               <w:br/>
               <w:t xml:space="preserve">  ----</w:t>
               <w:br/>
-              <w:t>3|    |</w:t>
+              <w:t>4|    |</w:t>
               <w:br/>
-              <w:t>0|    |</w:t>
+              <w:t>6|    |</w:t>
             </w:r>
           </w:p>
         </w:tc>
@@ -194,13 +129,13 @@
               <w:rPr>
                 <w:sz w:val="32"/>
               </w:rPr>
-              <w:t>77 x 57</w:t>
+              <w:t>87 x 49</w:t>
               <w:br/>
-              <w:t xml:space="preserve">  5    7</w:t>
+              <w:t xml:space="preserve">  4    9</w:t>
               <w:br/>
               <w:t xml:space="preserve">  ----</w:t>
               <w:br/>
-              <w:t>7|    |</w:t>
+              <w:t>8|    |</w:t>
               <w:br/>
               <w:t>7|    |</w:t>
             </w:r>
@@ -217,15 +152,15 @@
               <w:rPr>
                 <w:sz w:val="32"/>
               </w:rPr>
-              <w:t>27 x 32</w:t>
+              <w:t>35 x 93</w:t>
               <w:br/>
-              <w:t xml:space="preserve">  3    2</w:t>
+              <w:t xml:space="preserve">  9    3</w:t>
               <w:br/>
               <w:t xml:space="preserve">  ----</w:t>
               <w:br/>
-              <w:t>2|    |</w:t>
+              <w:t>3|    |</w:t>
               <w:br/>
-              <w:t>7|    |</w:t>
+              <w:t>5|    |</w:t>
             </w:r>
           </w:p>
         </w:tc>
@@ -238,15 +173,15 @@
               <w:rPr>
                 <w:sz w:val="32"/>
               </w:rPr>
-              <w:t>27 x 76</w:t>
+              <w:t>68 x 52</w:t>
               <w:br/>
-              <w:t xml:space="preserve">  7    6</w:t>
+              <w:t xml:space="preserve">  5    2</w:t>
               <w:br/>
               <w:t xml:space="preserve">  ----</w:t>
               <w:br/>
-              <w:t>2|    |</w:t>
+              <w:t>6|    |</w:t>
               <w:br/>
-              <w:t>7|    |</w:t>
+              <w:t>8|    |</w:t>
             </w:r>
           </w:p>
         </w:tc>
@@ -259,15 +194,15 @@
               <w:rPr>
                 <w:sz w:val="32"/>
               </w:rPr>
-              <w:t>45 x 14</w:t>
+              <w:t>26 x 80</w:t>
               <w:br/>
-              <w:t xml:space="preserve">  1    4</w:t>
+              <w:t xml:space="preserve">  8    0</w:t>
               <w:br/>
               <w:t xml:space="preserve">  ----</w:t>
               <w:br/>
-              <w:t>4|    |</w:t>
+              <w:t>2|    |</w:t>
               <w:br/>
-              <w:t>5|    |</w:t>
+              <w:t>6|    |</w:t>
             </w:r>
           </w:p>
         </w:tc>
@@ -282,13 +217,34 @@
               <w:rPr>
                 <w:sz w:val="32"/>
               </w:rPr>
-              <w:t>58 x 77</w:t>
+              <w:t>53 x 50</w:t>
               <w:br/>
-              <w:t xml:space="preserve">  7    7</w:t>
+              <w:t xml:space="preserve">  5    0</w:t>
               <w:br/>
               <w:t xml:space="preserve">  ----</w:t>
               <w:br/>
               <w:t>5|    |</w:t>
+              <w:br/>
+              <w:t>3|    |</w:t>
+            </w:r>
+          </w:p>
+        </w:tc>
+        <w:tc>
+          <w:tcPr>
+            <w:tcW w:type="dxa" w:w="2880"/>
+          </w:tcPr>
+          <w:p>
+            <w:r>
+              <w:rPr>
+                <w:sz w:val="32"/>
+              </w:rPr>
+              <w:t>48 x 13</w:t>
+              <w:br/>
+              <w:t xml:space="preserve">  1    3</w:t>
+              <w:br/>
+              <w:t xml:space="preserve">  ----</w:t>
+              <w:br/>
+              <w:t>4|    |</w:t>
               <w:br/>
               <w:t>8|    |</w:t>
             </w:r>
@@ -303,13 +259,36 @@
               <w:rPr>
                 <w:sz w:val="32"/>
               </w:rPr>
-              <w:t>84 x 48</w:t>
+              <w:t>87 x 20</w:t>
               <w:br/>
-              <w:t xml:space="preserve">  4    8</w:t>
+              <w:t xml:space="preserve">  2    0</w:t>
               <w:br/>
               <w:t xml:space="preserve">  ----</w:t>
               <w:br/>
               <w:t>8|    |</w:t>
+              <w:br/>
+              <w:t>7|    |</w:t>
+            </w:r>
+          </w:p>
+        </w:tc>
+      </w:tr>
+      <w:tr>
+        <w:tc>
+          <w:tcPr>
+            <w:tcW w:type="dxa" w:w="2880"/>
+          </w:tcPr>
+          <w:p>
+            <w:r>
+              <w:rPr>
+                <w:sz w:val="32"/>
+              </w:rPr>
+              <w:t>24 x 10</w:t>
+              <w:br/>
+              <w:t xml:space="preserve">  1    0</w:t>
+              <w:br/>
+              <w:t xml:space="preserve">  ----</w:t>
+              <w:br/>
+              <w:t>2|    |</w:t>
               <w:br/>
               <w:t>4|    |</w:t>
             </w:r>
@@ -324,15 +303,36 @@
               <w:rPr>
                 <w:sz w:val="32"/>
               </w:rPr>
-              <w:t>93 x 27</w:t>
+              <w:t>41 x 94</w:t>
               <w:br/>
-              <w:t xml:space="preserve">  2    7</w:t>
+              <w:t xml:space="preserve">  9    4</w:t>
               <w:br/>
               <w:t xml:space="preserve">  ----</w:t>
               <w:br/>
-              <w:t>9|    |</w:t>
+              <w:t>4|    |</w:t>
               <w:br/>
-              <w:t>3|    |</w:t>
+              <w:t>1|    |</w:t>
+            </w:r>
+          </w:p>
+        </w:tc>
+        <w:tc>
+          <w:tcPr>
+            <w:tcW w:type="dxa" w:w="2880"/>
+          </w:tcPr>
+          <w:p>
+            <w:r>
+              <w:rPr>
+                <w:sz w:val="32"/>
+              </w:rPr>
+              <w:t>27 x 69</w:t>
+              <w:br/>
+              <w:t xml:space="preserve">  6    9</w:t>
+              <w:br/>
+              <w:t xml:space="preserve">  ----</w:t>
+              <w:br/>
+              <w:t>2|    |</w:t>
+              <w:br/>
+              <w:t>7|    |</w:t>
             </w:r>
           </w:p>
         </w:tc>

--- a/lattice_multiplication_exercises.docx
+++ b/lattice_multiplication_exercises.docx
@@ -22,13 +22,34 @@
               <w:rPr>
                 <w:sz w:val="32"/>
               </w:rPr>
-              <w:t>89 x 66</w:t>
+              <w:t>41 x 99</w:t>
               <w:br/>
-              <w:t xml:space="preserve">  6    6</w:t>
+              <w:t xml:space="preserve">  9    9</w:t>
               <w:br/>
               <w:t xml:space="preserve">  ----</w:t>
               <w:br/>
-              <w:t>8|    |</w:t>
+              <w:t>4|    |</w:t>
+              <w:br/>
+              <w:t>1|    |</w:t>
+            </w:r>
+          </w:p>
+        </w:tc>
+        <w:tc>
+          <w:tcPr>
+            <w:tcW w:type="dxa" w:w="2880"/>
+          </w:tcPr>
+          <w:p>
+            <w:r>
+              <w:rPr>
+                <w:sz w:val="32"/>
+              </w:rPr>
+              <w:t>19 x 68</w:t>
+              <w:br/>
+              <w:t xml:space="preserve">  6    8</w:t>
+              <w:br/>
+              <w:t xml:space="preserve">  ----</w:t>
+              <w:br/>
+              <w:t>1|    |</w:t>
               <w:br/>
               <w:t>9|    |</w:t>
             </w:r>
@@ -43,36 +64,15 @@
               <w:rPr>
                 <w:sz w:val="32"/>
               </w:rPr>
-              <w:t>69 x 21</w:t>
+              <w:t>72 x 77</w:t>
               <w:br/>
-              <w:t xml:space="preserve">  2    1</w:t>
+              <w:t xml:space="preserve">  7    7</w:t>
               <w:br/>
               <w:t xml:space="preserve">  ----</w:t>
               <w:br/>
-              <w:t>6|    |</w:t>
+              <w:t>7|    |</w:t>
               <w:br/>
-              <w:t>9|    |</w:t>
-            </w:r>
-          </w:p>
-        </w:tc>
-        <w:tc>
-          <w:tcPr>
-            <w:tcW w:type="dxa" w:w="2880"/>
-          </w:tcPr>
-          <w:p>
-            <w:r>
-              <w:rPr>
-                <w:sz w:val="32"/>
-              </w:rPr>
-              <w:t>36 x 86</w:t>
-              <w:br/>
-              <w:t xml:space="preserve">  8    6</w:t>
-              <w:br/>
-              <w:t xml:space="preserve">  ----</w:t>
-              <w:br/>
-              <w:t>3|    |</w:t>
-              <w:br/>
-              <w:t>6|    |</w:t>
+              <w:t>2|    |</w:t>
             </w:r>
           </w:p>
         </w:tc>
@@ -87,13 +87,13 @@
               <w:rPr>
                 <w:sz w:val="32"/>
               </w:rPr>
-              <w:t>70 x 25</w:t>
+              <w:t>40 x 94</w:t>
               <w:br/>
-              <w:t xml:space="preserve">  2    5</w:t>
+              <w:t xml:space="preserve">  9    4</w:t>
               <w:br/>
               <w:t xml:space="preserve">  ----</w:t>
               <w:br/>
-              <w:t>7|    |</w:t>
+              <w:t>4|    |</w:t>
               <w:br/>
               <w:t>0|    |</w:t>
             </w:r>
@@ -108,15 +108,15 @@
               <w:rPr>
                 <w:sz w:val="32"/>
               </w:rPr>
-              <w:t>46 x 69</w:t>
+              <w:t>91 x 14</w:t>
               <w:br/>
-              <w:t xml:space="preserve">  6    9</w:t>
+              <w:t xml:space="preserve">  1    4</w:t>
               <w:br/>
               <w:t xml:space="preserve">  ----</w:t>
               <w:br/>
-              <w:t>4|    |</w:t>
+              <w:t>9|    |</w:t>
               <w:br/>
-              <w:t>6|    |</w:t>
+              <w:t>1|    |</w:t>
             </w:r>
           </w:p>
         </w:tc>
@@ -129,13 +129,78 @@
               <w:rPr>
                 <w:sz w:val="32"/>
               </w:rPr>
-              <w:t>87 x 49</w:t>
+              <w:t>72 x 51</w:t>
               <w:br/>
-              <w:t xml:space="preserve">  4    9</w:t>
+              <w:t xml:space="preserve">  5    1</w:t>
+              <w:br/>
+              <w:t xml:space="preserve">  ----</w:t>
+              <w:br/>
+              <w:t>7|    |</w:t>
+              <w:br/>
+              <w:t>2|    |</w:t>
+            </w:r>
+          </w:p>
+        </w:tc>
+      </w:tr>
+      <w:tr>
+        <w:tc>
+          <w:tcPr>
+            <w:tcW w:type="dxa" w:w="2880"/>
+          </w:tcPr>
+          <w:p>
+            <w:r>
+              <w:rPr>
+                <w:sz w:val="32"/>
+              </w:rPr>
+              <w:t>67 x 58</w:t>
+              <w:br/>
+              <w:t xml:space="preserve">  5    8</w:t>
+              <w:br/>
+              <w:t xml:space="preserve">  ----</w:t>
+              <w:br/>
+              <w:t>6|    |</w:t>
+              <w:br/>
+              <w:t>7|    |</w:t>
+            </w:r>
+          </w:p>
+        </w:tc>
+        <w:tc>
+          <w:tcPr>
+            <w:tcW w:type="dxa" w:w="2880"/>
+          </w:tcPr>
+          <w:p>
+            <w:r>
+              <w:rPr>
+                <w:sz w:val="32"/>
+              </w:rPr>
+              <w:t>82 x 93</w:t>
+              <w:br/>
+              <w:t xml:space="preserve">  9    3</w:t>
               <w:br/>
               <w:t xml:space="preserve">  ----</w:t>
               <w:br/>
               <w:t>8|    |</w:t>
+              <w:br/>
+              <w:t>2|    |</w:t>
+            </w:r>
+          </w:p>
+        </w:tc>
+        <w:tc>
+          <w:tcPr>
+            <w:tcW w:type="dxa" w:w="2880"/>
+          </w:tcPr>
+          <w:p>
+            <w:r>
+              <w:rPr>
+                <w:sz w:val="32"/>
+              </w:rPr>
+              <w:t>27 x 73</w:t>
+              <w:br/>
+              <w:t xml:space="preserve">  7    3</w:t>
+              <w:br/>
+              <w:t xml:space="preserve">  ----</w:t>
+              <w:br/>
+              <w:t>2|    |</w:t>
               <w:br/>
               <w:t>7|    |</w:t>
             </w:r>
@@ -152,34 +217,13 @@
               <w:rPr>
                 <w:sz w:val="32"/>
               </w:rPr>
-              <w:t>35 x 93</w:t>
+              <w:t>78 x 84</w:t>
               <w:br/>
-              <w:t xml:space="preserve">  9    3</w:t>
+              <w:t xml:space="preserve">  8    4</w:t>
               <w:br/>
               <w:t xml:space="preserve">  ----</w:t>
               <w:br/>
-              <w:t>3|    |</w:t>
-              <w:br/>
-              <w:t>5|    |</w:t>
-            </w:r>
-          </w:p>
-        </w:tc>
-        <w:tc>
-          <w:tcPr>
-            <w:tcW w:type="dxa" w:w="2880"/>
-          </w:tcPr>
-          <w:p>
-            <w:r>
-              <w:rPr>
-                <w:sz w:val="32"/>
-              </w:rPr>
-              <w:t>68 x 52</w:t>
-              <w:br/>
-              <w:t xml:space="preserve">  5    2</w:t>
-              <w:br/>
-              <w:t xml:space="preserve">  ----</w:t>
-              <w:br/>
-              <w:t>6|    |</w:t>
+              <w:t>7|    |</w:t>
               <w:br/>
               <w:t>8|    |</w:t>
             </w:r>
@@ -194,32 +238,9 @@
               <w:rPr>
                 <w:sz w:val="32"/>
               </w:rPr>
-              <w:t>26 x 80</w:t>
+              <w:t>53 x 47</w:t>
               <w:br/>
-              <w:t xml:space="preserve">  8    0</w:t>
-              <w:br/>
-              <w:t xml:space="preserve">  ----</w:t>
-              <w:br/>
-              <w:t>2|    |</w:t>
-              <w:br/>
-              <w:t>6|    |</w:t>
-            </w:r>
-          </w:p>
-        </w:tc>
-      </w:tr>
-      <w:tr>
-        <w:tc>
-          <w:tcPr>
-            <w:tcW w:type="dxa" w:w="2880"/>
-          </w:tcPr>
-          <w:p>
-            <w:r>
-              <w:rPr>
-                <w:sz w:val="32"/>
-              </w:rPr>
-              <w:t>53 x 50</w:t>
-              <w:br/>
-              <w:t xml:space="preserve">  5    0</w:t>
+              <w:t xml:space="preserve">  4    7</w:t>
               <w:br/>
               <w:t xml:space="preserve">  ----</w:t>
               <w:br/>
@@ -238,36 +259,15 @@
               <w:rPr>
                 <w:sz w:val="32"/>
               </w:rPr>
-              <w:t>48 x 13</w:t>
+              <w:t>90 x 54</w:t>
               <w:br/>
-              <w:t xml:space="preserve">  1    3</w:t>
+              <w:t xml:space="preserve">  5    4</w:t>
               <w:br/>
               <w:t xml:space="preserve">  ----</w:t>
               <w:br/>
-              <w:t>4|    |</w:t>
+              <w:t>9|    |</w:t>
               <w:br/>
-              <w:t>8|    |</w:t>
-            </w:r>
-          </w:p>
-        </w:tc>
-        <w:tc>
-          <w:tcPr>
-            <w:tcW w:type="dxa" w:w="2880"/>
-          </w:tcPr>
-          <w:p>
-            <w:r>
-              <w:rPr>
-                <w:sz w:val="32"/>
-              </w:rPr>
-              <w:t>87 x 20</w:t>
-              <w:br/>
-              <w:t xml:space="preserve">  2    0</w:t>
-              <w:br/>
-              <w:t xml:space="preserve">  ----</w:t>
-              <w:br/>
-              <w:t>8|    |</w:t>
-              <w:br/>
-              <w:t>7|    |</w:t>
+              <w:t>0|    |</w:t>
             </w:r>
           </w:p>
         </w:tc>
@@ -282,15 +282,15 @@
               <w:rPr>
                 <w:sz w:val="32"/>
               </w:rPr>
-              <w:t>24 x 10</w:t>
+              <w:t>97 x 55</w:t>
               <w:br/>
-              <w:t xml:space="preserve">  1    0</w:t>
+              <w:t xml:space="preserve">  5    5</w:t>
               <w:br/>
               <w:t xml:space="preserve">  ----</w:t>
               <w:br/>
-              <w:t>2|    |</w:t>
+              <w:t>9|    |</w:t>
               <w:br/>
-              <w:t>4|    |</w:t>
+              <w:t>7|    |</w:t>
             </w:r>
           </w:p>
         </w:tc>
@@ -303,15 +303,15 @@
               <w:rPr>
                 <w:sz w:val="32"/>
               </w:rPr>
-              <w:t>41 x 94</w:t>
+              <w:t>13 x 85</w:t>
               <w:br/>
-              <w:t xml:space="preserve">  9    4</w:t>
+              <w:t xml:space="preserve">  8    5</w:t>
               <w:br/>
               <w:t xml:space="preserve">  ----</w:t>
               <w:br/>
-              <w:t>4|    |</w:t>
+              <w:t>1|    |</w:t>
               <w:br/>
-              <w:t>1|    |</w:t>
+              <w:t>3|    |</w:t>
             </w:r>
           </w:p>
         </w:tc>
@@ -324,15 +324,15 @@
               <w:rPr>
                 <w:sz w:val="32"/>
               </w:rPr>
-              <w:t>27 x 69</w:t>
+              <w:t>58 x 13</w:t>
               <w:br/>
-              <w:t xml:space="preserve">  6    9</w:t>
+              <w:t xml:space="preserve">  1    3</w:t>
               <w:br/>
               <w:t xml:space="preserve">  ----</w:t>
               <w:br/>
-              <w:t>2|    |</w:t>
+              <w:t>5|    |</w:t>
               <w:br/>
-              <w:t>7|    |</w:t>
+              <w:t>8|    |</w:t>
             </w:r>
           </w:p>
         </w:tc>

--- a/lattice_multiplication_exercises.docx
+++ b/lattice_multiplication_exercises.docx
@@ -22,15 +22,15 @@
               <w:rPr>
                 <w:sz w:val="32"/>
               </w:rPr>
-              <w:t>41 x 99</w:t>
+              <w:t>58 x 13</w:t>
               <w:br/>
-              <w:t xml:space="preserve">  9    9</w:t>
+              <w:t xml:space="preserve">  1    3</w:t>
               <w:br/>
               <w:t xml:space="preserve">  ----</w:t>
               <w:br/>
-              <w:t>4|    |</w:t>
+              <w:t>5|    |</w:t>
               <w:br/>
-              <w:t>1|    |</w:t>
+              <w:t>8|    |</w:t>
             </w:r>
           </w:p>
         </w:tc>
@@ -43,15 +43,15 @@
               <w:rPr>
                 <w:sz w:val="32"/>
               </w:rPr>
-              <w:t>19 x 68</w:t>
+              <w:t>44 x 21</w:t>
               <w:br/>
-              <w:t xml:space="preserve">  6    8</w:t>
+              <w:t xml:space="preserve">  2    1</w:t>
               <w:br/>
               <w:t xml:space="preserve">  ----</w:t>
               <w:br/>
-              <w:t>1|    |</w:t>
+              <w:t>4|    |</w:t>
               <w:br/>
-              <w:t>9|    |</w:t>
+              <w:t>4|    |</w:t>
             </w:r>
           </w:p>
         </w:tc>
@@ -64,15 +64,15 @@
               <w:rPr>
                 <w:sz w:val="32"/>
               </w:rPr>
-              <w:t>72 x 77</w:t>
+              <w:t>41 x 56</w:t>
               <w:br/>
-              <w:t xml:space="preserve">  7    7</w:t>
+              <w:t xml:space="preserve">  5    6</w:t>
               <w:br/>
               <w:t xml:space="preserve">  ----</w:t>
               <w:br/>
-              <w:t>7|    |</w:t>
+              <w:t>4|    |</w:t>
               <w:br/>
-              <w:t>2|    |</w:t>
+              <w:t>1|    |</w:t>
             </w:r>
           </w:p>
         </w:tc>
@@ -87,9 +87,225 @@
               <w:rPr>
                 <w:sz w:val="32"/>
               </w:rPr>
-              <w:t>40 x 94</w:t>
+              <w:t>17 x 28</w:t>
               <w:br/>
-              <w:t xml:space="preserve">  9    4</w:t>
+              <w:t xml:space="preserve">  2    8</w:t>
+              <w:br/>
+              <w:t xml:space="preserve">  ----</w:t>
+              <w:br/>
+              <w:t>1|    |</w:t>
+              <w:br/>
+              <w:t>7|    |</w:t>
+            </w:r>
+          </w:p>
+        </w:tc>
+        <w:tc>
+          <w:tcPr>
+            <w:tcW w:type="dxa" w:w="2880"/>
+          </w:tcPr>
+          <w:p>
+            <w:r>
+              <w:rPr>
+                <w:sz w:val="32"/>
+              </w:rPr>
+              <w:t>70 x 85</w:t>
+              <w:br/>
+              <w:t xml:space="preserve">  8    5</w:t>
+              <w:br/>
+              <w:t xml:space="preserve">  ----</w:t>
+              <w:br/>
+              <w:t>7|    |</w:t>
+              <w:br/>
+              <w:t>0|    |</w:t>
+            </w:r>
+          </w:p>
+        </w:tc>
+        <w:tc>
+          <w:tcPr>
+            <w:tcW w:type="dxa" w:w="2880"/>
+          </w:tcPr>
+          <w:p>
+            <w:r>
+              <w:rPr>
+                <w:sz w:val="32"/>
+              </w:rPr>
+              <w:t>37 x 13</w:t>
+              <w:br/>
+              <w:t xml:space="preserve">  1    3</w:t>
+              <w:br/>
+              <w:t xml:space="preserve">  ----</w:t>
+              <w:br/>
+              <w:t>3|    |</w:t>
+              <w:br/>
+              <w:t>7|    |</w:t>
+            </w:r>
+          </w:p>
+        </w:tc>
+      </w:tr>
+      <w:tr>
+        <w:tc>
+          <w:tcPr>
+            <w:tcW w:type="dxa" w:w="2880"/>
+          </w:tcPr>
+          <w:p>
+            <w:r>
+              <w:rPr>
+                <w:sz w:val="32"/>
+              </w:rPr>
+              <w:t>30 x 25</w:t>
+              <w:br/>
+              <w:t xml:space="preserve">  2    5</w:t>
+              <w:br/>
+              <w:t xml:space="preserve">  ----</w:t>
+              <w:br/>
+              <w:t>3|    |</w:t>
+              <w:br/>
+              <w:t>0|    |</w:t>
+            </w:r>
+          </w:p>
+        </w:tc>
+        <w:tc>
+          <w:tcPr>
+            <w:tcW w:type="dxa" w:w="2880"/>
+          </w:tcPr>
+          <w:p>
+            <w:r>
+              <w:rPr>
+                <w:sz w:val="32"/>
+              </w:rPr>
+              <w:t>52 x 32</w:t>
+              <w:br/>
+              <w:t xml:space="preserve">  3    2</w:t>
+              <w:br/>
+              <w:t xml:space="preserve">  ----</w:t>
+              <w:br/>
+              <w:t>5|    |</w:t>
+              <w:br/>
+              <w:t>2|    |</w:t>
+            </w:r>
+          </w:p>
+        </w:tc>
+        <w:tc>
+          <w:tcPr>
+            <w:tcW w:type="dxa" w:w="2880"/>
+          </w:tcPr>
+          <w:p>
+            <w:r>
+              <w:rPr>
+                <w:sz w:val="32"/>
+              </w:rPr>
+              <w:t>16 x 78</w:t>
+              <w:br/>
+              <w:t xml:space="preserve">  7    8</w:t>
+              <w:br/>
+              <w:t xml:space="preserve">  ----</w:t>
+              <w:br/>
+              <w:t>1|    |</w:t>
+              <w:br/>
+              <w:t>6|    |</w:t>
+            </w:r>
+          </w:p>
+        </w:tc>
+      </w:tr>
+      <w:tr>
+        <w:tc>
+          <w:tcPr>
+            <w:tcW w:type="dxa" w:w="2880"/>
+          </w:tcPr>
+          <w:p>
+            <w:r>
+              <w:rPr>
+                <w:sz w:val="32"/>
+              </w:rPr>
+              <w:t>38 x 50</w:t>
+              <w:br/>
+              <w:t xml:space="preserve">  5    0</w:t>
+              <w:br/>
+              <w:t xml:space="preserve">  ----</w:t>
+              <w:br/>
+              <w:t>3|    |</w:t>
+              <w:br/>
+              <w:t>8|    |</w:t>
+            </w:r>
+          </w:p>
+        </w:tc>
+        <w:tc>
+          <w:tcPr>
+            <w:tcW w:type="dxa" w:w="2880"/>
+          </w:tcPr>
+          <w:p>
+            <w:r>
+              <w:rPr>
+                <w:sz w:val="32"/>
+              </w:rPr>
+              <w:t>94 x 50</w:t>
+              <w:br/>
+              <w:t xml:space="preserve">  5    0</w:t>
+              <w:br/>
+              <w:t xml:space="preserve">  ----</w:t>
+              <w:br/>
+              <w:t>9|    |</w:t>
+              <w:br/>
+              <w:t>4|    |</w:t>
+            </w:r>
+          </w:p>
+        </w:tc>
+        <w:tc>
+          <w:tcPr>
+            <w:tcW w:type="dxa" w:w="2880"/>
+          </w:tcPr>
+          <w:p>
+            <w:r>
+              <w:rPr>
+                <w:sz w:val="32"/>
+              </w:rPr>
+              <w:t>44 x 81</w:t>
+              <w:br/>
+              <w:t xml:space="preserve">  8    1</w:t>
+              <w:br/>
+              <w:t xml:space="preserve">  ----</w:t>
+              <w:br/>
+              <w:t>4|    |</w:t>
+              <w:br/>
+              <w:t>4|    |</w:t>
+            </w:r>
+          </w:p>
+        </w:tc>
+      </w:tr>
+      <w:tr>
+        <w:tc>
+          <w:tcPr>
+            <w:tcW w:type="dxa" w:w="2880"/>
+          </w:tcPr>
+          <w:p>
+            <w:r>
+              <w:rPr>
+                <w:sz w:val="32"/>
+              </w:rPr>
+              <w:t>87 x 18</w:t>
+              <w:br/>
+              <w:t xml:space="preserve">  1    8</w:t>
+              <w:br/>
+              <w:t xml:space="preserve">  ----</w:t>
+              <w:br/>
+              <w:t>8|    |</w:t>
+              <w:br/>
+              <w:t>7|    |</w:t>
+            </w:r>
+          </w:p>
+        </w:tc>
+        <w:tc>
+          <w:tcPr>
+            <w:tcW w:type="dxa" w:w="2880"/>
+          </w:tcPr>
+          <w:p>
+            <w:r>
+              <w:rPr>
+                <w:sz w:val="32"/>
+              </w:rPr>
+              <w:t>40 x 73</w:t>
+              <w:br/>
+              <w:t xml:space="preserve">  7    3</w:t>
               <w:br/>
               <w:t xml:space="preserve">  ----</w:t>
               <w:br/>
@@ -108,231 +324,15 @@
               <w:rPr>
                 <w:sz w:val="32"/>
               </w:rPr>
-              <w:t>91 x 14</w:t>
+              <w:t>32 x 75</w:t>
               <w:br/>
-              <w:t xml:space="preserve">  1    4</w:t>
+              <w:t xml:space="preserve">  7    5</w:t>
               <w:br/>
               <w:t xml:space="preserve">  ----</w:t>
               <w:br/>
-              <w:t>9|    |</w:t>
-              <w:br/>
-              <w:t>1|    |</w:t>
-            </w:r>
-          </w:p>
-        </w:tc>
-        <w:tc>
-          <w:tcPr>
-            <w:tcW w:type="dxa" w:w="2880"/>
-          </w:tcPr>
-          <w:p>
-            <w:r>
-              <w:rPr>
-                <w:sz w:val="32"/>
-              </w:rPr>
-              <w:t>72 x 51</w:t>
-              <w:br/>
-              <w:t xml:space="preserve">  5    1</w:t>
-              <w:br/>
-              <w:t xml:space="preserve">  ----</w:t>
-              <w:br/>
-              <w:t>7|    |</w:t>
+              <w:t>3|    |</w:t>
               <w:br/>
               <w:t>2|    |</w:t>
-            </w:r>
-          </w:p>
-        </w:tc>
-      </w:tr>
-      <w:tr>
-        <w:tc>
-          <w:tcPr>
-            <w:tcW w:type="dxa" w:w="2880"/>
-          </w:tcPr>
-          <w:p>
-            <w:r>
-              <w:rPr>
-                <w:sz w:val="32"/>
-              </w:rPr>
-              <w:t>67 x 58</w:t>
-              <w:br/>
-              <w:t xml:space="preserve">  5    8</w:t>
-              <w:br/>
-              <w:t xml:space="preserve">  ----</w:t>
-              <w:br/>
-              <w:t>6|    |</w:t>
-              <w:br/>
-              <w:t>7|    |</w:t>
-            </w:r>
-          </w:p>
-        </w:tc>
-        <w:tc>
-          <w:tcPr>
-            <w:tcW w:type="dxa" w:w="2880"/>
-          </w:tcPr>
-          <w:p>
-            <w:r>
-              <w:rPr>
-                <w:sz w:val="32"/>
-              </w:rPr>
-              <w:t>82 x 93</w:t>
-              <w:br/>
-              <w:t xml:space="preserve">  9    3</w:t>
-              <w:br/>
-              <w:t xml:space="preserve">  ----</w:t>
-              <w:br/>
-              <w:t>8|    |</w:t>
-              <w:br/>
-              <w:t>2|    |</w:t>
-            </w:r>
-          </w:p>
-        </w:tc>
-        <w:tc>
-          <w:tcPr>
-            <w:tcW w:type="dxa" w:w="2880"/>
-          </w:tcPr>
-          <w:p>
-            <w:r>
-              <w:rPr>
-                <w:sz w:val="32"/>
-              </w:rPr>
-              <w:t>27 x 73</w:t>
-              <w:br/>
-              <w:t xml:space="preserve">  7    3</w:t>
-              <w:br/>
-              <w:t xml:space="preserve">  ----</w:t>
-              <w:br/>
-              <w:t>2|    |</w:t>
-              <w:br/>
-              <w:t>7|    |</w:t>
-            </w:r>
-          </w:p>
-        </w:tc>
-      </w:tr>
-      <w:tr>
-        <w:tc>
-          <w:tcPr>
-            <w:tcW w:type="dxa" w:w="2880"/>
-          </w:tcPr>
-          <w:p>
-            <w:r>
-              <w:rPr>
-                <w:sz w:val="32"/>
-              </w:rPr>
-              <w:t>78 x 84</w:t>
-              <w:br/>
-              <w:t xml:space="preserve">  8    4</w:t>
-              <w:br/>
-              <w:t xml:space="preserve">  ----</w:t>
-              <w:br/>
-              <w:t>7|    |</w:t>
-              <w:br/>
-              <w:t>8|    |</w:t>
-            </w:r>
-          </w:p>
-        </w:tc>
-        <w:tc>
-          <w:tcPr>
-            <w:tcW w:type="dxa" w:w="2880"/>
-          </w:tcPr>
-          <w:p>
-            <w:r>
-              <w:rPr>
-                <w:sz w:val="32"/>
-              </w:rPr>
-              <w:t>53 x 47</w:t>
-              <w:br/>
-              <w:t xml:space="preserve">  4    7</w:t>
-              <w:br/>
-              <w:t xml:space="preserve">  ----</w:t>
-              <w:br/>
-              <w:t>5|    |</w:t>
-              <w:br/>
-              <w:t>3|    |</w:t>
-            </w:r>
-          </w:p>
-        </w:tc>
-        <w:tc>
-          <w:tcPr>
-            <w:tcW w:type="dxa" w:w="2880"/>
-          </w:tcPr>
-          <w:p>
-            <w:r>
-              <w:rPr>
-                <w:sz w:val="32"/>
-              </w:rPr>
-              <w:t>90 x 54</w:t>
-              <w:br/>
-              <w:t xml:space="preserve">  5    4</w:t>
-              <w:br/>
-              <w:t xml:space="preserve">  ----</w:t>
-              <w:br/>
-              <w:t>9|    |</w:t>
-              <w:br/>
-              <w:t>0|    |</w:t>
-            </w:r>
-          </w:p>
-        </w:tc>
-      </w:tr>
-      <w:tr>
-        <w:tc>
-          <w:tcPr>
-            <w:tcW w:type="dxa" w:w="2880"/>
-          </w:tcPr>
-          <w:p>
-            <w:r>
-              <w:rPr>
-                <w:sz w:val="32"/>
-              </w:rPr>
-              <w:t>97 x 55</w:t>
-              <w:br/>
-              <w:t xml:space="preserve">  5    5</w:t>
-              <w:br/>
-              <w:t xml:space="preserve">  ----</w:t>
-              <w:br/>
-              <w:t>9|    |</w:t>
-              <w:br/>
-              <w:t>7|    |</w:t>
-            </w:r>
-          </w:p>
-        </w:tc>
-        <w:tc>
-          <w:tcPr>
-            <w:tcW w:type="dxa" w:w="2880"/>
-          </w:tcPr>
-          <w:p>
-            <w:r>
-              <w:rPr>
-                <w:sz w:val="32"/>
-              </w:rPr>
-              <w:t>13 x 85</w:t>
-              <w:br/>
-              <w:t xml:space="preserve">  8    5</w:t>
-              <w:br/>
-              <w:t xml:space="preserve">  ----</w:t>
-              <w:br/>
-              <w:t>1|    |</w:t>
-              <w:br/>
-              <w:t>3|    |</w:t>
-            </w:r>
-          </w:p>
-        </w:tc>
-        <w:tc>
-          <w:tcPr>
-            <w:tcW w:type="dxa" w:w="2880"/>
-          </w:tcPr>
-          <w:p>
-            <w:r>
-              <w:rPr>
-                <w:sz w:val="32"/>
-              </w:rPr>
-              <w:t>58 x 13</w:t>
-              <w:br/>
-              <w:t xml:space="preserve">  1    3</w:t>
-              <w:br/>
-              <w:t xml:space="preserve">  ----</w:t>
-              <w:br/>
-              <w:t>5|    |</w:t>
-              <w:br/>
-              <w:t>8|    |</w:t>
             </w:r>
           </w:p>
         </w:tc>

--- a/lattice_multiplication_exercises.docx
+++ b/lattice_multiplication_exercises.docx
@@ -22,15 +22,15 @@
               <w:rPr>
                 <w:sz w:val="32"/>
               </w:rPr>
-              <w:t>58 x 13</w:t>
+              <w:t>15 x 91</w:t>
               <w:br/>
-              <w:t xml:space="preserve">  1    3</w:t>
+              <w:t xml:space="preserve">  9    1</w:t>
               <w:br/>
               <w:t xml:space="preserve">  ----</w:t>
               <w:br/>
+              <w:t>1|    |</w:t>
+              <w:br/>
               <w:t>5|    |</w:t>
-              <w:br/>
-              <w:t>8|    |</w:t>
             </w:r>
           </w:p>
         </w:tc>
@@ -43,13 +43,122 @@
               <w:rPr>
                 <w:sz w:val="32"/>
               </w:rPr>
-              <w:t>44 x 21</w:t>
+              <w:t>97 x 26</w:t>
               <w:br/>
-              <w:t xml:space="preserve">  2    1</w:t>
+              <w:t xml:space="preserve">  2    6</w:t>
+              <w:br/>
+              <w:t xml:space="preserve">  ----</w:t>
+              <w:br/>
+              <w:t>9|    |</w:t>
+              <w:br/>
+              <w:t>7|    |</w:t>
+            </w:r>
+          </w:p>
+        </w:tc>
+        <w:tc>
+          <w:tcPr>
+            <w:tcW w:type="dxa" w:w="2880"/>
+          </w:tcPr>
+          <w:p>
+            <w:r>
+              <w:rPr>
+                <w:sz w:val="32"/>
+              </w:rPr>
+              <w:t>59 x 55</w:t>
+              <w:br/>
+              <w:t xml:space="preserve">  5    5</w:t>
+              <w:br/>
+              <w:t xml:space="preserve">  ----</w:t>
+              <w:br/>
+              <w:t>5|    |</w:t>
+              <w:br/>
+              <w:t>9|    |</w:t>
+            </w:r>
+          </w:p>
+        </w:tc>
+      </w:tr>
+      <w:tr>
+        <w:tc>
+          <w:tcPr>
+            <w:tcW w:type="dxa" w:w="2880"/>
+          </w:tcPr>
+          <w:p>
+            <w:r>
+              <w:rPr>
+                <w:sz w:val="32"/>
+              </w:rPr>
+              <w:t>93 x 59</w:t>
+              <w:br/>
+              <w:t xml:space="preserve">  5    9</w:t>
+              <w:br/>
+              <w:t xml:space="preserve">  ----</w:t>
+              <w:br/>
+              <w:t>9|    |</w:t>
+              <w:br/>
+              <w:t>3|    |</w:t>
+            </w:r>
+          </w:p>
+        </w:tc>
+        <w:tc>
+          <w:tcPr>
+            <w:tcW w:type="dxa" w:w="2880"/>
+          </w:tcPr>
+          <w:p>
+            <w:r>
+              <w:rPr>
+                <w:sz w:val="32"/>
+              </w:rPr>
+              <w:t>63 x 65</w:t>
+              <w:br/>
+              <w:t xml:space="preserve">  6    5</w:t>
+              <w:br/>
+              <w:t xml:space="preserve">  ----</w:t>
+              <w:br/>
+              <w:t>6|    |</w:t>
+              <w:br/>
+              <w:t>3|    |</w:t>
+            </w:r>
+          </w:p>
+        </w:tc>
+        <w:tc>
+          <w:tcPr>
+            <w:tcW w:type="dxa" w:w="2880"/>
+          </w:tcPr>
+          <w:p>
+            <w:r>
+              <w:rPr>
+                <w:sz w:val="32"/>
+              </w:rPr>
+              <w:t>49 x 66</w:t>
+              <w:br/>
+              <w:t xml:space="preserve">  6    6</w:t>
               <w:br/>
               <w:t xml:space="preserve">  ----</w:t>
               <w:br/>
               <w:t>4|    |</w:t>
+              <w:br/>
+              <w:t>9|    |</w:t>
+            </w:r>
+          </w:p>
+        </w:tc>
+      </w:tr>
+      <w:tr>
+        <w:tc>
+          <w:tcPr>
+            <w:tcW w:type="dxa" w:w="2880"/>
+          </w:tcPr>
+          <w:p>
+            <w:r>
+              <w:rPr>
+                <w:sz w:val="32"/>
+              </w:rPr>
+              <w:t>54 x 45</w:t>
+              <w:br/>
+              <w:t xml:space="preserve">  4    5</w:t>
+              <w:br/>
+              <w:t xml:space="preserve">  ----</w:t>
+              <w:br/>
+              <w:t>5|    |</w:t>
               <w:br/>
               <w:t>4|    |</w:t>
             </w:r>
@@ -64,15 +173,36 @@
               <w:rPr>
                 <w:sz w:val="32"/>
               </w:rPr>
-              <w:t>41 x 56</w:t>
+              <w:t>69 x 83</w:t>
               <w:br/>
-              <w:t xml:space="preserve">  5    6</w:t>
+              <w:t xml:space="preserve">  8    3</w:t>
               <w:br/>
               <w:t xml:space="preserve">  ----</w:t>
               <w:br/>
-              <w:t>4|    |</w:t>
+              <w:t>6|    |</w:t>
+              <w:br/>
+              <w:t>9|    |</w:t>
+            </w:r>
+          </w:p>
+        </w:tc>
+        <w:tc>
+          <w:tcPr>
+            <w:tcW w:type="dxa" w:w="2880"/>
+          </w:tcPr>
+          <w:p>
+            <w:r>
+              <w:rPr>
+                <w:sz w:val="32"/>
+              </w:rPr>
+              <w:t>12 x 63</w:t>
+              <w:br/>
+              <w:t xml:space="preserve">  6    3</w:t>
+              <w:br/>
+              <w:t xml:space="preserve">  ----</w:t>
               <w:br/>
               <w:t>1|    |</w:t>
+              <w:br/>
+              <w:t>2|    |</w:t>
             </w:r>
           </w:p>
         </w:tc>
@@ -87,15 +217,15 @@
               <w:rPr>
                 <w:sz w:val="32"/>
               </w:rPr>
-              <w:t>17 x 28</w:t>
+              <w:t>69 x 74</w:t>
               <w:br/>
-              <w:t xml:space="preserve">  2    8</w:t>
+              <w:t xml:space="preserve">  7    4</w:t>
               <w:br/>
               <w:t xml:space="preserve">  ----</w:t>
               <w:br/>
-              <w:t>1|    |</w:t>
+              <w:t>6|    |</w:t>
               <w:br/>
-              <w:t>7|    |</w:t>
+              <w:t>9|    |</w:t>
             </w:r>
           </w:p>
         </w:tc>
@@ -108,15 +238,15 @@
               <w:rPr>
                 <w:sz w:val="32"/>
               </w:rPr>
-              <w:t>70 x 85</w:t>
+              <w:t>82 x 29</w:t>
               <w:br/>
-              <w:t xml:space="preserve">  8    5</w:t>
+              <w:t xml:space="preserve">  2    9</w:t>
               <w:br/>
               <w:t xml:space="preserve">  ----</w:t>
               <w:br/>
-              <w:t>7|    |</w:t>
+              <w:t>8|    |</w:t>
               <w:br/>
-              <w:t>0|    |</w:t>
+              <w:t>2|    |</w:t>
             </w:r>
           </w:p>
         </w:tc>
@@ -129,15 +259,15 @@
               <w:rPr>
                 <w:sz w:val="32"/>
               </w:rPr>
-              <w:t>37 x 13</w:t>
+              <w:t>23 x 95</w:t>
               <w:br/>
-              <w:t xml:space="preserve">  1    3</w:t>
+              <w:t xml:space="preserve">  9    5</w:t>
               <w:br/>
               <w:t xml:space="preserve">  ----</w:t>
               <w:br/>
+              <w:t>2|    |</w:t>
+              <w:br/>
               <w:t>3|    |</w:t>
-              <w:br/>
-              <w:t>7|    |</w:t>
             </w:r>
           </w:p>
         </w:tc>
@@ -152,15 +282,15 @@
               <w:rPr>
                 <w:sz w:val="32"/>
               </w:rPr>
-              <w:t>30 x 25</w:t>
+              <w:t>25 x 77</w:t>
               <w:br/>
-              <w:t xml:space="preserve">  2    5</w:t>
+              <w:t xml:space="preserve">  7    7</w:t>
               <w:br/>
               <w:t xml:space="preserve">  ----</w:t>
               <w:br/>
-              <w:t>3|    |</w:t>
+              <w:t>2|    |</w:t>
               <w:br/>
-              <w:t>0|    |</w:t>
+              <w:t>5|    |</w:t>
             </w:r>
           </w:p>
         </w:tc>
@@ -173,15 +303,15 @@
               <w:rPr>
                 <w:sz w:val="32"/>
               </w:rPr>
-              <w:t>52 x 32</w:t>
+              <w:t>39 x 47</w:t>
               <w:br/>
-              <w:t xml:space="preserve">  3    2</w:t>
+              <w:t xml:space="preserve">  4    7</w:t>
               <w:br/>
               <w:t xml:space="preserve">  ----</w:t>
               <w:br/>
-              <w:t>5|    |</w:t>
+              <w:t>3|    |</w:t>
               <w:br/>
-              <w:t>2|    |</w:t>
+              <w:t>9|    |</w:t>
             </w:r>
           </w:p>
         </w:tc>
@@ -194,145 +324,15 @@
               <w:rPr>
                 <w:sz w:val="32"/>
               </w:rPr>
-              <w:t>16 x 78</w:t>
+              <w:t>16 x 55</w:t>
               <w:br/>
-              <w:t xml:space="preserve">  7    8</w:t>
+              <w:t xml:space="preserve">  5    5</w:t>
               <w:br/>
               <w:t xml:space="preserve">  ----</w:t>
               <w:br/>
               <w:t>1|    |</w:t>
               <w:br/>
               <w:t>6|    |</w:t>
-            </w:r>
-          </w:p>
-        </w:tc>
-      </w:tr>
-      <w:tr>
-        <w:tc>
-          <w:tcPr>
-            <w:tcW w:type="dxa" w:w="2880"/>
-          </w:tcPr>
-          <w:p>
-            <w:r>
-              <w:rPr>
-                <w:sz w:val="32"/>
-              </w:rPr>
-              <w:t>38 x 50</w:t>
-              <w:br/>
-              <w:t xml:space="preserve">  5    0</w:t>
-              <w:br/>
-              <w:t xml:space="preserve">  ----</w:t>
-              <w:br/>
-              <w:t>3|    |</w:t>
-              <w:br/>
-              <w:t>8|    |</w:t>
-            </w:r>
-          </w:p>
-        </w:tc>
-        <w:tc>
-          <w:tcPr>
-            <w:tcW w:type="dxa" w:w="2880"/>
-          </w:tcPr>
-          <w:p>
-            <w:r>
-              <w:rPr>
-                <w:sz w:val="32"/>
-              </w:rPr>
-              <w:t>94 x 50</w:t>
-              <w:br/>
-              <w:t xml:space="preserve">  5    0</w:t>
-              <w:br/>
-              <w:t xml:space="preserve">  ----</w:t>
-              <w:br/>
-              <w:t>9|    |</w:t>
-              <w:br/>
-              <w:t>4|    |</w:t>
-            </w:r>
-          </w:p>
-        </w:tc>
-        <w:tc>
-          <w:tcPr>
-            <w:tcW w:type="dxa" w:w="2880"/>
-          </w:tcPr>
-          <w:p>
-            <w:r>
-              <w:rPr>
-                <w:sz w:val="32"/>
-              </w:rPr>
-              <w:t>44 x 81</w:t>
-              <w:br/>
-              <w:t xml:space="preserve">  8    1</w:t>
-              <w:br/>
-              <w:t xml:space="preserve">  ----</w:t>
-              <w:br/>
-              <w:t>4|    |</w:t>
-              <w:br/>
-              <w:t>4|    |</w:t>
-            </w:r>
-          </w:p>
-        </w:tc>
-      </w:tr>
-      <w:tr>
-        <w:tc>
-          <w:tcPr>
-            <w:tcW w:type="dxa" w:w="2880"/>
-          </w:tcPr>
-          <w:p>
-            <w:r>
-              <w:rPr>
-                <w:sz w:val="32"/>
-              </w:rPr>
-              <w:t>87 x 18</w:t>
-              <w:br/>
-              <w:t xml:space="preserve">  1    8</w:t>
-              <w:br/>
-              <w:t xml:space="preserve">  ----</w:t>
-              <w:br/>
-              <w:t>8|    |</w:t>
-              <w:br/>
-              <w:t>7|    |</w:t>
-            </w:r>
-          </w:p>
-        </w:tc>
-        <w:tc>
-          <w:tcPr>
-            <w:tcW w:type="dxa" w:w="2880"/>
-          </w:tcPr>
-          <w:p>
-            <w:r>
-              <w:rPr>
-                <w:sz w:val="32"/>
-              </w:rPr>
-              <w:t>40 x 73</w:t>
-              <w:br/>
-              <w:t xml:space="preserve">  7    3</w:t>
-              <w:br/>
-              <w:t xml:space="preserve">  ----</w:t>
-              <w:br/>
-              <w:t>4|    |</w:t>
-              <w:br/>
-              <w:t>0|    |</w:t>
-            </w:r>
-          </w:p>
-        </w:tc>
-        <w:tc>
-          <w:tcPr>
-            <w:tcW w:type="dxa" w:w="2880"/>
-          </w:tcPr>
-          <w:p>
-            <w:r>
-              <w:rPr>
-                <w:sz w:val="32"/>
-              </w:rPr>
-              <w:t>32 x 75</w:t>
-              <w:br/>
-              <w:t xml:space="preserve">  7    5</w:t>
-              <w:br/>
-              <w:t xml:space="preserve">  ----</w:t>
-              <w:br/>
-              <w:t>3|    |</w:t>
-              <w:br/>
-              <w:t>2|    |</w:t>
             </w:r>
           </w:p>
         </w:tc>

--- a/lattice_multiplication_exercises.docx
+++ b/lattice_multiplication_exercises.docx
@@ -22,15 +22,15 @@
               <w:rPr>
                 <w:sz w:val="32"/>
               </w:rPr>
-              <w:t>15 x 91</w:t>
+              <w:t>36 x 76</w:t>
               <w:br/>
-              <w:t xml:space="preserve">  9    1</w:t>
+              <w:t xml:space="preserve">  7    6</w:t>
               <w:br/>
               <w:t xml:space="preserve">  ----</w:t>
               <w:br/>
-              <w:t>1|    |</w:t>
+              <w:t>3|    |</w:t>
               <w:br/>
-              <w:t>5|    |</w:t>
+              <w:t>6|    |</w:t>
             </w:r>
           </w:p>
         </w:tc>
@@ -43,13 +43,13 @@
               <w:rPr>
                 <w:sz w:val="32"/>
               </w:rPr>
-              <w:t>97 x 26</w:t>
+              <w:t>47 x 34</w:t>
               <w:br/>
-              <w:t xml:space="preserve">  2    6</w:t>
+              <w:t xml:space="preserve">  3    4</w:t>
               <w:br/>
               <w:t xml:space="preserve">  ----</w:t>
               <w:br/>
-              <w:t>9|    |</w:t>
+              <w:t>4|    |</w:t>
               <w:br/>
               <w:t>7|    |</w:t>
             </w:r>
@@ -64,15 +64,15 @@
               <w:rPr>
                 <w:sz w:val="32"/>
               </w:rPr>
-              <w:t>59 x 55</w:t>
+              <w:t>65 x 47</w:t>
               <w:br/>
-              <w:t xml:space="preserve">  5    5</w:t>
+              <w:t xml:space="preserve">  4    7</w:t>
               <w:br/>
               <w:t xml:space="preserve">  ----</w:t>
               <w:br/>
+              <w:t>6|    |</w:t>
+              <w:br/>
               <w:t>5|    |</w:t>
-              <w:br/>
-              <w:t>9|    |</w:t>
             </w:r>
           </w:p>
         </w:tc>
@@ -87,13 +87,13 @@
               <w:rPr>
                 <w:sz w:val="32"/>
               </w:rPr>
-              <w:t>93 x 59</w:t>
+              <w:t>83 x 17</w:t>
               <w:br/>
-              <w:t xml:space="preserve">  5    9</w:t>
+              <w:t xml:space="preserve">  1    7</w:t>
               <w:br/>
               <w:t xml:space="preserve">  ----</w:t>
               <w:br/>
-              <w:t>9|    |</w:t>
+              <w:t>8|    |</w:t>
               <w:br/>
               <w:t>3|    |</w:t>
             </w:r>
@@ -108,18 +108,171 @@
               <w:rPr>
                 <w:sz w:val="32"/>
               </w:rPr>
-              <w:t>63 x 65</w:t>
+              <w:t>79 x 67</w:t>
               <w:br/>
-              <w:t xml:space="preserve">  6    5</w:t>
+              <w:t xml:space="preserve">  6    7</w:t>
+              <w:br/>
+              <w:t xml:space="preserve">  ----</w:t>
+              <w:br/>
+              <w:t>7|    |</w:t>
+              <w:br/>
+              <w:t>9|    |</w:t>
+            </w:r>
+          </w:p>
+        </w:tc>
+        <w:tc>
+          <w:tcPr>
+            <w:tcW w:type="dxa" w:w="2880"/>
+          </w:tcPr>
+          <w:p>
+            <w:r>
+              <w:rPr>
+                <w:sz w:val="32"/>
+              </w:rPr>
+              <w:t>81 x 79</w:t>
+              <w:br/>
+              <w:t xml:space="preserve">  7    9</w:t>
+              <w:br/>
+              <w:t xml:space="preserve">  ----</w:t>
+              <w:br/>
+              <w:t>8|    |</w:t>
+              <w:br/>
+              <w:t>1|    |</w:t>
+            </w:r>
+          </w:p>
+        </w:tc>
+      </w:tr>
+      <w:tr>
+        <w:tc>
+          <w:tcPr>
+            <w:tcW w:type="dxa" w:w="2880"/>
+          </w:tcPr>
+          <w:p>
+            <w:r>
+              <w:rPr>
+                <w:sz w:val="32"/>
+              </w:rPr>
+              <w:t>33 x 47</w:t>
+              <w:br/>
+              <w:t xml:space="preserve">  4    7</w:t>
+              <w:br/>
+              <w:t xml:space="preserve">  ----</w:t>
+              <w:br/>
+              <w:t>3|    |</w:t>
+              <w:br/>
+              <w:t>3|    |</w:t>
+            </w:r>
+          </w:p>
+        </w:tc>
+        <w:tc>
+          <w:tcPr>
+            <w:tcW w:type="dxa" w:w="2880"/>
+          </w:tcPr>
+          <w:p>
+            <w:r>
+              <w:rPr>
+                <w:sz w:val="32"/>
+              </w:rPr>
+              <w:t>89 x 16</w:t>
+              <w:br/>
+              <w:t xml:space="preserve">  1    6</w:t>
+              <w:br/>
+              <w:t xml:space="preserve">  ----</w:t>
+              <w:br/>
+              <w:t>8|    |</w:t>
+              <w:br/>
+              <w:t>9|    |</w:t>
+            </w:r>
+          </w:p>
+        </w:tc>
+        <w:tc>
+          <w:tcPr>
+            <w:tcW w:type="dxa" w:w="2880"/>
+          </w:tcPr>
+          <w:p>
+            <w:r>
+              <w:rPr>
+                <w:sz w:val="32"/>
+              </w:rPr>
+              <w:t>64 x 25</w:t>
+              <w:br/>
+              <w:t xml:space="preserve">  2    5</w:t>
               <w:br/>
               <w:t xml:space="preserve">  ----</w:t>
               <w:br/>
               <w:t>6|    |</w:t>
               <w:br/>
-              <w:t>3|    |</w:t>
+              <w:t>4|    |</w:t>
             </w:r>
           </w:p>
         </w:tc>
+      </w:tr>
+      <w:tr>
+        <w:tc>
+          <w:tcPr>
+            <w:tcW w:type="dxa" w:w="2880"/>
+          </w:tcPr>
+          <w:p>
+            <w:r>
+              <w:rPr>
+                <w:sz w:val="32"/>
+              </w:rPr>
+              <w:t>21 x 72</w:t>
+              <w:br/>
+              <w:t xml:space="preserve">  7    2</w:t>
+              <w:br/>
+              <w:t xml:space="preserve">  ----</w:t>
+              <w:br/>
+              <w:t>2|    |</w:t>
+              <w:br/>
+              <w:t>1|    |</w:t>
+            </w:r>
+          </w:p>
+        </w:tc>
+        <w:tc>
+          <w:tcPr>
+            <w:tcW w:type="dxa" w:w="2880"/>
+          </w:tcPr>
+          <w:p>
+            <w:r>
+              <w:rPr>
+                <w:sz w:val="32"/>
+              </w:rPr>
+              <w:t>47 x 45</w:t>
+              <w:br/>
+              <w:t xml:space="preserve">  4    5</w:t>
+              <w:br/>
+              <w:t xml:space="preserve">  ----</w:t>
+              <w:br/>
+              <w:t>4|    |</w:t>
+              <w:br/>
+              <w:t>7|    |</w:t>
+            </w:r>
+          </w:p>
+        </w:tc>
+        <w:tc>
+          <w:tcPr>
+            <w:tcW w:type="dxa" w:w="2880"/>
+          </w:tcPr>
+          <w:p>
+            <w:r>
+              <w:rPr>
+                <w:sz w:val="32"/>
+              </w:rPr>
+              <w:t>51 x 25</w:t>
+              <w:br/>
+              <w:t xml:space="preserve">  2    5</w:t>
+              <w:br/>
+              <w:t xml:space="preserve">  ----</w:t>
+              <w:br/>
+              <w:t>5|    |</w:t>
+              <w:br/>
+              <w:t>1|    |</w:t>
+            </w:r>
+          </w:p>
+        </w:tc>
+      </w:tr>
+      <w:tr>
         <w:tc>
           <w:tcPr>
             <w:tcW w:type="dxa" w:w="2880"/>
@@ -141,8 +294,6 @@
             </w:r>
           </w:p>
         </w:tc>
-      </w:tr>
-      <w:tr>
         <w:tc>
           <w:tcPr>
             <w:tcW w:type="dxa" w:w="2880"/>
@@ -152,15 +303,15 @@
               <w:rPr>
                 <w:sz w:val="32"/>
               </w:rPr>
-              <w:t>54 x 45</w:t>
+              <w:t>57 x 73</w:t>
               <w:br/>
-              <w:t xml:space="preserve">  4    5</w:t>
+              <w:t xml:space="preserve">  7    3</w:t>
               <w:br/>
               <w:t xml:space="preserve">  ----</w:t>
               <w:br/>
               <w:t>5|    |</w:t>
               <w:br/>
-              <w:t>4|    |</w:t>
+              <w:t>7|    |</w:t>
             </w:r>
           </w:p>
         </w:tc>
@@ -173,72 +324,7 @@
               <w:rPr>
                 <w:sz w:val="32"/>
               </w:rPr>
-              <w:t>69 x 83</w:t>
-              <w:br/>
-              <w:t xml:space="preserve">  8    3</w:t>
-              <w:br/>
-              <w:t xml:space="preserve">  ----</w:t>
-              <w:br/>
-              <w:t>6|    |</w:t>
-              <w:br/>
-              <w:t>9|    |</w:t>
-            </w:r>
-          </w:p>
-        </w:tc>
-        <w:tc>
-          <w:tcPr>
-            <w:tcW w:type="dxa" w:w="2880"/>
-          </w:tcPr>
-          <w:p>
-            <w:r>
-              <w:rPr>
-                <w:sz w:val="32"/>
-              </w:rPr>
-              <w:t>12 x 63</w:t>
-              <w:br/>
-              <w:t xml:space="preserve">  6    3</w:t>
-              <w:br/>
-              <w:t xml:space="preserve">  ----</w:t>
-              <w:br/>
-              <w:t>1|    |</w:t>
-              <w:br/>
-              <w:t>2|    |</w:t>
-            </w:r>
-          </w:p>
-        </w:tc>
-      </w:tr>
-      <w:tr>
-        <w:tc>
-          <w:tcPr>
-            <w:tcW w:type="dxa" w:w="2880"/>
-          </w:tcPr>
-          <w:p>
-            <w:r>
-              <w:rPr>
-                <w:sz w:val="32"/>
-              </w:rPr>
-              <w:t>69 x 74</w:t>
-              <w:br/>
-              <w:t xml:space="preserve">  7    4</w:t>
-              <w:br/>
-              <w:t xml:space="preserve">  ----</w:t>
-              <w:br/>
-              <w:t>6|    |</w:t>
-              <w:br/>
-              <w:t>9|    |</w:t>
-            </w:r>
-          </w:p>
-        </w:tc>
-        <w:tc>
-          <w:tcPr>
-            <w:tcW w:type="dxa" w:w="2880"/>
-          </w:tcPr>
-          <w:p>
-            <w:r>
-              <w:rPr>
-                <w:sz w:val="32"/>
-              </w:rPr>
-              <w:t>82 x 29</w:t>
+              <w:t>89 x 29</w:t>
               <w:br/>
               <w:t xml:space="preserve">  2    9</w:t>
               <w:br/>
@@ -246,93 +332,7 @@
               <w:br/>
               <w:t>8|    |</w:t>
               <w:br/>
-              <w:t>2|    |</w:t>
-            </w:r>
-          </w:p>
-        </w:tc>
-        <w:tc>
-          <w:tcPr>
-            <w:tcW w:type="dxa" w:w="2880"/>
-          </w:tcPr>
-          <w:p>
-            <w:r>
-              <w:rPr>
-                <w:sz w:val="32"/>
-              </w:rPr>
-              <w:t>23 x 95</w:t>
-              <w:br/>
-              <w:t xml:space="preserve">  9    5</w:t>
-              <w:br/>
-              <w:t xml:space="preserve">  ----</w:t>
-              <w:br/>
-              <w:t>2|    |</w:t>
-              <w:br/>
-              <w:t>3|    |</w:t>
-            </w:r>
-          </w:p>
-        </w:tc>
-      </w:tr>
-      <w:tr>
-        <w:tc>
-          <w:tcPr>
-            <w:tcW w:type="dxa" w:w="2880"/>
-          </w:tcPr>
-          <w:p>
-            <w:r>
-              <w:rPr>
-                <w:sz w:val="32"/>
-              </w:rPr>
-              <w:t>25 x 77</w:t>
-              <w:br/>
-              <w:t xml:space="preserve">  7    7</w:t>
-              <w:br/>
-              <w:t xml:space="preserve">  ----</w:t>
-              <w:br/>
-              <w:t>2|    |</w:t>
-              <w:br/>
-              <w:t>5|    |</w:t>
-            </w:r>
-          </w:p>
-        </w:tc>
-        <w:tc>
-          <w:tcPr>
-            <w:tcW w:type="dxa" w:w="2880"/>
-          </w:tcPr>
-          <w:p>
-            <w:r>
-              <w:rPr>
-                <w:sz w:val="32"/>
-              </w:rPr>
-              <w:t>39 x 47</w:t>
-              <w:br/>
-              <w:t xml:space="preserve">  4    7</w:t>
-              <w:br/>
-              <w:t xml:space="preserve">  ----</w:t>
-              <w:br/>
-              <w:t>3|    |</w:t>
-              <w:br/>
               <w:t>9|    |</w:t>
-            </w:r>
-          </w:p>
-        </w:tc>
-        <w:tc>
-          <w:tcPr>
-            <w:tcW w:type="dxa" w:w="2880"/>
-          </w:tcPr>
-          <w:p>
-            <w:r>
-              <w:rPr>
-                <w:sz w:val="32"/>
-              </w:rPr>
-              <w:t>16 x 55</w:t>
-              <w:br/>
-              <w:t xml:space="preserve">  5    5</w:t>
-              <w:br/>
-              <w:t xml:space="preserve">  ----</w:t>
-              <w:br/>
-              <w:t>1|    |</w:t>
-              <w:br/>
-              <w:t>6|    |</w:t>
             </w:r>
           </w:p>
         </w:tc>

--- a/lattice_multiplication_exercises.docx
+++ b/lattice_multiplication_exercises.docx
@@ -22,15 +22,15 @@
               <w:rPr>
                 <w:sz w:val="32"/>
               </w:rPr>
-              <w:t>36 x 76</w:t>
+              <w:t>72 x 45</w:t>
               <w:br/>
-              <w:t xml:space="preserve">  7    6</w:t>
+              <w:t xml:space="preserve">  4    5</w:t>
               <w:br/>
               <w:t xml:space="preserve">  ----</w:t>
               <w:br/>
-              <w:t>3|    |</w:t>
+              <w:t>7|    |</w:t>
               <w:br/>
-              <w:t>6|    |</w:t>
+              <w:t>2|    |</w:t>
             </w:r>
           </w:p>
         </w:tc>
@@ -43,15 +43,15 @@
               <w:rPr>
                 <w:sz w:val="32"/>
               </w:rPr>
-              <w:t>47 x 34</w:t>
+              <w:t>54 x 51</w:t>
               <w:br/>
-              <w:t xml:space="preserve">  3    4</w:t>
+              <w:t xml:space="preserve">  5    1</w:t>
               <w:br/>
               <w:t xml:space="preserve">  ----</w:t>
               <w:br/>
+              <w:t>5|    |</w:t>
+              <w:br/>
               <w:t>4|    |</w:t>
-              <w:br/>
-              <w:t>7|    |</w:t>
             </w:r>
           </w:p>
         </w:tc>
@@ -64,15 +64,15 @@
               <w:rPr>
                 <w:sz w:val="32"/>
               </w:rPr>
-              <w:t>65 x 47</w:t>
+              <w:t>68 x 87</w:t>
               <w:br/>
-              <w:t xml:space="preserve">  4    7</w:t>
+              <w:t xml:space="preserve">  8    7</w:t>
               <w:br/>
               <w:t xml:space="preserve">  ----</w:t>
               <w:br/>
               <w:t>6|    |</w:t>
               <w:br/>
-              <w:t>5|    |</w:t>
+              <w:t>8|    |</w:t>
             </w:r>
           </w:p>
         </w:tc>
@@ -87,15 +87,15 @@
               <w:rPr>
                 <w:sz w:val="32"/>
               </w:rPr>
-              <w:t>83 x 17</w:t>
+              <w:t>38 x 11</w:t>
               <w:br/>
-              <w:t xml:space="preserve">  1    7</w:t>
+              <w:t xml:space="preserve">  1    1</w:t>
               <w:br/>
               <w:t xml:space="preserve">  ----</w:t>
               <w:br/>
+              <w:t>3|    |</w:t>
+              <w:br/>
               <w:t>8|    |</w:t>
-              <w:br/>
-              <w:t>3|    |</w:t>
             </w:r>
           </w:p>
         </w:tc>
@@ -108,15 +108,15 @@
               <w:rPr>
                 <w:sz w:val="32"/>
               </w:rPr>
-              <w:t>79 x 67</w:t>
+              <w:t>54 x 44</w:t>
               <w:br/>
-              <w:t xml:space="preserve">  6    7</w:t>
+              <w:t xml:space="preserve">  4    4</w:t>
               <w:br/>
               <w:t xml:space="preserve">  ----</w:t>
               <w:br/>
-              <w:t>7|    |</w:t>
+              <w:t>5|    |</w:t>
               <w:br/>
-              <w:t>9|    |</w:t>
+              <w:t>4|    |</w:t>
             </w:r>
           </w:p>
         </w:tc>
@@ -129,78 +129,13 @@
               <w:rPr>
                 <w:sz w:val="32"/>
               </w:rPr>
-              <w:t>81 x 79</w:t>
+              <w:t>84 x 84</w:t>
               <w:br/>
-              <w:t xml:space="preserve">  7    9</w:t>
+              <w:t xml:space="preserve">  8    4</w:t>
               <w:br/>
               <w:t xml:space="preserve">  ----</w:t>
               <w:br/>
               <w:t>8|    |</w:t>
-              <w:br/>
-              <w:t>1|    |</w:t>
-            </w:r>
-          </w:p>
-        </w:tc>
-      </w:tr>
-      <w:tr>
-        <w:tc>
-          <w:tcPr>
-            <w:tcW w:type="dxa" w:w="2880"/>
-          </w:tcPr>
-          <w:p>
-            <w:r>
-              <w:rPr>
-                <w:sz w:val="32"/>
-              </w:rPr>
-              <w:t>33 x 47</w:t>
-              <w:br/>
-              <w:t xml:space="preserve">  4    7</w:t>
-              <w:br/>
-              <w:t xml:space="preserve">  ----</w:t>
-              <w:br/>
-              <w:t>3|    |</w:t>
-              <w:br/>
-              <w:t>3|    |</w:t>
-            </w:r>
-          </w:p>
-        </w:tc>
-        <w:tc>
-          <w:tcPr>
-            <w:tcW w:type="dxa" w:w="2880"/>
-          </w:tcPr>
-          <w:p>
-            <w:r>
-              <w:rPr>
-                <w:sz w:val="32"/>
-              </w:rPr>
-              <w:t>89 x 16</w:t>
-              <w:br/>
-              <w:t xml:space="preserve">  1    6</w:t>
-              <w:br/>
-              <w:t xml:space="preserve">  ----</w:t>
-              <w:br/>
-              <w:t>8|    |</w:t>
-              <w:br/>
-              <w:t>9|    |</w:t>
-            </w:r>
-          </w:p>
-        </w:tc>
-        <w:tc>
-          <w:tcPr>
-            <w:tcW w:type="dxa" w:w="2880"/>
-          </w:tcPr>
-          <w:p>
-            <w:r>
-              <w:rPr>
-                <w:sz w:val="32"/>
-              </w:rPr>
-              <w:t>64 x 25</w:t>
-              <w:br/>
-              <w:t xml:space="preserve">  2    5</w:t>
-              <w:br/>
-              <w:t xml:space="preserve">  ----</w:t>
-              <w:br/>
-              <w:t>6|    |</w:t>
               <w:br/>
               <w:t>4|    |</w:t>
             </w:r>
@@ -217,9 +152,74 @@
               <w:rPr>
                 <w:sz w:val="32"/>
               </w:rPr>
-              <w:t>21 x 72</w:t>
+              <w:t>98 x 60</w:t>
               <w:br/>
-              <w:t xml:space="preserve">  7    2</w:t>
+              <w:t xml:space="preserve">  6    0</w:t>
+              <w:br/>
+              <w:t xml:space="preserve">  ----</w:t>
+              <w:br/>
+              <w:t>9|    |</w:t>
+              <w:br/>
+              <w:t>8|    |</w:t>
+            </w:r>
+          </w:p>
+        </w:tc>
+        <w:tc>
+          <w:tcPr>
+            <w:tcW w:type="dxa" w:w="2880"/>
+          </w:tcPr>
+          <w:p>
+            <w:r>
+              <w:rPr>
+                <w:sz w:val="32"/>
+              </w:rPr>
+              <w:t>61 x 80</w:t>
+              <w:br/>
+              <w:t xml:space="preserve">  8    0</w:t>
+              <w:br/>
+              <w:t xml:space="preserve">  ----</w:t>
+              <w:br/>
+              <w:t>6|    |</w:t>
+              <w:br/>
+              <w:t>1|    |</w:t>
+            </w:r>
+          </w:p>
+        </w:tc>
+        <w:tc>
+          <w:tcPr>
+            <w:tcW w:type="dxa" w:w="2880"/>
+          </w:tcPr>
+          <w:p>
+            <w:r>
+              <w:rPr>
+                <w:sz w:val="32"/>
+              </w:rPr>
+              <w:t>66 x 34</w:t>
+              <w:br/>
+              <w:t xml:space="preserve">  3    4</w:t>
+              <w:br/>
+              <w:t xml:space="preserve">  ----</w:t>
+              <w:br/>
+              <w:t>6|    |</w:t>
+              <w:br/>
+              <w:t>6|    |</w:t>
+            </w:r>
+          </w:p>
+        </w:tc>
+      </w:tr>
+      <w:tr>
+        <w:tc>
+          <w:tcPr>
+            <w:tcW w:type="dxa" w:w="2880"/>
+          </w:tcPr>
+          <w:p>
+            <w:r>
+              <w:rPr>
+                <w:sz w:val="32"/>
+              </w:rPr>
+              <w:t>21 x 31</w:t>
+              <w:br/>
+              <w:t xml:space="preserve">  3    1</w:t>
               <w:br/>
               <w:t xml:space="preserve">  ----</w:t>
               <w:br/>
@@ -238,15 +238,15 @@
               <w:rPr>
                 <w:sz w:val="32"/>
               </w:rPr>
-              <w:t>47 x 45</w:t>
+              <w:t>11 x 72</w:t>
               <w:br/>
-              <w:t xml:space="preserve">  4    5</w:t>
+              <w:t xml:space="preserve">  7    2</w:t>
               <w:br/>
               <w:t xml:space="preserve">  ----</w:t>
               <w:br/>
-              <w:t>4|    |</w:t>
+              <w:t>1|    |</w:t>
               <w:br/>
-              <w:t>7|    |</w:t>
+              <w:t>1|    |</w:t>
             </w:r>
           </w:p>
         </w:tc>
@@ -259,15 +259,15 @@
               <w:rPr>
                 <w:sz w:val="32"/>
               </w:rPr>
-              <w:t>51 x 25</w:t>
+              <w:t>39 x 56</w:t>
               <w:br/>
-              <w:t xml:space="preserve">  2    5</w:t>
+              <w:t xml:space="preserve">  5    6</w:t>
               <w:br/>
               <w:t xml:space="preserve">  ----</w:t>
               <w:br/>
-              <w:t>5|    |</w:t>
+              <w:t>3|    |</w:t>
               <w:br/>
-              <w:t>1|    |</w:t>
+              <w:t>9|    |</w:t>
             </w:r>
           </w:p>
         </w:tc>
@@ -282,13 +282,34 @@
               <w:rPr>
                 <w:sz w:val="32"/>
               </w:rPr>
-              <w:t>49 x 66</w:t>
+              <w:t>13 x 21</w:t>
               <w:br/>
-              <w:t xml:space="preserve">  6    6</w:t>
+              <w:t xml:space="preserve">  2    1</w:t>
               <w:br/>
               <w:t xml:space="preserve">  ----</w:t>
               <w:br/>
-              <w:t>4|    |</w:t>
+              <w:t>1|    |</w:t>
+              <w:br/>
+              <w:t>3|    |</w:t>
+            </w:r>
+          </w:p>
+        </w:tc>
+        <w:tc>
+          <w:tcPr>
+            <w:tcW w:type="dxa" w:w="2880"/>
+          </w:tcPr>
+          <w:p>
+            <w:r>
+              <w:rPr>
+                <w:sz w:val="32"/>
+              </w:rPr>
+              <w:t>39 x 24</w:t>
+              <w:br/>
+              <w:t xml:space="preserve">  2    4</w:t>
+              <w:br/>
+              <w:t xml:space="preserve">  ----</w:t>
+              <w:br/>
+              <w:t>3|    |</w:t>
               <w:br/>
               <w:t>9|    |</w:t>
             </w:r>
@@ -303,36 +324,15 @@
               <w:rPr>
                 <w:sz w:val="32"/>
               </w:rPr>
-              <w:t>57 x 73</w:t>
+              <w:t>17 x 44</w:t>
               <w:br/>
-              <w:t xml:space="preserve">  7    3</w:t>
+              <w:t xml:space="preserve">  4    4</w:t>
               <w:br/>
               <w:t xml:space="preserve">  ----</w:t>
               <w:br/>
-              <w:t>5|    |</w:t>
+              <w:t>1|    |</w:t>
               <w:br/>
               <w:t>7|    |</w:t>
-            </w:r>
-          </w:p>
-        </w:tc>
-        <w:tc>
-          <w:tcPr>
-            <w:tcW w:type="dxa" w:w="2880"/>
-          </w:tcPr>
-          <w:p>
-            <w:r>
-              <w:rPr>
-                <w:sz w:val="32"/>
-              </w:rPr>
-              <w:t>89 x 29</w:t>
-              <w:br/>
-              <w:t xml:space="preserve">  2    9</w:t>
-              <w:br/>
-              <w:t xml:space="preserve">  ----</w:t>
-              <w:br/>
-              <w:t>8|    |</w:t>
-              <w:br/>
-              <w:t>9|    |</w:t>
             </w:r>
           </w:p>
         </w:tc>

--- a/lattice_multiplication_exercises.docx
+++ b/lattice_multiplication_exercises.docx
@@ -22,13 +22,13 @@
               <w:rPr>
                 <w:sz w:val="32"/>
               </w:rPr>
-              <w:t>72 x 45</w:t>
+              <w:t>62 x 20</w:t>
               <w:br/>
-              <w:t xml:space="preserve">  4    5</w:t>
+              <w:t xml:space="preserve">  2    0</w:t>
               <w:br/>
               <w:t xml:space="preserve">  ----</w:t>
               <w:br/>
-              <w:t>7|    |</w:t>
+              <w:t>6|    |</w:t>
               <w:br/>
               <w:t>2|    |</w:t>
             </w:r>
@@ -43,15 +43,15 @@
               <w:rPr>
                 <w:sz w:val="32"/>
               </w:rPr>
-              <w:t>54 x 51</w:t>
+              <w:t>48 x 86</w:t>
               <w:br/>
-              <w:t xml:space="preserve">  5    1</w:t>
+              <w:t xml:space="preserve">  8    6</w:t>
               <w:br/>
               <w:t xml:space="preserve">  ----</w:t>
               <w:br/>
-              <w:t>5|    |</w:t>
+              <w:t>4|    |</w:t>
               <w:br/>
-              <w:t>4|    |</w:t>
+              <w:t>8|    |</w:t>
             </w:r>
           </w:p>
         </w:tc>
@@ -64,15 +64,15 @@
               <w:rPr>
                 <w:sz w:val="32"/>
               </w:rPr>
-              <w:t>68 x 87</w:t>
+              <w:t>65 x 23</w:t>
               <w:br/>
-              <w:t xml:space="preserve">  8    7</w:t>
+              <w:t xml:space="preserve">  2    3</w:t>
               <w:br/>
               <w:t xml:space="preserve">  ----</w:t>
               <w:br/>
               <w:t>6|    |</w:t>
               <w:br/>
-              <w:t>8|    |</w:t>
+              <w:t>5|    |</w:t>
             </w:r>
           </w:p>
         </w:tc>
@@ -87,15 +87,15 @@
               <w:rPr>
                 <w:sz w:val="32"/>
               </w:rPr>
-              <w:t>38 x 11</w:t>
+              <w:t>92 x 11</w:t>
               <w:br/>
               <w:t xml:space="preserve">  1    1</w:t>
               <w:br/>
               <w:t xml:space="preserve">  ----</w:t>
               <w:br/>
-              <w:t>3|    |</w:t>
+              <w:t>9|    |</w:t>
               <w:br/>
-              <w:t>8|    |</w:t>
+              <w:t>2|    |</w:t>
             </w:r>
           </w:p>
         </w:tc>
@@ -108,15 +108,15 @@
               <w:rPr>
                 <w:sz w:val="32"/>
               </w:rPr>
-              <w:t>54 x 44</w:t>
+              <w:t>37 x 28</w:t>
               <w:br/>
-              <w:t xml:space="preserve">  4    4</w:t>
+              <w:t xml:space="preserve">  2    8</w:t>
               <w:br/>
               <w:t xml:space="preserve">  ----</w:t>
               <w:br/>
-              <w:t>5|    |</w:t>
+              <w:t>3|    |</w:t>
               <w:br/>
-              <w:t>4|    |</w:t>
+              <w:t>7|    |</w:t>
             </w:r>
           </w:p>
         </w:tc>
@@ -129,78 +129,13 @@
               <w:rPr>
                 <w:sz w:val="32"/>
               </w:rPr>
-              <w:t>84 x 84</w:t>
+              <w:t>56 x 48</w:t>
               <w:br/>
-              <w:t xml:space="preserve">  8    4</w:t>
+              <w:t xml:space="preserve">  4    8</w:t>
               <w:br/>
               <w:t xml:space="preserve">  ----</w:t>
               <w:br/>
-              <w:t>8|    |</w:t>
-              <w:br/>
-              <w:t>4|    |</w:t>
-            </w:r>
-          </w:p>
-        </w:tc>
-      </w:tr>
-      <w:tr>
-        <w:tc>
-          <w:tcPr>
-            <w:tcW w:type="dxa" w:w="2880"/>
-          </w:tcPr>
-          <w:p>
-            <w:r>
-              <w:rPr>
-                <w:sz w:val="32"/>
-              </w:rPr>
-              <w:t>98 x 60</w:t>
-              <w:br/>
-              <w:t xml:space="preserve">  6    0</w:t>
-              <w:br/>
-              <w:t xml:space="preserve">  ----</w:t>
-              <w:br/>
-              <w:t>9|    |</w:t>
-              <w:br/>
-              <w:t>8|    |</w:t>
-            </w:r>
-          </w:p>
-        </w:tc>
-        <w:tc>
-          <w:tcPr>
-            <w:tcW w:type="dxa" w:w="2880"/>
-          </w:tcPr>
-          <w:p>
-            <w:r>
-              <w:rPr>
-                <w:sz w:val="32"/>
-              </w:rPr>
-              <w:t>61 x 80</w:t>
-              <w:br/>
-              <w:t xml:space="preserve">  8    0</w:t>
-              <w:br/>
-              <w:t xml:space="preserve">  ----</w:t>
-              <w:br/>
-              <w:t>6|    |</w:t>
-              <w:br/>
-              <w:t>1|    |</w:t>
-            </w:r>
-          </w:p>
-        </w:tc>
-        <w:tc>
-          <w:tcPr>
-            <w:tcW w:type="dxa" w:w="2880"/>
-          </w:tcPr>
-          <w:p>
-            <w:r>
-              <w:rPr>
-                <w:sz w:val="32"/>
-              </w:rPr>
-              <w:t>66 x 34</w:t>
-              <w:br/>
-              <w:t xml:space="preserve">  3    4</w:t>
-              <w:br/>
-              <w:t xml:space="preserve">  ----</w:t>
-              <w:br/>
-              <w:t>6|    |</w:t>
+              <w:t>5|    |</w:t>
               <w:br/>
               <w:t>6|    |</w:t>
             </w:r>
@@ -217,13 +152,13 @@
               <w:rPr>
                 <w:sz w:val="32"/>
               </w:rPr>
-              <w:t>21 x 31</w:t>
+              <w:t>41 x 89</w:t>
               <w:br/>
-              <w:t xml:space="preserve">  3    1</w:t>
+              <w:t xml:space="preserve">  8    9</w:t>
               <w:br/>
               <w:t xml:space="preserve">  ----</w:t>
               <w:br/>
-              <w:t>2|    |</w:t>
+              <w:t>4|    |</w:t>
               <w:br/>
               <w:t>1|    |</w:t>
             </w:r>
@@ -238,15 +173,15 @@
               <w:rPr>
                 <w:sz w:val="32"/>
               </w:rPr>
-              <w:t>11 x 72</w:t>
+              <w:t>19 x 44</w:t>
               <w:br/>
-              <w:t xml:space="preserve">  7    2</w:t>
+              <w:t xml:space="preserve">  4    4</w:t>
               <w:br/>
               <w:t xml:space="preserve">  ----</w:t>
               <w:br/>
               <w:t>1|    |</w:t>
               <w:br/>
-              <w:t>1|    |</w:t>
+              <w:t>9|    |</w:t>
             </w:r>
           </w:p>
         </w:tc>
@@ -259,13 +194,78 @@
               <w:rPr>
                 <w:sz w:val="32"/>
               </w:rPr>
-              <w:t>39 x 56</w:t>
+              <w:t>76 x 55</w:t>
               <w:br/>
-              <w:t xml:space="preserve">  5    6</w:t>
+              <w:t xml:space="preserve">  5    5</w:t>
               <w:br/>
               <w:t xml:space="preserve">  ----</w:t>
               <w:br/>
-              <w:t>3|    |</w:t>
+              <w:t>7|    |</w:t>
+              <w:br/>
+              <w:t>6|    |</w:t>
+            </w:r>
+          </w:p>
+        </w:tc>
+      </w:tr>
+      <w:tr>
+        <w:tc>
+          <w:tcPr>
+            <w:tcW w:type="dxa" w:w="2880"/>
+          </w:tcPr>
+          <w:p>
+            <w:r>
+              <w:rPr>
+                <w:sz w:val="32"/>
+              </w:rPr>
+              <w:t>88 x 14</w:t>
+              <w:br/>
+              <w:t xml:space="preserve">  1    4</w:t>
+              <w:br/>
+              <w:t xml:space="preserve">  ----</w:t>
+              <w:br/>
+              <w:t>8|    |</w:t>
+              <w:br/>
+              <w:t>8|    |</w:t>
+            </w:r>
+          </w:p>
+        </w:tc>
+        <w:tc>
+          <w:tcPr>
+            <w:tcW w:type="dxa" w:w="2880"/>
+          </w:tcPr>
+          <w:p>
+            <w:r>
+              <w:rPr>
+                <w:sz w:val="32"/>
+              </w:rPr>
+              <w:t>50 x 50</w:t>
+              <w:br/>
+              <w:t xml:space="preserve">  5    0</w:t>
+              <w:br/>
+              <w:t xml:space="preserve">  ----</w:t>
+              <w:br/>
+              <w:t>5|    |</w:t>
+              <w:br/>
+              <w:t>0|    |</w:t>
+            </w:r>
+          </w:p>
+        </w:tc>
+        <w:tc>
+          <w:tcPr>
+            <w:tcW w:type="dxa" w:w="2880"/>
+          </w:tcPr>
+          <w:p>
+            <w:r>
+              <w:rPr>
+                <w:sz w:val="32"/>
+              </w:rPr>
+              <w:t>49 x 53</w:t>
+              <w:br/>
+              <w:t xml:space="preserve">  5    3</w:t>
+              <w:br/>
+              <w:t xml:space="preserve">  ----</w:t>
+              <w:br/>
+              <w:t>4|    |</w:t>
               <w:br/>
               <w:t>9|    |</w:t>
             </w:r>
@@ -282,13 +282,34 @@
               <w:rPr>
                 <w:sz w:val="32"/>
               </w:rPr>
-              <w:t>13 x 21</w:t>
+              <w:t>67 x 30</w:t>
               <w:br/>
-              <w:t xml:space="preserve">  2    1</w:t>
+              <w:t xml:space="preserve">  3    0</w:t>
               <w:br/>
               <w:t xml:space="preserve">  ----</w:t>
               <w:br/>
-              <w:t>1|    |</w:t>
+              <w:t>6|    |</w:t>
+              <w:br/>
+              <w:t>7|    |</w:t>
+            </w:r>
+          </w:p>
+        </w:tc>
+        <w:tc>
+          <w:tcPr>
+            <w:tcW w:type="dxa" w:w="2880"/>
+          </w:tcPr>
+          <w:p>
+            <w:r>
+              <w:rPr>
+                <w:sz w:val="32"/>
+              </w:rPr>
+              <w:t>43 x 94</w:t>
+              <w:br/>
+              <w:t xml:space="preserve">  9    4</w:t>
+              <w:br/>
+              <w:t xml:space="preserve">  ----</w:t>
+              <w:br/>
+              <w:t>4|    |</w:t>
               <w:br/>
               <w:t>3|    |</w:t>
             </w:r>
@@ -303,36 +324,15 @@
               <w:rPr>
                 <w:sz w:val="32"/>
               </w:rPr>
-              <w:t>39 x 24</w:t>
+              <w:t>58 x 91</w:t>
               <w:br/>
-              <w:t xml:space="preserve">  2    4</w:t>
+              <w:t xml:space="preserve">  9    1</w:t>
               <w:br/>
               <w:t xml:space="preserve">  ----</w:t>
               <w:br/>
-              <w:t>3|    |</w:t>
+              <w:t>5|    |</w:t>
               <w:br/>
-              <w:t>9|    |</w:t>
-            </w:r>
-          </w:p>
-        </w:tc>
-        <w:tc>
-          <w:tcPr>
-            <w:tcW w:type="dxa" w:w="2880"/>
-          </w:tcPr>
-          <w:p>
-            <w:r>
-              <w:rPr>
-                <w:sz w:val="32"/>
-              </w:rPr>
-              <w:t>17 x 44</w:t>
-              <w:br/>
-              <w:t xml:space="preserve">  4    4</w:t>
-              <w:br/>
-              <w:t xml:space="preserve">  ----</w:t>
-              <w:br/>
-              <w:t>1|    |</w:t>
-              <w:br/>
-              <w:t>7|    |</w:t>
+              <w:t>8|    |</w:t>
             </w:r>
           </w:p>
         </w:tc>

--- a/lattice_multiplication_exercises.docx
+++ b/lattice_multiplication_exercises.docx
@@ -22,15 +22,15 @@
               <w:rPr>
                 <w:sz w:val="32"/>
               </w:rPr>
-              <w:t>62 x 20</w:t>
+              <w:t>37 x 48</w:t>
               <w:br/>
-              <w:t xml:space="preserve">  2    0</w:t>
+              <w:t xml:space="preserve">  4    8</w:t>
               <w:br/>
               <w:t xml:space="preserve">  ----</w:t>
               <w:br/>
-              <w:t>6|    |</w:t>
+              <w:t>3|    |</w:t>
               <w:br/>
-              <w:t>2|    |</w:t>
+              <w:t>7|    |</w:t>
             </w:r>
           </w:p>
         </w:tc>
@@ -43,9 +43,248 @@
               <w:rPr>
                 <w:sz w:val="32"/>
               </w:rPr>
-              <w:t>48 x 86</w:t>
+              <w:t>76 x 83</w:t>
               <w:br/>
-              <w:t xml:space="preserve">  8    6</w:t>
+              <w:t xml:space="preserve">  8    3</w:t>
+              <w:br/>
+              <w:t xml:space="preserve">  ----</w:t>
+              <w:br/>
+              <w:t>7|    |</w:t>
+              <w:br/>
+              <w:t>6|    |</w:t>
+            </w:r>
+          </w:p>
+        </w:tc>
+        <w:tc>
+          <w:tcPr>
+            <w:tcW w:type="dxa" w:w="2880"/>
+          </w:tcPr>
+          <w:p>
+            <w:r>
+              <w:rPr>
+                <w:sz w:val="32"/>
+              </w:rPr>
+              <w:t>74 x 36</w:t>
+              <w:br/>
+              <w:t xml:space="preserve">  3    6</w:t>
+              <w:br/>
+              <w:t xml:space="preserve">  ----</w:t>
+              <w:br/>
+              <w:t>7|    |</w:t>
+              <w:br/>
+              <w:t>4|    |</w:t>
+            </w:r>
+          </w:p>
+        </w:tc>
+      </w:tr>
+      <w:tr>
+        <w:tc>
+          <w:tcPr>
+            <w:tcW w:type="dxa" w:w="2880"/>
+          </w:tcPr>
+          <w:p>
+            <w:r>
+              <w:rPr>
+                <w:sz w:val="32"/>
+              </w:rPr>
+              <w:t>59 x 24</w:t>
+              <w:br/>
+              <w:t xml:space="preserve">  2    4</w:t>
+              <w:br/>
+              <w:t xml:space="preserve">  ----</w:t>
+              <w:br/>
+              <w:t>5|    |</w:t>
+              <w:br/>
+              <w:t>9|    |</w:t>
+            </w:r>
+          </w:p>
+        </w:tc>
+        <w:tc>
+          <w:tcPr>
+            <w:tcW w:type="dxa" w:w="2880"/>
+          </w:tcPr>
+          <w:p>
+            <w:r>
+              <w:rPr>
+                <w:sz w:val="32"/>
+              </w:rPr>
+              <w:t>15 x 62</w:t>
+              <w:br/>
+              <w:t xml:space="preserve">  6    2</w:t>
+              <w:br/>
+              <w:t xml:space="preserve">  ----</w:t>
+              <w:br/>
+              <w:t>1|    |</w:t>
+              <w:br/>
+              <w:t>5|    |</w:t>
+            </w:r>
+          </w:p>
+        </w:tc>
+        <w:tc>
+          <w:tcPr>
+            <w:tcW w:type="dxa" w:w="2880"/>
+          </w:tcPr>
+          <w:p>
+            <w:r>
+              <w:rPr>
+                <w:sz w:val="32"/>
+              </w:rPr>
+              <w:t>24 x 67</w:t>
+              <w:br/>
+              <w:t xml:space="preserve">  6    7</w:t>
+              <w:br/>
+              <w:t xml:space="preserve">  ----</w:t>
+              <w:br/>
+              <w:t>2|    |</w:t>
+              <w:br/>
+              <w:t>4|    |</w:t>
+            </w:r>
+          </w:p>
+        </w:tc>
+      </w:tr>
+      <w:tr>
+        <w:tc>
+          <w:tcPr>
+            <w:tcW w:type="dxa" w:w="2880"/>
+          </w:tcPr>
+          <w:p>
+            <w:r>
+              <w:rPr>
+                <w:sz w:val="32"/>
+              </w:rPr>
+              <w:t>45 x 92</w:t>
+              <w:br/>
+              <w:t xml:space="preserve">  9    2</w:t>
+              <w:br/>
+              <w:t xml:space="preserve">  ----</w:t>
+              <w:br/>
+              <w:t>4|    |</w:t>
+              <w:br/>
+              <w:t>5|    |</w:t>
+            </w:r>
+          </w:p>
+        </w:tc>
+        <w:tc>
+          <w:tcPr>
+            <w:tcW w:type="dxa" w:w="2880"/>
+          </w:tcPr>
+          <w:p>
+            <w:r>
+              <w:rPr>
+                <w:sz w:val="32"/>
+              </w:rPr>
+              <w:t>38 x 19</w:t>
+              <w:br/>
+              <w:t xml:space="preserve">  1    9</w:t>
+              <w:br/>
+              <w:t xml:space="preserve">  ----</w:t>
+              <w:br/>
+              <w:t>3|    |</w:t>
+              <w:br/>
+              <w:t>8|    |</w:t>
+            </w:r>
+          </w:p>
+        </w:tc>
+        <w:tc>
+          <w:tcPr>
+            <w:tcW w:type="dxa" w:w="2880"/>
+          </w:tcPr>
+          <w:p>
+            <w:r>
+              <w:rPr>
+                <w:sz w:val="32"/>
+              </w:rPr>
+              <w:t>14 x 27</w:t>
+              <w:br/>
+              <w:t xml:space="preserve">  2    7</w:t>
+              <w:br/>
+              <w:t xml:space="preserve">  ----</w:t>
+              <w:br/>
+              <w:t>1|    |</w:t>
+              <w:br/>
+              <w:t>4|    |</w:t>
+            </w:r>
+          </w:p>
+        </w:tc>
+      </w:tr>
+      <w:tr>
+        <w:tc>
+          <w:tcPr>
+            <w:tcW w:type="dxa" w:w="2880"/>
+          </w:tcPr>
+          <w:p>
+            <w:r>
+              <w:rPr>
+                <w:sz w:val="32"/>
+              </w:rPr>
+              <w:t>51 x 67</w:t>
+              <w:br/>
+              <w:t xml:space="preserve">  6    7</w:t>
+              <w:br/>
+              <w:t xml:space="preserve">  ----</w:t>
+              <w:br/>
+              <w:t>5|    |</w:t>
+              <w:br/>
+              <w:t>1|    |</w:t>
+            </w:r>
+          </w:p>
+        </w:tc>
+        <w:tc>
+          <w:tcPr>
+            <w:tcW w:type="dxa" w:w="2880"/>
+          </w:tcPr>
+          <w:p>
+            <w:r>
+              <w:rPr>
+                <w:sz w:val="32"/>
+              </w:rPr>
+              <w:t>17 x 55</w:t>
+              <w:br/>
+              <w:t xml:space="preserve">  5    5</w:t>
+              <w:br/>
+              <w:t xml:space="preserve">  ----</w:t>
+              <w:br/>
+              <w:t>1|    |</w:t>
+              <w:br/>
+              <w:t>7|    |</w:t>
+            </w:r>
+          </w:p>
+        </w:tc>
+        <w:tc>
+          <w:tcPr>
+            <w:tcW w:type="dxa" w:w="2880"/>
+          </w:tcPr>
+          <w:p>
+            <w:r>
+              <w:rPr>
+                <w:sz w:val="32"/>
+              </w:rPr>
+              <w:t>14 x 77</w:t>
+              <w:br/>
+              <w:t xml:space="preserve">  7    7</w:t>
+              <w:br/>
+              <w:t xml:space="preserve">  ----</w:t>
+              <w:br/>
+              <w:t>1|    |</w:t>
+              <w:br/>
+              <w:t>4|    |</w:t>
+            </w:r>
+          </w:p>
+        </w:tc>
+      </w:tr>
+      <w:tr>
+        <w:tc>
+          <w:tcPr>
+            <w:tcW w:type="dxa" w:w="2880"/>
+          </w:tcPr>
+          <w:p>
+            <w:r>
+              <w:rPr>
+                <w:sz w:val="32"/>
+              </w:rPr>
+              <w:t>48 x 23</w:t>
+              <w:br/>
+              <w:t xml:space="preserve">  2    3</w:t>
               <w:br/>
               <w:t xml:space="preserve">  ----</w:t>
               <w:br/>
@@ -64,38 +303,15 @@
               <w:rPr>
                 <w:sz w:val="32"/>
               </w:rPr>
-              <w:t>65 x 23</w:t>
+              <w:t>44 x 38</w:t>
               <w:br/>
-              <w:t xml:space="preserve">  2    3</w:t>
+              <w:t xml:space="preserve">  3    8</w:t>
               <w:br/>
               <w:t xml:space="preserve">  ----</w:t>
               <w:br/>
-              <w:t>6|    |</w:t>
+              <w:t>4|    |</w:t>
               <w:br/>
-              <w:t>5|    |</w:t>
-            </w:r>
-          </w:p>
-        </w:tc>
-      </w:tr>
-      <w:tr>
-        <w:tc>
-          <w:tcPr>
-            <w:tcW w:type="dxa" w:w="2880"/>
-          </w:tcPr>
-          <w:p>
-            <w:r>
-              <w:rPr>
-                <w:sz w:val="32"/>
-              </w:rPr>
-              <w:t>92 x 11</w:t>
-              <w:br/>
-              <w:t xml:space="preserve">  1    1</w:t>
-              <w:br/>
-              <w:t xml:space="preserve">  ----</w:t>
-              <w:br/>
-              <w:t>9|    |</w:t>
-              <w:br/>
-              <w:t>2|    |</w:t>
+              <w:t>4|    |</w:t>
             </w:r>
           </w:p>
         </w:tc>
@@ -108,231 +324,15 @@
               <w:rPr>
                 <w:sz w:val="32"/>
               </w:rPr>
-              <w:t>37 x 28</w:t>
+              <w:t>37 x 38</w:t>
               <w:br/>
-              <w:t xml:space="preserve">  2    8</w:t>
+              <w:t xml:space="preserve">  3    8</w:t>
               <w:br/>
               <w:t xml:space="preserve">  ----</w:t>
               <w:br/>
               <w:t>3|    |</w:t>
               <w:br/>
               <w:t>7|    |</w:t>
-            </w:r>
-          </w:p>
-        </w:tc>
-        <w:tc>
-          <w:tcPr>
-            <w:tcW w:type="dxa" w:w="2880"/>
-          </w:tcPr>
-          <w:p>
-            <w:r>
-              <w:rPr>
-                <w:sz w:val="32"/>
-              </w:rPr>
-              <w:t>56 x 48</w:t>
-              <w:br/>
-              <w:t xml:space="preserve">  4    8</w:t>
-              <w:br/>
-              <w:t xml:space="preserve">  ----</w:t>
-              <w:br/>
-              <w:t>5|    |</w:t>
-              <w:br/>
-              <w:t>6|    |</w:t>
-            </w:r>
-          </w:p>
-        </w:tc>
-      </w:tr>
-      <w:tr>
-        <w:tc>
-          <w:tcPr>
-            <w:tcW w:type="dxa" w:w="2880"/>
-          </w:tcPr>
-          <w:p>
-            <w:r>
-              <w:rPr>
-                <w:sz w:val="32"/>
-              </w:rPr>
-              <w:t>41 x 89</w:t>
-              <w:br/>
-              <w:t xml:space="preserve">  8    9</w:t>
-              <w:br/>
-              <w:t xml:space="preserve">  ----</w:t>
-              <w:br/>
-              <w:t>4|    |</w:t>
-              <w:br/>
-              <w:t>1|    |</w:t>
-            </w:r>
-          </w:p>
-        </w:tc>
-        <w:tc>
-          <w:tcPr>
-            <w:tcW w:type="dxa" w:w="2880"/>
-          </w:tcPr>
-          <w:p>
-            <w:r>
-              <w:rPr>
-                <w:sz w:val="32"/>
-              </w:rPr>
-              <w:t>19 x 44</w:t>
-              <w:br/>
-              <w:t xml:space="preserve">  4    4</w:t>
-              <w:br/>
-              <w:t xml:space="preserve">  ----</w:t>
-              <w:br/>
-              <w:t>1|    |</w:t>
-              <w:br/>
-              <w:t>9|    |</w:t>
-            </w:r>
-          </w:p>
-        </w:tc>
-        <w:tc>
-          <w:tcPr>
-            <w:tcW w:type="dxa" w:w="2880"/>
-          </w:tcPr>
-          <w:p>
-            <w:r>
-              <w:rPr>
-                <w:sz w:val="32"/>
-              </w:rPr>
-              <w:t>76 x 55</w:t>
-              <w:br/>
-              <w:t xml:space="preserve">  5    5</w:t>
-              <w:br/>
-              <w:t xml:space="preserve">  ----</w:t>
-              <w:br/>
-              <w:t>7|    |</w:t>
-              <w:br/>
-              <w:t>6|    |</w:t>
-            </w:r>
-          </w:p>
-        </w:tc>
-      </w:tr>
-      <w:tr>
-        <w:tc>
-          <w:tcPr>
-            <w:tcW w:type="dxa" w:w="2880"/>
-          </w:tcPr>
-          <w:p>
-            <w:r>
-              <w:rPr>
-                <w:sz w:val="32"/>
-              </w:rPr>
-              <w:t>88 x 14</w:t>
-              <w:br/>
-              <w:t xml:space="preserve">  1    4</w:t>
-              <w:br/>
-              <w:t xml:space="preserve">  ----</w:t>
-              <w:br/>
-              <w:t>8|    |</w:t>
-              <w:br/>
-              <w:t>8|    |</w:t>
-            </w:r>
-          </w:p>
-        </w:tc>
-        <w:tc>
-          <w:tcPr>
-            <w:tcW w:type="dxa" w:w="2880"/>
-          </w:tcPr>
-          <w:p>
-            <w:r>
-              <w:rPr>
-                <w:sz w:val="32"/>
-              </w:rPr>
-              <w:t>50 x 50</w:t>
-              <w:br/>
-              <w:t xml:space="preserve">  5    0</w:t>
-              <w:br/>
-              <w:t xml:space="preserve">  ----</w:t>
-              <w:br/>
-              <w:t>5|    |</w:t>
-              <w:br/>
-              <w:t>0|    |</w:t>
-            </w:r>
-          </w:p>
-        </w:tc>
-        <w:tc>
-          <w:tcPr>
-            <w:tcW w:type="dxa" w:w="2880"/>
-          </w:tcPr>
-          <w:p>
-            <w:r>
-              <w:rPr>
-                <w:sz w:val="32"/>
-              </w:rPr>
-              <w:t>49 x 53</w:t>
-              <w:br/>
-              <w:t xml:space="preserve">  5    3</w:t>
-              <w:br/>
-              <w:t xml:space="preserve">  ----</w:t>
-              <w:br/>
-              <w:t>4|    |</w:t>
-              <w:br/>
-              <w:t>9|    |</w:t>
-            </w:r>
-          </w:p>
-        </w:tc>
-      </w:tr>
-      <w:tr>
-        <w:tc>
-          <w:tcPr>
-            <w:tcW w:type="dxa" w:w="2880"/>
-          </w:tcPr>
-          <w:p>
-            <w:r>
-              <w:rPr>
-                <w:sz w:val="32"/>
-              </w:rPr>
-              <w:t>67 x 30</w:t>
-              <w:br/>
-              <w:t xml:space="preserve">  3    0</w:t>
-              <w:br/>
-              <w:t xml:space="preserve">  ----</w:t>
-              <w:br/>
-              <w:t>6|    |</w:t>
-              <w:br/>
-              <w:t>7|    |</w:t>
-            </w:r>
-          </w:p>
-        </w:tc>
-        <w:tc>
-          <w:tcPr>
-            <w:tcW w:type="dxa" w:w="2880"/>
-          </w:tcPr>
-          <w:p>
-            <w:r>
-              <w:rPr>
-                <w:sz w:val="32"/>
-              </w:rPr>
-              <w:t>43 x 94</w:t>
-              <w:br/>
-              <w:t xml:space="preserve">  9    4</w:t>
-              <w:br/>
-              <w:t xml:space="preserve">  ----</w:t>
-              <w:br/>
-              <w:t>4|    |</w:t>
-              <w:br/>
-              <w:t>3|    |</w:t>
-            </w:r>
-          </w:p>
-        </w:tc>
-        <w:tc>
-          <w:tcPr>
-            <w:tcW w:type="dxa" w:w="2880"/>
-          </w:tcPr>
-          <w:p>
-            <w:r>
-              <w:rPr>
-                <w:sz w:val="32"/>
-              </w:rPr>
-              <w:t>58 x 91</w:t>
-              <w:br/>
-              <w:t xml:space="preserve">  9    1</w:t>
-              <w:br/>
-              <w:t xml:space="preserve">  ----</w:t>
-              <w:br/>
-              <w:t>5|    |</w:t>
-              <w:br/>
-              <w:t>8|    |</w:t>
             </w:r>
           </w:p>
         </w:tc>

--- a/lattice_multiplication_exercises.docx
+++ b/lattice_multiplication_exercises.docx
@@ -22,13 +22,34 @@
               <w:rPr>
                 <w:sz w:val="32"/>
               </w:rPr>
-              <w:t>37 x 48</w:t>
+              <w:t>26 x 94</w:t>
               <w:br/>
-              <w:t xml:space="preserve">  4    8</w:t>
+              <w:t xml:space="preserve">  9    4</w:t>
               <w:br/>
               <w:t xml:space="preserve">  ----</w:t>
               <w:br/>
-              <w:t>3|    |</w:t>
+              <w:t>2|    |</w:t>
+              <w:br/>
+              <w:t>6|    |</w:t>
+            </w:r>
+          </w:p>
+        </w:tc>
+        <w:tc>
+          <w:tcPr>
+            <w:tcW w:type="dxa" w:w="2880"/>
+          </w:tcPr>
+          <w:p>
+            <w:r>
+              <w:rPr>
+                <w:sz w:val="32"/>
+              </w:rPr>
+              <w:t>67 x 92</w:t>
+              <w:br/>
+              <w:t xml:space="preserve">  9    2</w:t>
+              <w:br/>
+              <w:t xml:space="preserve">  ----</w:t>
+              <w:br/>
+              <w:t>6|    |</w:t>
               <w:br/>
               <w:t>7|    |</w:t>
             </w:r>
@@ -43,36 +64,15 @@
               <w:rPr>
                 <w:sz w:val="32"/>
               </w:rPr>
-              <w:t>76 x 83</w:t>
+              <w:t>90 x 78</w:t>
               <w:br/>
-              <w:t xml:space="preserve">  8    3</w:t>
+              <w:t xml:space="preserve">  7    8</w:t>
               <w:br/>
               <w:t xml:space="preserve">  ----</w:t>
               <w:br/>
-              <w:t>7|    |</w:t>
+              <w:t>9|    |</w:t>
               <w:br/>
-              <w:t>6|    |</w:t>
-            </w:r>
-          </w:p>
-        </w:tc>
-        <w:tc>
-          <w:tcPr>
-            <w:tcW w:type="dxa" w:w="2880"/>
-          </w:tcPr>
-          <w:p>
-            <w:r>
-              <w:rPr>
-                <w:sz w:val="32"/>
-              </w:rPr>
-              <w:t>74 x 36</w:t>
-              <w:br/>
-              <w:t xml:space="preserve">  3    6</w:t>
-              <w:br/>
-              <w:t xml:space="preserve">  ----</w:t>
-              <w:br/>
-              <w:t>7|    |</w:t>
-              <w:br/>
-              <w:t>4|    |</w:t>
+              <w:t>0|    |</w:t>
             </w:r>
           </w:p>
         </w:tc>
@@ -87,74 +87,9 @@
               <w:rPr>
                 <w:sz w:val="32"/>
               </w:rPr>
-              <w:t>59 x 24</w:t>
+              <w:t>45 x 82</w:t>
               <w:br/>
-              <w:t xml:space="preserve">  2    4</w:t>
-              <w:br/>
-              <w:t xml:space="preserve">  ----</w:t>
-              <w:br/>
-              <w:t>5|    |</w:t>
-              <w:br/>
-              <w:t>9|    |</w:t>
-            </w:r>
-          </w:p>
-        </w:tc>
-        <w:tc>
-          <w:tcPr>
-            <w:tcW w:type="dxa" w:w="2880"/>
-          </w:tcPr>
-          <w:p>
-            <w:r>
-              <w:rPr>
-                <w:sz w:val="32"/>
-              </w:rPr>
-              <w:t>15 x 62</w:t>
-              <w:br/>
-              <w:t xml:space="preserve">  6    2</w:t>
-              <w:br/>
-              <w:t xml:space="preserve">  ----</w:t>
-              <w:br/>
-              <w:t>1|    |</w:t>
-              <w:br/>
-              <w:t>5|    |</w:t>
-            </w:r>
-          </w:p>
-        </w:tc>
-        <w:tc>
-          <w:tcPr>
-            <w:tcW w:type="dxa" w:w="2880"/>
-          </w:tcPr>
-          <w:p>
-            <w:r>
-              <w:rPr>
-                <w:sz w:val="32"/>
-              </w:rPr>
-              <w:t>24 x 67</w:t>
-              <w:br/>
-              <w:t xml:space="preserve">  6    7</w:t>
-              <w:br/>
-              <w:t xml:space="preserve">  ----</w:t>
-              <w:br/>
-              <w:t>2|    |</w:t>
-              <w:br/>
-              <w:t>4|    |</w:t>
-            </w:r>
-          </w:p>
-        </w:tc>
-      </w:tr>
-      <w:tr>
-        <w:tc>
-          <w:tcPr>
-            <w:tcW w:type="dxa" w:w="2880"/>
-          </w:tcPr>
-          <w:p>
-            <w:r>
-              <w:rPr>
-                <w:sz w:val="32"/>
-              </w:rPr>
-              <w:t>45 x 92</w:t>
-              <w:br/>
-              <w:t xml:space="preserve">  9    2</w:t>
+              <w:t xml:space="preserve">  8    2</w:t>
               <w:br/>
               <w:t xml:space="preserve">  ----</w:t>
               <w:br/>
@@ -173,13 +108,122 @@
               <w:rPr>
                 <w:sz w:val="32"/>
               </w:rPr>
-              <w:t>38 x 19</w:t>
+              <w:t>42 x 63</w:t>
               <w:br/>
-              <w:t xml:space="preserve">  1    9</w:t>
+              <w:t xml:space="preserve">  6    3</w:t>
+              <w:br/>
+              <w:t xml:space="preserve">  ----</w:t>
+              <w:br/>
+              <w:t>4|    |</w:t>
+              <w:br/>
+              <w:t>2|    |</w:t>
+            </w:r>
+          </w:p>
+        </w:tc>
+        <w:tc>
+          <w:tcPr>
+            <w:tcW w:type="dxa" w:w="2880"/>
+          </w:tcPr>
+          <w:p>
+            <w:r>
+              <w:rPr>
+                <w:sz w:val="32"/>
+              </w:rPr>
+              <w:t>59 x 99</w:t>
+              <w:br/>
+              <w:t xml:space="preserve">  9    9</w:t>
+              <w:br/>
+              <w:t xml:space="preserve">  ----</w:t>
+              <w:br/>
+              <w:t>5|    |</w:t>
+              <w:br/>
+              <w:t>9|    |</w:t>
+            </w:r>
+          </w:p>
+        </w:tc>
+      </w:tr>
+      <w:tr>
+        <w:tc>
+          <w:tcPr>
+            <w:tcW w:type="dxa" w:w="2880"/>
+          </w:tcPr>
+          <w:p>
+            <w:r>
+              <w:rPr>
+                <w:sz w:val="32"/>
+              </w:rPr>
+              <w:t>50 x 17</w:t>
+              <w:br/>
+              <w:t xml:space="preserve">  1    7</w:t>
+              <w:br/>
+              <w:t xml:space="preserve">  ----</w:t>
+              <w:br/>
+              <w:t>5|    |</w:t>
+              <w:br/>
+              <w:t>0|    |</w:t>
+            </w:r>
+          </w:p>
+        </w:tc>
+        <w:tc>
+          <w:tcPr>
+            <w:tcW w:type="dxa" w:w="2880"/>
+          </w:tcPr>
+          <w:p>
+            <w:r>
+              <w:rPr>
+                <w:sz w:val="32"/>
+              </w:rPr>
+              <w:t>46 x 79</w:t>
+              <w:br/>
+              <w:t xml:space="preserve">  7    9</w:t>
+              <w:br/>
+              <w:t xml:space="preserve">  ----</w:t>
+              <w:br/>
+              <w:t>4|    |</w:t>
+              <w:br/>
+              <w:t>6|    |</w:t>
+            </w:r>
+          </w:p>
+        </w:tc>
+        <w:tc>
+          <w:tcPr>
+            <w:tcW w:type="dxa" w:w="2880"/>
+          </w:tcPr>
+          <w:p>
+            <w:r>
+              <w:rPr>
+                <w:sz w:val="32"/>
+              </w:rPr>
+              <w:t>35 x 18</w:t>
+              <w:br/>
+              <w:t xml:space="preserve">  1    8</w:t>
               <w:br/>
               <w:t xml:space="preserve">  ----</w:t>
               <w:br/>
               <w:t>3|    |</w:t>
+              <w:br/>
+              <w:t>5|    |</w:t>
+            </w:r>
+          </w:p>
+        </w:tc>
+      </w:tr>
+      <w:tr>
+        <w:tc>
+          <w:tcPr>
+            <w:tcW w:type="dxa" w:w="2880"/>
+          </w:tcPr>
+          <w:p>
+            <w:r>
+              <w:rPr>
+                <w:sz w:val="32"/>
+              </w:rPr>
+              <w:t>78 x 23</w:t>
+              <w:br/>
+              <w:t xml:space="preserve">  2    3</w:t>
+              <w:br/>
+              <w:t xml:space="preserve">  ----</w:t>
+              <w:br/>
+              <w:t>7|    |</w:t>
               <w:br/>
               <w:t>8|    |</w:t>
             </w:r>
@@ -194,15 +238,36 @@
               <w:rPr>
                 <w:sz w:val="32"/>
               </w:rPr>
-              <w:t>14 x 27</w:t>
+              <w:t>23 x 18</w:t>
               <w:br/>
-              <w:t xml:space="preserve">  2    7</w:t>
+              <w:t xml:space="preserve">  1    8</w:t>
               <w:br/>
               <w:t xml:space="preserve">  ----</w:t>
               <w:br/>
-              <w:t>1|    |</w:t>
+              <w:t>2|    |</w:t>
               <w:br/>
-              <w:t>4|    |</w:t>
+              <w:t>3|    |</w:t>
+            </w:r>
+          </w:p>
+        </w:tc>
+        <w:tc>
+          <w:tcPr>
+            <w:tcW w:type="dxa" w:w="2880"/>
+          </w:tcPr>
+          <w:p>
+            <w:r>
+              <w:rPr>
+                <w:sz w:val="32"/>
+              </w:rPr>
+              <w:t>65 x 33</w:t>
+              <w:br/>
+              <w:t xml:space="preserve">  3    3</w:t>
+              <w:br/>
+              <w:t xml:space="preserve">  ----</w:t>
+              <w:br/>
+              <w:t>6|    |</w:t>
+              <w:br/>
+              <w:t>5|    |</w:t>
             </w:r>
           </w:p>
         </w:tc>
@@ -217,13 +282,13 @@
               <w:rPr>
                 <w:sz w:val="32"/>
               </w:rPr>
-              <w:t>51 x 67</w:t>
+              <w:t>81 x 43</w:t>
               <w:br/>
-              <w:t xml:space="preserve">  6    7</w:t>
+              <w:t xml:space="preserve">  4    3</w:t>
               <w:br/>
               <w:t xml:space="preserve">  ----</w:t>
               <w:br/>
-              <w:t>5|    |</w:t>
+              <w:t>8|    |</w:t>
               <w:br/>
               <w:t>1|    |</w:t>
             </w:r>
@@ -238,15 +303,15 @@
               <w:rPr>
                 <w:sz w:val="32"/>
               </w:rPr>
-              <w:t>17 x 55</w:t>
+              <w:t>66 x 86</w:t>
               <w:br/>
-              <w:t xml:space="preserve">  5    5</w:t>
+              <w:t xml:space="preserve">  8    6</w:t>
               <w:br/>
               <w:t xml:space="preserve">  ----</w:t>
               <w:br/>
-              <w:t>1|    |</w:t>
+              <w:t>6|    |</w:t>
               <w:br/>
-              <w:t>7|    |</w:t>
+              <w:t>6|    |</w:t>
             </w:r>
           </w:p>
         </w:tc>
@@ -259,80 +324,15 @@
               <w:rPr>
                 <w:sz w:val="32"/>
               </w:rPr>
-              <w:t>14 x 77</w:t>
+              <w:t>95 x 36</w:t>
               <w:br/>
-              <w:t xml:space="preserve">  7    7</w:t>
+              <w:t xml:space="preserve">  3    6</w:t>
               <w:br/>
               <w:t xml:space="preserve">  ----</w:t>
               <w:br/>
-              <w:t>1|    |</w:t>
+              <w:t>9|    |</w:t>
               <w:br/>
-              <w:t>4|    |</w:t>
-            </w:r>
-          </w:p>
-        </w:tc>
-      </w:tr>
-      <w:tr>
-        <w:tc>
-          <w:tcPr>
-            <w:tcW w:type="dxa" w:w="2880"/>
-          </w:tcPr>
-          <w:p>
-            <w:r>
-              <w:rPr>
-                <w:sz w:val="32"/>
-              </w:rPr>
-              <w:t>48 x 23</w:t>
-              <w:br/>
-              <w:t xml:space="preserve">  2    3</w:t>
-              <w:br/>
-              <w:t xml:space="preserve">  ----</w:t>
-              <w:br/>
-              <w:t>4|    |</w:t>
-              <w:br/>
-              <w:t>8|    |</w:t>
-            </w:r>
-          </w:p>
-        </w:tc>
-        <w:tc>
-          <w:tcPr>
-            <w:tcW w:type="dxa" w:w="2880"/>
-          </w:tcPr>
-          <w:p>
-            <w:r>
-              <w:rPr>
-                <w:sz w:val="32"/>
-              </w:rPr>
-              <w:t>44 x 38</w:t>
-              <w:br/>
-              <w:t xml:space="preserve">  3    8</w:t>
-              <w:br/>
-              <w:t xml:space="preserve">  ----</w:t>
-              <w:br/>
-              <w:t>4|    |</w:t>
-              <w:br/>
-              <w:t>4|    |</w:t>
-            </w:r>
-          </w:p>
-        </w:tc>
-        <w:tc>
-          <w:tcPr>
-            <w:tcW w:type="dxa" w:w="2880"/>
-          </w:tcPr>
-          <w:p>
-            <w:r>
-              <w:rPr>
-                <w:sz w:val="32"/>
-              </w:rPr>
-              <w:t>37 x 38</w:t>
-              <w:br/>
-              <w:t xml:space="preserve">  3    8</w:t>
-              <w:br/>
-              <w:t xml:space="preserve">  ----</w:t>
-              <w:br/>
-              <w:t>3|    |</w:t>
-              <w:br/>
-              <w:t>7|    |</w:t>
+              <w:t>5|    |</w:t>
             </w:r>
           </w:p>
         </w:tc>

--- a/lattice_multiplication_exercises.docx
+++ b/lattice_multiplication_exercises.docx
@@ -22,143 +22,13 @@
               <w:rPr>
                 <w:sz w:val="32"/>
               </w:rPr>
-              <w:t>26 x 94</w:t>
+              <w:t>80 x 76</w:t>
               <w:br/>
-              <w:t xml:space="preserve">  9    4</w:t>
+              <w:t xml:space="preserve">  7    6</w:t>
               <w:br/>
               <w:t xml:space="preserve">  ----</w:t>
               <w:br/>
-              <w:t>2|    |</w:t>
-              <w:br/>
-              <w:t>6|    |</w:t>
-            </w:r>
-          </w:p>
-        </w:tc>
-        <w:tc>
-          <w:tcPr>
-            <w:tcW w:type="dxa" w:w="2880"/>
-          </w:tcPr>
-          <w:p>
-            <w:r>
-              <w:rPr>
-                <w:sz w:val="32"/>
-              </w:rPr>
-              <w:t>67 x 92</w:t>
-              <w:br/>
-              <w:t xml:space="preserve">  9    2</w:t>
-              <w:br/>
-              <w:t xml:space="preserve">  ----</w:t>
-              <w:br/>
-              <w:t>6|    |</w:t>
-              <w:br/>
-              <w:t>7|    |</w:t>
-            </w:r>
-          </w:p>
-        </w:tc>
-        <w:tc>
-          <w:tcPr>
-            <w:tcW w:type="dxa" w:w="2880"/>
-          </w:tcPr>
-          <w:p>
-            <w:r>
-              <w:rPr>
-                <w:sz w:val="32"/>
-              </w:rPr>
-              <w:t>90 x 78</w:t>
-              <w:br/>
-              <w:t xml:space="preserve">  7    8</w:t>
-              <w:br/>
-              <w:t xml:space="preserve">  ----</w:t>
-              <w:br/>
-              <w:t>9|    |</w:t>
-              <w:br/>
-              <w:t>0|    |</w:t>
-            </w:r>
-          </w:p>
-        </w:tc>
-      </w:tr>
-      <w:tr>
-        <w:tc>
-          <w:tcPr>
-            <w:tcW w:type="dxa" w:w="2880"/>
-          </w:tcPr>
-          <w:p>
-            <w:r>
-              <w:rPr>
-                <w:sz w:val="32"/>
-              </w:rPr>
-              <w:t>45 x 82</w:t>
-              <w:br/>
-              <w:t xml:space="preserve">  8    2</w:t>
-              <w:br/>
-              <w:t xml:space="preserve">  ----</w:t>
-              <w:br/>
-              <w:t>4|    |</w:t>
-              <w:br/>
-              <w:t>5|    |</w:t>
-            </w:r>
-          </w:p>
-        </w:tc>
-        <w:tc>
-          <w:tcPr>
-            <w:tcW w:type="dxa" w:w="2880"/>
-          </w:tcPr>
-          <w:p>
-            <w:r>
-              <w:rPr>
-                <w:sz w:val="32"/>
-              </w:rPr>
-              <w:t>42 x 63</w:t>
-              <w:br/>
-              <w:t xml:space="preserve">  6    3</w:t>
-              <w:br/>
-              <w:t xml:space="preserve">  ----</w:t>
-              <w:br/>
-              <w:t>4|    |</w:t>
-              <w:br/>
-              <w:t>2|    |</w:t>
-            </w:r>
-          </w:p>
-        </w:tc>
-        <w:tc>
-          <w:tcPr>
-            <w:tcW w:type="dxa" w:w="2880"/>
-          </w:tcPr>
-          <w:p>
-            <w:r>
-              <w:rPr>
-                <w:sz w:val="32"/>
-              </w:rPr>
-              <w:t>59 x 99</w:t>
-              <w:br/>
-              <w:t xml:space="preserve">  9    9</w:t>
-              <w:br/>
-              <w:t xml:space="preserve">  ----</w:t>
-              <w:br/>
-              <w:t>5|    |</w:t>
-              <w:br/>
-              <w:t>9|    |</w:t>
-            </w:r>
-          </w:p>
-        </w:tc>
-      </w:tr>
-      <w:tr>
-        <w:tc>
-          <w:tcPr>
-            <w:tcW w:type="dxa" w:w="2880"/>
-          </w:tcPr>
-          <w:p>
-            <w:r>
-              <w:rPr>
-                <w:sz w:val="32"/>
-              </w:rPr>
-              <w:t>50 x 17</w:t>
-              <w:br/>
-              <w:t xml:space="preserve">  1    7</w:t>
-              <w:br/>
-              <w:t xml:space="preserve">  ----</w:t>
-              <w:br/>
-              <w:t>5|    |</w:t>
+              <w:t>8|    |</w:t>
               <w:br/>
               <w:t>0|    |</w:t>
             </w:r>
@@ -173,9 +43,9 @@
               <w:rPr>
                 <w:sz w:val="32"/>
               </w:rPr>
-              <w:t>46 x 79</w:t>
+              <w:t>46 x 55</w:t>
               <w:br/>
-              <w:t xml:space="preserve">  7    9</w:t>
+              <w:t xml:space="preserve">  5    5</w:t>
               <w:br/>
               <w:t xml:space="preserve">  ----</w:t>
               <w:br/>
@@ -194,15 +64,15 @@
               <w:rPr>
                 <w:sz w:val="32"/>
               </w:rPr>
-              <w:t>35 x 18</w:t>
+              <w:t>34 x 89</w:t>
               <w:br/>
-              <w:t xml:space="preserve">  1    8</w:t>
+              <w:t xml:space="preserve">  8    9</w:t>
               <w:br/>
               <w:t xml:space="preserve">  ----</w:t>
               <w:br/>
               <w:t>3|    |</w:t>
               <w:br/>
-              <w:t>5|    |</w:t>
+              <w:t>4|    |</w:t>
             </w:r>
           </w:p>
         </w:tc>
@@ -217,13 +87,34 @@
               <w:rPr>
                 <w:sz w:val="32"/>
               </w:rPr>
-              <w:t>78 x 23</w:t>
+              <w:t>29 x 33</w:t>
               <w:br/>
-              <w:t xml:space="preserve">  2    3</w:t>
+              <w:t xml:space="preserve">  3    3</w:t>
               <w:br/>
               <w:t xml:space="preserve">  ----</w:t>
               <w:br/>
-              <w:t>7|    |</w:t>
+              <w:t>2|    |</w:t>
+              <w:br/>
+              <w:t>9|    |</w:t>
+            </w:r>
+          </w:p>
+        </w:tc>
+        <w:tc>
+          <w:tcPr>
+            <w:tcW w:type="dxa" w:w="2880"/>
+          </w:tcPr>
+          <w:p>
+            <w:r>
+              <w:rPr>
+                <w:sz w:val="32"/>
+              </w:rPr>
+              <w:t>38 x 47</w:t>
+              <w:br/>
+              <w:t xml:space="preserve">  4    7</w:t>
+              <w:br/>
+              <w:t xml:space="preserve">  ----</w:t>
+              <w:br/>
+              <w:t>3|    |</w:t>
               <w:br/>
               <w:t>8|    |</w:t>
             </w:r>
@@ -238,13 +129,36 @@
               <w:rPr>
                 <w:sz w:val="32"/>
               </w:rPr>
-              <w:t>23 x 18</w:t>
+              <w:t>12 x 40</w:t>
               <w:br/>
-              <w:t xml:space="preserve">  1    8</w:t>
+              <w:t xml:space="preserve">  4    0</w:t>
               <w:br/>
               <w:t xml:space="preserve">  ----</w:t>
               <w:br/>
+              <w:t>1|    |</w:t>
+              <w:br/>
               <w:t>2|    |</w:t>
+            </w:r>
+          </w:p>
+        </w:tc>
+      </w:tr>
+      <w:tr>
+        <w:tc>
+          <w:tcPr>
+            <w:tcW w:type="dxa" w:w="2880"/>
+          </w:tcPr>
+          <w:p>
+            <w:r>
+              <w:rPr>
+                <w:sz w:val="32"/>
+              </w:rPr>
+              <w:t>13 x 37</w:t>
+              <w:br/>
+              <w:t xml:space="preserve">  3    7</w:t>
+              <w:br/>
+              <w:t xml:space="preserve">  ----</w:t>
+              <w:br/>
+              <w:t>1|    |</w:t>
               <w:br/>
               <w:t>3|    |</w:t>
             </w:r>
@@ -259,15 +173,36 @@
               <w:rPr>
                 <w:sz w:val="32"/>
               </w:rPr>
-              <w:t>65 x 33</w:t>
+              <w:t>47 x 13</w:t>
               <w:br/>
-              <w:t xml:space="preserve">  3    3</w:t>
+              <w:t xml:space="preserve">  1    3</w:t>
               <w:br/>
               <w:t xml:space="preserve">  ----</w:t>
               <w:br/>
-              <w:t>6|    |</w:t>
+              <w:t>4|    |</w:t>
               <w:br/>
-              <w:t>5|    |</w:t>
+              <w:t>7|    |</w:t>
+            </w:r>
+          </w:p>
+        </w:tc>
+        <w:tc>
+          <w:tcPr>
+            <w:tcW w:type="dxa" w:w="2880"/>
+          </w:tcPr>
+          <w:p>
+            <w:r>
+              <w:rPr>
+                <w:sz w:val="32"/>
+              </w:rPr>
+              <w:t>30 x 81</w:t>
+              <w:br/>
+              <w:t xml:space="preserve">  8    1</w:t>
+              <w:br/>
+              <w:t xml:space="preserve">  ----</w:t>
+              <w:br/>
+              <w:t>3|    |</w:t>
+              <w:br/>
+              <w:t>0|    |</w:t>
             </w:r>
           </w:p>
         </w:tc>
@@ -282,15 +217,15 @@
               <w:rPr>
                 <w:sz w:val="32"/>
               </w:rPr>
-              <w:t>81 x 43</w:t>
+              <w:t>97 x 22</w:t>
               <w:br/>
-              <w:t xml:space="preserve">  4    3</w:t>
+              <w:t xml:space="preserve">  2    2</w:t>
               <w:br/>
               <w:t xml:space="preserve">  ----</w:t>
               <w:br/>
-              <w:t>8|    |</w:t>
+              <w:t>9|    |</w:t>
               <w:br/>
-              <w:t>1|    |</w:t>
+              <w:t>7|    |</w:t>
             </w:r>
           </w:p>
         </w:tc>
@@ -303,13 +238,57 @@
               <w:rPr>
                 <w:sz w:val="32"/>
               </w:rPr>
-              <w:t>66 x 86</w:t>
+              <w:t>80 x 83</w:t>
+              <w:br/>
+              <w:t xml:space="preserve">  8    3</w:t>
+              <w:br/>
+              <w:t xml:space="preserve">  ----</w:t>
+              <w:br/>
+              <w:t>8|    |</w:t>
+              <w:br/>
+              <w:t>0|    |</w:t>
+            </w:r>
+          </w:p>
+        </w:tc>
+        <w:tc>
+          <w:tcPr>
+            <w:tcW w:type="dxa" w:w="2880"/>
+          </w:tcPr>
+          <w:p>
+            <w:r>
+              <w:rPr>
+                <w:sz w:val="32"/>
+              </w:rPr>
+              <w:t>52 x 35</w:t>
+              <w:br/>
+              <w:t xml:space="preserve">  3    5</w:t>
+              <w:br/>
+              <w:t xml:space="preserve">  ----</w:t>
+              <w:br/>
+              <w:t>5|    |</w:t>
+              <w:br/>
+              <w:t>2|    |</w:t>
+            </w:r>
+          </w:p>
+        </w:tc>
+      </w:tr>
+      <w:tr>
+        <w:tc>
+          <w:tcPr>
+            <w:tcW w:type="dxa" w:w="2880"/>
+          </w:tcPr>
+          <w:p>
+            <w:r>
+              <w:rPr>
+                <w:sz w:val="32"/>
+              </w:rPr>
+              <w:t>96 x 86</w:t>
               <w:br/>
               <w:t xml:space="preserve">  8    6</w:t>
               <w:br/>
               <w:t xml:space="preserve">  ----</w:t>
               <w:br/>
-              <w:t>6|    |</w:t>
+              <w:t>9|    |</w:t>
               <w:br/>
               <w:t>6|    |</w:t>
             </w:r>
@@ -324,13 +303,34 @@
               <w:rPr>
                 <w:sz w:val="32"/>
               </w:rPr>
-              <w:t>95 x 36</w:t>
+              <w:t>30 x 18</w:t>
               <w:br/>
-              <w:t xml:space="preserve">  3    6</w:t>
+              <w:t xml:space="preserve">  1    8</w:t>
               <w:br/>
               <w:t xml:space="preserve">  ----</w:t>
               <w:br/>
-              <w:t>9|    |</w:t>
+              <w:t>3|    |</w:t>
+              <w:br/>
+              <w:t>0|    |</w:t>
+            </w:r>
+          </w:p>
+        </w:tc>
+        <w:tc>
+          <w:tcPr>
+            <w:tcW w:type="dxa" w:w="2880"/>
+          </w:tcPr>
+          <w:p>
+            <w:r>
+              <w:rPr>
+                <w:sz w:val="32"/>
+              </w:rPr>
+              <w:t>35 x 43</w:t>
+              <w:br/>
+              <w:t xml:space="preserve">  4    3</w:t>
+              <w:br/>
+              <w:t xml:space="preserve">  ----</w:t>
+              <w:br/>
+              <w:t>3|    |</w:t>
               <w:br/>
               <w:t>5|    |</w:t>
             </w:r>

--- a/lattice_multiplication_exercises.docx
+++ b/lattice_multiplication_exercises.docx
@@ -22,9 +22,290 @@
               <w:rPr>
                 <w:sz w:val="32"/>
               </w:rPr>
-              <w:t>80 x 76</w:t>
+              <w:t>25 x 70</w:t>
               <w:br/>
-              <w:t xml:space="preserve">  7    6</w:t>
+              <w:t xml:space="preserve">  7    0</w:t>
+              <w:br/>
+              <w:t xml:space="preserve">  ----</w:t>
+              <w:br/>
+              <w:t>2|    |</w:t>
+              <w:br/>
+              <w:t>5|    |</w:t>
+            </w:r>
+          </w:p>
+        </w:tc>
+        <w:tc>
+          <w:tcPr>
+            <w:tcW w:type="dxa" w:w="2880"/>
+          </w:tcPr>
+          <w:p>
+            <w:r>
+              <w:rPr>
+                <w:sz w:val="32"/>
+              </w:rPr>
+              <w:t>48 x 20</w:t>
+              <w:br/>
+              <w:t xml:space="preserve">  2    0</w:t>
+              <w:br/>
+              <w:t xml:space="preserve">  ----</w:t>
+              <w:br/>
+              <w:t>4|    |</w:t>
+              <w:br/>
+              <w:t>8|    |</w:t>
+            </w:r>
+          </w:p>
+        </w:tc>
+        <w:tc>
+          <w:tcPr>
+            <w:tcW w:type="dxa" w:w="2880"/>
+          </w:tcPr>
+          <w:p>
+            <w:r>
+              <w:rPr>
+                <w:sz w:val="32"/>
+              </w:rPr>
+              <w:t>45 x 83</w:t>
+              <w:br/>
+              <w:t xml:space="preserve">  8    3</w:t>
+              <w:br/>
+              <w:t xml:space="preserve">  ----</w:t>
+              <w:br/>
+              <w:t>4|    |</w:t>
+              <w:br/>
+              <w:t>5|    |</w:t>
+            </w:r>
+          </w:p>
+        </w:tc>
+      </w:tr>
+      <w:tr>
+        <w:tc>
+          <w:tcPr>
+            <w:tcW w:type="dxa" w:w="2880"/>
+          </w:tcPr>
+          <w:p>
+            <w:r>
+              <w:rPr>
+                <w:sz w:val="32"/>
+              </w:rPr>
+              <w:t>51 x 24</w:t>
+              <w:br/>
+              <w:t xml:space="preserve">  2    4</w:t>
+              <w:br/>
+              <w:t xml:space="preserve">  ----</w:t>
+              <w:br/>
+              <w:t>5|    |</w:t>
+              <w:br/>
+              <w:t>1|    |</w:t>
+            </w:r>
+          </w:p>
+        </w:tc>
+        <w:tc>
+          <w:tcPr>
+            <w:tcW w:type="dxa" w:w="2880"/>
+          </w:tcPr>
+          <w:p>
+            <w:r>
+              <w:rPr>
+                <w:sz w:val="32"/>
+              </w:rPr>
+              <w:t>90 x 11</w:t>
+              <w:br/>
+              <w:t xml:space="preserve">  1    1</w:t>
+              <w:br/>
+              <w:t xml:space="preserve">  ----</w:t>
+              <w:br/>
+              <w:t>9|    |</w:t>
+              <w:br/>
+              <w:t>0|    |</w:t>
+            </w:r>
+          </w:p>
+        </w:tc>
+        <w:tc>
+          <w:tcPr>
+            <w:tcW w:type="dxa" w:w="2880"/>
+          </w:tcPr>
+          <w:p>
+            <w:r>
+              <w:rPr>
+                <w:sz w:val="32"/>
+              </w:rPr>
+              <w:t>69 x 51</w:t>
+              <w:br/>
+              <w:t xml:space="preserve">  5    1</w:t>
+              <w:br/>
+              <w:t xml:space="preserve">  ----</w:t>
+              <w:br/>
+              <w:t>6|    |</w:t>
+              <w:br/>
+              <w:t>9|    |</w:t>
+            </w:r>
+          </w:p>
+        </w:tc>
+      </w:tr>
+      <w:tr>
+        <w:tc>
+          <w:tcPr>
+            <w:tcW w:type="dxa" w:w="2880"/>
+          </w:tcPr>
+          <w:p>
+            <w:r>
+              <w:rPr>
+                <w:sz w:val="32"/>
+              </w:rPr>
+              <w:t>85 x 93</w:t>
+              <w:br/>
+              <w:t xml:space="preserve">  9    3</w:t>
+              <w:br/>
+              <w:t xml:space="preserve">  ----</w:t>
+              <w:br/>
+              <w:t>8|    |</w:t>
+              <w:br/>
+              <w:t>5|    |</w:t>
+            </w:r>
+          </w:p>
+        </w:tc>
+        <w:tc>
+          <w:tcPr>
+            <w:tcW w:type="dxa" w:w="2880"/>
+          </w:tcPr>
+          <w:p>
+            <w:r>
+              <w:rPr>
+                <w:sz w:val="32"/>
+              </w:rPr>
+              <w:t>46 x 73</w:t>
+              <w:br/>
+              <w:t xml:space="preserve">  7    3</w:t>
+              <w:br/>
+              <w:t xml:space="preserve">  ----</w:t>
+              <w:br/>
+              <w:t>4|    |</w:t>
+              <w:br/>
+              <w:t>6|    |</w:t>
+            </w:r>
+          </w:p>
+        </w:tc>
+        <w:tc>
+          <w:tcPr>
+            <w:tcW w:type="dxa" w:w="2880"/>
+          </w:tcPr>
+          <w:p>
+            <w:r>
+              <w:rPr>
+                <w:sz w:val="32"/>
+              </w:rPr>
+              <w:t>76 x 93</w:t>
+              <w:br/>
+              <w:t xml:space="preserve">  9    3</w:t>
+              <w:br/>
+              <w:t xml:space="preserve">  ----</w:t>
+              <w:br/>
+              <w:t>7|    |</w:t>
+              <w:br/>
+              <w:t>6|    |</w:t>
+            </w:r>
+          </w:p>
+        </w:tc>
+      </w:tr>
+      <w:tr>
+        <w:tc>
+          <w:tcPr>
+            <w:tcW w:type="dxa" w:w="2880"/>
+          </w:tcPr>
+          <w:p>
+            <w:r>
+              <w:rPr>
+                <w:sz w:val="32"/>
+              </w:rPr>
+              <w:t>71 x 79</w:t>
+              <w:br/>
+              <w:t xml:space="preserve">  7    9</w:t>
+              <w:br/>
+              <w:t xml:space="preserve">  ----</w:t>
+              <w:br/>
+              <w:t>7|    |</w:t>
+              <w:br/>
+              <w:t>1|    |</w:t>
+            </w:r>
+          </w:p>
+        </w:tc>
+        <w:tc>
+          <w:tcPr>
+            <w:tcW w:type="dxa" w:w="2880"/>
+          </w:tcPr>
+          <w:p>
+            <w:r>
+              <w:rPr>
+                <w:sz w:val="32"/>
+              </w:rPr>
+              <w:t>62 x 14</w:t>
+              <w:br/>
+              <w:t xml:space="preserve">  1    4</w:t>
+              <w:br/>
+              <w:t xml:space="preserve">  ----</w:t>
+              <w:br/>
+              <w:t>6|    |</w:t>
+              <w:br/>
+              <w:t>2|    |</w:t>
+            </w:r>
+          </w:p>
+        </w:tc>
+        <w:tc>
+          <w:tcPr>
+            <w:tcW w:type="dxa" w:w="2880"/>
+          </w:tcPr>
+          <w:p>
+            <w:r>
+              <w:rPr>
+                <w:sz w:val="32"/>
+              </w:rPr>
+              <w:t>76 x 99</w:t>
+              <w:br/>
+              <w:t xml:space="preserve">  9    9</w:t>
+              <w:br/>
+              <w:t xml:space="preserve">  ----</w:t>
+              <w:br/>
+              <w:t>7|    |</w:t>
+              <w:br/>
+              <w:t>6|    |</w:t>
+            </w:r>
+          </w:p>
+        </w:tc>
+      </w:tr>
+      <w:tr>
+        <w:tc>
+          <w:tcPr>
+            <w:tcW w:type="dxa" w:w="2880"/>
+          </w:tcPr>
+          <w:p>
+            <w:r>
+              <w:rPr>
+                <w:sz w:val="32"/>
+              </w:rPr>
+              <w:t>68 x 72</w:t>
+              <w:br/>
+              <w:t xml:space="preserve">  7    2</w:t>
+              <w:br/>
+              <w:t xml:space="preserve">  ----</w:t>
+              <w:br/>
+              <w:t>6|    |</w:t>
+              <w:br/>
+              <w:t>8|    |</w:t>
+            </w:r>
+          </w:p>
+        </w:tc>
+        <w:tc>
+          <w:tcPr>
+            <w:tcW w:type="dxa" w:w="2880"/>
+          </w:tcPr>
+          <w:p>
+            <w:r>
+              <w:rPr>
+                <w:sz w:val="32"/>
+              </w:rPr>
+              <w:t>80 x 55</w:t>
+              <w:br/>
+              <w:t xml:space="preserve">  5    5</w:t>
               <w:br/>
               <w:t xml:space="preserve">  ----</w:t>
               <w:br/>
@@ -43,294 +324,13 @@
               <w:rPr>
                 <w:sz w:val="32"/>
               </w:rPr>
-              <w:t>46 x 55</w:t>
+              <w:t>15 x 65</w:t>
               <w:br/>
-              <w:t xml:space="preserve">  5    5</w:t>
-              <w:br/>
-              <w:t xml:space="preserve">  ----</w:t>
-              <w:br/>
-              <w:t>4|    |</w:t>
-              <w:br/>
-              <w:t>6|    |</w:t>
-            </w:r>
-          </w:p>
-        </w:tc>
-        <w:tc>
-          <w:tcPr>
-            <w:tcW w:type="dxa" w:w="2880"/>
-          </w:tcPr>
-          <w:p>
-            <w:r>
-              <w:rPr>
-                <w:sz w:val="32"/>
-              </w:rPr>
-              <w:t>34 x 89</w:t>
-              <w:br/>
-              <w:t xml:space="preserve">  8    9</w:t>
-              <w:br/>
-              <w:t xml:space="preserve">  ----</w:t>
-              <w:br/>
-              <w:t>3|    |</w:t>
-              <w:br/>
-              <w:t>4|    |</w:t>
-            </w:r>
-          </w:p>
-        </w:tc>
-      </w:tr>
-      <w:tr>
-        <w:tc>
-          <w:tcPr>
-            <w:tcW w:type="dxa" w:w="2880"/>
-          </w:tcPr>
-          <w:p>
-            <w:r>
-              <w:rPr>
-                <w:sz w:val="32"/>
-              </w:rPr>
-              <w:t>29 x 33</w:t>
-              <w:br/>
-              <w:t xml:space="preserve">  3    3</w:t>
-              <w:br/>
-              <w:t xml:space="preserve">  ----</w:t>
-              <w:br/>
-              <w:t>2|    |</w:t>
-              <w:br/>
-              <w:t>9|    |</w:t>
-            </w:r>
-          </w:p>
-        </w:tc>
-        <w:tc>
-          <w:tcPr>
-            <w:tcW w:type="dxa" w:w="2880"/>
-          </w:tcPr>
-          <w:p>
-            <w:r>
-              <w:rPr>
-                <w:sz w:val="32"/>
-              </w:rPr>
-              <w:t>38 x 47</w:t>
-              <w:br/>
-              <w:t xml:space="preserve">  4    7</w:t>
-              <w:br/>
-              <w:t xml:space="preserve">  ----</w:t>
-              <w:br/>
-              <w:t>3|    |</w:t>
-              <w:br/>
-              <w:t>8|    |</w:t>
-            </w:r>
-          </w:p>
-        </w:tc>
-        <w:tc>
-          <w:tcPr>
-            <w:tcW w:type="dxa" w:w="2880"/>
-          </w:tcPr>
-          <w:p>
-            <w:r>
-              <w:rPr>
-                <w:sz w:val="32"/>
-              </w:rPr>
-              <w:t>12 x 40</w:t>
-              <w:br/>
-              <w:t xml:space="preserve">  4    0</w:t>
+              <w:t xml:space="preserve">  6    5</w:t>
               <w:br/>
               <w:t xml:space="preserve">  ----</w:t>
               <w:br/>
               <w:t>1|    |</w:t>
-              <w:br/>
-              <w:t>2|    |</w:t>
-            </w:r>
-          </w:p>
-        </w:tc>
-      </w:tr>
-      <w:tr>
-        <w:tc>
-          <w:tcPr>
-            <w:tcW w:type="dxa" w:w="2880"/>
-          </w:tcPr>
-          <w:p>
-            <w:r>
-              <w:rPr>
-                <w:sz w:val="32"/>
-              </w:rPr>
-              <w:t>13 x 37</w:t>
-              <w:br/>
-              <w:t xml:space="preserve">  3    7</w:t>
-              <w:br/>
-              <w:t xml:space="preserve">  ----</w:t>
-              <w:br/>
-              <w:t>1|    |</w:t>
-              <w:br/>
-              <w:t>3|    |</w:t>
-            </w:r>
-          </w:p>
-        </w:tc>
-        <w:tc>
-          <w:tcPr>
-            <w:tcW w:type="dxa" w:w="2880"/>
-          </w:tcPr>
-          <w:p>
-            <w:r>
-              <w:rPr>
-                <w:sz w:val="32"/>
-              </w:rPr>
-              <w:t>47 x 13</w:t>
-              <w:br/>
-              <w:t xml:space="preserve">  1    3</w:t>
-              <w:br/>
-              <w:t xml:space="preserve">  ----</w:t>
-              <w:br/>
-              <w:t>4|    |</w:t>
-              <w:br/>
-              <w:t>7|    |</w:t>
-            </w:r>
-          </w:p>
-        </w:tc>
-        <w:tc>
-          <w:tcPr>
-            <w:tcW w:type="dxa" w:w="2880"/>
-          </w:tcPr>
-          <w:p>
-            <w:r>
-              <w:rPr>
-                <w:sz w:val="32"/>
-              </w:rPr>
-              <w:t>30 x 81</w:t>
-              <w:br/>
-              <w:t xml:space="preserve">  8    1</w:t>
-              <w:br/>
-              <w:t xml:space="preserve">  ----</w:t>
-              <w:br/>
-              <w:t>3|    |</w:t>
-              <w:br/>
-              <w:t>0|    |</w:t>
-            </w:r>
-          </w:p>
-        </w:tc>
-      </w:tr>
-      <w:tr>
-        <w:tc>
-          <w:tcPr>
-            <w:tcW w:type="dxa" w:w="2880"/>
-          </w:tcPr>
-          <w:p>
-            <w:r>
-              <w:rPr>
-                <w:sz w:val="32"/>
-              </w:rPr>
-              <w:t>97 x 22</w:t>
-              <w:br/>
-              <w:t xml:space="preserve">  2    2</w:t>
-              <w:br/>
-              <w:t xml:space="preserve">  ----</w:t>
-              <w:br/>
-              <w:t>9|    |</w:t>
-              <w:br/>
-              <w:t>7|    |</w:t>
-            </w:r>
-          </w:p>
-        </w:tc>
-        <w:tc>
-          <w:tcPr>
-            <w:tcW w:type="dxa" w:w="2880"/>
-          </w:tcPr>
-          <w:p>
-            <w:r>
-              <w:rPr>
-                <w:sz w:val="32"/>
-              </w:rPr>
-              <w:t>80 x 83</w:t>
-              <w:br/>
-              <w:t xml:space="preserve">  8    3</w:t>
-              <w:br/>
-              <w:t xml:space="preserve">  ----</w:t>
-              <w:br/>
-              <w:t>8|    |</w:t>
-              <w:br/>
-              <w:t>0|    |</w:t>
-            </w:r>
-          </w:p>
-        </w:tc>
-        <w:tc>
-          <w:tcPr>
-            <w:tcW w:type="dxa" w:w="2880"/>
-          </w:tcPr>
-          <w:p>
-            <w:r>
-              <w:rPr>
-                <w:sz w:val="32"/>
-              </w:rPr>
-              <w:t>52 x 35</w:t>
-              <w:br/>
-              <w:t xml:space="preserve">  3    5</w:t>
-              <w:br/>
-              <w:t xml:space="preserve">  ----</w:t>
-              <w:br/>
-              <w:t>5|    |</w:t>
-              <w:br/>
-              <w:t>2|    |</w:t>
-            </w:r>
-          </w:p>
-        </w:tc>
-      </w:tr>
-      <w:tr>
-        <w:tc>
-          <w:tcPr>
-            <w:tcW w:type="dxa" w:w="2880"/>
-          </w:tcPr>
-          <w:p>
-            <w:r>
-              <w:rPr>
-                <w:sz w:val="32"/>
-              </w:rPr>
-              <w:t>96 x 86</w:t>
-              <w:br/>
-              <w:t xml:space="preserve">  8    6</w:t>
-              <w:br/>
-              <w:t xml:space="preserve">  ----</w:t>
-              <w:br/>
-              <w:t>9|    |</w:t>
-              <w:br/>
-              <w:t>6|    |</w:t>
-            </w:r>
-          </w:p>
-        </w:tc>
-        <w:tc>
-          <w:tcPr>
-            <w:tcW w:type="dxa" w:w="2880"/>
-          </w:tcPr>
-          <w:p>
-            <w:r>
-              <w:rPr>
-                <w:sz w:val="32"/>
-              </w:rPr>
-              <w:t>30 x 18</w:t>
-              <w:br/>
-              <w:t xml:space="preserve">  1    8</w:t>
-              <w:br/>
-              <w:t xml:space="preserve">  ----</w:t>
-              <w:br/>
-              <w:t>3|    |</w:t>
-              <w:br/>
-              <w:t>0|    |</w:t>
-            </w:r>
-          </w:p>
-        </w:tc>
-        <w:tc>
-          <w:tcPr>
-            <w:tcW w:type="dxa" w:w="2880"/>
-          </w:tcPr>
-          <w:p>
-            <w:r>
-              <w:rPr>
-                <w:sz w:val="32"/>
-              </w:rPr>
-              <w:t>35 x 43</w:t>
-              <w:br/>
-              <w:t xml:space="preserve">  4    3</w:t>
-              <w:br/>
-              <w:t xml:space="preserve">  ----</w:t>
-              <w:br/>
-              <w:t>3|    |</w:t>
               <w:br/>
               <w:t>5|    |</w:t>
             </w:r>

--- a/lattice_multiplication_exercises.docx
+++ b/lattice_multiplication_exercises.docx
@@ -22,15 +22,15 @@
               <w:rPr>
                 <w:sz w:val="32"/>
               </w:rPr>
-              <w:t>25 x 70</w:t>
+              <w:t>22 x 18</w:t>
               <w:br/>
-              <w:t xml:space="preserve">  7    0</w:t>
+              <w:t xml:space="preserve">  1    8</w:t>
               <w:br/>
               <w:t xml:space="preserve">  ----</w:t>
               <w:br/>
               <w:t>2|    |</w:t>
               <w:br/>
-              <w:t>5|    |</w:t>
+              <w:t>2|    |</w:t>
             </w:r>
           </w:p>
         </w:tc>
@@ -43,15 +43,15 @@
               <w:rPr>
                 <w:sz w:val="32"/>
               </w:rPr>
-              <w:t>48 x 20</w:t>
+              <w:t>96 x 30</w:t>
               <w:br/>
-              <w:t xml:space="preserve">  2    0</w:t>
+              <w:t xml:space="preserve">  3    0</w:t>
               <w:br/>
               <w:t xml:space="preserve">  ----</w:t>
               <w:br/>
-              <w:t>4|    |</w:t>
+              <w:t>9|    |</w:t>
               <w:br/>
-              <w:t>8|    |</w:t>
+              <w:t>6|    |</w:t>
             </w:r>
           </w:p>
         </w:tc>
@@ -64,15 +64,15 @@
               <w:rPr>
                 <w:sz w:val="32"/>
               </w:rPr>
-              <w:t>45 x 83</w:t>
+              <w:t>32 x 20</w:t>
               <w:br/>
-              <w:t xml:space="preserve">  8    3</w:t>
+              <w:t xml:space="preserve">  2    0</w:t>
               <w:br/>
               <w:t xml:space="preserve">  ----</w:t>
               <w:br/>
-              <w:t>4|    |</w:t>
+              <w:t>3|    |</w:t>
               <w:br/>
-              <w:t>5|    |</w:t>
+              <w:t>2|    |</w:t>
             </w:r>
           </w:p>
         </w:tc>
@@ -87,15 +87,15 @@
               <w:rPr>
                 <w:sz w:val="32"/>
               </w:rPr>
-              <w:t>51 x 24</w:t>
+              <w:t>77 x 46</w:t>
               <w:br/>
-              <w:t xml:space="preserve">  2    4</w:t>
+              <w:t xml:space="preserve">  4    6</w:t>
               <w:br/>
               <w:t xml:space="preserve">  ----</w:t>
               <w:br/>
-              <w:t>5|    |</w:t>
+              <w:t>7|    |</w:t>
               <w:br/>
-              <w:t>1|    |</w:t>
+              <w:t>7|    |</w:t>
             </w:r>
           </w:p>
         </w:tc>
@@ -108,204 +108,9 @@
               <w:rPr>
                 <w:sz w:val="32"/>
               </w:rPr>
-              <w:t>90 x 11</w:t>
+              <w:t>80 x 48</w:t>
               <w:br/>
-              <w:t xml:space="preserve">  1    1</w:t>
-              <w:br/>
-              <w:t xml:space="preserve">  ----</w:t>
-              <w:br/>
-              <w:t>9|    |</w:t>
-              <w:br/>
-              <w:t>0|    |</w:t>
-            </w:r>
-          </w:p>
-        </w:tc>
-        <w:tc>
-          <w:tcPr>
-            <w:tcW w:type="dxa" w:w="2880"/>
-          </w:tcPr>
-          <w:p>
-            <w:r>
-              <w:rPr>
-                <w:sz w:val="32"/>
-              </w:rPr>
-              <w:t>69 x 51</w:t>
-              <w:br/>
-              <w:t xml:space="preserve">  5    1</w:t>
-              <w:br/>
-              <w:t xml:space="preserve">  ----</w:t>
-              <w:br/>
-              <w:t>6|    |</w:t>
-              <w:br/>
-              <w:t>9|    |</w:t>
-            </w:r>
-          </w:p>
-        </w:tc>
-      </w:tr>
-      <w:tr>
-        <w:tc>
-          <w:tcPr>
-            <w:tcW w:type="dxa" w:w="2880"/>
-          </w:tcPr>
-          <w:p>
-            <w:r>
-              <w:rPr>
-                <w:sz w:val="32"/>
-              </w:rPr>
-              <w:t>85 x 93</w:t>
-              <w:br/>
-              <w:t xml:space="preserve">  9    3</w:t>
-              <w:br/>
-              <w:t xml:space="preserve">  ----</w:t>
-              <w:br/>
-              <w:t>8|    |</w:t>
-              <w:br/>
-              <w:t>5|    |</w:t>
-            </w:r>
-          </w:p>
-        </w:tc>
-        <w:tc>
-          <w:tcPr>
-            <w:tcW w:type="dxa" w:w="2880"/>
-          </w:tcPr>
-          <w:p>
-            <w:r>
-              <w:rPr>
-                <w:sz w:val="32"/>
-              </w:rPr>
-              <w:t>46 x 73</w:t>
-              <w:br/>
-              <w:t xml:space="preserve">  7    3</w:t>
-              <w:br/>
-              <w:t xml:space="preserve">  ----</w:t>
-              <w:br/>
-              <w:t>4|    |</w:t>
-              <w:br/>
-              <w:t>6|    |</w:t>
-            </w:r>
-          </w:p>
-        </w:tc>
-        <w:tc>
-          <w:tcPr>
-            <w:tcW w:type="dxa" w:w="2880"/>
-          </w:tcPr>
-          <w:p>
-            <w:r>
-              <w:rPr>
-                <w:sz w:val="32"/>
-              </w:rPr>
-              <w:t>76 x 93</w:t>
-              <w:br/>
-              <w:t xml:space="preserve">  9    3</w:t>
-              <w:br/>
-              <w:t xml:space="preserve">  ----</w:t>
-              <w:br/>
-              <w:t>7|    |</w:t>
-              <w:br/>
-              <w:t>6|    |</w:t>
-            </w:r>
-          </w:p>
-        </w:tc>
-      </w:tr>
-      <w:tr>
-        <w:tc>
-          <w:tcPr>
-            <w:tcW w:type="dxa" w:w="2880"/>
-          </w:tcPr>
-          <w:p>
-            <w:r>
-              <w:rPr>
-                <w:sz w:val="32"/>
-              </w:rPr>
-              <w:t>71 x 79</w:t>
-              <w:br/>
-              <w:t xml:space="preserve">  7    9</w:t>
-              <w:br/>
-              <w:t xml:space="preserve">  ----</w:t>
-              <w:br/>
-              <w:t>7|    |</w:t>
-              <w:br/>
-              <w:t>1|    |</w:t>
-            </w:r>
-          </w:p>
-        </w:tc>
-        <w:tc>
-          <w:tcPr>
-            <w:tcW w:type="dxa" w:w="2880"/>
-          </w:tcPr>
-          <w:p>
-            <w:r>
-              <w:rPr>
-                <w:sz w:val="32"/>
-              </w:rPr>
-              <w:t>62 x 14</w:t>
-              <w:br/>
-              <w:t xml:space="preserve">  1    4</w:t>
-              <w:br/>
-              <w:t xml:space="preserve">  ----</w:t>
-              <w:br/>
-              <w:t>6|    |</w:t>
-              <w:br/>
-              <w:t>2|    |</w:t>
-            </w:r>
-          </w:p>
-        </w:tc>
-        <w:tc>
-          <w:tcPr>
-            <w:tcW w:type="dxa" w:w="2880"/>
-          </w:tcPr>
-          <w:p>
-            <w:r>
-              <w:rPr>
-                <w:sz w:val="32"/>
-              </w:rPr>
-              <w:t>76 x 99</w:t>
-              <w:br/>
-              <w:t xml:space="preserve">  9    9</w:t>
-              <w:br/>
-              <w:t xml:space="preserve">  ----</w:t>
-              <w:br/>
-              <w:t>7|    |</w:t>
-              <w:br/>
-              <w:t>6|    |</w:t>
-            </w:r>
-          </w:p>
-        </w:tc>
-      </w:tr>
-      <w:tr>
-        <w:tc>
-          <w:tcPr>
-            <w:tcW w:type="dxa" w:w="2880"/>
-          </w:tcPr>
-          <w:p>
-            <w:r>
-              <w:rPr>
-                <w:sz w:val="32"/>
-              </w:rPr>
-              <w:t>68 x 72</w:t>
-              <w:br/>
-              <w:t xml:space="preserve">  7    2</w:t>
-              <w:br/>
-              <w:t xml:space="preserve">  ----</w:t>
-              <w:br/>
-              <w:t>6|    |</w:t>
-              <w:br/>
-              <w:t>8|    |</w:t>
-            </w:r>
-          </w:p>
-        </w:tc>
-        <w:tc>
-          <w:tcPr>
-            <w:tcW w:type="dxa" w:w="2880"/>
-          </w:tcPr>
-          <w:p>
-            <w:r>
-              <w:rPr>
-                <w:sz w:val="32"/>
-              </w:rPr>
-              <w:t>80 x 55</w:t>
-              <w:br/>
-              <w:t xml:space="preserve">  5    5</w:t>
+              <w:t xml:space="preserve">  4    8</w:t>
               <w:br/>
               <w:t xml:space="preserve">  ----</w:t>
               <w:br/>
@@ -324,9 +129,204 @@
               <w:rPr>
                 <w:sz w:val="32"/>
               </w:rPr>
-              <w:t>15 x 65</w:t>
+              <w:t>99 x 61</w:t>
               <w:br/>
-              <w:t xml:space="preserve">  6    5</w:t>
+              <w:t xml:space="preserve">  6    1</w:t>
+              <w:br/>
+              <w:t xml:space="preserve">  ----</w:t>
+              <w:br/>
+              <w:t>9|    |</w:t>
+              <w:br/>
+              <w:t>9|    |</w:t>
+            </w:r>
+          </w:p>
+        </w:tc>
+      </w:tr>
+      <w:tr>
+        <w:tc>
+          <w:tcPr>
+            <w:tcW w:type="dxa" w:w="2880"/>
+          </w:tcPr>
+          <w:p>
+            <w:r>
+              <w:rPr>
+                <w:sz w:val="32"/>
+              </w:rPr>
+              <w:t>53 x 24</w:t>
+              <w:br/>
+              <w:t xml:space="preserve">  2    4</w:t>
+              <w:br/>
+              <w:t xml:space="preserve">  ----</w:t>
+              <w:br/>
+              <w:t>5|    |</w:t>
+              <w:br/>
+              <w:t>3|    |</w:t>
+            </w:r>
+          </w:p>
+        </w:tc>
+        <w:tc>
+          <w:tcPr>
+            <w:tcW w:type="dxa" w:w="2880"/>
+          </w:tcPr>
+          <w:p>
+            <w:r>
+              <w:rPr>
+                <w:sz w:val="32"/>
+              </w:rPr>
+              <w:t>82 x 37</w:t>
+              <w:br/>
+              <w:t xml:space="preserve">  3    7</w:t>
+              <w:br/>
+              <w:t xml:space="preserve">  ----</w:t>
+              <w:br/>
+              <w:t>8|    |</w:t>
+              <w:br/>
+              <w:t>2|    |</w:t>
+            </w:r>
+          </w:p>
+        </w:tc>
+        <w:tc>
+          <w:tcPr>
+            <w:tcW w:type="dxa" w:w="2880"/>
+          </w:tcPr>
+          <w:p>
+            <w:r>
+              <w:rPr>
+                <w:sz w:val="32"/>
+              </w:rPr>
+              <w:t>90 x 91</w:t>
+              <w:br/>
+              <w:t xml:space="preserve">  9    1</w:t>
+              <w:br/>
+              <w:t xml:space="preserve">  ----</w:t>
+              <w:br/>
+              <w:t>9|    |</w:t>
+              <w:br/>
+              <w:t>0|    |</w:t>
+            </w:r>
+          </w:p>
+        </w:tc>
+      </w:tr>
+      <w:tr>
+        <w:tc>
+          <w:tcPr>
+            <w:tcW w:type="dxa" w:w="2880"/>
+          </w:tcPr>
+          <w:p>
+            <w:r>
+              <w:rPr>
+                <w:sz w:val="32"/>
+              </w:rPr>
+              <w:t>31 x 82</w:t>
+              <w:br/>
+              <w:t xml:space="preserve">  8    2</w:t>
+              <w:br/>
+              <w:t xml:space="preserve">  ----</w:t>
+              <w:br/>
+              <w:t>3|    |</w:t>
+              <w:br/>
+              <w:t>1|    |</w:t>
+            </w:r>
+          </w:p>
+        </w:tc>
+        <w:tc>
+          <w:tcPr>
+            <w:tcW w:type="dxa" w:w="2880"/>
+          </w:tcPr>
+          <w:p>
+            <w:r>
+              <w:rPr>
+                <w:sz w:val="32"/>
+              </w:rPr>
+              <w:t>28 x 23</w:t>
+              <w:br/>
+              <w:t xml:space="preserve">  2    3</w:t>
+              <w:br/>
+              <w:t xml:space="preserve">  ----</w:t>
+              <w:br/>
+              <w:t>2|    |</w:t>
+              <w:br/>
+              <w:t>8|    |</w:t>
+            </w:r>
+          </w:p>
+        </w:tc>
+        <w:tc>
+          <w:tcPr>
+            <w:tcW w:type="dxa" w:w="2880"/>
+          </w:tcPr>
+          <w:p>
+            <w:r>
+              <w:rPr>
+                <w:sz w:val="32"/>
+              </w:rPr>
+              <w:t>58 x 17</w:t>
+              <w:br/>
+              <w:t xml:space="preserve">  1    7</w:t>
+              <w:br/>
+              <w:t xml:space="preserve">  ----</w:t>
+              <w:br/>
+              <w:t>5|    |</w:t>
+              <w:br/>
+              <w:t>8|    |</w:t>
+            </w:r>
+          </w:p>
+        </w:tc>
+      </w:tr>
+      <w:tr>
+        <w:tc>
+          <w:tcPr>
+            <w:tcW w:type="dxa" w:w="2880"/>
+          </w:tcPr>
+          <w:p>
+            <w:r>
+              <w:rPr>
+                <w:sz w:val="32"/>
+              </w:rPr>
+              <w:t>59 x 82</w:t>
+              <w:br/>
+              <w:t xml:space="preserve">  8    2</w:t>
+              <w:br/>
+              <w:t xml:space="preserve">  ----</w:t>
+              <w:br/>
+              <w:t>5|    |</w:t>
+              <w:br/>
+              <w:t>9|    |</w:t>
+            </w:r>
+          </w:p>
+        </w:tc>
+        <w:tc>
+          <w:tcPr>
+            <w:tcW w:type="dxa" w:w="2880"/>
+          </w:tcPr>
+          <w:p>
+            <w:r>
+              <w:rPr>
+                <w:sz w:val="32"/>
+              </w:rPr>
+              <w:t>83 x 62</w:t>
+              <w:br/>
+              <w:t xml:space="preserve">  6    2</w:t>
+              <w:br/>
+              <w:t xml:space="preserve">  ----</w:t>
+              <w:br/>
+              <w:t>8|    |</w:t>
+              <w:br/>
+              <w:t>3|    |</w:t>
+            </w:r>
+          </w:p>
+        </w:tc>
+        <w:tc>
+          <w:tcPr>
+            <w:tcW w:type="dxa" w:w="2880"/>
+          </w:tcPr>
+          <w:p>
+            <w:r>
+              <w:rPr>
+                <w:sz w:val="32"/>
+              </w:rPr>
+              <w:t>15 x 53</w:t>
+              <w:br/>
+              <w:t xml:space="preserve">  5    3</w:t>
               <w:br/>
               <w:t xml:space="preserve">  ----</w:t>
               <w:br/>

--- a/lattice_multiplication_exercises.docx
+++ b/lattice_multiplication_exercises.docx
@@ -22,13 +22,13 @@
               <w:rPr>
                 <w:sz w:val="32"/>
               </w:rPr>
-              <w:t>22 x 18</w:t>
+              <w:t>42 x 45</w:t>
               <w:br/>
-              <w:t xml:space="preserve">  1    8</w:t>
+              <w:t xml:space="preserve">  4    5</w:t>
               <w:br/>
               <w:t xml:space="preserve">  ----</w:t>
               <w:br/>
-              <w:t>2|    |</w:t>
+              <w:t>4|    |</w:t>
               <w:br/>
               <w:t>2|    |</w:t>
             </w:r>
@@ -43,143 +43,13 @@
               <w:rPr>
                 <w:sz w:val="32"/>
               </w:rPr>
-              <w:t>96 x 30</w:t>
+              <w:t>32 x 39</w:t>
               <w:br/>
-              <w:t xml:space="preserve">  3    0</w:t>
-              <w:br/>
-              <w:t xml:space="preserve">  ----</w:t>
-              <w:br/>
-              <w:t>9|    |</w:t>
-              <w:br/>
-              <w:t>6|    |</w:t>
-            </w:r>
-          </w:p>
-        </w:tc>
-        <w:tc>
-          <w:tcPr>
-            <w:tcW w:type="dxa" w:w="2880"/>
-          </w:tcPr>
-          <w:p>
-            <w:r>
-              <w:rPr>
-                <w:sz w:val="32"/>
-              </w:rPr>
-              <w:t>32 x 20</w:t>
-              <w:br/>
-              <w:t xml:space="preserve">  2    0</w:t>
+              <w:t xml:space="preserve">  3    9</w:t>
               <w:br/>
               <w:t xml:space="preserve">  ----</w:t>
               <w:br/>
               <w:t>3|    |</w:t>
-              <w:br/>
-              <w:t>2|    |</w:t>
-            </w:r>
-          </w:p>
-        </w:tc>
-      </w:tr>
-      <w:tr>
-        <w:tc>
-          <w:tcPr>
-            <w:tcW w:type="dxa" w:w="2880"/>
-          </w:tcPr>
-          <w:p>
-            <w:r>
-              <w:rPr>
-                <w:sz w:val="32"/>
-              </w:rPr>
-              <w:t>77 x 46</w:t>
-              <w:br/>
-              <w:t xml:space="preserve">  4    6</w:t>
-              <w:br/>
-              <w:t xml:space="preserve">  ----</w:t>
-              <w:br/>
-              <w:t>7|    |</w:t>
-              <w:br/>
-              <w:t>7|    |</w:t>
-            </w:r>
-          </w:p>
-        </w:tc>
-        <w:tc>
-          <w:tcPr>
-            <w:tcW w:type="dxa" w:w="2880"/>
-          </w:tcPr>
-          <w:p>
-            <w:r>
-              <w:rPr>
-                <w:sz w:val="32"/>
-              </w:rPr>
-              <w:t>80 x 48</w:t>
-              <w:br/>
-              <w:t xml:space="preserve">  4    8</w:t>
-              <w:br/>
-              <w:t xml:space="preserve">  ----</w:t>
-              <w:br/>
-              <w:t>8|    |</w:t>
-              <w:br/>
-              <w:t>0|    |</w:t>
-            </w:r>
-          </w:p>
-        </w:tc>
-        <w:tc>
-          <w:tcPr>
-            <w:tcW w:type="dxa" w:w="2880"/>
-          </w:tcPr>
-          <w:p>
-            <w:r>
-              <w:rPr>
-                <w:sz w:val="32"/>
-              </w:rPr>
-              <w:t>99 x 61</w:t>
-              <w:br/>
-              <w:t xml:space="preserve">  6    1</w:t>
-              <w:br/>
-              <w:t xml:space="preserve">  ----</w:t>
-              <w:br/>
-              <w:t>9|    |</w:t>
-              <w:br/>
-              <w:t>9|    |</w:t>
-            </w:r>
-          </w:p>
-        </w:tc>
-      </w:tr>
-      <w:tr>
-        <w:tc>
-          <w:tcPr>
-            <w:tcW w:type="dxa" w:w="2880"/>
-          </w:tcPr>
-          <w:p>
-            <w:r>
-              <w:rPr>
-                <w:sz w:val="32"/>
-              </w:rPr>
-              <w:t>53 x 24</w:t>
-              <w:br/>
-              <w:t xml:space="preserve">  2    4</w:t>
-              <w:br/>
-              <w:t xml:space="preserve">  ----</w:t>
-              <w:br/>
-              <w:t>5|    |</w:t>
-              <w:br/>
-              <w:t>3|    |</w:t>
-            </w:r>
-          </w:p>
-        </w:tc>
-        <w:tc>
-          <w:tcPr>
-            <w:tcW w:type="dxa" w:w="2880"/>
-          </w:tcPr>
-          <w:p>
-            <w:r>
-              <w:rPr>
-                <w:sz w:val="32"/>
-              </w:rPr>
-              <w:t>82 x 37</w:t>
-              <w:br/>
-              <w:t xml:space="preserve">  3    7</w:t>
-              <w:br/>
-              <w:t xml:space="preserve">  ----</w:t>
-              <w:br/>
-              <w:t>8|    |</w:t>
               <w:br/>
               <w:t>2|    |</w:t>
             </w:r>
@@ -194,13 +64,13 @@
               <w:rPr>
                 <w:sz w:val="32"/>
               </w:rPr>
-              <w:t>90 x 91</w:t>
+              <w:t>70 x 92</w:t>
               <w:br/>
-              <w:t xml:space="preserve">  9    1</w:t>
+              <w:t xml:space="preserve">  9    2</w:t>
               <w:br/>
               <w:t xml:space="preserve">  ----</w:t>
               <w:br/>
-              <w:t>9|    |</w:t>
+              <w:t>7|    |</w:t>
               <w:br/>
               <w:t>0|    |</w:t>
             </w:r>
@@ -217,13 +87,208 @@
               <w:rPr>
                 <w:sz w:val="32"/>
               </w:rPr>
-              <w:t>31 x 82</w:t>
+              <w:t>60 x 94</w:t>
               <w:br/>
-              <w:t xml:space="preserve">  8    2</w:t>
+              <w:t xml:space="preserve">  9    4</w:t>
               <w:br/>
               <w:t xml:space="preserve">  ----</w:t>
               <w:br/>
+              <w:t>6|    |</w:t>
+              <w:br/>
+              <w:t>0|    |</w:t>
+            </w:r>
+          </w:p>
+        </w:tc>
+        <w:tc>
+          <w:tcPr>
+            <w:tcW w:type="dxa" w:w="2880"/>
+          </w:tcPr>
+          <w:p>
+            <w:r>
+              <w:rPr>
+                <w:sz w:val="32"/>
+              </w:rPr>
+              <w:t>45 x 71</w:t>
+              <w:br/>
+              <w:t xml:space="preserve">  7    1</w:t>
+              <w:br/>
+              <w:t xml:space="preserve">  ----</w:t>
+              <w:br/>
+              <w:t>4|    |</w:t>
+              <w:br/>
+              <w:t>5|    |</w:t>
+            </w:r>
+          </w:p>
+        </w:tc>
+        <w:tc>
+          <w:tcPr>
+            <w:tcW w:type="dxa" w:w="2880"/>
+          </w:tcPr>
+          <w:p>
+            <w:r>
+              <w:rPr>
+                <w:sz w:val="32"/>
+              </w:rPr>
+              <w:t>43 x 47</w:t>
+              <w:br/>
+              <w:t xml:space="preserve">  4    7</w:t>
+              <w:br/>
+              <w:t xml:space="preserve">  ----</w:t>
+              <w:br/>
+              <w:t>4|    |</w:t>
+              <w:br/>
               <w:t>3|    |</w:t>
+            </w:r>
+          </w:p>
+        </w:tc>
+      </w:tr>
+      <w:tr>
+        <w:tc>
+          <w:tcPr>
+            <w:tcW w:type="dxa" w:w="2880"/>
+          </w:tcPr>
+          <w:p>
+            <w:r>
+              <w:rPr>
+                <w:sz w:val="32"/>
+              </w:rPr>
+              <w:t>87 x 39</w:t>
+              <w:br/>
+              <w:t xml:space="preserve">  3    9</w:t>
+              <w:br/>
+              <w:t xml:space="preserve">  ----</w:t>
+              <w:br/>
+              <w:t>8|    |</w:t>
+              <w:br/>
+              <w:t>7|    |</w:t>
+            </w:r>
+          </w:p>
+        </w:tc>
+        <w:tc>
+          <w:tcPr>
+            <w:tcW w:type="dxa" w:w="2880"/>
+          </w:tcPr>
+          <w:p>
+            <w:r>
+              <w:rPr>
+                <w:sz w:val="32"/>
+              </w:rPr>
+              <w:t>70 x 27</w:t>
+              <w:br/>
+              <w:t xml:space="preserve">  2    7</w:t>
+              <w:br/>
+              <w:t xml:space="preserve">  ----</w:t>
+              <w:br/>
+              <w:t>7|    |</w:t>
+              <w:br/>
+              <w:t>0|    |</w:t>
+            </w:r>
+          </w:p>
+        </w:tc>
+        <w:tc>
+          <w:tcPr>
+            <w:tcW w:type="dxa" w:w="2880"/>
+          </w:tcPr>
+          <w:p>
+            <w:r>
+              <w:rPr>
+                <w:sz w:val="32"/>
+              </w:rPr>
+              <w:t>60 x 90</w:t>
+              <w:br/>
+              <w:t xml:space="preserve">  9    0</w:t>
+              <w:br/>
+              <w:t xml:space="preserve">  ----</w:t>
+              <w:br/>
+              <w:t>6|    |</w:t>
+              <w:br/>
+              <w:t>0|    |</w:t>
+            </w:r>
+          </w:p>
+        </w:tc>
+      </w:tr>
+      <w:tr>
+        <w:tc>
+          <w:tcPr>
+            <w:tcW w:type="dxa" w:w="2880"/>
+          </w:tcPr>
+          <w:p>
+            <w:r>
+              <w:rPr>
+                <w:sz w:val="32"/>
+              </w:rPr>
+              <w:t>45 x 74</w:t>
+              <w:br/>
+              <w:t xml:space="preserve">  7    4</w:t>
+              <w:br/>
+              <w:t xml:space="preserve">  ----</w:t>
+              <w:br/>
+              <w:t>4|    |</w:t>
+              <w:br/>
+              <w:t>5|    |</w:t>
+            </w:r>
+          </w:p>
+        </w:tc>
+        <w:tc>
+          <w:tcPr>
+            <w:tcW w:type="dxa" w:w="2880"/>
+          </w:tcPr>
+          <w:p>
+            <w:r>
+              <w:rPr>
+                <w:sz w:val="32"/>
+              </w:rPr>
+              <w:t>20 x 98</w:t>
+              <w:br/>
+              <w:t xml:space="preserve">  9    8</w:t>
+              <w:br/>
+              <w:t xml:space="preserve">  ----</w:t>
+              <w:br/>
+              <w:t>2|    |</w:t>
+              <w:br/>
+              <w:t>0|    |</w:t>
+            </w:r>
+          </w:p>
+        </w:tc>
+        <w:tc>
+          <w:tcPr>
+            <w:tcW w:type="dxa" w:w="2880"/>
+          </w:tcPr>
+          <w:p>
+            <w:r>
+              <w:rPr>
+                <w:sz w:val="32"/>
+              </w:rPr>
+              <w:t>77 x 20</w:t>
+              <w:br/>
+              <w:t xml:space="preserve">  2    0</w:t>
+              <w:br/>
+              <w:t xml:space="preserve">  ----</w:t>
+              <w:br/>
+              <w:t>7|    |</w:t>
+              <w:br/>
+              <w:t>7|    |</w:t>
+            </w:r>
+          </w:p>
+        </w:tc>
+      </w:tr>
+      <w:tr>
+        <w:tc>
+          <w:tcPr>
+            <w:tcW w:type="dxa" w:w="2880"/>
+          </w:tcPr>
+          <w:p>
+            <w:r>
+              <w:rPr>
+                <w:sz w:val="32"/>
+              </w:rPr>
+              <w:t>91 x 30</w:t>
+              <w:br/>
+              <w:t xml:space="preserve">  3    0</w:t>
+              <w:br/>
+              <w:t xml:space="preserve">  ----</w:t>
+              <w:br/>
+              <w:t>9|    |</w:t>
               <w:br/>
               <w:t>1|    |</w:t>
             </w:r>
@@ -238,13 +303,13 @@
               <w:rPr>
                 <w:sz w:val="32"/>
               </w:rPr>
-              <w:t>28 x 23</w:t>
+              <w:t>18 x 35</w:t>
               <w:br/>
-              <w:t xml:space="preserve">  2    3</w:t>
+              <w:t xml:space="preserve">  3    5</w:t>
               <w:br/>
               <w:t xml:space="preserve">  ----</w:t>
               <w:br/>
-              <w:t>2|    |</w:t>
+              <w:t>1|    |</w:t>
               <w:br/>
               <w:t>8|    |</w:t>
             </w:r>
@@ -259,80 +324,15 @@
               <w:rPr>
                 <w:sz w:val="32"/>
               </w:rPr>
-              <w:t>58 x 17</w:t>
+              <w:t>22 x 26</w:t>
               <w:br/>
-              <w:t xml:space="preserve">  1    7</w:t>
+              <w:t xml:space="preserve">  2    6</w:t>
               <w:br/>
               <w:t xml:space="preserve">  ----</w:t>
               <w:br/>
-              <w:t>5|    |</w:t>
+              <w:t>2|    |</w:t>
               <w:br/>
-              <w:t>8|    |</w:t>
-            </w:r>
-          </w:p>
-        </w:tc>
-      </w:tr>
-      <w:tr>
-        <w:tc>
-          <w:tcPr>
-            <w:tcW w:type="dxa" w:w="2880"/>
-          </w:tcPr>
-          <w:p>
-            <w:r>
-              <w:rPr>
-                <w:sz w:val="32"/>
-              </w:rPr>
-              <w:t>59 x 82</w:t>
-              <w:br/>
-              <w:t xml:space="preserve">  8    2</w:t>
-              <w:br/>
-              <w:t xml:space="preserve">  ----</w:t>
-              <w:br/>
-              <w:t>5|    |</w:t>
-              <w:br/>
-              <w:t>9|    |</w:t>
-            </w:r>
-          </w:p>
-        </w:tc>
-        <w:tc>
-          <w:tcPr>
-            <w:tcW w:type="dxa" w:w="2880"/>
-          </w:tcPr>
-          <w:p>
-            <w:r>
-              <w:rPr>
-                <w:sz w:val="32"/>
-              </w:rPr>
-              <w:t>83 x 62</w:t>
-              <w:br/>
-              <w:t xml:space="preserve">  6    2</w:t>
-              <w:br/>
-              <w:t xml:space="preserve">  ----</w:t>
-              <w:br/>
-              <w:t>8|    |</w:t>
-              <w:br/>
-              <w:t>3|    |</w:t>
-            </w:r>
-          </w:p>
-        </w:tc>
-        <w:tc>
-          <w:tcPr>
-            <w:tcW w:type="dxa" w:w="2880"/>
-          </w:tcPr>
-          <w:p>
-            <w:r>
-              <w:rPr>
-                <w:sz w:val="32"/>
-              </w:rPr>
-              <w:t>15 x 53</w:t>
-              <w:br/>
-              <w:t xml:space="preserve">  5    3</w:t>
-              <w:br/>
-              <w:t xml:space="preserve">  ----</w:t>
-              <w:br/>
-              <w:t>1|    |</w:t>
-              <w:br/>
-              <w:t>5|    |</w:t>
+              <w:t>2|    |</w:t>
             </w:r>
           </w:p>
         </w:tc>

--- a/lattice_multiplication_exercises.docx
+++ b/lattice_multiplication_exercises.docx
@@ -22,13 +22,78 @@
               <w:rPr>
                 <w:sz w:val="32"/>
               </w:rPr>
-              <w:t>42 x 45</w:t>
+              <w:t>53 x 98</w:t>
               <w:br/>
-              <w:t xml:space="preserve">  4    5</w:t>
+              <w:t xml:space="preserve">  9    8</w:t>
+              <w:br/>
+              <w:t xml:space="preserve">  ----</w:t>
+              <w:br/>
+              <w:t>5|    |</w:t>
+              <w:br/>
+              <w:t>3|    |</w:t>
+            </w:r>
+          </w:p>
+        </w:tc>
+        <w:tc>
+          <w:tcPr>
+            <w:tcW w:type="dxa" w:w="2880"/>
+          </w:tcPr>
+          <w:p>
+            <w:r>
+              <w:rPr>
+                <w:sz w:val="32"/>
+              </w:rPr>
+              <w:t>45 x 16</w:t>
+              <w:br/>
+              <w:t xml:space="preserve">  1    6</w:t>
               <w:br/>
               <w:t xml:space="preserve">  ----</w:t>
               <w:br/>
               <w:t>4|    |</w:t>
+              <w:br/>
+              <w:t>5|    |</w:t>
+            </w:r>
+          </w:p>
+        </w:tc>
+        <w:tc>
+          <w:tcPr>
+            <w:tcW w:type="dxa" w:w="2880"/>
+          </w:tcPr>
+          <w:p>
+            <w:r>
+              <w:rPr>
+                <w:sz w:val="32"/>
+              </w:rPr>
+              <w:t>57 x 22</w:t>
+              <w:br/>
+              <w:t xml:space="preserve">  2    2</w:t>
+              <w:br/>
+              <w:t xml:space="preserve">  ----</w:t>
+              <w:br/>
+              <w:t>5|    |</w:t>
+              <w:br/>
+              <w:t>7|    |</w:t>
+            </w:r>
+          </w:p>
+        </w:tc>
+      </w:tr>
+      <w:tr>
+        <w:tc>
+          <w:tcPr>
+            <w:tcW w:type="dxa" w:w="2880"/>
+          </w:tcPr>
+          <w:p>
+            <w:r>
+              <w:rPr>
+                <w:sz w:val="32"/>
+              </w:rPr>
+              <w:t>82 x 62</w:t>
+              <w:br/>
+              <w:t xml:space="preserve">  6    2</w:t>
+              <w:br/>
+              <w:t xml:space="preserve">  ----</w:t>
+              <w:br/>
+              <w:t>8|    |</w:t>
               <w:br/>
               <w:t>2|    |</w:t>
             </w:r>
@@ -43,15 +108,15 @@
               <w:rPr>
                 <w:sz w:val="32"/>
               </w:rPr>
-              <w:t>32 x 39</w:t>
+              <w:t>71 x 39</w:t>
               <w:br/>
               <w:t xml:space="preserve">  3    9</w:t>
               <w:br/>
               <w:t xml:space="preserve">  ----</w:t>
               <w:br/>
-              <w:t>3|    |</w:t>
+              <w:t>7|    |</w:t>
               <w:br/>
-              <w:t>2|    |</w:t>
+              <w:t>1|    |</w:t>
             </w:r>
           </w:p>
         </w:tc>
@@ -64,15 +129,15 @@
               <w:rPr>
                 <w:sz w:val="32"/>
               </w:rPr>
-              <w:t>70 x 92</w:t>
+              <w:t>33 x 81</w:t>
               <w:br/>
-              <w:t xml:space="preserve">  9    2</w:t>
+              <w:t xml:space="preserve">  8    1</w:t>
               <w:br/>
               <w:t xml:space="preserve">  ----</w:t>
               <w:br/>
-              <w:t>7|    |</w:t>
+              <w:t>3|    |</w:t>
               <w:br/>
-              <w:t>0|    |</w:t>
+              <w:t>3|    |</w:t>
             </w:r>
           </w:p>
         </w:tc>
@@ -87,9 +152,95 @@
               <w:rPr>
                 <w:sz w:val="32"/>
               </w:rPr>
-              <w:t>60 x 94</w:t>
+              <w:t>27 x 68</w:t>
               <w:br/>
-              <w:t xml:space="preserve">  9    4</w:t>
+              <w:t xml:space="preserve">  6    8</w:t>
+              <w:br/>
+              <w:t xml:space="preserve">  ----</w:t>
+              <w:br/>
+              <w:t>2|    |</w:t>
+              <w:br/>
+              <w:t>7|    |</w:t>
+            </w:r>
+          </w:p>
+        </w:tc>
+        <w:tc>
+          <w:tcPr>
+            <w:tcW w:type="dxa" w:w="2880"/>
+          </w:tcPr>
+          <w:p>
+            <w:r>
+              <w:rPr>
+                <w:sz w:val="32"/>
+              </w:rPr>
+              <w:t>48 x 97</w:t>
+              <w:br/>
+              <w:t xml:space="preserve">  9    7</w:t>
+              <w:br/>
+              <w:t xml:space="preserve">  ----</w:t>
+              <w:br/>
+              <w:t>4|    |</w:t>
+              <w:br/>
+              <w:t>8|    |</w:t>
+            </w:r>
+          </w:p>
+        </w:tc>
+        <w:tc>
+          <w:tcPr>
+            <w:tcW w:type="dxa" w:w="2880"/>
+          </w:tcPr>
+          <w:p>
+            <w:r>
+              <w:rPr>
+                <w:sz w:val="32"/>
+              </w:rPr>
+              <w:t>92 x 78</w:t>
+              <w:br/>
+              <w:t xml:space="preserve">  7    8</w:t>
+              <w:br/>
+              <w:t xml:space="preserve">  ----</w:t>
+              <w:br/>
+              <w:t>9|    |</w:t>
+              <w:br/>
+              <w:t>2|    |</w:t>
+            </w:r>
+          </w:p>
+        </w:tc>
+      </w:tr>
+      <w:tr>
+        <w:tc>
+          <w:tcPr>
+            <w:tcW w:type="dxa" w:w="2880"/>
+          </w:tcPr>
+          <w:p>
+            <w:r>
+              <w:rPr>
+                <w:sz w:val="32"/>
+              </w:rPr>
+              <w:t>85 x 72</w:t>
+              <w:br/>
+              <w:t xml:space="preserve">  7    2</w:t>
+              <w:br/>
+              <w:t xml:space="preserve">  ----</w:t>
+              <w:br/>
+              <w:t>8|    |</w:t>
+              <w:br/>
+              <w:t>5|    |</w:t>
+            </w:r>
+          </w:p>
+        </w:tc>
+        <w:tc>
+          <w:tcPr>
+            <w:tcW w:type="dxa" w:w="2880"/>
+          </w:tcPr>
+          <w:p>
+            <w:r>
+              <w:rPr>
+                <w:sz w:val="32"/>
+              </w:rPr>
+              <w:t>60 x 89</w:t>
+              <w:br/>
+              <w:t xml:space="preserve">  8    9</w:t>
               <w:br/>
               <w:t xml:space="preserve">  ----</w:t>
               <w:br/>
@@ -108,36 +259,15 @@
               <w:rPr>
                 <w:sz w:val="32"/>
               </w:rPr>
-              <w:t>45 x 71</w:t>
+              <w:t>46 x 59</w:t>
               <w:br/>
-              <w:t xml:space="preserve">  7    1</w:t>
+              <w:t xml:space="preserve">  5    9</w:t>
               <w:br/>
               <w:t xml:space="preserve">  ----</w:t>
               <w:br/>
               <w:t>4|    |</w:t>
               <w:br/>
-              <w:t>5|    |</w:t>
-            </w:r>
-          </w:p>
-        </w:tc>
-        <w:tc>
-          <w:tcPr>
-            <w:tcW w:type="dxa" w:w="2880"/>
-          </w:tcPr>
-          <w:p>
-            <w:r>
-              <w:rPr>
-                <w:sz w:val="32"/>
-              </w:rPr>
-              <w:t>43 x 47</w:t>
-              <w:br/>
-              <w:t xml:space="preserve">  4    7</w:t>
-              <w:br/>
-              <w:t xml:space="preserve">  ----</w:t>
-              <w:br/>
-              <w:t>4|    |</w:t>
-              <w:br/>
-              <w:t>3|    |</w:t>
+              <w:t>6|    |</w:t>
             </w:r>
           </w:p>
         </w:tc>
@@ -152,13 +282,13 @@
               <w:rPr>
                 <w:sz w:val="32"/>
               </w:rPr>
-              <w:t>87 x 39</w:t>
+              <w:t>47 x 54</w:t>
               <w:br/>
-              <w:t xml:space="preserve">  3    9</w:t>
+              <w:t xml:space="preserve">  5    4</w:t>
               <w:br/>
               <w:t xml:space="preserve">  ----</w:t>
               <w:br/>
-              <w:t>8|    |</w:t>
+              <w:t>4|    |</w:t>
               <w:br/>
               <w:t>7|    |</w:t>
             </w:r>
@@ -173,13 +303,13 @@
               <w:rPr>
                 <w:sz w:val="32"/>
               </w:rPr>
-              <w:t>70 x 27</w:t>
+              <w:t>80 x 34</w:t>
               <w:br/>
-              <w:t xml:space="preserve">  2    7</w:t>
+              <w:t xml:space="preserve">  3    4</w:t>
               <w:br/>
               <w:t xml:space="preserve">  ----</w:t>
               <w:br/>
-              <w:t>7|    |</w:t>
+              <w:t>8|    |</w:t>
               <w:br/>
               <w:t>0|    |</w:t>
             </w:r>
@@ -194,143 +324,13 @@
               <w:rPr>
                 <w:sz w:val="32"/>
               </w:rPr>
-              <w:t>60 x 90</w:t>
+              <w:t>92 x 42</w:t>
               <w:br/>
-              <w:t xml:space="preserve">  9    0</w:t>
-              <w:br/>
-              <w:t xml:space="preserve">  ----</w:t>
-              <w:br/>
-              <w:t>6|    |</w:t>
-              <w:br/>
-              <w:t>0|    |</w:t>
-            </w:r>
-          </w:p>
-        </w:tc>
-      </w:tr>
-      <w:tr>
-        <w:tc>
-          <w:tcPr>
-            <w:tcW w:type="dxa" w:w="2880"/>
-          </w:tcPr>
-          <w:p>
-            <w:r>
-              <w:rPr>
-                <w:sz w:val="32"/>
-              </w:rPr>
-              <w:t>45 x 74</w:t>
-              <w:br/>
-              <w:t xml:space="preserve">  7    4</w:t>
-              <w:br/>
-              <w:t xml:space="preserve">  ----</w:t>
-              <w:br/>
-              <w:t>4|    |</w:t>
-              <w:br/>
-              <w:t>5|    |</w:t>
-            </w:r>
-          </w:p>
-        </w:tc>
-        <w:tc>
-          <w:tcPr>
-            <w:tcW w:type="dxa" w:w="2880"/>
-          </w:tcPr>
-          <w:p>
-            <w:r>
-              <w:rPr>
-                <w:sz w:val="32"/>
-              </w:rPr>
-              <w:t>20 x 98</w:t>
-              <w:br/>
-              <w:t xml:space="preserve">  9    8</w:t>
-              <w:br/>
-              <w:t xml:space="preserve">  ----</w:t>
-              <w:br/>
-              <w:t>2|    |</w:t>
-              <w:br/>
-              <w:t>0|    |</w:t>
-            </w:r>
-          </w:p>
-        </w:tc>
-        <w:tc>
-          <w:tcPr>
-            <w:tcW w:type="dxa" w:w="2880"/>
-          </w:tcPr>
-          <w:p>
-            <w:r>
-              <w:rPr>
-                <w:sz w:val="32"/>
-              </w:rPr>
-              <w:t>77 x 20</w:t>
-              <w:br/>
-              <w:t xml:space="preserve">  2    0</w:t>
-              <w:br/>
-              <w:t xml:space="preserve">  ----</w:t>
-              <w:br/>
-              <w:t>7|    |</w:t>
-              <w:br/>
-              <w:t>7|    |</w:t>
-            </w:r>
-          </w:p>
-        </w:tc>
-      </w:tr>
-      <w:tr>
-        <w:tc>
-          <w:tcPr>
-            <w:tcW w:type="dxa" w:w="2880"/>
-          </w:tcPr>
-          <w:p>
-            <w:r>
-              <w:rPr>
-                <w:sz w:val="32"/>
-              </w:rPr>
-              <w:t>91 x 30</w:t>
-              <w:br/>
-              <w:t xml:space="preserve">  3    0</w:t>
+              <w:t xml:space="preserve">  4    2</w:t>
               <w:br/>
               <w:t xml:space="preserve">  ----</w:t>
               <w:br/>
               <w:t>9|    |</w:t>
-              <w:br/>
-              <w:t>1|    |</w:t>
-            </w:r>
-          </w:p>
-        </w:tc>
-        <w:tc>
-          <w:tcPr>
-            <w:tcW w:type="dxa" w:w="2880"/>
-          </w:tcPr>
-          <w:p>
-            <w:r>
-              <w:rPr>
-                <w:sz w:val="32"/>
-              </w:rPr>
-              <w:t>18 x 35</w:t>
-              <w:br/>
-              <w:t xml:space="preserve">  3    5</w:t>
-              <w:br/>
-              <w:t xml:space="preserve">  ----</w:t>
-              <w:br/>
-              <w:t>1|    |</w:t>
-              <w:br/>
-              <w:t>8|    |</w:t>
-            </w:r>
-          </w:p>
-        </w:tc>
-        <w:tc>
-          <w:tcPr>
-            <w:tcW w:type="dxa" w:w="2880"/>
-          </w:tcPr>
-          <w:p>
-            <w:r>
-              <w:rPr>
-                <w:sz w:val="32"/>
-              </w:rPr>
-              <w:t>22 x 26</w:t>
-              <w:br/>
-              <w:t xml:space="preserve">  2    6</w:t>
-              <w:br/>
-              <w:t xml:space="preserve">  ----</w:t>
-              <w:br/>
-              <w:t>2|    |</w:t>
               <w:br/>
               <w:t>2|    |</w:t>
             </w:r>

--- a/lattice_multiplication_exercises.docx
+++ b/lattice_multiplication_exercises.docx
@@ -22,34 +22,13 @@
               <w:rPr>
                 <w:sz w:val="32"/>
               </w:rPr>
-              <w:t>53 x 98</w:t>
+              <w:t>75 x 64</w:t>
               <w:br/>
-              <w:t xml:space="preserve">  9    8</w:t>
+              <w:t xml:space="preserve">  6    4</w:t>
               <w:br/>
               <w:t xml:space="preserve">  ----</w:t>
               <w:br/>
-              <w:t>5|    |</w:t>
-              <w:br/>
-              <w:t>3|    |</w:t>
-            </w:r>
-          </w:p>
-        </w:tc>
-        <w:tc>
-          <w:tcPr>
-            <w:tcW w:type="dxa" w:w="2880"/>
-          </w:tcPr>
-          <w:p>
-            <w:r>
-              <w:rPr>
-                <w:sz w:val="32"/>
-              </w:rPr>
-              <w:t>45 x 16</w:t>
-              <w:br/>
-              <w:t xml:space="preserve">  1    6</w:t>
-              <w:br/>
-              <w:t xml:space="preserve">  ----</w:t>
-              <w:br/>
-              <w:t>4|    |</w:t>
+              <w:t>7|    |</w:t>
               <w:br/>
               <w:t>5|    |</w:t>
             </w:r>
@@ -64,248 +43,9 @@
               <w:rPr>
                 <w:sz w:val="32"/>
               </w:rPr>
-              <w:t>57 x 22</w:t>
+              <w:t>80 x 96</w:t>
               <w:br/>
-              <w:t xml:space="preserve">  2    2</w:t>
-              <w:br/>
-              <w:t xml:space="preserve">  ----</w:t>
-              <w:br/>
-              <w:t>5|    |</w:t>
-              <w:br/>
-              <w:t>7|    |</w:t>
-            </w:r>
-          </w:p>
-        </w:tc>
-      </w:tr>
-      <w:tr>
-        <w:tc>
-          <w:tcPr>
-            <w:tcW w:type="dxa" w:w="2880"/>
-          </w:tcPr>
-          <w:p>
-            <w:r>
-              <w:rPr>
-                <w:sz w:val="32"/>
-              </w:rPr>
-              <w:t>82 x 62</w:t>
-              <w:br/>
-              <w:t xml:space="preserve">  6    2</w:t>
-              <w:br/>
-              <w:t xml:space="preserve">  ----</w:t>
-              <w:br/>
-              <w:t>8|    |</w:t>
-              <w:br/>
-              <w:t>2|    |</w:t>
-            </w:r>
-          </w:p>
-        </w:tc>
-        <w:tc>
-          <w:tcPr>
-            <w:tcW w:type="dxa" w:w="2880"/>
-          </w:tcPr>
-          <w:p>
-            <w:r>
-              <w:rPr>
-                <w:sz w:val="32"/>
-              </w:rPr>
-              <w:t>71 x 39</w:t>
-              <w:br/>
-              <w:t xml:space="preserve">  3    9</w:t>
-              <w:br/>
-              <w:t xml:space="preserve">  ----</w:t>
-              <w:br/>
-              <w:t>7|    |</w:t>
-              <w:br/>
-              <w:t>1|    |</w:t>
-            </w:r>
-          </w:p>
-        </w:tc>
-        <w:tc>
-          <w:tcPr>
-            <w:tcW w:type="dxa" w:w="2880"/>
-          </w:tcPr>
-          <w:p>
-            <w:r>
-              <w:rPr>
-                <w:sz w:val="32"/>
-              </w:rPr>
-              <w:t>33 x 81</w:t>
-              <w:br/>
-              <w:t xml:space="preserve">  8    1</w:t>
-              <w:br/>
-              <w:t xml:space="preserve">  ----</w:t>
-              <w:br/>
-              <w:t>3|    |</w:t>
-              <w:br/>
-              <w:t>3|    |</w:t>
-            </w:r>
-          </w:p>
-        </w:tc>
-      </w:tr>
-      <w:tr>
-        <w:tc>
-          <w:tcPr>
-            <w:tcW w:type="dxa" w:w="2880"/>
-          </w:tcPr>
-          <w:p>
-            <w:r>
-              <w:rPr>
-                <w:sz w:val="32"/>
-              </w:rPr>
-              <w:t>27 x 68</w:t>
-              <w:br/>
-              <w:t xml:space="preserve">  6    8</w:t>
-              <w:br/>
-              <w:t xml:space="preserve">  ----</w:t>
-              <w:br/>
-              <w:t>2|    |</w:t>
-              <w:br/>
-              <w:t>7|    |</w:t>
-            </w:r>
-          </w:p>
-        </w:tc>
-        <w:tc>
-          <w:tcPr>
-            <w:tcW w:type="dxa" w:w="2880"/>
-          </w:tcPr>
-          <w:p>
-            <w:r>
-              <w:rPr>
-                <w:sz w:val="32"/>
-              </w:rPr>
-              <w:t>48 x 97</w:t>
-              <w:br/>
-              <w:t xml:space="preserve">  9    7</w:t>
-              <w:br/>
-              <w:t xml:space="preserve">  ----</w:t>
-              <w:br/>
-              <w:t>4|    |</w:t>
-              <w:br/>
-              <w:t>8|    |</w:t>
-            </w:r>
-          </w:p>
-        </w:tc>
-        <w:tc>
-          <w:tcPr>
-            <w:tcW w:type="dxa" w:w="2880"/>
-          </w:tcPr>
-          <w:p>
-            <w:r>
-              <w:rPr>
-                <w:sz w:val="32"/>
-              </w:rPr>
-              <w:t>92 x 78</w:t>
-              <w:br/>
-              <w:t xml:space="preserve">  7    8</w:t>
-              <w:br/>
-              <w:t xml:space="preserve">  ----</w:t>
-              <w:br/>
-              <w:t>9|    |</w:t>
-              <w:br/>
-              <w:t>2|    |</w:t>
-            </w:r>
-          </w:p>
-        </w:tc>
-      </w:tr>
-      <w:tr>
-        <w:tc>
-          <w:tcPr>
-            <w:tcW w:type="dxa" w:w="2880"/>
-          </w:tcPr>
-          <w:p>
-            <w:r>
-              <w:rPr>
-                <w:sz w:val="32"/>
-              </w:rPr>
-              <w:t>85 x 72</w:t>
-              <w:br/>
-              <w:t xml:space="preserve">  7    2</w:t>
-              <w:br/>
-              <w:t xml:space="preserve">  ----</w:t>
-              <w:br/>
-              <w:t>8|    |</w:t>
-              <w:br/>
-              <w:t>5|    |</w:t>
-            </w:r>
-          </w:p>
-        </w:tc>
-        <w:tc>
-          <w:tcPr>
-            <w:tcW w:type="dxa" w:w="2880"/>
-          </w:tcPr>
-          <w:p>
-            <w:r>
-              <w:rPr>
-                <w:sz w:val="32"/>
-              </w:rPr>
-              <w:t>60 x 89</w:t>
-              <w:br/>
-              <w:t xml:space="preserve">  8    9</w:t>
-              <w:br/>
-              <w:t xml:space="preserve">  ----</w:t>
-              <w:br/>
-              <w:t>6|    |</w:t>
-              <w:br/>
-              <w:t>0|    |</w:t>
-            </w:r>
-          </w:p>
-        </w:tc>
-        <w:tc>
-          <w:tcPr>
-            <w:tcW w:type="dxa" w:w="2880"/>
-          </w:tcPr>
-          <w:p>
-            <w:r>
-              <w:rPr>
-                <w:sz w:val="32"/>
-              </w:rPr>
-              <w:t>46 x 59</w:t>
-              <w:br/>
-              <w:t xml:space="preserve">  5    9</w:t>
-              <w:br/>
-              <w:t xml:space="preserve">  ----</w:t>
-              <w:br/>
-              <w:t>4|    |</w:t>
-              <w:br/>
-              <w:t>6|    |</w:t>
-            </w:r>
-          </w:p>
-        </w:tc>
-      </w:tr>
-      <w:tr>
-        <w:tc>
-          <w:tcPr>
-            <w:tcW w:type="dxa" w:w="2880"/>
-          </w:tcPr>
-          <w:p>
-            <w:r>
-              <w:rPr>
-                <w:sz w:val="32"/>
-              </w:rPr>
-              <w:t>47 x 54</w:t>
-              <w:br/>
-              <w:t xml:space="preserve">  5    4</w:t>
-              <w:br/>
-              <w:t xml:space="preserve">  ----</w:t>
-              <w:br/>
-              <w:t>4|    |</w:t>
-              <w:br/>
-              <w:t>7|    |</w:t>
-            </w:r>
-          </w:p>
-        </w:tc>
-        <w:tc>
-          <w:tcPr>
-            <w:tcW w:type="dxa" w:w="2880"/>
-          </w:tcPr>
-          <w:p>
-            <w:r>
-              <w:rPr>
-                <w:sz w:val="32"/>
-              </w:rPr>
-              <w:t>80 x 34</w:t>
-              <w:br/>
-              <w:t xml:space="preserve">  3    4</w:t>
+              <w:t xml:space="preserve">  9    6</w:t>
               <w:br/>
               <w:t xml:space="preserve">  ----</w:t>
               <w:br/>
@@ -324,15 +64,275 @@
               <w:rPr>
                 <w:sz w:val="32"/>
               </w:rPr>
-              <w:t>92 x 42</w:t>
+              <w:t>51 x 61</w:t>
+              <w:br/>
+              <w:t xml:space="preserve">  6    1</w:t>
+              <w:br/>
+              <w:t xml:space="preserve">  ----</w:t>
+              <w:br/>
+              <w:t>5|    |</w:t>
+              <w:br/>
+              <w:t>1|    |</w:t>
+            </w:r>
+          </w:p>
+        </w:tc>
+      </w:tr>
+      <w:tr>
+        <w:tc>
+          <w:tcPr>
+            <w:tcW w:type="dxa" w:w="2880"/>
+          </w:tcPr>
+          <w:p>
+            <w:r>
+              <w:rPr>
+                <w:sz w:val="32"/>
+              </w:rPr>
+              <w:t>61 x 63</w:t>
+              <w:br/>
+              <w:t xml:space="preserve">  6    3</w:t>
+              <w:br/>
+              <w:t xml:space="preserve">  ----</w:t>
+              <w:br/>
+              <w:t>6|    |</w:t>
+              <w:br/>
+              <w:t>1|    |</w:t>
+            </w:r>
+          </w:p>
+        </w:tc>
+        <w:tc>
+          <w:tcPr>
+            <w:tcW w:type="dxa" w:w="2880"/>
+          </w:tcPr>
+          <w:p>
+            <w:r>
+              <w:rPr>
+                <w:sz w:val="32"/>
+              </w:rPr>
+              <w:t>66 x 38</w:t>
+              <w:br/>
+              <w:t xml:space="preserve">  3    8</w:t>
+              <w:br/>
+              <w:t xml:space="preserve">  ----</w:t>
+              <w:br/>
+              <w:t>6|    |</w:t>
+              <w:br/>
+              <w:t>6|    |</w:t>
+            </w:r>
+          </w:p>
+        </w:tc>
+        <w:tc>
+          <w:tcPr>
+            <w:tcW w:type="dxa" w:w="2880"/>
+          </w:tcPr>
+          <w:p>
+            <w:r>
+              <w:rPr>
+                <w:sz w:val="32"/>
+              </w:rPr>
+              <w:t>80 x 45</w:t>
+              <w:br/>
+              <w:t xml:space="preserve">  4    5</w:t>
+              <w:br/>
+              <w:t xml:space="preserve">  ----</w:t>
+              <w:br/>
+              <w:t>8|    |</w:t>
+              <w:br/>
+              <w:t>0|    |</w:t>
+            </w:r>
+          </w:p>
+        </w:tc>
+      </w:tr>
+      <w:tr>
+        <w:tc>
+          <w:tcPr>
+            <w:tcW w:type="dxa" w:w="2880"/>
+          </w:tcPr>
+          <w:p>
+            <w:r>
+              <w:rPr>
+                <w:sz w:val="32"/>
+              </w:rPr>
+              <w:t>87 x 13</w:t>
+              <w:br/>
+              <w:t xml:space="preserve">  1    3</w:t>
+              <w:br/>
+              <w:t xml:space="preserve">  ----</w:t>
+              <w:br/>
+              <w:t>8|    |</w:t>
+              <w:br/>
+              <w:t>7|    |</w:t>
+            </w:r>
+          </w:p>
+        </w:tc>
+        <w:tc>
+          <w:tcPr>
+            <w:tcW w:type="dxa" w:w="2880"/>
+          </w:tcPr>
+          <w:p>
+            <w:r>
+              <w:rPr>
+                <w:sz w:val="32"/>
+              </w:rPr>
+              <w:t>20 x 94</w:t>
+              <w:br/>
+              <w:t xml:space="preserve">  9    4</w:t>
+              <w:br/>
+              <w:t xml:space="preserve">  ----</w:t>
+              <w:br/>
+              <w:t>2|    |</w:t>
+              <w:br/>
+              <w:t>0|    |</w:t>
+            </w:r>
+          </w:p>
+        </w:tc>
+        <w:tc>
+          <w:tcPr>
+            <w:tcW w:type="dxa" w:w="2880"/>
+          </w:tcPr>
+          <w:p>
+            <w:r>
+              <w:rPr>
+                <w:sz w:val="32"/>
+              </w:rPr>
+              <w:t>90 x 45</w:t>
+              <w:br/>
+              <w:t xml:space="preserve">  4    5</w:t>
+              <w:br/>
+              <w:t xml:space="preserve">  ----</w:t>
+              <w:br/>
+              <w:t>9|    |</w:t>
+              <w:br/>
+              <w:t>0|    |</w:t>
+            </w:r>
+          </w:p>
+        </w:tc>
+      </w:tr>
+      <w:tr>
+        <w:tc>
+          <w:tcPr>
+            <w:tcW w:type="dxa" w:w="2880"/>
+          </w:tcPr>
+          <w:p>
+            <w:r>
+              <w:rPr>
+                <w:sz w:val="32"/>
+              </w:rPr>
+              <w:t>95 x 72</w:t>
+              <w:br/>
+              <w:t xml:space="preserve">  7    2</w:t>
+              <w:br/>
+              <w:t xml:space="preserve">  ----</w:t>
+              <w:br/>
+              <w:t>9|    |</w:t>
+              <w:br/>
+              <w:t>5|    |</w:t>
+            </w:r>
+          </w:p>
+        </w:tc>
+        <w:tc>
+          <w:tcPr>
+            <w:tcW w:type="dxa" w:w="2880"/>
+          </w:tcPr>
+          <w:p>
+            <w:r>
+              <w:rPr>
+                <w:sz w:val="32"/>
+              </w:rPr>
+              <w:t>22 x 34</w:t>
+              <w:br/>
+              <w:t xml:space="preserve">  3    4</w:t>
+              <w:br/>
+              <w:t xml:space="preserve">  ----</w:t>
+              <w:br/>
+              <w:t>2|    |</w:t>
+              <w:br/>
+              <w:t>2|    |</w:t>
+            </w:r>
+          </w:p>
+        </w:tc>
+        <w:tc>
+          <w:tcPr>
+            <w:tcW w:type="dxa" w:w="2880"/>
+          </w:tcPr>
+          <w:p>
+            <w:r>
+              <w:rPr>
+                <w:sz w:val="32"/>
+              </w:rPr>
+              <w:t>74 x 78</w:t>
+              <w:br/>
+              <w:t xml:space="preserve">  7    8</w:t>
+              <w:br/>
+              <w:t xml:space="preserve">  ----</w:t>
+              <w:br/>
+              <w:t>7|    |</w:t>
+              <w:br/>
+              <w:t>4|    |</w:t>
+            </w:r>
+          </w:p>
+        </w:tc>
+      </w:tr>
+      <w:tr>
+        <w:tc>
+          <w:tcPr>
+            <w:tcW w:type="dxa" w:w="2880"/>
+          </w:tcPr>
+          <w:p>
+            <w:r>
+              <w:rPr>
+                <w:sz w:val="32"/>
+              </w:rPr>
+              <w:t>26 x 11</w:t>
+              <w:br/>
+              <w:t xml:space="preserve">  1    1</w:t>
+              <w:br/>
+              <w:t xml:space="preserve">  ----</w:t>
+              <w:br/>
+              <w:t>2|    |</w:t>
+              <w:br/>
+              <w:t>6|    |</w:t>
+            </w:r>
+          </w:p>
+        </w:tc>
+        <w:tc>
+          <w:tcPr>
+            <w:tcW w:type="dxa" w:w="2880"/>
+          </w:tcPr>
+          <w:p>
+            <w:r>
+              <w:rPr>
+                <w:sz w:val="32"/>
+              </w:rPr>
+              <w:t>18 x 20</w:t>
+              <w:br/>
+              <w:t xml:space="preserve">  2    0</w:t>
+              <w:br/>
+              <w:t xml:space="preserve">  ----</w:t>
+              <w:br/>
+              <w:t>1|    |</w:t>
+              <w:br/>
+              <w:t>8|    |</w:t>
+            </w:r>
+          </w:p>
+        </w:tc>
+        <w:tc>
+          <w:tcPr>
+            <w:tcW w:type="dxa" w:w="2880"/>
+          </w:tcPr>
+          <w:p>
+            <w:r>
+              <w:rPr>
+                <w:sz w:val="32"/>
+              </w:rPr>
+              <w:t>38 x 42</w:t>
               <w:br/>
               <w:t xml:space="preserve">  4    2</w:t>
               <w:br/>
               <w:t xml:space="preserve">  ----</w:t>
               <w:br/>
-              <w:t>9|    |</w:t>
+              <w:t>3|    |</w:t>
               <w:br/>
-              <w:t>2|    |</w:t>
+              <w:t>8|    |</w:t>
             </w:r>
           </w:p>
         </w:tc>

--- a/lattice_multiplication_exercises.docx
+++ b/lattice_multiplication_exercises.docx
@@ -22,13 +22,164 @@
               <w:rPr>
                 <w:sz w:val="32"/>
               </w:rPr>
-              <w:t>75 x 64</w:t>
+              <w:t>59 x 92</w:t>
               <w:br/>
-              <w:t xml:space="preserve">  6    4</w:t>
+              <w:t xml:space="preserve">  9    2</w:t>
+              <w:br/>
+              <w:t xml:space="preserve">  ----</w:t>
+              <w:br/>
+              <w:t>5|    |</w:t>
+              <w:br/>
+              <w:t>9|    |</w:t>
+            </w:r>
+          </w:p>
+        </w:tc>
+        <w:tc>
+          <w:tcPr>
+            <w:tcW w:type="dxa" w:w="2880"/>
+          </w:tcPr>
+          <w:p>
+            <w:r>
+              <w:rPr>
+                <w:sz w:val="32"/>
+              </w:rPr>
+              <w:t>53 x 65</w:t>
+              <w:br/>
+              <w:t xml:space="preserve">  6    5</w:t>
+              <w:br/>
+              <w:t xml:space="preserve">  ----</w:t>
+              <w:br/>
+              <w:t>5|    |</w:t>
+              <w:br/>
+              <w:t>3|    |</w:t>
+            </w:r>
+          </w:p>
+        </w:tc>
+        <w:tc>
+          <w:tcPr>
+            <w:tcW w:type="dxa" w:w="2880"/>
+          </w:tcPr>
+          <w:p>
+            <w:r>
+              <w:rPr>
+                <w:sz w:val="32"/>
+              </w:rPr>
+              <w:t>19 x 89</w:t>
+              <w:br/>
+              <w:t xml:space="preserve">  8    9</w:t>
+              <w:br/>
+              <w:t xml:space="preserve">  ----</w:t>
+              <w:br/>
+              <w:t>1|    |</w:t>
+              <w:br/>
+              <w:t>9|    |</w:t>
+            </w:r>
+          </w:p>
+        </w:tc>
+      </w:tr>
+      <w:tr>
+        <w:tc>
+          <w:tcPr>
+            <w:tcW w:type="dxa" w:w="2880"/>
+          </w:tcPr>
+          <w:p>
+            <w:r>
+              <w:rPr>
+                <w:sz w:val="32"/>
+              </w:rPr>
+              <w:t>41 x 29</w:t>
+              <w:br/>
+              <w:t xml:space="preserve">  2    9</w:t>
+              <w:br/>
+              <w:t xml:space="preserve">  ----</w:t>
+              <w:br/>
+              <w:t>4|    |</w:t>
+              <w:br/>
+              <w:t>1|    |</w:t>
+            </w:r>
+          </w:p>
+        </w:tc>
+        <w:tc>
+          <w:tcPr>
+            <w:tcW w:type="dxa" w:w="2880"/>
+          </w:tcPr>
+          <w:p>
+            <w:r>
+              <w:rPr>
+                <w:sz w:val="32"/>
+              </w:rPr>
+              <w:t>11 x 29</w:t>
+              <w:br/>
+              <w:t xml:space="preserve">  2    9</w:t>
+              <w:br/>
+              <w:t xml:space="preserve">  ----</w:t>
+              <w:br/>
+              <w:t>1|    |</w:t>
+              <w:br/>
+              <w:t>1|    |</w:t>
+            </w:r>
+          </w:p>
+        </w:tc>
+        <w:tc>
+          <w:tcPr>
+            <w:tcW w:type="dxa" w:w="2880"/>
+          </w:tcPr>
+          <w:p>
+            <w:r>
+              <w:rPr>
+                <w:sz w:val="32"/>
+              </w:rPr>
+              <w:t>66 x 75</w:t>
+              <w:br/>
+              <w:t xml:space="preserve">  7    5</w:t>
+              <w:br/>
+              <w:t xml:space="preserve">  ----</w:t>
+              <w:br/>
+              <w:t>6|    |</w:t>
+              <w:br/>
+              <w:t>6|    |</w:t>
+            </w:r>
+          </w:p>
+        </w:tc>
+      </w:tr>
+      <w:tr>
+        <w:tc>
+          <w:tcPr>
+            <w:tcW w:type="dxa" w:w="2880"/>
+          </w:tcPr>
+          <w:p>
+            <w:r>
+              <w:rPr>
+                <w:sz w:val="32"/>
+              </w:rPr>
+              <w:t>71 x 62</w:t>
+              <w:br/>
+              <w:t xml:space="preserve">  6    2</w:t>
               <w:br/>
               <w:t xml:space="preserve">  ----</w:t>
               <w:br/>
               <w:t>7|    |</w:t>
+              <w:br/>
+              <w:t>1|    |</w:t>
+            </w:r>
+          </w:p>
+        </w:tc>
+        <w:tc>
+          <w:tcPr>
+            <w:tcW w:type="dxa" w:w="2880"/>
+          </w:tcPr>
+          <w:p>
+            <w:r>
+              <w:rPr>
+                <w:sz w:val="32"/>
+              </w:rPr>
+              <w:t>15 x 14</w:t>
+              <w:br/>
+              <w:t xml:space="preserve">  1    4</w:t>
+              <w:br/>
+              <w:t xml:space="preserve">  ----</w:t>
+              <w:br/>
+              <w:t>1|    |</w:t>
               <w:br/>
               <w:t>5|    |</w:t>
             </w:r>
@@ -43,34 +194,13 @@
               <w:rPr>
                 <w:sz w:val="32"/>
               </w:rPr>
-              <w:t>80 x 96</w:t>
+              <w:t>31 x 19</w:t>
               <w:br/>
-              <w:t xml:space="preserve">  9    6</w:t>
+              <w:t xml:space="preserve">  1    9</w:t>
               <w:br/>
               <w:t xml:space="preserve">  ----</w:t>
               <w:br/>
-              <w:t>8|    |</w:t>
-              <w:br/>
-              <w:t>0|    |</w:t>
-            </w:r>
-          </w:p>
-        </w:tc>
-        <w:tc>
-          <w:tcPr>
-            <w:tcW w:type="dxa" w:w="2880"/>
-          </w:tcPr>
-          <w:p>
-            <w:r>
-              <w:rPr>
-                <w:sz w:val="32"/>
-              </w:rPr>
-              <w:t>51 x 61</w:t>
-              <w:br/>
-              <w:t xml:space="preserve">  6    1</w:t>
-              <w:br/>
-              <w:t xml:space="preserve">  ----</w:t>
-              <w:br/>
-              <w:t>5|    |</w:t>
+              <w:t>3|    |</w:t>
               <w:br/>
               <w:t>1|    |</w:t>
             </w:r>
@@ -87,30 +217,9 @@
               <w:rPr>
                 <w:sz w:val="32"/>
               </w:rPr>
-              <w:t>61 x 63</w:t>
+              <w:t>66 x 68</w:t>
               <w:br/>
-              <w:t xml:space="preserve">  6    3</w:t>
-              <w:br/>
-              <w:t xml:space="preserve">  ----</w:t>
-              <w:br/>
-              <w:t>6|    |</w:t>
-              <w:br/>
-              <w:t>1|    |</w:t>
-            </w:r>
-          </w:p>
-        </w:tc>
-        <w:tc>
-          <w:tcPr>
-            <w:tcW w:type="dxa" w:w="2880"/>
-          </w:tcPr>
-          <w:p>
-            <w:r>
-              <w:rPr>
-                <w:sz w:val="32"/>
-              </w:rPr>
-              <w:t>66 x 38</w:t>
-              <w:br/>
-              <w:t xml:space="preserve">  3    8</w:t>
+              <w:t xml:space="preserve">  6    8</w:t>
               <w:br/>
               <w:t xml:space="preserve">  ----</w:t>
               <w:br/>
@@ -129,15 +238,36 @@
               <w:rPr>
                 <w:sz w:val="32"/>
               </w:rPr>
-              <w:t>80 x 45</w:t>
+              <w:t>24 x 18</w:t>
               <w:br/>
-              <w:t xml:space="preserve">  4    5</w:t>
+              <w:t xml:space="preserve">  1    8</w:t>
               <w:br/>
               <w:t xml:space="preserve">  ----</w:t>
               <w:br/>
-              <w:t>8|    |</w:t>
+              <w:t>2|    |</w:t>
               <w:br/>
-              <w:t>0|    |</w:t>
+              <w:t>4|    |</w:t>
+            </w:r>
+          </w:p>
+        </w:tc>
+        <w:tc>
+          <w:tcPr>
+            <w:tcW w:type="dxa" w:w="2880"/>
+          </w:tcPr>
+          <w:p>
+            <w:r>
+              <w:rPr>
+                <w:sz w:val="32"/>
+              </w:rPr>
+              <w:t>26 x 97</w:t>
+              <w:br/>
+              <w:t xml:space="preserve">  9    7</w:t>
+              <w:br/>
+              <w:t xml:space="preserve">  ----</w:t>
+              <w:br/>
+              <w:t>2|    |</w:t>
+              <w:br/>
+              <w:t>6|    |</w:t>
             </w:r>
           </w:p>
         </w:tc>
@@ -152,143 +282,13 @@
               <w:rPr>
                 <w:sz w:val="32"/>
               </w:rPr>
-              <w:t>87 x 13</w:t>
+              <w:t>66 x 35</w:t>
               <w:br/>
-              <w:t xml:space="preserve">  1    3</w:t>
+              <w:t xml:space="preserve">  3    5</w:t>
               <w:br/>
               <w:t xml:space="preserve">  ----</w:t>
               <w:br/>
-              <w:t>8|    |</w:t>
-              <w:br/>
-              <w:t>7|    |</w:t>
-            </w:r>
-          </w:p>
-        </w:tc>
-        <w:tc>
-          <w:tcPr>
-            <w:tcW w:type="dxa" w:w="2880"/>
-          </w:tcPr>
-          <w:p>
-            <w:r>
-              <w:rPr>
-                <w:sz w:val="32"/>
-              </w:rPr>
-              <w:t>20 x 94</w:t>
-              <w:br/>
-              <w:t xml:space="preserve">  9    4</w:t>
-              <w:br/>
-              <w:t xml:space="preserve">  ----</w:t>
-              <w:br/>
-              <w:t>2|    |</w:t>
-              <w:br/>
-              <w:t>0|    |</w:t>
-            </w:r>
-          </w:p>
-        </w:tc>
-        <w:tc>
-          <w:tcPr>
-            <w:tcW w:type="dxa" w:w="2880"/>
-          </w:tcPr>
-          <w:p>
-            <w:r>
-              <w:rPr>
-                <w:sz w:val="32"/>
-              </w:rPr>
-              <w:t>90 x 45</w:t>
-              <w:br/>
-              <w:t xml:space="preserve">  4    5</w:t>
-              <w:br/>
-              <w:t xml:space="preserve">  ----</w:t>
-              <w:br/>
-              <w:t>9|    |</w:t>
-              <w:br/>
-              <w:t>0|    |</w:t>
-            </w:r>
-          </w:p>
-        </w:tc>
-      </w:tr>
-      <w:tr>
-        <w:tc>
-          <w:tcPr>
-            <w:tcW w:type="dxa" w:w="2880"/>
-          </w:tcPr>
-          <w:p>
-            <w:r>
-              <w:rPr>
-                <w:sz w:val="32"/>
-              </w:rPr>
-              <w:t>95 x 72</w:t>
-              <w:br/>
-              <w:t xml:space="preserve">  7    2</w:t>
-              <w:br/>
-              <w:t xml:space="preserve">  ----</w:t>
-              <w:br/>
-              <w:t>9|    |</w:t>
-              <w:br/>
-              <w:t>5|    |</w:t>
-            </w:r>
-          </w:p>
-        </w:tc>
-        <w:tc>
-          <w:tcPr>
-            <w:tcW w:type="dxa" w:w="2880"/>
-          </w:tcPr>
-          <w:p>
-            <w:r>
-              <w:rPr>
-                <w:sz w:val="32"/>
-              </w:rPr>
-              <w:t>22 x 34</w:t>
-              <w:br/>
-              <w:t xml:space="preserve">  3    4</w:t>
-              <w:br/>
-              <w:t xml:space="preserve">  ----</w:t>
-              <w:br/>
-              <w:t>2|    |</w:t>
-              <w:br/>
-              <w:t>2|    |</w:t>
-            </w:r>
-          </w:p>
-        </w:tc>
-        <w:tc>
-          <w:tcPr>
-            <w:tcW w:type="dxa" w:w="2880"/>
-          </w:tcPr>
-          <w:p>
-            <w:r>
-              <w:rPr>
-                <w:sz w:val="32"/>
-              </w:rPr>
-              <w:t>74 x 78</w:t>
-              <w:br/>
-              <w:t xml:space="preserve">  7    8</w:t>
-              <w:br/>
-              <w:t xml:space="preserve">  ----</w:t>
-              <w:br/>
-              <w:t>7|    |</w:t>
-              <w:br/>
-              <w:t>4|    |</w:t>
-            </w:r>
-          </w:p>
-        </w:tc>
-      </w:tr>
-      <w:tr>
-        <w:tc>
-          <w:tcPr>
-            <w:tcW w:type="dxa" w:w="2880"/>
-          </w:tcPr>
-          <w:p>
-            <w:r>
-              <w:rPr>
-                <w:sz w:val="32"/>
-              </w:rPr>
-              <w:t>26 x 11</w:t>
-              <w:br/>
-              <w:t xml:space="preserve">  1    1</w:t>
-              <w:br/>
-              <w:t xml:space="preserve">  ----</w:t>
-              <w:br/>
-              <w:t>2|    |</w:t>
+              <w:t>6|    |</w:t>
               <w:br/>
               <w:t>6|    |</w:t>
             </w:r>
@@ -303,15 +303,15 @@
               <w:rPr>
                 <w:sz w:val="32"/>
               </w:rPr>
-              <w:t>18 x 20</w:t>
+              <w:t>56 x 18</w:t>
               <w:br/>
-              <w:t xml:space="preserve">  2    0</w:t>
+              <w:t xml:space="preserve">  1    8</w:t>
               <w:br/>
               <w:t xml:space="preserve">  ----</w:t>
               <w:br/>
-              <w:t>1|    |</w:t>
+              <w:t>5|    |</w:t>
               <w:br/>
-              <w:t>8|    |</w:t>
+              <w:t>6|    |</w:t>
             </w:r>
           </w:p>
         </w:tc>
@@ -324,13 +324,13 @@
               <w:rPr>
                 <w:sz w:val="32"/>
               </w:rPr>
-              <w:t>38 x 42</w:t>
+              <w:t>18 x 75</w:t>
               <w:br/>
-              <w:t xml:space="preserve">  4    2</w:t>
+              <w:t xml:space="preserve">  7    5</w:t>
               <w:br/>
               <w:t xml:space="preserve">  ----</w:t>
               <w:br/>
-              <w:t>3|    |</w:t>
+              <w:t>1|    |</w:t>
               <w:br/>
               <w:t>8|    |</w:t>
             </w:r>

--- a/lattice_multiplication_exercises.docx
+++ b/lattice_multiplication_exercises.docx
@@ -22,15 +22,15 @@
               <w:rPr>
                 <w:sz w:val="32"/>
               </w:rPr>
-              <w:t>59 x 92</w:t>
+              <w:t>40 x 50</w:t>
               <w:br/>
-              <w:t xml:space="preserve">  9    2</w:t>
+              <w:t xml:space="preserve">  5    0</w:t>
               <w:br/>
               <w:t xml:space="preserve">  ----</w:t>
               <w:br/>
-              <w:t>5|    |</w:t>
+              <w:t>4|    |</w:t>
               <w:br/>
-              <w:t>9|    |</w:t>
+              <w:t>0|    |</w:t>
             </w:r>
           </w:p>
         </w:tc>
@@ -43,9 +43,53 @@
               <w:rPr>
                 <w:sz w:val="32"/>
               </w:rPr>
-              <w:t>53 x 65</w:t>
+              <w:t>25 x 27</w:t>
               <w:br/>
-              <w:t xml:space="preserve">  6    5</w:t>
+              <w:t xml:space="preserve">  2    7</w:t>
+              <w:br/>
+              <w:t xml:space="preserve">  ----</w:t>
+              <w:br/>
+              <w:t>2|    |</w:t>
+              <w:br/>
+              <w:t>5|    |</w:t>
+            </w:r>
+          </w:p>
+        </w:tc>
+        <w:tc>
+          <w:tcPr>
+            <w:tcW w:type="dxa" w:w="2880"/>
+          </w:tcPr>
+          <w:p>
+            <w:r>
+              <w:rPr>
+                <w:sz w:val="32"/>
+              </w:rPr>
+              <w:t>50 x 72</w:t>
+              <w:br/>
+              <w:t xml:space="preserve">  7    2</w:t>
+              <w:br/>
+              <w:t xml:space="preserve">  ----</w:t>
+              <w:br/>
+              <w:t>5|    |</w:t>
+              <w:br/>
+              <w:t>0|    |</w:t>
+            </w:r>
+          </w:p>
+        </w:tc>
+      </w:tr>
+      <w:tr>
+        <w:tc>
+          <w:tcPr>
+            <w:tcW w:type="dxa" w:w="2880"/>
+          </w:tcPr>
+          <w:p>
+            <w:r>
+              <w:rPr>
+                <w:sz w:val="32"/>
+              </w:rPr>
+              <w:t>53 x 61</w:t>
+              <w:br/>
+              <w:t xml:space="preserve">  6    1</w:t>
               <w:br/>
               <w:t xml:space="preserve">  ----</w:t>
               <w:br/>
@@ -64,15 +108,36 @@
               <w:rPr>
                 <w:sz w:val="32"/>
               </w:rPr>
-              <w:t>19 x 89</w:t>
+              <w:t>12 x 16</w:t>
               <w:br/>
-              <w:t xml:space="preserve">  8    9</w:t>
+              <w:t xml:space="preserve">  1    6</w:t>
               <w:br/>
               <w:t xml:space="preserve">  ----</w:t>
               <w:br/>
               <w:t>1|    |</w:t>
               <w:br/>
-              <w:t>9|    |</w:t>
+              <w:t>2|    |</w:t>
+            </w:r>
+          </w:p>
+        </w:tc>
+        <w:tc>
+          <w:tcPr>
+            <w:tcW w:type="dxa" w:w="2880"/>
+          </w:tcPr>
+          <w:p>
+            <w:r>
+              <w:rPr>
+                <w:sz w:val="32"/>
+              </w:rPr>
+              <w:t>63 x 94</w:t>
+              <w:br/>
+              <w:t xml:space="preserve">  9    4</w:t>
+              <w:br/>
+              <w:t xml:space="preserve">  ----</w:t>
+              <w:br/>
+              <w:t>6|    |</w:t>
+              <w:br/>
+              <w:t>3|    |</w:t>
             </w:r>
           </w:p>
         </w:tc>
@@ -87,13 +152,34 @@
               <w:rPr>
                 <w:sz w:val="32"/>
               </w:rPr>
-              <w:t>41 x 29</w:t>
+              <w:t>74 x 86</w:t>
               <w:br/>
-              <w:t xml:space="preserve">  2    9</w:t>
+              <w:t xml:space="preserve">  8    6</w:t>
               <w:br/>
               <w:t xml:space="preserve">  ----</w:t>
               <w:br/>
+              <w:t>7|    |</w:t>
+              <w:br/>
               <w:t>4|    |</w:t>
+            </w:r>
+          </w:p>
+        </w:tc>
+        <w:tc>
+          <w:tcPr>
+            <w:tcW w:type="dxa" w:w="2880"/>
+          </w:tcPr>
+          <w:p>
+            <w:r>
+              <w:rPr>
+                <w:sz w:val="32"/>
+              </w:rPr>
+              <w:t>31 x 57</w:t>
+              <w:br/>
+              <w:t xml:space="preserve">  5    7</w:t>
+              <w:br/>
+              <w:t xml:space="preserve">  ----</w:t>
+              <w:br/>
+              <w:t>3|    |</w:t>
               <w:br/>
               <w:t>1|    |</w:t>
             </w:r>
@@ -108,36 +194,15 @@
               <w:rPr>
                 <w:sz w:val="32"/>
               </w:rPr>
-              <w:t>11 x 29</w:t>
+              <w:t>42 x 19</w:t>
               <w:br/>
-              <w:t xml:space="preserve">  2    9</w:t>
+              <w:t xml:space="preserve">  1    9</w:t>
               <w:br/>
               <w:t xml:space="preserve">  ----</w:t>
               <w:br/>
-              <w:t>1|    |</w:t>
+              <w:t>4|    |</w:t>
               <w:br/>
-              <w:t>1|    |</w:t>
-            </w:r>
-          </w:p>
-        </w:tc>
-        <w:tc>
-          <w:tcPr>
-            <w:tcW w:type="dxa" w:w="2880"/>
-          </w:tcPr>
-          <w:p>
-            <w:r>
-              <w:rPr>
-                <w:sz w:val="32"/>
-              </w:rPr>
-              <w:t>66 x 75</w:t>
-              <w:br/>
-              <w:t xml:space="preserve">  7    5</w:t>
-              <w:br/>
-              <w:t xml:space="preserve">  ----</w:t>
-              <w:br/>
-              <w:t>6|    |</w:t>
-              <w:br/>
-              <w:t>6|    |</w:t>
+              <w:t>2|    |</w:t>
             </w:r>
           </w:p>
         </w:tc>
@@ -152,15 +217,15 @@
               <w:rPr>
                 <w:sz w:val="32"/>
               </w:rPr>
-              <w:t>71 x 62</w:t>
+              <w:t>87 x 54</w:t>
               <w:br/>
-              <w:t xml:space="preserve">  6    2</w:t>
+              <w:t xml:space="preserve">  5    4</w:t>
               <w:br/>
               <w:t xml:space="preserve">  ----</w:t>
               <w:br/>
+              <w:t>8|    |</w:t>
+              <w:br/>
               <w:t>7|    |</w:t>
-              <w:br/>
-              <w:t>1|    |</w:t>
             </w:r>
           </w:p>
         </w:tc>
@@ -173,15 +238,15 @@
               <w:rPr>
                 <w:sz w:val="32"/>
               </w:rPr>
-              <w:t>15 x 14</w:t>
+              <w:t>56 x 11</w:t>
               <w:br/>
-              <w:t xml:space="preserve">  1    4</w:t>
+              <w:t xml:space="preserve">  1    1</w:t>
               <w:br/>
               <w:t xml:space="preserve">  ----</w:t>
               <w:br/>
-              <w:t>1|    |</w:t>
+              <w:t>5|    |</w:t>
               <w:br/>
-              <w:t>5|    |</w:t>
+              <w:t>6|    |</w:t>
             </w:r>
           </w:p>
         </w:tc>
@@ -194,15 +259,15 @@
               <w:rPr>
                 <w:sz w:val="32"/>
               </w:rPr>
-              <w:t>31 x 19</w:t>
+              <w:t>84 x 65</w:t>
               <w:br/>
-              <w:t xml:space="preserve">  1    9</w:t>
+              <w:t xml:space="preserve">  6    5</w:t>
               <w:br/>
               <w:t xml:space="preserve">  ----</w:t>
               <w:br/>
-              <w:t>3|    |</w:t>
+              <w:t>8|    |</w:t>
               <w:br/>
-              <w:t>1|    |</w:t>
+              <w:t>4|    |</w:t>
             </w:r>
           </w:p>
         </w:tc>
@@ -217,9 +282,9 @@
               <w:rPr>
                 <w:sz w:val="32"/>
               </w:rPr>
-              <w:t>66 x 68</w:t>
+              <w:t>66 x 31</w:t>
               <w:br/>
-              <w:t xml:space="preserve">  6    8</w:t>
+              <w:t xml:space="preserve">  3    1</w:t>
               <w:br/>
               <w:t xml:space="preserve">  ----</w:t>
               <w:br/>
@@ -238,15 +303,15 @@
               <w:rPr>
                 <w:sz w:val="32"/>
               </w:rPr>
-              <w:t>24 x 18</w:t>
+              <w:t>81 x 96</w:t>
               <w:br/>
-              <w:t xml:space="preserve">  1    8</w:t>
+              <w:t xml:space="preserve">  9    6</w:t>
               <w:br/>
               <w:t xml:space="preserve">  ----</w:t>
               <w:br/>
-              <w:t>2|    |</w:t>
+              <w:t>8|    |</w:t>
               <w:br/>
-              <w:t>4|    |</w:t>
+              <w:t>1|    |</w:t>
             </w:r>
           </w:p>
         </w:tc>
@@ -259,80 +324,15 @@
               <w:rPr>
                 <w:sz w:val="32"/>
               </w:rPr>
-              <w:t>26 x 97</w:t>
+              <w:t>72 x 72</w:t>
               <w:br/>
-              <w:t xml:space="preserve">  9    7</w:t>
+              <w:t xml:space="preserve">  7    2</w:t>
               <w:br/>
               <w:t xml:space="preserve">  ----</w:t>
               <w:br/>
+              <w:t>7|    |</w:t>
+              <w:br/>
               <w:t>2|    |</w:t>
-              <w:br/>
-              <w:t>6|    |</w:t>
-            </w:r>
-          </w:p>
-        </w:tc>
-      </w:tr>
-      <w:tr>
-        <w:tc>
-          <w:tcPr>
-            <w:tcW w:type="dxa" w:w="2880"/>
-          </w:tcPr>
-          <w:p>
-            <w:r>
-              <w:rPr>
-                <w:sz w:val="32"/>
-              </w:rPr>
-              <w:t>66 x 35</w:t>
-              <w:br/>
-              <w:t xml:space="preserve">  3    5</w:t>
-              <w:br/>
-              <w:t xml:space="preserve">  ----</w:t>
-              <w:br/>
-              <w:t>6|    |</w:t>
-              <w:br/>
-              <w:t>6|    |</w:t>
-            </w:r>
-          </w:p>
-        </w:tc>
-        <w:tc>
-          <w:tcPr>
-            <w:tcW w:type="dxa" w:w="2880"/>
-          </w:tcPr>
-          <w:p>
-            <w:r>
-              <w:rPr>
-                <w:sz w:val="32"/>
-              </w:rPr>
-              <w:t>56 x 18</w:t>
-              <w:br/>
-              <w:t xml:space="preserve">  1    8</w:t>
-              <w:br/>
-              <w:t xml:space="preserve">  ----</w:t>
-              <w:br/>
-              <w:t>5|    |</w:t>
-              <w:br/>
-              <w:t>6|    |</w:t>
-            </w:r>
-          </w:p>
-        </w:tc>
-        <w:tc>
-          <w:tcPr>
-            <w:tcW w:type="dxa" w:w="2880"/>
-          </w:tcPr>
-          <w:p>
-            <w:r>
-              <w:rPr>
-                <w:sz w:val="32"/>
-              </w:rPr>
-              <w:t>18 x 75</w:t>
-              <w:br/>
-              <w:t xml:space="preserve">  7    5</w:t>
-              <w:br/>
-              <w:t xml:space="preserve">  ----</w:t>
-              <w:br/>
-              <w:t>1|    |</w:t>
-              <w:br/>
-              <w:t>8|    |</w:t>
             </w:r>
           </w:p>
         </w:tc>

--- a/lattice_multiplication_exercises.docx
+++ b/lattice_multiplication_exercises.docx
@@ -22,13 +22,34 @@
               <w:rPr>
                 <w:sz w:val="32"/>
               </w:rPr>
-              <w:t>40 x 50</w:t>
+              <w:t>35 x 84</w:t>
               <w:br/>
-              <w:t xml:space="preserve">  5    0</w:t>
+              <w:t xml:space="preserve">  8    4</w:t>
               <w:br/>
               <w:t xml:space="preserve">  ----</w:t>
               <w:br/>
-              <w:t>4|    |</w:t>
+              <w:t>3|    |</w:t>
+              <w:br/>
+              <w:t>5|    |</w:t>
+            </w:r>
+          </w:p>
+        </w:tc>
+        <w:tc>
+          <w:tcPr>
+            <w:tcW w:type="dxa" w:w="2880"/>
+          </w:tcPr>
+          <w:p>
+            <w:r>
+              <w:rPr>
+                <w:sz w:val="32"/>
+              </w:rPr>
+              <w:t>20 x 59</w:t>
+              <w:br/>
+              <w:t xml:space="preserve">  5    9</w:t>
+              <w:br/>
+              <w:t xml:space="preserve">  ----</w:t>
+              <w:br/>
+              <w:t>2|    |</w:t>
               <w:br/>
               <w:t>0|    |</w:t>
             </w:r>
@@ -43,34 +64,13 @@
               <w:rPr>
                 <w:sz w:val="32"/>
               </w:rPr>
-              <w:t>25 x 27</w:t>
+              <w:t>80 x 77</w:t>
               <w:br/>
-              <w:t xml:space="preserve">  2    7</w:t>
+              <w:t xml:space="preserve">  7    7</w:t>
               <w:br/>
               <w:t xml:space="preserve">  ----</w:t>
               <w:br/>
-              <w:t>2|    |</w:t>
-              <w:br/>
-              <w:t>5|    |</w:t>
-            </w:r>
-          </w:p>
-        </w:tc>
-        <w:tc>
-          <w:tcPr>
-            <w:tcW w:type="dxa" w:w="2880"/>
-          </w:tcPr>
-          <w:p>
-            <w:r>
-              <w:rPr>
-                <w:sz w:val="32"/>
-              </w:rPr>
-              <w:t>50 x 72</w:t>
-              <w:br/>
-              <w:t xml:space="preserve">  7    2</w:t>
-              <w:br/>
-              <w:t xml:space="preserve">  ----</w:t>
-              <w:br/>
-              <w:t>5|    |</w:t>
+              <w:t>8|    |</w:t>
               <w:br/>
               <w:t>0|    |</w:t>
             </w:r>
@@ -87,15 +87,15 @@
               <w:rPr>
                 <w:sz w:val="32"/>
               </w:rPr>
-              <w:t>53 x 61</w:t>
+              <w:t>76 x 78</w:t>
               <w:br/>
-              <w:t xml:space="preserve">  6    1</w:t>
+              <w:t xml:space="preserve">  7    8</w:t>
               <w:br/>
               <w:t xml:space="preserve">  ----</w:t>
               <w:br/>
-              <w:t>5|    |</w:t>
+              <w:t>7|    |</w:t>
               <w:br/>
-              <w:t>3|    |</w:t>
+              <w:t>6|    |</w:t>
             </w:r>
           </w:p>
         </w:tc>
@@ -108,15 +108,15 @@
               <w:rPr>
                 <w:sz w:val="32"/>
               </w:rPr>
-              <w:t>12 x 16</w:t>
+              <w:t>94 x 72</w:t>
               <w:br/>
-              <w:t xml:space="preserve">  1    6</w:t>
+              <w:t xml:space="preserve">  7    2</w:t>
               <w:br/>
               <w:t xml:space="preserve">  ----</w:t>
               <w:br/>
-              <w:t>1|    |</w:t>
+              <w:t>9|    |</w:t>
               <w:br/>
-              <w:t>2|    |</w:t>
+              <w:t>4|    |</w:t>
             </w:r>
           </w:p>
         </w:tc>
@@ -129,15 +129,15 @@
               <w:rPr>
                 <w:sz w:val="32"/>
               </w:rPr>
-              <w:t>63 x 94</w:t>
+              <w:t>31 x 81</w:t>
               <w:br/>
-              <w:t xml:space="preserve">  9    4</w:t>
+              <w:t xml:space="preserve">  8    1</w:t>
               <w:br/>
               <w:t xml:space="preserve">  ----</w:t>
               <w:br/>
-              <w:t>6|    |</w:t>
+              <w:t>3|    |</w:t>
               <w:br/>
-              <w:t>3|    |</w:t>
+              <w:t>1|    |</w:t>
             </w:r>
           </w:p>
         </w:tc>
@@ -152,15 +152,15 @@
               <w:rPr>
                 <w:sz w:val="32"/>
               </w:rPr>
-              <w:t>74 x 86</w:t>
+              <w:t>86 x 68</w:t>
               <w:br/>
-              <w:t xml:space="preserve">  8    6</w:t>
+              <w:t xml:space="preserve">  6    8</w:t>
               <w:br/>
               <w:t xml:space="preserve">  ----</w:t>
               <w:br/>
-              <w:t>7|    |</w:t>
+              <w:t>8|    |</w:t>
               <w:br/>
-              <w:t>4|    |</w:t>
+              <w:t>6|    |</w:t>
             </w:r>
           </w:p>
         </w:tc>
@@ -173,15 +173,15 @@
               <w:rPr>
                 <w:sz w:val="32"/>
               </w:rPr>
-              <w:t>31 x 57</w:t>
+              <w:t>95 x 53</w:t>
               <w:br/>
-              <w:t xml:space="preserve">  5    7</w:t>
+              <w:t xml:space="preserve">  5    3</w:t>
               <w:br/>
               <w:t xml:space="preserve">  ----</w:t>
               <w:br/>
-              <w:t>3|    |</w:t>
+              <w:t>9|    |</w:t>
               <w:br/>
-              <w:t>1|    |</w:t>
+              <w:t>5|    |</w:t>
             </w:r>
           </w:p>
         </w:tc>
@@ -194,15 +194,15 @@
               <w:rPr>
                 <w:sz w:val="32"/>
               </w:rPr>
-              <w:t>42 x 19</w:t>
+              <w:t>55 x 70</w:t>
               <w:br/>
-              <w:t xml:space="preserve">  1    9</w:t>
+              <w:t xml:space="preserve">  7    0</w:t>
               <w:br/>
               <w:t xml:space="preserve">  ----</w:t>
               <w:br/>
-              <w:t>4|    |</w:t>
+              <w:t>5|    |</w:t>
               <w:br/>
-              <w:t>2|    |</w:t>
+              <w:t>5|    |</w:t>
             </w:r>
           </w:p>
         </w:tc>
@@ -217,15 +217,15 @@
               <w:rPr>
                 <w:sz w:val="32"/>
               </w:rPr>
-              <w:t>87 x 54</w:t>
+              <w:t>95 x 74</w:t>
               <w:br/>
-              <w:t xml:space="preserve">  5    4</w:t>
+              <w:t xml:space="preserve">  7    4</w:t>
               <w:br/>
               <w:t xml:space="preserve">  ----</w:t>
               <w:br/>
-              <w:t>8|    |</w:t>
+              <w:t>9|    |</w:t>
               <w:br/>
-              <w:t>7|    |</w:t>
+              <w:t>5|    |</w:t>
             </w:r>
           </w:p>
         </w:tc>
@@ -238,15 +238,15 @@
               <w:rPr>
                 <w:sz w:val="32"/>
               </w:rPr>
-              <w:t>56 x 11</w:t>
+              <w:t>10 x 38</w:t>
               <w:br/>
-              <w:t xml:space="preserve">  1    1</w:t>
+              <w:t xml:space="preserve">  3    8</w:t>
               <w:br/>
               <w:t xml:space="preserve">  ----</w:t>
               <w:br/>
-              <w:t>5|    |</w:t>
+              <w:t>1|    |</w:t>
               <w:br/>
-              <w:t>6|    |</w:t>
+              <w:t>0|    |</w:t>
             </w:r>
           </w:p>
         </w:tc>
@@ -259,15 +259,15 @@
               <w:rPr>
                 <w:sz w:val="32"/>
               </w:rPr>
-              <w:t>84 x 65</w:t>
+              <w:t>15 x 10</w:t>
               <w:br/>
-              <w:t xml:space="preserve">  6    5</w:t>
+              <w:t xml:space="preserve">  1    0</w:t>
               <w:br/>
               <w:t xml:space="preserve">  ----</w:t>
               <w:br/>
-              <w:t>8|    |</w:t>
+              <w:t>1|    |</w:t>
               <w:br/>
-              <w:t>4|    |</w:t>
+              <w:t>5|    |</w:t>
             </w:r>
           </w:p>
         </w:tc>
@@ -282,15 +282,15 @@
               <w:rPr>
                 <w:sz w:val="32"/>
               </w:rPr>
-              <w:t>66 x 31</w:t>
+              <w:t>15 x 22</w:t>
               <w:br/>
-              <w:t xml:space="preserve">  3    1</w:t>
+              <w:t xml:space="preserve">  2    2</w:t>
               <w:br/>
               <w:t xml:space="preserve">  ----</w:t>
               <w:br/>
-              <w:t>6|    |</w:t>
+              <w:t>1|    |</w:t>
               <w:br/>
-              <w:t>6|    |</w:t>
+              <w:t>5|    |</w:t>
             </w:r>
           </w:p>
         </w:tc>
@@ -303,15 +303,15 @@
               <w:rPr>
                 <w:sz w:val="32"/>
               </w:rPr>
-              <w:t>81 x 96</w:t>
+              <w:t>60 x 19</w:t>
               <w:br/>
-              <w:t xml:space="preserve">  9    6</w:t>
+              <w:t xml:space="preserve">  1    9</w:t>
               <w:br/>
               <w:t xml:space="preserve">  ----</w:t>
               <w:br/>
-              <w:t>8|    |</w:t>
+              <w:t>6|    |</w:t>
               <w:br/>
-              <w:t>1|    |</w:t>
+              <w:t>0|    |</w:t>
             </w:r>
           </w:p>
         </w:tc>
@@ -324,15 +324,15 @@
               <w:rPr>
                 <w:sz w:val="32"/>
               </w:rPr>
-              <w:t>72 x 72</w:t>
+              <w:t>46 x 57</w:t>
               <w:br/>
-              <w:t xml:space="preserve">  7    2</w:t>
+              <w:t xml:space="preserve">  5    7</w:t>
               <w:br/>
               <w:t xml:space="preserve">  ----</w:t>
               <w:br/>
-              <w:t>7|    |</w:t>
+              <w:t>4|    |</w:t>
               <w:br/>
-              <w:t>2|    |</w:t>
+              <w:t>6|    |</w:t>
             </w:r>
           </w:p>
         </w:tc>

--- a/lattice_multiplication_exercises.docx
+++ b/lattice_multiplication_exercises.docx
@@ -22,15 +22,15 @@
               <w:rPr>
                 <w:sz w:val="32"/>
               </w:rPr>
-              <w:t>35 x 84</w:t>
+              <w:t>78 x 25</w:t>
               <w:br/>
-              <w:t xml:space="preserve">  8    4</w:t>
+              <w:t xml:space="preserve">  2    5</w:t>
               <w:br/>
               <w:t xml:space="preserve">  ----</w:t>
               <w:br/>
-              <w:t>3|    |</w:t>
+              <w:t>7|    |</w:t>
               <w:br/>
-              <w:t>5|    |</w:t>
+              <w:t>8|    |</w:t>
             </w:r>
           </w:p>
         </w:tc>
@@ -43,15 +43,15 @@
               <w:rPr>
                 <w:sz w:val="32"/>
               </w:rPr>
-              <w:t>20 x 59</w:t>
+              <w:t>39 x 68</w:t>
               <w:br/>
-              <w:t xml:space="preserve">  5    9</w:t>
+              <w:t xml:space="preserve">  6    8</w:t>
               <w:br/>
               <w:t xml:space="preserve">  ----</w:t>
               <w:br/>
-              <w:t>2|    |</w:t>
+              <w:t>3|    |</w:t>
               <w:br/>
-              <w:t>0|    |</w:t>
+              <w:t>9|    |</w:t>
             </w:r>
           </w:p>
         </w:tc>
@@ -64,15 +64,15 @@
               <w:rPr>
                 <w:sz w:val="32"/>
               </w:rPr>
-              <w:t>80 x 77</w:t>
+              <w:t>29 x 13</w:t>
               <w:br/>
-              <w:t xml:space="preserve">  7    7</w:t>
+              <w:t xml:space="preserve">  1    3</w:t>
               <w:br/>
               <w:t xml:space="preserve">  ----</w:t>
               <w:br/>
-              <w:t>8|    |</w:t>
+              <w:t>2|    |</w:t>
               <w:br/>
-              <w:t>0|    |</w:t>
+              <w:t>9|    |</w:t>
             </w:r>
           </w:p>
         </w:tc>
@@ -87,15 +87,15 @@
               <w:rPr>
                 <w:sz w:val="32"/>
               </w:rPr>
-              <w:t>76 x 78</w:t>
+              <w:t>82 x 74</w:t>
               <w:br/>
-              <w:t xml:space="preserve">  7    8</w:t>
+              <w:t xml:space="preserve">  7    4</w:t>
               <w:br/>
               <w:t xml:space="preserve">  ----</w:t>
               <w:br/>
-              <w:t>7|    |</w:t>
+              <w:t>8|    |</w:t>
               <w:br/>
-              <w:t>6|    |</w:t>
+              <w:t>2|    |</w:t>
             </w:r>
           </w:p>
         </w:tc>
@@ -108,15 +108,15 @@
               <w:rPr>
                 <w:sz w:val="32"/>
               </w:rPr>
-              <w:t>94 x 72</w:t>
+              <w:t>68 x 95</w:t>
               <w:br/>
-              <w:t xml:space="preserve">  7    2</w:t>
+              <w:t xml:space="preserve">  9    5</w:t>
               <w:br/>
               <w:t xml:space="preserve">  ----</w:t>
               <w:br/>
-              <w:t>9|    |</w:t>
+              <w:t>6|    |</w:t>
               <w:br/>
-              <w:t>4|    |</w:t>
+              <w:t>8|    |</w:t>
             </w:r>
           </w:p>
         </w:tc>
@@ -129,15 +129,15 @@
               <w:rPr>
                 <w:sz w:val="32"/>
               </w:rPr>
-              <w:t>31 x 81</w:t>
+              <w:t>28 x 16</w:t>
               <w:br/>
-              <w:t xml:space="preserve">  8    1</w:t>
+              <w:t xml:space="preserve">  1    6</w:t>
               <w:br/>
               <w:t xml:space="preserve">  ----</w:t>
               <w:br/>
-              <w:t>3|    |</w:t>
+              <w:t>2|    |</w:t>
               <w:br/>
-              <w:t>1|    |</w:t>
+              <w:t>8|    |</w:t>
             </w:r>
           </w:p>
         </w:tc>
@@ -152,15 +152,15 @@
               <w:rPr>
                 <w:sz w:val="32"/>
               </w:rPr>
-              <w:t>86 x 68</w:t>
+              <w:t>59 x 86</w:t>
               <w:br/>
-              <w:t xml:space="preserve">  6    8</w:t>
+              <w:t xml:space="preserve">  8    6</w:t>
               <w:br/>
               <w:t xml:space="preserve">  ----</w:t>
               <w:br/>
-              <w:t>8|    |</w:t>
+              <w:t>5|    |</w:t>
               <w:br/>
-              <w:t>6|    |</w:t>
+              <w:t>9|    |</w:t>
             </w:r>
           </w:p>
         </w:tc>
@@ -173,15 +173,15 @@
               <w:rPr>
                 <w:sz w:val="32"/>
               </w:rPr>
-              <w:t>95 x 53</w:t>
+              <w:t>77 x 85</w:t>
               <w:br/>
-              <w:t xml:space="preserve">  5    3</w:t>
+              <w:t xml:space="preserve">  8    5</w:t>
               <w:br/>
               <w:t xml:space="preserve">  ----</w:t>
               <w:br/>
-              <w:t>9|    |</w:t>
+              <w:t>7|    |</w:t>
               <w:br/>
-              <w:t>5|    |</w:t>
+              <w:t>7|    |</w:t>
             </w:r>
           </w:p>
         </w:tc>
@@ -194,13 +194,13 @@
               <w:rPr>
                 <w:sz w:val="32"/>
               </w:rPr>
-              <w:t>55 x 70</w:t>
+              <w:t>35 x 75</w:t>
               <w:br/>
-              <w:t xml:space="preserve">  7    0</w:t>
+              <w:t xml:space="preserve">  7    5</w:t>
               <w:br/>
               <w:t xml:space="preserve">  ----</w:t>
               <w:br/>
-              <w:t>5|    |</w:t>
+              <w:t>3|    |</w:t>
               <w:br/>
               <w:t>5|    |</w:t>
             </w:r>
@@ -217,15 +217,15 @@
               <w:rPr>
                 <w:sz w:val="32"/>
               </w:rPr>
-              <w:t>95 x 74</w:t>
+              <w:t>12 x 62</w:t>
               <w:br/>
-              <w:t xml:space="preserve">  7    4</w:t>
+              <w:t xml:space="preserve">  6    2</w:t>
               <w:br/>
               <w:t xml:space="preserve">  ----</w:t>
               <w:br/>
-              <w:t>9|    |</w:t>
+              <w:t>1|    |</w:t>
               <w:br/>
-              <w:t>5|    |</w:t>
+              <w:t>2|    |</w:t>
             </w:r>
           </w:p>
         </w:tc>
@@ -238,15 +238,15 @@
               <w:rPr>
                 <w:sz w:val="32"/>
               </w:rPr>
-              <w:t>10 x 38</w:t>
+              <w:t>13 x 65</w:t>
               <w:br/>
-              <w:t xml:space="preserve">  3    8</w:t>
+              <w:t xml:space="preserve">  6    5</w:t>
               <w:br/>
               <w:t xml:space="preserve">  ----</w:t>
               <w:br/>
               <w:t>1|    |</w:t>
               <w:br/>
-              <w:t>0|    |</w:t>
+              <w:t>3|    |</w:t>
             </w:r>
           </w:p>
         </w:tc>
@@ -259,15 +259,15 @@
               <w:rPr>
                 <w:sz w:val="32"/>
               </w:rPr>
-              <w:t>15 x 10</w:t>
+              <w:t>64 x 17</w:t>
               <w:br/>
-              <w:t xml:space="preserve">  1    0</w:t>
+              <w:t xml:space="preserve">  1    7</w:t>
               <w:br/>
               <w:t xml:space="preserve">  ----</w:t>
               <w:br/>
-              <w:t>1|    |</w:t>
+              <w:t>6|    |</w:t>
               <w:br/>
-              <w:t>5|    |</w:t>
+              <w:t>4|    |</w:t>
             </w:r>
           </w:p>
         </w:tc>
@@ -282,15 +282,15 @@
               <w:rPr>
                 <w:sz w:val="32"/>
               </w:rPr>
-              <w:t>15 x 22</w:t>
+              <w:t>71 x 12</w:t>
               <w:br/>
-              <w:t xml:space="preserve">  2    2</w:t>
+              <w:t xml:space="preserve">  1    2</w:t>
               <w:br/>
               <w:t xml:space="preserve">  ----</w:t>
               <w:br/>
+              <w:t>7|    |</w:t>
+              <w:br/>
               <w:t>1|    |</w:t>
-              <w:br/>
-              <w:t>5|    |</w:t>
             </w:r>
           </w:p>
         </w:tc>
@@ -303,15 +303,15 @@
               <w:rPr>
                 <w:sz w:val="32"/>
               </w:rPr>
-              <w:t>60 x 19</w:t>
+              <w:t>47 x 95</w:t>
               <w:br/>
-              <w:t xml:space="preserve">  1    9</w:t>
+              <w:t xml:space="preserve">  9    5</w:t>
               <w:br/>
               <w:t xml:space="preserve">  ----</w:t>
               <w:br/>
-              <w:t>6|    |</w:t>
+              <w:t>4|    |</w:t>
               <w:br/>
-              <w:t>0|    |</w:t>
+              <w:t>7|    |</w:t>
             </w:r>
           </w:p>
         </w:tc>
@@ -324,13 +324,13 @@
               <w:rPr>
                 <w:sz w:val="32"/>
               </w:rPr>
-              <w:t>46 x 57</w:t>
+              <w:t>76 x 39</w:t>
               <w:br/>
-              <w:t xml:space="preserve">  5    7</w:t>
+              <w:t xml:space="preserve">  3    9</w:t>
               <w:br/>
               <w:t xml:space="preserve">  ----</w:t>
               <w:br/>
-              <w:t>4|    |</w:t>
+              <w:t>7|    |</w:t>
               <w:br/>
               <w:t>6|    |</w:t>
             </w:r>

--- a/lattice_multiplication_exercises.docx
+++ b/lattice_multiplication_exercises.docx
@@ -22,15 +22,15 @@
               <w:rPr>
                 <w:sz w:val="32"/>
               </w:rPr>
-              <w:t>78 x 25</w:t>
+              <w:t>93 x 66</w:t>
               <w:br/>
-              <w:t xml:space="preserve">  2    5</w:t>
+              <w:t xml:space="preserve">  6    6</w:t>
               <w:br/>
               <w:t xml:space="preserve">  ----</w:t>
               <w:br/>
-              <w:t>7|    |</w:t>
+              <w:t>9|    |</w:t>
               <w:br/>
-              <w:t>8|    |</w:t>
+              <w:t>3|    |</w:t>
             </w:r>
           </w:p>
         </w:tc>
@@ -43,13 +43,122 @@
               <w:rPr>
                 <w:sz w:val="32"/>
               </w:rPr>
-              <w:t>39 x 68</w:t>
+              <w:t>66 x 45</w:t>
               <w:br/>
-              <w:t xml:space="preserve">  6    8</w:t>
+              <w:t xml:space="preserve">  4    5</w:t>
               <w:br/>
               <w:t xml:space="preserve">  ----</w:t>
               <w:br/>
-              <w:t>3|    |</w:t>
+              <w:t>6|    |</w:t>
+              <w:br/>
+              <w:t>6|    |</w:t>
+            </w:r>
+          </w:p>
+        </w:tc>
+        <w:tc>
+          <w:tcPr>
+            <w:tcW w:type="dxa" w:w="2880"/>
+          </w:tcPr>
+          <w:p>
+            <w:r>
+              <w:rPr>
+                <w:sz w:val="32"/>
+              </w:rPr>
+              <w:t>51 x 46</w:t>
+              <w:br/>
+              <w:t xml:space="preserve">  4    6</w:t>
+              <w:br/>
+              <w:t xml:space="preserve">  ----</w:t>
+              <w:br/>
+              <w:t>5|    |</w:t>
+              <w:br/>
+              <w:t>1|    |</w:t>
+            </w:r>
+          </w:p>
+        </w:tc>
+      </w:tr>
+      <w:tr>
+        <w:tc>
+          <w:tcPr>
+            <w:tcW w:type="dxa" w:w="2880"/>
+          </w:tcPr>
+          <w:p>
+            <w:r>
+              <w:rPr>
+                <w:sz w:val="32"/>
+              </w:rPr>
+              <w:t>25 x 11</w:t>
+              <w:br/>
+              <w:t xml:space="preserve">  1    1</w:t>
+              <w:br/>
+              <w:t xml:space="preserve">  ----</w:t>
+              <w:br/>
+              <w:t>2|    |</w:t>
+              <w:br/>
+              <w:t>5|    |</w:t>
+            </w:r>
+          </w:p>
+        </w:tc>
+        <w:tc>
+          <w:tcPr>
+            <w:tcW w:type="dxa" w:w="2880"/>
+          </w:tcPr>
+          <w:p>
+            <w:r>
+              <w:rPr>
+                <w:sz w:val="32"/>
+              </w:rPr>
+              <w:t>92 x 67</w:t>
+              <w:br/>
+              <w:t xml:space="preserve">  6    7</w:t>
+              <w:br/>
+              <w:t xml:space="preserve">  ----</w:t>
+              <w:br/>
+              <w:t>9|    |</w:t>
+              <w:br/>
+              <w:t>2|    |</w:t>
+            </w:r>
+          </w:p>
+        </w:tc>
+        <w:tc>
+          <w:tcPr>
+            <w:tcW w:type="dxa" w:w="2880"/>
+          </w:tcPr>
+          <w:p>
+            <w:r>
+              <w:rPr>
+                <w:sz w:val="32"/>
+              </w:rPr>
+              <w:t>74 x 81</w:t>
+              <w:br/>
+              <w:t xml:space="preserve">  8    1</w:t>
+              <w:br/>
+              <w:t xml:space="preserve">  ----</w:t>
+              <w:br/>
+              <w:t>7|    |</w:t>
+              <w:br/>
+              <w:t>4|    |</w:t>
+            </w:r>
+          </w:p>
+        </w:tc>
+      </w:tr>
+      <w:tr>
+        <w:tc>
+          <w:tcPr>
+            <w:tcW w:type="dxa" w:w="2880"/>
+          </w:tcPr>
+          <w:p>
+            <w:r>
+              <w:rPr>
+                <w:sz w:val="32"/>
+              </w:rPr>
+              <w:t>59 x 23</w:t>
+              <w:br/>
+              <w:t xml:space="preserve">  2    3</w:t>
+              <w:br/>
+              <w:t xml:space="preserve">  ----</w:t>
+              <w:br/>
+              <w:t>5|    |</w:t>
               <w:br/>
               <w:t>9|    |</w:t>
             </w:r>
@@ -64,32 +173,9 @@
               <w:rPr>
                 <w:sz w:val="32"/>
               </w:rPr>
-              <w:t>29 x 13</w:t>
+              <w:t>82 x 52</w:t>
               <w:br/>
-              <w:t xml:space="preserve">  1    3</w:t>
-              <w:br/>
-              <w:t xml:space="preserve">  ----</w:t>
-              <w:br/>
-              <w:t>2|    |</w:t>
-              <w:br/>
-              <w:t>9|    |</w:t>
-            </w:r>
-          </w:p>
-        </w:tc>
-      </w:tr>
-      <w:tr>
-        <w:tc>
-          <w:tcPr>
-            <w:tcW w:type="dxa" w:w="2880"/>
-          </w:tcPr>
-          <w:p>
-            <w:r>
-              <w:rPr>
-                <w:sz w:val="32"/>
-              </w:rPr>
-              <w:t>82 x 74</w:t>
-              <w:br/>
-              <w:t xml:space="preserve">  7    4</w:t>
+              <w:t xml:space="preserve">  5    2</w:t>
               <w:br/>
               <w:t xml:space="preserve">  ----</w:t>
               <w:br/>
@@ -108,164 +194,13 @@
               <w:rPr>
                 <w:sz w:val="32"/>
               </w:rPr>
-              <w:t>68 x 95</w:t>
+              <w:t>94 x 10</w:t>
               <w:br/>
-              <w:t xml:space="preserve">  9    5</w:t>
+              <w:t xml:space="preserve">  1    0</w:t>
               <w:br/>
               <w:t xml:space="preserve">  ----</w:t>
               <w:br/>
-              <w:t>6|    |</w:t>
-              <w:br/>
-              <w:t>8|    |</w:t>
-            </w:r>
-          </w:p>
-        </w:tc>
-        <w:tc>
-          <w:tcPr>
-            <w:tcW w:type="dxa" w:w="2880"/>
-          </w:tcPr>
-          <w:p>
-            <w:r>
-              <w:rPr>
-                <w:sz w:val="32"/>
-              </w:rPr>
-              <w:t>28 x 16</w:t>
-              <w:br/>
-              <w:t xml:space="preserve">  1    6</w:t>
-              <w:br/>
-              <w:t xml:space="preserve">  ----</w:t>
-              <w:br/>
-              <w:t>2|    |</w:t>
-              <w:br/>
-              <w:t>8|    |</w:t>
-            </w:r>
-          </w:p>
-        </w:tc>
-      </w:tr>
-      <w:tr>
-        <w:tc>
-          <w:tcPr>
-            <w:tcW w:type="dxa" w:w="2880"/>
-          </w:tcPr>
-          <w:p>
-            <w:r>
-              <w:rPr>
-                <w:sz w:val="32"/>
-              </w:rPr>
-              <w:t>59 x 86</w:t>
-              <w:br/>
-              <w:t xml:space="preserve">  8    6</w:t>
-              <w:br/>
-              <w:t xml:space="preserve">  ----</w:t>
-              <w:br/>
-              <w:t>5|    |</w:t>
-              <w:br/>
               <w:t>9|    |</w:t>
-            </w:r>
-          </w:p>
-        </w:tc>
-        <w:tc>
-          <w:tcPr>
-            <w:tcW w:type="dxa" w:w="2880"/>
-          </w:tcPr>
-          <w:p>
-            <w:r>
-              <w:rPr>
-                <w:sz w:val="32"/>
-              </w:rPr>
-              <w:t>77 x 85</w:t>
-              <w:br/>
-              <w:t xml:space="preserve">  8    5</w:t>
-              <w:br/>
-              <w:t xml:space="preserve">  ----</w:t>
-              <w:br/>
-              <w:t>7|    |</w:t>
-              <w:br/>
-              <w:t>7|    |</w:t>
-            </w:r>
-          </w:p>
-        </w:tc>
-        <w:tc>
-          <w:tcPr>
-            <w:tcW w:type="dxa" w:w="2880"/>
-          </w:tcPr>
-          <w:p>
-            <w:r>
-              <w:rPr>
-                <w:sz w:val="32"/>
-              </w:rPr>
-              <w:t>35 x 75</w:t>
-              <w:br/>
-              <w:t xml:space="preserve">  7    5</w:t>
-              <w:br/>
-              <w:t xml:space="preserve">  ----</w:t>
-              <w:br/>
-              <w:t>3|    |</w:t>
-              <w:br/>
-              <w:t>5|    |</w:t>
-            </w:r>
-          </w:p>
-        </w:tc>
-      </w:tr>
-      <w:tr>
-        <w:tc>
-          <w:tcPr>
-            <w:tcW w:type="dxa" w:w="2880"/>
-          </w:tcPr>
-          <w:p>
-            <w:r>
-              <w:rPr>
-                <w:sz w:val="32"/>
-              </w:rPr>
-              <w:t>12 x 62</w:t>
-              <w:br/>
-              <w:t xml:space="preserve">  6    2</w:t>
-              <w:br/>
-              <w:t xml:space="preserve">  ----</w:t>
-              <w:br/>
-              <w:t>1|    |</w:t>
-              <w:br/>
-              <w:t>2|    |</w:t>
-            </w:r>
-          </w:p>
-        </w:tc>
-        <w:tc>
-          <w:tcPr>
-            <w:tcW w:type="dxa" w:w="2880"/>
-          </w:tcPr>
-          <w:p>
-            <w:r>
-              <w:rPr>
-                <w:sz w:val="32"/>
-              </w:rPr>
-              <w:t>13 x 65</w:t>
-              <w:br/>
-              <w:t xml:space="preserve">  6    5</w:t>
-              <w:br/>
-              <w:t xml:space="preserve">  ----</w:t>
-              <w:br/>
-              <w:t>1|    |</w:t>
-              <w:br/>
-              <w:t>3|    |</w:t>
-            </w:r>
-          </w:p>
-        </w:tc>
-        <w:tc>
-          <w:tcPr>
-            <w:tcW w:type="dxa" w:w="2880"/>
-          </w:tcPr>
-          <w:p>
-            <w:r>
-              <w:rPr>
-                <w:sz w:val="32"/>
-              </w:rPr>
-              <w:t>64 x 17</w:t>
-              <w:br/>
-              <w:t xml:space="preserve">  1    7</w:t>
-              <w:br/>
-              <w:t xml:space="preserve">  ----</w:t>
-              <w:br/>
-              <w:t>6|    |</w:t>
               <w:br/>
               <w:t>4|    |</w:t>
             </w:r>
@@ -282,15 +217,15 @@
               <w:rPr>
                 <w:sz w:val="32"/>
               </w:rPr>
-              <w:t>71 x 12</w:t>
+              <w:t>89 x 90</w:t>
               <w:br/>
-              <w:t xml:space="preserve">  1    2</w:t>
+              <w:t xml:space="preserve">  9    0</w:t>
               <w:br/>
               <w:t xml:space="preserve">  ----</w:t>
               <w:br/>
-              <w:t>7|    |</w:t>
+              <w:t>8|    |</w:t>
               <w:br/>
-              <w:t>1|    |</w:t>
+              <w:t>9|    |</w:t>
             </w:r>
           </w:p>
         </w:tc>
@@ -303,9 +238,74 @@
               <w:rPr>
                 <w:sz w:val="32"/>
               </w:rPr>
-              <w:t>47 x 95</w:t>
+              <w:t>82 x 55</w:t>
               <w:br/>
-              <w:t xml:space="preserve">  9    5</w:t>
+              <w:t xml:space="preserve">  5    5</w:t>
+              <w:br/>
+              <w:t xml:space="preserve">  ----</w:t>
+              <w:br/>
+              <w:t>8|    |</w:t>
+              <w:br/>
+              <w:t>2|    |</w:t>
+            </w:r>
+          </w:p>
+        </w:tc>
+        <w:tc>
+          <w:tcPr>
+            <w:tcW w:type="dxa" w:w="2880"/>
+          </w:tcPr>
+          <w:p>
+            <w:r>
+              <w:rPr>
+                <w:sz w:val="32"/>
+              </w:rPr>
+              <w:t>52 x 24</w:t>
+              <w:br/>
+              <w:t xml:space="preserve">  2    4</w:t>
+              <w:br/>
+              <w:t xml:space="preserve">  ----</w:t>
+              <w:br/>
+              <w:t>5|    |</w:t>
+              <w:br/>
+              <w:t>2|    |</w:t>
+            </w:r>
+          </w:p>
+        </w:tc>
+      </w:tr>
+      <w:tr>
+        <w:tc>
+          <w:tcPr>
+            <w:tcW w:type="dxa" w:w="2880"/>
+          </w:tcPr>
+          <w:p>
+            <w:r>
+              <w:rPr>
+                <w:sz w:val="32"/>
+              </w:rPr>
+              <w:t>37 x 53</w:t>
+              <w:br/>
+              <w:t xml:space="preserve">  5    3</w:t>
+              <w:br/>
+              <w:t xml:space="preserve">  ----</w:t>
+              <w:br/>
+              <w:t>3|    |</w:t>
+              <w:br/>
+              <w:t>7|    |</w:t>
+            </w:r>
+          </w:p>
+        </w:tc>
+        <w:tc>
+          <w:tcPr>
+            <w:tcW w:type="dxa" w:w="2880"/>
+          </w:tcPr>
+          <w:p>
+            <w:r>
+              <w:rPr>
+                <w:sz w:val="32"/>
+              </w:rPr>
+              <w:t>47 x 53</w:t>
+              <w:br/>
+              <w:t xml:space="preserve">  5    3</w:t>
               <w:br/>
               <w:t xml:space="preserve">  ----</w:t>
               <w:br/>
@@ -324,15 +324,15 @@
               <w:rPr>
                 <w:sz w:val="32"/>
               </w:rPr>
-              <w:t>76 x 39</w:t>
+              <w:t>28 x 96</w:t>
               <w:br/>
-              <w:t xml:space="preserve">  3    9</w:t>
+              <w:t xml:space="preserve">  9    6</w:t>
               <w:br/>
               <w:t xml:space="preserve">  ----</w:t>
               <w:br/>
-              <w:t>7|    |</w:t>
+              <w:t>2|    |</w:t>
               <w:br/>
-              <w:t>6|    |</w:t>
+              <w:t>8|    |</w:t>
             </w:r>
           </w:p>
         </w:tc>

--- a/lattice_multiplication_exercises.docx
+++ b/lattice_multiplication_exercises.docx
@@ -22,34 +22,13 @@
               <w:rPr>
                 <w:sz w:val="32"/>
               </w:rPr>
-              <w:t>93 x 66</w:t>
+              <w:t>46 x 78</w:t>
               <w:br/>
-              <w:t xml:space="preserve">  6    6</w:t>
+              <w:t xml:space="preserve">  7    8</w:t>
               <w:br/>
               <w:t xml:space="preserve">  ----</w:t>
               <w:br/>
-              <w:t>9|    |</w:t>
-              <w:br/>
-              <w:t>3|    |</w:t>
-            </w:r>
-          </w:p>
-        </w:tc>
-        <w:tc>
-          <w:tcPr>
-            <w:tcW w:type="dxa" w:w="2880"/>
-          </w:tcPr>
-          <w:p>
-            <w:r>
-              <w:rPr>
-                <w:sz w:val="32"/>
-              </w:rPr>
-              <w:t>66 x 45</w:t>
-              <w:br/>
-              <w:t xml:space="preserve">  4    5</w:t>
-              <w:br/>
-              <w:t xml:space="preserve">  ----</w:t>
-              <w:br/>
-              <w:t>6|    |</w:t>
+              <w:t>4|    |</w:t>
               <w:br/>
               <w:t>6|    |</w:t>
             </w:r>
@@ -64,15 +43,36 @@
               <w:rPr>
                 <w:sz w:val="32"/>
               </w:rPr>
-              <w:t>51 x 46</w:t>
+              <w:t>85 x 50</w:t>
               <w:br/>
-              <w:t xml:space="preserve">  4    6</w:t>
+              <w:t xml:space="preserve">  5    0</w:t>
               <w:br/>
               <w:t xml:space="preserve">  ----</w:t>
               <w:br/>
+              <w:t>8|    |</w:t>
+              <w:br/>
               <w:t>5|    |</w:t>
+            </w:r>
+          </w:p>
+        </w:tc>
+        <w:tc>
+          <w:tcPr>
+            <w:tcW w:type="dxa" w:w="2880"/>
+          </w:tcPr>
+          <w:p>
+            <w:r>
+              <w:rPr>
+                <w:sz w:val="32"/>
+              </w:rPr>
+              <w:t>65 x 15</w:t>
               <w:br/>
-              <w:t>1|    |</w:t>
+              <w:t xml:space="preserve">  1    5</w:t>
+              <w:br/>
+              <w:t xml:space="preserve">  ----</w:t>
+              <w:br/>
+              <w:t>6|    |</w:t>
+              <w:br/>
+              <w:t>5|    |</w:t>
             </w:r>
           </w:p>
         </w:tc>
@@ -87,225 +87,9 @@
               <w:rPr>
                 <w:sz w:val="32"/>
               </w:rPr>
-              <w:t>25 x 11</w:t>
+              <w:t>47 x 70</w:t>
               <w:br/>
-              <w:t xml:space="preserve">  1    1</w:t>
-              <w:br/>
-              <w:t xml:space="preserve">  ----</w:t>
-              <w:br/>
-              <w:t>2|    |</w:t>
-              <w:br/>
-              <w:t>5|    |</w:t>
-            </w:r>
-          </w:p>
-        </w:tc>
-        <w:tc>
-          <w:tcPr>
-            <w:tcW w:type="dxa" w:w="2880"/>
-          </w:tcPr>
-          <w:p>
-            <w:r>
-              <w:rPr>
-                <w:sz w:val="32"/>
-              </w:rPr>
-              <w:t>92 x 67</w:t>
-              <w:br/>
-              <w:t xml:space="preserve">  6    7</w:t>
-              <w:br/>
-              <w:t xml:space="preserve">  ----</w:t>
-              <w:br/>
-              <w:t>9|    |</w:t>
-              <w:br/>
-              <w:t>2|    |</w:t>
-            </w:r>
-          </w:p>
-        </w:tc>
-        <w:tc>
-          <w:tcPr>
-            <w:tcW w:type="dxa" w:w="2880"/>
-          </w:tcPr>
-          <w:p>
-            <w:r>
-              <w:rPr>
-                <w:sz w:val="32"/>
-              </w:rPr>
-              <w:t>74 x 81</w:t>
-              <w:br/>
-              <w:t xml:space="preserve">  8    1</w:t>
-              <w:br/>
-              <w:t xml:space="preserve">  ----</w:t>
-              <w:br/>
-              <w:t>7|    |</w:t>
-              <w:br/>
-              <w:t>4|    |</w:t>
-            </w:r>
-          </w:p>
-        </w:tc>
-      </w:tr>
-      <w:tr>
-        <w:tc>
-          <w:tcPr>
-            <w:tcW w:type="dxa" w:w="2880"/>
-          </w:tcPr>
-          <w:p>
-            <w:r>
-              <w:rPr>
-                <w:sz w:val="32"/>
-              </w:rPr>
-              <w:t>59 x 23</w:t>
-              <w:br/>
-              <w:t xml:space="preserve">  2    3</w:t>
-              <w:br/>
-              <w:t xml:space="preserve">  ----</w:t>
-              <w:br/>
-              <w:t>5|    |</w:t>
-              <w:br/>
-              <w:t>9|    |</w:t>
-            </w:r>
-          </w:p>
-        </w:tc>
-        <w:tc>
-          <w:tcPr>
-            <w:tcW w:type="dxa" w:w="2880"/>
-          </w:tcPr>
-          <w:p>
-            <w:r>
-              <w:rPr>
-                <w:sz w:val="32"/>
-              </w:rPr>
-              <w:t>82 x 52</w:t>
-              <w:br/>
-              <w:t xml:space="preserve">  5    2</w:t>
-              <w:br/>
-              <w:t xml:space="preserve">  ----</w:t>
-              <w:br/>
-              <w:t>8|    |</w:t>
-              <w:br/>
-              <w:t>2|    |</w:t>
-            </w:r>
-          </w:p>
-        </w:tc>
-        <w:tc>
-          <w:tcPr>
-            <w:tcW w:type="dxa" w:w="2880"/>
-          </w:tcPr>
-          <w:p>
-            <w:r>
-              <w:rPr>
-                <w:sz w:val="32"/>
-              </w:rPr>
-              <w:t>94 x 10</w:t>
-              <w:br/>
-              <w:t xml:space="preserve">  1    0</w:t>
-              <w:br/>
-              <w:t xml:space="preserve">  ----</w:t>
-              <w:br/>
-              <w:t>9|    |</w:t>
-              <w:br/>
-              <w:t>4|    |</w:t>
-            </w:r>
-          </w:p>
-        </w:tc>
-      </w:tr>
-      <w:tr>
-        <w:tc>
-          <w:tcPr>
-            <w:tcW w:type="dxa" w:w="2880"/>
-          </w:tcPr>
-          <w:p>
-            <w:r>
-              <w:rPr>
-                <w:sz w:val="32"/>
-              </w:rPr>
-              <w:t>89 x 90</w:t>
-              <w:br/>
-              <w:t xml:space="preserve">  9    0</w:t>
-              <w:br/>
-              <w:t xml:space="preserve">  ----</w:t>
-              <w:br/>
-              <w:t>8|    |</w:t>
-              <w:br/>
-              <w:t>9|    |</w:t>
-            </w:r>
-          </w:p>
-        </w:tc>
-        <w:tc>
-          <w:tcPr>
-            <w:tcW w:type="dxa" w:w="2880"/>
-          </w:tcPr>
-          <w:p>
-            <w:r>
-              <w:rPr>
-                <w:sz w:val="32"/>
-              </w:rPr>
-              <w:t>82 x 55</w:t>
-              <w:br/>
-              <w:t xml:space="preserve">  5    5</w:t>
-              <w:br/>
-              <w:t xml:space="preserve">  ----</w:t>
-              <w:br/>
-              <w:t>8|    |</w:t>
-              <w:br/>
-              <w:t>2|    |</w:t>
-            </w:r>
-          </w:p>
-        </w:tc>
-        <w:tc>
-          <w:tcPr>
-            <w:tcW w:type="dxa" w:w="2880"/>
-          </w:tcPr>
-          <w:p>
-            <w:r>
-              <w:rPr>
-                <w:sz w:val="32"/>
-              </w:rPr>
-              <w:t>52 x 24</w:t>
-              <w:br/>
-              <w:t xml:space="preserve">  2    4</w:t>
-              <w:br/>
-              <w:t xml:space="preserve">  ----</w:t>
-              <w:br/>
-              <w:t>5|    |</w:t>
-              <w:br/>
-              <w:t>2|    |</w:t>
-            </w:r>
-          </w:p>
-        </w:tc>
-      </w:tr>
-      <w:tr>
-        <w:tc>
-          <w:tcPr>
-            <w:tcW w:type="dxa" w:w="2880"/>
-          </w:tcPr>
-          <w:p>
-            <w:r>
-              <w:rPr>
-                <w:sz w:val="32"/>
-              </w:rPr>
-              <w:t>37 x 53</w:t>
-              <w:br/>
-              <w:t xml:space="preserve">  5    3</w:t>
-              <w:br/>
-              <w:t xml:space="preserve">  ----</w:t>
-              <w:br/>
-              <w:t>3|    |</w:t>
-              <w:br/>
-              <w:t>7|    |</w:t>
-            </w:r>
-          </w:p>
-        </w:tc>
-        <w:tc>
-          <w:tcPr>
-            <w:tcW w:type="dxa" w:w="2880"/>
-          </w:tcPr>
-          <w:p>
-            <w:r>
-              <w:rPr>
-                <w:sz w:val="32"/>
-              </w:rPr>
-              <w:t>47 x 53</w:t>
-              <w:br/>
-              <w:t xml:space="preserve">  5    3</w:t>
+              <w:t xml:space="preserve">  7    0</w:t>
               <w:br/>
               <w:t xml:space="preserve">  ----</w:t>
               <w:br/>
@@ -324,15 +108,231 @@
               <w:rPr>
                 <w:sz w:val="32"/>
               </w:rPr>
-              <w:t>28 x 96</w:t>
+              <w:t>99 x 31</w:t>
               <w:br/>
-              <w:t xml:space="preserve">  9    6</w:t>
+              <w:t xml:space="preserve">  3    1</w:t>
               <w:br/>
               <w:t xml:space="preserve">  ----</w:t>
               <w:br/>
-              <w:t>2|    |</w:t>
+              <w:t>9|    |</w:t>
+              <w:br/>
+              <w:t>9|    |</w:t>
+            </w:r>
+          </w:p>
+        </w:tc>
+        <w:tc>
+          <w:tcPr>
+            <w:tcW w:type="dxa" w:w="2880"/>
+          </w:tcPr>
+          <w:p>
+            <w:r>
+              <w:rPr>
+                <w:sz w:val="32"/>
+              </w:rPr>
+              <w:t>65 x 75</w:t>
+              <w:br/>
+              <w:t xml:space="preserve">  7    5</w:t>
+              <w:br/>
+              <w:t xml:space="preserve">  ----</w:t>
+              <w:br/>
+              <w:t>6|    |</w:t>
+              <w:br/>
+              <w:t>5|    |</w:t>
+            </w:r>
+          </w:p>
+        </w:tc>
+      </w:tr>
+      <w:tr>
+        <w:tc>
+          <w:tcPr>
+            <w:tcW w:type="dxa" w:w="2880"/>
+          </w:tcPr>
+          <w:p>
+            <w:r>
+              <w:rPr>
+                <w:sz w:val="32"/>
+              </w:rPr>
+              <w:t>85 x 36</w:t>
+              <w:br/>
+              <w:t xml:space="preserve">  3    6</w:t>
+              <w:br/>
+              <w:t xml:space="preserve">  ----</w:t>
               <w:br/>
               <w:t>8|    |</w:t>
+              <w:br/>
+              <w:t>5|    |</w:t>
+            </w:r>
+          </w:p>
+        </w:tc>
+        <w:tc>
+          <w:tcPr>
+            <w:tcW w:type="dxa" w:w="2880"/>
+          </w:tcPr>
+          <w:p>
+            <w:r>
+              <w:rPr>
+                <w:sz w:val="32"/>
+              </w:rPr>
+              <w:t>48 x 71</w:t>
+              <w:br/>
+              <w:t xml:space="preserve">  7    1</w:t>
+              <w:br/>
+              <w:t xml:space="preserve">  ----</w:t>
+              <w:br/>
+              <w:t>4|    |</w:t>
+              <w:br/>
+              <w:t>8|    |</w:t>
+            </w:r>
+          </w:p>
+        </w:tc>
+        <w:tc>
+          <w:tcPr>
+            <w:tcW w:type="dxa" w:w="2880"/>
+          </w:tcPr>
+          <w:p>
+            <w:r>
+              <w:rPr>
+                <w:sz w:val="32"/>
+              </w:rPr>
+              <w:t>32 x 98</w:t>
+              <w:br/>
+              <w:t xml:space="preserve">  9    8</w:t>
+              <w:br/>
+              <w:t xml:space="preserve">  ----</w:t>
+              <w:br/>
+              <w:t>3|    |</w:t>
+              <w:br/>
+              <w:t>2|    |</w:t>
+            </w:r>
+          </w:p>
+        </w:tc>
+      </w:tr>
+      <w:tr>
+        <w:tc>
+          <w:tcPr>
+            <w:tcW w:type="dxa" w:w="2880"/>
+          </w:tcPr>
+          <w:p>
+            <w:r>
+              <w:rPr>
+                <w:sz w:val="32"/>
+              </w:rPr>
+              <w:t>51 x 43</w:t>
+              <w:br/>
+              <w:t xml:space="preserve">  4    3</w:t>
+              <w:br/>
+              <w:t xml:space="preserve">  ----</w:t>
+              <w:br/>
+              <w:t>5|    |</w:t>
+              <w:br/>
+              <w:t>1|    |</w:t>
+            </w:r>
+          </w:p>
+        </w:tc>
+        <w:tc>
+          <w:tcPr>
+            <w:tcW w:type="dxa" w:w="2880"/>
+          </w:tcPr>
+          <w:p>
+            <w:r>
+              <w:rPr>
+                <w:sz w:val="32"/>
+              </w:rPr>
+              <w:t>74 x 47</w:t>
+              <w:br/>
+              <w:t xml:space="preserve">  4    7</w:t>
+              <w:br/>
+              <w:t xml:space="preserve">  ----</w:t>
+              <w:br/>
+              <w:t>7|    |</w:t>
+              <w:br/>
+              <w:t>4|    |</w:t>
+            </w:r>
+          </w:p>
+        </w:tc>
+        <w:tc>
+          <w:tcPr>
+            <w:tcW w:type="dxa" w:w="2880"/>
+          </w:tcPr>
+          <w:p>
+            <w:r>
+              <w:rPr>
+                <w:sz w:val="32"/>
+              </w:rPr>
+              <w:t>73 x 18</w:t>
+              <w:br/>
+              <w:t xml:space="preserve">  1    8</w:t>
+              <w:br/>
+              <w:t xml:space="preserve">  ----</w:t>
+              <w:br/>
+              <w:t>7|    |</w:t>
+              <w:br/>
+              <w:t>3|    |</w:t>
+            </w:r>
+          </w:p>
+        </w:tc>
+      </w:tr>
+      <w:tr>
+        <w:tc>
+          <w:tcPr>
+            <w:tcW w:type="dxa" w:w="2880"/>
+          </w:tcPr>
+          <w:p>
+            <w:r>
+              <w:rPr>
+                <w:sz w:val="32"/>
+              </w:rPr>
+              <w:t>33 x 75</w:t>
+              <w:br/>
+              <w:t xml:space="preserve">  7    5</w:t>
+              <w:br/>
+              <w:t xml:space="preserve">  ----</w:t>
+              <w:br/>
+              <w:t>3|    |</w:t>
+              <w:br/>
+              <w:t>3|    |</w:t>
+            </w:r>
+          </w:p>
+        </w:tc>
+        <w:tc>
+          <w:tcPr>
+            <w:tcW w:type="dxa" w:w="2880"/>
+          </w:tcPr>
+          <w:p>
+            <w:r>
+              <w:rPr>
+                <w:sz w:val="32"/>
+              </w:rPr>
+              <w:t>34 x 37</w:t>
+              <w:br/>
+              <w:t xml:space="preserve">  3    7</w:t>
+              <w:br/>
+              <w:t xml:space="preserve">  ----</w:t>
+              <w:br/>
+              <w:t>3|    |</w:t>
+              <w:br/>
+              <w:t>4|    |</w:t>
+            </w:r>
+          </w:p>
+        </w:tc>
+        <w:tc>
+          <w:tcPr>
+            <w:tcW w:type="dxa" w:w="2880"/>
+          </w:tcPr>
+          <w:p>
+            <w:r>
+              <w:rPr>
+                <w:sz w:val="32"/>
+              </w:rPr>
+              <w:t>96 x 24</w:t>
+              <w:br/>
+              <w:t xml:space="preserve">  2    4</w:t>
+              <w:br/>
+              <w:t xml:space="preserve">  ----</w:t>
+              <w:br/>
+              <w:t>9|    |</w:t>
+              <w:br/>
+              <w:t>6|    |</w:t>
             </w:r>
           </w:p>
         </w:tc>

--- a/lattice_multiplication_exercises.docx
+++ b/lattice_multiplication_exercises.docx
@@ -22,15 +22,15 @@
               <w:rPr>
                 <w:sz w:val="32"/>
               </w:rPr>
-              <w:t>46 x 78</w:t>
+              <w:t>48 x 74</w:t>
               <w:br/>
-              <w:t xml:space="preserve">  7    8</w:t>
+              <w:t xml:space="preserve">  7    4</w:t>
               <w:br/>
               <w:t xml:space="preserve">  ----</w:t>
               <w:br/>
               <w:t>4|    |</w:t>
               <w:br/>
-              <w:t>6|    |</w:t>
+              <w:t>8|    |</w:t>
             </w:r>
           </w:p>
         </w:tc>
@@ -43,15 +43,124 @@
               <w:rPr>
                 <w:sz w:val="32"/>
               </w:rPr>
-              <w:t>85 x 50</w:t>
+              <w:t>59 x 22</w:t>
               <w:br/>
-              <w:t xml:space="preserve">  5    0</w:t>
+              <w:t xml:space="preserve">  2    2</w:t>
+              <w:br/>
+              <w:t xml:space="preserve">  ----</w:t>
+              <w:br/>
+              <w:t>5|    |</w:t>
+              <w:br/>
+              <w:t>9|    |</w:t>
+            </w:r>
+          </w:p>
+        </w:tc>
+        <w:tc>
+          <w:tcPr>
+            <w:tcW w:type="dxa" w:w="2880"/>
+          </w:tcPr>
+          <w:p>
+            <w:r>
+              <w:rPr>
+                <w:sz w:val="32"/>
+              </w:rPr>
+              <w:t>81 x 49</w:t>
+              <w:br/>
+              <w:t xml:space="preserve">  4    9</w:t>
               <w:br/>
               <w:t xml:space="preserve">  ----</w:t>
               <w:br/>
               <w:t>8|    |</w:t>
               <w:br/>
-              <w:t>5|    |</w:t>
+              <w:t>1|    |</w:t>
+            </w:r>
+          </w:p>
+        </w:tc>
+      </w:tr>
+      <w:tr>
+        <w:tc>
+          <w:tcPr>
+            <w:tcW w:type="dxa" w:w="2880"/>
+          </w:tcPr>
+          <w:p>
+            <w:r>
+              <w:rPr>
+                <w:sz w:val="32"/>
+              </w:rPr>
+              <w:t>40 x 70</w:t>
+              <w:br/>
+              <w:t xml:space="preserve">  7    0</w:t>
+              <w:br/>
+              <w:t xml:space="preserve">  ----</w:t>
+              <w:br/>
+              <w:t>4|    |</w:t>
+              <w:br/>
+              <w:t>0|    |</w:t>
+            </w:r>
+          </w:p>
+        </w:tc>
+        <w:tc>
+          <w:tcPr>
+            <w:tcW w:type="dxa" w:w="2880"/>
+          </w:tcPr>
+          <w:p>
+            <w:r>
+              <w:rPr>
+                <w:sz w:val="32"/>
+              </w:rPr>
+              <w:t>89 x 98</w:t>
+              <w:br/>
+              <w:t xml:space="preserve">  9    8</w:t>
+              <w:br/>
+              <w:t xml:space="preserve">  ----</w:t>
+              <w:br/>
+              <w:t>8|    |</w:t>
+              <w:br/>
+              <w:t>9|    |</w:t>
+            </w:r>
+          </w:p>
+        </w:tc>
+        <w:tc>
+          <w:tcPr>
+            <w:tcW w:type="dxa" w:w="2880"/>
+          </w:tcPr>
+          <w:p>
+            <w:r>
+              <w:rPr>
+                <w:sz w:val="32"/>
+              </w:rPr>
+              <w:t>12 x 58</w:t>
+              <w:br/>
+              <w:t xml:space="preserve">  5    8</w:t>
+              <w:br/>
+              <w:t xml:space="preserve">  ----</w:t>
+              <w:br/>
+              <w:t>1|    |</w:t>
+              <w:br/>
+              <w:t>2|    |</w:t>
+            </w:r>
+          </w:p>
+        </w:tc>
+      </w:tr>
+      <w:tr>
+        <w:tc>
+          <w:tcPr>
+            <w:tcW w:type="dxa" w:w="2880"/>
+          </w:tcPr>
+          <w:p>
+            <w:r>
+              <w:rPr>
+                <w:sz w:val="32"/>
+              </w:rPr>
+              <w:t>90 x 79</w:t>
+              <w:br/>
+              <w:t xml:space="preserve">  7    9</w:t>
+              <w:br/>
+              <w:t xml:space="preserve">  ----</w:t>
+              <w:br/>
+              <w:t>9|    |</w:t>
+              <w:br/>
+              <w:t>0|    |</w:t>
             </w:r>
           </w:p>
         </w:tc>
@@ -76,6 +185,27 @@
             </w:r>
           </w:p>
         </w:tc>
+        <w:tc>
+          <w:tcPr>
+            <w:tcW w:type="dxa" w:w="2880"/>
+          </w:tcPr>
+          <w:p>
+            <w:r>
+              <w:rPr>
+                <w:sz w:val="32"/>
+              </w:rPr>
+              <w:t>44 x 26</w:t>
+              <w:br/>
+              <w:t xml:space="preserve">  2    6</w:t>
+              <w:br/>
+              <w:t xml:space="preserve">  ----</w:t>
+              <w:br/>
+              <w:t>4|    |</w:t>
+              <w:br/>
+              <w:t>4|    |</w:t>
+            </w:r>
+          </w:p>
+        </w:tc>
       </w:tr>
       <w:tr>
         <w:tc>
@@ -87,15 +217,15 @@
               <w:rPr>
                 <w:sz w:val="32"/>
               </w:rPr>
-              <w:t>47 x 70</w:t>
+              <w:t>43 x 10</w:t>
               <w:br/>
-              <w:t xml:space="preserve">  7    0</w:t>
+              <w:t xml:space="preserve">  1    0</w:t>
               <w:br/>
               <w:t xml:space="preserve">  ----</w:t>
               <w:br/>
               <w:t>4|    |</w:t>
               <w:br/>
-              <w:t>7|    |</w:t>
+              <w:t>3|    |</w:t>
             </w:r>
           </w:p>
         </w:tc>
@@ -108,15 +238,15 @@
               <w:rPr>
                 <w:sz w:val="32"/>
               </w:rPr>
-              <w:t>99 x 31</w:t>
+              <w:t>72 x 53</w:t>
               <w:br/>
-              <w:t xml:space="preserve">  3    1</w:t>
+              <w:t xml:space="preserve">  5    3</w:t>
               <w:br/>
               <w:t xml:space="preserve">  ----</w:t>
               <w:br/>
-              <w:t>9|    |</w:t>
+              <w:t>7|    |</w:t>
               <w:br/>
-              <w:t>9|    |</w:t>
+              <w:t>2|    |</w:t>
             </w:r>
           </w:p>
         </w:tc>
@@ -129,13 +259,13 @@
               <w:rPr>
                 <w:sz w:val="32"/>
               </w:rPr>
-              <w:t>65 x 75</w:t>
+              <w:t>85 x 16</w:t>
               <w:br/>
-              <w:t xml:space="preserve">  7    5</w:t>
+              <w:t xml:space="preserve">  1    6</w:t>
               <w:br/>
               <w:t xml:space="preserve">  ----</w:t>
               <w:br/>
-              <w:t>6|    |</w:t>
+              <w:t>8|    |</w:t>
               <w:br/>
               <w:t>5|    |</w:t>
             </w:r>
@@ -152,15 +282,15 @@
               <w:rPr>
                 <w:sz w:val="32"/>
               </w:rPr>
-              <w:t>85 x 36</w:t>
+              <w:t>46 x 66</w:t>
               <w:br/>
-              <w:t xml:space="preserve">  3    6</w:t>
+              <w:t xml:space="preserve">  6    6</w:t>
               <w:br/>
               <w:t xml:space="preserve">  ----</w:t>
               <w:br/>
-              <w:t>8|    |</w:t>
+              <w:t>4|    |</w:t>
               <w:br/>
-              <w:t>5|    |</w:t>
+              <w:t>6|    |</w:t>
             </w:r>
           </w:p>
         </w:tc>
@@ -173,57 +303,13 @@
               <w:rPr>
                 <w:sz w:val="32"/>
               </w:rPr>
-              <w:t>48 x 71</w:t>
+              <w:t>41 x 62</w:t>
               <w:br/>
-              <w:t xml:space="preserve">  7    1</w:t>
+              <w:t xml:space="preserve">  6    2</w:t>
               <w:br/>
               <w:t xml:space="preserve">  ----</w:t>
               <w:br/>
               <w:t>4|    |</w:t>
-              <w:br/>
-              <w:t>8|    |</w:t>
-            </w:r>
-          </w:p>
-        </w:tc>
-        <w:tc>
-          <w:tcPr>
-            <w:tcW w:type="dxa" w:w="2880"/>
-          </w:tcPr>
-          <w:p>
-            <w:r>
-              <w:rPr>
-                <w:sz w:val="32"/>
-              </w:rPr>
-              <w:t>32 x 98</w:t>
-              <w:br/>
-              <w:t xml:space="preserve">  9    8</w:t>
-              <w:br/>
-              <w:t xml:space="preserve">  ----</w:t>
-              <w:br/>
-              <w:t>3|    |</w:t>
-              <w:br/>
-              <w:t>2|    |</w:t>
-            </w:r>
-          </w:p>
-        </w:tc>
-      </w:tr>
-      <w:tr>
-        <w:tc>
-          <w:tcPr>
-            <w:tcW w:type="dxa" w:w="2880"/>
-          </w:tcPr>
-          <w:p>
-            <w:r>
-              <w:rPr>
-                <w:sz w:val="32"/>
-              </w:rPr>
-              <w:t>51 x 43</w:t>
-              <w:br/>
-              <w:t xml:space="preserve">  4    3</w:t>
-              <w:br/>
-              <w:t xml:space="preserve">  ----</w:t>
-              <w:br/>
-              <w:t>5|    |</w:t>
               <w:br/>
               <w:t>1|    |</w:t>
             </w:r>
@@ -238,101 +324,15 @@
               <w:rPr>
                 <w:sz w:val="32"/>
               </w:rPr>
-              <w:t>74 x 47</w:t>
+              <w:t>27 x 11</w:t>
               <w:br/>
-              <w:t xml:space="preserve">  4    7</w:t>
+              <w:t xml:space="preserve">  1    1</w:t>
               <w:br/>
               <w:t xml:space="preserve">  ----</w:t>
               <w:br/>
-              <w:t>7|    |</w:t>
-              <w:br/>
-              <w:t>4|    |</w:t>
-            </w:r>
-          </w:p>
-        </w:tc>
-        <w:tc>
-          <w:tcPr>
-            <w:tcW w:type="dxa" w:w="2880"/>
-          </w:tcPr>
-          <w:p>
-            <w:r>
-              <w:rPr>
-                <w:sz w:val="32"/>
-              </w:rPr>
-              <w:t>73 x 18</w:t>
-              <w:br/>
-              <w:t xml:space="preserve">  1    8</w:t>
-              <w:br/>
-              <w:t xml:space="preserve">  ----</w:t>
+              <w:t>2|    |</w:t>
               <w:br/>
               <w:t>7|    |</w:t>
-              <w:br/>
-              <w:t>3|    |</w:t>
-            </w:r>
-          </w:p>
-        </w:tc>
-      </w:tr>
-      <w:tr>
-        <w:tc>
-          <w:tcPr>
-            <w:tcW w:type="dxa" w:w="2880"/>
-          </w:tcPr>
-          <w:p>
-            <w:r>
-              <w:rPr>
-                <w:sz w:val="32"/>
-              </w:rPr>
-              <w:t>33 x 75</w:t>
-              <w:br/>
-              <w:t xml:space="preserve">  7    5</w:t>
-              <w:br/>
-              <w:t xml:space="preserve">  ----</w:t>
-              <w:br/>
-              <w:t>3|    |</w:t>
-              <w:br/>
-              <w:t>3|    |</w:t>
-            </w:r>
-          </w:p>
-        </w:tc>
-        <w:tc>
-          <w:tcPr>
-            <w:tcW w:type="dxa" w:w="2880"/>
-          </w:tcPr>
-          <w:p>
-            <w:r>
-              <w:rPr>
-                <w:sz w:val="32"/>
-              </w:rPr>
-              <w:t>34 x 37</w:t>
-              <w:br/>
-              <w:t xml:space="preserve">  3    7</w:t>
-              <w:br/>
-              <w:t xml:space="preserve">  ----</w:t>
-              <w:br/>
-              <w:t>3|    |</w:t>
-              <w:br/>
-              <w:t>4|    |</w:t>
-            </w:r>
-          </w:p>
-        </w:tc>
-        <w:tc>
-          <w:tcPr>
-            <w:tcW w:type="dxa" w:w="2880"/>
-          </w:tcPr>
-          <w:p>
-            <w:r>
-              <w:rPr>
-                <w:sz w:val="32"/>
-              </w:rPr>
-              <w:t>96 x 24</w:t>
-              <w:br/>
-              <w:t xml:space="preserve">  2    4</w:t>
-              <w:br/>
-              <w:t xml:space="preserve">  ----</w:t>
-              <w:br/>
-              <w:t>9|    |</w:t>
-              <w:br/>
-              <w:t>6|    |</w:t>
             </w:r>
           </w:p>
         </w:tc>

--- a/lattice_multiplication_exercises.docx
+++ b/lattice_multiplication_exercises.docx
@@ -22,9 +22,74 @@
               <w:rPr>
                 <w:sz w:val="32"/>
               </w:rPr>
-              <w:t>48 x 74</w:t>
+              <w:t>66 x 83</w:t>
               <w:br/>
-              <w:t xml:space="preserve">  7    4</w:t>
+              <w:t xml:space="preserve">  8    3</w:t>
+              <w:br/>
+              <w:t xml:space="preserve">  ----</w:t>
+              <w:br/>
+              <w:t>6|    |</w:t>
+              <w:br/>
+              <w:t>6|    |</w:t>
+            </w:r>
+          </w:p>
+        </w:tc>
+        <w:tc>
+          <w:tcPr>
+            <w:tcW w:type="dxa" w:w="2880"/>
+          </w:tcPr>
+          <w:p>
+            <w:r>
+              <w:rPr>
+                <w:sz w:val="32"/>
+              </w:rPr>
+              <w:t>42 x 11</w:t>
+              <w:br/>
+              <w:t xml:space="preserve">  1    1</w:t>
+              <w:br/>
+              <w:t xml:space="preserve">  ----</w:t>
+              <w:br/>
+              <w:t>4|    |</w:t>
+              <w:br/>
+              <w:t>2|    |</w:t>
+            </w:r>
+          </w:p>
+        </w:tc>
+        <w:tc>
+          <w:tcPr>
+            <w:tcW w:type="dxa" w:w="2880"/>
+          </w:tcPr>
+          <w:p>
+            <w:r>
+              <w:rPr>
+                <w:sz w:val="32"/>
+              </w:rPr>
+              <w:t>41 x 36</w:t>
+              <w:br/>
+              <w:t xml:space="preserve">  3    6</w:t>
+              <w:br/>
+              <w:t xml:space="preserve">  ----</w:t>
+              <w:br/>
+              <w:t>4|    |</w:t>
+              <w:br/>
+              <w:t>1|    |</w:t>
+            </w:r>
+          </w:p>
+        </w:tc>
+      </w:tr>
+      <w:tr>
+        <w:tc>
+          <w:tcPr>
+            <w:tcW w:type="dxa" w:w="2880"/>
+          </w:tcPr>
+          <w:p>
+            <w:r>
+              <w:rPr>
+                <w:sz w:val="32"/>
+              </w:rPr>
+              <w:t>48 x 99</w:t>
+              <w:br/>
+              <w:t xml:space="preserve">  9    9</w:t>
               <w:br/>
               <w:t xml:space="preserve">  ----</w:t>
               <w:br/>
@@ -43,13 +108,143 @@
               <w:rPr>
                 <w:sz w:val="32"/>
               </w:rPr>
-              <w:t>59 x 22</w:t>
+              <w:t>77 x 10</w:t>
               <w:br/>
-              <w:t xml:space="preserve">  2    2</w:t>
+              <w:t xml:space="preserve">  1    0</w:t>
+              <w:br/>
+              <w:t xml:space="preserve">  ----</w:t>
+              <w:br/>
+              <w:t>7|    |</w:t>
+              <w:br/>
+              <w:t>7|    |</w:t>
+            </w:r>
+          </w:p>
+        </w:tc>
+        <w:tc>
+          <w:tcPr>
+            <w:tcW w:type="dxa" w:w="2880"/>
+          </w:tcPr>
+          <w:p>
+            <w:r>
+              <w:rPr>
+                <w:sz w:val="32"/>
+              </w:rPr>
+              <w:t>60 x 15</w:t>
+              <w:br/>
+              <w:t xml:space="preserve">  1    5</w:t>
+              <w:br/>
+              <w:t xml:space="preserve">  ----</w:t>
+              <w:br/>
+              <w:t>6|    |</w:t>
+              <w:br/>
+              <w:t>0|    |</w:t>
+            </w:r>
+          </w:p>
+        </w:tc>
+      </w:tr>
+      <w:tr>
+        <w:tc>
+          <w:tcPr>
+            <w:tcW w:type="dxa" w:w="2880"/>
+          </w:tcPr>
+          <w:p>
+            <w:r>
+              <w:rPr>
+                <w:sz w:val="32"/>
+              </w:rPr>
+              <w:t>54 x 52</w:t>
+              <w:br/>
+              <w:t xml:space="preserve">  5    2</w:t>
               <w:br/>
               <w:t xml:space="preserve">  ----</w:t>
               <w:br/>
               <w:t>5|    |</w:t>
+              <w:br/>
+              <w:t>4|    |</w:t>
+            </w:r>
+          </w:p>
+        </w:tc>
+        <w:tc>
+          <w:tcPr>
+            <w:tcW w:type="dxa" w:w="2880"/>
+          </w:tcPr>
+          <w:p>
+            <w:r>
+              <w:rPr>
+                <w:sz w:val="32"/>
+              </w:rPr>
+              <w:t>20 x 24</w:t>
+              <w:br/>
+              <w:t xml:space="preserve">  2    4</w:t>
+              <w:br/>
+              <w:t xml:space="preserve">  ----</w:t>
+              <w:br/>
+              <w:t>2|    |</w:t>
+              <w:br/>
+              <w:t>0|    |</w:t>
+            </w:r>
+          </w:p>
+        </w:tc>
+        <w:tc>
+          <w:tcPr>
+            <w:tcW w:type="dxa" w:w="2880"/>
+          </w:tcPr>
+          <w:p>
+            <w:r>
+              <w:rPr>
+                <w:sz w:val="32"/>
+              </w:rPr>
+              <w:t>30 x 33</w:t>
+              <w:br/>
+              <w:t xml:space="preserve">  3    3</w:t>
+              <w:br/>
+              <w:t xml:space="preserve">  ----</w:t>
+              <w:br/>
+              <w:t>3|    |</w:t>
+              <w:br/>
+              <w:t>0|    |</w:t>
+            </w:r>
+          </w:p>
+        </w:tc>
+      </w:tr>
+      <w:tr>
+        <w:tc>
+          <w:tcPr>
+            <w:tcW w:type="dxa" w:w="2880"/>
+          </w:tcPr>
+          <w:p>
+            <w:r>
+              <w:rPr>
+                <w:sz w:val="32"/>
+              </w:rPr>
+              <w:t>78 x 78</w:t>
+              <w:br/>
+              <w:t xml:space="preserve">  7    8</w:t>
+              <w:br/>
+              <w:t xml:space="preserve">  ----</w:t>
+              <w:br/>
+              <w:t>7|    |</w:t>
+              <w:br/>
+              <w:t>8|    |</w:t>
+            </w:r>
+          </w:p>
+        </w:tc>
+        <w:tc>
+          <w:tcPr>
+            <w:tcW w:type="dxa" w:w="2880"/>
+          </w:tcPr>
+          <w:p>
+            <w:r>
+              <w:rPr>
+                <w:sz w:val="32"/>
+              </w:rPr>
+              <w:t>99 x 81</w:t>
+              <w:br/>
+              <w:t xml:space="preserve">  8    1</w:t>
+              <w:br/>
+              <w:t xml:space="preserve">  ----</w:t>
+              <w:br/>
+              <w:t>9|    |</w:t>
               <w:br/>
               <w:t>9|    |</w:t>
             </w:r>
@@ -64,13 +259,13 @@
               <w:rPr>
                 <w:sz w:val="32"/>
               </w:rPr>
-              <w:t>81 x 49</w:t>
+              <w:t>71 x 42</w:t>
               <w:br/>
-              <w:t xml:space="preserve">  4    9</w:t>
+              <w:t xml:space="preserve">  4    2</w:t>
               <w:br/>
               <w:t xml:space="preserve">  ----</w:t>
               <w:br/>
-              <w:t>8|    |</w:t>
+              <w:t>7|    |</w:t>
               <w:br/>
               <w:t>1|    |</w:t>
             </w:r>
@@ -87,15 +282,15 @@
               <w:rPr>
                 <w:sz w:val="32"/>
               </w:rPr>
-              <w:t>40 x 70</w:t>
+              <w:t>57 x 52</w:t>
               <w:br/>
-              <w:t xml:space="preserve">  7    0</w:t>
+              <w:t xml:space="preserve">  5    2</w:t>
               <w:br/>
               <w:t xml:space="preserve">  ----</w:t>
               <w:br/>
-              <w:t>4|    |</w:t>
+              <w:t>5|    |</w:t>
               <w:br/>
-              <w:t>0|    |</w:t>
+              <w:t>7|    |</w:t>
             </w:r>
           </w:p>
         </w:tc>
@@ -108,15 +303,15 @@
               <w:rPr>
                 <w:sz w:val="32"/>
               </w:rPr>
-              <w:t>89 x 98</w:t>
+              <w:t>77 x 34</w:t>
               <w:br/>
-              <w:t xml:space="preserve">  9    8</w:t>
+              <w:t xml:space="preserve">  3    4</w:t>
               <w:br/>
               <w:t xml:space="preserve">  ----</w:t>
               <w:br/>
-              <w:t>8|    |</w:t>
+              <w:t>7|    |</w:t>
               <w:br/>
-              <w:t>9|    |</w:t>
+              <w:t>7|    |</w:t>
             </w:r>
           </w:p>
         </w:tc>
@@ -129,210 +324,15 @@
               <w:rPr>
                 <w:sz w:val="32"/>
               </w:rPr>
-              <w:t>12 x 58</w:t>
+              <w:t>24 x 47</w:t>
               <w:br/>
-              <w:t xml:space="preserve">  5    8</w:t>
-              <w:br/>
-              <w:t xml:space="preserve">  ----</w:t>
-              <w:br/>
-              <w:t>1|    |</w:t>
-              <w:br/>
-              <w:t>2|    |</w:t>
-            </w:r>
-          </w:p>
-        </w:tc>
-      </w:tr>
-      <w:tr>
-        <w:tc>
-          <w:tcPr>
-            <w:tcW w:type="dxa" w:w="2880"/>
-          </w:tcPr>
-          <w:p>
-            <w:r>
-              <w:rPr>
-                <w:sz w:val="32"/>
-              </w:rPr>
-              <w:t>90 x 79</w:t>
-              <w:br/>
-              <w:t xml:space="preserve">  7    9</w:t>
-              <w:br/>
-              <w:t xml:space="preserve">  ----</w:t>
-              <w:br/>
-              <w:t>9|    |</w:t>
-              <w:br/>
-              <w:t>0|    |</w:t>
-            </w:r>
-          </w:p>
-        </w:tc>
-        <w:tc>
-          <w:tcPr>
-            <w:tcW w:type="dxa" w:w="2880"/>
-          </w:tcPr>
-          <w:p>
-            <w:r>
-              <w:rPr>
-                <w:sz w:val="32"/>
-              </w:rPr>
-              <w:t>65 x 15</w:t>
-              <w:br/>
-              <w:t xml:space="preserve">  1    5</w:t>
-              <w:br/>
-              <w:t xml:space="preserve">  ----</w:t>
-              <w:br/>
-              <w:t>6|    |</w:t>
-              <w:br/>
-              <w:t>5|    |</w:t>
-            </w:r>
-          </w:p>
-        </w:tc>
-        <w:tc>
-          <w:tcPr>
-            <w:tcW w:type="dxa" w:w="2880"/>
-          </w:tcPr>
-          <w:p>
-            <w:r>
-              <w:rPr>
-                <w:sz w:val="32"/>
-              </w:rPr>
-              <w:t>44 x 26</w:t>
-              <w:br/>
-              <w:t xml:space="preserve">  2    6</w:t>
-              <w:br/>
-              <w:t xml:space="preserve">  ----</w:t>
-              <w:br/>
-              <w:t>4|    |</w:t>
-              <w:br/>
-              <w:t>4|    |</w:t>
-            </w:r>
-          </w:p>
-        </w:tc>
-      </w:tr>
-      <w:tr>
-        <w:tc>
-          <w:tcPr>
-            <w:tcW w:type="dxa" w:w="2880"/>
-          </w:tcPr>
-          <w:p>
-            <w:r>
-              <w:rPr>
-                <w:sz w:val="32"/>
-              </w:rPr>
-              <w:t>43 x 10</w:t>
-              <w:br/>
-              <w:t xml:space="preserve">  1    0</w:t>
-              <w:br/>
-              <w:t xml:space="preserve">  ----</w:t>
-              <w:br/>
-              <w:t>4|    |</w:t>
-              <w:br/>
-              <w:t>3|    |</w:t>
-            </w:r>
-          </w:p>
-        </w:tc>
-        <w:tc>
-          <w:tcPr>
-            <w:tcW w:type="dxa" w:w="2880"/>
-          </w:tcPr>
-          <w:p>
-            <w:r>
-              <w:rPr>
-                <w:sz w:val="32"/>
-              </w:rPr>
-              <w:t>72 x 53</w:t>
-              <w:br/>
-              <w:t xml:space="preserve">  5    3</w:t>
-              <w:br/>
-              <w:t xml:space="preserve">  ----</w:t>
-              <w:br/>
-              <w:t>7|    |</w:t>
-              <w:br/>
-              <w:t>2|    |</w:t>
-            </w:r>
-          </w:p>
-        </w:tc>
-        <w:tc>
-          <w:tcPr>
-            <w:tcW w:type="dxa" w:w="2880"/>
-          </w:tcPr>
-          <w:p>
-            <w:r>
-              <w:rPr>
-                <w:sz w:val="32"/>
-              </w:rPr>
-              <w:t>85 x 16</w:t>
-              <w:br/>
-              <w:t xml:space="preserve">  1    6</w:t>
-              <w:br/>
-              <w:t xml:space="preserve">  ----</w:t>
-              <w:br/>
-              <w:t>8|    |</w:t>
-              <w:br/>
-              <w:t>5|    |</w:t>
-            </w:r>
-          </w:p>
-        </w:tc>
-      </w:tr>
-      <w:tr>
-        <w:tc>
-          <w:tcPr>
-            <w:tcW w:type="dxa" w:w="2880"/>
-          </w:tcPr>
-          <w:p>
-            <w:r>
-              <w:rPr>
-                <w:sz w:val="32"/>
-              </w:rPr>
-              <w:t>46 x 66</w:t>
-              <w:br/>
-              <w:t xml:space="preserve">  6    6</w:t>
-              <w:br/>
-              <w:t xml:space="preserve">  ----</w:t>
-              <w:br/>
-              <w:t>4|    |</w:t>
-              <w:br/>
-              <w:t>6|    |</w:t>
-            </w:r>
-          </w:p>
-        </w:tc>
-        <w:tc>
-          <w:tcPr>
-            <w:tcW w:type="dxa" w:w="2880"/>
-          </w:tcPr>
-          <w:p>
-            <w:r>
-              <w:rPr>
-                <w:sz w:val="32"/>
-              </w:rPr>
-              <w:t>41 x 62</w:t>
-              <w:br/>
-              <w:t xml:space="preserve">  6    2</w:t>
-              <w:br/>
-              <w:t xml:space="preserve">  ----</w:t>
-              <w:br/>
-              <w:t>4|    |</w:t>
-              <w:br/>
-              <w:t>1|    |</w:t>
-            </w:r>
-          </w:p>
-        </w:tc>
-        <w:tc>
-          <w:tcPr>
-            <w:tcW w:type="dxa" w:w="2880"/>
-          </w:tcPr>
-          <w:p>
-            <w:r>
-              <w:rPr>
-                <w:sz w:val="32"/>
-              </w:rPr>
-              <w:t>27 x 11</w:t>
-              <w:br/>
-              <w:t xml:space="preserve">  1    1</w:t>
+              <w:t xml:space="preserve">  4    7</w:t>
               <w:br/>
               <w:t xml:space="preserve">  ----</w:t>
               <w:br/>
               <w:t>2|    |</w:t>
               <w:br/>
-              <w:t>7|    |</w:t>
+              <w:t>4|    |</w:t>
             </w:r>
           </w:p>
         </w:tc>

--- a/lattice_multiplication_exercises.docx
+++ b/lattice_multiplication_exercises.docx
@@ -22,9 +22,290 @@
               <w:rPr>
                 <w:sz w:val="32"/>
               </w:rPr>
-              <w:t>66 x 83</w:t>
+              <w:t>30 x 24</w:t>
               <w:br/>
-              <w:t xml:space="preserve">  8    3</w:t>
+              <w:t xml:space="preserve">  2    4</w:t>
+              <w:br/>
+              <w:t xml:space="preserve">  ----</w:t>
+              <w:br/>
+              <w:t>3|    |</w:t>
+              <w:br/>
+              <w:t>0|    |</w:t>
+            </w:r>
+          </w:p>
+        </w:tc>
+        <w:tc>
+          <w:tcPr>
+            <w:tcW w:type="dxa" w:w="2880"/>
+          </w:tcPr>
+          <w:p>
+            <w:r>
+              <w:rPr>
+                <w:sz w:val="32"/>
+              </w:rPr>
+              <w:t>16 x 21</w:t>
+              <w:br/>
+              <w:t xml:space="preserve">  2    1</w:t>
+              <w:br/>
+              <w:t xml:space="preserve">  ----</w:t>
+              <w:br/>
+              <w:t>1|    |</w:t>
+              <w:br/>
+              <w:t>6|    |</w:t>
+            </w:r>
+          </w:p>
+        </w:tc>
+        <w:tc>
+          <w:tcPr>
+            <w:tcW w:type="dxa" w:w="2880"/>
+          </w:tcPr>
+          <w:p>
+            <w:r>
+              <w:rPr>
+                <w:sz w:val="32"/>
+              </w:rPr>
+              <w:t>11 x 63</w:t>
+              <w:br/>
+              <w:t xml:space="preserve">  6    3</w:t>
+              <w:br/>
+              <w:t xml:space="preserve">  ----</w:t>
+              <w:br/>
+              <w:t>1|    |</w:t>
+              <w:br/>
+              <w:t>1|    |</w:t>
+            </w:r>
+          </w:p>
+        </w:tc>
+      </w:tr>
+      <w:tr>
+        <w:tc>
+          <w:tcPr>
+            <w:tcW w:type="dxa" w:w="2880"/>
+          </w:tcPr>
+          <w:p>
+            <w:r>
+              <w:rPr>
+                <w:sz w:val="32"/>
+              </w:rPr>
+              <w:t>12 x 30</w:t>
+              <w:br/>
+              <w:t xml:space="preserve">  3    0</w:t>
+              <w:br/>
+              <w:t xml:space="preserve">  ----</w:t>
+              <w:br/>
+              <w:t>1|    |</w:t>
+              <w:br/>
+              <w:t>2|    |</w:t>
+            </w:r>
+          </w:p>
+        </w:tc>
+        <w:tc>
+          <w:tcPr>
+            <w:tcW w:type="dxa" w:w="2880"/>
+          </w:tcPr>
+          <w:p>
+            <w:r>
+              <w:rPr>
+                <w:sz w:val="32"/>
+              </w:rPr>
+              <w:t>48 x 90</w:t>
+              <w:br/>
+              <w:t xml:space="preserve">  9    0</w:t>
+              <w:br/>
+              <w:t xml:space="preserve">  ----</w:t>
+              <w:br/>
+              <w:t>4|    |</w:t>
+              <w:br/>
+              <w:t>8|    |</w:t>
+            </w:r>
+          </w:p>
+        </w:tc>
+        <w:tc>
+          <w:tcPr>
+            <w:tcW w:type="dxa" w:w="2880"/>
+          </w:tcPr>
+          <w:p>
+            <w:r>
+              <w:rPr>
+                <w:sz w:val="32"/>
+              </w:rPr>
+              <w:t>91 x 43</w:t>
+              <w:br/>
+              <w:t xml:space="preserve">  4    3</w:t>
+              <w:br/>
+              <w:t xml:space="preserve">  ----</w:t>
+              <w:br/>
+              <w:t>9|    |</w:t>
+              <w:br/>
+              <w:t>1|    |</w:t>
+            </w:r>
+          </w:p>
+        </w:tc>
+      </w:tr>
+      <w:tr>
+        <w:tc>
+          <w:tcPr>
+            <w:tcW w:type="dxa" w:w="2880"/>
+          </w:tcPr>
+          <w:p>
+            <w:r>
+              <w:rPr>
+                <w:sz w:val="32"/>
+              </w:rPr>
+              <w:t>96 x 45</w:t>
+              <w:br/>
+              <w:t xml:space="preserve">  4    5</w:t>
+              <w:br/>
+              <w:t xml:space="preserve">  ----</w:t>
+              <w:br/>
+              <w:t>9|    |</w:t>
+              <w:br/>
+              <w:t>6|    |</w:t>
+            </w:r>
+          </w:p>
+        </w:tc>
+        <w:tc>
+          <w:tcPr>
+            <w:tcW w:type="dxa" w:w="2880"/>
+          </w:tcPr>
+          <w:p>
+            <w:r>
+              <w:rPr>
+                <w:sz w:val="32"/>
+              </w:rPr>
+              <w:t>21 x 25</w:t>
+              <w:br/>
+              <w:t xml:space="preserve">  2    5</w:t>
+              <w:br/>
+              <w:t xml:space="preserve">  ----</w:t>
+              <w:br/>
+              <w:t>2|    |</w:t>
+              <w:br/>
+              <w:t>1|    |</w:t>
+            </w:r>
+          </w:p>
+        </w:tc>
+        <w:tc>
+          <w:tcPr>
+            <w:tcW w:type="dxa" w:w="2880"/>
+          </w:tcPr>
+          <w:p>
+            <w:r>
+              <w:rPr>
+                <w:sz w:val="32"/>
+              </w:rPr>
+              <w:t>15 x 71</w:t>
+              <w:br/>
+              <w:t xml:space="preserve">  7    1</w:t>
+              <w:br/>
+              <w:t xml:space="preserve">  ----</w:t>
+              <w:br/>
+              <w:t>1|    |</w:t>
+              <w:br/>
+              <w:t>5|    |</w:t>
+            </w:r>
+          </w:p>
+        </w:tc>
+      </w:tr>
+      <w:tr>
+        <w:tc>
+          <w:tcPr>
+            <w:tcW w:type="dxa" w:w="2880"/>
+          </w:tcPr>
+          <w:p>
+            <w:r>
+              <w:rPr>
+                <w:sz w:val="32"/>
+              </w:rPr>
+              <w:t>98 x 93</w:t>
+              <w:br/>
+              <w:t xml:space="preserve">  9    3</w:t>
+              <w:br/>
+              <w:t xml:space="preserve">  ----</w:t>
+              <w:br/>
+              <w:t>9|    |</w:t>
+              <w:br/>
+              <w:t>8|    |</w:t>
+            </w:r>
+          </w:p>
+        </w:tc>
+        <w:tc>
+          <w:tcPr>
+            <w:tcW w:type="dxa" w:w="2880"/>
+          </w:tcPr>
+          <w:p>
+            <w:r>
+              <w:rPr>
+                <w:sz w:val="32"/>
+              </w:rPr>
+              <w:t>91 x 95</w:t>
+              <w:br/>
+              <w:t xml:space="preserve">  9    5</w:t>
+              <w:br/>
+              <w:t xml:space="preserve">  ----</w:t>
+              <w:br/>
+              <w:t>9|    |</w:t>
+              <w:br/>
+              <w:t>1|    |</w:t>
+            </w:r>
+          </w:p>
+        </w:tc>
+        <w:tc>
+          <w:tcPr>
+            <w:tcW w:type="dxa" w:w="2880"/>
+          </w:tcPr>
+          <w:p>
+            <w:r>
+              <w:rPr>
+                <w:sz w:val="32"/>
+              </w:rPr>
+              <w:t>69 x 24</w:t>
+              <w:br/>
+              <w:t xml:space="preserve">  2    4</w:t>
+              <w:br/>
+              <w:t xml:space="preserve">  ----</w:t>
+              <w:br/>
+              <w:t>6|    |</w:t>
+              <w:br/>
+              <w:t>9|    |</w:t>
+            </w:r>
+          </w:p>
+        </w:tc>
+      </w:tr>
+      <w:tr>
+        <w:tc>
+          <w:tcPr>
+            <w:tcW w:type="dxa" w:w="2880"/>
+          </w:tcPr>
+          <w:p>
+            <w:r>
+              <w:rPr>
+                <w:sz w:val="32"/>
+              </w:rPr>
+              <w:t>50 x 21</w:t>
+              <w:br/>
+              <w:t xml:space="preserve">  2    1</w:t>
+              <w:br/>
+              <w:t xml:space="preserve">  ----</w:t>
+              <w:br/>
+              <w:t>5|    |</w:t>
+              <w:br/>
+              <w:t>0|    |</w:t>
+            </w:r>
+          </w:p>
+        </w:tc>
+        <w:tc>
+          <w:tcPr>
+            <w:tcW w:type="dxa" w:w="2880"/>
+          </w:tcPr>
+          <w:p>
+            <w:r>
+              <w:rPr>
+                <w:sz w:val="32"/>
+              </w:rPr>
+              <w:t>66 x 67</w:t>
+              <w:br/>
+              <w:t xml:space="preserve">  6    7</w:t>
               <w:br/>
               <w:t xml:space="preserve">  ----</w:t>
               <w:br/>
@@ -43,296 +324,15 @@
               <w:rPr>
                 <w:sz w:val="32"/>
               </w:rPr>
-              <w:t>42 x 11</w:t>
+              <w:t>78 x 21</w:t>
               <w:br/>
-              <w:t xml:space="preserve">  1    1</w:t>
-              <w:br/>
-              <w:t xml:space="preserve">  ----</w:t>
-              <w:br/>
-              <w:t>4|    |</w:t>
-              <w:br/>
-              <w:t>2|    |</w:t>
-            </w:r>
-          </w:p>
-        </w:tc>
-        <w:tc>
-          <w:tcPr>
-            <w:tcW w:type="dxa" w:w="2880"/>
-          </w:tcPr>
-          <w:p>
-            <w:r>
-              <w:rPr>
-                <w:sz w:val="32"/>
-              </w:rPr>
-              <w:t>41 x 36</w:t>
-              <w:br/>
-              <w:t xml:space="preserve">  3    6</w:t>
-              <w:br/>
-              <w:t xml:space="preserve">  ----</w:t>
-              <w:br/>
-              <w:t>4|    |</w:t>
-              <w:br/>
-              <w:t>1|    |</w:t>
-            </w:r>
-          </w:p>
-        </w:tc>
-      </w:tr>
-      <w:tr>
-        <w:tc>
-          <w:tcPr>
-            <w:tcW w:type="dxa" w:w="2880"/>
-          </w:tcPr>
-          <w:p>
-            <w:r>
-              <w:rPr>
-                <w:sz w:val="32"/>
-              </w:rPr>
-              <w:t>48 x 99</w:t>
-              <w:br/>
-              <w:t xml:space="preserve">  9    9</w:t>
-              <w:br/>
-              <w:t xml:space="preserve">  ----</w:t>
-              <w:br/>
-              <w:t>4|    |</w:t>
-              <w:br/>
-              <w:t>8|    |</w:t>
-            </w:r>
-          </w:p>
-        </w:tc>
-        <w:tc>
-          <w:tcPr>
-            <w:tcW w:type="dxa" w:w="2880"/>
-          </w:tcPr>
-          <w:p>
-            <w:r>
-              <w:rPr>
-                <w:sz w:val="32"/>
-              </w:rPr>
-              <w:t>77 x 10</w:t>
-              <w:br/>
-              <w:t xml:space="preserve">  1    0</w:t>
-              <w:br/>
-              <w:t xml:space="preserve">  ----</w:t>
-              <w:br/>
-              <w:t>7|    |</w:t>
-              <w:br/>
-              <w:t>7|    |</w:t>
-            </w:r>
-          </w:p>
-        </w:tc>
-        <w:tc>
-          <w:tcPr>
-            <w:tcW w:type="dxa" w:w="2880"/>
-          </w:tcPr>
-          <w:p>
-            <w:r>
-              <w:rPr>
-                <w:sz w:val="32"/>
-              </w:rPr>
-              <w:t>60 x 15</w:t>
-              <w:br/>
-              <w:t xml:space="preserve">  1    5</w:t>
-              <w:br/>
-              <w:t xml:space="preserve">  ----</w:t>
-              <w:br/>
-              <w:t>6|    |</w:t>
-              <w:br/>
-              <w:t>0|    |</w:t>
-            </w:r>
-          </w:p>
-        </w:tc>
-      </w:tr>
-      <w:tr>
-        <w:tc>
-          <w:tcPr>
-            <w:tcW w:type="dxa" w:w="2880"/>
-          </w:tcPr>
-          <w:p>
-            <w:r>
-              <w:rPr>
-                <w:sz w:val="32"/>
-              </w:rPr>
-              <w:t>54 x 52</w:t>
-              <w:br/>
-              <w:t xml:space="preserve">  5    2</w:t>
-              <w:br/>
-              <w:t xml:space="preserve">  ----</w:t>
-              <w:br/>
-              <w:t>5|    |</w:t>
-              <w:br/>
-              <w:t>4|    |</w:t>
-            </w:r>
-          </w:p>
-        </w:tc>
-        <w:tc>
-          <w:tcPr>
-            <w:tcW w:type="dxa" w:w="2880"/>
-          </w:tcPr>
-          <w:p>
-            <w:r>
-              <w:rPr>
-                <w:sz w:val="32"/>
-              </w:rPr>
-              <w:t>20 x 24</w:t>
-              <w:br/>
-              <w:t xml:space="preserve">  2    4</w:t>
-              <w:br/>
-              <w:t xml:space="preserve">  ----</w:t>
-              <w:br/>
-              <w:t>2|    |</w:t>
-              <w:br/>
-              <w:t>0|    |</w:t>
-            </w:r>
-          </w:p>
-        </w:tc>
-        <w:tc>
-          <w:tcPr>
-            <w:tcW w:type="dxa" w:w="2880"/>
-          </w:tcPr>
-          <w:p>
-            <w:r>
-              <w:rPr>
-                <w:sz w:val="32"/>
-              </w:rPr>
-              <w:t>30 x 33</w:t>
-              <w:br/>
-              <w:t xml:space="preserve">  3    3</w:t>
-              <w:br/>
-              <w:t xml:space="preserve">  ----</w:t>
-              <w:br/>
-              <w:t>3|    |</w:t>
-              <w:br/>
-              <w:t>0|    |</w:t>
-            </w:r>
-          </w:p>
-        </w:tc>
-      </w:tr>
-      <w:tr>
-        <w:tc>
-          <w:tcPr>
-            <w:tcW w:type="dxa" w:w="2880"/>
-          </w:tcPr>
-          <w:p>
-            <w:r>
-              <w:rPr>
-                <w:sz w:val="32"/>
-              </w:rPr>
-              <w:t>78 x 78</w:t>
-              <w:br/>
-              <w:t xml:space="preserve">  7    8</w:t>
+              <w:t xml:space="preserve">  2    1</w:t>
               <w:br/>
               <w:t xml:space="preserve">  ----</w:t>
               <w:br/>
               <w:t>7|    |</w:t>
               <w:br/>
               <w:t>8|    |</w:t>
-            </w:r>
-          </w:p>
-        </w:tc>
-        <w:tc>
-          <w:tcPr>
-            <w:tcW w:type="dxa" w:w="2880"/>
-          </w:tcPr>
-          <w:p>
-            <w:r>
-              <w:rPr>
-                <w:sz w:val="32"/>
-              </w:rPr>
-              <w:t>99 x 81</w:t>
-              <w:br/>
-              <w:t xml:space="preserve">  8    1</w:t>
-              <w:br/>
-              <w:t xml:space="preserve">  ----</w:t>
-              <w:br/>
-              <w:t>9|    |</w:t>
-              <w:br/>
-              <w:t>9|    |</w:t>
-            </w:r>
-          </w:p>
-        </w:tc>
-        <w:tc>
-          <w:tcPr>
-            <w:tcW w:type="dxa" w:w="2880"/>
-          </w:tcPr>
-          <w:p>
-            <w:r>
-              <w:rPr>
-                <w:sz w:val="32"/>
-              </w:rPr>
-              <w:t>71 x 42</w:t>
-              <w:br/>
-              <w:t xml:space="preserve">  4    2</w:t>
-              <w:br/>
-              <w:t xml:space="preserve">  ----</w:t>
-              <w:br/>
-              <w:t>7|    |</w:t>
-              <w:br/>
-              <w:t>1|    |</w:t>
-            </w:r>
-          </w:p>
-        </w:tc>
-      </w:tr>
-      <w:tr>
-        <w:tc>
-          <w:tcPr>
-            <w:tcW w:type="dxa" w:w="2880"/>
-          </w:tcPr>
-          <w:p>
-            <w:r>
-              <w:rPr>
-                <w:sz w:val="32"/>
-              </w:rPr>
-              <w:t>57 x 52</w:t>
-              <w:br/>
-              <w:t xml:space="preserve">  5    2</w:t>
-              <w:br/>
-              <w:t xml:space="preserve">  ----</w:t>
-              <w:br/>
-              <w:t>5|    |</w:t>
-              <w:br/>
-              <w:t>7|    |</w:t>
-            </w:r>
-          </w:p>
-        </w:tc>
-        <w:tc>
-          <w:tcPr>
-            <w:tcW w:type="dxa" w:w="2880"/>
-          </w:tcPr>
-          <w:p>
-            <w:r>
-              <w:rPr>
-                <w:sz w:val="32"/>
-              </w:rPr>
-              <w:t>77 x 34</w:t>
-              <w:br/>
-              <w:t xml:space="preserve">  3    4</w:t>
-              <w:br/>
-              <w:t xml:space="preserve">  ----</w:t>
-              <w:br/>
-              <w:t>7|    |</w:t>
-              <w:br/>
-              <w:t>7|    |</w:t>
-            </w:r>
-          </w:p>
-        </w:tc>
-        <w:tc>
-          <w:tcPr>
-            <w:tcW w:type="dxa" w:w="2880"/>
-          </w:tcPr>
-          <w:p>
-            <w:r>
-              <w:rPr>
-                <w:sz w:val="32"/>
-              </w:rPr>
-              <w:t>24 x 47</w:t>
-              <w:br/>
-              <w:t xml:space="preserve">  4    7</w:t>
-              <w:br/>
-              <w:t xml:space="preserve">  ----</w:t>
-              <w:br/>
-              <w:t>2|    |</w:t>
-              <w:br/>
-              <w:t>4|    |</w:t>
             </w:r>
           </w:p>
         </w:tc>

--- a/lattice_multiplication_exercises.docx
+++ b/lattice_multiplication_exercises.docx
@@ -22,34 +22,13 @@
               <w:rPr>
                 <w:sz w:val="32"/>
               </w:rPr>
-              <w:t>30 x 24</w:t>
+              <w:t>56 x 54</w:t>
               <w:br/>
-              <w:t xml:space="preserve">  2    4</w:t>
+              <w:t xml:space="preserve">  5    4</w:t>
               <w:br/>
               <w:t xml:space="preserve">  ----</w:t>
               <w:br/>
-              <w:t>3|    |</w:t>
-              <w:br/>
-              <w:t>0|    |</w:t>
-            </w:r>
-          </w:p>
-        </w:tc>
-        <w:tc>
-          <w:tcPr>
-            <w:tcW w:type="dxa" w:w="2880"/>
-          </w:tcPr>
-          <w:p>
-            <w:r>
-              <w:rPr>
-                <w:sz w:val="32"/>
-              </w:rPr>
-              <w:t>16 x 21</w:t>
-              <w:br/>
-              <w:t xml:space="preserve">  2    1</w:t>
-              <w:br/>
-              <w:t xml:space="preserve">  ----</w:t>
-              <w:br/>
-              <w:t>1|    |</w:t>
+              <w:t>5|    |</w:t>
               <w:br/>
               <w:t>6|    |</w:t>
             </w:r>
@@ -64,15 +43,36 @@
               <w:rPr>
                 <w:sz w:val="32"/>
               </w:rPr>
-              <w:t>11 x 63</w:t>
+              <w:t>96 x 66</w:t>
               <w:br/>
-              <w:t xml:space="preserve">  6    3</w:t>
+              <w:t xml:space="preserve">  6    6</w:t>
               <w:br/>
               <w:t xml:space="preserve">  ----</w:t>
               <w:br/>
-              <w:t>1|    |</w:t>
+              <w:t>9|    |</w:t>
               <w:br/>
-              <w:t>1|    |</w:t>
+              <w:t>6|    |</w:t>
+            </w:r>
+          </w:p>
+        </w:tc>
+        <w:tc>
+          <w:tcPr>
+            <w:tcW w:type="dxa" w:w="2880"/>
+          </w:tcPr>
+          <w:p>
+            <w:r>
+              <w:rPr>
+                <w:sz w:val="32"/>
+              </w:rPr>
+              <w:t>38 x 75</w:t>
+              <w:br/>
+              <w:t xml:space="preserve">  7    5</w:t>
+              <w:br/>
+              <w:t xml:space="preserve">  ----</w:t>
+              <w:br/>
+              <w:t>3|    |</w:t>
+              <w:br/>
+              <w:t>8|    |</w:t>
             </w:r>
           </w:p>
         </w:tc>
@@ -87,30 +87,9 @@
               <w:rPr>
                 <w:sz w:val="32"/>
               </w:rPr>
-              <w:t>12 x 30</w:t>
+              <w:t>48 x 39</w:t>
               <w:br/>
-              <w:t xml:space="preserve">  3    0</w:t>
-              <w:br/>
-              <w:t xml:space="preserve">  ----</w:t>
-              <w:br/>
-              <w:t>1|    |</w:t>
-              <w:br/>
-              <w:t>2|    |</w:t>
-            </w:r>
-          </w:p>
-        </w:tc>
-        <w:tc>
-          <w:tcPr>
-            <w:tcW w:type="dxa" w:w="2880"/>
-          </w:tcPr>
-          <w:p>
-            <w:r>
-              <w:rPr>
-                <w:sz w:val="32"/>
-              </w:rPr>
-              <w:t>48 x 90</w:t>
-              <w:br/>
-              <w:t xml:space="preserve">  9    0</w:t>
+              <w:t xml:space="preserve">  3    9</w:t>
               <w:br/>
               <w:t xml:space="preserve">  ----</w:t>
               <w:br/>
@@ -129,15 +108,36 @@
               <w:rPr>
                 <w:sz w:val="32"/>
               </w:rPr>
-              <w:t>91 x 43</w:t>
+              <w:t>17 x 95</w:t>
               <w:br/>
-              <w:t xml:space="preserve">  4    3</w:t>
+              <w:t xml:space="preserve">  9    5</w:t>
+              <w:br/>
+              <w:t xml:space="preserve">  ----</w:t>
+              <w:br/>
+              <w:t>1|    |</w:t>
+              <w:br/>
+              <w:t>7|    |</w:t>
+            </w:r>
+          </w:p>
+        </w:tc>
+        <w:tc>
+          <w:tcPr>
+            <w:tcW w:type="dxa" w:w="2880"/>
+          </w:tcPr>
+          <w:p>
+            <w:r>
+              <w:rPr>
+                <w:sz w:val="32"/>
+              </w:rPr>
+              <w:t>93 x 68</w:t>
+              <w:br/>
+              <w:t xml:space="preserve">  6    8</w:t>
               <w:br/>
               <w:t xml:space="preserve">  ----</w:t>
               <w:br/>
               <w:t>9|    |</w:t>
               <w:br/>
-              <w:t>1|    |</w:t>
+              <w:t>3|    |</w:t>
             </w:r>
           </w:p>
         </w:tc>
@@ -152,13 +152,78 @@
               <w:rPr>
                 <w:sz w:val="32"/>
               </w:rPr>
-              <w:t>96 x 45</w:t>
+              <w:t>25 x 93</w:t>
               <w:br/>
-              <w:t xml:space="preserve">  4    5</w:t>
+              <w:t xml:space="preserve">  9    3</w:t>
               <w:br/>
               <w:t xml:space="preserve">  ----</w:t>
               <w:br/>
-              <w:t>9|    |</w:t>
+              <w:t>2|    |</w:t>
+              <w:br/>
+              <w:t>5|    |</w:t>
+            </w:r>
+          </w:p>
+        </w:tc>
+        <w:tc>
+          <w:tcPr>
+            <w:tcW w:type="dxa" w:w="2880"/>
+          </w:tcPr>
+          <w:p>
+            <w:r>
+              <w:rPr>
+                <w:sz w:val="32"/>
+              </w:rPr>
+              <w:t>70 x 88</w:t>
+              <w:br/>
+              <w:t xml:space="preserve">  8    8</w:t>
+              <w:br/>
+              <w:t xml:space="preserve">  ----</w:t>
+              <w:br/>
+              <w:t>7|    |</w:t>
+              <w:br/>
+              <w:t>0|    |</w:t>
+            </w:r>
+          </w:p>
+        </w:tc>
+        <w:tc>
+          <w:tcPr>
+            <w:tcW w:type="dxa" w:w="2880"/>
+          </w:tcPr>
+          <w:p>
+            <w:r>
+              <w:rPr>
+                <w:sz w:val="32"/>
+              </w:rPr>
+              <w:t>46 x 11</w:t>
+              <w:br/>
+              <w:t xml:space="preserve">  1    1</w:t>
+              <w:br/>
+              <w:t xml:space="preserve">  ----</w:t>
+              <w:br/>
+              <w:t>4|    |</w:t>
+              <w:br/>
+              <w:t>6|    |</w:t>
+            </w:r>
+          </w:p>
+        </w:tc>
+      </w:tr>
+      <w:tr>
+        <w:tc>
+          <w:tcPr>
+            <w:tcW w:type="dxa" w:w="2880"/>
+          </w:tcPr>
+          <w:p>
+            <w:r>
+              <w:rPr>
+                <w:sz w:val="32"/>
+              </w:rPr>
+              <w:t>86 x 73</w:t>
+              <w:br/>
+              <w:t xml:space="preserve">  7    3</w:t>
+              <w:br/>
+              <w:t xml:space="preserve">  ----</w:t>
+              <w:br/>
+              <w:t>8|    |</w:t>
               <w:br/>
               <w:t>6|    |</w:t>
             </w:r>
@@ -173,15 +238,15 @@
               <w:rPr>
                 <w:sz w:val="32"/>
               </w:rPr>
-              <w:t>21 x 25</w:t>
+              <w:t>95 x 38</w:t>
               <w:br/>
-              <w:t xml:space="preserve">  2    5</w:t>
+              <w:t xml:space="preserve">  3    8</w:t>
               <w:br/>
               <w:t xml:space="preserve">  ----</w:t>
               <w:br/>
-              <w:t>2|    |</w:t>
+              <w:t>9|    |</w:t>
               <w:br/>
-              <w:t>1|    |</w:t>
+              <w:t>5|    |</w:t>
             </w:r>
           </w:p>
         </w:tc>
@@ -194,15 +259,15 @@
               <w:rPr>
                 <w:sz w:val="32"/>
               </w:rPr>
-              <w:t>15 x 71</w:t>
+              <w:t>28 x 39</w:t>
               <w:br/>
-              <w:t xml:space="preserve">  7    1</w:t>
+              <w:t xml:space="preserve">  3    9</w:t>
               <w:br/>
               <w:t xml:space="preserve">  ----</w:t>
               <w:br/>
-              <w:t>1|    |</w:t>
+              <w:t>2|    |</w:t>
               <w:br/>
-              <w:t>5|    |</w:t>
+              <w:t>8|    |</w:t>
             </w:r>
           </w:p>
         </w:tc>
@@ -217,15 +282,15 @@
               <w:rPr>
                 <w:sz w:val="32"/>
               </w:rPr>
-              <w:t>98 x 93</w:t>
+              <w:t>95 x 26</w:t>
               <w:br/>
-              <w:t xml:space="preserve">  9    3</w:t>
+              <w:t xml:space="preserve">  2    6</w:t>
               <w:br/>
               <w:t xml:space="preserve">  ----</w:t>
               <w:br/>
               <w:t>9|    |</w:t>
               <w:br/>
-              <w:t>8|    |</w:t>
+              <w:t>5|    |</w:t>
             </w:r>
           </w:p>
         </w:tc>
@@ -238,15 +303,15 @@
               <w:rPr>
                 <w:sz w:val="32"/>
               </w:rPr>
-              <w:t>91 x 95</w:t>
+              <w:t>62 x 95</w:t>
               <w:br/>
               <w:t xml:space="preserve">  9    5</w:t>
               <w:br/>
               <w:t xml:space="preserve">  ----</w:t>
               <w:br/>
-              <w:t>9|    |</w:t>
+              <w:t>6|    |</w:t>
               <w:br/>
-              <w:t>1|    |</w:t>
+              <w:t>2|    |</w:t>
             </w:r>
           </w:p>
         </w:tc>
@@ -259,80 +324,15 @@
               <w:rPr>
                 <w:sz w:val="32"/>
               </w:rPr>
-              <w:t>69 x 24</w:t>
+              <w:t>62 x 91</w:t>
               <w:br/>
-              <w:t xml:space="preserve">  2    4</w:t>
+              <w:t xml:space="preserve">  9    1</w:t>
               <w:br/>
               <w:t xml:space="preserve">  ----</w:t>
               <w:br/>
               <w:t>6|    |</w:t>
               <w:br/>
-              <w:t>9|    |</w:t>
-            </w:r>
-          </w:p>
-        </w:tc>
-      </w:tr>
-      <w:tr>
-        <w:tc>
-          <w:tcPr>
-            <w:tcW w:type="dxa" w:w="2880"/>
-          </w:tcPr>
-          <w:p>
-            <w:r>
-              <w:rPr>
-                <w:sz w:val="32"/>
-              </w:rPr>
-              <w:t>50 x 21</w:t>
-              <w:br/>
-              <w:t xml:space="preserve">  2    1</w:t>
-              <w:br/>
-              <w:t xml:space="preserve">  ----</w:t>
-              <w:br/>
-              <w:t>5|    |</w:t>
-              <w:br/>
-              <w:t>0|    |</w:t>
-            </w:r>
-          </w:p>
-        </w:tc>
-        <w:tc>
-          <w:tcPr>
-            <w:tcW w:type="dxa" w:w="2880"/>
-          </w:tcPr>
-          <w:p>
-            <w:r>
-              <w:rPr>
-                <w:sz w:val="32"/>
-              </w:rPr>
-              <w:t>66 x 67</w:t>
-              <w:br/>
-              <w:t xml:space="preserve">  6    7</w:t>
-              <w:br/>
-              <w:t xml:space="preserve">  ----</w:t>
-              <w:br/>
-              <w:t>6|    |</w:t>
-              <w:br/>
-              <w:t>6|    |</w:t>
-            </w:r>
-          </w:p>
-        </w:tc>
-        <w:tc>
-          <w:tcPr>
-            <w:tcW w:type="dxa" w:w="2880"/>
-          </w:tcPr>
-          <w:p>
-            <w:r>
-              <w:rPr>
-                <w:sz w:val="32"/>
-              </w:rPr>
-              <w:t>78 x 21</w:t>
-              <w:br/>
-              <w:t xml:space="preserve">  2    1</w:t>
-              <w:br/>
-              <w:t xml:space="preserve">  ----</w:t>
-              <w:br/>
-              <w:t>7|    |</w:t>
-              <w:br/>
-              <w:t>8|    |</w:t>
+              <w:t>2|    |</w:t>
             </w:r>
           </w:p>
         </w:tc>

--- a/lattice_multiplication_exercises.docx
+++ b/lattice_multiplication_exercises.docx
@@ -22,15 +22,15 @@
               <w:rPr>
                 <w:sz w:val="32"/>
               </w:rPr>
-              <w:t>56 x 54</w:t>
+              <w:t>11 x 39</w:t>
               <w:br/>
-              <w:t xml:space="preserve">  5    4</w:t>
+              <w:t xml:space="preserve">  3    9</w:t>
               <w:br/>
               <w:t xml:space="preserve">  ----</w:t>
               <w:br/>
-              <w:t>5|    |</w:t>
+              <w:t>1|    |</w:t>
               <w:br/>
-              <w:t>6|    |</w:t>
+              <w:t>1|    |</w:t>
             </w:r>
           </w:p>
         </w:tc>
@@ -43,15 +43,15 @@
               <w:rPr>
                 <w:sz w:val="32"/>
               </w:rPr>
-              <w:t>96 x 66</w:t>
+              <w:t>92 x 65</w:t>
               <w:br/>
-              <w:t xml:space="preserve">  6    6</w:t>
+              <w:t xml:space="preserve">  6    5</w:t>
               <w:br/>
               <w:t xml:space="preserve">  ----</w:t>
               <w:br/>
               <w:t>9|    |</w:t>
               <w:br/>
-              <w:t>6|    |</w:t>
+              <w:t>2|    |</w:t>
             </w:r>
           </w:p>
         </w:tc>
@@ -64,13 +64,208 @@
               <w:rPr>
                 <w:sz w:val="32"/>
               </w:rPr>
-              <w:t>38 x 75</w:t>
+              <w:t>37 x 23</w:t>
               <w:br/>
-              <w:t xml:space="preserve">  7    5</w:t>
+              <w:t xml:space="preserve">  2    3</w:t>
               <w:br/>
               <w:t xml:space="preserve">  ----</w:t>
               <w:br/>
               <w:t>3|    |</w:t>
+              <w:br/>
+              <w:t>7|    |</w:t>
+            </w:r>
+          </w:p>
+        </w:tc>
+      </w:tr>
+      <w:tr>
+        <w:tc>
+          <w:tcPr>
+            <w:tcW w:type="dxa" w:w="2880"/>
+          </w:tcPr>
+          <w:p>
+            <w:r>
+              <w:rPr>
+                <w:sz w:val="32"/>
+              </w:rPr>
+              <w:t>94 x 92</w:t>
+              <w:br/>
+              <w:t xml:space="preserve">  9    2</w:t>
+              <w:br/>
+              <w:t xml:space="preserve">  ----</w:t>
+              <w:br/>
+              <w:t>9|    |</w:t>
+              <w:br/>
+              <w:t>4|    |</w:t>
+            </w:r>
+          </w:p>
+        </w:tc>
+        <w:tc>
+          <w:tcPr>
+            <w:tcW w:type="dxa" w:w="2880"/>
+          </w:tcPr>
+          <w:p>
+            <w:r>
+              <w:rPr>
+                <w:sz w:val="32"/>
+              </w:rPr>
+              <w:t>41 x 65</w:t>
+              <w:br/>
+              <w:t xml:space="preserve">  6    5</w:t>
+              <w:br/>
+              <w:t xml:space="preserve">  ----</w:t>
+              <w:br/>
+              <w:t>4|    |</w:t>
+              <w:br/>
+              <w:t>1|    |</w:t>
+            </w:r>
+          </w:p>
+        </w:tc>
+        <w:tc>
+          <w:tcPr>
+            <w:tcW w:type="dxa" w:w="2880"/>
+          </w:tcPr>
+          <w:p>
+            <w:r>
+              <w:rPr>
+                <w:sz w:val="32"/>
+              </w:rPr>
+              <w:t>31 x 54</w:t>
+              <w:br/>
+              <w:t xml:space="preserve">  5    4</w:t>
+              <w:br/>
+              <w:t xml:space="preserve">  ----</w:t>
+              <w:br/>
+              <w:t>3|    |</w:t>
+              <w:br/>
+              <w:t>1|    |</w:t>
+            </w:r>
+          </w:p>
+        </w:tc>
+      </w:tr>
+      <w:tr>
+        <w:tc>
+          <w:tcPr>
+            <w:tcW w:type="dxa" w:w="2880"/>
+          </w:tcPr>
+          <w:p>
+            <w:r>
+              <w:rPr>
+                <w:sz w:val="32"/>
+              </w:rPr>
+              <w:t>84 x 26</w:t>
+              <w:br/>
+              <w:t xml:space="preserve">  2    6</w:t>
+              <w:br/>
+              <w:t xml:space="preserve">  ----</w:t>
+              <w:br/>
+              <w:t>8|    |</w:t>
+              <w:br/>
+              <w:t>4|    |</w:t>
+            </w:r>
+          </w:p>
+        </w:tc>
+        <w:tc>
+          <w:tcPr>
+            <w:tcW w:type="dxa" w:w="2880"/>
+          </w:tcPr>
+          <w:p>
+            <w:r>
+              <w:rPr>
+                <w:sz w:val="32"/>
+              </w:rPr>
+              <w:t>21 x 28</w:t>
+              <w:br/>
+              <w:t xml:space="preserve">  2    8</w:t>
+              <w:br/>
+              <w:t xml:space="preserve">  ----</w:t>
+              <w:br/>
+              <w:t>2|    |</w:t>
+              <w:br/>
+              <w:t>1|    |</w:t>
+            </w:r>
+          </w:p>
+        </w:tc>
+        <w:tc>
+          <w:tcPr>
+            <w:tcW w:type="dxa" w:w="2880"/>
+          </w:tcPr>
+          <w:p>
+            <w:r>
+              <w:rPr>
+                <w:sz w:val="32"/>
+              </w:rPr>
+              <w:t>26 x 48</w:t>
+              <w:br/>
+              <w:t xml:space="preserve">  4    8</w:t>
+              <w:br/>
+              <w:t xml:space="preserve">  ----</w:t>
+              <w:br/>
+              <w:t>2|    |</w:t>
+              <w:br/>
+              <w:t>6|    |</w:t>
+            </w:r>
+          </w:p>
+        </w:tc>
+      </w:tr>
+      <w:tr>
+        <w:tc>
+          <w:tcPr>
+            <w:tcW w:type="dxa" w:w="2880"/>
+          </w:tcPr>
+          <w:p>
+            <w:r>
+              <w:rPr>
+                <w:sz w:val="32"/>
+              </w:rPr>
+              <w:t>73 x 49</w:t>
+              <w:br/>
+              <w:t xml:space="preserve">  4    9</w:t>
+              <w:br/>
+              <w:t xml:space="preserve">  ----</w:t>
+              <w:br/>
+              <w:t>7|    |</w:t>
+              <w:br/>
+              <w:t>3|    |</w:t>
+            </w:r>
+          </w:p>
+        </w:tc>
+        <w:tc>
+          <w:tcPr>
+            <w:tcW w:type="dxa" w:w="2880"/>
+          </w:tcPr>
+          <w:p>
+            <w:r>
+              <w:rPr>
+                <w:sz w:val="32"/>
+              </w:rPr>
+              <w:t>87 x 27</w:t>
+              <w:br/>
+              <w:t xml:space="preserve">  2    7</w:t>
+              <w:br/>
+              <w:t xml:space="preserve">  ----</w:t>
+              <w:br/>
+              <w:t>8|    |</w:t>
+              <w:br/>
+              <w:t>7|    |</w:t>
+            </w:r>
+          </w:p>
+        </w:tc>
+        <w:tc>
+          <w:tcPr>
+            <w:tcW w:type="dxa" w:w="2880"/>
+          </w:tcPr>
+          <w:p>
+            <w:r>
+              <w:rPr>
+                <w:sz w:val="32"/>
+              </w:rPr>
+              <w:t>68 x 59</w:t>
+              <w:br/>
+              <w:t xml:space="preserve">  5    9</w:t>
+              <w:br/>
+              <w:t xml:space="preserve">  ----</w:t>
+              <w:br/>
+              <w:t>6|    |</w:t>
               <w:br/>
               <w:t>8|    |</w:t>
             </w:r>
@@ -87,15 +282,15 @@
               <w:rPr>
                 <w:sz w:val="32"/>
               </w:rPr>
-              <w:t>48 x 39</w:t>
+              <w:t>93 x 32</w:t>
               <w:br/>
-              <w:t xml:space="preserve">  3    9</w:t>
+              <w:t xml:space="preserve">  3    2</w:t>
               <w:br/>
               <w:t xml:space="preserve">  ----</w:t>
               <w:br/>
-              <w:t>4|    |</w:t>
+              <w:t>9|    |</w:t>
               <w:br/>
-              <w:t>8|    |</w:t>
+              <w:t>3|    |</w:t>
             </w:r>
           </w:p>
         </w:tc>
@@ -108,13 +303,13 @@
               <w:rPr>
                 <w:sz w:val="32"/>
               </w:rPr>
-              <w:t>17 x 95</w:t>
+              <w:t>27 x 24</w:t>
               <w:br/>
-              <w:t xml:space="preserve">  9    5</w:t>
+              <w:t xml:space="preserve">  2    4</w:t>
               <w:br/>
               <w:t xml:space="preserve">  ----</w:t>
               <w:br/>
-              <w:t>1|    |</w:t>
+              <w:t>2|    |</w:t>
               <w:br/>
               <w:t>7|    |</w:t>
             </w:r>
@@ -129,210 +324,15 @@
               <w:rPr>
                 <w:sz w:val="32"/>
               </w:rPr>
-              <w:t>93 x 68</w:t>
+              <w:t>68 x 54</w:t>
               <w:br/>
-              <w:t xml:space="preserve">  6    8</w:t>
-              <w:br/>
-              <w:t xml:space="preserve">  ----</w:t>
-              <w:br/>
-              <w:t>9|    |</w:t>
-              <w:br/>
-              <w:t>3|    |</w:t>
-            </w:r>
-          </w:p>
-        </w:tc>
-      </w:tr>
-      <w:tr>
-        <w:tc>
-          <w:tcPr>
-            <w:tcW w:type="dxa" w:w="2880"/>
-          </w:tcPr>
-          <w:p>
-            <w:r>
-              <w:rPr>
-                <w:sz w:val="32"/>
-              </w:rPr>
-              <w:t>25 x 93</w:t>
-              <w:br/>
-              <w:t xml:space="preserve">  9    3</w:t>
-              <w:br/>
-              <w:t xml:space="preserve">  ----</w:t>
-              <w:br/>
-              <w:t>2|    |</w:t>
-              <w:br/>
-              <w:t>5|    |</w:t>
-            </w:r>
-          </w:p>
-        </w:tc>
-        <w:tc>
-          <w:tcPr>
-            <w:tcW w:type="dxa" w:w="2880"/>
-          </w:tcPr>
-          <w:p>
-            <w:r>
-              <w:rPr>
-                <w:sz w:val="32"/>
-              </w:rPr>
-              <w:t>70 x 88</w:t>
-              <w:br/>
-              <w:t xml:space="preserve">  8    8</w:t>
-              <w:br/>
-              <w:t xml:space="preserve">  ----</w:t>
-              <w:br/>
-              <w:t>7|    |</w:t>
-              <w:br/>
-              <w:t>0|    |</w:t>
-            </w:r>
-          </w:p>
-        </w:tc>
-        <w:tc>
-          <w:tcPr>
-            <w:tcW w:type="dxa" w:w="2880"/>
-          </w:tcPr>
-          <w:p>
-            <w:r>
-              <w:rPr>
-                <w:sz w:val="32"/>
-              </w:rPr>
-              <w:t>46 x 11</w:t>
-              <w:br/>
-              <w:t xml:space="preserve">  1    1</w:t>
-              <w:br/>
-              <w:t xml:space="preserve">  ----</w:t>
-              <w:br/>
-              <w:t>4|    |</w:t>
-              <w:br/>
-              <w:t>6|    |</w:t>
-            </w:r>
-          </w:p>
-        </w:tc>
-      </w:tr>
-      <w:tr>
-        <w:tc>
-          <w:tcPr>
-            <w:tcW w:type="dxa" w:w="2880"/>
-          </w:tcPr>
-          <w:p>
-            <w:r>
-              <w:rPr>
-                <w:sz w:val="32"/>
-              </w:rPr>
-              <w:t>86 x 73</w:t>
-              <w:br/>
-              <w:t xml:space="preserve">  7    3</w:t>
-              <w:br/>
-              <w:t xml:space="preserve">  ----</w:t>
-              <w:br/>
-              <w:t>8|    |</w:t>
-              <w:br/>
-              <w:t>6|    |</w:t>
-            </w:r>
-          </w:p>
-        </w:tc>
-        <w:tc>
-          <w:tcPr>
-            <w:tcW w:type="dxa" w:w="2880"/>
-          </w:tcPr>
-          <w:p>
-            <w:r>
-              <w:rPr>
-                <w:sz w:val="32"/>
-              </w:rPr>
-              <w:t>95 x 38</w:t>
-              <w:br/>
-              <w:t xml:space="preserve">  3    8</w:t>
-              <w:br/>
-              <w:t xml:space="preserve">  ----</w:t>
-              <w:br/>
-              <w:t>9|    |</w:t>
-              <w:br/>
-              <w:t>5|    |</w:t>
-            </w:r>
-          </w:p>
-        </w:tc>
-        <w:tc>
-          <w:tcPr>
-            <w:tcW w:type="dxa" w:w="2880"/>
-          </w:tcPr>
-          <w:p>
-            <w:r>
-              <w:rPr>
-                <w:sz w:val="32"/>
-              </w:rPr>
-              <w:t>28 x 39</w:t>
-              <w:br/>
-              <w:t xml:space="preserve">  3    9</w:t>
-              <w:br/>
-              <w:t xml:space="preserve">  ----</w:t>
-              <w:br/>
-              <w:t>2|    |</w:t>
-              <w:br/>
-              <w:t>8|    |</w:t>
-            </w:r>
-          </w:p>
-        </w:tc>
-      </w:tr>
-      <w:tr>
-        <w:tc>
-          <w:tcPr>
-            <w:tcW w:type="dxa" w:w="2880"/>
-          </w:tcPr>
-          <w:p>
-            <w:r>
-              <w:rPr>
-                <w:sz w:val="32"/>
-              </w:rPr>
-              <w:t>95 x 26</w:t>
-              <w:br/>
-              <w:t xml:space="preserve">  2    6</w:t>
-              <w:br/>
-              <w:t xml:space="preserve">  ----</w:t>
-              <w:br/>
-              <w:t>9|    |</w:t>
-              <w:br/>
-              <w:t>5|    |</w:t>
-            </w:r>
-          </w:p>
-        </w:tc>
-        <w:tc>
-          <w:tcPr>
-            <w:tcW w:type="dxa" w:w="2880"/>
-          </w:tcPr>
-          <w:p>
-            <w:r>
-              <w:rPr>
-                <w:sz w:val="32"/>
-              </w:rPr>
-              <w:t>62 x 95</w:t>
-              <w:br/>
-              <w:t xml:space="preserve">  9    5</w:t>
+              <w:t xml:space="preserve">  5    4</w:t>
               <w:br/>
               <w:t xml:space="preserve">  ----</w:t>
               <w:br/>
               <w:t>6|    |</w:t>
               <w:br/>
-              <w:t>2|    |</w:t>
-            </w:r>
-          </w:p>
-        </w:tc>
-        <w:tc>
-          <w:tcPr>
-            <w:tcW w:type="dxa" w:w="2880"/>
-          </w:tcPr>
-          <w:p>
-            <w:r>
-              <w:rPr>
-                <w:sz w:val="32"/>
-              </w:rPr>
-              <w:t>62 x 91</w:t>
-              <w:br/>
-              <w:t xml:space="preserve">  9    1</w:t>
-              <w:br/>
-              <w:t xml:space="preserve">  ----</w:t>
-              <w:br/>
-              <w:t>6|    |</w:t>
-              <w:br/>
-              <w:t>2|    |</w:t>
+              <w:t>8|    |</w:t>
             </w:r>
           </w:p>
         </w:tc>

--- a/lattice_multiplication_exercises.docx
+++ b/lattice_multiplication_exercises.docx
@@ -22,15 +22,15 @@
               <w:rPr>
                 <w:sz w:val="32"/>
               </w:rPr>
-              <w:t>11 x 39</w:t>
+              <w:t>23 x 58</w:t>
               <w:br/>
-              <w:t xml:space="preserve">  3    9</w:t>
+              <w:t xml:space="preserve">  5    8</w:t>
               <w:br/>
               <w:t xml:space="preserve">  ----</w:t>
               <w:br/>
-              <w:t>1|    |</w:t>
+              <w:t>2|    |</w:t>
               <w:br/>
-              <w:t>1|    |</w:t>
+              <w:t>3|    |</w:t>
             </w:r>
           </w:p>
         </w:tc>
@@ -43,15 +43,15 @@
               <w:rPr>
                 <w:sz w:val="32"/>
               </w:rPr>
-              <w:t>92 x 65</w:t>
+              <w:t>25 x 59</w:t>
               <w:br/>
-              <w:t xml:space="preserve">  6    5</w:t>
+              <w:t xml:space="preserve">  5    9</w:t>
               <w:br/>
               <w:t xml:space="preserve">  ----</w:t>
               <w:br/>
-              <w:t>9|    |</w:t>
+              <w:t>2|    |</w:t>
               <w:br/>
-              <w:t>2|    |</w:t>
+              <w:t>5|    |</w:t>
             </w:r>
           </w:p>
         </w:tc>
@@ -64,78 +64,13 @@
               <w:rPr>
                 <w:sz w:val="32"/>
               </w:rPr>
-              <w:t>37 x 23</w:t>
+              <w:t>81 x 52</w:t>
               <w:br/>
-              <w:t xml:space="preserve">  2    3</w:t>
+              <w:t xml:space="preserve">  5    2</w:t>
               <w:br/>
               <w:t xml:space="preserve">  ----</w:t>
               <w:br/>
-              <w:t>3|    |</w:t>
-              <w:br/>
-              <w:t>7|    |</w:t>
-            </w:r>
-          </w:p>
-        </w:tc>
-      </w:tr>
-      <w:tr>
-        <w:tc>
-          <w:tcPr>
-            <w:tcW w:type="dxa" w:w="2880"/>
-          </w:tcPr>
-          <w:p>
-            <w:r>
-              <w:rPr>
-                <w:sz w:val="32"/>
-              </w:rPr>
-              <w:t>94 x 92</w:t>
-              <w:br/>
-              <w:t xml:space="preserve">  9    2</w:t>
-              <w:br/>
-              <w:t xml:space="preserve">  ----</w:t>
-              <w:br/>
-              <w:t>9|    |</w:t>
-              <w:br/>
-              <w:t>4|    |</w:t>
-            </w:r>
-          </w:p>
-        </w:tc>
-        <w:tc>
-          <w:tcPr>
-            <w:tcW w:type="dxa" w:w="2880"/>
-          </w:tcPr>
-          <w:p>
-            <w:r>
-              <w:rPr>
-                <w:sz w:val="32"/>
-              </w:rPr>
-              <w:t>41 x 65</w:t>
-              <w:br/>
-              <w:t xml:space="preserve">  6    5</w:t>
-              <w:br/>
-              <w:t xml:space="preserve">  ----</w:t>
-              <w:br/>
-              <w:t>4|    |</w:t>
-              <w:br/>
-              <w:t>1|    |</w:t>
-            </w:r>
-          </w:p>
-        </w:tc>
-        <w:tc>
-          <w:tcPr>
-            <w:tcW w:type="dxa" w:w="2880"/>
-          </w:tcPr>
-          <w:p>
-            <w:r>
-              <w:rPr>
-                <w:sz w:val="32"/>
-              </w:rPr>
-              <w:t>31 x 54</w:t>
-              <w:br/>
-              <w:t xml:space="preserve">  5    4</w:t>
-              <w:br/>
-              <w:t xml:space="preserve">  ----</w:t>
-              <w:br/>
-              <w:t>3|    |</w:t>
+              <w:t>8|    |</w:t>
               <w:br/>
               <w:t>1|    |</w:t>
             </w:r>
@@ -152,13 +87,34 @@
               <w:rPr>
                 <w:sz w:val="32"/>
               </w:rPr>
-              <w:t>84 x 26</w:t>
+              <w:t>85 x 59</w:t>
               <w:br/>
-              <w:t xml:space="preserve">  2    6</w:t>
+              <w:t xml:space="preserve">  5    9</w:t>
               <w:br/>
               <w:t xml:space="preserve">  ----</w:t>
               <w:br/>
               <w:t>8|    |</w:t>
+              <w:br/>
+              <w:t>5|    |</w:t>
+            </w:r>
+          </w:p>
+        </w:tc>
+        <w:tc>
+          <w:tcPr>
+            <w:tcW w:type="dxa" w:w="2880"/>
+          </w:tcPr>
+          <w:p>
+            <w:r>
+              <w:rPr>
+                <w:sz w:val="32"/>
+              </w:rPr>
+              <w:t>14 x 57</w:t>
+              <w:br/>
+              <w:t xml:space="preserve">  5    7</w:t>
+              <w:br/>
+              <w:t xml:space="preserve">  ----</w:t>
+              <w:br/>
+              <w:t>1|    |</w:t>
               <w:br/>
               <w:t>4|    |</w:t>
             </w:r>
@@ -173,36 +129,15 @@
               <w:rPr>
                 <w:sz w:val="32"/>
               </w:rPr>
-              <w:t>21 x 28</w:t>
+              <w:t>25 x 29</w:t>
               <w:br/>
-              <w:t xml:space="preserve">  2    8</w:t>
+              <w:t xml:space="preserve">  2    9</w:t>
               <w:br/>
               <w:t xml:space="preserve">  ----</w:t>
               <w:br/>
               <w:t>2|    |</w:t>
               <w:br/>
-              <w:t>1|    |</w:t>
-            </w:r>
-          </w:p>
-        </w:tc>
-        <w:tc>
-          <w:tcPr>
-            <w:tcW w:type="dxa" w:w="2880"/>
-          </w:tcPr>
-          <w:p>
-            <w:r>
-              <w:rPr>
-                <w:sz w:val="32"/>
-              </w:rPr>
-              <w:t>26 x 48</w:t>
-              <w:br/>
-              <w:t xml:space="preserve">  4    8</w:t>
-              <w:br/>
-              <w:t xml:space="preserve">  ----</w:t>
-              <w:br/>
-              <w:t>2|    |</w:t>
-              <w:br/>
-              <w:t>6|    |</w:t>
+              <w:t>5|    |</w:t>
             </w:r>
           </w:p>
         </w:tc>
@@ -217,15 +152,15 @@
               <w:rPr>
                 <w:sz w:val="32"/>
               </w:rPr>
-              <w:t>73 x 49</w:t>
+              <w:t>95 x 25</w:t>
               <w:br/>
-              <w:t xml:space="preserve">  4    9</w:t>
+              <w:t xml:space="preserve">  2    5</w:t>
               <w:br/>
               <w:t xml:space="preserve">  ----</w:t>
               <w:br/>
-              <w:t>7|    |</w:t>
+              <w:t>9|    |</w:t>
               <w:br/>
-              <w:t>3|    |</w:t>
+              <w:t>5|    |</w:t>
             </w:r>
           </w:p>
         </w:tc>
@@ -238,15 +173,15 @@
               <w:rPr>
                 <w:sz w:val="32"/>
               </w:rPr>
-              <w:t>87 x 27</w:t>
+              <w:t>40 x 78</w:t>
               <w:br/>
-              <w:t xml:space="preserve">  2    7</w:t>
+              <w:t xml:space="preserve">  7    8</w:t>
               <w:br/>
               <w:t xml:space="preserve">  ----</w:t>
               <w:br/>
-              <w:t>8|    |</w:t>
+              <w:t>4|    |</w:t>
               <w:br/>
-              <w:t>7|    |</w:t>
+              <w:t>0|    |</w:t>
             </w:r>
           </w:p>
         </w:tc>
@@ -259,15 +194,15 @@
               <w:rPr>
                 <w:sz w:val="32"/>
               </w:rPr>
-              <w:t>68 x 59</w:t>
+              <w:t>55 x 93</w:t>
               <w:br/>
-              <w:t xml:space="preserve">  5    9</w:t>
+              <w:t xml:space="preserve">  9    3</w:t>
               <w:br/>
               <w:t xml:space="preserve">  ----</w:t>
               <w:br/>
-              <w:t>6|    |</w:t>
+              <w:t>5|    |</w:t>
               <w:br/>
-              <w:t>8|    |</w:t>
+              <w:t>5|    |</w:t>
             </w:r>
           </w:p>
         </w:tc>
@@ -282,15 +217,15 @@
               <w:rPr>
                 <w:sz w:val="32"/>
               </w:rPr>
-              <w:t>93 x 32</w:t>
+              <w:t>45 x 30</w:t>
               <w:br/>
-              <w:t xml:space="preserve">  3    2</w:t>
+              <w:t xml:space="preserve">  3    0</w:t>
               <w:br/>
               <w:t xml:space="preserve">  ----</w:t>
               <w:br/>
-              <w:t>9|    |</w:t>
+              <w:t>4|    |</w:t>
               <w:br/>
-              <w:t>3|    |</w:t>
+              <w:t>5|    |</w:t>
             </w:r>
           </w:p>
         </w:tc>
@@ -303,15 +238,15 @@
               <w:rPr>
                 <w:sz w:val="32"/>
               </w:rPr>
-              <w:t>27 x 24</w:t>
+              <w:t>75 x 14</w:t>
               <w:br/>
-              <w:t xml:space="preserve">  2    4</w:t>
+              <w:t xml:space="preserve">  1    4</w:t>
               <w:br/>
               <w:t xml:space="preserve">  ----</w:t>
               <w:br/>
-              <w:t>2|    |</w:t>
+              <w:t>7|    |</w:t>
               <w:br/>
-              <w:t>7|    |</w:t>
+              <w:t>5|    |</w:t>
             </w:r>
           </w:p>
         </w:tc>
@@ -324,9 +259,74 @@
               <w:rPr>
                 <w:sz w:val="32"/>
               </w:rPr>
-              <w:t>68 x 54</w:t>
+              <w:t>71 x 33</w:t>
               <w:br/>
-              <w:t xml:space="preserve">  5    4</w:t>
+              <w:t xml:space="preserve">  3    3</w:t>
+              <w:br/>
+              <w:t xml:space="preserve">  ----</w:t>
+              <w:br/>
+              <w:t>7|    |</w:t>
+              <w:br/>
+              <w:t>1|    |</w:t>
+            </w:r>
+          </w:p>
+        </w:tc>
+      </w:tr>
+      <w:tr>
+        <w:tc>
+          <w:tcPr>
+            <w:tcW w:type="dxa" w:w="2880"/>
+          </w:tcPr>
+          <w:p>
+            <w:r>
+              <w:rPr>
+                <w:sz w:val="32"/>
+              </w:rPr>
+              <w:t>20 x 64</w:t>
+              <w:br/>
+              <w:t xml:space="preserve">  6    4</w:t>
+              <w:br/>
+              <w:t xml:space="preserve">  ----</w:t>
+              <w:br/>
+              <w:t>2|    |</w:t>
+              <w:br/>
+              <w:t>0|    |</w:t>
+            </w:r>
+          </w:p>
+        </w:tc>
+        <w:tc>
+          <w:tcPr>
+            <w:tcW w:type="dxa" w:w="2880"/>
+          </w:tcPr>
+          <w:p>
+            <w:r>
+              <w:rPr>
+                <w:sz w:val="32"/>
+              </w:rPr>
+              <w:t>98 x 48</w:t>
+              <w:br/>
+              <w:t xml:space="preserve">  4    8</w:t>
+              <w:br/>
+              <w:t xml:space="preserve">  ----</w:t>
+              <w:br/>
+              <w:t>9|    |</w:t>
+              <w:br/>
+              <w:t>8|    |</w:t>
+            </w:r>
+          </w:p>
+        </w:tc>
+        <w:tc>
+          <w:tcPr>
+            <w:tcW w:type="dxa" w:w="2880"/>
+          </w:tcPr>
+          <w:p>
+            <w:r>
+              <w:rPr>
+                <w:sz w:val="32"/>
+              </w:rPr>
+              <w:t>68 x 13</w:t>
+              <w:br/>
+              <w:t xml:space="preserve">  1    3</w:t>
               <w:br/>
               <w:t xml:space="preserve">  ----</w:t>
               <w:br/>

--- a/lattice_multiplication_exercises.docx
+++ b/lattice_multiplication_exercises.docx
@@ -22,15 +22,15 @@
               <w:rPr>
                 <w:sz w:val="32"/>
               </w:rPr>
-              <w:t>23 x 58</w:t>
+              <w:t>88 x 20</w:t>
               <w:br/>
-              <w:t xml:space="preserve">  5    8</w:t>
+              <w:t xml:space="preserve">  2    0</w:t>
               <w:br/>
               <w:t xml:space="preserve">  ----</w:t>
               <w:br/>
-              <w:t>2|    |</w:t>
+              <w:t>8|    |</w:t>
               <w:br/>
-              <w:t>3|    |</w:t>
+              <w:t>8|    |</w:t>
             </w:r>
           </w:p>
         </w:tc>
@@ -43,15 +43,15 @@
               <w:rPr>
                 <w:sz w:val="32"/>
               </w:rPr>
-              <w:t>25 x 59</w:t>
+              <w:t>70 x 95</w:t>
               <w:br/>
-              <w:t xml:space="preserve">  5    9</w:t>
+              <w:t xml:space="preserve">  9    5</w:t>
               <w:br/>
               <w:t xml:space="preserve">  ----</w:t>
               <w:br/>
-              <w:t>2|    |</w:t>
+              <w:t>7|    |</w:t>
               <w:br/>
-              <w:t>5|    |</w:t>
+              <w:t>0|    |</w:t>
             </w:r>
           </w:p>
         </w:tc>
@@ -64,13 +64,13 @@
               <w:rPr>
                 <w:sz w:val="32"/>
               </w:rPr>
-              <w:t>81 x 52</w:t>
+              <w:t>21 x 31</w:t>
               <w:br/>
-              <w:t xml:space="preserve">  5    2</w:t>
+              <w:t xml:space="preserve">  3    1</w:t>
               <w:br/>
               <w:t xml:space="preserve">  ----</w:t>
               <w:br/>
-              <w:t>8|    |</w:t>
+              <w:t>2|    |</w:t>
               <w:br/>
               <w:t>1|    |</w:t>
             </w:r>
@@ -87,15 +87,15 @@
               <w:rPr>
                 <w:sz w:val="32"/>
               </w:rPr>
-              <w:t>85 x 59</w:t>
+              <w:t>58 x 61</w:t>
               <w:br/>
-              <w:t xml:space="preserve">  5    9</w:t>
+              <w:t xml:space="preserve">  6    1</w:t>
               <w:br/>
               <w:t xml:space="preserve">  ----</w:t>
               <w:br/>
+              <w:t>5|    |</w:t>
+              <w:br/>
               <w:t>8|    |</w:t>
-              <w:br/>
-              <w:t>5|    |</w:t>
             </w:r>
           </w:p>
         </w:tc>
@@ -108,15 +108,15 @@
               <w:rPr>
                 <w:sz w:val="32"/>
               </w:rPr>
-              <w:t>14 x 57</w:t>
+              <w:t>49 x 75</w:t>
               <w:br/>
-              <w:t xml:space="preserve">  5    7</w:t>
+              <w:t xml:space="preserve">  7    5</w:t>
               <w:br/>
               <w:t xml:space="preserve">  ----</w:t>
               <w:br/>
-              <w:t>1|    |</w:t>
+              <w:t>4|    |</w:t>
               <w:br/>
-              <w:t>4|    |</w:t>
+              <w:t>9|    |</w:t>
             </w:r>
           </w:p>
         </w:tc>
@@ -129,15 +129,15 @@
               <w:rPr>
                 <w:sz w:val="32"/>
               </w:rPr>
-              <w:t>25 x 29</w:t>
+              <w:t>84 x 20</w:t>
               <w:br/>
-              <w:t xml:space="preserve">  2    9</w:t>
+              <w:t xml:space="preserve">  2    0</w:t>
               <w:br/>
               <w:t xml:space="preserve">  ----</w:t>
               <w:br/>
-              <w:t>2|    |</w:t>
+              <w:t>8|    |</w:t>
               <w:br/>
-              <w:t>5|    |</w:t>
+              <w:t>4|    |</w:t>
             </w:r>
           </w:p>
         </w:tc>
@@ -152,160 +152,9 @@
               <w:rPr>
                 <w:sz w:val="32"/>
               </w:rPr>
-              <w:t>95 x 25</w:t>
+              <w:t>98 x 90</w:t>
               <w:br/>
-              <w:t xml:space="preserve">  2    5</w:t>
-              <w:br/>
-              <w:t xml:space="preserve">  ----</w:t>
-              <w:br/>
-              <w:t>9|    |</w:t>
-              <w:br/>
-              <w:t>5|    |</w:t>
-            </w:r>
-          </w:p>
-        </w:tc>
-        <w:tc>
-          <w:tcPr>
-            <w:tcW w:type="dxa" w:w="2880"/>
-          </w:tcPr>
-          <w:p>
-            <w:r>
-              <w:rPr>
-                <w:sz w:val="32"/>
-              </w:rPr>
-              <w:t>40 x 78</w:t>
-              <w:br/>
-              <w:t xml:space="preserve">  7    8</w:t>
-              <w:br/>
-              <w:t xml:space="preserve">  ----</w:t>
-              <w:br/>
-              <w:t>4|    |</w:t>
-              <w:br/>
-              <w:t>0|    |</w:t>
-            </w:r>
-          </w:p>
-        </w:tc>
-        <w:tc>
-          <w:tcPr>
-            <w:tcW w:type="dxa" w:w="2880"/>
-          </w:tcPr>
-          <w:p>
-            <w:r>
-              <w:rPr>
-                <w:sz w:val="32"/>
-              </w:rPr>
-              <w:t>55 x 93</w:t>
-              <w:br/>
-              <w:t xml:space="preserve">  9    3</w:t>
-              <w:br/>
-              <w:t xml:space="preserve">  ----</w:t>
-              <w:br/>
-              <w:t>5|    |</w:t>
-              <w:br/>
-              <w:t>5|    |</w:t>
-            </w:r>
-          </w:p>
-        </w:tc>
-      </w:tr>
-      <w:tr>
-        <w:tc>
-          <w:tcPr>
-            <w:tcW w:type="dxa" w:w="2880"/>
-          </w:tcPr>
-          <w:p>
-            <w:r>
-              <w:rPr>
-                <w:sz w:val="32"/>
-              </w:rPr>
-              <w:t>45 x 30</w:t>
-              <w:br/>
-              <w:t xml:space="preserve">  3    0</w:t>
-              <w:br/>
-              <w:t xml:space="preserve">  ----</w:t>
-              <w:br/>
-              <w:t>4|    |</w:t>
-              <w:br/>
-              <w:t>5|    |</w:t>
-            </w:r>
-          </w:p>
-        </w:tc>
-        <w:tc>
-          <w:tcPr>
-            <w:tcW w:type="dxa" w:w="2880"/>
-          </w:tcPr>
-          <w:p>
-            <w:r>
-              <w:rPr>
-                <w:sz w:val="32"/>
-              </w:rPr>
-              <w:t>75 x 14</w:t>
-              <w:br/>
-              <w:t xml:space="preserve">  1    4</w:t>
-              <w:br/>
-              <w:t xml:space="preserve">  ----</w:t>
-              <w:br/>
-              <w:t>7|    |</w:t>
-              <w:br/>
-              <w:t>5|    |</w:t>
-            </w:r>
-          </w:p>
-        </w:tc>
-        <w:tc>
-          <w:tcPr>
-            <w:tcW w:type="dxa" w:w="2880"/>
-          </w:tcPr>
-          <w:p>
-            <w:r>
-              <w:rPr>
-                <w:sz w:val="32"/>
-              </w:rPr>
-              <w:t>71 x 33</w:t>
-              <w:br/>
-              <w:t xml:space="preserve">  3    3</w:t>
-              <w:br/>
-              <w:t xml:space="preserve">  ----</w:t>
-              <w:br/>
-              <w:t>7|    |</w:t>
-              <w:br/>
-              <w:t>1|    |</w:t>
-            </w:r>
-          </w:p>
-        </w:tc>
-      </w:tr>
-      <w:tr>
-        <w:tc>
-          <w:tcPr>
-            <w:tcW w:type="dxa" w:w="2880"/>
-          </w:tcPr>
-          <w:p>
-            <w:r>
-              <w:rPr>
-                <w:sz w:val="32"/>
-              </w:rPr>
-              <w:t>20 x 64</w:t>
-              <w:br/>
-              <w:t xml:space="preserve">  6    4</w:t>
-              <w:br/>
-              <w:t xml:space="preserve">  ----</w:t>
-              <w:br/>
-              <w:t>2|    |</w:t>
-              <w:br/>
-              <w:t>0|    |</w:t>
-            </w:r>
-          </w:p>
-        </w:tc>
-        <w:tc>
-          <w:tcPr>
-            <w:tcW w:type="dxa" w:w="2880"/>
-          </w:tcPr>
-          <w:p>
-            <w:r>
-              <w:rPr>
-                <w:sz w:val="32"/>
-              </w:rPr>
-              <w:t>98 x 48</w:t>
-              <w:br/>
-              <w:t xml:space="preserve">  4    8</w:t>
+              <w:t xml:space="preserve">  9    0</w:t>
               <w:br/>
               <w:t xml:space="preserve">  ----</w:t>
               <w:br/>
@@ -324,15 +173,166 @@
               <w:rPr>
                 <w:sz w:val="32"/>
               </w:rPr>
-              <w:t>68 x 13</w:t>
+              <w:t>71 x 65</w:t>
               <w:br/>
-              <w:t xml:space="preserve">  1    3</w:t>
+              <w:t xml:space="preserve">  6    5</w:t>
+              <w:br/>
+              <w:t xml:space="preserve">  ----</w:t>
+              <w:br/>
+              <w:t>7|    |</w:t>
+              <w:br/>
+              <w:t>1|    |</w:t>
+            </w:r>
+          </w:p>
+        </w:tc>
+        <w:tc>
+          <w:tcPr>
+            <w:tcW w:type="dxa" w:w="2880"/>
+          </w:tcPr>
+          <w:p>
+            <w:r>
+              <w:rPr>
+                <w:sz w:val="32"/>
+              </w:rPr>
+              <w:t>17 x 56</w:t>
+              <w:br/>
+              <w:t xml:space="preserve">  5    6</w:t>
+              <w:br/>
+              <w:t xml:space="preserve">  ----</w:t>
+              <w:br/>
+              <w:t>1|    |</w:t>
+              <w:br/>
+              <w:t>7|    |</w:t>
+            </w:r>
+          </w:p>
+        </w:tc>
+      </w:tr>
+      <w:tr>
+        <w:tc>
+          <w:tcPr>
+            <w:tcW w:type="dxa" w:w="2880"/>
+          </w:tcPr>
+          <w:p>
+            <w:r>
+              <w:rPr>
+                <w:sz w:val="32"/>
+              </w:rPr>
+              <w:t>48 x 31</w:t>
+              <w:br/>
+              <w:t xml:space="preserve">  3    1</w:t>
+              <w:br/>
+              <w:t xml:space="preserve">  ----</w:t>
+              <w:br/>
+              <w:t>4|    |</w:t>
+              <w:br/>
+              <w:t>8|    |</w:t>
+            </w:r>
+          </w:p>
+        </w:tc>
+        <w:tc>
+          <w:tcPr>
+            <w:tcW w:type="dxa" w:w="2880"/>
+          </w:tcPr>
+          <w:p>
+            <w:r>
+              <w:rPr>
+                <w:sz w:val="32"/>
+              </w:rPr>
+              <w:t>74 x 92</w:t>
+              <w:br/>
+              <w:t xml:space="preserve">  9    2</w:t>
+              <w:br/>
+              <w:t xml:space="preserve">  ----</w:t>
+              <w:br/>
+              <w:t>7|    |</w:t>
+              <w:br/>
+              <w:t>4|    |</w:t>
+            </w:r>
+          </w:p>
+        </w:tc>
+        <w:tc>
+          <w:tcPr>
+            <w:tcW w:type="dxa" w:w="2880"/>
+          </w:tcPr>
+          <w:p>
+            <w:r>
+              <w:rPr>
+                <w:sz w:val="32"/>
+              </w:rPr>
+              <w:t>32 x 56</w:t>
+              <w:br/>
+              <w:t xml:space="preserve">  5    6</w:t>
+              <w:br/>
+              <w:t xml:space="preserve">  ----</w:t>
+              <w:br/>
+              <w:t>3|    |</w:t>
+              <w:br/>
+              <w:t>2|    |</w:t>
+            </w:r>
+          </w:p>
+        </w:tc>
+      </w:tr>
+      <w:tr>
+        <w:tc>
+          <w:tcPr>
+            <w:tcW w:type="dxa" w:w="2880"/>
+          </w:tcPr>
+          <w:p>
+            <w:r>
+              <w:rPr>
+                <w:sz w:val="32"/>
+              </w:rPr>
+              <w:t>60 x 96</w:t>
+              <w:br/>
+              <w:t xml:space="preserve">  9    6</w:t>
               <w:br/>
               <w:t xml:space="preserve">  ----</w:t>
               <w:br/>
               <w:t>6|    |</w:t>
               <w:br/>
-              <w:t>8|    |</w:t>
+              <w:t>0|    |</w:t>
+            </w:r>
+          </w:p>
+        </w:tc>
+        <w:tc>
+          <w:tcPr>
+            <w:tcW w:type="dxa" w:w="2880"/>
+          </w:tcPr>
+          <w:p>
+            <w:r>
+              <w:rPr>
+                <w:sz w:val="32"/>
+              </w:rPr>
+              <w:t>96 x 45</w:t>
+              <w:br/>
+              <w:t xml:space="preserve">  4    5</w:t>
+              <w:br/>
+              <w:t xml:space="preserve">  ----</w:t>
+              <w:br/>
+              <w:t>9|    |</w:t>
+              <w:br/>
+              <w:t>6|    |</w:t>
+            </w:r>
+          </w:p>
+        </w:tc>
+        <w:tc>
+          <w:tcPr>
+            <w:tcW w:type="dxa" w:w="2880"/>
+          </w:tcPr>
+          <w:p>
+            <w:r>
+              <w:rPr>
+                <w:sz w:val="32"/>
+              </w:rPr>
+              <w:t>34 x 24</w:t>
+              <w:br/>
+              <w:t xml:space="preserve">  2    4</w:t>
+              <w:br/>
+              <w:t xml:space="preserve">  ----</w:t>
+              <w:br/>
+              <w:t>3|    |</w:t>
+              <w:br/>
+              <w:t>4|    |</w:t>
             </w:r>
           </w:p>
         </w:tc>

--- a/lattice_multiplication_exercises.docx
+++ b/lattice_multiplication_exercises.docx
@@ -22,15 +22,15 @@
               <w:rPr>
                 <w:sz w:val="32"/>
               </w:rPr>
-              <w:t>88 x 20</w:t>
+              <w:t>12 x 56</w:t>
               <w:br/>
-              <w:t xml:space="preserve">  2    0</w:t>
+              <w:t xml:space="preserve">  5    6</w:t>
               <w:br/>
               <w:t xml:space="preserve">  ----</w:t>
               <w:br/>
-              <w:t>8|    |</w:t>
+              <w:t>1|    |</w:t>
               <w:br/>
-              <w:t>8|    |</w:t>
+              <w:t>2|    |</w:t>
             </w:r>
           </w:p>
         </w:tc>
@@ -43,15 +43,15 @@
               <w:rPr>
                 <w:sz w:val="32"/>
               </w:rPr>
-              <w:t>70 x 95</w:t>
+              <w:t>47 x 32</w:t>
               <w:br/>
-              <w:t xml:space="preserve">  9    5</w:t>
+              <w:t xml:space="preserve">  3    2</w:t>
               <w:br/>
               <w:t xml:space="preserve">  ----</w:t>
               <w:br/>
+              <w:t>4|    |</w:t>
+              <w:br/>
               <w:t>7|    |</w:t>
-              <w:br/>
-              <w:t>0|    |</w:t>
             </w:r>
           </w:p>
         </w:tc>
@@ -64,15 +64,15 @@
               <w:rPr>
                 <w:sz w:val="32"/>
               </w:rPr>
-              <w:t>21 x 31</w:t>
+              <w:t>52 x 17</w:t>
               <w:br/>
-              <w:t xml:space="preserve">  3    1</w:t>
+              <w:t xml:space="preserve">  1    7</w:t>
               <w:br/>
               <w:t xml:space="preserve">  ----</w:t>
               <w:br/>
+              <w:t>5|    |</w:t>
+              <w:br/>
               <w:t>2|    |</w:t>
-              <w:br/>
-              <w:t>1|    |</w:t>
             </w:r>
           </w:p>
         </w:tc>
@@ -87,15 +87,15 @@
               <w:rPr>
                 <w:sz w:val="32"/>
               </w:rPr>
-              <w:t>58 x 61</w:t>
+              <w:t>89 x 99</w:t>
               <w:br/>
-              <w:t xml:space="preserve">  6    1</w:t>
+              <w:t xml:space="preserve">  9    9</w:t>
               <w:br/>
               <w:t xml:space="preserve">  ----</w:t>
               <w:br/>
-              <w:t>5|    |</w:t>
+              <w:t>8|    |</w:t>
               <w:br/>
-              <w:t>8|    |</w:t>
+              <w:t>9|    |</w:t>
             </w:r>
           </w:p>
         </w:tc>
@@ -108,9 +108,9 @@
               <w:rPr>
                 <w:sz w:val="32"/>
               </w:rPr>
-              <w:t>49 x 75</w:t>
+              <w:t>49 x 16</w:t>
               <w:br/>
-              <w:t xml:space="preserve">  7    5</w:t>
+              <w:t xml:space="preserve">  1    6</w:t>
               <w:br/>
               <w:t xml:space="preserve">  ----</w:t>
               <w:br/>
@@ -129,15 +129,15 @@
               <w:rPr>
                 <w:sz w:val="32"/>
               </w:rPr>
-              <w:t>84 x 20</w:t>
+              <w:t>93 x 36</w:t>
               <w:br/>
-              <w:t xml:space="preserve">  2    0</w:t>
+              <w:t xml:space="preserve">  3    6</w:t>
               <w:br/>
               <w:t xml:space="preserve">  ----</w:t>
               <w:br/>
-              <w:t>8|    |</w:t>
+              <w:t>9|    |</w:t>
               <w:br/>
-              <w:t>4|    |</w:t>
+              <w:t>3|    |</w:t>
             </w:r>
           </w:p>
         </w:tc>
@@ -152,13 +152,13 @@
               <w:rPr>
                 <w:sz w:val="32"/>
               </w:rPr>
-              <w:t>98 x 90</w:t>
+              <w:t>18 x 23</w:t>
               <w:br/>
-              <w:t xml:space="preserve">  9    0</w:t>
+              <w:t xml:space="preserve">  2    3</w:t>
               <w:br/>
               <w:t xml:space="preserve">  ----</w:t>
               <w:br/>
-              <w:t>9|    |</w:t>
+              <w:t>1|    |</w:t>
               <w:br/>
               <w:t>8|    |</w:t>
             </w:r>
@@ -173,13 +173,13 @@
               <w:rPr>
                 <w:sz w:val="32"/>
               </w:rPr>
-              <w:t>71 x 65</w:t>
+              <w:t>21 x 46</w:t>
               <w:br/>
-              <w:t xml:space="preserve">  6    5</w:t>
+              <w:t xml:space="preserve">  4    6</w:t>
               <w:br/>
               <w:t xml:space="preserve">  ----</w:t>
               <w:br/>
-              <w:t>7|    |</w:t>
+              <w:t>2|    |</w:t>
               <w:br/>
               <w:t>1|    |</w:t>
             </w:r>
@@ -194,15 +194,15 @@
               <w:rPr>
                 <w:sz w:val="32"/>
               </w:rPr>
-              <w:t>17 x 56</w:t>
+              <w:t>50 x 20</w:t>
               <w:br/>
-              <w:t xml:space="preserve">  5    6</w:t>
+              <w:t xml:space="preserve">  2    0</w:t>
               <w:br/>
               <w:t xml:space="preserve">  ----</w:t>
               <w:br/>
-              <w:t>1|    |</w:t>
+              <w:t>5|    |</w:t>
               <w:br/>
-              <w:t>7|    |</w:t>
+              <w:t>0|    |</w:t>
             </w:r>
           </w:p>
         </w:tc>
@@ -217,13 +217,78 @@
               <w:rPr>
                 <w:sz w:val="32"/>
               </w:rPr>
-              <w:t>48 x 31</w:t>
+              <w:t>32 x 82</w:t>
               <w:br/>
-              <w:t xml:space="preserve">  3    1</w:t>
+              <w:t xml:space="preserve">  8    2</w:t>
+              <w:br/>
+              <w:t xml:space="preserve">  ----</w:t>
+              <w:br/>
+              <w:t>3|    |</w:t>
+              <w:br/>
+              <w:t>2|    |</w:t>
+            </w:r>
+          </w:p>
+        </w:tc>
+        <w:tc>
+          <w:tcPr>
+            <w:tcW w:type="dxa" w:w="2880"/>
+          </w:tcPr>
+          <w:p>
+            <w:r>
+              <w:rPr>
+                <w:sz w:val="32"/>
+              </w:rPr>
+              <w:t>42 x 73</w:t>
+              <w:br/>
+              <w:t xml:space="preserve">  7    3</w:t>
               <w:br/>
               <w:t xml:space="preserve">  ----</w:t>
               <w:br/>
               <w:t>4|    |</w:t>
+              <w:br/>
+              <w:t>2|    |</w:t>
+            </w:r>
+          </w:p>
+        </w:tc>
+        <w:tc>
+          <w:tcPr>
+            <w:tcW w:type="dxa" w:w="2880"/>
+          </w:tcPr>
+          <w:p>
+            <w:r>
+              <w:rPr>
+                <w:sz w:val="32"/>
+              </w:rPr>
+              <w:t>20 x 16</w:t>
+              <w:br/>
+              <w:t xml:space="preserve">  1    6</w:t>
+              <w:br/>
+              <w:t xml:space="preserve">  ----</w:t>
+              <w:br/>
+              <w:t>2|    |</w:t>
+              <w:br/>
+              <w:t>0|    |</w:t>
+            </w:r>
+          </w:p>
+        </w:tc>
+      </w:tr>
+      <w:tr>
+        <w:tc>
+          <w:tcPr>
+            <w:tcW w:type="dxa" w:w="2880"/>
+          </w:tcPr>
+          <w:p>
+            <w:r>
+              <w:rPr>
+                <w:sz w:val="32"/>
+              </w:rPr>
+              <w:t>68 x 77</w:t>
+              <w:br/>
+              <w:t xml:space="preserve">  7    7</w:t>
+              <w:br/>
+              <w:t xml:space="preserve">  ----</w:t>
+              <w:br/>
+              <w:t>6|    |</w:t>
               <w:br/>
               <w:t>8|    |</w:t>
             </w:r>
@@ -238,57 +303,13 @@
               <w:rPr>
                 <w:sz w:val="32"/>
               </w:rPr>
-              <w:t>74 x 92</w:t>
+              <w:t>10 x 54</w:t>
               <w:br/>
-              <w:t xml:space="preserve">  9    2</w:t>
+              <w:t xml:space="preserve">  5    4</w:t>
               <w:br/>
               <w:t xml:space="preserve">  ----</w:t>
               <w:br/>
-              <w:t>7|    |</w:t>
-              <w:br/>
-              <w:t>4|    |</w:t>
-            </w:r>
-          </w:p>
-        </w:tc>
-        <w:tc>
-          <w:tcPr>
-            <w:tcW w:type="dxa" w:w="2880"/>
-          </w:tcPr>
-          <w:p>
-            <w:r>
-              <w:rPr>
-                <w:sz w:val="32"/>
-              </w:rPr>
-              <w:t>32 x 56</w:t>
-              <w:br/>
-              <w:t xml:space="preserve">  5    6</w:t>
-              <w:br/>
-              <w:t xml:space="preserve">  ----</w:t>
-              <w:br/>
-              <w:t>3|    |</w:t>
-              <w:br/>
-              <w:t>2|    |</w:t>
-            </w:r>
-          </w:p>
-        </w:tc>
-      </w:tr>
-      <w:tr>
-        <w:tc>
-          <w:tcPr>
-            <w:tcW w:type="dxa" w:w="2880"/>
-          </w:tcPr>
-          <w:p>
-            <w:r>
-              <w:rPr>
-                <w:sz w:val="32"/>
-              </w:rPr>
-              <w:t>60 x 96</w:t>
-              <w:br/>
-              <w:t xml:space="preserve">  9    6</w:t>
-              <w:br/>
-              <w:t xml:space="preserve">  ----</w:t>
-              <w:br/>
-              <w:t>6|    |</w:t>
+              <w:t>1|    |</w:t>
               <w:br/>
               <w:t>0|    |</w:t>
             </w:r>
@@ -303,36 +324,15 @@
               <w:rPr>
                 <w:sz w:val="32"/>
               </w:rPr>
-              <w:t>96 x 45</w:t>
+              <w:t>39 x 38</w:t>
               <w:br/>
-              <w:t xml:space="preserve">  4    5</w:t>
-              <w:br/>
-              <w:t xml:space="preserve">  ----</w:t>
-              <w:br/>
-              <w:t>9|    |</w:t>
-              <w:br/>
-              <w:t>6|    |</w:t>
-            </w:r>
-          </w:p>
-        </w:tc>
-        <w:tc>
-          <w:tcPr>
-            <w:tcW w:type="dxa" w:w="2880"/>
-          </w:tcPr>
-          <w:p>
-            <w:r>
-              <w:rPr>
-                <w:sz w:val="32"/>
-              </w:rPr>
-              <w:t>34 x 24</w:t>
-              <w:br/>
-              <w:t xml:space="preserve">  2    4</w:t>
+              <w:t xml:space="preserve">  3    8</w:t>
               <w:br/>
               <w:t xml:space="preserve">  ----</w:t>
               <w:br/>
               <w:t>3|    |</w:t>
               <w:br/>
-              <w:t>4|    |</w:t>
+              <w:t>9|    |</w:t>
             </w:r>
           </w:p>
         </w:tc>

--- a/lattice_multiplication_exercises.docx
+++ b/lattice_multiplication_exercises.docx
@@ -22,13 +22,13 @@
               <w:rPr>
                 <w:sz w:val="32"/>
               </w:rPr>
-              <w:t>12 x 56</w:t>
+              <w:t>52 x 15</w:t>
               <w:br/>
-              <w:t xml:space="preserve">  5    6</w:t>
+              <w:t xml:space="preserve">  1    5</w:t>
               <w:br/>
               <w:t xml:space="preserve">  ----</w:t>
               <w:br/>
-              <w:t>1|    |</w:t>
+              <w:t>5|    |</w:t>
               <w:br/>
               <w:t>2|    |</w:t>
             </w:r>
@@ -43,15 +43,15 @@
               <w:rPr>
                 <w:sz w:val="32"/>
               </w:rPr>
-              <w:t>47 x 32</w:t>
+              <w:t>83 x 51</w:t>
               <w:br/>
-              <w:t xml:space="preserve">  3    2</w:t>
+              <w:t xml:space="preserve">  5    1</w:t>
               <w:br/>
               <w:t xml:space="preserve">  ----</w:t>
               <w:br/>
-              <w:t>4|    |</w:t>
+              <w:t>8|    |</w:t>
               <w:br/>
-              <w:t>7|    |</w:t>
+              <w:t>3|    |</w:t>
             </w:r>
           </w:p>
         </w:tc>
@@ -64,13 +64,78 @@
               <w:rPr>
                 <w:sz w:val="32"/>
               </w:rPr>
-              <w:t>52 x 17</w:t>
+              <w:t>26 x 92</w:t>
               <w:br/>
-              <w:t xml:space="preserve">  1    7</w:t>
+              <w:t xml:space="preserve">  9    2</w:t>
               <w:br/>
               <w:t xml:space="preserve">  ----</w:t>
               <w:br/>
-              <w:t>5|    |</w:t>
+              <w:t>2|    |</w:t>
+              <w:br/>
+              <w:t>6|    |</w:t>
+            </w:r>
+          </w:p>
+        </w:tc>
+      </w:tr>
+      <w:tr>
+        <w:tc>
+          <w:tcPr>
+            <w:tcW w:type="dxa" w:w="2880"/>
+          </w:tcPr>
+          <w:p>
+            <w:r>
+              <w:rPr>
+                <w:sz w:val="32"/>
+              </w:rPr>
+              <w:t>20 x 53</w:t>
+              <w:br/>
+              <w:t xml:space="preserve">  5    3</w:t>
+              <w:br/>
+              <w:t xml:space="preserve">  ----</w:t>
+              <w:br/>
+              <w:t>2|    |</w:t>
+              <w:br/>
+              <w:t>0|    |</w:t>
+            </w:r>
+          </w:p>
+        </w:tc>
+        <w:tc>
+          <w:tcPr>
+            <w:tcW w:type="dxa" w:w="2880"/>
+          </w:tcPr>
+          <w:p>
+            <w:r>
+              <w:rPr>
+                <w:sz w:val="32"/>
+              </w:rPr>
+              <w:t>21 x 77</w:t>
+              <w:br/>
+              <w:t xml:space="preserve">  7    7</w:t>
+              <w:br/>
+              <w:t xml:space="preserve">  ----</w:t>
+              <w:br/>
+              <w:t>2|    |</w:t>
+              <w:br/>
+              <w:t>1|    |</w:t>
+            </w:r>
+          </w:p>
+        </w:tc>
+        <w:tc>
+          <w:tcPr>
+            <w:tcW w:type="dxa" w:w="2880"/>
+          </w:tcPr>
+          <w:p>
+            <w:r>
+              <w:rPr>
+                <w:sz w:val="32"/>
+              </w:rPr>
+              <w:t>32 x 48</w:t>
+              <w:br/>
+              <w:t xml:space="preserve">  4    8</w:t>
+              <w:br/>
+              <w:t xml:space="preserve">  ----</w:t>
+              <w:br/>
+              <w:t>3|    |</w:t>
               <w:br/>
               <w:t>2|    |</w:t>
             </w:r>
@@ -87,9 +152,139 @@
               <w:rPr>
                 <w:sz w:val="32"/>
               </w:rPr>
-              <w:t>89 x 99</w:t>
+              <w:t>93 x 91</w:t>
               <w:br/>
-              <w:t xml:space="preserve">  9    9</w:t>
+              <w:t xml:space="preserve">  9    1</w:t>
+              <w:br/>
+              <w:t xml:space="preserve">  ----</w:t>
+              <w:br/>
+              <w:t>9|    |</w:t>
+              <w:br/>
+              <w:t>3|    |</w:t>
+            </w:r>
+          </w:p>
+        </w:tc>
+        <w:tc>
+          <w:tcPr>
+            <w:tcW w:type="dxa" w:w="2880"/>
+          </w:tcPr>
+          <w:p>
+            <w:r>
+              <w:rPr>
+                <w:sz w:val="32"/>
+              </w:rPr>
+              <w:t>54 x 20</w:t>
+              <w:br/>
+              <w:t xml:space="preserve">  2    0</w:t>
+              <w:br/>
+              <w:t xml:space="preserve">  ----</w:t>
+              <w:br/>
+              <w:t>5|    |</w:t>
+              <w:br/>
+              <w:t>4|    |</w:t>
+            </w:r>
+          </w:p>
+        </w:tc>
+        <w:tc>
+          <w:tcPr>
+            <w:tcW w:type="dxa" w:w="2880"/>
+          </w:tcPr>
+          <w:p>
+            <w:r>
+              <w:rPr>
+                <w:sz w:val="32"/>
+              </w:rPr>
+              <w:t>70 x 46</w:t>
+              <w:br/>
+              <w:t xml:space="preserve">  4    6</w:t>
+              <w:br/>
+              <w:t xml:space="preserve">  ----</w:t>
+              <w:br/>
+              <w:t>7|    |</w:t>
+              <w:br/>
+              <w:t>0|    |</w:t>
+            </w:r>
+          </w:p>
+        </w:tc>
+      </w:tr>
+      <w:tr>
+        <w:tc>
+          <w:tcPr>
+            <w:tcW w:type="dxa" w:w="2880"/>
+          </w:tcPr>
+          <w:p>
+            <w:r>
+              <w:rPr>
+                <w:sz w:val="32"/>
+              </w:rPr>
+              <w:t>58 x 77</w:t>
+              <w:br/>
+              <w:t xml:space="preserve">  7    7</w:t>
+              <w:br/>
+              <w:t xml:space="preserve">  ----</w:t>
+              <w:br/>
+              <w:t>5|    |</w:t>
+              <w:br/>
+              <w:t>8|    |</w:t>
+            </w:r>
+          </w:p>
+        </w:tc>
+        <w:tc>
+          <w:tcPr>
+            <w:tcW w:type="dxa" w:w="2880"/>
+          </w:tcPr>
+          <w:p>
+            <w:r>
+              <w:rPr>
+                <w:sz w:val="32"/>
+              </w:rPr>
+              <w:t>66 x 49</w:t>
+              <w:br/>
+              <w:t xml:space="preserve">  4    9</w:t>
+              <w:br/>
+              <w:t xml:space="preserve">  ----</w:t>
+              <w:br/>
+              <w:t>6|    |</w:t>
+              <w:br/>
+              <w:t>6|    |</w:t>
+            </w:r>
+          </w:p>
+        </w:tc>
+        <w:tc>
+          <w:tcPr>
+            <w:tcW w:type="dxa" w:w="2880"/>
+          </w:tcPr>
+          <w:p>
+            <w:r>
+              <w:rPr>
+                <w:sz w:val="32"/>
+              </w:rPr>
+              <w:t>19 x 11</w:t>
+              <w:br/>
+              <w:t xml:space="preserve">  1    1</w:t>
+              <w:br/>
+              <w:t xml:space="preserve">  ----</w:t>
+              <w:br/>
+              <w:t>1|    |</w:t>
+              <w:br/>
+              <w:t>9|    |</w:t>
+            </w:r>
+          </w:p>
+        </w:tc>
+      </w:tr>
+      <w:tr>
+        <w:tc>
+          <w:tcPr>
+            <w:tcW w:type="dxa" w:w="2880"/>
+          </w:tcPr>
+          <w:p>
+            <w:r>
+              <w:rPr>
+                <w:sz w:val="32"/>
+              </w:rPr>
+              <w:t>89 x 37</w:t>
+              <w:br/>
+              <w:t xml:space="preserve">  3    7</w:t>
               <w:br/>
               <w:t xml:space="preserve">  ----</w:t>
               <w:br/>
@@ -108,15 +303,15 @@
               <w:rPr>
                 <w:sz w:val="32"/>
               </w:rPr>
-              <w:t>49 x 16</w:t>
+              <w:t>75 x 30</w:t>
               <w:br/>
-              <w:t xml:space="preserve">  1    6</w:t>
+              <w:t xml:space="preserve">  3    0</w:t>
               <w:br/>
               <w:t xml:space="preserve">  ----</w:t>
               <w:br/>
-              <w:t>4|    |</w:t>
+              <w:t>7|    |</w:t>
               <w:br/>
-              <w:t>9|    |</w:t>
+              <w:t>5|    |</w:t>
             </w:r>
           </w:p>
         </w:tc>
@@ -129,210 +324,15 @@
               <w:rPr>
                 <w:sz w:val="32"/>
               </w:rPr>
-              <w:t>93 x 36</w:t>
+              <w:t>26 x 69</w:t>
               <w:br/>
-              <w:t xml:space="preserve">  3    6</w:t>
-              <w:br/>
-              <w:t xml:space="preserve">  ----</w:t>
-              <w:br/>
-              <w:t>9|    |</w:t>
-              <w:br/>
-              <w:t>3|    |</w:t>
-            </w:r>
-          </w:p>
-        </w:tc>
-      </w:tr>
-      <w:tr>
-        <w:tc>
-          <w:tcPr>
-            <w:tcW w:type="dxa" w:w="2880"/>
-          </w:tcPr>
-          <w:p>
-            <w:r>
-              <w:rPr>
-                <w:sz w:val="32"/>
-              </w:rPr>
-              <w:t>18 x 23</w:t>
-              <w:br/>
-              <w:t xml:space="preserve">  2    3</w:t>
-              <w:br/>
-              <w:t xml:space="preserve">  ----</w:t>
-              <w:br/>
-              <w:t>1|    |</w:t>
-              <w:br/>
-              <w:t>8|    |</w:t>
-            </w:r>
-          </w:p>
-        </w:tc>
-        <w:tc>
-          <w:tcPr>
-            <w:tcW w:type="dxa" w:w="2880"/>
-          </w:tcPr>
-          <w:p>
-            <w:r>
-              <w:rPr>
-                <w:sz w:val="32"/>
-              </w:rPr>
-              <w:t>21 x 46</w:t>
-              <w:br/>
-              <w:t xml:space="preserve">  4    6</w:t>
+              <w:t xml:space="preserve">  6    9</w:t>
               <w:br/>
               <w:t xml:space="preserve">  ----</w:t>
               <w:br/>
               <w:t>2|    |</w:t>
               <w:br/>
-              <w:t>1|    |</w:t>
-            </w:r>
-          </w:p>
-        </w:tc>
-        <w:tc>
-          <w:tcPr>
-            <w:tcW w:type="dxa" w:w="2880"/>
-          </w:tcPr>
-          <w:p>
-            <w:r>
-              <w:rPr>
-                <w:sz w:val="32"/>
-              </w:rPr>
-              <w:t>50 x 20</w:t>
-              <w:br/>
-              <w:t xml:space="preserve">  2    0</w:t>
-              <w:br/>
-              <w:t xml:space="preserve">  ----</w:t>
-              <w:br/>
-              <w:t>5|    |</w:t>
-              <w:br/>
-              <w:t>0|    |</w:t>
-            </w:r>
-          </w:p>
-        </w:tc>
-      </w:tr>
-      <w:tr>
-        <w:tc>
-          <w:tcPr>
-            <w:tcW w:type="dxa" w:w="2880"/>
-          </w:tcPr>
-          <w:p>
-            <w:r>
-              <w:rPr>
-                <w:sz w:val="32"/>
-              </w:rPr>
-              <w:t>32 x 82</w:t>
-              <w:br/>
-              <w:t xml:space="preserve">  8    2</w:t>
-              <w:br/>
-              <w:t xml:space="preserve">  ----</w:t>
-              <w:br/>
-              <w:t>3|    |</w:t>
-              <w:br/>
-              <w:t>2|    |</w:t>
-            </w:r>
-          </w:p>
-        </w:tc>
-        <w:tc>
-          <w:tcPr>
-            <w:tcW w:type="dxa" w:w="2880"/>
-          </w:tcPr>
-          <w:p>
-            <w:r>
-              <w:rPr>
-                <w:sz w:val="32"/>
-              </w:rPr>
-              <w:t>42 x 73</w:t>
-              <w:br/>
-              <w:t xml:space="preserve">  7    3</w:t>
-              <w:br/>
-              <w:t xml:space="preserve">  ----</w:t>
-              <w:br/>
-              <w:t>4|    |</w:t>
-              <w:br/>
-              <w:t>2|    |</w:t>
-            </w:r>
-          </w:p>
-        </w:tc>
-        <w:tc>
-          <w:tcPr>
-            <w:tcW w:type="dxa" w:w="2880"/>
-          </w:tcPr>
-          <w:p>
-            <w:r>
-              <w:rPr>
-                <w:sz w:val="32"/>
-              </w:rPr>
-              <w:t>20 x 16</w:t>
-              <w:br/>
-              <w:t xml:space="preserve">  1    6</w:t>
-              <w:br/>
-              <w:t xml:space="preserve">  ----</w:t>
-              <w:br/>
-              <w:t>2|    |</w:t>
-              <w:br/>
-              <w:t>0|    |</w:t>
-            </w:r>
-          </w:p>
-        </w:tc>
-      </w:tr>
-      <w:tr>
-        <w:tc>
-          <w:tcPr>
-            <w:tcW w:type="dxa" w:w="2880"/>
-          </w:tcPr>
-          <w:p>
-            <w:r>
-              <w:rPr>
-                <w:sz w:val="32"/>
-              </w:rPr>
-              <w:t>68 x 77</w:t>
-              <w:br/>
-              <w:t xml:space="preserve">  7    7</w:t>
-              <w:br/>
-              <w:t xml:space="preserve">  ----</w:t>
-              <w:br/>
               <w:t>6|    |</w:t>
-              <w:br/>
-              <w:t>8|    |</w:t>
-            </w:r>
-          </w:p>
-        </w:tc>
-        <w:tc>
-          <w:tcPr>
-            <w:tcW w:type="dxa" w:w="2880"/>
-          </w:tcPr>
-          <w:p>
-            <w:r>
-              <w:rPr>
-                <w:sz w:val="32"/>
-              </w:rPr>
-              <w:t>10 x 54</w:t>
-              <w:br/>
-              <w:t xml:space="preserve">  5    4</w:t>
-              <w:br/>
-              <w:t xml:space="preserve">  ----</w:t>
-              <w:br/>
-              <w:t>1|    |</w:t>
-              <w:br/>
-              <w:t>0|    |</w:t>
-            </w:r>
-          </w:p>
-        </w:tc>
-        <w:tc>
-          <w:tcPr>
-            <w:tcW w:type="dxa" w:w="2880"/>
-          </w:tcPr>
-          <w:p>
-            <w:r>
-              <w:rPr>
-                <w:sz w:val="32"/>
-              </w:rPr>
-              <w:t>39 x 38</w:t>
-              <w:br/>
-              <w:t xml:space="preserve">  3    8</w:t>
-              <w:br/>
-              <w:t xml:space="preserve">  ----</w:t>
-              <w:br/>
-              <w:t>3|    |</w:t>
-              <w:br/>
-              <w:t>9|    |</w:t>
             </w:r>
           </w:p>
         </w:tc>

--- a/lattice_multiplication_exercises.docx
+++ b/lattice_multiplication_exercises.docx
@@ -22,9 +22,269 @@
               <w:rPr>
                 <w:sz w:val="32"/>
               </w:rPr>
-              <w:t>52 x 15</w:t>
+              <w:t>94 x 24</w:t>
               <w:br/>
-              <w:t xml:space="preserve">  1    5</w:t>
+              <w:t xml:space="preserve">  2    4</w:t>
+              <w:br/>
+              <w:t xml:space="preserve">  ----</w:t>
+              <w:br/>
+              <w:t>9|    |</w:t>
+              <w:br/>
+              <w:t>4|    |</w:t>
+            </w:r>
+          </w:p>
+        </w:tc>
+        <w:tc>
+          <w:tcPr>
+            <w:tcW w:type="dxa" w:w="2880"/>
+          </w:tcPr>
+          <w:p>
+            <w:r>
+              <w:rPr>
+                <w:sz w:val="32"/>
+              </w:rPr>
+              <w:t>61 x 30</w:t>
+              <w:br/>
+              <w:t xml:space="preserve">  3    0</w:t>
+              <w:br/>
+              <w:t xml:space="preserve">  ----</w:t>
+              <w:br/>
+              <w:t>6|    |</w:t>
+              <w:br/>
+              <w:t>1|    |</w:t>
+            </w:r>
+          </w:p>
+        </w:tc>
+        <w:tc>
+          <w:tcPr>
+            <w:tcW w:type="dxa" w:w="2880"/>
+          </w:tcPr>
+          <w:p>
+            <w:r>
+              <w:rPr>
+                <w:sz w:val="32"/>
+              </w:rPr>
+              <w:t>20 x 78</w:t>
+              <w:br/>
+              <w:t xml:space="preserve">  7    8</w:t>
+              <w:br/>
+              <w:t xml:space="preserve">  ----</w:t>
+              <w:br/>
+              <w:t>2|    |</w:t>
+              <w:br/>
+              <w:t>0|    |</w:t>
+            </w:r>
+          </w:p>
+        </w:tc>
+      </w:tr>
+      <w:tr>
+        <w:tc>
+          <w:tcPr>
+            <w:tcW w:type="dxa" w:w="2880"/>
+          </w:tcPr>
+          <w:p>
+            <w:r>
+              <w:rPr>
+                <w:sz w:val="32"/>
+              </w:rPr>
+              <w:t>12 x 81</w:t>
+              <w:br/>
+              <w:t xml:space="preserve">  8    1</w:t>
+              <w:br/>
+              <w:t xml:space="preserve">  ----</w:t>
+              <w:br/>
+              <w:t>1|    |</w:t>
+              <w:br/>
+              <w:t>2|    |</w:t>
+            </w:r>
+          </w:p>
+        </w:tc>
+        <w:tc>
+          <w:tcPr>
+            <w:tcW w:type="dxa" w:w="2880"/>
+          </w:tcPr>
+          <w:p>
+            <w:r>
+              <w:rPr>
+                <w:sz w:val="32"/>
+              </w:rPr>
+              <w:t>61 x 59</w:t>
+              <w:br/>
+              <w:t xml:space="preserve">  5    9</w:t>
+              <w:br/>
+              <w:t xml:space="preserve">  ----</w:t>
+              <w:br/>
+              <w:t>6|    |</w:t>
+              <w:br/>
+              <w:t>1|    |</w:t>
+            </w:r>
+          </w:p>
+        </w:tc>
+        <w:tc>
+          <w:tcPr>
+            <w:tcW w:type="dxa" w:w="2880"/>
+          </w:tcPr>
+          <w:p>
+            <w:r>
+              <w:rPr>
+                <w:sz w:val="32"/>
+              </w:rPr>
+              <w:t>76 x 91</w:t>
+              <w:br/>
+              <w:t xml:space="preserve">  9    1</w:t>
+              <w:br/>
+              <w:t xml:space="preserve">  ----</w:t>
+              <w:br/>
+              <w:t>7|    |</w:t>
+              <w:br/>
+              <w:t>6|    |</w:t>
+            </w:r>
+          </w:p>
+        </w:tc>
+      </w:tr>
+      <w:tr>
+        <w:tc>
+          <w:tcPr>
+            <w:tcW w:type="dxa" w:w="2880"/>
+          </w:tcPr>
+          <w:p>
+            <w:r>
+              <w:rPr>
+                <w:sz w:val="32"/>
+              </w:rPr>
+              <w:t>63 x 41</w:t>
+              <w:br/>
+              <w:t xml:space="preserve">  4    1</w:t>
+              <w:br/>
+              <w:t xml:space="preserve">  ----</w:t>
+              <w:br/>
+              <w:t>6|    |</w:t>
+              <w:br/>
+              <w:t>3|    |</w:t>
+            </w:r>
+          </w:p>
+        </w:tc>
+        <w:tc>
+          <w:tcPr>
+            <w:tcW w:type="dxa" w:w="2880"/>
+          </w:tcPr>
+          <w:p>
+            <w:r>
+              <w:rPr>
+                <w:sz w:val="32"/>
+              </w:rPr>
+              <w:t>71 x 66</w:t>
+              <w:br/>
+              <w:t xml:space="preserve">  6    6</w:t>
+              <w:br/>
+              <w:t xml:space="preserve">  ----</w:t>
+              <w:br/>
+              <w:t>7|    |</w:t>
+              <w:br/>
+              <w:t>1|    |</w:t>
+            </w:r>
+          </w:p>
+        </w:tc>
+        <w:tc>
+          <w:tcPr>
+            <w:tcW w:type="dxa" w:w="2880"/>
+          </w:tcPr>
+          <w:p>
+            <w:r>
+              <w:rPr>
+                <w:sz w:val="32"/>
+              </w:rPr>
+              <w:t>84 x 88</w:t>
+              <w:br/>
+              <w:t xml:space="preserve">  8    8</w:t>
+              <w:br/>
+              <w:t xml:space="preserve">  ----</w:t>
+              <w:br/>
+              <w:t>8|    |</w:t>
+              <w:br/>
+              <w:t>4|    |</w:t>
+            </w:r>
+          </w:p>
+        </w:tc>
+      </w:tr>
+      <w:tr>
+        <w:tc>
+          <w:tcPr>
+            <w:tcW w:type="dxa" w:w="2880"/>
+          </w:tcPr>
+          <w:p>
+            <w:r>
+              <w:rPr>
+                <w:sz w:val="32"/>
+              </w:rPr>
+              <w:t>31 x 83</w:t>
+              <w:br/>
+              <w:t xml:space="preserve">  8    3</w:t>
+              <w:br/>
+              <w:t xml:space="preserve">  ----</w:t>
+              <w:br/>
+              <w:t>3|    |</w:t>
+              <w:br/>
+              <w:t>1|    |</w:t>
+            </w:r>
+          </w:p>
+        </w:tc>
+        <w:tc>
+          <w:tcPr>
+            <w:tcW w:type="dxa" w:w="2880"/>
+          </w:tcPr>
+          <w:p>
+            <w:r>
+              <w:rPr>
+                <w:sz w:val="32"/>
+              </w:rPr>
+              <w:t>96 x 93</w:t>
+              <w:br/>
+              <w:t xml:space="preserve">  9    3</w:t>
+              <w:br/>
+              <w:t xml:space="preserve">  ----</w:t>
+              <w:br/>
+              <w:t>9|    |</w:t>
+              <w:br/>
+              <w:t>6|    |</w:t>
+            </w:r>
+          </w:p>
+        </w:tc>
+        <w:tc>
+          <w:tcPr>
+            <w:tcW w:type="dxa" w:w="2880"/>
+          </w:tcPr>
+          <w:p>
+            <w:r>
+              <w:rPr>
+                <w:sz w:val="32"/>
+              </w:rPr>
+              <w:t>21 x 82</w:t>
+              <w:br/>
+              <w:t xml:space="preserve">  8    2</w:t>
+              <w:br/>
+              <w:t xml:space="preserve">  ----</w:t>
+              <w:br/>
+              <w:t>2|    |</w:t>
+              <w:br/>
+              <w:t>1|    |</w:t>
+            </w:r>
+          </w:p>
+        </w:tc>
+      </w:tr>
+      <w:tr>
+        <w:tc>
+          <w:tcPr>
+            <w:tcW w:type="dxa" w:w="2880"/>
+          </w:tcPr>
+          <w:p>
+            <w:r>
+              <w:rPr>
+                <w:sz w:val="32"/>
+              </w:rPr>
+              <w:t>52 x 30</w:t>
+              <w:br/>
+              <w:t xml:space="preserve">  3    0</w:t>
               <w:br/>
               <w:t xml:space="preserve">  ----</w:t>
               <w:br/>
@@ -43,187 +303,13 @@
               <w:rPr>
                 <w:sz w:val="32"/>
               </w:rPr>
-              <w:t>83 x 51</w:t>
+              <w:t>18 x 78</w:t>
               <w:br/>
-              <w:t xml:space="preserve">  5    1</w:t>
+              <w:t xml:space="preserve">  7    8</w:t>
               <w:br/>
               <w:t xml:space="preserve">  ----</w:t>
               <w:br/>
-              <w:t>8|    |</w:t>
-              <w:br/>
-              <w:t>3|    |</w:t>
-            </w:r>
-          </w:p>
-        </w:tc>
-        <w:tc>
-          <w:tcPr>
-            <w:tcW w:type="dxa" w:w="2880"/>
-          </w:tcPr>
-          <w:p>
-            <w:r>
-              <w:rPr>
-                <w:sz w:val="32"/>
-              </w:rPr>
-              <w:t>26 x 92</w:t>
-              <w:br/>
-              <w:t xml:space="preserve">  9    2</w:t>
-              <w:br/>
-              <w:t xml:space="preserve">  ----</w:t>
-              <w:br/>
-              <w:t>2|    |</w:t>
-              <w:br/>
-              <w:t>6|    |</w:t>
-            </w:r>
-          </w:p>
-        </w:tc>
-      </w:tr>
-      <w:tr>
-        <w:tc>
-          <w:tcPr>
-            <w:tcW w:type="dxa" w:w="2880"/>
-          </w:tcPr>
-          <w:p>
-            <w:r>
-              <w:rPr>
-                <w:sz w:val="32"/>
-              </w:rPr>
-              <w:t>20 x 53</w:t>
-              <w:br/>
-              <w:t xml:space="preserve">  5    3</w:t>
-              <w:br/>
-              <w:t xml:space="preserve">  ----</w:t>
-              <w:br/>
-              <w:t>2|    |</w:t>
-              <w:br/>
-              <w:t>0|    |</w:t>
-            </w:r>
-          </w:p>
-        </w:tc>
-        <w:tc>
-          <w:tcPr>
-            <w:tcW w:type="dxa" w:w="2880"/>
-          </w:tcPr>
-          <w:p>
-            <w:r>
-              <w:rPr>
-                <w:sz w:val="32"/>
-              </w:rPr>
-              <w:t>21 x 77</w:t>
-              <w:br/>
-              <w:t xml:space="preserve">  7    7</w:t>
-              <w:br/>
-              <w:t xml:space="preserve">  ----</w:t>
-              <w:br/>
-              <w:t>2|    |</w:t>
-              <w:br/>
               <w:t>1|    |</w:t>
-            </w:r>
-          </w:p>
-        </w:tc>
-        <w:tc>
-          <w:tcPr>
-            <w:tcW w:type="dxa" w:w="2880"/>
-          </w:tcPr>
-          <w:p>
-            <w:r>
-              <w:rPr>
-                <w:sz w:val="32"/>
-              </w:rPr>
-              <w:t>32 x 48</w:t>
-              <w:br/>
-              <w:t xml:space="preserve">  4    8</w:t>
-              <w:br/>
-              <w:t xml:space="preserve">  ----</w:t>
-              <w:br/>
-              <w:t>3|    |</w:t>
-              <w:br/>
-              <w:t>2|    |</w:t>
-            </w:r>
-          </w:p>
-        </w:tc>
-      </w:tr>
-      <w:tr>
-        <w:tc>
-          <w:tcPr>
-            <w:tcW w:type="dxa" w:w="2880"/>
-          </w:tcPr>
-          <w:p>
-            <w:r>
-              <w:rPr>
-                <w:sz w:val="32"/>
-              </w:rPr>
-              <w:t>93 x 91</w:t>
-              <w:br/>
-              <w:t xml:space="preserve">  9    1</w:t>
-              <w:br/>
-              <w:t xml:space="preserve">  ----</w:t>
-              <w:br/>
-              <w:t>9|    |</w:t>
-              <w:br/>
-              <w:t>3|    |</w:t>
-            </w:r>
-          </w:p>
-        </w:tc>
-        <w:tc>
-          <w:tcPr>
-            <w:tcW w:type="dxa" w:w="2880"/>
-          </w:tcPr>
-          <w:p>
-            <w:r>
-              <w:rPr>
-                <w:sz w:val="32"/>
-              </w:rPr>
-              <w:t>54 x 20</w:t>
-              <w:br/>
-              <w:t xml:space="preserve">  2    0</w:t>
-              <w:br/>
-              <w:t xml:space="preserve">  ----</w:t>
-              <w:br/>
-              <w:t>5|    |</w:t>
-              <w:br/>
-              <w:t>4|    |</w:t>
-            </w:r>
-          </w:p>
-        </w:tc>
-        <w:tc>
-          <w:tcPr>
-            <w:tcW w:type="dxa" w:w="2880"/>
-          </w:tcPr>
-          <w:p>
-            <w:r>
-              <w:rPr>
-                <w:sz w:val="32"/>
-              </w:rPr>
-              <w:t>70 x 46</w:t>
-              <w:br/>
-              <w:t xml:space="preserve">  4    6</w:t>
-              <w:br/>
-              <w:t xml:space="preserve">  ----</w:t>
-              <w:br/>
-              <w:t>7|    |</w:t>
-              <w:br/>
-              <w:t>0|    |</w:t>
-            </w:r>
-          </w:p>
-        </w:tc>
-      </w:tr>
-      <w:tr>
-        <w:tc>
-          <w:tcPr>
-            <w:tcW w:type="dxa" w:w="2880"/>
-          </w:tcPr>
-          <w:p>
-            <w:r>
-              <w:rPr>
-                <w:sz w:val="32"/>
-              </w:rPr>
-              <w:t>58 x 77</w:t>
-              <w:br/>
-              <w:t xml:space="preserve">  7    7</w:t>
-              <w:br/>
-              <w:t xml:space="preserve">  ----</w:t>
-              <w:br/>
-              <w:t>5|    |</w:t>
               <w:br/>
               <w:t>8|    |</w:t>
             </w:r>
@@ -238,101 +324,15 @@
               <w:rPr>
                 <w:sz w:val="32"/>
               </w:rPr>
-              <w:t>66 x 49</w:t>
+              <w:t>24 x 51</w:t>
               <w:br/>
-              <w:t xml:space="preserve">  4    9</w:t>
-              <w:br/>
-              <w:t xml:space="preserve">  ----</w:t>
-              <w:br/>
-              <w:t>6|    |</w:t>
-              <w:br/>
-              <w:t>6|    |</w:t>
-            </w:r>
-          </w:p>
-        </w:tc>
-        <w:tc>
-          <w:tcPr>
-            <w:tcW w:type="dxa" w:w="2880"/>
-          </w:tcPr>
-          <w:p>
-            <w:r>
-              <w:rPr>
-                <w:sz w:val="32"/>
-              </w:rPr>
-              <w:t>19 x 11</w:t>
-              <w:br/>
-              <w:t xml:space="preserve">  1    1</w:t>
-              <w:br/>
-              <w:t xml:space="preserve">  ----</w:t>
-              <w:br/>
-              <w:t>1|    |</w:t>
-              <w:br/>
-              <w:t>9|    |</w:t>
-            </w:r>
-          </w:p>
-        </w:tc>
-      </w:tr>
-      <w:tr>
-        <w:tc>
-          <w:tcPr>
-            <w:tcW w:type="dxa" w:w="2880"/>
-          </w:tcPr>
-          <w:p>
-            <w:r>
-              <w:rPr>
-                <w:sz w:val="32"/>
-              </w:rPr>
-              <w:t>89 x 37</w:t>
-              <w:br/>
-              <w:t xml:space="preserve">  3    7</w:t>
-              <w:br/>
-              <w:t xml:space="preserve">  ----</w:t>
-              <w:br/>
-              <w:t>8|    |</w:t>
-              <w:br/>
-              <w:t>9|    |</w:t>
-            </w:r>
-          </w:p>
-        </w:tc>
-        <w:tc>
-          <w:tcPr>
-            <w:tcW w:type="dxa" w:w="2880"/>
-          </w:tcPr>
-          <w:p>
-            <w:r>
-              <w:rPr>
-                <w:sz w:val="32"/>
-              </w:rPr>
-              <w:t>75 x 30</w:t>
-              <w:br/>
-              <w:t xml:space="preserve">  3    0</w:t>
-              <w:br/>
-              <w:t xml:space="preserve">  ----</w:t>
-              <w:br/>
-              <w:t>7|    |</w:t>
-              <w:br/>
-              <w:t>5|    |</w:t>
-            </w:r>
-          </w:p>
-        </w:tc>
-        <w:tc>
-          <w:tcPr>
-            <w:tcW w:type="dxa" w:w="2880"/>
-          </w:tcPr>
-          <w:p>
-            <w:r>
-              <w:rPr>
-                <w:sz w:val="32"/>
-              </w:rPr>
-              <w:t>26 x 69</w:t>
-              <w:br/>
-              <w:t xml:space="preserve">  6    9</w:t>
+              <w:t xml:space="preserve">  5    1</w:t>
               <w:br/>
               <w:t xml:space="preserve">  ----</w:t>
               <w:br/>
               <w:t>2|    |</w:t>
               <w:br/>
-              <w:t>6|    |</w:t>
+              <w:t>4|    |</w:t>
             </w:r>
           </w:p>
         </w:tc>

--- a/lattice_multiplication_exercises.docx
+++ b/lattice_multiplication_exercises.docx
@@ -22,15 +22,15 @@
               <w:rPr>
                 <w:sz w:val="32"/>
               </w:rPr>
-              <w:t>94 x 24</w:t>
+              <w:t>49 x 40</w:t>
               <w:br/>
-              <w:t xml:space="preserve">  2    4</w:t>
+              <w:t xml:space="preserve">  4    0</w:t>
               <w:br/>
               <w:t xml:space="preserve">  ----</w:t>
               <w:br/>
+              <w:t>4|    |</w:t>
+              <w:br/>
               <w:t>9|    |</w:t>
-              <w:br/>
-              <w:t>4|    |</w:t>
             </w:r>
           </w:p>
         </w:tc>
@@ -43,13 +43,13 @@
               <w:rPr>
                 <w:sz w:val="32"/>
               </w:rPr>
-              <w:t>61 x 30</w:t>
+              <w:t>41 x 17</w:t>
               <w:br/>
-              <w:t xml:space="preserve">  3    0</w:t>
+              <w:t xml:space="preserve">  1    7</w:t>
               <w:br/>
               <w:t xml:space="preserve">  ----</w:t>
               <w:br/>
-              <w:t>6|    |</w:t>
+              <w:t>4|    |</w:t>
               <w:br/>
               <w:t>1|    |</w:t>
             </w:r>
@@ -64,15 +64,15 @@
               <w:rPr>
                 <w:sz w:val="32"/>
               </w:rPr>
-              <w:t>20 x 78</w:t>
+              <w:t>42 x 53</w:t>
               <w:br/>
-              <w:t xml:space="preserve">  7    8</w:t>
+              <w:t xml:space="preserve">  5    3</w:t>
               <w:br/>
               <w:t xml:space="preserve">  ----</w:t>
               <w:br/>
+              <w:t>4|    |</w:t>
+              <w:br/>
               <w:t>2|    |</w:t>
-              <w:br/>
-              <w:t>0|    |</w:t>
             </w:r>
           </w:p>
         </w:tc>
@@ -87,15 +87,15 @@
               <w:rPr>
                 <w:sz w:val="32"/>
               </w:rPr>
-              <w:t>12 x 81</w:t>
+              <w:t>47 x 71</w:t>
               <w:br/>
-              <w:t xml:space="preserve">  8    1</w:t>
+              <w:t xml:space="preserve">  7    1</w:t>
               <w:br/>
               <w:t xml:space="preserve">  ----</w:t>
               <w:br/>
-              <w:t>1|    |</w:t>
+              <w:t>4|    |</w:t>
               <w:br/>
-              <w:t>2|    |</w:t>
+              <w:t>7|    |</w:t>
             </w:r>
           </w:p>
         </w:tc>
@@ -108,15 +108,15 @@
               <w:rPr>
                 <w:sz w:val="32"/>
               </w:rPr>
-              <w:t>61 x 59</w:t>
+              <w:t>15 x 23</w:t>
               <w:br/>
-              <w:t xml:space="preserve">  5    9</w:t>
+              <w:t xml:space="preserve">  2    3</w:t>
               <w:br/>
               <w:t xml:space="preserve">  ----</w:t>
               <w:br/>
-              <w:t>6|    |</w:t>
+              <w:t>1|    |</w:t>
               <w:br/>
-              <w:t>1|    |</w:t>
+              <w:t>5|    |</w:t>
             </w:r>
           </w:p>
         </w:tc>
@@ -129,15 +129,15 @@
               <w:rPr>
                 <w:sz w:val="32"/>
               </w:rPr>
-              <w:t>76 x 91</w:t>
+              <w:t>33 x 64</w:t>
               <w:br/>
-              <w:t xml:space="preserve">  9    1</w:t>
+              <w:t xml:space="preserve">  6    4</w:t>
               <w:br/>
               <w:t xml:space="preserve">  ----</w:t>
               <w:br/>
-              <w:t>7|    |</w:t>
+              <w:t>3|    |</w:t>
               <w:br/>
-              <w:t>6|    |</w:t>
+              <w:t>3|    |</w:t>
             </w:r>
           </w:p>
         </w:tc>
@@ -152,13 +152,164 @@
               <w:rPr>
                 <w:sz w:val="32"/>
               </w:rPr>
-              <w:t>63 x 41</w:t>
+              <w:t>56 x 39</w:t>
               <w:br/>
-              <w:t xml:space="preserve">  4    1</w:t>
+              <w:t xml:space="preserve">  3    9</w:t>
               <w:br/>
               <w:t xml:space="preserve">  ----</w:t>
               <w:br/>
+              <w:t>5|    |</w:t>
+              <w:br/>
               <w:t>6|    |</w:t>
+            </w:r>
+          </w:p>
+        </w:tc>
+        <w:tc>
+          <w:tcPr>
+            <w:tcW w:type="dxa" w:w="2880"/>
+          </w:tcPr>
+          <w:p>
+            <w:r>
+              <w:rPr>
+                <w:sz w:val="32"/>
+              </w:rPr>
+              <w:t>90 x 38</w:t>
+              <w:br/>
+              <w:t xml:space="preserve">  3    8</w:t>
+              <w:br/>
+              <w:t xml:space="preserve">  ----</w:t>
+              <w:br/>
+              <w:t>9|    |</w:t>
+              <w:br/>
+              <w:t>0|    |</w:t>
+            </w:r>
+          </w:p>
+        </w:tc>
+        <w:tc>
+          <w:tcPr>
+            <w:tcW w:type="dxa" w:w="2880"/>
+          </w:tcPr>
+          <w:p>
+            <w:r>
+              <w:rPr>
+                <w:sz w:val="32"/>
+              </w:rPr>
+              <w:t>37 x 29</w:t>
+              <w:br/>
+              <w:t xml:space="preserve">  2    9</w:t>
+              <w:br/>
+              <w:t xml:space="preserve">  ----</w:t>
+              <w:br/>
+              <w:t>3|    |</w:t>
+              <w:br/>
+              <w:t>7|    |</w:t>
+            </w:r>
+          </w:p>
+        </w:tc>
+      </w:tr>
+      <w:tr>
+        <w:tc>
+          <w:tcPr>
+            <w:tcW w:type="dxa" w:w="2880"/>
+          </w:tcPr>
+          <w:p>
+            <w:r>
+              <w:rPr>
+                <w:sz w:val="32"/>
+              </w:rPr>
+              <w:t>77 x 23</w:t>
+              <w:br/>
+              <w:t xml:space="preserve">  2    3</w:t>
+              <w:br/>
+              <w:t xml:space="preserve">  ----</w:t>
+              <w:br/>
+              <w:t>7|    |</w:t>
+              <w:br/>
+              <w:t>7|    |</w:t>
+            </w:r>
+          </w:p>
+        </w:tc>
+        <w:tc>
+          <w:tcPr>
+            <w:tcW w:type="dxa" w:w="2880"/>
+          </w:tcPr>
+          <w:p>
+            <w:r>
+              <w:rPr>
+                <w:sz w:val="32"/>
+              </w:rPr>
+              <w:t>98 x 34</w:t>
+              <w:br/>
+              <w:t xml:space="preserve">  3    4</w:t>
+              <w:br/>
+              <w:t xml:space="preserve">  ----</w:t>
+              <w:br/>
+              <w:t>9|    |</w:t>
+              <w:br/>
+              <w:t>8|    |</w:t>
+            </w:r>
+          </w:p>
+        </w:tc>
+        <w:tc>
+          <w:tcPr>
+            <w:tcW w:type="dxa" w:w="2880"/>
+          </w:tcPr>
+          <w:p>
+            <w:r>
+              <w:rPr>
+                <w:sz w:val="32"/>
+              </w:rPr>
+              <w:t>77 x 77</w:t>
+              <w:br/>
+              <w:t xml:space="preserve">  7    7</w:t>
+              <w:br/>
+              <w:t xml:space="preserve">  ----</w:t>
+              <w:br/>
+              <w:t>7|    |</w:t>
+              <w:br/>
+              <w:t>7|    |</w:t>
+            </w:r>
+          </w:p>
+        </w:tc>
+      </w:tr>
+      <w:tr>
+        <w:tc>
+          <w:tcPr>
+            <w:tcW w:type="dxa" w:w="2880"/>
+          </w:tcPr>
+          <w:p>
+            <w:r>
+              <w:rPr>
+                <w:sz w:val="32"/>
+              </w:rPr>
+              <w:t>29 x 63</w:t>
+              <w:br/>
+              <w:t xml:space="preserve">  6    3</w:t>
+              <w:br/>
+              <w:t xml:space="preserve">  ----</w:t>
+              <w:br/>
+              <w:t>2|    |</w:t>
+              <w:br/>
+              <w:t>9|    |</w:t>
+            </w:r>
+          </w:p>
+        </w:tc>
+        <w:tc>
+          <w:tcPr>
+            <w:tcW w:type="dxa" w:w="2880"/>
+          </w:tcPr>
+          <w:p>
+            <w:r>
+              <w:rPr>
+                <w:sz w:val="32"/>
+              </w:rPr>
+              <w:t>53 x 98</w:t>
+              <w:br/>
+              <w:t xml:space="preserve">  9    8</w:t>
+              <w:br/>
+              <w:t xml:space="preserve">  ----</w:t>
+              <w:br/>
+              <w:t>5|    |</w:t>
               <w:br/>
               <w:t>3|    |</w:t>
             </w:r>
@@ -173,166 +324,15 @@
               <w:rPr>
                 <w:sz w:val="32"/>
               </w:rPr>
-              <w:t>71 x 66</w:t>
+              <w:t>37 x 48</w:t>
               <w:br/>
-              <w:t xml:space="preserve">  6    6</w:t>
-              <w:br/>
-              <w:t xml:space="preserve">  ----</w:t>
-              <w:br/>
-              <w:t>7|    |</w:t>
-              <w:br/>
-              <w:t>1|    |</w:t>
-            </w:r>
-          </w:p>
-        </w:tc>
-        <w:tc>
-          <w:tcPr>
-            <w:tcW w:type="dxa" w:w="2880"/>
-          </w:tcPr>
-          <w:p>
-            <w:r>
-              <w:rPr>
-                <w:sz w:val="32"/>
-              </w:rPr>
-              <w:t>84 x 88</w:t>
-              <w:br/>
-              <w:t xml:space="preserve">  8    8</w:t>
-              <w:br/>
-              <w:t xml:space="preserve">  ----</w:t>
-              <w:br/>
-              <w:t>8|    |</w:t>
-              <w:br/>
-              <w:t>4|    |</w:t>
-            </w:r>
-          </w:p>
-        </w:tc>
-      </w:tr>
-      <w:tr>
-        <w:tc>
-          <w:tcPr>
-            <w:tcW w:type="dxa" w:w="2880"/>
-          </w:tcPr>
-          <w:p>
-            <w:r>
-              <w:rPr>
-                <w:sz w:val="32"/>
-              </w:rPr>
-              <w:t>31 x 83</w:t>
-              <w:br/>
-              <w:t xml:space="preserve">  8    3</w:t>
+              <w:t xml:space="preserve">  4    8</w:t>
               <w:br/>
               <w:t xml:space="preserve">  ----</w:t>
               <w:br/>
               <w:t>3|    |</w:t>
               <w:br/>
-              <w:t>1|    |</w:t>
-            </w:r>
-          </w:p>
-        </w:tc>
-        <w:tc>
-          <w:tcPr>
-            <w:tcW w:type="dxa" w:w="2880"/>
-          </w:tcPr>
-          <w:p>
-            <w:r>
-              <w:rPr>
-                <w:sz w:val="32"/>
-              </w:rPr>
-              <w:t>96 x 93</w:t>
-              <w:br/>
-              <w:t xml:space="preserve">  9    3</w:t>
-              <w:br/>
-              <w:t xml:space="preserve">  ----</w:t>
-              <w:br/>
-              <w:t>9|    |</w:t>
-              <w:br/>
-              <w:t>6|    |</w:t>
-            </w:r>
-          </w:p>
-        </w:tc>
-        <w:tc>
-          <w:tcPr>
-            <w:tcW w:type="dxa" w:w="2880"/>
-          </w:tcPr>
-          <w:p>
-            <w:r>
-              <w:rPr>
-                <w:sz w:val="32"/>
-              </w:rPr>
-              <w:t>21 x 82</w:t>
-              <w:br/>
-              <w:t xml:space="preserve">  8    2</w:t>
-              <w:br/>
-              <w:t xml:space="preserve">  ----</w:t>
-              <w:br/>
-              <w:t>2|    |</w:t>
-              <w:br/>
-              <w:t>1|    |</w:t>
-            </w:r>
-          </w:p>
-        </w:tc>
-      </w:tr>
-      <w:tr>
-        <w:tc>
-          <w:tcPr>
-            <w:tcW w:type="dxa" w:w="2880"/>
-          </w:tcPr>
-          <w:p>
-            <w:r>
-              <w:rPr>
-                <w:sz w:val="32"/>
-              </w:rPr>
-              <w:t>52 x 30</w:t>
-              <w:br/>
-              <w:t xml:space="preserve">  3    0</w:t>
-              <w:br/>
-              <w:t xml:space="preserve">  ----</w:t>
-              <w:br/>
-              <w:t>5|    |</w:t>
-              <w:br/>
-              <w:t>2|    |</w:t>
-            </w:r>
-          </w:p>
-        </w:tc>
-        <w:tc>
-          <w:tcPr>
-            <w:tcW w:type="dxa" w:w="2880"/>
-          </w:tcPr>
-          <w:p>
-            <w:r>
-              <w:rPr>
-                <w:sz w:val="32"/>
-              </w:rPr>
-              <w:t>18 x 78</w:t>
-              <w:br/>
-              <w:t xml:space="preserve">  7    8</w:t>
-              <w:br/>
-              <w:t xml:space="preserve">  ----</w:t>
-              <w:br/>
-              <w:t>1|    |</w:t>
-              <w:br/>
-              <w:t>8|    |</w:t>
-            </w:r>
-          </w:p>
-        </w:tc>
-        <w:tc>
-          <w:tcPr>
-            <w:tcW w:type="dxa" w:w="2880"/>
-          </w:tcPr>
-          <w:p>
-            <w:r>
-              <w:rPr>
-                <w:sz w:val="32"/>
-              </w:rPr>
-              <w:t>24 x 51</w:t>
-              <w:br/>
-              <w:t xml:space="preserve">  5    1</w:t>
-              <w:br/>
-              <w:t xml:space="preserve">  ----</w:t>
-              <w:br/>
-              <w:t>2|    |</w:t>
-              <w:br/>
-              <w:t>4|    |</w:t>
+              <w:t>7|    |</w:t>
             </w:r>
           </w:p>
         </w:tc>

--- a/lattice_multiplication_exercises.docx
+++ b/lattice_multiplication_exercises.docx
@@ -22,15 +22,15 @@
               <w:rPr>
                 <w:sz w:val="32"/>
               </w:rPr>
-              <w:t>49 x 40</w:t>
+              <w:t>77 x 92</w:t>
               <w:br/>
-              <w:t xml:space="preserve">  4    0</w:t>
+              <w:t xml:space="preserve">  9    2</w:t>
               <w:br/>
               <w:t xml:space="preserve">  ----</w:t>
               <w:br/>
-              <w:t>4|    |</w:t>
+              <w:t>7|    |</w:t>
               <w:br/>
-              <w:t>9|    |</w:t>
+              <w:t>7|    |</w:t>
             </w:r>
           </w:p>
         </w:tc>
@@ -43,15 +43,15 @@
               <w:rPr>
                 <w:sz w:val="32"/>
               </w:rPr>
-              <w:t>41 x 17</w:t>
+              <w:t>72 x 82</w:t>
               <w:br/>
-              <w:t xml:space="preserve">  1    7</w:t>
+              <w:t xml:space="preserve">  8    2</w:t>
               <w:br/>
               <w:t xml:space="preserve">  ----</w:t>
               <w:br/>
-              <w:t>4|    |</w:t>
+              <w:t>7|    |</w:t>
               <w:br/>
-              <w:t>1|    |</w:t>
+              <w:t>2|    |</w:t>
             </w:r>
           </w:p>
         </w:tc>
@@ -64,9 +64,9 @@
               <w:rPr>
                 <w:sz w:val="32"/>
               </w:rPr>
-              <w:t>42 x 53</w:t>
+              <w:t>42 x 31</w:t>
               <w:br/>
-              <w:t xml:space="preserve">  5    3</w:t>
+              <w:t xml:space="preserve">  3    1</w:t>
               <w:br/>
               <w:t xml:space="preserve">  ----</w:t>
               <w:br/>
@@ -87,15 +87,15 @@
               <w:rPr>
                 <w:sz w:val="32"/>
               </w:rPr>
-              <w:t>47 x 71</w:t>
+              <w:t>99 x 73</w:t>
               <w:br/>
-              <w:t xml:space="preserve">  7    1</w:t>
+              <w:t xml:space="preserve">  7    3</w:t>
               <w:br/>
               <w:t xml:space="preserve">  ----</w:t>
               <w:br/>
-              <w:t>4|    |</w:t>
+              <w:t>9|    |</w:t>
               <w:br/>
-              <w:t>7|    |</w:t>
+              <w:t>9|    |</w:t>
             </w:r>
           </w:p>
         </w:tc>
@@ -108,9 +108,204 @@
               <w:rPr>
                 <w:sz w:val="32"/>
               </w:rPr>
-              <w:t>15 x 23</w:t>
+              <w:t>69 x 84</w:t>
               <w:br/>
-              <w:t xml:space="preserve">  2    3</w:t>
+              <w:t xml:space="preserve">  8    4</w:t>
+              <w:br/>
+              <w:t xml:space="preserve">  ----</w:t>
+              <w:br/>
+              <w:t>6|    |</w:t>
+              <w:br/>
+              <w:t>9|    |</w:t>
+            </w:r>
+          </w:p>
+        </w:tc>
+        <w:tc>
+          <w:tcPr>
+            <w:tcW w:type="dxa" w:w="2880"/>
+          </w:tcPr>
+          <w:p>
+            <w:r>
+              <w:rPr>
+                <w:sz w:val="32"/>
+              </w:rPr>
+              <w:t>63 x 99</w:t>
+              <w:br/>
+              <w:t xml:space="preserve">  9    9</w:t>
+              <w:br/>
+              <w:t xml:space="preserve">  ----</w:t>
+              <w:br/>
+              <w:t>6|    |</w:t>
+              <w:br/>
+              <w:t>3|    |</w:t>
+            </w:r>
+          </w:p>
+        </w:tc>
+      </w:tr>
+      <w:tr>
+        <w:tc>
+          <w:tcPr>
+            <w:tcW w:type="dxa" w:w="2880"/>
+          </w:tcPr>
+          <w:p>
+            <w:r>
+              <w:rPr>
+                <w:sz w:val="32"/>
+              </w:rPr>
+              <w:t>82 x 78</w:t>
+              <w:br/>
+              <w:t xml:space="preserve">  7    8</w:t>
+              <w:br/>
+              <w:t xml:space="preserve">  ----</w:t>
+              <w:br/>
+              <w:t>8|    |</w:t>
+              <w:br/>
+              <w:t>2|    |</w:t>
+            </w:r>
+          </w:p>
+        </w:tc>
+        <w:tc>
+          <w:tcPr>
+            <w:tcW w:type="dxa" w:w="2880"/>
+          </w:tcPr>
+          <w:p>
+            <w:r>
+              <w:rPr>
+                <w:sz w:val="32"/>
+              </w:rPr>
+              <w:t>34 x 73</w:t>
+              <w:br/>
+              <w:t xml:space="preserve">  7    3</w:t>
+              <w:br/>
+              <w:t xml:space="preserve">  ----</w:t>
+              <w:br/>
+              <w:t>3|    |</w:t>
+              <w:br/>
+              <w:t>4|    |</w:t>
+            </w:r>
+          </w:p>
+        </w:tc>
+        <w:tc>
+          <w:tcPr>
+            <w:tcW w:type="dxa" w:w="2880"/>
+          </w:tcPr>
+          <w:p>
+            <w:r>
+              <w:rPr>
+                <w:sz w:val="32"/>
+              </w:rPr>
+              <w:t>93 x 62</w:t>
+              <w:br/>
+              <w:t xml:space="preserve">  6    2</w:t>
+              <w:br/>
+              <w:t xml:space="preserve">  ----</w:t>
+              <w:br/>
+              <w:t>9|    |</w:t>
+              <w:br/>
+              <w:t>3|    |</w:t>
+            </w:r>
+          </w:p>
+        </w:tc>
+      </w:tr>
+      <w:tr>
+        <w:tc>
+          <w:tcPr>
+            <w:tcW w:type="dxa" w:w="2880"/>
+          </w:tcPr>
+          <w:p>
+            <w:r>
+              <w:rPr>
+                <w:sz w:val="32"/>
+              </w:rPr>
+              <w:t>34 x 71</w:t>
+              <w:br/>
+              <w:t xml:space="preserve">  7    1</w:t>
+              <w:br/>
+              <w:t xml:space="preserve">  ----</w:t>
+              <w:br/>
+              <w:t>3|    |</w:t>
+              <w:br/>
+              <w:t>4|    |</w:t>
+            </w:r>
+          </w:p>
+        </w:tc>
+        <w:tc>
+          <w:tcPr>
+            <w:tcW w:type="dxa" w:w="2880"/>
+          </w:tcPr>
+          <w:p>
+            <w:r>
+              <w:rPr>
+                <w:sz w:val="32"/>
+              </w:rPr>
+              <w:t>40 x 38</w:t>
+              <w:br/>
+              <w:t xml:space="preserve">  3    8</w:t>
+              <w:br/>
+              <w:t xml:space="preserve">  ----</w:t>
+              <w:br/>
+              <w:t>4|    |</w:t>
+              <w:br/>
+              <w:t>0|    |</w:t>
+            </w:r>
+          </w:p>
+        </w:tc>
+        <w:tc>
+          <w:tcPr>
+            <w:tcW w:type="dxa" w:w="2880"/>
+          </w:tcPr>
+          <w:p>
+            <w:r>
+              <w:rPr>
+                <w:sz w:val="32"/>
+              </w:rPr>
+              <w:t>66 x 86</w:t>
+              <w:br/>
+              <w:t xml:space="preserve">  8    6</w:t>
+              <w:br/>
+              <w:t xml:space="preserve">  ----</w:t>
+              <w:br/>
+              <w:t>6|    |</w:t>
+              <w:br/>
+              <w:t>6|    |</w:t>
+            </w:r>
+          </w:p>
+        </w:tc>
+      </w:tr>
+      <w:tr>
+        <w:tc>
+          <w:tcPr>
+            <w:tcW w:type="dxa" w:w="2880"/>
+          </w:tcPr>
+          <w:p>
+            <w:r>
+              <w:rPr>
+                <w:sz w:val="32"/>
+              </w:rPr>
+              <w:t>91 x 58</w:t>
+              <w:br/>
+              <w:t xml:space="preserve">  5    8</w:t>
+              <w:br/>
+              <w:t xml:space="preserve">  ----</w:t>
+              <w:br/>
+              <w:t>9|    |</w:t>
+              <w:br/>
+              <w:t>1|    |</w:t>
+            </w:r>
+          </w:p>
+        </w:tc>
+        <w:tc>
+          <w:tcPr>
+            <w:tcW w:type="dxa" w:w="2880"/>
+          </w:tcPr>
+          <w:p>
+            <w:r>
+              <w:rPr>
+                <w:sz w:val="32"/>
+              </w:rPr>
+              <w:t>15 x 52</w:t>
+              <w:br/>
+              <w:t xml:space="preserve">  5    2</w:t>
               <w:br/>
               <w:t xml:space="preserve">  ----</w:t>
               <w:br/>
@@ -129,210 +324,15 @@
               <w:rPr>
                 <w:sz w:val="32"/>
               </w:rPr>
-              <w:t>33 x 64</w:t>
+              <w:t>89 x 94</w:t>
               <w:br/>
-              <w:t xml:space="preserve">  6    4</w:t>
+              <w:t xml:space="preserve">  9    4</w:t>
               <w:br/>
               <w:t xml:space="preserve">  ----</w:t>
               <w:br/>
-              <w:t>3|    |</w:t>
-              <w:br/>
-              <w:t>3|    |</w:t>
-            </w:r>
-          </w:p>
-        </w:tc>
-      </w:tr>
-      <w:tr>
-        <w:tc>
-          <w:tcPr>
-            <w:tcW w:type="dxa" w:w="2880"/>
-          </w:tcPr>
-          <w:p>
-            <w:r>
-              <w:rPr>
-                <w:sz w:val="32"/>
-              </w:rPr>
-              <w:t>56 x 39</w:t>
-              <w:br/>
-              <w:t xml:space="preserve">  3    9</w:t>
-              <w:br/>
-              <w:t xml:space="preserve">  ----</w:t>
-              <w:br/>
-              <w:t>5|    |</w:t>
-              <w:br/>
-              <w:t>6|    |</w:t>
-            </w:r>
-          </w:p>
-        </w:tc>
-        <w:tc>
-          <w:tcPr>
-            <w:tcW w:type="dxa" w:w="2880"/>
-          </w:tcPr>
-          <w:p>
-            <w:r>
-              <w:rPr>
-                <w:sz w:val="32"/>
-              </w:rPr>
-              <w:t>90 x 38</w:t>
-              <w:br/>
-              <w:t xml:space="preserve">  3    8</w:t>
-              <w:br/>
-              <w:t xml:space="preserve">  ----</w:t>
+              <w:t>8|    |</w:t>
               <w:br/>
               <w:t>9|    |</w:t>
-              <w:br/>
-              <w:t>0|    |</w:t>
-            </w:r>
-          </w:p>
-        </w:tc>
-        <w:tc>
-          <w:tcPr>
-            <w:tcW w:type="dxa" w:w="2880"/>
-          </w:tcPr>
-          <w:p>
-            <w:r>
-              <w:rPr>
-                <w:sz w:val="32"/>
-              </w:rPr>
-              <w:t>37 x 29</w:t>
-              <w:br/>
-              <w:t xml:space="preserve">  2    9</w:t>
-              <w:br/>
-              <w:t xml:space="preserve">  ----</w:t>
-              <w:br/>
-              <w:t>3|    |</w:t>
-              <w:br/>
-              <w:t>7|    |</w:t>
-            </w:r>
-          </w:p>
-        </w:tc>
-      </w:tr>
-      <w:tr>
-        <w:tc>
-          <w:tcPr>
-            <w:tcW w:type="dxa" w:w="2880"/>
-          </w:tcPr>
-          <w:p>
-            <w:r>
-              <w:rPr>
-                <w:sz w:val="32"/>
-              </w:rPr>
-              <w:t>77 x 23</w:t>
-              <w:br/>
-              <w:t xml:space="preserve">  2    3</w:t>
-              <w:br/>
-              <w:t xml:space="preserve">  ----</w:t>
-              <w:br/>
-              <w:t>7|    |</w:t>
-              <w:br/>
-              <w:t>7|    |</w:t>
-            </w:r>
-          </w:p>
-        </w:tc>
-        <w:tc>
-          <w:tcPr>
-            <w:tcW w:type="dxa" w:w="2880"/>
-          </w:tcPr>
-          <w:p>
-            <w:r>
-              <w:rPr>
-                <w:sz w:val="32"/>
-              </w:rPr>
-              <w:t>98 x 34</w:t>
-              <w:br/>
-              <w:t xml:space="preserve">  3    4</w:t>
-              <w:br/>
-              <w:t xml:space="preserve">  ----</w:t>
-              <w:br/>
-              <w:t>9|    |</w:t>
-              <w:br/>
-              <w:t>8|    |</w:t>
-            </w:r>
-          </w:p>
-        </w:tc>
-        <w:tc>
-          <w:tcPr>
-            <w:tcW w:type="dxa" w:w="2880"/>
-          </w:tcPr>
-          <w:p>
-            <w:r>
-              <w:rPr>
-                <w:sz w:val="32"/>
-              </w:rPr>
-              <w:t>77 x 77</w:t>
-              <w:br/>
-              <w:t xml:space="preserve">  7    7</w:t>
-              <w:br/>
-              <w:t xml:space="preserve">  ----</w:t>
-              <w:br/>
-              <w:t>7|    |</w:t>
-              <w:br/>
-              <w:t>7|    |</w:t>
-            </w:r>
-          </w:p>
-        </w:tc>
-      </w:tr>
-      <w:tr>
-        <w:tc>
-          <w:tcPr>
-            <w:tcW w:type="dxa" w:w="2880"/>
-          </w:tcPr>
-          <w:p>
-            <w:r>
-              <w:rPr>
-                <w:sz w:val="32"/>
-              </w:rPr>
-              <w:t>29 x 63</w:t>
-              <w:br/>
-              <w:t xml:space="preserve">  6    3</w:t>
-              <w:br/>
-              <w:t xml:space="preserve">  ----</w:t>
-              <w:br/>
-              <w:t>2|    |</w:t>
-              <w:br/>
-              <w:t>9|    |</w:t>
-            </w:r>
-          </w:p>
-        </w:tc>
-        <w:tc>
-          <w:tcPr>
-            <w:tcW w:type="dxa" w:w="2880"/>
-          </w:tcPr>
-          <w:p>
-            <w:r>
-              <w:rPr>
-                <w:sz w:val="32"/>
-              </w:rPr>
-              <w:t>53 x 98</w:t>
-              <w:br/>
-              <w:t xml:space="preserve">  9    8</w:t>
-              <w:br/>
-              <w:t xml:space="preserve">  ----</w:t>
-              <w:br/>
-              <w:t>5|    |</w:t>
-              <w:br/>
-              <w:t>3|    |</w:t>
-            </w:r>
-          </w:p>
-        </w:tc>
-        <w:tc>
-          <w:tcPr>
-            <w:tcW w:type="dxa" w:w="2880"/>
-          </w:tcPr>
-          <w:p>
-            <w:r>
-              <w:rPr>
-                <w:sz w:val="32"/>
-              </w:rPr>
-              <w:t>37 x 48</w:t>
-              <w:br/>
-              <w:t xml:space="preserve">  4    8</w:t>
-              <w:br/>
-              <w:t xml:space="preserve">  ----</w:t>
-              <w:br/>
-              <w:t>3|    |</w:t>
-              <w:br/>
-              <w:t>7|    |</w:t>
             </w:r>
           </w:p>
         </w:tc>

--- a/lattice_multiplication_exercises.docx
+++ b/lattice_multiplication_exercises.docx
@@ -22,15 +22,15 @@
               <w:rPr>
                 <w:sz w:val="32"/>
               </w:rPr>
-              <w:t>77 x 92</w:t>
+              <w:t>49 x 96</w:t>
               <w:br/>
-              <w:t xml:space="preserve">  9    2</w:t>
+              <w:t xml:space="preserve">  9    6</w:t>
               <w:br/>
               <w:t xml:space="preserve">  ----</w:t>
               <w:br/>
-              <w:t>7|    |</w:t>
+              <w:t>4|    |</w:t>
               <w:br/>
-              <w:t>7|    |</w:t>
+              <w:t>9|    |</w:t>
             </w:r>
           </w:p>
         </w:tc>
@@ -43,15 +43,15 @@
               <w:rPr>
                 <w:sz w:val="32"/>
               </w:rPr>
-              <w:t>72 x 82</w:t>
+              <w:t>29 x 58</w:t>
               <w:br/>
-              <w:t xml:space="preserve">  8    2</w:t>
+              <w:t xml:space="preserve">  5    8</w:t>
               <w:br/>
               <w:t xml:space="preserve">  ----</w:t>
               <w:br/>
-              <w:t>7|    |</w:t>
+              <w:t>2|    |</w:t>
               <w:br/>
-              <w:t>2|    |</w:t>
+              <w:t>9|    |</w:t>
             </w:r>
           </w:p>
         </w:tc>
@@ -64,15 +64,15 @@
               <w:rPr>
                 <w:sz w:val="32"/>
               </w:rPr>
-              <w:t>42 x 31</w:t>
+              <w:t>85 x 32</w:t>
               <w:br/>
-              <w:t xml:space="preserve">  3    1</w:t>
+              <w:t xml:space="preserve">  3    2</w:t>
               <w:br/>
               <w:t xml:space="preserve">  ----</w:t>
               <w:br/>
-              <w:t>4|    |</w:t>
+              <w:t>8|    |</w:t>
               <w:br/>
-              <w:t>2|    |</w:t>
+              <w:t>5|    |</w:t>
             </w:r>
           </w:p>
         </w:tc>
@@ -87,13 +87,99 @@
               <w:rPr>
                 <w:sz w:val="32"/>
               </w:rPr>
-              <w:t>99 x 73</w:t>
+              <w:t>81 x 77</w:t>
               <w:br/>
-              <w:t xml:space="preserve">  7    3</w:t>
+              <w:t xml:space="preserve">  7    7</w:t>
               <w:br/>
               <w:t xml:space="preserve">  ----</w:t>
               <w:br/>
-              <w:t>9|    |</w:t>
+              <w:t>8|    |</w:t>
+              <w:br/>
+              <w:t>1|    |</w:t>
+            </w:r>
+          </w:p>
+        </w:tc>
+        <w:tc>
+          <w:tcPr>
+            <w:tcW w:type="dxa" w:w="2880"/>
+          </w:tcPr>
+          <w:p>
+            <w:r>
+              <w:rPr>
+                <w:sz w:val="32"/>
+              </w:rPr>
+              <w:t>71 x 39</w:t>
+              <w:br/>
+              <w:t xml:space="preserve">  3    9</w:t>
+              <w:br/>
+              <w:t xml:space="preserve">  ----</w:t>
+              <w:br/>
+              <w:t>7|    |</w:t>
+              <w:br/>
+              <w:t>1|    |</w:t>
+            </w:r>
+          </w:p>
+        </w:tc>
+        <w:tc>
+          <w:tcPr>
+            <w:tcW w:type="dxa" w:w="2880"/>
+          </w:tcPr>
+          <w:p>
+            <w:r>
+              <w:rPr>
+                <w:sz w:val="32"/>
+              </w:rPr>
+              <w:t>50 x 21</w:t>
+              <w:br/>
+              <w:t xml:space="preserve">  2    1</w:t>
+              <w:br/>
+              <w:t xml:space="preserve">  ----</w:t>
+              <w:br/>
+              <w:t>5|    |</w:t>
+              <w:br/>
+              <w:t>0|    |</w:t>
+            </w:r>
+          </w:p>
+        </w:tc>
+      </w:tr>
+      <w:tr>
+        <w:tc>
+          <w:tcPr>
+            <w:tcW w:type="dxa" w:w="2880"/>
+          </w:tcPr>
+          <w:p>
+            <w:r>
+              <w:rPr>
+                <w:sz w:val="32"/>
+              </w:rPr>
+              <w:t>45 x 93</w:t>
+              <w:br/>
+              <w:t xml:space="preserve">  9    3</w:t>
+              <w:br/>
+              <w:t xml:space="preserve">  ----</w:t>
+              <w:br/>
+              <w:t>4|    |</w:t>
+              <w:br/>
+              <w:t>5|    |</w:t>
+            </w:r>
+          </w:p>
+        </w:tc>
+        <w:tc>
+          <w:tcPr>
+            <w:tcW w:type="dxa" w:w="2880"/>
+          </w:tcPr>
+          <w:p>
+            <w:r>
+              <w:rPr>
+                <w:sz w:val="32"/>
+              </w:rPr>
+              <w:t>29 x 40</w:t>
+              <w:br/>
+              <w:t xml:space="preserve">  4    0</w:t>
+              <w:br/>
+              <w:t xml:space="preserve">  ----</w:t>
+              <w:br/>
+              <w:t>2|    |</w:t>
               <w:br/>
               <w:t>9|    |</w:t>
             </w:r>
@@ -108,34 +194,13 @@
               <w:rPr>
                 <w:sz w:val="32"/>
               </w:rPr>
-              <w:t>69 x 84</w:t>
+              <w:t>53 x 77</w:t>
               <w:br/>
-              <w:t xml:space="preserve">  8    4</w:t>
+              <w:t xml:space="preserve">  7    7</w:t>
               <w:br/>
               <w:t xml:space="preserve">  ----</w:t>
               <w:br/>
-              <w:t>6|    |</w:t>
-              <w:br/>
-              <w:t>9|    |</w:t>
-            </w:r>
-          </w:p>
-        </w:tc>
-        <w:tc>
-          <w:tcPr>
-            <w:tcW w:type="dxa" w:w="2880"/>
-          </w:tcPr>
-          <w:p>
-            <w:r>
-              <w:rPr>
-                <w:sz w:val="32"/>
-              </w:rPr>
-              <w:t>63 x 99</w:t>
-              <w:br/>
-              <w:t xml:space="preserve">  9    9</w:t>
-              <w:br/>
-              <w:t xml:space="preserve">  ----</w:t>
-              <w:br/>
-              <w:t>6|    |</w:t>
+              <w:t>5|    |</w:t>
               <w:br/>
               <w:t>3|    |</w:t>
             </w:r>
@@ -152,15 +217,15 @@
               <w:rPr>
                 <w:sz w:val="32"/>
               </w:rPr>
-              <w:t>82 x 78</w:t>
+              <w:t>55 x 19</w:t>
               <w:br/>
-              <w:t xml:space="preserve">  7    8</w:t>
+              <w:t xml:space="preserve">  1    9</w:t>
               <w:br/>
               <w:t xml:space="preserve">  ----</w:t>
               <w:br/>
-              <w:t>8|    |</w:t>
+              <w:t>5|    |</w:t>
               <w:br/>
-              <w:t>2|    |</w:t>
+              <w:t>5|    |</w:t>
             </w:r>
           </w:p>
         </w:tc>
@@ -173,15 +238,15 @@
               <w:rPr>
                 <w:sz w:val="32"/>
               </w:rPr>
-              <w:t>34 x 73</w:t>
+              <w:t>61 x 81</w:t>
               <w:br/>
-              <w:t xml:space="preserve">  7    3</w:t>
+              <w:t xml:space="preserve">  8    1</w:t>
               <w:br/>
               <w:t xml:space="preserve">  ----</w:t>
               <w:br/>
-              <w:t>3|    |</w:t>
+              <w:t>6|    |</w:t>
               <w:br/>
-              <w:t>4|    |</w:t>
+              <w:t>1|    |</w:t>
             </w:r>
           </w:p>
         </w:tc>
@@ -194,15 +259,15 @@
               <w:rPr>
                 <w:sz w:val="32"/>
               </w:rPr>
-              <w:t>93 x 62</w:t>
+              <w:t>79 x 53</w:t>
               <w:br/>
-              <w:t xml:space="preserve">  6    2</w:t>
+              <w:t xml:space="preserve">  5    3</w:t>
               <w:br/>
               <w:t xml:space="preserve">  ----</w:t>
               <w:br/>
+              <w:t>7|    |</w:t>
+              <w:br/>
               <w:t>9|    |</w:t>
-              <w:br/>
-              <w:t>3|    |</w:t>
             </w:r>
           </w:p>
         </w:tc>
@@ -217,15 +282,15 @@
               <w:rPr>
                 <w:sz w:val="32"/>
               </w:rPr>
-              <w:t>34 x 71</w:t>
+              <w:t>26 x 29</w:t>
               <w:br/>
-              <w:t xml:space="preserve">  7    1</w:t>
+              <w:t xml:space="preserve">  2    9</w:t>
               <w:br/>
               <w:t xml:space="preserve">  ----</w:t>
               <w:br/>
-              <w:t>3|    |</w:t>
+              <w:t>2|    |</w:t>
               <w:br/>
-              <w:t>4|    |</w:t>
+              <w:t>6|    |</w:t>
             </w:r>
           </w:p>
         </w:tc>
@@ -238,78 +303,13 @@
               <w:rPr>
                 <w:sz w:val="32"/>
               </w:rPr>
-              <w:t>40 x 38</w:t>
+              <w:t>45 x 47</w:t>
               <w:br/>
-              <w:t xml:space="preserve">  3    8</w:t>
+              <w:t xml:space="preserve">  4    7</w:t>
               <w:br/>
               <w:t xml:space="preserve">  ----</w:t>
               <w:br/>
               <w:t>4|    |</w:t>
-              <w:br/>
-              <w:t>0|    |</w:t>
-            </w:r>
-          </w:p>
-        </w:tc>
-        <w:tc>
-          <w:tcPr>
-            <w:tcW w:type="dxa" w:w="2880"/>
-          </w:tcPr>
-          <w:p>
-            <w:r>
-              <w:rPr>
-                <w:sz w:val="32"/>
-              </w:rPr>
-              <w:t>66 x 86</w:t>
-              <w:br/>
-              <w:t xml:space="preserve">  8    6</w:t>
-              <w:br/>
-              <w:t xml:space="preserve">  ----</w:t>
-              <w:br/>
-              <w:t>6|    |</w:t>
-              <w:br/>
-              <w:t>6|    |</w:t>
-            </w:r>
-          </w:p>
-        </w:tc>
-      </w:tr>
-      <w:tr>
-        <w:tc>
-          <w:tcPr>
-            <w:tcW w:type="dxa" w:w="2880"/>
-          </w:tcPr>
-          <w:p>
-            <w:r>
-              <w:rPr>
-                <w:sz w:val="32"/>
-              </w:rPr>
-              <w:t>91 x 58</w:t>
-              <w:br/>
-              <w:t xml:space="preserve">  5    8</w:t>
-              <w:br/>
-              <w:t xml:space="preserve">  ----</w:t>
-              <w:br/>
-              <w:t>9|    |</w:t>
-              <w:br/>
-              <w:t>1|    |</w:t>
-            </w:r>
-          </w:p>
-        </w:tc>
-        <w:tc>
-          <w:tcPr>
-            <w:tcW w:type="dxa" w:w="2880"/>
-          </w:tcPr>
-          <w:p>
-            <w:r>
-              <w:rPr>
-                <w:sz w:val="32"/>
-              </w:rPr>
-              <w:t>15 x 52</w:t>
-              <w:br/>
-              <w:t xml:space="preserve">  5    2</w:t>
-              <w:br/>
-              <w:t xml:space="preserve">  ----</w:t>
-              <w:br/>
-              <w:t>1|    |</w:t>
               <w:br/>
               <w:t>5|    |</w:t>
             </w:r>
@@ -324,15 +324,15 @@
               <w:rPr>
                 <w:sz w:val="32"/>
               </w:rPr>
-              <w:t>89 x 94</w:t>
+              <w:t>63 x 30</w:t>
               <w:br/>
-              <w:t xml:space="preserve">  9    4</w:t>
+              <w:t xml:space="preserve">  3    0</w:t>
               <w:br/>
               <w:t xml:space="preserve">  ----</w:t>
               <w:br/>
-              <w:t>8|    |</w:t>
+              <w:t>6|    |</w:t>
               <w:br/>
-              <w:t>9|    |</w:t>
+              <w:t>3|    |</w:t>
             </w:r>
           </w:p>
         </w:tc>

--- a/lattice_multiplication_exercises.docx
+++ b/lattice_multiplication_exercises.docx
@@ -22,13 +22,164 @@
               <w:rPr>
                 <w:sz w:val="32"/>
               </w:rPr>
-              <w:t>49 x 96</w:t>
+              <w:t>64 x 59</w:t>
               <w:br/>
-              <w:t xml:space="preserve">  9    6</w:t>
+              <w:t xml:space="preserve">  5    9</w:t>
               <w:br/>
               <w:t xml:space="preserve">  ----</w:t>
               <w:br/>
+              <w:t>6|    |</w:t>
+              <w:br/>
               <w:t>4|    |</w:t>
+            </w:r>
+          </w:p>
+        </w:tc>
+        <w:tc>
+          <w:tcPr>
+            <w:tcW w:type="dxa" w:w="2880"/>
+          </w:tcPr>
+          <w:p>
+            <w:r>
+              <w:rPr>
+                <w:sz w:val="32"/>
+              </w:rPr>
+              <w:t>74 x 64</w:t>
+              <w:br/>
+              <w:t xml:space="preserve">  6    4</w:t>
+              <w:br/>
+              <w:t xml:space="preserve">  ----</w:t>
+              <w:br/>
+              <w:t>7|    |</w:t>
+              <w:br/>
+              <w:t>4|    |</w:t>
+            </w:r>
+          </w:p>
+        </w:tc>
+        <w:tc>
+          <w:tcPr>
+            <w:tcW w:type="dxa" w:w="2880"/>
+          </w:tcPr>
+          <w:p>
+            <w:r>
+              <w:rPr>
+                <w:sz w:val="32"/>
+              </w:rPr>
+              <w:t>32 x 77</w:t>
+              <w:br/>
+              <w:t xml:space="preserve">  7    7</w:t>
+              <w:br/>
+              <w:t xml:space="preserve">  ----</w:t>
+              <w:br/>
+              <w:t>3|    |</w:t>
+              <w:br/>
+              <w:t>2|    |</w:t>
+            </w:r>
+          </w:p>
+        </w:tc>
+      </w:tr>
+      <w:tr>
+        <w:tc>
+          <w:tcPr>
+            <w:tcW w:type="dxa" w:w="2880"/>
+          </w:tcPr>
+          <w:p>
+            <w:r>
+              <w:rPr>
+                <w:sz w:val="32"/>
+              </w:rPr>
+              <w:t>51 x 27</w:t>
+              <w:br/>
+              <w:t xml:space="preserve">  2    7</w:t>
+              <w:br/>
+              <w:t xml:space="preserve">  ----</w:t>
+              <w:br/>
+              <w:t>5|    |</w:t>
+              <w:br/>
+              <w:t>1|    |</w:t>
+            </w:r>
+          </w:p>
+        </w:tc>
+        <w:tc>
+          <w:tcPr>
+            <w:tcW w:type="dxa" w:w="2880"/>
+          </w:tcPr>
+          <w:p>
+            <w:r>
+              <w:rPr>
+                <w:sz w:val="32"/>
+              </w:rPr>
+              <w:t>54 x 73</w:t>
+              <w:br/>
+              <w:t xml:space="preserve">  7    3</w:t>
+              <w:br/>
+              <w:t xml:space="preserve">  ----</w:t>
+              <w:br/>
+              <w:t>5|    |</w:t>
+              <w:br/>
+              <w:t>4|    |</w:t>
+            </w:r>
+          </w:p>
+        </w:tc>
+        <w:tc>
+          <w:tcPr>
+            <w:tcW w:type="dxa" w:w="2880"/>
+          </w:tcPr>
+          <w:p>
+            <w:r>
+              <w:rPr>
+                <w:sz w:val="32"/>
+              </w:rPr>
+              <w:t>89 x 72</w:t>
+              <w:br/>
+              <w:t xml:space="preserve">  7    2</w:t>
+              <w:br/>
+              <w:t xml:space="preserve">  ----</w:t>
+              <w:br/>
+              <w:t>8|    |</w:t>
+              <w:br/>
+              <w:t>9|    |</w:t>
+            </w:r>
+          </w:p>
+        </w:tc>
+      </w:tr>
+      <w:tr>
+        <w:tc>
+          <w:tcPr>
+            <w:tcW w:type="dxa" w:w="2880"/>
+          </w:tcPr>
+          <w:p>
+            <w:r>
+              <w:rPr>
+                <w:sz w:val="32"/>
+              </w:rPr>
+              <w:t>68 x 35</w:t>
+              <w:br/>
+              <w:t xml:space="preserve">  3    5</w:t>
+              <w:br/>
+              <w:t xml:space="preserve">  ----</w:t>
+              <w:br/>
+              <w:t>6|    |</w:t>
+              <w:br/>
+              <w:t>8|    |</w:t>
+            </w:r>
+          </w:p>
+        </w:tc>
+        <w:tc>
+          <w:tcPr>
+            <w:tcW w:type="dxa" w:w="2880"/>
+          </w:tcPr>
+          <w:p>
+            <w:r>
+              <w:rPr>
+                <w:sz w:val="32"/>
+              </w:rPr>
+              <w:t>99 x 80</w:t>
+              <w:br/>
+              <w:t xml:space="preserve">  8    0</w:t>
+              <w:br/>
+              <w:t xml:space="preserve">  ----</w:t>
+              <w:br/>
+              <w:t>9|    |</w:t>
               <w:br/>
               <w:t>9|    |</w:t>
             </w:r>
@@ -43,36 +194,15 @@
               <w:rPr>
                 <w:sz w:val="32"/>
               </w:rPr>
-              <w:t>29 x 58</w:t>
+              <w:t>44 x 12</w:t>
               <w:br/>
-              <w:t xml:space="preserve">  5    8</w:t>
+              <w:t xml:space="preserve">  1    2</w:t>
               <w:br/>
               <w:t xml:space="preserve">  ----</w:t>
               <w:br/>
-              <w:t>2|    |</w:t>
+              <w:t>4|    |</w:t>
               <w:br/>
-              <w:t>9|    |</w:t>
-            </w:r>
-          </w:p>
-        </w:tc>
-        <w:tc>
-          <w:tcPr>
-            <w:tcW w:type="dxa" w:w="2880"/>
-          </w:tcPr>
-          <w:p>
-            <w:r>
-              <w:rPr>
-                <w:sz w:val="32"/>
-              </w:rPr>
-              <w:t>85 x 32</w:t>
-              <w:br/>
-              <w:t xml:space="preserve">  3    2</w:t>
-              <w:br/>
-              <w:t xml:space="preserve">  ----</w:t>
-              <w:br/>
-              <w:t>8|    |</w:t>
-              <w:br/>
-              <w:t>5|    |</w:t>
+              <w:t>4|    |</w:t>
             </w:r>
           </w:p>
         </w:tc>
@@ -87,15 +217,15 @@
               <w:rPr>
                 <w:sz w:val="32"/>
               </w:rPr>
-              <w:t>81 x 77</w:t>
+              <w:t>16 x 85</w:t>
               <w:br/>
-              <w:t xml:space="preserve">  7    7</w:t>
+              <w:t xml:space="preserve">  8    5</w:t>
               <w:br/>
               <w:t xml:space="preserve">  ----</w:t>
               <w:br/>
-              <w:t>8|    |</w:t>
+              <w:t>1|    |</w:t>
               <w:br/>
-              <w:t>1|    |</w:t>
+              <w:t>6|    |</w:t>
             </w:r>
           </w:p>
         </w:tc>
@@ -108,9 +238,53 @@
               <w:rPr>
                 <w:sz w:val="32"/>
               </w:rPr>
-              <w:t>71 x 39</w:t>
+              <w:t>10 x 96</w:t>
               <w:br/>
-              <w:t xml:space="preserve">  3    9</w:t>
+              <w:t xml:space="preserve">  9    6</w:t>
+              <w:br/>
+              <w:t xml:space="preserve">  ----</w:t>
+              <w:br/>
+              <w:t>1|    |</w:t>
+              <w:br/>
+              <w:t>0|    |</w:t>
+            </w:r>
+          </w:p>
+        </w:tc>
+        <w:tc>
+          <w:tcPr>
+            <w:tcW w:type="dxa" w:w="2880"/>
+          </w:tcPr>
+          <w:p>
+            <w:r>
+              <w:rPr>
+                <w:sz w:val="32"/>
+              </w:rPr>
+              <w:t>78 x 97</w:t>
+              <w:br/>
+              <w:t xml:space="preserve">  9    7</w:t>
+              <w:br/>
+              <w:t xml:space="preserve">  ----</w:t>
+              <w:br/>
+              <w:t>7|    |</w:t>
+              <w:br/>
+              <w:t>8|    |</w:t>
+            </w:r>
+          </w:p>
+        </w:tc>
+      </w:tr>
+      <w:tr>
+        <w:tc>
+          <w:tcPr>
+            <w:tcW w:type="dxa" w:w="2880"/>
+          </w:tcPr>
+          <w:p>
+            <w:r>
+              <w:rPr>
+                <w:sz w:val="32"/>
+              </w:rPr>
+              <w:t>71 x 42</w:t>
+              <w:br/>
+              <w:t xml:space="preserve">  4    2</w:t>
               <w:br/>
               <w:t xml:space="preserve">  ----</w:t>
               <w:br/>
@@ -129,118 +303,9 @@
               <w:rPr>
                 <w:sz w:val="32"/>
               </w:rPr>
-              <w:t>50 x 21</w:t>
+              <w:t>61 x 11</w:t>
               <w:br/>
-              <w:t xml:space="preserve">  2    1</w:t>
-              <w:br/>
-              <w:t xml:space="preserve">  ----</w:t>
-              <w:br/>
-              <w:t>5|    |</w:t>
-              <w:br/>
-              <w:t>0|    |</w:t>
-            </w:r>
-          </w:p>
-        </w:tc>
-      </w:tr>
-      <w:tr>
-        <w:tc>
-          <w:tcPr>
-            <w:tcW w:type="dxa" w:w="2880"/>
-          </w:tcPr>
-          <w:p>
-            <w:r>
-              <w:rPr>
-                <w:sz w:val="32"/>
-              </w:rPr>
-              <w:t>45 x 93</w:t>
-              <w:br/>
-              <w:t xml:space="preserve">  9    3</w:t>
-              <w:br/>
-              <w:t xml:space="preserve">  ----</w:t>
-              <w:br/>
-              <w:t>4|    |</w:t>
-              <w:br/>
-              <w:t>5|    |</w:t>
-            </w:r>
-          </w:p>
-        </w:tc>
-        <w:tc>
-          <w:tcPr>
-            <w:tcW w:type="dxa" w:w="2880"/>
-          </w:tcPr>
-          <w:p>
-            <w:r>
-              <w:rPr>
-                <w:sz w:val="32"/>
-              </w:rPr>
-              <w:t>29 x 40</w:t>
-              <w:br/>
-              <w:t xml:space="preserve">  4    0</w:t>
-              <w:br/>
-              <w:t xml:space="preserve">  ----</w:t>
-              <w:br/>
-              <w:t>2|    |</w:t>
-              <w:br/>
-              <w:t>9|    |</w:t>
-            </w:r>
-          </w:p>
-        </w:tc>
-        <w:tc>
-          <w:tcPr>
-            <w:tcW w:type="dxa" w:w="2880"/>
-          </w:tcPr>
-          <w:p>
-            <w:r>
-              <w:rPr>
-                <w:sz w:val="32"/>
-              </w:rPr>
-              <w:t>53 x 77</w:t>
-              <w:br/>
-              <w:t xml:space="preserve">  7    7</w:t>
-              <w:br/>
-              <w:t xml:space="preserve">  ----</w:t>
-              <w:br/>
-              <w:t>5|    |</w:t>
-              <w:br/>
-              <w:t>3|    |</w:t>
-            </w:r>
-          </w:p>
-        </w:tc>
-      </w:tr>
-      <w:tr>
-        <w:tc>
-          <w:tcPr>
-            <w:tcW w:type="dxa" w:w="2880"/>
-          </w:tcPr>
-          <w:p>
-            <w:r>
-              <w:rPr>
-                <w:sz w:val="32"/>
-              </w:rPr>
-              <w:t>55 x 19</w:t>
-              <w:br/>
-              <w:t xml:space="preserve">  1    9</w:t>
-              <w:br/>
-              <w:t xml:space="preserve">  ----</w:t>
-              <w:br/>
-              <w:t>5|    |</w:t>
-              <w:br/>
-              <w:t>5|    |</w:t>
-            </w:r>
-          </w:p>
-        </w:tc>
-        <w:tc>
-          <w:tcPr>
-            <w:tcW w:type="dxa" w:w="2880"/>
-          </w:tcPr>
-          <w:p>
-            <w:r>
-              <w:rPr>
-                <w:sz w:val="32"/>
-              </w:rPr>
-              <w:t>61 x 81</w:t>
-              <w:br/>
-              <w:t xml:space="preserve">  8    1</w:t>
+              <w:t xml:space="preserve">  1    1</w:t>
               <w:br/>
               <w:t xml:space="preserve">  ----</w:t>
               <w:br/>
@@ -259,80 +324,15 @@
               <w:rPr>
                 <w:sz w:val="32"/>
               </w:rPr>
-              <w:t>79 x 53</w:t>
+              <w:t>62 x 21</w:t>
               <w:br/>
-              <w:t xml:space="preserve">  5    3</w:t>
-              <w:br/>
-              <w:t xml:space="preserve">  ----</w:t>
-              <w:br/>
-              <w:t>7|    |</w:t>
-              <w:br/>
-              <w:t>9|    |</w:t>
-            </w:r>
-          </w:p>
-        </w:tc>
-      </w:tr>
-      <w:tr>
-        <w:tc>
-          <w:tcPr>
-            <w:tcW w:type="dxa" w:w="2880"/>
-          </w:tcPr>
-          <w:p>
-            <w:r>
-              <w:rPr>
-                <w:sz w:val="32"/>
-              </w:rPr>
-              <w:t>26 x 29</w:t>
-              <w:br/>
-              <w:t xml:space="preserve">  2    9</w:t>
-              <w:br/>
-              <w:t xml:space="preserve">  ----</w:t>
-              <w:br/>
-              <w:t>2|    |</w:t>
-              <w:br/>
-              <w:t>6|    |</w:t>
-            </w:r>
-          </w:p>
-        </w:tc>
-        <w:tc>
-          <w:tcPr>
-            <w:tcW w:type="dxa" w:w="2880"/>
-          </w:tcPr>
-          <w:p>
-            <w:r>
-              <w:rPr>
-                <w:sz w:val="32"/>
-              </w:rPr>
-              <w:t>45 x 47</w:t>
-              <w:br/>
-              <w:t xml:space="preserve">  4    7</w:t>
-              <w:br/>
-              <w:t xml:space="preserve">  ----</w:t>
-              <w:br/>
-              <w:t>4|    |</w:t>
-              <w:br/>
-              <w:t>5|    |</w:t>
-            </w:r>
-          </w:p>
-        </w:tc>
-        <w:tc>
-          <w:tcPr>
-            <w:tcW w:type="dxa" w:w="2880"/>
-          </w:tcPr>
-          <w:p>
-            <w:r>
-              <w:rPr>
-                <w:sz w:val="32"/>
-              </w:rPr>
-              <w:t>63 x 30</w:t>
-              <w:br/>
-              <w:t xml:space="preserve">  3    0</w:t>
+              <w:t xml:space="preserve">  2    1</w:t>
               <w:br/>
               <w:t xml:space="preserve">  ----</w:t>
               <w:br/>
               <w:t>6|    |</w:t>
               <w:br/>
-              <w:t>3|    |</w:t>
+              <w:t>2|    |</w:t>
             </w:r>
           </w:p>
         </w:tc>

--- a/lattice_multiplication_exercises.docx
+++ b/lattice_multiplication_exercises.docx
@@ -22,15 +22,15 @@
               <w:rPr>
                 <w:sz w:val="32"/>
               </w:rPr>
-              <w:t>64 x 59</w:t>
+              <w:t>78 x 32</w:t>
               <w:br/>
-              <w:t xml:space="preserve">  5    9</w:t>
+              <w:t xml:space="preserve">  3    2</w:t>
               <w:br/>
               <w:t xml:space="preserve">  ----</w:t>
               <w:br/>
-              <w:t>6|    |</w:t>
+              <w:t>7|    |</w:t>
               <w:br/>
-              <w:t>4|    |</w:t>
+              <w:t>8|    |</w:t>
             </w:r>
           </w:p>
         </w:tc>
@@ -43,15 +43,15 @@
               <w:rPr>
                 <w:sz w:val="32"/>
               </w:rPr>
-              <w:t>74 x 64</w:t>
+              <w:t>75 x 43</w:t>
               <w:br/>
-              <w:t xml:space="preserve">  6    4</w:t>
+              <w:t xml:space="preserve">  4    3</w:t>
               <w:br/>
               <w:t xml:space="preserve">  ----</w:t>
               <w:br/>
               <w:t>7|    |</w:t>
               <w:br/>
-              <w:t>4|    |</w:t>
+              <w:t>5|    |</w:t>
             </w:r>
           </w:p>
         </w:tc>
@@ -64,13 +64,143 @@
               <w:rPr>
                 <w:sz w:val="32"/>
               </w:rPr>
-              <w:t>32 x 77</w:t>
+              <w:t>34 x 92</w:t>
               <w:br/>
-              <w:t xml:space="preserve">  7    7</w:t>
+              <w:t xml:space="preserve">  9    2</w:t>
               <w:br/>
               <w:t xml:space="preserve">  ----</w:t>
               <w:br/>
               <w:t>3|    |</w:t>
+              <w:br/>
+              <w:t>4|    |</w:t>
+            </w:r>
+          </w:p>
+        </w:tc>
+      </w:tr>
+      <w:tr>
+        <w:tc>
+          <w:tcPr>
+            <w:tcW w:type="dxa" w:w="2880"/>
+          </w:tcPr>
+          <w:p>
+            <w:r>
+              <w:rPr>
+                <w:sz w:val="32"/>
+              </w:rPr>
+              <w:t>59 x 56</w:t>
+              <w:br/>
+              <w:t xml:space="preserve">  5    6</w:t>
+              <w:br/>
+              <w:t xml:space="preserve">  ----</w:t>
+              <w:br/>
+              <w:t>5|    |</w:t>
+              <w:br/>
+              <w:t>9|    |</w:t>
+            </w:r>
+          </w:p>
+        </w:tc>
+        <w:tc>
+          <w:tcPr>
+            <w:tcW w:type="dxa" w:w="2880"/>
+          </w:tcPr>
+          <w:p>
+            <w:r>
+              <w:rPr>
+                <w:sz w:val="32"/>
+              </w:rPr>
+              <w:t>18 x 79</w:t>
+              <w:br/>
+              <w:t xml:space="preserve">  7    9</w:t>
+              <w:br/>
+              <w:t xml:space="preserve">  ----</w:t>
+              <w:br/>
+              <w:t>1|    |</w:t>
+              <w:br/>
+              <w:t>8|    |</w:t>
+            </w:r>
+          </w:p>
+        </w:tc>
+        <w:tc>
+          <w:tcPr>
+            <w:tcW w:type="dxa" w:w="2880"/>
+          </w:tcPr>
+          <w:p>
+            <w:r>
+              <w:rPr>
+                <w:sz w:val="32"/>
+              </w:rPr>
+              <w:t>75 x 75</w:t>
+              <w:br/>
+              <w:t xml:space="preserve">  7    5</w:t>
+              <w:br/>
+              <w:t xml:space="preserve">  ----</w:t>
+              <w:br/>
+              <w:t>7|    |</w:t>
+              <w:br/>
+              <w:t>5|    |</w:t>
+            </w:r>
+          </w:p>
+        </w:tc>
+      </w:tr>
+      <w:tr>
+        <w:tc>
+          <w:tcPr>
+            <w:tcW w:type="dxa" w:w="2880"/>
+          </w:tcPr>
+          <w:p>
+            <w:r>
+              <w:rPr>
+                <w:sz w:val="32"/>
+              </w:rPr>
+              <w:t>83 x 39</w:t>
+              <w:br/>
+              <w:t xml:space="preserve">  3    9</w:t>
+              <w:br/>
+              <w:t xml:space="preserve">  ----</w:t>
+              <w:br/>
+              <w:t>8|    |</w:t>
+              <w:br/>
+              <w:t>3|    |</w:t>
+            </w:r>
+          </w:p>
+        </w:tc>
+        <w:tc>
+          <w:tcPr>
+            <w:tcW w:type="dxa" w:w="2880"/>
+          </w:tcPr>
+          <w:p>
+            <w:r>
+              <w:rPr>
+                <w:sz w:val="32"/>
+              </w:rPr>
+              <w:t>36 x 36</w:t>
+              <w:br/>
+              <w:t xml:space="preserve">  3    6</w:t>
+              <w:br/>
+              <w:t xml:space="preserve">  ----</w:t>
+              <w:br/>
+              <w:t>3|    |</w:t>
+              <w:br/>
+              <w:t>6|    |</w:t>
+            </w:r>
+          </w:p>
+        </w:tc>
+        <w:tc>
+          <w:tcPr>
+            <w:tcW w:type="dxa" w:w="2880"/>
+          </w:tcPr>
+          <w:p>
+            <w:r>
+              <w:rPr>
+                <w:sz w:val="32"/>
+              </w:rPr>
+              <w:t>42 x 16</w:t>
+              <w:br/>
+              <w:t xml:space="preserve">  1    6</w:t>
+              <w:br/>
+              <w:t xml:space="preserve">  ----</w:t>
+              <w:br/>
+              <w:t>4|    |</w:t>
               <w:br/>
               <w:t>2|    |</w:t>
             </w:r>
@@ -87,13 +217,78 @@
               <w:rPr>
                 <w:sz w:val="32"/>
               </w:rPr>
-              <w:t>51 x 27</w:t>
+              <w:t>97 x 36</w:t>
               <w:br/>
-              <w:t xml:space="preserve">  2    7</w:t>
+              <w:t xml:space="preserve">  3    6</w:t>
               <w:br/>
               <w:t xml:space="preserve">  ----</w:t>
               <w:br/>
-              <w:t>5|    |</w:t>
+              <w:t>9|    |</w:t>
+              <w:br/>
+              <w:t>7|    |</w:t>
+            </w:r>
+          </w:p>
+        </w:tc>
+        <w:tc>
+          <w:tcPr>
+            <w:tcW w:type="dxa" w:w="2880"/>
+          </w:tcPr>
+          <w:p>
+            <w:r>
+              <w:rPr>
+                <w:sz w:val="32"/>
+              </w:rPr>
+              <w:t>77 x 58</w:t>
+              <w:br/>
+              <w:t xml:space="preserve">  5    8</w:t>
+              <w:br/>
+              <w:t xml:space="preserve">  ----</w:t>
+              <w:br/>
+              <w:t>7|    |</w:t>
+              <w:br/>
+              <w:t>7|    |</w:t>
+            </w:r>
+          </w:p>
+        </w:tc>
+        <w:tc>
+          <w:tcPr>
+            <w:tcW w:type="dxa" w:w="2880"/>
+          </w:tcPr>
+          <w:p>
+            <w:r>
+              <w:rPr>
+                <w:sz w:val="32"/>
+              </w:rPr>
+              <w:t>22 x 56</w:t>
+              <w:br/>
+              <w:t xml:space="preserve">  5    6</w:t>
+              <w:br/>
+              <w:t xml:space="preserve">  ----</w:t>
+              <w:br/>
+              <w:t>2|    |</w:t>
+              <w:br/>
+              <w:t>2|    |</w:t>
+            </w:r>
+          </w:p>
+        </w:tc>
+      </w:tr>
+      <w:tr>
+        <w:tc>
+          <w:tcPr>
+            <w:tcW w:type="dxa" w:w="2880"/>
+          </w:tcPr>
+          <w:p>
+            <w:r>
+              <w:rPr>
+                <w:sz w:val="32"/>
+              </w:rPr>
+              <w:t>81 x 76</w:t>
+              <w:br/>
+              <w:t xml:space="preserve">  7    6</w:t>
+              <w:br/>
+              <w:t xml:space="preserve">  ----</w:t>
+              <w:br/>
+              <w:t>8|    |</w:t>
               <w:br/>
               <w:t>1|    |</w:t>
             </w:r>
@@ -108,15 +303,15 @@
               <w:rPr>
                 <w:sz w:val="32"/>
               </w:rPr>
-              <w:t>54 x 73</w:t>
+              <w:t>85 x 95</w:t>
               <w:br/>
-              <w:t xml:space="preserve">  7    3</w:t>
+              <w:t xml:space="preserve">  9    5</w:t>
               <w:br/>
               <w:t xml:space="preserve">  ----</w:t>
               <w:br/>
+              <w:t>8|    |</w:t>
+              <w:br/>
               <w:t>5|    |</w:t>
-              <w:br/>
-              <w:t>4|    |</w:t>
             </w:r>
           </w:p>
         </w:tc>
@@ -129,210 +324,15 @@
               <w:rPr>
                 <w:sz w:val="32"/>
               </w:rPr>
-              <w:t>89 x 72</w:t>
+              <w:t>75 x 83</w:t>
               <w:br/>
-              <w:t xml:space="preserve">  7    2</w:t>
-              <w:br/>
-              <w:t xml:space="preserve">  ----</w:t>
-              <w:br/>
-              <w:t>8|    |</w:t>
-              <w:br/>
-              <w:t>9|    |</w:t>
-            </w:r>
-          </w:p>
-        </w:tc>
-      </w:tr>
-      <w:tr>
-        <w:tc>
-          <w:tcPr>
-            <w:tcW w:type="dxa" w:w="2880"/>
-          </w:tcPr>
-          <w:p>
-            <w:r>
-              <w:rPr>
-                <w:sz w:val="32"/>
-              </w:rPr>
-              <w:t>68 x 35</w:t>
-              <w:br/>
-              <w:t xml:space="preserve">  3    5</w:t>
-              <w:br/>
-              <w:t xml:space="preserve">  ----</w:t>
-              <w:br/>
-              <w:t>6|    |</w:t>
-              <w:br/>
-              <w:t>8|    |</w:t>
-            </w:r>
-          </w:p>
-        </w:tc>
-        <w:tc>
-          <w:tcPr>
-            <w:tcW w:type="dxa" w:w="2880"/>
-          </w:tcPr>
-          <w:p>
-            <w:r>
-              <w:rPr>
-                <w:sz w:val="32"/>
-              </w:rPr>
-              <w:t>99 x 80</w:t>
-              <w:br/>
-              <w:t xml:space="preserve">  8    0</w:t>
-              <w:br/>
-              <w:t xml:space="preserve">  ----</w:t>
-              <w:br/>
-              <w:t>9|    |</w:t>
-              <w:br/>
-              <w:t>9|    |</w:t>
-            </w:r>
-          </w:p>
-        </w:tc>
-        <w:tc>
-          <w:tcPr>
-            <w:tcW w:type="dxa" w:w="2880"/>
-          </w:tcPr>
-          <w:p>
-            <w:r>
-              <w:rPr>
-                <w:sz w:val="32"/>
-              </w:rPr>
-              <w:t>44 x 12</w:t>
-              <w:br/>
-              <w:t xml:space="preserve">  1    2</w:t>
-              <w:br/>
-              <w:t xml:space="preserve">  ----</w:t>
-              <w:br/>
-              <w:t>4|    |</w:t>
-              <w:br/>
-              <w:t>4|    |</w:t>
-            </w:r>
-          </w:p>
-        </w:tc>
-      </w:tr>
-      <w:tr>
-        <w:tc>
-          <w:tcPr>
-            <w:tcW w:type="dxa" w:w="2880"/>
-          </w:tcPr>
-          <w:p>
-            <w:r>
-              <w:rPr>
-                <w:sz w:val="32"/>
-              </w:rPr>
-              <w:t>16 x 85</w:t>
-              <w:br/>
-              <w:t xml:space="preserve">  8    5</w:t>
-              <w:br/>
-              <w:t xml:space="preserve">  ----</w:t>
-              <w:br/>
-              <w:t>1|    |</w:t>
-              <w:br/>
-              <w:t>6|    |</w:t>
-            </w:r>
-          </w:p>
-        </w:tc>
-        <w:tc>
-          <w:tcPr>
-            <w:tcW w:type="dxa" w:w="2880"/>
-          </w:tcPr>
-          <w:p>
-            <w:r>
-              <w:rPr>
-                <w:sz w:val="32"/>
-              </w:rPr>
-              <w:t>10 x 96</w:t>
-              <w:br/>
-              <w:t xml:space="preserve">  9    6</w:t>
-              <w:br/>
-              <w:t xml:space="preserve">  ----</w:t>
-              <w:br/>
-              <w:t>1|    |</w:t>
-              <w:br/>
-              <w:t>0|    |</w:t>
-            </w:r>
-          </w:p>
-        </w:tc>
-        <w:tc>
-          <w:tcPr>
-            <w:tcW w:type="dxa" w:w="2880"/>
-          </w:tcPr>
-          <w:p>
-            <w:r>
-              <w:rPr>
-                <w:sz w:val="32"/>
-              </w:rPr>
-              <w:t>78 x 97</w:t>
-              <w:br/>
-              <w:t xml:space="preserve">  9    7</w:t>
+              <w:t xml:space="preserve">  8    3</w:t>
               <w:br/>
               <w:t xml:space="preserve">  ----</w:t>
               <w:br/>
               <w:t>7|    |</w:t>
               <w:br/>
-              <w:t>8|    |</w:t>
-            </w:r>
-          </w:p>
-        </w:tc>
-      </w:tr>
-      <w:tr>
-        <w:tc>
-          <w:tcPr>
-            <w:tcW w:type="dxa" w:w="2880"/>
-          </w:tcPr>
-          <w:p>
-            <w:r>
-              <w:rPr>
-                <w:sz w:val="32"/>
-              </w:rPr>
-              <w:t>71 x 42</w:t>
-              <w:br/>
-              <w:t xml:space="preserve">  4    2</w:t>
-              <w:br/>
-              <w:t xml:space="preserve">  ----</w:t>
-              <w:br/>
-              <w:t>7|    |</w:t>
-              <w:br/>
-              <w:t>1|    |</w:t>
-            </w:r>
-          </w:p>
-        </w:tc>
-        <w:tc>
-          <w:tcPr>
-            <w:tcW w:type="dxa" w:w="2880"/>
-          </w:tcPr>
-          <w:p>
-            <w:r>
-              <w:rPr>
-                <w:sz w:val="32"/>
-              </w:rPr>
-              <w:t>61 x 11</w:t>
-              <w:br/>
-              <w:t xml:space="preserve">  1    1</w:t>
-              <w:br/>
-              <w:t xml:space="preserve">  ----</w:t>
-              <w:br/>
-              <w:t>6|    |</w:t>
-              <w:br/>
-              <w:t>1|    |</w:t>
-            </w:r>
-          </w:p>
-        </w:tc>
-        <w:tc>
-          <w:tcPr>
-            <w:tcW w:type="dxa" w:w="2880"/>
-          </w:tcPr>
-          <w:p>
-            <w:r>
-              <w:rPr>
-                <w:sz w:val="32"/>
-              </w:rPr>
-              <w:t>62 x 21</w:t>
-              <w:br/>
-              <w:t xml:space="preserve">  2    1</w:t>
-              <w:br/>
-              <w:t xml:space="preserve">  ----</w:t>
-              <w:br/>
-              <w:t>6|    |</w:t>
-              <w:br/>
-              <w:t>2|    |</w:t>
+              <w:t>5|    |</w:t>
             </w:r>
           </w:p>
         </w:tc>

--- a/lattice_multiplication_exercises.docx
+++ b/lattice_multiplication_exercises.docx
@@ -22,30 +22,9 @@
               <w:rPr>
                 <w:sz w:val="32"/>
               </w:rPr>
-              <w:t>78 x 32</w:t>
+              <w:t>75 x 30</w:t>
               <w:br/>
-              <w:t xml:space="preserve">  3    2</w:t>
-              <w:br/>
-              <w:t xml:space="preserve">  ----</w:t>
-              <w:br/>
-              <w:t>7|    |</w:t>
-              <w:br/>
-              <w:t>8|    |</w:t>
-            </w:r>
-          </w:p>
-        </w:tc>
-        <w:tc>
-          <w:tcPr>
-            <w:tcW w:type="dxa" w:w="2880"/>
-          </w:tcPr>
-          <w:p>
-            <w:r>
-              <w:rPr>
-                <w:sz w:val="32"/>
-              </w:rPr>
-              <w:t>75 x 43</w:t>
-              <w:br/>
-              <w:t xml:space="preserve">  4    3</w:t>
+              <w:t xml:space="preserve">  3    0</w:t>
               <w:br/>
               <w:t xml:space="preserve">  ----</w:t>
               <w:br/>
@@ -64,97 +43,9 @@
               <w:rPr>
                 <w:sz w:val="32"/>
               </w:rPr>
-              <w:t>34 x 92</w:t>
+              <w:t>83 x 29</w:t>
               <w:br/>
-              <w:t xml:space="preserve">  9    2</w:t>
-              <w:br/>
-              <w:t xml:space="preserve">  ----</w:t>
-              <w:br/>
-              <w:t>3|    |</w:t>
-              <w:br/>
-              <w:t>4|    |</w:t>
-            </w:r>
-          </w:p>
-        </w:tc>
-      </w:tr>
-      <w:tr>
-        <w:tc>
-          <w:tcPr>
-            <w:tcW w:type="dxa" w:w="2880"/>
-          </w:tcPr>
-          <w:p>
-            <w:r>
-              <w:rPr>
-                <w:sz w:val="32"/>
-              </w:rPr>
-              <w:t>59 x 56</w:t>
-              <w:br/>
-              <w:t xml:space="preserve">  5    6</w:t>
-              <w:br/>
-              <w:t xml:space="preserve">  ----</w:t>
-              <w:br/>
-              <w:t>5|    |</w:t>
-              <w:br/>
-              <w:t>9|    |</w:t>
-            </w:r>
-          </w:p>
-        </w:tc>
-        <w:tc>
-          <w:tcPr>
-            <w:tcW w:type="dxa" w:w="2880"/>
-          </w:tcPr>
-          <w:p>
-            <w:r>
-              <w:rPr>
-                <w:sz w:val="32"/>
-              </w:rPr>
-              <w:t>18 x 79</w:t>
-              <w:br/>
-              <w:t xml:space="preserve">  7    9</w:t>
-              <w:br/>
-              <w:t xml:space="preserve">  ----</w:t>
-              <w:br/>
-              <w:t>1|    |</w:t>
-              <w:br/>
-              <w:t>8|    |</w:t>
-            </w:r>
-          </w:p>
-        </w:tc>
-        <w:tc>
-          <w:tcPr>
-            <w:tcW w:type="dxa" w:w="2880"/>
-          </w:tcPr>
-          <w:p>
-            <w:r>
-              <w:rPr>
-                <w:sz w:val="32"/>
-              </w:rPr>
-              <w:t>75 x 75</w:t>
-              <w:br/>
-              <w:t xml:space="preserve">  7    5</w:t>
-              <w:br/>
-              <w:t xml:space="preserve">  ----</w:t>
-              <w:br/>
-              <w:t>7|    |</w:t>
-              <w:br/>
-              <w:t>5|    |</w:t>
-            </w:r>
-          </w:p>
-        </w:tc>
-      </w:tr>
-      <w:tr>
-        <w:tc>
-          <w:tcPr>
-            <w:tcW w:type="dxa" w:w="2880"/>
-          </w:tcPr>
-          <w:p>
-            <w:r>
-              <w:rPr>
-                <w:sz w:val="32"/>
-              </w:rPr>
-              <w:t>83 x 39</w:t>
-              <w:br/>
-              <w:t xml:space="preserve">  3    9</w:t>
+              <w:t xml:space="preserve">  2    9</w:t>
               <w:br/>
               <w:t xml:space="preserve">  ----</w:t>
               <w:br/>
@@ -173,34 +64,13 @@
               <w:rPr>
                 <w:sz w:val="32"/>
               </w:rPr>
-              <w:t>36 x 36</w:t>
+              <w:t>12 x 40</w:t>
               <w:br/>
-              <w:t xml:space="preserve">  3    6</w:t>
+              <w:t xml:space="preserve">  4    0</w:t>
               <w:br/>
               <w:t xml:space="preserve">  ----</w:t>
               <w:br/>
-              <w:t>3|    |</w:t>
-              <w:br/>
-              <w:t>6|    |</w:t>
-            </w:r>
-          </w:p>
-        </w:tc>
-        <w:tc>
-          <w:tcPr>
-            <w:tcW w:type="dxa" w:w="2880"/>
-          </w:tcPr>
-          <w:p>
-            <w:r>
-              <w:rPr>
-                <w:sz w:val="32"/>
-              </w:rPr>
-              <w:t>42 x 16</w:t>
-              <w:br/>
-              <w:t xml:space="preserve">  1    6</w:t>
-              <w:br/>
-              <w:t xml:space="preserve">  ----</w:t>
-              <w:br/>
-              <w:t>4|    |</w:t>
+              <w:t>1|    |</w:t>
               <w:br/>
               <w:t>2|    |</w:t>
             </w:r>
@@ -217,13 +87,13 @@
               <w:rPr>
                 <w:sz w:val="32"/>
               </w:rPr>
-              <w:t>97 x 36</w:t>
+              <w:t>47 x 51</w:t>
               <w:br/>
-              <w:t xml:space="preserve">  3    6</w:t>
+              <w:t xml:space="preserve">  5    1</w:t>
               <w:br/>
               <w:t xml:space="preserve">  ----</w:t>
               <w:br/>
-              <w:t>9|    |</w:t>
+              <w:t>4|    |</w:t>
               <w:br/>
               <w:t>7|    |</w:t>
             </w:r>
@@ -238,13 +108,78 @@
               <w:rPr>
                 <w:sz w:val="32"/>
               </w:rPr>
-              <w:t>77 x 58</w:t>
+              <w:t>14 x 57</w:t>
               <w:br/>
-              <w:t xml:space="preserve">  5    8</w:t>
+              <w:t xml:space="preserve">  5    7</w:t>
+              <w:br/>
+              <w:t xml:space="preserve">  ----</w:t>
+              <w:br/>
+              <w:t>1|    |</w:t>
+              <w:br/>
+              <w:t>4|    |</w:t>
+            </w:r>
+          </w:p>
+        </w:tc>
+        <w:tc>
+          <w:tcPr>
+            <w:tcW w:type="dxa" w:w="2880"/>
+          </w:tcPr>
+          <w:p>
+            <w:r>
+              <w:rPr>
+                <w:sz w:val="32"/>
+              </w:rPr>
+              <w:t>56 x 95</w:t>
+              <w:br/>
+              <w:t xml:space="preserve">  9    5</w:t>
+              <w:br/>
+              <w:t xml:space="preserve">  ----</w:t>
+              <w:br/>
+              <w:t>5|    |</w:t>
+              <w:br/>
+              <w:t>6|    |</w:t>
+            </w:r>
+          </w:p>
+        </w:tc>
+      </w:tr>
+      <w:tr>
+        <w:tc>
+          <w:tcPr>
+            <w:tcW w:type="dxa" w:w="2880"/>
+          </w:tcPr>
+          <w:p>
+            <w:r>
+              <w:rPr>
+                <w:sz w:val="32"/>
+              </w:rPr>
+              <w:t>70 x 82</w:t>
+              <w:br/>
+              <w:t xml:space="preserve">  8    2</w:t>
               <w:br/>
               <w:t xml:space="preserve">  ----</w:t>
               <w:br/>
               <w:t>7|    |</w:t>
+              <w:br/>
+              <w:t>0|    |</w:t>
+            </w:r>
+          </w:p>
+        </w:tc>
+        <w:tc>
+          <w:tcPr>
+            <w:tcW w:type="dxa" w:w="2880"/>
+          </w:tcPr>
+          <w:p>
+            <w:r>
+              <w:rPr>
+                <w:sz w:val="32"/>
+              </w:rPr>
+              <w:t>37 x 18</w:t>
+              <w:br/>
+              <w:t xml:space="preserve">  1    8</w:t>
+              <w:br/>
+              <w:t xml:space="preserve">  ----</w:t>
+              <w:br/>
+              <w:t>3|    |</w:t>
               <w:br/>
               <w:t>7|    |</w:t>
             </w:r>
@@ -259,15 +194,15 @@
               <w:rPr>
                 <w:sz w:val="32"/>
               </w:rPr>
-              <w:t>22 x 56</w:t>
+              <w:t>25 x 73</w:t>
               <w:br/>
-              <w:t xml:space="preserve">  5    6</w:t>
+              <w:t xml:space="preserve">  7    3</w:t>
               <w:br/>
               <w:t xml:space="preserve">  ----</w:t>
               <w:br/>
               <w:t>2|    |</w:t>
               <w:br/>
-              <w:t>2|    |</w:t>
+              <w:t>5|    |</w:t>
             </w:r>
           </w:p>
         </w:tc>
@@ -282,34 +217,13 @@
               <w:rPr>
                 <w:sz w:val="32"/>
               </w:rPr>
-              <w:t>81 x 76</w:t>
+              <w:t>55 x 58</w:t>
               <w:br/>
-              <w:t xml:space="preserve">  7    6</w:t>
+              <w:t xml:space="preserve">  5    8</w:t>
               <w:br/>
               <w:t xml:space="preserve">  ----</w:t>
               <w:br/>
-              <w:t>8|    |</w:t>
-              <w:br/>
-              <w:t>1|    |</w:t>
-            </w:r>
-          </w:p>
-        </w:tc>
-        <w:tc>
-          <w:tcPr>
-            <w:tcW w:type="dxa" w:w="2880"/>
-          </w:tcPr>
-          <w:p>
-            <w:r>
-              <w:rPr>
-                <w:sz w:val="32"/>
-              </w:rPr>
-              <w:t>85 x 95</w:t>
-              <w:br/>
-              <w:t xml:space="preserve">  9    5</w:t>
-              <w:br/>
-              <w:t xml:space="preserve">  ----</w:t>
-              <w:br/>
-              <w:t>8|    |</w:t>
+              <w:t>5|    |</w:t>
               <w:br/>
               <w:t>5|    |</w:t>
             </w:r>
@@ -324,15 +238,101 @@
               <w:rPr>
                 <w:sz w:val="32"/>
               </w:rPr>
-              <w:t>75 x 83</w:t>
+              <w:t>35 x 57</w:t>
               <w:br/>
-              <w:t xml:space="preserve">  8    3</w:t>
+              <w:t xml:space="preserve">  5    7</w:t>
               <w:br/>
               <w:t xml:space="preserve">  ----</w:t>
               <w:br/>
-              <w:t>7|    |</w:t>
+              <w:t>3|    |</w:t>
               <w:br/>
               <w:t>5|    |</w:t>
+            </w:r>
+          </w:p>
+        </w:tc>
+        <w:tc>
+          <w:tcPr>
+            <w:tcW w:type="dxa" w:w="2880"/>
+          </w:tcPr>
+          <w:p>
+            <w:r>
+              <w:rPr>
+                <w:sz w:val="32"/>
+              </w:rPr>
+              <w:t>90 x 22</w:t>
+              <w:br/>
+              <w:t xml:space="preserve">  2    2</w:t>
+              <w:br/>
+              <w:t xml:space="preserve">  ----</w:t>
+              <w:br/>
+              <w:t>9|    |</w:t>
+              <w:br/>
+              <w:t>0|    |</w:t>
+            </w:r>
+          </w:p>
+        </w:tc>
+      </w:tr>
+      <w:tr>
+        <w:tc>
+          <w:tcPr>
+            <w:tcW w:type="dxa" w:w="2880"/>
+          </w:tcPr>
+          <w:p>
+            <w:r>
+              <w:rPr>
+                <w:sz w:val="32"/>
+              </w:rPr>
+              <w:t>54 x 88</w:t>
+              <w:br/>
+              <w:t xml:space="preserve">  8    8</w:t>
+              <w:br/>
+              <w:t xml:space="preserve">  ----</w:t>
+              <w:br/>
+              <w:t>5|    |</w:t>
+              <w:br/>
+              <w:t>4|    |</w:t>
+            </w:r>
+          </w:p>
+        </w:tc>
+        <w:tc>
+          <w:tcPr>
+            <w:tcW w:type="dxa" w:w="2880"/>
+          </w:tcPr>
+          <w:p>
+            <w:r>
+              <w:rPr>
+                <w:sz w:val="32"/>
+              </w:rPr>
+              <w:t>55 x 17</w:t>
+              <w:br/>
+              <w:t xml:space="preserve">  1    7</w:t>
+              <w:br/>
+              <w:t xml:space="preserve">  ----</w:t>
+              <w:br/>
+              <w:t>5|    |</w:t>
+              <w:br/>
+              <w:t>5|    |</w:t>
+            </w:r>
+          </w:p>
+        </w:tc>
+        <w:tc>
+          <w:tcPr>
+            <w:tcW w:type="dxa" w:w="2880"/>
+          </w:tcPr>
+          <w:p>
+            <w:r>
+              <w:rPr>
+                <w:sz w:val="32"/>
+              </w:rPr>
+              <w:t>92 x 88</w:t>
+              <w:br/>
+              <w:t xml:space="preserve">  8    8</w:t>
+              <w:br/>
+              <w:t xml:space="preserve">  ----</w:t>
+              <w:br/>
+              <w:t>9|    |</w:t>
+              <w:br/>
+              <w:t>2|    |</w:t>
             </w:r>
           </w:p>
         </w:tc>

--- a/lattice_multiplication_exercises.docx
+++ b/lattice_multiplication_exercises.docx
@@ -22,15 +22,15 @@
               <w:rPr>
                 <w:sz w:val="32"/>
               </w:rPr>
-              <w:t>75 x 30</w:t>
+              <w:t>74 x 94</w:t>
               <w:br/>
-              <w:t xml:space="preserve">  3    0</w:t>
+              <w:t xml:space="preserve">  9    4</w:t>
               <w:br/>
               <w:t xml:space="preserve">  ----</w:t>
               <w:br/>
               <w:t>7|    |</w:t>
               <w:br/>
-              <w:t>5|    |</w:t>
+              <w:t>4|    |</w:t>
             </w:r>
           </w:p>
         </w:tc>
@@ -43,13 +43,13 @@
               <w:rPr>
                 <w:sz w:val="32"/>
               </w:rPr>
-              <w:t>83 x 29</w:t>
+              <w:t>43 x 44</w:t>
               <w:br/>
-              <w:t xml:space="preserve">  2    9</w:t>
+              <w:t xml:space="preserve">  4    4</w:t>
               <w:br/>
               <w:t xml:space="preserve">  ----</w:t>
               <w:br/>
-              <w:t>8|    |</w:t>
+              <w:t>4|    |</w:t>
               <w:br/>
               <w:t>3|    |</w:t>
             </w:r>
@@ -64,208 +64,13 @@
               <w:rPr>
                 <w:sz w:val="32"/>
               </w:rPr>
-              <w:t>12 x 40</w:t>
+              <w:t>50 x 33</w:t>
               <w:br/>
-              <w:t xml:space="preserve">  4    0</w:t>
-              <w:br/>
-              <w:t xml:space="preserve">  ----</w:t>
-              <w:br/>
-              <w:t>1|    |</w:t>
-              <w:br/>
-              <w:t>2|    |</w:t>
-            </w:r>
-          </w:p>
-        </w:tc>
-      </w:tr>
-      <w:tr>
-        <w:tc>
-          <w:tcPr>
-            <w:tcW w:type="dxa" w:w="2880"/>
-          </w:tcPr>
-          <w:p>
-            <w:r>
-              <w:rPr>
-                <w:sz w:val="32"/>
-              </w:rPr>
-              <w:t>47 x 51</w:t>
-              <w:br/>
-              <w:t xml:space="preserve">  5    1</w:t>
-              <w:br/>
-              <w:t xml:space="preserve">  ----</w:t>
-              <w:br/>
-              <w:t>4|    |</w:t>
-              <w:br/>
-              <w:t>7|    |</w:t>
-            </w:r>
-          </w:p>
-        </w:tc>
-        <w:tc>
-          <w:tcPr>
-            <w:tcW w:type="dxa" w:w="2880"/>
-          </w:tcPr>
-          <w:p>
-            <w:r>
-              <w:rPr>
-                <w:sz w:val="32"/>
-              </w:rPr>
-              <w:t>14 x 57</w:t>
-              <w:br/>
-              <w:t xml:space="preserve">  5    7</w:t>
-              <w:br/>
-              <w:t xml:space="preserve">  ----</w:t>
-              <w:br/>
-              <w:t>1|    |</w:t>
-              <w:br/>
-              <w:t>4|    |</w:t>
-            </w:r>
-          </w:p>
-        </w:tc>
-        <w:tc>
-          <w:tcPr>
-            <w:tcW w:type="dxa" w:w="2880"/>
-          </w:tcPr>
-          <w:p>
-            <w:r>
-              <w:rPr>
-                <w:sz w:val="32"/>
-              </w:rPr>
-              <w:t>56 x 95</w:t>
-              <w:br/>
-              <w:t xml:space="preserve">  9    5</w:t>
+              <w:t xml:space="preserve">  3    3</w:t>
               <w:br/>
               <w:t xml:space="preserve">  ----</w:t>
               <w:br/>
               <w:t>5|    |</w:t>
-              <w:br/>
-              <w:t>6|    |</w:t>
-            </w:r>
-          </w:p>
-        </w:tc>
-      </w:tr>
-      <w:tr>
-        <w:tc>
-          <w:tcPr>
-            <w:tcW w:type="dxa" w:w="2880"/>
-          </w:tcPr>
-          <w:p>
-            <w:r>
-              <w:rPr>
-                <w:sz w:val="32"/>
-              </w:rPr>
-              <w:t>70 x 82</w:t>
-              <w:br/>
-              <w:t xml:space="preserve">  8    2</w:t>
-              <w:br/>
-              <w:t xml:space="preserve">  ----</w:t>
-              <w:br/>
-              <w:t>7|    |</w:t>
-              <w:br/>
-              <w:t>0|    |</w:t>
-            </w:r>
-          </w:p>
-        </w:tc>
-        <w:tc>
-          <w:tcPr>
-            <w:tcW w:type="dxa" w:w="2880"/>
-          </w:tcPr>
-          <w:p>
-            <w:r>
-              <w:rPr>
-                <w:sz w:val="32"/>
-              </w:rPr>
-              <w:t>37 x 18</w:t>
-              <w:br/>
-              <w:t xml:space="preserve">  1    8</w:t>
-              <w:br/>
-              <w:t xml:space="preserve">  ----</w:t>
-              <w:br/>
-              <w:t>3|    |</w:t>
-              <w:br/>
-              <w:t>7|    |</w:t>
-            </w:r>
-          </w:p>
-        </w:tc>
-        <w:tc>
-          <w:tcPr>
-            <w:tcW w:type="dxa" w:w="2880"/>
-          </w:tcPr>
-          <w:p>
-            <w:r>
-              <w:rPr>
-                <w:sz w:val="32"/>
-              </w:rPr>
-              <w:t>25 x 73</w:t>
-              <w:br/>
-              <w:t xml:space="preserve">  7    3</w:t>
-              <w:br/>
-              <w:t xml:space="preserve">  ----</w:t>
-              <w:br/>
-              <w:t>2|    |</w:t>
-              <w:br/>
-              <w:t>5|    |</w:t>
-            </w:r>
-          </w:p>
-        </w:tc>
-      </w:tr>
-      <w:tr>
-        <w:tc>
-          <w:tcPr>
-            <w:tcW w:type="dxa" w:w="2880"/>
-          </w:tcPr>
-          <w:p>
-            <w:r>
-              <w:rPr>
-                <w:sz w:val="32"/>
-              </w:rPr>
-              <w:t>55 x 58</w:t>
-              <w:br/>
-              <w:t xml:space="preserve">  5    8</w:t>
-              <w:br/>
-              <w:t xml:space="preserve">  ----</w:t>
-              <w:br/>
-              <w:t>5|    |</w:t>
-              <w:br/>
-              <w:t>5|    |</w:t>
-            </w:r>
-          </w:p>
-        </w:tc>
-        <w:tc>
-          <w:tcPr>
-            <w:tcW w:type="dxa" w:w="2880"/>
-          </w:tcPr>
-          <w:p>
-            <w:r>
-              <w:rPr>
-                <w:sz w:val="32"/>
-              </w:rPr>
-              <w:t>35 x 57</w:t>
-              <w:br/>
-              <w:t xml:space="preserve">  5    7</w:t>
-              <w:br/>
-              <w:t xml:space="preserve">  ----</w:t>
-              <w:br/>
-              <w:t>3|    |</w:t>
-              <w:br/>
-              <w:t>5|    |</w:t>
-            </w:r>
-          </w:p>
-        </w:tc>
-        <w:tc>
-          <w:tcPr>
-            <w:tcW w:type="dxa" w:w="2880"/>
-          </w:tcPr>
-          <w:p>
-            <w:r>
-              <w:rPr>
-                <w:sz w:val="32"/>
-              </w:rPr>
-              <w:t>90 x 22</w:t>
-              <w:br/>
-              <w:t xml:space="preserve">  2    2</w:t>
-              <w:br/>
-              <w:t xml:space="preserve">  ----</w:t>
-              <w:br/>
-              <w:t>9|    |</w:t>
               <w:br/>
               <w:t>0|    |</w:t>
             </w:r>
@@ -282,15 +87,15 @@
               <w:rPr>
                 <w:sz w:val="32"/>
               </w:rPr>
-              <w:t>54 x 88</w:t>
+              <w:t>48 x 17</w:t>
               <w:br/>
-              <w:t xml:space="preserve">  8    8</w:t>
+              <w:t xml:space="preserve">  1    7</w:t>
               <w:br/>
               <w:t xml:space="preserve">  ----</w:t>
               <w:br/>
-              <w:t>5|    |</w:t>
+              <w:t>4|    |</w:t>
               <w:br/>
-              <w:t>4|    |</w:t>
+              <w:t>8|    |</w:t>
             </w:r>
           </w:p>
         </w:tc>
@@ -303,15 +108,15 @@
               <w:rPr>
                 <w:sz w:val="32"/>
               </w:rPr>
-              <w:t>55 x 17</w:t>
+              <w:t>79 x 17</w:t>
               <w:br/>
               <w:t xml:space="preserve">  1    7</w:t>
               <w:br/>
               <w:t xml:space="preserve">  ----</w:t>
               <w:br/>
-              <w:t>5|    |</w:t>
+              <w:t>7|    |</w:t>
               <w:br/>
-              <w:t>5|    |</w:t>
+              <w:t>9|    |</w:t>
             </w:r>
           </w:p>
         </w:tc>
@@ -324,15 +129,210 @@
               <w:rPr>
                 <w:sz w:val="32"/>
               </w:rPr>
-              <w:t>92 x 88</w:t>
+              <w:t>34 x 72</w:t>
               <w:br/>
-              <w:t xml:space="preserve">  8    8</w:t>
+              <w:t xml:space="preserve">  7    2</w:t>
+              <w:br/>
+              <w:t xml:space="preserve">  ----</w:t>
+              <w:br/>
+              <w:t>3|    |</w:t>
+              <w:br/>
+              <w:t>4|    |</w:t>
+            </w:r>
+          </w:p>
+        </w:tc>
+      </w:tr>
+      <w:tr>
+        <w:tc>
+          <w:tcPr>
+            <w:tcW w:type="dxa" w:w="2880"/>
+          </w:tcPr>
+          <w:p>
+            <w:r>
+              <w:rPr>
+                <w:sz w:val="32"/>
+              </w:rPr>
+              <w:t>50 x 26</w:t>
+              <w:br/>
+              <w:t xml:space="preserve">  2    6</w:t>
+              <w:br/>
+              <w:t xml:space="preserve">  ----</w:t>
+              <w:br/>
+              <w:t>5|    |</w:t>
+              <w:br/>
+              <w:t>0|    |</w:t>
+            </w:r>
+          </w:p>
+        </w:tc>
+        <w:tc>
+          <w:tcPr>
+            <w:tcW w:type="dxa" w:w="2880"/>
+          </w:tcPr>
+          <w:p>
+            <w:r>
+              <w:rPr>
+                <w:sz w:val="32"/>
+              </w:rPr>
+              <w:t>17 x 28</w:t>
+              <w:br/>
+              <w:t xml:space="preserve">  2    8</w:t>
+              <w:br/>
+              <w:t xml:space="preserve">  ----</w:t>
+              <w:br/>
+              <w:t>1|    |</w:t>
+              <w:br/>
+              <w:t>7|    |</w:t>
+            </w:r>
+          </w:p>
+        </w:tc>
+        <w:tc>
+          <w:tcPr>
+            <w:tcW w:type="dxa" w:w="2880"/>
+          </w:tcPr>
+          <w:p>
+            <w:r>
+              <w:rPr>
+                <w:sz w:val="32"/>
+              </w:rPr>
+              <w:t>84 x 28</w:t>
+              <w:br/>
+              <w:t xml:space="preserve">  2    8</w:t>
+              <w:br/>
+              <w:t xml:space="preserve">  ----</w:t>
+              <w:br/>
+              <w:t>8|    |</w:t>
+              <w:br/>
+              <w:t>4|    |</w:t>
+            </w:r>
+          </w:p>
+        </w:tc>
+      </w:tr>
+      <w:tr>
+        <w:tc>
+          <w:tcPr>
+            <w:tcW w:type="dxa" w:w="2880"/>
+          </w:tcPr>
+          <w:p>
+            <w:r>
+              <w:rPr>
+                <w:sz w:val="32"/>
+              </w:rPr>
+              <w:t>33 x 51</w:t>
+              <w:br/>
+              <w:t xml:space="preserve">  5    1</w:t>
+              <w:br/>
+              <w:t xml:space="preserve">  ----</w:t>
+              <w:br/>
+              <w:t>3|    |</w:t>
+              <w:br/>
+              <w:t>3|    |</w:t>
+            </w:r>
+          </w:p>
+        </w:tc>
+        <w:tc>
+          <w:tcPr>
+            <w:tcW w:type="dxa" w:w="2880"/>
+          </w:tcPr>
+          <w:p>
+            <w:r>
+              <w:rPr>
+                <w:sz w:val="32"/>
+              </w:rPr>
+              <w:t>68 x 16</w:t>
+              <w:br/>
+              <w:t xml:space="preserve">  1    6</w:t>
+              <w:br/>
+              <w:t xml:space="preserve">  ----</w:t>
+              <w:br/>
+              <w:t>6|    |</w:t>
+              <w:br/>
+              <w:t>8|    |</w:t>
+            </w:r>
+          </w:p>
+        </w:tc>
+        <w:tc>
+          <w:tcPr>
+            <w:tcW w:type="dxa" w:w="2880"/>
+          </w:tcPr>
+          <w:p>
+            <w:r>
+              <w:rPr>
+                <w:sz w:val="32"/>
+              </w:rPr>
+              <w:t>14 x 96</w:t>
+              <w:br/>
+              <w:t xml:space="preserve">  9    6</w:t>
+              <w:br/>
+              <w:t xml:space="preserve">  ----</w:t>
+              <w:br/>
+              <w:t>1|    |</w:t>
+              <w:br/>
+              <w:t>4|    |</w:t>
+            </w:r>
+          </w:p>
+        </w:tc>
+      </w:tr>
+      <w:tr>
+        <w:tc>
+          <w:tcPr>
+            <w:tcW w:type="dxa" w:w="2880"/>
+          </w:tcPr>
+          <w:p>
+            <w:r>
+              <w:rPr>
+                <w:sz w:val="32"/>
+              </w:rPr>
+              <w:t>48 x 69</w:t>
+              <w:br/>
+              <w:t xml:space="preserve">  6    9</w:t>
+              <w:br/>
+              <w:t xml:space="preserve">  ----</w:t>
+              <w:br/>
+              <w:t>4|    |</w:t>
+              <w:br/>
+              <w:t>8|    |</w:t>
+            </w:r>
+          </w:p>
+        </w:tc>
+        <w:tc>
+          <w:tcPr>
+            <w:tcW w:type="dxa" w:w="2880"/>
+          </w:tcPr>
+          <w:p>
+            <w:r>
+              <w:rPr>
+                <w:sz w:val="32"/>
+              </w:rPr>
+              <w:t>97 x 62</w:t>
+              <w:br/>
+              <w:t xml:space="preserve">  6    2</w:t>
               <w:br/>
               <w:t xml:space="preserve">  ----</w:t>
               <w:br/>
               <w:t>9|    |</w:t>
               <w:br/>
-              <w:t>2|    |</w:t>
+              <w:t>7|    |</w:t>
+            </w:r>
+          </w:p>
+        </w:tc>
+        <w:tc>
+          <w:tcPr>
+            <w:tcW w:type="dxa" w:w="2880"/>
+          </w:tcPr>
+          <w:p>
+            <w:r>
+              <w:rPr>
+                <w:sz w:val="32"/>
+              </w:rPr>
+              <w:t>88 x 63</w:t>
+              <w:br/>
+              <w:t xml:space="preserve">  6    3</w:t>
+              <w:br/>
+              <w:t xml:space="preserve">  ----</w:t>
+              <w:br/>
+              <w:t>8|    |</w:t>
+              <w:br/>
+              <w:t>8|    |</w:t>
             </w:r>
           </w:p>
         </w:tc>

--- a/lattice_multiplication_exercises.docx
+++ b/lattice_multiplication_exercises.docx
@@ -22,15 +22,15 @@
               <w:rPr>
                 <w:sz w:val="32"/>
               </w:rPr>
-              <w:t>74 x 94</w:t>
+              <w:t>86 x 30</w:t>
               <w:br/>
-              <w:t xml:space="preserve">  9    4</w:t>
+              <w:t xml:space="preserve">  3    0</w:t>
               <w:br/>
               <w:t xml:space="preserve">  ----</w:t>
               <w:br/>
-              <w:t>7|    |</w:t>
+              <w:t>8|    |</w:t>
               <w:br/>
-              <w:t>4|    |</w:t>
+              <w:t>6|    |</w:t>
             </w:r>
           </w:p>
         </w:tc>
@@ -43,78 +43,13 @@
               <w:rPr>
                 <w:sz w:val="32"/>
               </w:rPr>
-              <w:t>43 x 44</w:t>
+              <w:t>19 x 34</w:t>
               <w:br/>
-              <w:t xml:space="preserve">  4    4</w:t>
+              <w:t xml:space="preserve">  3    4</w:t>
               <w:br/>
               <w:t xml:space="preserve">  ----</w:t>
               <w:br/>
-              <w:t>4|    |</w:t>
-              <w:br/>
-              <w:t>3|    |</w:t>
-            </w:r>
-          </w:p>
-        </w:tc>
-        <w:tc>
-          <w:tcPr>
-            <w:tcW w:type="dxa" w:w="2880"/>
-          </w:tcPr>
-          <w:p>
-            <w:r>
-              <w:rPr>
-                <w:sz w:val="32"/>
-              </w:rPr>
-              <w:t>50 x 33</w:t>
-              <w:br/>
-              <w:t xml:space="preserve">  3    3</w:t>
-              <w:br/>
-              <w:t xml:space="preserve">  ----</w:t>
-              <w:br/>
-              <w:t>5|    |</w:t>
-              <w:br/>
-              <w:t>0|    |</w:t>
-            </w:r>
-          </w:p>
-        </w:tc>
-      </w:tr>
-      <w:tr>
-        <w:tc>
-          <w:tcPr>
-            <w:tcW w:type="dxa" w:w="2880"/>
-          </w:tcPr>
-          <w:p>
-            <w:r>
-              <w:rPr>
-                <w:sz w:val="32"/>
-              </w:rPr>
-              <w:t>48 x 17</w:t>
-              <w:br/>
-              <w:t xml:space="preserve">  1    7</w:t>
-              <w:br/>
-              <w:t xml:space="preserve">  ----</w:t>
-              <w:br/>
-              <w:t>4|    |</w:t>
-              <w:br/>
-              <w:t>8|    |</w:t>
-            </w:r>
-          </w:p>
-        </w:tc>
-        <w:tc>
-          <w:tcPr>
-            <w:tcW w:type="dxa" w:w="2880"/>
-          </w:tcPr>
-          <w:p>
-            <w:r>
-              <w:rPr>
-                <w:sz w:val="32"/>
-              </w:rPr>
-              <w:t>79 x 17</w:t>
-              <w:br/>
-              <w:t xml:space="preserve">  1    7</w:t>
-              <w:br/>
-              <w:t xml:space="preserve">  ----</w:t>
-              <w:br/>
-              <w:t>7|    |</w:t>
+              <w:t>1|    |</w:t>
               <w:br/>
               <w:t>9|    |</w:t>
             </w:r>
@@ -129,13 +64,13 @@
               <w:rPr>
                 <w:sz w:val="32"/>
               </w:rPr>
-              <w:t>34 x 72</w:t>
+              <w:t>74 x 55</w:t>
               <w:br/>
-              <w:t xml:space="preserve">  7    2</w:t>
+              <w:t xml:space="preserve">  5    5</w:t>
               <w:br/>
               <w:t xml:space="preserve">  ----</w:t>
               <w:br/>
-              <w:t>3|    |</w:t>
+              <w:t>7|    |</w:t>
               <w:br/>
               <w:t>4|    |</w:t>
             </w:r>
@@ -152,15 +87,15 @@
               <w:rPr>
                 <w:sz w:val="32"/>
               </w:rPr>
-              <w:t>50 x 26</w:t>
+              <w:t>29 x 24</w:t>
               <w:br/>
-              <w:t xml:space="preserve">  2    6</w:t>
+              <w:t xml:space="preserve">  2    4</w:t>
               <w:br/>
               <w:t xml:space="preserve">  ----</w:t>
               <w:br/>
-              <w:t>5|    |</w:t>
+              <w:t>2|    |</w:t>
               <w:br/>
-              <w:t>0|    |</w:t>
+              <w:t>9|    |</w:t>
             </w:r>
           </w:p>
         </w:tc>
@@ -173,15 +108,15 @@
               <w:rPr>
                 <w:sz w:val="32"/>
               </w:rPr>
-              <w:t>17 x 28</w:t>
+              <w:t>64 x 57</w:t>
               <w:br/>
-              <w:t xml:space="preserve">  2    8</w:t>
+              <w:t xml:space="preserve">  5    7</w:t>
               <w:br/>
               <w:t xml:space="preserve">  ----</w:t>
               <w:br/>
-              <w:t>1|    |</w:t>
+              <w:t>6|    |</w:t>
               <w:br/>
-              <w:t>7|    |</w:t>
+              <w:t>4|    |</w:t>
             </w:r>
           </w:p>
         </w:tc>
@@ -194,13 +129,78 @@
               <w:rPr>
                 <w:sz w:val="32"/>
               </w:rPr>
-              <w:t>84 x 28</w:t>
+              <w:t>53 x 30</w:t>
               <w:br/>
-              <w:t xml:space="preserve">  2    8</w:t>
+              <w:t xml:space="preserve">  3    0</w:t>
+              <w:br/>
+              <w:t xml:space="preserve">  ----</w:t>
+              <w:br/>
+              <w:t>5|    |</w:t>
+              <w:br/>
+              <w:t>3|    |</w:t>
+            </w:r>
+          </w:p>
+        </w:tc>
+      </w:tr>
+      <w:tr>
+        <w:tc>
+          <w:tcPr>
+            <w:tcW w:type="dxa" w:w="2880"/>
+          </w:tcPr>
+          <w:p>
+            <w:r>
+              <w:rPr>
+                <w:sz w:val="32"/>
+              </w:rPr>
+              <w:t>81 x 61</w:t>
+              <w:br/>
+              <w:t xml:space="preserve">  6    1</w:t>
               <w:br/>
               <w:t xml:space="preserve">  ----</w:t>
               <w:br/>
               <w:t>8|    |</w:t>
+              <w:br/>
+              <w:t>1|    |</w:t>
+            </w:r>
+          </w:p>
+        </w:tc>
+        <w:tc>
+          <w:tcPr>
+            <w:tcW w:type="dxa" w:w="2880"/>
+          </w:tcPr>
+          <w:p>
+            <w:r>
+              <w:rPr>
+                <w:sz w:val="32"/>
+              </w:rPr>
+              <w:t>53 x 39</w:t>
+              <w:br/>
+              <w:t xml:space="preserve">  3    9</w:t>
+              <w:br/>
+              <w:t xml:space="preserve">  ----</w:t>
+              <w:br/>
+              <w:t>5|    |</w:t>
+              <w:br/>
+              <w:t>3|    |</w:t>
+            </w:r>
+          </w:p>
+        </w:tc>
+        <w:tc>
+          <w:tcPr>
+            <w:tcW w:type="dxa" w:w="2880"/>
+          </w:tcPr>
+          <w:p>
+            <w:r>
+              <w:rPr>
+                <w:sz w:val="32"/>
+              </w:rPr>
+              <w:t>24 x 30</w:t>
+              <w:br/>
+              <w:t xml:space="preserve">  3    0</w:t>
+              <w:br/>
+              <w:t xml:space="preserve">  ----</w:t>
+              <w:br/>
+              <w:t>2|    |</w:t>
               <w:br/>
               <w:t>4|    |</w:t>
             </w:r>
@@ -217,15 +217,15 @@
               <w:rPr>
                 <w:sz w:val="32"/>
               </w:rPr>
-              <w:t>33 x 51</w:t>
+              <w:t>41 x 45</w:t>
               <w:br/>
-              <w:t xml:space="preserve">  5    1</w:t>
+              <w:t xml:space="preserve">  4    5</w:t>
               <w:br/>
               <w:t xml:space="preserve">  ----</w:t>
               <w:br/>
-              <w:t>3|    |</w:t>
+              <w:t>4|    |</w:t>
               <w:br/>
-              <w:t>3|    |</w:t>
+              <w:t>1|    |</w:t>
             </w:r>
           </w:p>
         </w:tc>
@@ -238,15 +238,15 @@
               <w:rPr>
                 <w:sz w:val="32"/>
               </w:rPr>
-              <w:t>68 x 16</w:t>
+              <w:t>77 x 23</w:t>
               <w:br/>
-              <w:t xml:space="preserve">  1    6</w:t>
+              <w:t xml:space="preserve">  2    3</w:t>
               <w:br/>
               <w:t xml:space="preserve">  ----</w:t>
               <w:br/>
-              <w:t>6|    |</w:t>
+              <w:t>7|    |</w:t>
               <w:br/>
-              <w:t>8|    |</w:t>
+              <w:t>7|    |</w:t>
             </w:r>
           </w:p>
         </w:tc>
@@ -259,15 +259,15 @@
               <w:rPr>
                 <w:sz w:val="32"/>
               </w:rPr>
-              <w:t>14 x 96</w:t>
+              <w:t>31 x 42</w:t>
               <w:br/>
-              <w:t xml:space="preserve">  9    6</w:t>
+              <w:t xml:space="preserve">  4    2</w:t>
               <w:br/>
               <w:t xml:space="preserve">  ----</w:t>
               <w:br/>
+              <w:t>3|    |</w:t>
+              <w:br/>
               <w:t>1|    |</w:t>
-              <w:br/>
-              <w:t>4|    |</w:t>
             </w:r>
           </w:p>
         </w:tc>
@@ -282,15 +282,15 @@
               <w:rPr>
                 <w:sz w:val="32"/>
               </w:rPr>
-              <w:t>48 x 69</w:t>
+              <w:t>44 x 81</w:t>
               <w:br/>
-              <w:t xml:space="preserve">  6    9</w:t>
+              <w:t xml:space="preserve">  8    1</w:t>
               <w:br/>
               <w:t xml:space="preserve">  ----</w:t>
               <w:br/>
               <w:t>4|    |</w:t>
               <w:br/>
-              <w:t>8|    |</w:t>
+              <w:t>4|    |</w:t>
             </w:r>
           </w:p>
         </w:tc>
@@ -303,15 +303,15 @@
               <w:rPr>
                 <w:sz w:val="32"/>
               </w:rPr>
-              <w:t>97 x 62</w:t>
+              <w:t>80 x 59</w:t>
               <w:br/>
-              <w:t xml:space="preserve">  6    2</w:t>
+              <w:t xml:space="preserve">  5    9</w:t>
               <w:br/>
               <w:t xml:space="preserve">  ----</w:t>
               <w:br/>
-              <w:t>9|    |</w:t>
+              <w:t>8|    |</w:t>
               <w:br/>
-              <w:t>7|    |</w:t>
+              <w:t>0|    |</w:t>
             </w:r>
           </w:p>
         </w:tc>
@@ -324,15 +324,15 @@
               <w:rPr>
                 <w:sz w:val="32"/>
               </w:rPr>
-              <w:t>88 x 63</w:t>
+              <w:t>87 x 64</w:t>
               <w:br/>
-              <w:t xml:space="preserve">  6    3</w:t>
+              <w:t xml:space="preserve">  6    4</w:t>
               <w:br/>
               <w:t xml:space="preserve">  ----</w:t>
               <w:br/>
               <w:t>8|    |</w:t>
               <w:br/>
-              <w:t>8|    |</w:t>
+              <w:t>7|    |</w:t>
             </w:r>
           </w:p>
         </w:tc>

--- a/lattice_multiplication_exercises.docx
+++ b/lattice_multiplication_exercises.docx
@@ -22,15 +22,15 @@
               <w:rPr>
                 <w:sz w:val="32"/>
               </w:rPr>
-              <w:t>86 x 30</w:t>
+              <w:t>71 x 56</w:t>
               <w:br/>
-              <w:t xml:space="preserve">  3    0</w:t>
+              <w:t xml:space="preserve">  5    6</w:t>
               <w:br/>
               <w:t xml:space="preserve">  ----</w:t>
               <w:br/>
-              <w:t>8|    |</w:t>
+              <w:t>7|    |</w:t>
               <w:br/>
-              <w:t>6|    |</w:t>
+              <w:t>1|    |</w:t>
             </w:r>
           </w:p>
         </w:tc>
@@ -43,13 +43,143 @@
               <w:rPr>
                 <w:sz w:val="32"/>
               </w:rPr>
-              <w:t>19 x 34</w:t>
+              <w:t>70 x 69</w:t>
               <w:br/>
-              <w:t xml:space="preserve">  3    4</w:t>
+              <w:t xml:space="preserve">  6    9</w:t>
+              <w:br/>
+              <w:t xml:space="preserve">  ----</w:t>
+              <w:br/>
+              <w:t>7|    |</w:t>
+              <w:br/>
+              <w:t>0|    |</w:t>
+            </w:r>
+          </w:p>
+        </w:tc>
+        <w:tc>
+          <w:tcPr>
+            <w:tcW w:type="dxa" w:w="2880"/>
+          </w:tcPr>
+          <w:p>
+            <w:r>
+              <w:rPr>
+                <w:sz w:val="32"/>
+              </w:rPr>
+              <w:t>18 x 36</w:t>
+              <w:br/>
+              <w:t xml:space="preserve">  3    6</w:t>
               <w:br/>
               <w:t xml:space="preserve">  ----</w:t>
               <w:br/>
               <w:t>1|    |</w:t>
+              <w:br/>
+              <w:t>8|    |</w:t>
+            </w:r>
+          </w:p>
+        </w:tc>
+      </w:tr>
+      <w:tr>
+        <w:tc>
+          <w:tcPr>
+            <w:tcW w:type="dxa" w:w="2880"/>
+          </w:tcPr>
+          <w:p>
+            <w:r>
+              <w:rPr>
+                <w:sz w:val="32"/>
+              </w:rPr>
+              <w:t>95 x 45</w:t>
+              <w:br/>
+              <w:t xml:space="preserve">  4    5</w:t>
+              <w:br/>
+              <w:t xml:space="preserve">  ----</w:t>
+              <w:br/>
+              <w:t>9|    |</w:t>
+              <w:br/>
+              <w:t>5|    |</w:t>
+            </w:r>
+          </w:p>
+        </w:tc>
+        <w:tc>
+          <w:tcPr>
+            <w:tcW w:type="dxa" w:w="2880"/>
+          </w:tcPr>
+          <w:p>
+            <w:r>
+              <w:rPr>
+                <w:sz w:val="32"/>
+              </w:rPr>
+              <w:t>62 x 66</w:t>
+              <w:br/>
+              <w:t xml:space="preserve">  6    6</w:t>
+              <w:br/>
+              <w:t xml:space="preserve">  ----</w:t>
+              <w:br/>
+              <w:t>6|    |</w:t>
+              <w:br/>
+              <w:t>2|    |</w:t>
+            </w:r>
+          </w:p>
+        </w:tc>
+        <w:tc>
+          <w:tcPr>
+            <w:tcW w:type="dxa" w:w="2880"/>
+          </w:tcPr>
+          <w:p>
+            <w:r>
+              <w:rPr>
+                <w:sz w:val="32"/>
+              </w:rPr>
+              <w:t>97 x 29</w:t>
+              <w:br/>
+              <w:t xml:space="preserve">  2    9</w:t>
+              <w:br/>
+              <w:t xml:space="preserve">  ----</w:t>
+              <w:br/>
+              <w:t>9|    |</w:t>
+              <w:br/>
+              <w:t>7|    |</w:t>
+            </w:r>
+          </w:p>
+        </w:tc>
+      </w:tr>
+      <w:tr>
+        <w:tc>
+          <w:tcPr>
+            <w:tcW w:type="dxa" w:w="2880"/>
+          </w:tcPr>
+          <w:p>
+            <w:r>
+              <w:rPr>
+                <w:sz w:val="32"/>
+              </w:rPr>
+              <w:t>93 x 46</w:t>
+              <w:br/>
+              <w:t xml:space="preserve">  4    6</w:t>
+              <w:br/>
+              <w:t xml:space="preserve">  ----</w:t>
+              <w:br/>
+              <w:t>9|    |</w:t>
+              <w:br/>
+              <w:t>3|    |</w:t>
+            </w:r>
+          </w:p>
+        </w:tc>
+        <w:tc>
+          <w:tcPr>
+            <w:tcW w:type="dxa" w:w="2880"/>
+          </w:tcPr>
+          <w:p>
+            <w:r>
+              <w:rPr>
+                <w:sz w:val="32"/>
+              </w:rPr>
+              <w:t>69 x 51</w:t>
+              <w:br/>
+              <w:t xml:space="preserve">  5    1</w:t>
+              <w:br/>
+              <w:t xml:space="preserve">  ----</w:t>
+              <w:br/>
+              <w:t>6|    |</w:t>
               <w:br/>
               <w:t>9|    |</w:t>
             </w:r>
@@ -64,15 +194,15 @@
               <w:rPr>
                 <w:sz w:val="32"/>
               </w:rPr>
-              <w:t>74 x 55</w:t>
+              <w:t>11 x 17</w:t>
               <w:br/>
-              <w:t xml:space="preserve">  5    5</w:t>
+              <w:t xml:space="preserve">  1    7</w:t>
               <w:br/>
               <w:t xml:space="preserve">  ----</w:t>
               <w:br/>
-              <w:t>7|    |</w:t>
+              <w:t>1|    |</w:t>
               <w:br/>
-              <w:t>4|    |</w:t>
+              <w:t>1|    |</w:t>
             </w:r>
           </w:p>
         </w:tc>
@@ -87,9 +217,9 @@
               <w:rPr>
                 <w:sz w:val="32"/>
               </w:rPr>
-              <w:t>29 x 24</w:t>
+              <w:t>29 x 83</w:t>
               <w:br/>
-              <w:t xml:space="preserve">  2    4</w:t>
+              <w:t xml:space="preserve">  8    3</w:t>
               <w:br/>
               <w:t xml:space="preserve">  ----</w:t>
               <w:br/>
@@ -108,15 +238,15 @@
               <w:rPr>
                 <w:sz w:val="32"/>
               </w:rPr>
-              <w:t>64 x 57</w:t>
+              <w:t>60 x 27</w:t>
               <w:br/>
-              <w:t xml:space="preserve">  5    7</w:t>
+              <w:t xml:space="preserve">  2    7</w:t>
               <w:br/>
               <w:t xml:space="preserve">  ----</w:t>
               <w:br/>
               <w:t>6|    |</w:t>
               <w:br/>
-              <w:t>4|    |</w:t>
+              <w:t>0|    |</w:t>
             </w:r>
           </w:p>
         </w:tc>
@@ -129,15 +259,15 @@
               <w:rPr>
                 <w:sz w:val="32"/>
               </w:rPr>
-              <w:t>53 x 30</w:t>
+              <w:t>60 x 75</w:t>
               <w:br/>
-              <w:t xml:space="preserve">  3    0</w:t>
+              <w:t xml:space="preserve">  7    5</w:t>
               <w:br/>
               <w:t xml:space="preserve">  ----</w:t>
               <w:br/>
-              <w:t>5|    |</w:t>
+              <w:t>6|    |</w:t>
               <w:br/>
-              <w:t>3|    |</w:t>
+              <w:t>0|    |</w:t>
             </w:r>
           </w:p>
         </w:tc>
@@ -152,34 +282,13 @@
               <w:rPr>
                 <w:sz w:val="32"/>
               </w:rPr>
-              <w:t>81 x 61</w:t>
+              <w:t>43 x 50</w:t>
               <w:br/>
-              <w:t xml:space="preserve">  6    1</w:t>
+              <w:t xml:space="preserve">  5    0</w:t>
               <w:br/>
               <w:t xml:space="preserve">  ----</w:t>
               <w:br/>
-              <w:t>8|    |</w:t>
-              <w:br/>
-              <w:t>1|    |</w:t>
-            </w:r>
-          </w:p>
-        </w:tc>
-        <w:tc>
-          <w:tcPr>
-            <w:tcW w:type="dxa" w:w="2880"/>
-          </w:tcPr>
-          <w:p>
-            <w:r>
-              <w:rPr>
-                <w:sz w:val="32"/>
-              </w:rPr>
-              <w:t>53 x 39</w:t>
-              <w:br/>
-              <w:t xml:space="preserve">  3    9</w:t>
-              <w:br/>
-              <w:t xml:space="preserve">  ----</w:t>
-              <w:br/>
-              <w:t>5|    |</w:t>
+              <w:t>4|    |</w:t>
               <w:br/>
               <w:t>3|    |</w:t>
             </w:r>
@@ -194,38 +303,15 @@
               <w:rPr>
                 <w:sz w:val="32"/>
               </w:rPr>
-              <w:t>24 x 30</w:t>
+              <w:t>82 x 65</w:t>
               <w:br/>
-              <w:t xml:space="preserve">  3    0</w:t>
+              <w:t xml:space="preserve">  6    5</w:t>
               <w:br/>
               <w:t xml:space="preserve">  ----</w:t>
               <w:br/>
+              <w:t>8|    |</w:t>
+              <w:br/>
               <w:t>2|    |</w:t>
-              <w:br/>
-              <w:t>4|    |</w:t>
-            </w:r>
-          </w:p>
-        </w:tc>
-      </w:tr>
-      <w:tr>
-        <w:tc>
-          <w:tcPr>
-            <w:tcW w:type="dxa" w:w="2880"/>
-          </w:tcPr>
-          <w:p>
-            <w:r>
-              <w:rPr>
-                <w:sz w:val="32"/>
-              </w:rPr>
-              <w:t>41 x 45</w:t>
-              <w:br/>
-              <w:t xml:space="preserve">  4    5</w:t>
-              <w:br/>
-              <w:t xml:space="preserve">  ----</w:t>
-              <w:br/>
-              <w:t>4|    |</w:t>
-              <w:br/>
-              <w:t>1|    |</w:t>
             </w:r>
           </w:p>
         </w:tc>
@@ -238,101 +324,15 @@
               <w:rPr>
                 <w:sz w:val="32"/>
               </w:rPr>
-              <w:t>77 x 23</w:t>
+              <w:t>49 x 59</w:t>
               <w:br/>
-              <w:t xml:space="preserve">  2    3</w:t>
-              <w:br/>
-              <w:t xml:space="preserve">  ----</w:t>
-              <w:br/>
-              <w:t>7|    |</w:t>
-              <w:br/>
-              <w:t>7|    |</w:t>
-            </w:r>
-          </w:p>
-        </w:tc>
-        <w:tc>
-          <w:tcPr>
-            <w:tcW w:type="dxa" w:w="2880"/>
-          </w:tcPr>
-          <w:p>
-            <w:r>
-              <w:rPr>
-                <w:sz w:val="32"/>
-              </w:rPr>
-              <w:t>31 x 42</w:t>
-              <w:br/>
-              <w:t xml:space="preserve">  4    2</w:t>
-              <w:br/>
-              <w:t xml:space="preserve">  ----</w:t>
-              <w:br/>
-              <w:t>3|    |</w:t>
-              <w:br/>
-              <w:t>1|    |</w:t>
-            </w:r>
-          </w:p>
-        </w:tc>
-      </w:tr>
-      <w:tr>
-        <w:tc>
-          <w:tcPr>
-            <w:tcW w:type="dxa" w:w="2880"/>
-          </w:tcPr>
-          <w:p>
-            <w:r>
-              <w:rPr>
-                <w:sz w:val="32"/>
-              </w:rPr>
-              <w:t>44 x 81</w:t>
-              <w:br/>
-              <w:t xml:space="preserve">  8    1</w:t>
+              <w:t xml:space="preserve">  5    9</w:t>
               <w:br/>
               <w:t xml:space="preserve">  ----</w:t>
               <w:br/>
               <w:t>4|    |</w:t>
               <w:br/>
-              <w:t>4|    |</w:t>
-            </w:r>
-          </w:p>
-        </w:tc>
-        <w:tc>
-          <w:tcPr>
-            <w:tcW w:type="dxa" w:w="2880"/>
-          </w:tcPr>
-          <w:p>
-            <w:r>
-              <w:rPr>
-                <w:sz w:val="32"/>
-              </w:rPr>
-              <w:t>80 x 59</w:t>
-              <w:br/>
-              <w:t xml:space="preserve">  5    9</w:t>
-              <w:br/>
-              <w:t xml:space="preserve">  ----</w:t>
-              <w:br/>
-              <w:t>8|    |</w:t>
-              <w:br/>
-              <w:t>0|    |</w:t>
-            </w:r>
-          </w:p>
-        </w:tc>
-        <w:tc>
-          <w:tcPr>
-            <w:tcW w:type="dxa" w:w="2880"/>
-          </w:tcPr>
-          <w:p>
-            <w:r>
-              <w:rPr>
-                <w:sz w:val="32"/>
-              </w:rPr>
-              <w:t>87 x 64</w:t>
-              <w:br/>
-              <w:t xml:space="preserve">  6    4</w:t>
-              <w:br/>
-              <w:t xml:space="preserve">  ----</w:t>
-              <w:br/>
-              <w:t>8|    |</w:t>
-              <w:br/>
-              <w:t>7|    |</w:t>
+              <w:t>9|    |</w:t>
             </w:r>
           </w:p>
         </w:tc>

--- a/lattice_multiplication_exercises.docx
+++ b/lattice_multiplication_exercises.docx
@@ -22,15 +22,15 @@
               <w:rPr>
                 <w:sz w:val="32"/>
               </w:rPr>
-              <w:t>71 x 56</w:t>
+              <w:t>72 x 61</w:t>
               <w:br/>
-              <w:t xml:space="preserve">  5    6</w:t>
+              <w:t xml:space="preserve">  6    1</w:t>
               <w:br/>
               <w:t xml:space="preserve">  ----</w:t>
               <w:br/>
               <w:t>7|    |</w:t>
               <w:br/>
-              <w:t>1|    |</w:t>
+              <w:t>2|    |</w:t>
             </w:r>
           </w:p>
         </w:tc>
@@ -43,15 +43,15 @@
               <w:rPr>
                 <w:sz w:val="32"/>
               </w:rPr>
-              <w:t>70 x 69</w:t>
+              <w:t>67 x 96</w:t>
               <w:br/>
-              <w:t xml:space="preserve">  6    9</w:t>
+              <w:t xml:space="preserve">  9    6</w:t>
               <w:br/>
               <w:t xml:space="preserve">  ----</w:t>
               <w:br/>
+              <w:t>6|    |</w:t>
+              <w:br/>
               <w:t>7|    |</w:t>
-              <w:br/>
-              <w:t>0|    |</w:t>
             </w:r>
           </w:p>
         </w:tc>
@@ -64,15 +64,15 @@
               <w:rPr>
                 <w:sz w:val="32"/>
               </w:rPr>
-              <w:t>18 x 36</w:t>
+              <w:t>93 x 99</w:t>
               <w:br/>
-              <w:t xml:space="preserve">  3    6</w:t>
+              <w:t xml:space="preserve">  9    9</w:t>
               <w:br/>
               <w:t xml:space="preserve">  ----</w:t>
               <w:br/>
-              <w:t>1|    |</w:t>
+              <w:t>9|    |</w:t>
               <w:br/>
-              <w:t>8|    |</w:t>
+              <w:t>3|    |</w:t>
             </w:r>
           </w:p>
         </w:tc>
@@ -87,15 +87,15 @@
               <w:rPr>
                 <w:sz w:val="32"/>
               </w:rPr>
-              <w:t>95 x 45</w:t>
+              <w:t>94 x 40</w:t>
               <w:br/>
-              <w:t xml:space="preserve">  4    5</w:t>
+              <w:t xml:space="preserve">  4    0</w:t>
               <w:br/>
               <w:t xml:space="preserve">  ----</w:t>
               <w:br/>
               <w:t>9|    |</w:t>
               <w:br/>
-              <w:t>5|    |</w:t>
+              <w:t>4|    |</w:t>
             </w:r>
           </w:p>
         </w:tc>
@@ -108,183 +108,9 @@
               <w:rPr>
                 <w:sz w:val="32"/>
               </w:rPr>
-              <w:t>62 x 66</w:t>
+              <w:t>43 x 85</w:t>
               <w:br/>
-              <w:t xml:space="preserve">  6    6</w:t>
-              <w:br/>
-              <w:t xml:space="preserve">  ----</w:t>
-              <w:br/>
-              <w:t>6|    |</w:t>
-              <w:br/>
-              <w:t>2|    |</w:t>
-            </w:r>
-          </w:p>
-        </w:tc>
-        <w:tc>
-          <w:tcPr>
-            <w:tcW w:type="dxa" w:w="2880"/>
-          </w:tcPr>
-          <w:p>
-            <w:r>
-              <w:rPr>
-                <w:sz w:val="32"/>
-              </w:rPr>
-              <w:t>97 x 29</w:t>
-              <w:br/>
-              <w:t xml:space="preserve">  2    9</w:t>
-              <w:br/>
-              <w:t xml:space="preserve">  ----</w:t>
-              <w:br/>
-              <w:t>9|    |</w:t>
-              <w:br/>
-              <w:t>7|    |</w:t>
-            </w:r>
-          </w:p>
-        </w:tc>
-      </w:tr>
-      <w:tr>
-        <w:tc>
-          <w:tcPr>
-            <w:tcW w:type="dxa" w:w="2880"/>
-          </w:tcPr>
-          <w:p>
-            <w:r>
-              <w:rPr>
-                <w:sz w:val="32"/>
-              </w:rPr>
-              <w:t>93 x 46</w:t>
-              <w:br/>
-              <w:t xml:space="preserve">  4    6</w:t>
-              <w:br/>
-              <w:t xml:space="preserve">  ----</w:t>
-              <w:br/>
-              <w:t>9|    |</w:t>
-              <w:br/>
-              <w:t>3|    |</w:t>
-            </w:r>
-          </w:p>
-        </w:tc>
-        <w:tc>
-          <w:tcPr>
-            <w:tcW w:type="dxa" w:w="2880"/>
-          </w:tcPr>
-          <w:p>
-            <w:r>
-              <w:rPr>
-                <w:sz w:val="32"/>
-              </w:rPr>
-              <w:t>69 x 51</w:t>
-              <w:br/>
-              <w:t xml:space="preserve">  5    1</w:t>
-              <w:br/>
-              <w:t xml:space="preserve">  ----</w:t>
-              <w:br/>
-              <w:t>6|    |</w:t>
-              <w:br/>
-              <w:t>9|    |</w:t>
-            </w:r>
-          </w:p>
-        </w:tc>
-        <w:tc>
-          <w:tcPr>
-            <w:tcW w:type="dxa" w:w="2880"/>
-          </w:tcPr>
-          <w:p>
-            <w:r>
-              <w:rPr>
-                <w:sz w:val="32"/>
-              </w:rPr>
-              <w:t>11 x 17</w:t>
-              <w:br/>
-              <w:t xml:space="preserve">  1    7</w:t>
-              <w:br/>
-              <w:t xml:space="preserve">  ----</w:t>
-              <w:br/>
-              <w:t>1|    |</w:t>
-              <w:br/>
-              <w:t>1|    |</w:t>
-            </w:r>
-          </w:p>
-        </w:tc>
-      </w:tr>
-      <w:tr>
-        <w:tc>
-          <w:tcPr>
-            <w:tcW w:type="dxa" w:w="2880"/>
-          </w:tcPr>
-          <w:p>
-            <w:r>
-              <w:rPr>
-                <w:sz w:val="32"/>
-              </w:rPr>
-              <w:t>29 x 83</w:t>
-              <w:br/>
-              <w:t xml:space="preserve">  8    3</w:t>
-              <w:br/>
-              <w:t xml:space="preserve">  ----</w:t>
-              <w:br/>
-              <w:t>2|    |</w:t>
-              <w:br/>
-              <w:t>9|    |</w:t>
-            </w:r>
-          </w:p>
-        </w:tc>
-        <w:tc>
-          <w:tcPr>
-            <w:tcW w:type="dxa" w:w="2880"/>
-          </w:tcPr>
-          <w:p>
-            <w:r>
-              <w:rPr>
-                <w:sz w:val="32"/>
-              </w:rPr>
-              <w:t>60 x 27</w:t>
-              <w:br/>
-              <w:t xml:space="preserve">  2    7</w:t>
-              <w:br/>
-              <w:t xml:space="preserve">  ----</w:t>
-              <w:br/>
-              <w:t>6|    |</w:t>
-              <w:br/>
-              <w:t>0|    |</w:t>
-            </w:r>
-          </w:p>
-        </w:tc>
-        <w:tc>
-          <w:tcPr>
-            <w:tcW w:type="dxa" w:w="2880"/>
-          </w:tcPr>
-          <w:p>
-            <w:r>
-              <w:rPr>
-                <w:sz w:val="32"/>
-              </w:rPr>
-              <w:t>60 x 75</w:t>
-              <w:br/>
-              <w:t xml:space="preserve">  7    5</w:t>
-              <w:br/>
-              <w:t xml:space="preserve">  ----</w:t>
-              <w:br/>
-              <w:t>6|    |</w:t>
-              <w:br/>
-              <w:t>0|    |</w:t>
-            </w:r>
-          </w:p>
-        </w:tc>
-      </w:tr>
-      <w:tr>
-        <w:tc>
-          <w:tcPr>
-            <w:tcW w:type="dxa" w:w="2880"/>
-          </w:tcPr>
-          <w:p>
-            <w:r>
-              <w:rPr>
-                <w:sz w:val="32"/>
-              </w:rPr>
-              <w:t>43 x 50</w:t>
-              <w:br/>
-              <w:t xml:space="preserve">  5    0</w:t>
+              <w:t xml:space="preserve">  8    5</w:t>
               <w:br/>
               <w:t xml:space="preserve">  ----</w:t>
               <w:br/>
@@ -303,15 +129,38 @@
               <w:rPr>
                 <w:sz w:val="32"/>
               </w:rPr>
-              <w:t>82 x 65</w:t>
+              <w:t>44 x 61</w:t>
               <w:br/>
-              <w:t xml:space="preserve">  6    5</w:t>
+              <w:t xml:space="preserve">  6    1</w:t>
               <w:br/>
               <w:t xml:space="preserve">  ----</w:t>
               <w:br/>
-              <w:t>8|    |</w:t>
+              <w:t>4|    |</w:t>
               <w:br/>
-              <w:t>2|    |</w:t>
+              <w:t>4|    |</w:t>
+            </w:r>
+          </w:p>
+        </w:tc>
+      </w:tr>
+      <w:tr>
+        <w:tc>
+          <w:tcPr>
+            <w:tcW w:type="dxa" w:w="2880"/>
+          </w:tcPr>
+          <w:p>
+            <w:r>
+              <w:rPr>
+                <w:sz w:val="32"/>
+              </w:rPr>
+              <w:t>35 x 41</w:t>
+              <w:br/>
+              <w:t xml:space="preserve">  4    1</w:t>
+              <w:br/>
+              <w:t xml:space="preserve">  ----</w:t>
+              <w:br/>
+              <w:t>3|    |</w:t>
+              <w:br/>
+              <w:t>5|    |</w:t>
             </w:r>
           </w:p>
         </w:tc>
@@ -324,15 +173,166 @@
               <w:rPr>
                 <w:sz w:val="32"/>
               </w:rPr>
-              <w:t>49 x 59</w:t>
+              <w:t>58 x 90</w:t>
               <w:br/>
-              <w:t xml:space="preserve">  5    9</w:t>
+              <w:t xml:space="preserve">  9    0</w:t>
+              <w:br/>
+              <w:t xml:space="preserve">  ----</w:t>
+              <w:br/>
+              <w:t>5|    |</w:t>
+              <w:br/>
+              <w:t>8|    |</w:t>
+            </w:r>
+          </w:p>
+        </w:tc>
+        <w:tc>
+          <w:tcPr>
+            <w:tcW w:type="dxa" w:w="2880"/>
+          </w:tcPr>
+          <w:p>
+            <w:r>
+              <w:rPr>
+                <w:sz w:val="32"/>
+              </w:rPr>
+              <w:t>85 x 35</w:t>
+              <w:br/>
+              <w:t xml:space="preserve">  3    5</w:t>
+              <w:br/>
+              <w:t xml:space="preserve">  ----</w:t>
+              <w:br/>
+              <w:t>8|    |</w:t>
+              <w:br/>
+              <w:t>5|    |</w:t>
+            </w:r>
+          </w:p>
+        </w:tc>
+      </w:tr>
+      <w:tr>
+        <w:tc>
+          <w:tcPr>
+            <w:tcW w:type="dxa" w:w="2880"/>
+          </w:tcPr>
+          <w:p>
+            <w:r>
+              <w:rPr>
+                <w:sz w:val="32"/>
+              </w:rPr>
+              <w:t>84 x 10</w:t>
+              <w:br/>
+              <w:t xml:space="preserve">  1    0</w:t>
+              <w:br/>
+              <w:t xml:space="preserve">  ----</w:t>
+              <w:br/>
+              <w:t>8|    |</w:t>
+              <w:br/>
+              <w:t>4|    |</w:t>
+            </w:r>
+          </w:p>
+        </w:tc>
+        <w:tc>
+          <w:tcPr>
+            <w:tcW w:type="dxa" w:w="2880"/>
+          </w:tcPr>
+          <w:p>
+            <w:r>
+              <w:rPr>
+                <w:sz w:val="32"/>
+              </w:rPr>
+              <w:t>40 x 24</w:t>
+              <w:br/>
+              <w:t xml:space="preserve">  2    4</w:t>
               <w:br/>
               <w:t xml:space="preserve">  ----</w:t>
               <w:br/>
               <w:t>4|    |</w:t>
               <w:br/>
+              <w:t>0|    |</w:t>
+            </w:r>
+          </w:p>
+        </w:tc>
+        <w:tc>
+          <w:tcPr>
+            <w:tcW w:type="dxa" w:w="2880"/>
+          </w:tcPr>
+          <w:p>
+            <w:r>
+              <w:rPr>
+                <w:sz w:val="32"/>
+              </w:rPr>
+              <w:t>14 x 58</w:t>
+              <w:br/>
+              <w:t xml:space="preserve">  5    8</w:t>
+              <w:br/>
+              <w:t xml:space="preserve">  ----</w:t>
+              <w:br/>
+              <w:t>1|    |</w:t>
+              <w:br/>
+              <w:t>4|    |</w:t>
+            </w:r>
+          </w:p>
+        </w:tc>
+      </w:tr>
+      <w:tr>
+        <w:tc>
+          <w:tcPr>
+            <w:tcW w:type="dxa" w:w="2880"/>
+          </w:tcPr>
+          <w:p>
+            <w:r>
+              <w:rPr>
+                <w:sz w:val="32"/>
+              </w:rPr>
+              <w:t>75 x 51</w:t>
+              <w:br/>
+              <w:t xml:space="preserve">  5    1</w:t>
+              <w:br/>
+              <w:t xml:space="preserve">  ----</w:t>
+              <w:br/>
+              <w:t>7|    |</w:t>
+              <w:br/>
+              <w:t>5|    |</w:t>
+            </w:r>
+          </w:p>
+        </w:tc>
+        <w:tc>
+          <w:tcPr>
+            <w:tcW w:type="dxa" w:w="2880"/>
+          </w:tcPr>
+          <w:p>
+            <w:r>
+              <w:rPr>
+                <w:sz w:val="32"/>
+              </w:rPr>
+              <w:t>91 x 36</w:t>
+              <w:br/>
+              <w:t xml:space="preserve">  3    6</w:t>
+              <w:br/>
+              <w:t xml:space="preserve">  ----</w:t>
+              <w:br/>
               <w:t>9|    |</w:t>
+              <w:br/>
+              <w:t>1|    |</w:t>
+            </w:r>
+          </w:p>
+        </w:tc>
+        <w:tc>
+          <w:tcPr>
+            <w:tcW w:type="dxa" w:w="2880"/>
+          </w:tcPr>
+          <w:p>
+            <w:r>
+              <w:rPr>
+                <w:sz w:val="32"/>
+              </w:rPr>
+              <w:t>42 x 81</w:t>
+              <w:br/>
+              <w:t xml:space="preserve">  8    1</w:t>
+              <w:br/>
+              <w:t xml:space="preserve">  ----</w:t>
+              <w:br/>
+              <w:t>4|    |</w:t>
+              <w:br/>
+              <w:t>2|    |</w:t>
             </w:r>
           </w:p>
         </w:tc>

--- a/lattice_multiplication_exercises.docx
+++ b/lattice_multiplication_exercises.docx
@@ -22,9 +22,139 @@
               <w:rPr>
                 <w:sz w:val="32"/>
               </w:rPr>
-              <w:t>72 x 61</w:t>
+              <w:t>68 x 26</w:t>
               <w:br/>
-              <w:t xml:space="preserve">  6    1</w:t>
+              <w:t xml:space="preserve">  2    6</w:t>
+              <w:br/>
+              <w:t xml:space="preserve">  ----</w:t>
+              <w:br/>
+              <w:t>6|    |</w:t>
+              <w:br/>
+              <w:t>8|    |</w:t>
+            </w:r>
+          </w:p>
+        </w:tc>
+        <w:tc>
+          <w:tcPr>
+            <w:tcW w:type="dxa" w:w="2880"/>
+          </w:tcPr>
+          <w:p>
+            <w:r>
+              <w:rPr>
+                <w:sz w:val="32"/>
+              </w:rPr>
+              <w:t>68 x 73</w:t>
+              <w:br/>
+              <w:t xml:space="preserve">  7    3</w:t>
+              <w:br/>
+              <w:t xml:space="preserve">  ----</w:t>
+              <w:br/>
+              <w:t>6|    |</w:t>
+              <w:br/>
+              <w:t>8|    |</w:t>
+            </w:r>
+          </w:p>
+        </w:tc>
+        <w:tc>
+          <w:tcPr>
+            <w:tcW w:type="dxa" w:w="2880"/>
+          </w:tcPr>
+          <w:p>
+            <w:r>
+              <w:rPr>
+                <w:sz w:val="32"/>
+              </w:rPr>
+              <w:t>39 x 32</w:t>
+              <w:br/>
+              <w:t xml:space="preserve">  3    2</w:t>
+              <w:br/>
+              <w:t xml:space="preserve">  ----</w:t>
+              <w:br/>
+              <w:t>3|    |</w:t>
+              <w:br/>
+              <w:t>9|    |</w:t>
+            </w:r>
+          </w:p>
+        </w:tc>
+      </w:tr>
+      <w:tr>
+        <w:tc>
+          <w:tcPr>
+            <w:tcW w:type="dxa" w:w="2880"/>
+          </w:tcPr>
+          <w:p>
+            <w:r>
+              <w:rPr>
+                <w:sz w:val="32"/>
+              </w:rPr>
+              <w:t>38 x 92</w:t>
+              <w:br/>
+              <w:t xml:space="preserve">  9    2</w:t>
+              <w:br/>
+              <w:t xml:space="preserve">  ----</w:t>
+              <w:br/>
+              <w:t>3|    |</w:t>
+              <w:br/>
+              <w:t>8|    |</w:t>
+            </w:r>
+          </w:p>
+        </w:tc>
+        <w:tc>
+          <w:tcPr>
+            <w:tcW w:type="dxa" w:w="2880"/>
+          </w:tcPr>
+          <w:p>
+            <w:r>
+              <w:rPr>
+                <w:sz w:val="32"/>
+              </w:rPr>
+              <w:t>93 x 26</w:t>
+              <w:br/>
+              <w:t xml:space="preserve">  2    6</w:t>
+              <w:br/>
+              <w:t xml:space="preserve">  ----</w:t>
+              <w:br/>
+              <w:t>9|    |</w:t>
+              <w:br/>
+              <w:t>3|    |</w:t>
+            </w:r>
+          </w:p>
+        </w:tc>
+        <w:tc>
+          <w:tcPr>
+            <w:tcW w:type="dxa" w:w="2880"/>
+          </w:tcPr>
+          <w:p>
+            <w:r>
+              <w:rPr>
+                <w:sz w:val="32"/>
+              </w:rPr>
+              <w:t>23 x 15</w:t>
+              <w:br/>
+              <w:t xml:space="preserve">  1    5</w:t>
+              <w:br/>
+              <w:t xml:space="preserve">  ----</w:t>
+              <w:br/>
+              <w:t>2|    |</w:t>
+              <w:br/>
+              <w:t>3|    |</w:t>
+            </w:r>
+          </w:p>
+        </w:tc>
+      </w:tr>
+      <w:tr>
+        <w:tc>
+          <w:tcPr>
+            <w:tcW w:type="dxa" w:w="2880"/>
+          </w:tcPr>
+          <w:p>
+            <w:r>
+              <w:rPr>
+                <w:sz w:val="32"/>
+              </w:rPr>
+              <w:t>72 x 14</w:t>
+              <w:br/>
+              <w:t xml:space="preserve">  1    4</w:t>
               <w:br/>
               <w:t xml:space="preserve">  ----</w:t>
               <w:br/>
@@ -43,15 +173,15 @@
               <w:rPr>
                 <w:sz w:val="32"/>
               </w:rPr>
-              <w:t>67 x 96</w:t>
+              <w:t>29 x 40</w:t>
               <w:br/>
-              <w:t xml:space="preserve">  9    6</w:t>
+              <w:t xml:space="preserve">  4    0</w:t>
               <w:br/>
               <w:t xml:space="preserve">  ----</w:t>
               <w:br/>
-              <w:t>6|    |</w:t>
+              <w:t>2|    |</w:t>
               <w:br/>
-              <w:t>7|    |</w:t>
+              <w:t>9|    |</w:t>
             </w:r>
           </w:p>
         </w:tc>
@@ -64,13 +194,13 @@
               <w:rPr>
                 <w:sz w:val="32"/>
               </w:rPr>
-              <w:t>93 x 99</w:t>
+              <w:t>33 x 68</w:t>
               <w:br/>
-              <w:t xml:space="preserve">  9    9</w:t>
+              <w:t xml:space="preserve">  6    8</w:t>
               <w:br/>
               <w:t xml:space="preserve">  ----</w:t>
               <w:br/>
-              <w:t>9|    |</w:t>
+              <w:t>3|    |</w:t>
               <w:br/>
               <w:t>3|    |</w:t>
             </w:r>
@@ -87,30 +217,9 @@
               <w:rPr>
                 <w:sz w:val="32"/>
               </w:rPr>
-              <w:t>94 x 40</w:t>
+              <w:t>43 x 28</w:t>
               <w:br/>
-              <w:t xml:space="preserve">  4    0</w:t>
-              <w:br/>
-              <w:t xml:space="preserve">  ----</w:t>
-              <w:br/>
-              <w:t>9|    |</w:t>
-              <w:br/>
-              <w:t>4|    |</w:t>
-            </w:r>
-          </w:p>
-        </w:tc>
-        <w:tc>
-          <w:tcPr>
-            <w:tcW w:type="dxa" w:w="2880"/>
-          </w:tcPr>
-          <w:p>
-            <w:r>
-              <w:rPr>
-                <w:sz w:val="32"/>
-              </w:rPr>
-              <w:t>43 x 85</w:t>
-              <w:br/>
-              <w:t xml:space="preserve">  8    5</w:t>
+              <w:t xml:space="preserve">  2    8</w:t>
               <w:br/>
               <w:t xml:space="preserve">  ----</w:t>
               <w:br/>
@@ -129,15 +238,36 @@
               <w:rPr>
                 <w:sz w:val="32"/>
               </w:rPr>
-              <w:t>44 x 61</w:t>
+              <w:t>72 x 90</w:t>
               <w:br/>
-              <w:t xml:space="preserve">  6    1</w:t>
+              <w:t xml:space="preserve">  9    0</w:t>
+              <w:br/>
+              <w:t xml:space="preserve">  ----</w:t>
+              <w:br/>
+              <w:t>7|    |</w:t>
+              <w:br/>
+              <w:t>2|    |</w:t>
+            </w:r>
+          </w:p>
+        </w:tc>
+        <w:tc>
+          <w:tcPr>
+            <w:tcW w:type="dxa" w:w="2880"/>
+          </w:tcPr>
+          <w:p>
+            <w:r>
+              <w:rPr>
+                <w:sz w:val="32"/>
+              </w:rPr>
+              <w:t>42 x 60</w:t>
+              <w:br/>
+              <w:t xml:space="preserve">  6    0</w:t>
               <w:br/>
               <w:t xml:space="preserve">  ----</w:t>
               <w:br/>
               <w:t>4|    |</w:t>
               <w:br/>
-              <w:t>4|    |</w:t>
+              <w:t>2|    |</w:t>
             </w:r>
           </w:p>
         </w:tc>
@@ -152,15 +282,15 @@
               <w:rPr>
                 <w:sz w:val="32"/>
               </w:rPr>
-              <w:t>35 x 41</w:t>
+              <w:t>10 x 32</w:t>
               <w:br/>
-              <w:t xml:space="preserve">  4    1</w:t>
+              <w:t xml:space="preserve">  3    2</w:t>
               <w:br/>
               <w:t xml:space="preserve">  ----</w:t>
               <w:br/>
-              <w:t>3|    |</w:t>
+              <w:t>1|    |</w:t>
               <w:br/>
-              <w:t>5|    |</w:t>
+              <w:t>0|    |</w:t>
             </w:r>
           </w:p>
         </w:tc>
@@ -173,57 +303,13 @@
               <w:rPr>
                 <w:sz w:val="32"/>
               </w:rPr>
-              <w:t>58 x 90</w:t>
+              <w:t>74 x 19</w:t>
               <w:br/>
-              <w:t xml:space="preserve">  9    0</w:t>
+              <w:t xml:space="preserve">  1    9</w:t>
               <w:br/>
               <w:t xml:space="preserve">  ----</w:t>
               <w:br/>
-              <w:t>5|    |</w:t>
-              <w:br/>
-              <w:t>8|    |</w:t>
-            </w:r>
-          </w:p>
-        </w:tc>
-        <w:tc>
-          <w:tcPr>
-            <w:tcW w:type="dxa" w:w="2880"/>
-          </w:tcPr>
-          <w:p>
-            <w:r>
-              <w:rPr>
-                <w:sz w:val="32"/>
-              </w:rPr>
-              <w:t>85 x 35</w:t>
-              <w:br/>
-              <w:t xml:space="preserve">  3    5</w:t>
-              <w:br/>
-              <w:t xml:space="preserve">  ----</w:t>
-              <w:br/>
-              <w:t>8|    |</w:t>
-              <w:br/>
-              <w:t>5|    |</w:t>
-            </w:r>
-          </w:p>
-        </w:tc>
-      </w:tr>
-      <w:tr>
-        <w:tc>
-          <w:tcPr>
-            <w:tcW w:type="dxa" w:w="2880"/>
-          </w:tcPr>
-          <w:p>
-            <w:r>
-              <w:rPr>
-                <w:sz w:val="32"/>
-              </w:rPr>
-              <w:t>84 x 10</w:t>
-              <w:br/>
-              <w:t xml:space="preserve">  1    0</w:t>
-              <w:br/>
-              <w:t xml:space="preserve">  ----</w:t>
-              <w:br/>
-              <w:t>8|    |</w:t>
+              <w:t>7|    |</w:t>
               <w:br/>
               <w:t>4|    |</w:t>
             </w:r>
@@ -238,101 +324,15 @@
               <w:rPr>
                 <w:sz w:val="32"/>
               </w:rPr>
-              <w:t>40 x 24</w:t>
+              <w:t>13 x 62</w:t>
               <w:br/>
-              <w:t xml:space="preserve">  2    4</w:t>
-              <w:br/>
-              <w:t xml:space="preserve">  ----</w:t>
-              <w:br/>
-              <w:t>4|    |</w:t>
-              <w:br/>
-              <w:t>0|    |</w:t>
-            </w:r>
-          </w:p>
-        </w:tc>
-        <w:tc>
-          <w:tcPr>
-            <w:tcW w:type="dxa" w:w="2880"/>
-          </w:tcPr>
-          <w:p>
-            <w:r>
-              <w:rPr>
-                <w:sz w:val="32"/>
-              </w:rPr>
-              <w:t>14 x 58</w:t>
-              <w:br/>
-              <w:t xml:space="preserve">  5    8</w:t>
+              <w:t xml:space="preserve">  6    2</w:t>
               <w:br/>
               <w:t xml:space="preserve">  ----</w:t>
               <w:br/>
               <w:t>1|    |</w:t>
               <w:br/>
-              <w:t>4|    |</w:t>
-            </w:r>
-          </w:p>
-        </w:tc>
-      </w:tr>
-      <w:tr>
-        <w:tc>
-          <w:tcPr>
-            <w:tcW w:type="dxa" w:w="2880"/>
-          </w:tcPr>
-          <w:p>
-            <w:r>
-              <w:rPr>
-                <w:sz w:val="32"/>
-              </w:rPr>
-              <w:t>75 x 51</w:t>
-              <w:br/>
-              <w:t xml:space="preserve">  5    1</w:t>
-              <w:br/>
-              <w:t xml:space="preserve">  ----</w:t>
-              <w:br/>
-              <w:t>7|    |</w:t>
-              <w:br/>
-              <w:t>5|    |</w:t>
-            </w:r>
-          </w:p>
-        </w:tc>
-        <w:tc>
-          <w:tcPr>
-            <w:tcW w:type="dxa" w:w="2880"/>
-          </w:tcPr>
-          <w:p>
-            <w:r>
-              <w:rPr>
-                <w:sz w:val="32"/>
-              </w:rPr>
-              <w:t>91 x 36</w:t>
-              <w:br/>
-              <w:t xml:space="preserve">  3    6</w:t>
-              <w:br/>
-              <w:t xml:space="preserve">  ----</w:t>
-              <w:br/>
-              <w:t>9|    |</w:t>
-              <w:br/>
-              <w:t>1|    |</w:t>
-            </w:r>
-          </w:p>
-        </w:tc>
-        <w:tc>
-          <w:tcPr>
-            <w:tcW w:type="dxa" w:w="2880"/>
-          </w:tcPr>
-          <w:p>
-            <w:r>
-              <w:rPr>
-                <w:sz w:val="32"/>
-              </w:rPr>
-              <w:t>42 x 81</w:t>
-              <w:br/>
-              <w:t xml:space="preserve">  8    1</w:t>
-              <w:br/>
-              <w:t xml:space="preserve">  ----</w:t>
-              <w:br/>
-              <w:t>4|    |</w:t>
-              <w:br/>
-              <w:t>2|    |</w:t>
+              <w:t>3|    |</w:t>
             </w:r>
           </w:p>
         </w:tc>

--- a/lattice_multiplication_exercises.docx
+++ b/lattice_multiplication_exercises.docx
@@ -22,15 +22,15 @@
               <w:rPr>
                 <w:sz w:val="32"/>
               </w:rPr>
-              <w:t>68 x 26</w:t>
+              <w:t>41 x 39</w:t>
               <w:br/>
-              <w:t xml:space="preserve">  2    6</w:t>
+              <w:t xml:space="preserve">  3    9</w:t>
               <w:br/>
               <w:t xml:space="preserve">  ----</w:t>
               <w:br/>
-              <w:t>6|    |</w:t>
+              <w:t>4|    |</w:t>
               <w:br/>
-              <w:t>8|    |</w:t>
+              <w:t>1|    |</w:t>
             </w:r>
           </w:p>
         </w:tc>
@@ -43,15 +43,15 @@
               <w:rPr>
                 <w:sz w:val="32"/>
               </w:rPr>
-              <w:t>68 x 73</w:t>
+              <w:t>30 x 49</w:t>
               <w:br/>
-              <w:t xml:space="preserve">  7    3</w:t>
+              <w:t xml:space="preserve">  4    9</w:t>
               <w:br/>
               <w:t xml:space="preserve">  ----</w:t>
               <w:br/>
-              <w:t>6|    |</w:t>
+              <w:t>3|    |</w:t>
               <w:br/>
-              <w:t>8|    |</w:t>
+              <w:t>0|    |</w:t>
             </w:r>
           </w:p>
         </w:tc>
@@ -64,15 +64,15 @@
               <w:rPr>
                 <w:sz w:val="32"/>
               </w:rPr>
-              <w:t>39 x 32</w:t>
+              <w:t>97 x 37</w:t>
               <w:br/>
-              <w:t xml:space="preserve">  3    2</w:t>
+              <w:t xml:space="preserve">  3    7</w:t>
               <w:br/>
               <w:t xml:space="preserve">  ----</w:t>
               <w:br/>
-              <w:t>3|    |</w:t>
+              <w:t>9|    |</w:t>
               <w:br/>
-              <w:t>9|    |</w:t>
+              <w:t>7|    |</w:t>
             </w:r>
           </w:p>
         </w:tc>
@@ -87,15 +87,15 @@
               <w:rPr>
                 <w:sz w:val="32"/>
               </w:rPr>
-              <w:t>38 x 92</w:t>
+              <w:t>55 x 88</w:t>
               <w:br/>
-              <w:t xml:space="preserve">  9    2</w:t>
+              <w:t xml:space="preserve">  8    8</w:t>
               <w:br/>
               <w:t xml:space="preserve">  ----</w:t>
               <w:br/>
-              <w:t>3|    |</w:t>
+              <w:t>5|    |</w:t>
               <w:br/>
-              <w:t>8|    |</w:t>
+              <w:t>5|    |</w:t>
             </w:r>
           </w:p>
         </w:tc>
@@ -108,74 +108,9 @@
               <w:rPr>
                 <w:sz w:val="32"/>
               </w:rPr>
-              <w:t>93 x 26</w:t>
+              <w:t>29 x 60</w:t>
               <w:br/>
-              <w:t xml:space="preserve">  2    6</w:t>
-              <w:br/>
-              <w:t xml:space="preserve">  ----</w:t>
-              <w:br/>
-              <w:t>9|    |</w:t>
-              <w:br/>
-              <w:t>3|    |</w:t>
-            </w:r>
-          </w:p>
-        </w:tc>
-        <w:tc>
-          <w:tcPr>
-            <w:tcW w:type="dxa" w:w="2880"/>
-          </w:tcPr>
-          <w:p>
-            <w:r>
-              <w:rPr>
-                <w:sz w:val="32"/>
-              </w:rPr>
-              <w:t>23 x 15</w:t>
-              <w:br/>
-              <w:t xml:space="preserve">  1    5</w:t>
-              <w:br/>
-              <w:t xml:space="preserve">  ----</w:t>
-              <w:br/>
-              <w:t>2|    |</w:t>
-              <w:br/>
-              <w:t>3|    |</w:t>
-            </w:r>
-          </w:p>
-        </w:tc>
-      </w:tr>
-      <w:tr>
-        <w:tc>
-          <w:tcPr>
-            <w:tcW w:type="dxa" w:w="2880"/>
-          </w:tcPr>
-          <w:p>
-            <w:r>
-              <w:rPr>
-                <w:sz w:val="32"/>
-              </w:rPr>
-              <w:t>72 x 14</w:t>
-              <w:br/>
-              <w:t xml:space="preserve">  1    4</w:t>
-              <w:br/>
-              <w:t xml:space="preserve">  ----</w:t>
-              <w:br/>
-              <w:t>7|    |</w:t>
-              <w:br/>
-              <w:t>2|    |</w:t>
-            </w:r>
-          </w:p>
-        </w:tc>
-        <w:tc>
-          <w:tcPr>
-            <w:tcW w:type="dxa" w:w="2880"/>
-          </w:tcPr>
-          <w:p>
-            <w:r>
-              <w:rPr>
-                <w:sz w:val="32"/>
-              </w:rPr>
-              <w:t>29 x 40</w:t>
-              <w:br/>
-              <w:t xml:space="preserve">  4    0</w:t>
+              <w:t xml:space="preserve">  6    0</w:t>
               <w:br/>
               <w:t xml:space="preserve">  ----</w:t>
               <w:br/>
@@ -194,15 +129,15 @@
               <w:rPr>
                 <w:sz w:val="32"/>
               </w:rPr>
-              <w:t>33 x 68</w:t>
+              <w:t>75 x 58</w:t>
               <w:br/>
-              <w:t xml:space="preserve">  6    8</w:t>
+              <w:t xml:space="preserve">  5    8</w:t>
               <w:br/>
               <w:t xml:space="preserve">  ----</w:t>
               <w:br/>
-              <w:t>3|    |</w:t>
+              <w:t>7|    |</w:t>
               <w:br/>
-              <w:t>3|    |</w:t>
+              <w:t>5|    |</w:t>
             </w:r>
           </w:p>
         </w:tc>
@@ -217,15 +152,15 @@
               <w:rPr>
                 <w:sz w:val="32"/>
               </w:rPr>
-              <w:t>43 x 28</w:t>
+              <w:t>21 x 29</w:t>
               <w:br/>
-              <w:t xml:space="preserve">  2    8</w:t>
+              <w:t xml:space="preserve">  2    9</w:t>
               <w:br/>
               <w:t xml:space="preserve">  ----</w:t>
               <w:br/>
-              <w:t>4|    |</w:t>
+              <w:t>2|    |</w:t>
               <w:br/>
-              <w:t>3|    |</w:t>
+              <w:t>1|    |</w:t>
             </w:r>
           </w:p>
         </w:tc>
@@ -238,15 +173,15 @@
               <w:rPr>
                 <w:sz w:val="32"/>
               </w:rPr>
-              <w:t>72 x 90</w:t>
+              <w:t>87 x 65</w:t>
               <w:br/>
-              <w:t xml:space="preserve">  9    0</w:t>
+              <w:t xml:space="preserve">  6    5</w:t>
               <w:br/>
               <w:t xml:space="preserve">  ----</w:t>
               <w:br/>
+              <w:t>8|    |</w:t>
+              <w:br/>
               <w:t>7|    |</w:t>
-              <w:br/>
-              <w:t>2|    |</w:t>
             </w:r>
           </w:p>
         </w:tc>
@@ -259,15 +194,15 @@
               <w:rPr>
                 <w:sz w:val="32"/>
               </w:rPr>
-              <w:t>42 x 60</w:t>
+              <w:t>85 x 43</w:t>
               <w:br/>
-              <w:t xml:space="preserve">  6    0</w:t>
+              <w:t xml:space="preserve">  4    3</w:t>
               <w:br/>
               <w:t xml:space="preserve">  ----</w:t>
               <w:br/>
-              <w:t>4|    |</w:t>
+              <w:t>8|    |</w:t>
               <w:br/>
-              <w:t>2|    |</w:t>
+              <w:t>5|    |</w:t>
             </w:r>
           </w:p>
         </w:tc>
@@ -282,13 +217,34 @@
               <w:rPr>
                 <w:sz w:val="32"/>
               </w:rPr>
-              <w:t>10 x 32</w:t>
+              <w:t>66 x 67</w:t>
               <w:br/>
-              <w:t xml:space="preserve">  3    2</w:t>
+              <w:t xml:space="preserve">  6    7</w:t>
               <w:br/>
               <w:t xml:space="preserve">  ----</w:t>
               <w:br/>
-              <w:t>1|    |</w:t>
+              <w:t>6|    |</w:t>
+              <w:br/>
+              <w:t>6|    |</w:t>
+            </w:r>
+          </w:p>
+        </w:tc>
+        <w:tc>
+          <w:tcPr>
+            <w:tcW w:type="dxa" w:w="2880"/>
+          </w:tcPr>
+          <w:p>
+            <w:r>
+              <w:rPr>
+                <w:sz w:val="32"/>
+              </w:rPr>
+              <w:t>70 x 79</w:t>
+              <w:br/>
+              <w:t xml:space="preserve">  7    9</w:t>
+              <w:br/>
+              <w:t xml:space="preserve">  ----</w:t>
+              <w:br/>
+              <w:t>7|    |</w:t>
               <w:br/>
               <w:t>0|    |</w:t>
             </w:r>
@@ -303,15 +259,38 @@
               <w:rPr>
                 <w:sz w:val="32"/>
               </w:rPr>
-              <w:t>74 x 19</w:t>
+              <w:t>26 x 94</w:t>
               <w:br/>
-              <w:t xml:space="preserve">  1    9</w:t>
+              <w:t xml:space="preserve">  9    4</w:t>
               <w:br/>
               <w:t xml:space="preserve">  ----</w:t>
               <w:br/>
-              <w:t>7|    |</w:t>
+              <w:t>2|    |</w:t>
               <w:br/>
-              <w:t>4|    |</w:t>
+              <w:t>6|    |</w:t>
+            </w:r>
+          </w:p>
+        </w:tc>
+      </w:tr>
+      <w:tr>
+        <w:tc>
+          <w:tcPr>
+            <w:tcW w:type="dxa" w:w="2880"/>
+          </w:tcPr>
+          <w:p>
+            <w:r>
+              <w:rPr>
+                <w:sz w:val="32"/>
+              </w:rPr>
+              <w:t>81 x 40</w:t>
+              <w:br/>
+              <w:t xml:space="preserve">  4    0</w:t>
+              <w:br/>
+              <w:t xml:space="preserve">  ----</w:t>
+              <w:br/>
+              <w:t>8|    |</w:t>
+              <w:br/>
+              <w:t>1|    |</w:t>
             </w:r>
           </w:p>
         </w:tc>
@@ -324,15 +303,36 @@
               <w:rPr>
                 <w:sz w:val="32"/>
               </w:rPr>
-              <w:t>13 x 62</w:t>
+              <w:t>55 x 49</w:t>
               <w:br/>
-              <w:t xml:space="preserve">  6    2</w:t>
+              <w:t xml:space="preserve">  4    9</w:t>
               <w:br/>
               <w:t xml:space="preserve">  ----</w:t>
               <w:br/>
-              <w:t>1|    |</w:t>
+              <w:t>5|    |</w:t>
+              <w:br/>
+              <w:t>5|    |</w:t>
+            </w:r>
+          </w:p>
+        </w:tc>
+        <w:tc>
+          <w:tcPr>
+            <w:tcW w:type="dxa" w:w="2880"/>
+          </w:tcPr>
+          <w:p>
+            <w:r>
+              <w:rPr>
+                <w:sz w:val="32"/>
+              </w:rPr>
+              <w:t>30 x 80</w:t>
+              <w:br/>
+              <w:t xml:space="preserve">  8    0</w:t>
+              <w:br/>
+              <w:t xml:space="preserve">  ----</w:t>
               <w:br/>
               <w:t>3|    |</w:t>
+              <w:br/>
+              <w:t>0|    |</w:t>
             </w:r>
           </w:p>
         </w:tc>

--- a/lattice_multiplication_exercises.docx
+++ b/lattice_multiplication_exercises.docx
@@ -22,13 +22,34 @@
               <w:rPr>
                 <w:sz w:val="32"/>
               </w:rPr>
-              <w:t>41 x 39</w:t>
+              <w:t>66 x 13</w:t>
               <w:br/>
-              <w:t xml:space="preserve">  3    9</w:t>
+              <w:t xml:space="preserve">  1    3</w:t>
               <w:br/>
               <w:t xml:space="preserve">  ----</w:t>
               <w:br/>
-              <w:t>4|    |</w:t>
+              <w:t>6|    |</w:t>
+              <w:br/>
+              <w:t>6|    |</w:t>
+            </w:r>
+          </w:p>
+        </w:tc>
+        <w:tc>
+          <w:tcPr>
+            <w:tcW w:type="dxa" w:w="2880"/>
+          </w:tcPr>
+          <w:p>
+            <w:r>
+              <w:rPr>
+                <w:sz w:val="32"/>
+              </w:rPr>
+              <w:t>61 x 17</w:t>
+              <w:br/>
+              <w:t xml:space="preserve">  1    7</w:t>
+              <w:br/>
+              <w:t xml:space="preserve">  ----</w:t>
+              <w:br/>
+              <w:t>6|    |</w:t>
               <w:br/>
               <w:t>1|    |</w:t>
             </w:r>
@@ -43,13 +64,36 @@
               <w:rPr>
                 <w:sz w:val="32"/>
               </w:rPr>
-              <w:t>30 x 49</w:t>
+              <w:t>90 x 62</w:t>
               <w:br/>
-              <w:t xml:space="preserve">  4    9</w:t>
+              <w:t xml:space="preserve">  6    2</w:t>
               <w:br/>
               <w:t xml:space="preserve">  ----</w:t>
               <w:br/>
-              <w:t>3|    |</w:t>
+              <w:t>9|    |</w:t>
+              <w:br/>
+              <w:t>0|    |</w:t>
+            </w:r>
+          </w:p>
+        </w:tc>
+      </w:tr>
+      <w:tr>
+        <w:tc>
+          <w:tcPr>
+            <w:tcW w:type="dxa" w:w="2880"/>
+          </w:tcPr>
+          <w:p>
+            <w:r>
+              <w:rPr>
+                <w:sz w:val="32"/>
+              </w:rPr>
+              <w:t>10 x 36</w:t>
+              <w:br/>
+              <w:t xml:space="preserve">  3    6</w:t>
+              <w:br/>
+              <w:t xml:space="preserve">  ----</w:t>
+              <w:br/>
+              <w:t>1|    |</w:t>
               <w:br/>
               <w:t>0|    |</w:t>
             </w:r>
@@ -64,15 +108,36 @@
               <w:rPr>
                 <w:sz w:val="32"/>
               </w:rPr>
-              <w:t>97 x 37</w:t>
+              <w:t>17 x 23</w:t>
               <w:br/>
-              <w:t xml:space="preserve">  3    7</w:t>
+              <w:t xml:space="preserve">  2    3</w:t>
               <w:br/>
               <w:t xml:space="preserve">  ----</w:t>
               <w:br/>
-              <w:t>9|    |</w:t>
+              <w:t>1|    |</w:t>
               <w:br/>
               <w:t>7|    |</w:t>
+            </w:r>
+          </w:p>
+        </w:tc>
+        <w:tc>
+          <w:tcPr>
+            <w:tcW w:type="dxa" w:w="2880"/>
+          </w:tcPr>
+          <w:p>
+            <w:r>
+              <w:rPr>
+                <w:sz w:val="32"/>
+              </w:rPr>
+              <w:t>42 x 83</w:t>
+              <w:br/>
+              <w:t xml:space="preserve">  8    3</w:t>
+              <w:br/>
+              <w:t xml:space="preserve">  ----</w:t>
+              <w:br/>
+              <w:t>4|    |</w:t>
+              <w:br/>
+              <w:t>2|    |</w:t>
             </w:r>
           </w:p>
         </w:tc>
@@ -87,15 +152,15 @@
               <w:rPr>
                 <w:sz w:val="32"/>
               </w:rPr>
-              <w:t>55 x 88</w:t>
+              <w:t>54 x 20</w:t>
               <w:br/>
-              <w:t xml:space="preserve">  8    8</w:t>
+              <w:t xml:space="preserve">  2    0</w:t>
               <w:br/>
               <w:t xml:space="preserve">  ----</w:t>
               <w:br/>
               <w:t>5|    |</w:t>
               <w:br/>
-              <w:t>5|    |</w:t>
+              <w:t>4|    |</w:t>
             </w:r>
           </w:p>
         </w:tc>
@@ -108,15 +173,15 @@
               <w:rPr>
                 <w:sz w:val="32"/>
               </w:rPr>
-              <w:t>29 x 60</w:t>
+              <w:t>20 x 95</w:t>
               <w:br/>
-              <w:t xml:space="preserve">  6    0</w:t>
+              <w:t xml:space="preserve">  9    5</w:t>
               <w:br/>
               <w:t xml:space="preserve">  ----</w:t>
               <w:br/>
               <w:t>2|    |</w:t>
               <w:br/>
-              <w:t>9|    |</w:t>
+              <w:t>0|    |</w:t>
             </w:r>
           </w:p>
         </w:tc>
@@ -129,15 +194,15 @@
               <w:rPr>
                 <w:sz w:val="32"/>
               </w:rPr>
-              <w:t>75 x 58</w:t>
+              <w:t>42 x 33</w:t>
               <w:br/>
-              <w:t xml:space="preserve">  5    8</w:t>
+              <w:t xml:space="preserve">  3    3</w:t>
               <w:br/>
               <w:t xml:space="preserve">  ----</w:t>
               <w:br/>
-              <w:t>7|    |</w:t>
+              <w:t>4|    |</w:t>
               <w:br/>
-              <w:t>5|    |</w:t>
+              <w:t>2|    |</w:t>
             </w:r>
           </w:p>
         </w:tc>
@@ -152,9 +217,30 @@
               <w:rPr>
                 <w:sz w:val="32"/>
               </w:rPr>
-              <w:t>21 x 29</w:t>
+              <w:t>12 x 82</w:t>
               <w:br/>
-              <w:t xml:space="preserve">  2    9</w:t>
+              <w:t xml:space="preserve">  8    2</w:t>
+              <w:br/>
+              <w:t xml:space="preserve">  ----</w:t>
+              <w:br/>
+              <w:t>1|    |</w:t>
+              <w:br/>
+              <w:t>2|    |</w:t>
+            </w:r>
+          </w:p>
+        </w:tc>
+        <w:tc>
+          <w:tcPr>
+            <w:tcW w:type="dxa" w:w="2880"/>
+          </w:tcPr>
+          <w:p>
+            <w:r>
+              <w:rPr>
+                <w:sz w:val="32"/>
+              </w:rPr>
+              <w:t>21 x 75</w:t>
+              <w:br/>
+              <w:t xml:space="preserve">  7    5</w:t>
               <w:br/>
               <w:t xml:space="preserve">  ----</w:t>
               <w:br/>
@@ -173,36 +259,15 @@
               <w:rPr>
                 <w:sz w:val="32"/>
               </w:rPr>
-              <w:t>87 x 65</w:t>
+              <w:t>62 x 67</w:t>
               <w:br/>
-              <w:t xml:space="preserve">  6    5</w:t>
+              <w:t xml:space="preserve">  6    7</w:t>
               <w:br/>
               <w:t xml:space="preserve">  ----</w:t>
               <w:br/>
-              <w:t>8|    |</w:t>
+              <w:t>6|    |</w:t>
               <w:br/>
-              <w:t>7|    |</w:t>
-            </w:r>
-          </w:p>
-        </w:tc>
-        <w:tc>
-          <w:tcPr>
-            <w:tcW w:type="dxa" w:w="2880"/>
-          </w:tcPr>
-          <w:p>
-            <w:r>
-              <w:rPr>
-                <w:sz w:val="32"/>
-              </w:rPr>
-              <w:t>85 x 43</w:t>
-              <w:br/>
-              <w:t xml:space="preserve">  4    3</w:t>
-              <w:br/>
-              <w:t xml:space="preserve">  ----</w:t>
-              <w:br/>
-              <w:t>8|    |</w:t>
-              <w:br/>
-              <w:t>5|    |</w:t>
+              <w:t>2|    |</w:t>
             </w:r>
           </w:p>
         </w:tc>
@@ -217,74 +282,9 @@
               <w:rPr>
                 <w:sz w:val="32"/>
               </w:rPr>
-              <w:t>66 x 67</w:t>
+              <w:t>81 x 37</w:t>
               <w:br/>
-              <w:t xml:space="preserve">  6    7</w:t>
-              <w:br/>
-              <w:t xml:space="preserve">  ----</w:t>
-              <w:br/>
-              <w:t>6|    |</w:t>
-              <w:br/>
-              <w:t>6|    |</w:t>
-            </w:r>
-          </w:p>
-        </w:tc>
-        <w:tc>
-          <w:tcPr>
-            <w:tcW w:type="dxa" w:w="2880"/>
-          </w:tcPr>
-          <w:p>
-            <w:r>
-              <w:rPr>
-                <w:sz w:val="32"/>
-              </w:rPr>
-              <w:t>70 x 79</w:t>
-              <w:br/>
-              <w:t xml:space="preserve">  7    9</w:t>
-              <w:br/>
-              <w:t xml:space="preserve">  ----</w:t>
-              <w:br/>
-              <w:t>7|    |</w:t>
-              <w:br/>
-              <w:t>0|    |</w:t>
-            </w:r>
-          </w:p>
-        </w:tc>
-        <w:tc>
-          <w:tcPr>
-            <w:tcW w:type="dxa" w:w="2880"/>
-          </w:tcPr>
-          <w:p>
-            <w:r>
-              <w:rPr>
-                <w:sz w:val="32"/>
-              </w:rPr>
-              <w:t>26 x 94</w:t>
-              <w:br/>
-              <w:t xml:space="preserve">  9    4</w:t>
-              <w:br/>
-              <w:t xml:space="preserve">  ----</w:t>
-              <w:br/>
-              <w:t>2|    |</w:t>
-              <w:br/>
-              <w:t>6|    |</w:t>
-            </w:r>
-          </w:p>
-        </w:tc>
-      </w:tr>
-      <w:tr>
-        <w:tc>
-          <w:tcPr>
-            <w:tcW w:type="dxa" w:w="2880"/>
-          </w:tcPr>
-          <w:p>
-            <w:r>
-              <w:rPr>
-                <w:sz w:val="32"/>
-              </w:rPr>
-              <w:t>81 x 40</w:t>
-              <w:br/>
-              <w:t xml:space="preserve">  4    0</w:t>
+              <w:t xml:space="preserve">  3    7</w:t>
               <w:br/>
               <w:t xml:space="preserve">  ----</w:t>
               <w:br/>
@@ -303,13 +303,13 @@
               <w:rPr>
                 <w:sz w:val="32"/>
               </w:rPr>
-              <w:t>55 x 49</w:t>
+              <w:t>75 x 31</w:t>
               <w:br/>
-              <w:t xml:space="preserve">  4    9</w:t>
+              <w:t xml:space="preserve">  3    1</w:t>
               <w:br/>
               <w:t xml:space="preserve">  ----</w:t>
               <w:br/>
-              <w:t>5|    |</w:t>
+              <w:t>7|    |</w:t>
               <w:br/>
               <w:t>5|    |</w:t>
             </w:r>
@@ -324,15 +324,15 @@
               <w:rPr>
                 <w:sz w:val="32"/>
               </w:rPr>
-              <w:t>30 x 80</w:t>
+              <w:t>72 x 51</w:t>
               <w:br/>
-              <w:t xml:space="preserve">  8    0</w:t>
+              <w:t xml:space="preserve">  5    1</w:t>
               <w:br/>
               <w:t xml:space="preserve">  ----</w:t>
               <w:br/>
-              <w:t>3|    |</w:t>
+              <w:t>7|    |</w:t>
               <w:br/>
-              <w:t>0|    |</w:t>
+              <w:t>2|    |</w:t>
             </w:r>
           </w:p>
         </w:tc>

--- a/lattice_multiplication_exercises.docx
+++ b/lattice_multiplication_exercises.docx
@@ -22,15 +22,15 @@
               <w:rPr>
                 <w:sz w:val="32"/>
               </w:rPr>
-              <w:t>66 x 13</w:t>
+              <w:t>29 x 72</w:t>
               <w:br/>
-              <w:t xml:space="preserve">  1    3</w:t>
+              <w:t xml:space="preserve">  7    2</w:t>
               <w:br/>
               <w:t xml:space="preserve">  ----</w:t>
               <w:br/>
-              <w:t>6|    |</w:t>
+              <w:t>2|    |</w:t>
               <w:br/>
-              <w:t>6|    |</w:t>
+              <w:t>9|    |</w:t>
             </w:r>
           </w:p>
         </w:tc>
@@ -43,15 +43,15 @@
               <w:rPr>
                 <w:sz w:val="32"/>
               </w:rPr>
-              <w:t>61 x 17</w:t>
+              <w:t>58 x 47</w:t>
               <w:br/>
-              <w:t xml:space="preserve">  1    7</w:t>
+              <w:t xml:space="preserve">  4    7</w:t>
               <w:br/>
               <w:t xml:space="preserve">  ----</w:t>
               <w:br/>
-              <w:t>6|    |</w:t>
+              <w:t>5|    |</w:t>
               <w:br/>
-              <w:t>1|    |</w:t>
+              <w:t>8|    |</w:t>
             </w:r>
           </w:p>
         </w:tc>
@@ -64,15 +64,15 @@
               <w:rPr>
                 <w:sz w:val="32"/>
               </w:rPr>
-              <w:t>90 x 62</w:t>
+              <w:t>87 x 80</w:t>
               <w:br/>
-              <w:t xml:space="preserve">  6    2</w:t>
+              <w:t xml:space="preserve">  8    0</w:t>
               <w:br/>
               <w:t xml:space="preserve">  ----</w:t>
               <w:br/>
-              <w:t>9|    |</w:t>
+              <w:t>8|    |</w:t>
               <w:br/>
-              <w:t>0|    |</w:t>
+              <w:t>7|    |</w:t>
             </w:r>
           </w:p>
         </w:tc>
@@ -87,139 +87,9 @@
               <w:rPr>
                 <w:sz w:val="32"/>
               </w:rPr>
-              <w:t>10 x 36</w:t>
+              <w:t>12 x 87</w:t>
               <w:br/>
-              <w:t xml:space="preserve">  3    6</w:t>
-              <w:br/>
-              <w:t xml:space="preserve">  ----</w:t>
-              <w:br/>
-              <w:t>1|    |</w:t>
-              <w:br/>
-              <w:t>0|    |</w:t>
-            </w:r>
-          </w:p>
-        </w:tc>
-        <w:tc>
-          <w:tcPr>
-            <w:tcW w:type="dxa" w:w="2880"/>
-          </w:tcPr>
-          <w:p>
-            <w:r>
-              <w:rPr>
-                <w:sz w:val="32"/>
-              </w:rPr>
-              <w:t>17 x 23</w:t>
-              <w:br/>
-              <w:t xml:space="preserve">  2    3</w:t>
-              <w:br/>
-              <w:t xml:space="preserve">  ----</w:t>
-              <w:br/>
-              <w:t>1|    |</w:t>
-              <w:br/>
-              <w:t>7|    |</w:t>
-            </w:r>
-          </w:p>
-        </w:tc>
-        <w:tc>
-          <w:tcPr>
-            <w:tcW w:type="dxa" w:w="2880"/>
-          </w:tcPr>
-          <w:p>
-            <w:r>
-              <w:rPr>
-                <w:sz w:val="32"/>
-              </w:rPr>
-              <w:t>42 x 83</w:t>
-              <w:br/>
-              <w:t xml:space="preserve">  8    3</w:t>
-              <w:br/>
-              <w:t xml:space="preserve">  ----</w:t>
-              <w:br/>
-              <w:t>4|    |</w:t>
-              <w:br/>
-              <w:t>2|    |</w:t>
-            </w:r>
-          </w:p>
-        </w:tc>
-      </w:tr>
-      <w:tr>
-        <w:tc>
-          <w:tcPr>
-            <w:tcW w:type="dxa" w:w="2880"/>
-          </w:tcPr>
-          <w:p>
-            <w:r>
-              <w:rPr>
-                <w:sz w:val="32"/>
-              </w:rPr>
-              <w:t>54 x 20</w:t>
-              <w:br/>
-              <w:t xml:space="preserve">  2    0</w:t>
-              <w:br/>
-              <w:t xml:space="preserve">  ----</w:t>
-              <w:br/>
-              <w:t>5|    |</w:t>
-              <w:br/>
-              <w:t>4|    |</w:t>
-            </w:r>
-          </w:p>
-        </w:tc>
-        <w:tc>
-          <w:tcPr>
-            <w:tcW w:type="dxa" w:w="2880"/>
-          </w:tcPr>
-          <w:p>
-            <w:r>
-              <w:rPr>
-                <w:sz w:val="32"/>
-              </w:rPr>
-              <w:t>20 x 95</w:t>
-              <w:br/>
-              <w:t xml:space="preserve">  9    5</w:t>
-              <w:br/>
-              <w:t xml:space="preserve">  ----</w:t>
-              <w:br/>
-              <w:t>2|    |</w:t>
-              <w:br/>
-              <w:t>0|    |</w:t>
-            </w:r>
-          </w:p>
-        </w:tc>
-        <w:tc>
-          <w:tcPr>
-            <w:tcW w:type="dxa" w:w="2880"/>
-          </w:tcPr>
-          <w:p>
-            <w:r>
-              <w:rPr>
-                <w:sz w:val="32"/>
-              </w:rPr>
-              <w:t>42 x 33</w:t>
-              <w:br/>
-              <w:t xml:space="preserve">  3    3</w:t>
-              <w:br/>
-              <w:t xml:space="preserve">  ----</w:t>
-              <w:br/>
-              <w:t>4|    |</w:t>
-              <w:br/>
-              <w:t>2|    |</w:t>
-            </w:r>
-          </w:p>
-        </w:tc>
-      </w:tr>
-      <w:tr>
-        <w:tc>
-          <w:tcPr>
-            <w:tcW w:type="dxa" w:w="2880"/>
-          </w:tcPr>
-          <w:p>
-            <w:r>
-              <w:rPr>
-                <w:sz w:val="32"/>
-              </w:rPr>
-              <w:t>12 x 82</w:t>
-              <w:br/>
-              <w:t xml:space="preserve">  8    2</w:t>
+              <w:t xml:space="preserve">  8    7</w:t>
               <w:br/>
               <w:t xml:space="preserve">  ----</w:t>
               <w:br/>
@@ -238,15 +108,15 @@
               <w:rPr>
                 <w:sz w:val="32"/>
               </w:rPr>
-              <w:t>21 x 75</w:t>
+              <w:t>68 x 48</w:t>
               <w:br/>
-              <w:t xml:space="preserve">  7    5</w:t>
+              <w:t xml:space="preserve">  4    8</w:t>
               <w:br/>
               <w:t xml:space="preserve">  ----</w:t>
               <w:br/>
-              <w:t>2|    |</w:t>
+              <w:t>6|    |</w:t>
               <w:br/>
-              <w:t>1|    |</w:t>
+              <w:t>8|    |</w:t>
             </w:r>
           </w:p>
         </w:tc>
@@ -259,15 +129,15 @@
               <w:rPr>
                 <w:sz w:val="32"/>
               </w:rPr>
-              <w:t>62 x 67</w:t>
+              <w:t>56 x 66</w:t>
               <w:br/>
-              <w:t xml:space="preserve">  6    7</w:t>
+              <w:t xml:space="preserve">  6    6</w:t>
               <w:br/>
               <w:t xml:space="preserve">  ----</w:t>
               <w:br/>
+              <w:t>5|    |</w:t>
+              <w:br/>
               <w:t>6|    |</w:t>
-              <w:br/>
-              <w:t>2|    |</w:t>
             </w:r>
           </w:p>
         </w:tc>
@@ -282,15 +152,15 @@
               <w:rPr>
                 <w:sz w:val="32"/>
               </w:rPr>
-              <w:t>81 x 37</w:t>
+              <w:t>76 x 99</w:t>
               <w:br/>
-              <w:t xml:space="preserve">  3    7</w:t>
+              <w:t xml:space="preserve">  9    9</w:t>
               <w:br/>
               <w:t xml:space="preserve">  ----</w:t>
               <w:br/>
-              <w:t>8|    |</w:t>
+              <w:t>7|    |</w:t>
               <w:br/>
-              <w:t>1|    |</w:t>
+              <w:t>6|    |</w:t>
             </w:r>
           </w:p>
         </w:tc>
@@ -303,15 +173,15 @@
               <w:rPr>
                 <w:sz w:val="32"/>
               </w:rPr>
-              <w:t>75 x 31</w:t>
+              <w:t>98 x 53</w:t>
               <w:br/>
-              <w:t xml:space="preserve">  3    1</w:t>
+              <w:t xml:space="preserve">  5    3</w:t>
               <w:br/>
               <w:t xml:space="preserve">  ----</w:t>
               <w:br/>
-              <w:t>7|    |</w:t>
+              <w:t>9|    |</w:t>
               <w:br/>
-              <w:t>5|    |</w:t>
+              <w:t>8|    |</w:t>
             </w:r>
           </w:p>
         </w:tc>
@@ -324,15 +194,145 @@
               <w:rPr>
                 <w:sz w:val="32"/>
               </w:rPr>
-              <w:t>72 x 51</w:t>
+              <w:t>75 x 48</w:t>
               <w:br/>
-              <w:t xml:space="preserve">  5    1</w:t>
+              <w:t xml:space="preserve">  4    8</w:t>
               <w:br/>
               <w:t xml:space="preserve">  ----</w:t>
               <w:br/>
               <w:t>7|    |</w:t>
               <w:br/>
+              <w:t>5|    |</w:t>
+            </w:r>
+          </w:p>
+        </w:tc>
+      </w:tr>
+      <w:tr>
+        <w:tc>
+          <w:tcPr>
+            <w:tcW w:type="dxa" w:w="2880"/>
+          </w:tcPr>
+          <w:p>
+            <w:r>
+              <w:rPr>
+                <w:sz w:val="32"/>
+              </w:rPr>
+              <w:t>48 x 74</w:t>
+              <w:br/>
+              <w:t xml:space="preserve">  7    4</w:t>
+              <w:br/>
+              <w:t xml:space="preserve">  ----</w:t>
+              <w:br/>
+              <w:t>4|    |</w:t>
+              <w:br/>
+              <w:t>8|    |</w:t>
+            </w:r>
+          </w:p>
+        </w:tc>
+        <w:tc>
+          <w:tcPr>
+            <w:tcW w:type="dxa" w:w="2880"/>
+          </w:tcPr>
+          <w:p>
+            <w:r>
+              <w:rPr>
+                <w:sz w:val="32"/>
+              </w:rPr>
+              <w:t>92 x 20</w:t>
+              <w:br/>
+              <w:t xml:space="preserve">  2    0</w:t>
+              <w:br/>
+              <w:t xml:space="preserve">  ----</w:t>
+              <w:br/>
+              <w:t>9|    |</w:t>
+              <w:br/>
               <w:t>2|    |</w:t>
+            </w:r>
+          </w:p>
+        </w:tc>
+        <w:tc>
+          <w:tcPr>
+            <w:tcW w:type="dxa" w:w="2880"/>
+          </w:tcPr>
+          <w:p>
+            <w:r>
+              <w:rPr>
+                <w:sz w:val="32"/>
+              </w:rPr>
+              <w:t>15 x 38</w:t>
+              <w:br/>
+              <w:t xml:space="preserve">  3    8</w:t>
+              <w:br/>
+              <w:t xml:space="preserve">  ----</w:t>
+              <w:br/>
+              <w:t>1|    |</w:t>
+              <w:br/>
+              <w:t>5|    |</w:t>
+            </w:r>
+          </w:p>
+        </w:tc>
+      </w:tr>
+      <w:tr>
+        <w:tc>
+          <w:tcPr>
+            <w:tcW w:type="dxa" w:w="2880"/>
+          </w:tcPr>
+          <w:p>
+            <w:r>
+              <w:rPr>
+                <w:sz w:val="32"/>
+              </w:rPr>
+              <w:t>73 x 89</w:t>
+              <w:br/>
+              <w:t xml:space="preserve">  8    9</w:t>
+              <w:br/>
+              <w:t xml:space="preserve">  ----</w:t>
+              <w:br/>
+              <w:t>7|    |</w:t>
+              <w:br/>
+              <w:t>3|    |</w:t>
+            </w:r>
+          </w:p>
+        </w:tc>
+        <w:tc>
+          <w:tcPr>
+            <w:tcW w:type="dxa" w:w="2880"/>
+          </w:tcPr>
+          <w:p>
+            <w:r>
+              <w:rPr>
+                <w:sz w:val="32"/>
+              </w:rPr>
+              <w:t>33 x 96</w:t>
+              <w:br/>
+              <w:t xml:space="preserve">  9    6</w:t>
+              <w:br/>
+              <w:t xml:space="preserve">  ----</w:t>
+              <w:br/>
+              <w:t>3|    |</w:t>
+              <w:br/>
+              <w:t>3|    |</w:t>
+            </w:r>
+          </w:p>
+        </w:tc>
+        <w:tc>
+          <w:tcPr>
+            <w:tcW w:type="dxa" w:w="2880"/>
+          </w:tcPr>
+          <w:p>
+            <w:r>
+              <w:rPr>
+                <w:sz w:val="32"/>
+              </w:rPr>
+              <w:t>26 x 17</w:t>
+              <w:br/>
+              <w:t xml:space="preserve">  1    7</w:t>
+              <w:br/>
+              <w:t xml:space="preserve">  ----</w:t>
+              <w:br/>
+              <w:t>2|    |</w:t>
+              <w:br/>
+              <w:t>6|    |</w:t>
             </w:r>
           </w:p>
         </w:tc>

--- a/lattice_multiplication_exercises.docx
+++ b/lattice_multiplication_exercises.docx
@@ -22,15 +22,15 @@
               <w:rPr>
                 <w:sz w:val="32"/>
               </w:rPr>
-              <w:t>29 x 72</w:t>
+              <w:t>84 x 12</w:t>
               <w:br/>
-              <w:t xml:space="preserve">  7    2</w:t>
+              <w:t xml:space="preserve">  1    2</w:t>
               <w:br/>
               <w:t xml:space="preserve">  ----</w:t>
               <w:br/>
-              <w:t>2|    |</w:t>
+              <w:t>8|    |</w:t>
               <w:br/>
-              <w:t>9|    |</w:t>
+              <w:t>4|    |</w:t>
             </w:r>
           </w:p>
         </w:tc>
@@ -43,9 +43,53 @@
               <w:rPr>
                 <w:sz w:val="32"/>
               </w:rPr>
-              <w:t>58 x 47</w:t>
+              <w:t>76 x 71</w:t>
               <w:br/>
-              <w:t xml:space="preserve">  4    7</w:t>
+              <w:t xml:space="preserve">  7    1</w:t>
+              <w:br/>
+              <w:t xml:space="preserve">  ----</w:t>
+              <w:br/>
+              <w:t>7|    |</w:t>
+              <w:br/>
+              <w:t>6|    |</w:t>
+            </w:r>
+          </w:p>
+        </w:tc>
+        <w:tc>
+          <w:tcPr>
+            <w:tcW w:type="dxa" w:w="2880"/>
+          </w:tcPr>
+          <w:p>
+            <w:r>
+              <w:rPr>
+                <w:sz w:val="32"/>
+              </w:rPr>
+              <w:t>20 x 12</w:t>
+              <w:br/>
+              <w:t xml:space="preserve">  1    2</w:t>
+              <w:br/>
+              <w:t xml:space="preserve">  ----</w:t>
+              <w:br/>
+              <w:t>2|    |</w:t>
+              <w:br/>
+              <w:t>0|    |</w:t>
+            </w:r>
+          </w:p>
+        </w:tc>
+      </w:tr>
+      <w:tr>
+        <w:tc>
+          <w:tcPr>
+            <w:tcW w:type="dxa" w:w="2880"/>
+          </w:tcPr>
+          <w:p>
+            <w:r>
+              <w:rPr>
+                <w:sz w:val="32"/>
+              </w:rPr>
+              <w:t>58 x 71</w:t>
+              <w:br/>
+              <w:t xml:space="preserve">  7    1</w:t>
               <w:br/>
               <w:t xml:space="preserve">  ----</w:t>
               <w:br/>
@@ -64,15 +108,36 @@
               <w:rPr>
                 <w:sz w:val="32"/>
               </w:rPr>
-              <w:t>87 x 80</w:t>
+              <w:t>72 x 79</w:t>
               <w:br/>
-              <w:t xml:space="preserve">  8    0</w:t>
+              <w:t xml:space="preserve">  7    9</w:t>
+              <w:br/>
+              <w:t xml:space="preserve">  ----</w:t>
+              <w:br/>
+              <w:t>7|    |</w:t>
+              <w:br/>
+              <w:t>2|    |</w:t>
+            </w:r>
+          </w:p>
+        </w:tc>
+        <w:tc>
+          <w:tcPr>
+            <w:tcW w:type="dxa" w:w="2880"/>
+          </w:tcPr>
+          <w:p>
+            <w:r>
+              <w:rPr>
+                <w:sz w:val="32"/>
+              </w:rPr>
+              <w:t>88 x 15</w:t>
+              <w:br/>
+              <w:t xml:space="preserve">  1    5</w:t>
               <w:br/>
               <w:t xml:space="preserve">  ----</w:t>
               <w:br/>
               <w:t>8|    |</w:t>
               <w:br/>
-              <w:t>7|    |</w:t>
+              <w:t>8|    |</w:t>
             </w:r>
           </w:p>
         </w:tc>
@@ -87,15 +152,15 @@
               <w:rPr>
                 <w:sz w:val="32"/>
               </w:rPr>
-              <w:t>12 x 87</w:t>
+              <w:t>19 x 67</w:t>
               <w:br/>
-              <w:t xml:space="preserve">  8    7</w:t>
+              <w:t xml:space="preserve">  6    7</w:t>
               <w:br/>
               <w:t xml:space="preserve">  ----</w:t>
               <w:br/>
               <w:t>1|    |</w:t>
               <w:br/>
-              <w:t>2|    |</w:t>
+              <w:t>9|    |</w:t>
             </w:r>
           </w:p>
         </w:tc>
@@ -108,15 +173,15 @@
               <w:rPr>
                 <w:sz w:val="32"/>
               </w:rPr>
-              <w:t>68 x 48</w:t>
+              <w:t>49 x 88</w:t>
               <w:br/>
-              <w:t xml:space="preserve">  4    8</w:t>
+              <w:t xml:space="preserve">  8    8</w:t>
               <w:br/>
               <w:t xml:space="preserve">  ----</w:t>
               <w:br/>
-              <w:t>6|    |</w:t>
+              <w:t>4|    |</w:t>
               <w:br/>
-              <w:t>8|    |</w:t>
+              <w:t>9|    |</w:t>
             </w:r>
           </w:p>
         </w:tc>
@@ -129,15 +194,15 @@
               <w:rPr>
                 <w:sz w:val="32"/>
               </w:rPr>
-              <w:t>56 x 66</w:t>
+              <w:t>65 x 87</w:t>
               <w:br/>
-              <w:t xml:space="preserve">  6    6</w:t>
+              <w:t xml:space="preserve">  8    7</w:t>
               <w:br/>
               <w:t xml:space="preserve">  ----</w:t>
               <w:br/>
+              <w:t>6|    |</w:t>
+              <w:br/>
               <w:t>5|    |</w:t>
-              <w:br/>
-              <w:t>6|    |</w:t>
             </w:r>
           </w:p>
         </w:tc>
@@ -152,9 +217,30 @@
               <w:rPr>
                 <w:sz w:val="32"/>
               </w:rPr>
-              <w:t>76 x 99</w:t>
+              <w:t>36 x 63</w:t>
               <w:br/>
-              <w:t xml:space="preserve">  9    9</w:t>
+              <w:t xml:space="preserve">  6    3</w:t>
+              <w:br/>
+              <w:t xml:space="preserve">  ----</w:t>
+              <w:br/>
+              <w:t>3|    |</w:t>
+              <w:br/>
+              <w:t>6|    |</w:t>
+            </w:r>
+          </w:p>
+        </w:tc>
+        <w:tc>
+          <w:tcPr>
+            <w:tcW w:type="dxa" w:w="2880"/>
+          </w:tcPr>
+          <w:p>
+            <w:r>
+              <w:rPr>
+                <w:sz w:val="32"/>
+              </w:rPr>
+              <w:t>76 x 49</w:t>
+              <w:br/>
+              <w:t xml:space="preserve">  4    9</w:t>
               <w:br/>
               <w:t xml:space="preserve">  ----</w:t>
               <w:br/>
@@ -173,34 +259,13 @@
               <w:rPr>
                 <w:sz w:val="32"/>
               </w:rPr>
-              <w:t>98 x 53</w:t>
+              <w:t>95 x 89</w:t>
               <w:br/>
-              <w:t xml:space="preserve">  5    3</w:t>
+              <w:t xml:space="preserve">  8    9</w:t>
               <w:br/>
               <w:t xml:space="preserve">  ----</w:t>
               <w:br/>
               <w:t>9|    |</w:t>
-              <w:br/>
-              <w:t>8|    |</w:t>
-            </w:r>
-          </w:p>
-        </w:tc>
-        <w:tc>
-          <w:tcPr>
-            <w:tcW w:type="dxa" w:w="2880"/>
-          </w:tcPr>
-          <w:p>
-            <w:r>
-              <w:rPr>
-                <w:sz w:val="32"/>
-              </w:rPr>
-              <w:t>75 x 48</w:t>
-              <w:br/>
-              <w:t xml:space="preserve">  4    8</w:t>
-              <w:br/>
-              <w:t xml:space="preserve">  ----</w:t>
-              <w:br/>
-              <w:t>7|    |</w:t>
               <w:br/>
               <w:t>5|    |</w:t>
             </w:r>
@@ -217,34 +282,13 @@
               <w:rPr>
                 <w:sz w:val="32"/>
               </w:rPr>
-              <w:t>48 x 74</w:t>
+              <w:t>42 x 59</w:t>
               <w:br/>
-              <w:t xml:space="preserve">  7    4</w:t>
+              <w:t xml:space="preserve">  5    9</w:t>
               <w:br/>
               <w:t xml:space="preserve">  ----</w:t>
               <w:br/>
               <w:t>4|    |</w:t>
-              <w:br/>
-              <w:t>8|    |</w:t>
-            </w:r>
-          </w:p>
-        </w:tc>
-        <w:tc>
-          <w:tcPr>
-            <w:tcW w:type="dxa" w:w="2880"/>
-          </w:tcPr>
-          <w:p>
-            <w:r>
-              <w:rPr>
-                <w:sz w:val="32"/>
-              </w:rPr>
-              <w:t>92 x 20</w:t>
-              <w:br/>
-              <w:t xml:space="preserve">  2    0</w:t>
-              <w:br/>
-              <w:t xml:space="preserve">  ----</w:t>
-              <w:br/>
-              <w:t>9|    |</w:t>
               <w:br/>
               <w:t>2|    |</w:t>
             </w:r>
@@ -259,38 +303,15 @@
               <w:rPr>
                 <w:sz w:val="32"/>
               </w:rPr>
-              <w:t>15 x 38</w:t>
+              <w:t>76 x 18</w:t>
               <w:br/>
-              <w:t xml:space="preserve">  3    8</w:t>
-              <w:br/>
-              <w:t xml:space="preserve">  ----</w:t>
-              <w:br/>
-              <w:t>1|    |</w:t>
-              <w:br/>
-              <w:t>5|    |</w:t>
-            </w:r>
-          </w:p>
-        </w:tc>
-      </w:tr>
-      <w:tr>
-        <w:tc>
-          <w:tcPr>
-            <w:tcW w:type="dxa" w:w="2880"/>
-          </w:tcPr>
-          <w:p>
-            <w:r>
-              <w:rPr>
-                <w:sz w:val="32"/>
-              </w:rPr>
-              <w:t>73 x 89</w:t>
-              <w:br/>
-              <w:t xml:space="preserve">  8    9</w:t>
+              <w:t xml:space="preserve">  1    8</w:t>
               <w:br/>
               <w:t xml:space="preserve">  ----</w:t>
               <w:br/>
               <w:t>7|    |</w:t>
               <w:br/>
-              <w:t>3|    |</w:t>
+              <w:t>6|    |</w:t>
             </w:r>
           </w:p>
         </w:tc>
@@ -303,36 +324,15 @@
               <w:rPr>
                 <w:sz w:val="32"/>
               </w:rPr>
-              <w:t>33 x 96</w:t>
+              <w:t>31 x 93</w:t>
               <w:br/>
-              <w:t xml:space="preserve">  9    6</w:t>
+              <w:t xml:space="preserve">  9    3</w:t>
               <w:br/>
               <w:t xml:space="preserve">  ----</w:t>
               <w:br/>
               <w:t>3|    |</w:t>
               <w:br/>
-              <w:t>3|    |</w:t>
-            </w:r>
-          </w:p>
-        </w:tc>
-        <w:tc>
-          <w:tcPr>
-            <w:tcW w:type="dxa" w:w="2880"/>
-          </w:tcPr>
-          <w:p>
-            <w:r>
-              <w:rPr>
-                <w:sz w:val="32"/>
-              </w:rPr>
-              <w:t>26 x 17</w:t>
-              <w:br/>
-              <w:t xml:space="preserve">  1    7</w:t>
-              <w:br/>
-              <w:t xml:space="preserve">  ----</w:t>
-              <w:br/>
-              <w:t>2|    |</w:t>
-              <w:br/>
-              <w:t>6|    |</w:t>
+              <w:t>1|    |</w:t>
             </w:r>
           </w:p>
         </w:tc>

--- a/lattice_multiplication_exercises.docx
+++ b/lattice_multiplication_exercises.docx
@@ -22,99 +22,13 @@
               <w:rPr>
                 <w:sz w:val="32"/>
               </w:rPr>
-              <w:t>84 x 12</w:t>
+              <w:t>82 x 60</w:t>
               <w:br/>
-              <w:t xml:space="preserve">  1    2</w:t>
+              <w:t xml:space="preserve">  6    0</w:t>
               <w:br/>
               <w:t xml:space="preserve">  ----</w:t>
               <w:br/>
               <w:t>8|    |</w:t>
-              <w:br/>
-              <w:t>4|    |</w:t>
-            </w:r>
-          </w:p>
-        </w:tc>
-        <w:tc>
-          <w:tcPr>
-            <w:tcW w:type="dxa" w:w="2880"/>
-          </w:tcPr>
-          <w:p>
-            <w:r>
-              <w:rPr>
-                <w:sz w:val="32"/>
-              </w:rPr>
-              <w:t>76 x 71</w:t>
-              <w:br/>
-              <w:t xml:space="preserve">  7    1</w:t>
-              <w:br/>
-              <w:t xml:space="preserve">  ----</w:t>
-              <w:br/>
-              <w:t>7|    |</w:t>
-              <w:br/>
-              <w:t>6|    |</w:t>
-            </w:r>
-          </w:p>
-        </w:tc>
-        <w:tc>
-          <w:tcPr>
-            <w:tcW w:type="dxa" w:w="2880"/>
-          </w:tcPr>
-          <w:p>
-            <w:r>
-              <w:rPr>
-                <w:sz w:val="32"/>
-              </w:rPr>
-              <w:t>20 x 12</w:t>
-              <w:br/>
-              <w:t xml:space="preserve">  1    2</w:t>
-              <w:br/>
-              <w:t xml:space="preserve">  ----</w:t>
-              <w:br/>
-              <w:t>2|    |</w:t>
-              <w:br/>
-              <w:t>0|    |</w:t>
-            </w:r>
-          </w:p>
-        </w:tc>
-      </w:tr>
-      <w:tr>
-        <w:tc>
-          <w:tcPr>
-            <w:tcW w:type="dxa" w:w="2880"/>
-          </w:tcPr>
-          <w:p>
-            <w:r>
-              <w:rPr>
-                <w:sz w:val="32"/>
-              </w:rPr>
-              <w:t>58 x 71</w:t>
-              <w:br/>
-              <w:t xml:space="preserve">  7    1</w:t>
-              <w:br/>
-              <w:t xml:space="preserve">  ----</w:t>
-              <w:br/>
-              <w:t>5|    |</w:t>
-              <w:br/>
-              <w:t>8|    |</w:t>
-            </w:r>
-          </w:p>
-        </w:tc>
-        <w:tc>
-          <w:tcPr>
-            <w:tcW w:type="dxa" w:w="2880"/>
-          </w:tcPr>
-          <w:p>
-            <w:r>
-              <w:rPr>
-                <w:sz w:val="32"/>
-              </w:rPr>
-              <w:t>72 x 79</w:t>
-              <w:br/>
-              <w:t xml:space="preserve">  7    9</w:t>
-              <w:br/>
-              <w:t xml:space="preserve">  ----</w:t>
-              <w:br/>
-              <w:t>7|    |</w:t>
               <w:br/>
               <w:t>2|    |</w:t>
             </w:r>
@@ -129,13 +43,34 @@
               <w:rPr>
                 <w:sz w:val="32"/>
               </w:rPr>
-              <w:t>88 x 15</w:t>
+              <w:t>95 x 91</w:t>
               <w:br/>
-              <w:t xml:space="preserve">  1    5</w:t>
+              <w:t xml:space="preserve">  9    1</w:t>
               <w:br/>
               <w:t xml:space="preserve">  ----</w:t>
               <w:br/>
-              <w:t>8|    |</w:t>
+              <w:t>9|    |</w:t>
+              <w:br/>
+              <w:t>5|    |</w:t>
+            </w:r>
+          </w:p>
+        </w:tc>
+        <w:tc>
+          <w:tcPr>
+            <w:tcW w:type="dxa" w:w="2880"/>
+          </w:tcPr>
+          <w:p>
+            <w:r>
+              <w:rPr>
+                <w:sz w:val="32"/>
+              </w:rPr>
+              <w:t>18 x 26</w:t>
+              <w:br/>
+              <w:t xml:space="preserve">  2    6</w:t>
+              <w:br/>
+              <w:t xml:space="preserve">  ----</w:t>
+              <w:br/>
+              <w:t>1|    |</w:t>
               <w:br/>
               <w:t>8|    |</w:t>
             </w:r>
@@ -152,15 +87,15 @@
               <w:rPr>
                 <w:sz w:val="32"/>
               </w:rPr>
-              <w:t>19 x 67</w:t>
+              <w:t>68 x 79</w:t>
               <w:br/>
-              <w:t xml:space="preserve">  6    7</w:t>
+              <w:t xml:space="preserve">  7    9</w:t>
               <w:br/>
               <w:t xml:space="preserve">  ----</w:t>
               <w:br/>
-              <w:t>1|    |</w:t>
+              <w:t>6|    |</w:t>
               <w:br/>
-              <w:t>9|    |</w:t>
+              <w:t>8|    |</w:t>
             </w:r>
           </w:p>
         </w:tc>
@@ -173,15 +108,15 @@
               <w:rPr>
                 <w:sz w:val="32"/>
               </w:rPr>
-              <w:t>49 x 88</w:t>
+              <w:t>61 x 59</w:t>
               <w:br/>
-              <w:t xml:space="preserve">  8    8</w:t>
+              <w:t xml:space="preserve">  5    9</w:t>
               <w:br/>
               <w:t xml:space="preserve">  ----</w:t>
               <w:br/>
-              <w:t>4|    |</w:t>
+              <w:t>6|    |</w:t>
               <w:br/>
-              <w:t>9|    |</w:t>
+              <w:t>1|    |</w:t>
             </w:r>
           </w:p>
         </w:tc>
@@ -194,13 +129,143 @@
               <w:rPr>
                 <w:sz w:val="32"/>
               </w:rPr>
-              <w:t>65 x 87</w:t>
+              <w:t>53 x 72</w:t>
               <w:br/>
-              <w:t xml:space="preserve">  8    7</w:t>
+              <w:t xml:space="preserve">  7    2</w:t>
+              <w:br/>
+              <w:t xml:space="preserve">  ----</w:t>
+              <w:br/>
+              <w:t>5|    |</w:t>
+              <w:br/>
+              <w:t>3|    |</w:t>
+            </w:r>
+          </w:p>
+        </w:tc>
+      </w:tr>
+      <w:tr>
+        <w:tc>
+          <w:tcPr>
+            <w:tcW w:type="dxa" w:w="2880"/>
+          </w:tcPr>
+          <w:p>
+            <w:r>
+              <w:rPr>
+                <w:sz w:val="32"/>
+              </w:rPr>
+              <w:t>75 x 72</w:t>
+              <w:br/>
+              <w:t xml:space="preserve">  7    2</w:t>
+              <w:br/>
+              <w:t xml:space="preserve">  ----</w:t>
+              <w:br/>
+              <w:t>7|    |</w:t>
+              <w:br/>
+              <w:t>5|    |</w:t>
+            </w:r>
+          </w:p>
+        </w:tc>
+        <w:tc>
+          <w:tcPr>
+            <w:tcW w:type="dxa" w:w="2880"/>
+          </w:tcPr>
+          <w:p>
+            <w:r>
+              <w:rPr>
+                <w:sz w:val="32"/>
+              </w:rPr>
+              <w:t>20 x 69</w:t>
+              <w:br/>
+              <w:t xml:space="preserve">  6    9</w:t>
+              <w:br/>
+              <w:t xml:space="preserve">  ----</w:t>
+              <w:br/>
+              <w:t>2|    |</w:t>
+              <w:br/>
+              <w:t>0|    |</w:t>
+            </w:r>
+          </w:p>
+        </w:tc>
+        <w:tc>
+          <w:tcPr>
+            <w:tcW w:type="dxa" w:w="2880"/>
+          </w:tcPr>
+          <w:p>
+            <w:r>
+              <w:rPr>
+                <w:sz w:val="32"/>
+              </w:rPr>
+              <w:t>87 x 88</w:t>
+              <w:br/>
+              <w:t xml:space="preserve">  8    8</w:t>
+              <w:br/>
+              <w:t xml:space="preserve">  ----</w:t>
+              <w:br/>
+              <w:t>8|    |</w:t>
+              <w:br/>
+              <w:t>7|    |</w:t>
+            </w:r>
+          </w:p>
+        </w:tc>
+      </w:tr>
+      <w:tr>
+        <w:tc>
+          <w:tcPr>
+            <w:tcW w:type="dxa" w:w="2880"/>
+          </w:tcPr>
+          <w:p>
+            <w:r>
+              <w:rPr>
+                <w:sz w:val="32"/>
+              </w:rPr>
+              <w:t>91 x 33</w:t>
+              <w:br/>
+              <w:t xml:space="preserve">  3    3</w:t>
+              <w:br/>
+              <w:t xml:space="preserve">  ----</w:t>
+              <w:br/>
+              <w:t>9|    |</w:t>
+              <w:br/>
+              <w:t>1|    |</w:t>
+            </w:r>
+          </w:p>
+        </w:tc>
+        <w:tc>
+          <w:tcPr>
+            <w:tcW w:type="dxa" w:w="2880"/>
+          </w:tcPr>
+          <w:p>
+            <w:r>
+              <w:rPr>
+                <w:sz w:val="32"/>
+              </w:rPr>
+              <w:t>64 x 86</w:t>
+              <w:br/>
+              <w:t xml:space="preserve">  8    6</w:t>
               <w:br/>
               <w:t xml:space="preserve">  ----</w:t>
               <w:br/>
               <w:t>6|    |</w:t>
+              <w:br/>
+              <w:t>4|    |</w:t>
+            </w:r>
+          </w:p>
+        </w:tc>
+        <w:tc>
+          <w:tcPr>
+            <w:tcW w:type="dxa" w:w="2880"/>
+          </w:tcPr>
+          <w:p>
+            <w:r>
+              <w:rPr>
+                <w:sz w:val="32"/>
+              </w:rPr>
+              <w:t>55 x 14</w:t>
+              <w:br/>
+              <w:t xml:space="preserve">  1    4</w:t>
+              <w:br/>
+              <w:t xml:space="preserve">  ----</w:t>
+              <w:br/>
+              <w:t>5|    |</w:t>
               <w:br/>
               <w:t>5|    |</w:t>
             </w:r>
@@ -217,15 +282,15 @@
               <w:rPr>
                 <w:sz w:val="32"/>
               </w:rPr>
-              <w:t>36 x 63</w:t>
+              <w:t>38 x 82</w:t>
               <w:br/>
-              <w:t xml:space="preserve">  6    3</w:t>
+              <w:t xml:space="preserve">  8    2</w:t>
               <w:br/>
               <w:t xml:space="preserve">  ----</w:t>
               <w:br/>
               <w:t>3|    |</w:t>
               <w:br/>
-              <w:t>6|    |</w:t>
+              <w:t>8|    |</w:t>
             </w:r>
           </w:p>
         </w:tc>
@@ -238,15 +303,15 @@
               <w:rPr>
                 <w:sz w:val="32"/>
               </w:rPr>
-              <w:t>76 x 49</w:t>
+              <w:t>53 x 13</w:t>
               <w:br/>
-              <w:t xml:space="preserve">  4    9</w:t>
+              <w:t xml:space="preserve">  1    3</w:t>
               <w:br/>
               <w:t xml:space="preserve">  ----</w:t>
               <w:br/>
-              <w:t>7|    |</w:t>
+              <w:t>5|    |</w:t>
               <w:br/>
-              <w:t>6|    |</w:t>
+              <w:t>3|    |</w:t>
             </w:r>
           </w:p>
         </w:tc>
@@ -259,80 +324,15 @@
               <w:rPr>
                 <w:sz w:val="32"/>
               </w:rPr>
-              <w:t>95 x 89</w:t>
+              <w:t>50 x 46</w:t>
               <w:br/>
-              <w:t xml:space="preserve">  8    9</w:t>
+              <w:t xml:space="preserve">  4    6</w:t>
               <w:br/>
               <w:t xml:space="preserve">  ----</w:t>
               <w:br/>
-              <w:t>9|    |</w:t>
+              <w:t>5|    |</w:t>
               <w:br/>
-              <w:t>5|    |</w:t>
-            </w:r>
-          </w:p>
-        </w:tc>
-      </w:tr>
-      <w:tr>
-        <w:tc>
-          <w:tcPr>
-            <w:tcW w:type="dxa" w:w="2880"/>
-          </w:tcPr>
-          <w:p>
-            <w:r>
-              <w:rPr>
-                <w:sz w:val="32"/>
-              </w:rPr>
-              <w:t>42 x 59</w:t>
-              <w:br/>
-              <w:t xml:space="preserve">  5    9</w:t>
-              <w:br/>
-              <w:t xml:space="preserve">  ----</w:t>
-              <w:br/>
-              <w:t>4|    |</w:t>
-              <w:br/>
-              <w:t>2|    |</w:t>
-            </w:r>
-          </w:p>
-        </w:tc>
-        <w:tc>
-          <w:tcPr>
-            <w:tcW w:type="dxa" w:w="2880"/>
-          </w:tcPr>
-          <w:p>
-            <w:r>
-              <w:rPr>
-                <w:sz w:val="32"/>
-              </w:rPr>
-              <w:t>76 x 18</w:t>
-              <w:br/>
-              <w:t xml:space="preserve">  1    8</w:t>
-              <w:br/>
-              <w:t xml:space="preserve">  ----</w:t>
-              <w:br/>
-              <w:t>7|    |</w:t>
-              <w:br/>
-              <w:t>6|    |</w:t>
-            </w:r>
-          </w:p>
-        </w:tc>
-        <w:tc>
-          <w:tcPr>
-            <w:tcW w:type="dxa" w:w="2880"/>
-          </w:tcPr>
-          <w:p>
-            <w:r>
-              <w:rPr>
-                <w:sz w:val="32"/>
-              </w:rPr>
-              <w:t>31 x 93</w:t>
-              <w:br/>
-              <w:t xml:space="preserve">  9    3</w:t>
-              <w:br/>
-              <w:t xml:space="preserve">  ----</w:t>
-              <w:br/>
-              <w:t>3|    |</w:t>
-              <w:br/>
-              <w:t>1|    |</w:t>
+              <w:t>0|    |</w:t>
             </w:r>
           </w:p>
         </w:tc>

--- a/lattice_multiplication_exercises.docx
+++ b/lattice_multiplication_exercises.docx
@@ -22,204 +22,9 @@
               <w:rPr>
                 <w:sz w:val="32"/>
               </w:rPr>
-              <w:t>82 x 60</w:t>
+              <w:t>91 x 56</w:t>
               <w:br/>
-              <w:t xml:space="preserve">  6    0</w:t>
-              <w:br/>
-              <w:t xml:space="preserve">  ----</w:t>
-              <w:br/>
-              <w:t>8|    |</w:t>
-              <w:br/>
-              <w:t>2|    |</w:t>
-            </w:r>
-          </w:p>
-        </w:tc>
-        <w:tc>
-          <w:tcPr>
-            <w:tcW w:type="dxa" w:w="2880"/>
-          </w:tcPr>
-          <w:p>
-            <w:r>
-              <w:rPr>
-                <w:sz w:val="32"/>
-              </w:rPr>
-              <w:t>95 x 91</w:t>
-              <w:br/>
-              <w:t xml:space="preserve">  9    1</w:t>
-              <w:br/>
-              <w:t xml:space="preserve">  ----</w:t>
-              <w:br/>
-              <w:t>9|    |</w:t>
-              <w:br/>
-              <w:t>5|    |</w:t>
-            </w:r>
-          </w:p>
-        </w:tc>
-        <w:tc>
-          <w:tcPr>
-            <w:tcW w:type="dxa" w:w="2880"/>
-          </w:tcPr>
-          <w:p>
-            <w:r>
-              <w:rPr>
-                <w:sz w:val="32"/>
-              </w:rPr>
-              <w:t>18 x 26</w:t>
-              <w:br/>
-              <w:t xml:space="preserve">  2    6</w:t>
-              <w:br/>
-              <w:t xml:space="preserve">  ----</w:t>
-              <w:br/>
-              <w:t>1|    |</w:t>
-              <w:br/>
-              <w:t>8|    |</w:t>
-            </w:r>
-          </w:p>
-        </w:tc>
-      </w:tr>
-      <w:tr>
-        <w:tc>
-          <w:tcPr>
-            <w:tcW w:type="dxa" w:w="2880"/>
-          </w:tcPr>
-          <w:p>
-            <w:r>
-              <w:rPr>
-                <w:sz w:val="32"/>
-              </w:rPr>
-              <w:t>68 x 79</w:t>
-              <w:br/>
-              <w:t xml:space="preserve">  7    9</w:t>
-              <w:br/>
-              <w:t xml:space="preserve">  ----</w:t>
-              <w:br/>
-              <w:t>6|    |</w:t>
-              <w:br/>
-              <w:t>8|    |</w:t>
-            </w:r>
-          </w:p>
-        </w:tc>
-        <w:tc>
-          <w:tcPr>
-            <w:tcW w:type="dxa" w:w="2880"/>
-          </w:tcPr>
-          <w:p>
-            <w:r>
-              <w:rPr>
-                <w:sz w:val="32"/>
-              </w:rPr>
-              <w:t>61 x 59</w:t>
-              <w:br/>
-              <w:t xml:space="preserve">  5    9</w:t>
-              <w:br/>
-              <w:t xml:space="preserve">  ----</w:t>
-              <w:br/>
-              <w:t>6|    |</w:t>
-              <w:br/>
-              <w:t>1|    |</w:t>
-            </w:r>
-          </w:p>
-        </w:tc>
-        <w:tc>
-          <w:tcPr>
-            <w:tcW w:type="dxa" w:w="2880"/>
-          </w:tcPr>
-          <w:p>
-            <w:r>
-              <w:rPr>
-                <w:sz w:val="32"/>
-              </w:rPr>
-              <w:t>53 x 72</w:t>
-              <w:br/>
-              <w:t xml:space="preserve">  7    2</w:t>
-              <w:br/>
-              <w:t xml:space="preserve">  ----</w:t>
-              <w:br/>
-              <w:t>5|    |</w:t>
-              <w:br/>
-              <w:t>3|    |</w:t>
-            </w:r>
-          </w:p>
-        </w:tc>
-      </w:tr>
-      <w:tr>
-        <w:tc>
-          <w:tcPr>
-            <w:tcW w:type="dxa" w:w="2880"/>
-          </w:tcPr>
-          <w:p>
-            <w:r>
-              <w:rPr>
-                <w:sz w:val="32"/>
-              </w:rPr>
-              <w:t>75 x 72</w:t>
-              <w:br/>
-              <w:t xml:space="preserve">  7    2</w:t>
-              <w:br/>
-              <w:t xml:space="preserve">  ----</w:t>
-              <w:br/>
-              <w:t>7|    |</w:t>
-              <w:br/>
-              <w:t>5|    |</w:t>
-            </w:r>
-          </w:p>
-        </w:tc>
-        <w:tc>
-          <w:tcPr>
-            <w:tcW w:type="dxa" w:w="2880"/>
-          </w:tcPr>
-          <w:p>
-            <w:r>
-              <w:rPr>
-                <w:sz w:val="32"/>
-              </w:rPr>
-              <w:t>20 x 69</w:t>
-              <w:br/>
-              <w:t xml:space="preserve">  6    9</w:t>
-              <w:br/>
-              <w:t xml:space="preserve">  ----</w:t>
-              <w:br/>
-              <w:t>2|    |</w:t>
-              <w:br/>
-              <w:t>0|    |</w:t>
-            </w:r>
-          </w:p>
-        </w:tc>
-        <w:tc>
-          <w:tcPr>
-            <w:tcW w:type="dxa" w:w="2880"/>
-          </w:tcPr>
-          <w:p>
-            <w:r>
-              <w:rPr>
-                <w:sz w:val="32"/>
-              </w:rPr>
-              <w:t>87 x 88</w:t>
-              <w:br/>
-              <w:t xml:space="preserve">  8    8</w:t>
-              <w:br/>
-              <w:t xml:space="preserve">  ----</w:t>
-              <w:br/>
-              <w:t>8|    |</w:t>
-              <w:br/>
-              <w:t>7|    |</w:t>
-            </w:r>
-          </w:p>
-        </w:tc>
-      </w:tr>
-      <w:tr>
-        <w:tc>
-          <w:tcPr>
-            <w:tcW w:type="dxa" w:w="2880"/>
-          </w:tcPr>
-          <w:p>
-            <w:r>
-              <w:rPr>
-                <w:sz w:val="32"/>
-              </w:rPr>
-              <w:t>91 x 33</w:t>
-              <w:br/>
-              <w:t xml:space="preserve">  3    3</w:t>
+              <w:t xml:space="preserve">  5    6</w:t>
               <w:br/>
               <w:t xml:space="preserve">  ----</w:t>
               <w:br/>
@@ -238,13 +43,78 @@
               <w:rPr>
                 <w:sz w:val="32"/>
               </w:rPr>
-              <w:t>64 x 86</w:t>
+              <w:t>10 x 53</w:t>
               <w:br/>
-              <w:t xml:space="preserve">  8    6</w:t>
+              <w:t xml:space="preserve">  5    3</w:t>
               <w:br/>
               <w:t xml:space="preserve">  ----</w:t>
               <w:br/>
-              <w:t>6|    |</w:t>
+              <w:t>1|    |</w:t>
+              <w:br/>
+              <w:t>0|    |</w:t>
+            </w:r>
+          </w:p>
+        </w:tc>
+        <w:tc>
+          <w:tcPr>
+            <w:tcW w:type="dxa" w:w="2880"/>
+          </w:tcPr>
+          <w:p>
+            <w:r>
+              <w:rPr>
+                <w:sz w:val="32"/>
+              </w:rPr>
+              <w:t>51 x 89</w:t>
+              <w:br/>
+              <w:t xml:space="preserve">  8    9</w:t>
+              <w:br/>
+              <w:t xml:space="preserve">  ----</w:t>
+              <w:br/>
+              <w:t>5|    |</w:t>
+              <w:br/>
+              <w:t>1|    |</w:t>
+            </w:r>
+          </w:p>
+        </w:tc>
+      </w:tr>
+      <w:tr>
+        <w:tc>
+          <w:tcPr>
+            <w:tcW w:type="dxa" w:w="2880"/>
+          </w:tcPr>
+          <w:p>
+            <w:r>
+              <w:rPr>
+                <w:sz w:val="32"/>
+              </w:rPr>
+              <w:t>17 x 45</w:t>
+              <w:br/>
+              <w:t xml:space="preserve">  4    5</w:t>
+              <w:br/>
+              <w:t xml:space="preserve">  ----</w:t>
+              <w:br/>
+              <w:t>1|    |</w:t>
+              <w:br/>
+              <w:t>7|    |</w:t>
+            </w:r>
+          </w:p>
+        </w:tc>
+        <w:tc>
+          <w:tcPr>
+            <w:tcW w:type="dxa" w:w="2880"/>
+          </w:tcPr>
+          <w:p>
+            <w:r>
+              <w:rPr>
+                <w:sz w:val="32"/>
+              </w:rPr>
+              <w:t>84 x 12</w:t>
+              <w:br/>
+              <w:t xml:space="preserve">  1    2</w:t>
+              <w:br/>
+              <w:t xml:space="preserve">  ----</w:t>
+              <w:br/>
+              <w:t>8|    |</w:t>
               <w:br/>
               <w:t>4|    |</w:t>
             </w:r>
@@ -259,15 +129,15 @@
               <w:rPr>
                 <w:sz w:val="32"/>
               </w:rPr>
-              <w:t>55 x 14</w:t>
+              <w:t>24 x 80</w:t>
               <w:br/>
-              <w:t xml:space="preserve">  1    4</w:t>
+              <w:t xml:space="preserve">  8    0</w:t>
               <w:br/>
               <w:t xml:space="preserve">  ----</w:t>
               <w:br/>
-              <w:t>5|    |</w:t>
+              <w:t>2|    |</w:t>
               <w:br/>
-              <w:t>5|    |</w:t>
+              <w:t>4|    |</w:t>
             </w:r>
           </w:p>
         </w:tc>
@@ -282,13 +152,143 @@
               <w:rPr>
                 <w:sz w:val="32"/>
               </w:rPr>
-              <w:t>38 x 82</w:t>
+              <w:t>22 x 23</w:t>
               <w:br/>
-              <w:t xml:space="preserve">  8    2</w:t>
+              <w:t xml:space="preserve">  2    3</w:t>
+              <w:br/>
+              <w:t xml:space="preserve">  ----</w:t>
+              <w:br/>
+              <w:t>2|    |</w:t>
+              <w:br/>
+              <w:t>2|    |</w:t>
+            </w:r>
+          </w:p>
+        </w:tc>
+        <w:tc>
+          <w:tcPr>
+            <w:tcW w:type="dxa" w:w="2880"/>
+          </w:tcPr>
+          <w:p>
+            <w:r>
+              <w:rPr>
+                <w:sz w:val="32"/>
+              </w:rPr>
+              <w:t>33 x 42</w:t>
+              <w:br/>
+              <w:t xml:space="preserve">  4    2</w:t>
               <w:br/>
               <w:t xml:space="preserve">  ----</w:t>
               <w:br/>
               <w:t>3|    |</w:t>
+              <w:br/>
+              <w:t>3|    |</w:t>
+            </w:r>
+          </w:p>
+        </w:tc>
+        <w:tc>
+          <w:tcPr>
+            <w:tcW w:type="dxa" w:w="2880"/>
+          </w:tcPr>
+          <w:p>
+            <w:r>
+              <w:rPr>
+                <w:sz w:val="32"/>
+              </w:rPr>
+              <w:t>66 x 52</w:t>
+              <w:br/>
+              <w:t xml:space="preserve">  5    2</w:t>
+              <w:br/>
+              <w:t xml:space="preserve">  ----</w:t>
+              <w:br/>
+              <w:t>6|    |</w:t>
+              <w:br/>
+              <w:t>6|    |</w:t>
+            </w:r>
+          </w:p>
+        </w:tc>
+      </w:tr>
+      <w:tr>
+        <w:tc>
+          <w:tcPr>
+            <w:tcW w:type="dxa" w:w="2880"/>
+          </w:tcPr>
+          <w:p>
+            <w:r>
+              <w:rPr>
+                <w:sz w:val="32"/>
+              </w:rPr>
+              <w:t>45 x 38</w:t>
+              <w:br/>
+              <w:t xml:space="preserve">  3    8</w:t>
+              <w:br/>
+              <w:t xml:space="preserve">  ----</w:t>
+              <w:br/>
+              <w:t>4|    |</w:t>
+              <w:br/>
+              <w:t>5|    |</w:t>
+            </w:r>
+          </w:p>
+        </w:tc>
+        <w:tc>
+          <w:tcPr>
+            <w:tcW w:type="dxa" w:w="2880"/>
+          </w:tcPr>
+          <w:p>
+            <w:r>
+              <w:rPr>
+                <w:sz w:val="32"/>
+              </w:rPr>
+              <w:t>34 x 90</w:t>
+              <w:br/>
+              <w:t xml:space="preserve">  9    0</w:t>
+              <w:br/>
+              <w:t xml:space="preserve">  ----</w:t>
+              <w:br/>
+              <w:t>3|    |</w:t>
+              <w:br/>
+              <w:t>4|    |</w:t>
+            </w:r>
+          </w:p>
+        </w:tc>
+        <w:tc>
+          <w:tcPr>
+            <w:tcW w:type="dxa" w:w="2880"/>
+          </w:tcPr>
+          <w:p>
+            <w:r>
+              <w:rPr>
+                <w:sz w:val="32"/>
+              </w:rPr>
+              <w:t>82 x 57</w:t>
+              <w:br/>
+              <w:t xml:space="preserve">  5    7</w:t>
+              <w:br/>
+              <w:t xml:space="preserve">  ----</w:t>
+              <w:br/>
+              <w:t>8|    |</w:t>
+              <w:br/>
+              <w:t>2|    |</w:t>
+            </w:r>
+          </w:p>
+        </w:tc>
+      </w:tr>
+      <w:tr>
+        <w:tc>
+          <w:tcPr>
+            <w:tcW w:type="dxa" w:w="2880"/>
+          </w:tcPr>
+          <w:p>
+            <w:r>
+              <w:rPr>
+                <w:sz w:val="32"/>
+              </w:rPr>
+              <w:t>88 x 81</w:t>
+              <w:br/>
+              <w:t xml:space="preserve">  8    1</w:t>
+              <w:br/>
+              <w:t xml:space="preserve">  ----</w:t>
+              <w:br/>
+              <w:t>8|    |</w:t>
               <w:br/>
               <w:t>8|    |</w:t>
             </w:r>
@@ -303,9 +303,9 @@
               <w:rPr>
                 <w:sz w:val="32"/>
               </w:rPr>
-              <w:t>53 x 13</w:t>
+              <w:t>53 x 62</w:t>
               <w:br/>
-              <w:t xml:space="preserve">  1    3</w:t>
+              <w:t xml:space="preserve">  6    2</w:t>
               <w:br/>
               <w:t xml:space="preserve">  ----</w:t>
               <w:br/>
@@ -324,15 +324,15 @@
               <w:rPr>
                 <w:sz w:val="32"/>
               </w:rPr>
-              <w:t>50 x 46</w:t>
+              <w:t>56 x 60</w:t>
               <w:br/>
-              <w:t xml:space="preserve">  4    6</w:t>
+              <w:t xml:space="preserve">  6    0</w:t>
               <w:br/>
               <w:t xml:space="preserve">  ----</w:t>
               <w:br/>
               <w:t>5|    |</w:t>
               <w:br/>
-              <w:t>0|    |</w:t>
+              <w:t>6|    |</w:t>
             </w:r>
           </w:p>
         </w:tc>

--- a/lattice_multiplication_exercises.docx
+++ b/lattice_multiplication_exercises.docx
@@ -22,13 +22,99 @@
               <w:rPr>
                 <w:sz w:val="32"/>
               </w:rPr>
-              <w:t>91 x 56</w:t>
+              <w:t>79 x 45</w:t>
               <w:br/>
-              <w:t xml:space="preserve">  5    6</w:t>
+              <w:t xml:space="preserve">  4    5</w:t>
+              <w:br/>
+              <w:t xml:space="preserve">  ----</w:t>
+              <w:br/>
+              <w:t>7|    |</w:t>
+              <w:br/>
+              <w:t>9|    |</w:t>
+            </w:r>
+          </w:p>
+        </w:tc>
+        <w:tc>
+          <w:tcPr>
+            <w:tcW w:type="dxa" w:w="2880"/>
+          </w:tcPr>
+          <w:p>
+            <w:r>
+              <w:rPr>
+                <w:sz w:val="32"/>
+              </w:rPr>
+              <w:t>98 x 55</w:t>
+              <w:br/>
+              <w:t xml:space="preserve">  5    5</w:t>
               <w:br/>
               <w:t xml:space="preserve">  ----</w:t>
               <w:br/>
               <w:t>9|    |</w:t>
+              <w:br/>
+              <w:t>8|    |</w:t>
+            </w:r>
+          </w:p>
+        </w:tc>
+        <w:tc>
+          <w:tcPr>
+            <w:tcW w:type="dxa" w:w="2880"/>
+          </w:tcPr>
+          <w:p>
+            <w:r>
+              <w:rPr>
+                <w:sz w:val="32"/>
+              </w:rPr>
+              <w:t>69 x 82</w:t>
+              <w:br/>
+              <w:t xml:space="preserve">  8    2</w:t>
+              <w:br/>
+              <w:t xml:space="preserve">  ----</w:t>
+              <w:br/>
+              <w:t>6|    |</w:t>
+              <w:br/>
+              <w:t>9|    |</w:t>
+            </w:r>
+          </w:p>
+        </w:tc>
+      </w:tr>
+      <w:tr>
+        <w:tc>
+          <w:tcPr>
+            <w:tcW w:type="dxa" w:w="2880"/>
+          </w:tcPr>
+          <w:p>
+            <w:r>
+              <w:rPr>
+                <w:sz w:val="32"/>
+              </w:rPr>
+              <w:t>23 x 35</w:t>
+              <w:br/>
+              <w:t xml:space="preserve">  3    5</w:t>
+              <w:br/>
+              <w:t xml:space="preserve">  ----</w:t>
+              <w:br/>
+              <w:t>2|    |</w:t>
+              <w:br/>
+              <w:t>3|    |</w:t>
+            </w:r>
+          </w:p>
+        </w:tc>
+        <w:tc>
+          <w:tcPr>
+            <w:tcW w:type="dxa" w:w="2880"/>
+          </w:tcPr>
+          <w:p>
+            <w:r>
+              <w:rPr>
+                <w:sz w:val="32"/>
+              </w:rPr>
+              <w:t>51 x 23</w:t>
+              <w:br/>
+              <w:t xml:space="preserve">  2    3</w:t>
+              <w:br/>
+              <w:t xml:space="preserve">  ----</w:t>
+              <w:br/>
+              <w:t>5|    |</w:t>
               <w:br/>
               <w:t>1|    |</w:t>
             </w:r>
@@ -43,225 +129,9 @@
               <w:rPr>
                 <w:sz w:val="32"/>
               </w:rPr>
-              <w:t>10 x 53</w:t>
+              <w:t>82 x 54</w:t>
               <w:br/>
-              <w:t xml:space="preserve">  5    3</w:t>
-              <w:br/>
-              <w:t xml:space="preserve">  ----</w:t>
-              <w:br/>
-              <w:t>1|    |</w:t>
-              <w:br/>
-              <w:t>0|    |</w:t>
-            </w:r>
-          </w:p>
-        </w:tc>
-        <w:tc>
-          <w:tcPr>
-            <w:tcW w:type="dxa" w:w="2880"/>
-          </w:tcPr>
-          <w:p>
-            <w:r>
-              <w:rPr>
-                <w:sz w:val="32"/>
-              </w:rPr>
-              <w:t>51 x 89</w:t>
-              <w:br/>
-              <w:t xml:space="preserve">  8    9</w:t>
-              <w:br/>
-              <w:t xml:space="preserve">  ----</w:t>
-              <w:br/>
-              <w:t>5|    |</w:t>
-              <w:br/>
-              <w:t>1|    |</w:t>
-            </w:r>
-          </w:p>
-        </w:tc>
-      </w:tr>
-      <w:tr>
-        <w:tc>
-          <w:tcPr>
-            <w:tcW w:type="dxa" w:w="2880"/>
-          </w:tcPr>
-          <w:p>
-            <w:r>
-              <w:rPr>
-                <w:sz w:val="32"/>
-              </w:rPr>
-              <w:t>17 x 45</w:t>
-              <w:br/>
-              <w:t xml:space="preserve">  4    5</w:t>
-              <w:br/>
-              <w:t xml:space="preserve">  ----</w:t>
-              <w:br/>
-              <w:t>1|    |</w:t>
-              <w:br/>
-              <w:t>7|    |</w:t>
-            </w:r>
-          </w:p>
-        </w:tc>
-        <w:tc>
-          <w:tcPr>
-            <w:tcW w:type="dxa" w:w="2880"/>
-          </w:tcPr>
-          <w:p>
-            <w:r>
-              <w:rPr>
-                <w:sz w:val="32"/>
-              </w:rPr>
-              <w:t>84 x 12</w:t>
-              <w:br/>
-              <w:t xml:space="preserve">  1    2</w:t>
-              <w:br/>
-              <w:t xml:space="preserve">  ----</w:t>
-              <w:br/>
-              <w:t>8|    |</w:t>
-              <w:br/>
-              <w:t>4|    |</w:t>
-            </w:r>
-          </w:p>
-        </w:tc>
-        <w:tc>
-          <w:tcPr>
-            <w:tcW w:type="dxa" w:w="2880"/>
-          </w:tcPr>
-          <w:p>
-            <w:r>
-              <w:rPr>
-                <w:sz w:val="32"/>
-              </w:rPr>
-              <w:t>24 x 80</w:t>
-              <w:br/>
-              <w:t xml:space="preserve">  8    0</w:t>
-              <w:br/>
-              <w:t xml:space="preserve">  ----</w:t>
-              <w:br/>
-              <w:t>2|    |</w:t>
-              <w:br/>
-              <w:t>4|    |</w:t>
-            </w:r>
-          </w:p>
-        </w:tc>
-      </w:tr>
-      <w:tr>
-        <w:tc>
-          <w:tcPr>
-            <w:tcW w:type="dxa" w:w="2880"/>
-          </w:tcPr>
-          <w:p>
-            <w:r>
-              <w:rPr>
-                <w:sz w:val="32"/>
-              </w:rPr>
-              <w:t>22 x 23</w:t>
-              <w:br/>
-              <w:t xml:space="preserve">  2    3</w:t>
-              <w:br/>
-              <w:t xml:space="preserve">  ----</w:t>
-              <w:br/>
-              <w:t>2|    |</w:t>
-              <w:br/>
-              <w:t>2|    |</w:t>
-            </w:r>
-          </w:p>
-        </w:tc>
-        <w:tc>
-          <w:tcPr>
-            <w:tcW w:type="dxa" w:w="2880"/>
-          </w:tcPr>
-          <w:p>
-            <w:r>
-              <w:rPr>
-                <w:sz w:val="32"/>
-              </w:rPr>
-              <w:t>33 x 42</w:t>
-              <w:br/>
-              <w:t xml:space="preserve">  4    2</w:t>
-              <w:br/>
-              <w:t xml:space="preserve">  ----</w:t>
-              <w:br/>
-              <w:t>3|    |</w:t>
-              <w:br/>
-              <w:t>3|    |</w:t>
-            </w:r>
-          </w:p>
-        </w:tc>
-        <w:tc>
-          <w:tcPr>
-            <w:tcW w:type="dxa" w:w="2880"/>
-          </w:tcPr>
-          <w:p>
-            <w:r>
-              <w:rPr>
-                <w:sz w:val="32"/>
-              </w:rPr>
-              <w:t>66 x 52</w:t>
-              <w:br/>
-              <w:t xml:space="preserve">  5    2</w:t>
-              <w:br/>
-              <w:t xml:space="preserve">  ----</w:t>
-              <w:br/>
-              <w:t>6|    |</w:t>
-              <w:br/>
-              <w:t>6|    |</w:t>
-            </w:r>
-          </w:p>
-        </w:tc>
-      </w:tr>
-      <w:tr>
-        <w:tc>
-          <w:tcPr>
-            <w:tcW w:type="dxa" w:w="2880"/>
-          </w:tcPr>
-          <w:p>
-            <w:r>
-              <w:rPr>
-                <w:sz w:val="32"/>
-              </w:rPr>
-              <w:t>45 x 38</w:t>
-              <w:br/>
-              <w:t xml:space="preserve">  3    8</w:t>
-              <w:br/>
-              <w:t xml:space="preserve">  ----</w:t>
-              <w:br/>
-              <w:t>4|    |</w:t>
-              <w:br/>
-              <w:t>5|    |</w:t>
-            </w:r>
-          </w:p>
-        </w:tc>
-        <w:tc>
-          <w:tcPr>
-            <w:tcW w:type="dxa" w:w="2880"/>
-          </w:tcPr>
-          <w:p>
-            <w:r>
-              <w:rPr>
-                <w:sz w:val="32"/>
-              </w:rPr>
-              <w:t>34 x 90</w:t>
-              <w:br/>
-              <w:t xml:space="preserve">  9    0</w:t>
-              <w:br/>
-              <w:t xml:space="preserve">  ----</w:t>
-              <w:br/>
-              <w:t>3|    |</w:t>
-              <w:br/>
-              <w:t>4|    |</w:t>
-            </w:r>
-          </w:p>
-        </w:tc>
-        <w:tc>
-          <w:tcPr>
-            <w:tcW w:type="dxa" w:w="2880"/>
-          </w:tcPr>
-          <w:p>
-            <w:r>
-              <w:rPr>
-                <w:sz w:val="32"/>
-              </w:rPr>
-              <w:t>82 x 57</w:t>
-              <w:br/>
-              <w:t xml:space="preserve">  5    7</w:t>
+              <w:t xml:space="preserve">  5    4</w:t>
               <w:br/>
               <w:t xml:space="preserve">  ----</w:t>
               <w:br/>
@@ -282,13 +152,13 @@
               <w:rPr>
                 <w:sz w:val="32"/>
               </w:rPr>
-              <w:t>88 x 81</w:t>
+              <w:t>38 x 89</w:t>
               <w:br/>
-              <w:t xml:space="preserve">  8    1</w:t>
+              <w:t xml:space="preserve">  8    9</w:t>
               <w:br/>
               <w:t xml:space="preserve">  ----</w:t>
               <w:br/>
-              <w:t>8|    |</w:t>
+              <w:t>3|    |</w:t>
               <w:br/>
               <w:t>8|    |</w:t>
             </w:r>
@@ -303,15 +173,15 @@
               <w:rPr>
                 <w:sz w:val="32"/>
               </w:rPr>
-              <w:t>53 x 62</w:t>
+              <w:t>70 x 38</w:t>
               <w:br/>
-              <w:t xml:space="preserve">  6    2</w:t>
+              <w:t xml:space="preserve">  3    8</w:t>
               <w:br/>
               <w:t xml:space="preserve">  ----</w:t>
               <w:br/>
-              <w:t>5|    |</w:t>
+              <w:t>7|    |</w:t>
               <w:br/>
-              <w:t>3|    |</w:t>
+              <w:t>0|    |</w:t>
             </w:r>
           </w:p>
         </w:tc>
@@ -324,15 +194,145 @@
               <w:rPr>
                 <w:sz w:val="32"/>
               </w:rPr>
-              <w:t>56 x 60</w:t>
+              <w:t>43 x 83</w:t>
               <w:br/>
-              <w:t xml:space="preserve">  6    0</w:t>
+              <w:t xml:space="preserve">  8    3</w:t>
+              <w:br/>
+              <w:t xml:space="preserve">  ----</w:t>
+              <w:br/>
+              <w:t>4|    |</w:t>
+              <w:br/>
+              <w:t>3|    |</w:t>
+            </w:r>
+          </w:p>
+        </w:tc>
+      </w:tr>
+      <w:tr>
+        <w:tc>
+          <w:tcPr>
+            <w:tcW w:type="dxa" w:w="2880"/>
+          </w:tcPr>
+          <w:p>
+            <w:r>
+              <w:rPr>
+                <w:sz w:val="32"/>
+              </w:rPr>
+              <w:t>40 x 16</w:t>
+              <w:br/>
+              <w:t xml:space="preserve">  1    6</w:t>
+              <w:br/>
+              <w:t xml:space="preserve">  ----</w:t>
+              <w:br/>
+              <w:t>4|    |</w:t>
+              <w:br/>
+              <w:t>0|    |</w:t>
+            </w:r>
+          </w:p>
+        </w:tc>
+        <w:tc>
+          <w:tcPr>
+            <w:tcW w:type="dxa" w:w="2880"/>
+          </w:tcPr>
+          <w:p>
+            <w:r>
+              <w:rPr>
+                <w:sz w:val="32"/>
+              </w:rPr>
+              <w:t>84 x 30</w:t>
+              <w:br/>
+              <w:t xml:space="preserve">  3    0</w:t>
+              <w:br/>
+              <w:t xml:space="preserve">  ----</w:t>
+              <w:br/>
+              <w:t>8|    |</w:t>
+              <w:br/>
+              <w:t>4|    |</w:t>
+            </w:r>
+          </w:p>
+        </w:tc>
+        <w:tc>
+          <w:tcPr>
+            <w:tcW w:type="dxa" w:w="2880"/>
+          </w:tcPr>
+          <w:p>
+            <w:r>
+              <w:rPr>
+                <w:sz w:val="32"/>
+              </w:rPr>
+              <w:t>31 x 52</w:t>
+              <w:br/>
+              <w:t xml:space="preserve">  5    2</w:t>
+              <w:br/>
+              <w:t xml:space="preserve">  ----</w:t>
+              <w:br/>
+              <w:t>3|    |</w:t>
+              <w:br/>
+              <w:t>1|    |</w:t>
+            </w:r>
+          </w:p>
+        </w:tc>
+      </w:tr>
+      <w:tr>
+        <w:tc>
+          <w:tcPr>
+            <w:tcW w:type="dxa" w:w="2880"/>
+          </w:tcPr>
+          <w:p>
+            <w:r>
+              <w:rPr>
+                <w:sz w:val="32"/>
+              </w:rPr>
+              <w:t>74 x 37</w:t>
+              <w:br/>
+              <w:t xml:space="preserve">  3    7</w:t>
+              <w:br/>
+              <w:t xml:space="preserve">  ----</w:t>
+              <w:br/>
+              <w:t>7|    |</w:t>
+              <w:br/>
+              <w:t>4|    |</w:t>
+            </w:r>
+          </w:p>
+        </w:tc>
+        <w:tc>
+          <w:tcPr>
+            <w:tcW w:type="dxa" w:w="2880"/>
+          </w:tcPr>
+          <w:p>
+            <w:r>
+              <w:rPr>
+                <w:sz w:val="32"/>
+              </w:rPr>
+              <w:t>55 x 35</w:t>
+              <w:br/>
+              <w:t xml:space="preserve">  3    5</w:t>
               <w:br/>
               <w:t xml:space="preserve">  ----</w:t>
               <w:br/>
               <w:t>5|    |</w:t>
               <w:br/>
-              <w:t>6|    |</w:t>
+              <w:t>5|    |</w:t>
+            </w:r>
+          </w:p>
+        </w:tc>
+        <w:tc>
+          <w:tcPr>
+            <w:tcW w:type="dxa" w:w="2880"/>
+          </w:tcPr>
+          <w:p>
+            <w:r>
+              <w:rPr>
+                <w:sz w:val="32"/>
+              </w:rPr>
+              <w:t>15 x 57</w:t>
+              <w:br/>
+              <w:t xml:space="preserve">  5    7</w:t>
+              <w:br/>
+              <w:t xml:space="preserve">  ----</w:t>
+              <w:br/>
+              <w:t>1|    |</w:t>
+              <w:br/>
+              <w:t>5|    |</w:t>
             </w:r>
           </w:p>
         </w:tc>

--- a/lattice_multiplication_exercises.docx
+++ b/lattice_multiplication_exercises.docx
@@ -22,15 +22,15 @@
               <w:rPr>
                 <w:sz w:val="32"/>
               </w:rPr>
-              <w:t>79 x 45</w:t>
+              <w:t>86 x 29</w:t>
               <w:br/>
-              <w:t xml:space="preserve">  4    5</w:t>
+              <w:t xml:space="preserve">  2    9</w:t>
               <w:br/>
               <w:t xml:space="preserve">  ----</w:t>
               <w:br/>
-              <w:t>7|    |</w:t>
+              <w:t>8|    |</w:t>
               <w:br/>
-              <w:t>9|    |</w:t>
+              <w:t>6|    |</w:t>
             </w:r>
           </w:p>
         </w:tc>
@@ -43,13 +43,122 @@
               <w:rPr>
                 <w:sz w:val="32"/>
               </w:rPr>
-              <w:t>98 x 55</w:t>
+              <w:t>26 x 36</w:t>
               <w:br/>
-              <w:t xml:space="preserve">  5    5</w:t>
+              <w:t xml:space="preserve">  3    6</w:t>
               <w:br/>
               <w:t xml:space="preserve">  ----</w:t>
               <w:br/>
-              <w:t>9|    |</w:t>
+              <w:t>2|    |</w:t>
+              <w:br/>
+              <w:t>6|    |</w:t>
+            </w:r>
+          </w:p>
+        </w:tc>
+        <w:tc>
+          <w:tcPr>
+            <w:tcW w:type="dxa" w:w="2880"/>
+          </w:tcPr>
+          <w:p>
+            <w:r>
+              <w:rPr>
+                <w:sz w:val="32"/>
+              </w:rPr>
+              <w:t>20 x 48</w:t>
+              <w:br/>
+              <w:t xml:space="preserve">  4    8</w:t>
+              <w:br/>
+              <w:t xml:space="preserve">  ----</w:t>
+              <w:br/>
+              <w:t>2|    |</w:t>
+              <w:br/>
+              <w:t>0|    |</w:t>
+            </w:r>
+          </w:p>
+        </w:tc>
+      </w:tr>
+      <w:tr>
+        <w:tc>
+          <w:tcPr>
+            <w:tcW w:type="dxa" w:w="2880"/>
+          </w:tcPr>
+          <w:p>
+            <w:r>
+              <w:rPr>
+                <w:sz w:val="32"/>
+              </w:rPr>
+              <w:t>72 x 44</w:t>
+              <w:br/>
+              <w:t xml:space="preserve">  4    4</w:t>
+              <w:br/>
+              <w:t xml:space="preserve">  ----</w:t>
+              <w:br/>
+              <w:t>7|    |</w:t>
+              <w:br/>
+              <w:t>2|    |</w:t>
+            </w:r>
+          </w:p>
+        </w:tc>
+        <w:tc>
+          <w:tcPr>
+            <w:tcW w:type="dxa" w:w="2880"/>
+          </w:tcPr>
+          <w:p>
+            <w:r>
+              <w:rPr>
+                <w:sz w:val="32"/>
+              </w:rPr>
+              <w:t>75 x 83</w:t>
+              <w:br/>
+              <w:t xml:space="preserve">  8    3</w:t>
+              <w:br/>
+              <w:t xml:space="preserve">  ----</w:t>
+              <w:br/>
+              <w:t>7|    |</w:t>
+              <w:br/>
+              <w:t>5|    |</w:t>
+            </w:r>
+          </w:p>
+        </w:tc>
+        <w:tc>
+          <w:tcPr>
+            <w:tcW w:type="dxa" w:w="2880"/>
+          </w:tcPr>
+          <w:p>
+            <w:r>
+              <w:rPr>
+                <w:sz w:val="32"/>
+              </w:rPr>
+              <w:t>63 x 77</w:t>
+              <w:br/>
+              <w:t xml:space="preserve">  7    7</w:t>
+              <w:br/>
+              <w:t xml:space="preserve">  ----</w:t>
+              <w:br/>
+              <w:t>6|    |</w:t>
+              <w:br/>
+              <w:t>3|    |</w:t>
+            </w:r>
+          </w:p>
+        </w:tc>
+      </w:tr>
+      <w:tr>
+        <w:tc>
+          <w:tcPr>
+            <w:tcW w:type="dxa" w:w="2880"/>
+          </w:tcPr>
+          <w:p>
+            <w:r>
+              <w:rPr>
+                <w:sz w:val="32"/>
+              </w:rPr>
+              <w:t>78 x 58</w:t>
+              <w:br/>
+              <w:t xml:space="preserve">  5    8</w:t>
+              <w:br/>
+              <w:t xml:space="preserve">  ----</w:t>
+              <w:br/>
+              <w:t>7|    |</w:t>
               <w:br/>
               <w:t>8|    |</w:t>
             </w:r>
@@ -64,36 +173,13 @@
               <w:rPr>
                 <w:sz w:val="32"/>
               </w:rPr>
-              <w:t>69 x 82</w:t>
+              <w:t>63 x 87</w:t>
               <w:br/>
-              <w:t xml:space="preserve">  8    2</w:t>
+              <w:t xml:space="preserve">  8    7</w:t>
               <w:br/>
               <w:t xml:space="preserve">  ----</w:t>
               <w:br/>
               <w:t>6|    |</w:t>
-              <w:br/>
-              <w:t>9|    |</w:t>
-            </w:r>
-          </w:p>
-        </w:tc>
-      </w:tr>
-      <w:tr>
-        <w:tc>
-          <w:tcPr>
-            <w:tcW w:type="dxa" w:w="2880"/>
-          </w:tcPr>
-          <w:p>
-            <w:r>
-              <w:rPr>
-                <w:sz w:val="32"/>
-              </w:rPr>
-              <w:t>23 x 35</w:t>
-              <w:br/>
-              <w:t xml:space="preserve">  3    5</w:t>
-              <w:br/>
-              <w:t xml:space="preserve">  ----</w:t>
-              <w:br/>
-              <w:t>2|    |</w:t>
               <w:br/>
               <w:t>3|    |</w:t>
             </w:r>
@@ -108,34 +194,13 @@
               <w:rPr>
                 <w:sz w:val="32"/>
               </w:rPr>
-              <w:t>51 x 23</w:t>
+              <w:t>92 x 78</w:t>
               <w:br/>
-              <w:t xml:space="preserve">  2    3</w:t>
+              <w:t xml:space="preserve">  7    8</w:t>
               <w:br/>
               <w:t xml:space="preserve">  ----</w:t>
               <w:br/>
-              <w:t>5|    |</w:t>
-              <w:br/>
-              <w:t>1|    |</w:t>
-            </w:r>
-          </w:p>
-        </w:tc>
-        <w:tc>
-          <w:tcPr>
-            <w:tcW w:type="dxa" w:w="2880"/>
-          </w:tcPr>
-          <w:p>
-            <w:r>
-              <w:rPr>
-                <w:sz w:val="32"/>
-              </w:rPr>
-              <w:t>82 x 54</w:t>
-              <w:br/>
-              <w:t xml:space="preserve">  5    4</w:t>
-              <w:br/>
-              <w:t xml:space="preserve">  ----</w:t>
-              <w:br/>
-              <w:t>8|    |</w:t>
+              <w:t>9|    |</w:t>
               <w:br/>
               <w:t>2|    |</w:t>
             </w:r>
@@ -152,15 +217,15 @@
               <w:rPr>
                 <w:sz w:val="32"/>
               </w:rPr>
-              <w:t>38 x 89</w:t>
+              <w:t>72 x 94</w:t>
               <w:br/>
-              <w:t xml:space="preserve">  8    9</w:t>
+              <w:t xml:space="preserve">  9    4</w:t>
               <w:br/>
               <w:t xml:space="preserve">  ----</w:t>
               <w:br/>
-              <w:t>3|    |</w:t>
+              <w:t>7|    |</w:t>
               <w:br/>
-              <w:t>8|    |</w:t>
+              <w:t>2|    |</w:t>
             </w:r>
           </w:p>
         </w:tc>
@@ -173,15 +238,15 @@
               <w:rPr>
                 <w:sz w:val="32"/>
               </w:rPr>
-              <w:t>70 x 38</w:t>
+              <w:t>32 x 11</w:t>
               <w:br/>
-              <w:t xml:space="preserve">  3    8</w:t>
+              <w:t xml:space="preserve">  1    1</w:t>
               <w:br/>
               <w:t xml:space="preserve">  ----</w:t>
               <w:br/>
-              <w:t>7|    |</w:t>
+              <w:t>3|    |</w:t>
               <w:br/>
-              <w:t>0|    |</w:t>
+              <w:t>2|    |</w:t>
             </w:r>
           </w:p>
         </w:tc>
@@ -194,15 +259,15 @@
               <w:rPr>
                 <w:sz w:val="32"/>
               </w:rPr>
-              <w:t>43 x 83</w:t>
+              <w:t>55 x 54</w:t>
               <w:br/>
-              <w:t xml:space="preserve">  8    3</w:t>
+              <w:t xml:space="preserve">  5    4</w:t>
               <w:br/>
               <w:t xml:space="preserve">  ----</w:t>
               <w:br/>
-              <w:t>4|    |</w:t>
+              <w:t>5|    |</w:t>
               <w:br/>
-              <w:t>3|    |</w:t>
+              <w:t>5|    |</w:t>
             </w:r>
           </w:p>
         </w:tc>
@@ -217,15 +282,15 @@
               <w:rPr>
                 <w:sz w:val="32"/>
               </w:rPr>
-              <w:t>40 x 16</w:t>
+              <w:t>76 x 10</w:t>
               <w:br/>
-              <w:t xml:space="preserve">  1    6</w:t>
+              <w:t xml:space="preserve">  1    0</w:t>
               <w:br/>
               <w:t xml:space="preserve">  ----</w:t>
               <w:br/>
-              <w:t>4|    |</w:t>
+              <w:t>7|    |</w:t>
               <w:br/>
-              <w:t>0|    |</w:t>
+              <w:t>6|    |</w:t>
             </w:r>
           </w:p>
         </w:tc>
@@ -238,15 +303,15 @@
               <w:rPr>
                 <w:sz w:val="32"/>
               </w:rPr>
-              <w:t>84 x 30</w:t>
+              <w:t>71 x 38</w:t>
               <w:br/>
-              <w:t xml:space="preserve">  3    0</w:t>
+              <w:t xml:space="preserve">  3    8</w:t>
               <w:br/>
               <w:t xml:space="preserve">  ----</w:t>
               <w:br/>
-              <w:t>8|    |</w:t>
+              <w:t>7|    |</w:t>
               <w:br/>
-              <w:t>4|    |</w:t>
+              <w:t>1|    |</w:t>
             </w:r>
           </w:p>
         </w:tc>
@@ -259,80 +324,15 @@
               <w:rPr>
                 <w:sz w:val="32"/>
               </w:rPr>
-              <w:t>31 x 52</w:t>
+              <w:t>70 x 26</w:t>
               <w:br/>
-              <w:t xml:space="preserve">  5    2</w:t>
-              <w:br/>
-              <w:t xml:space="preserve">  ----</w:t>
-              <w:br/>
-              <w:t>3|    |</w:t>
-              <w:br/>
-              <w:t>1|    |</w:t>
-            </w:r>
-          </w:p>
-        </w:tc>
-      </w:tr>
-      <w:tr>
-        <w:tc>
-          <w:tcPr>
-            <w:tcW w:type="dxa" w:w="2880"/>
-          </w:tcPr>
-          <w:p>
-            <w:r>
-              <w:rPr>
-                <w:sz w:val="32"/>
-              </w:rPr>
-              <w:t>74 x 37</w:t>
-              <w:br/>
-              <w:t xml:space="preserve">  3    7</w:t>
+              <w:t xml:space="preserve">  2    6</w:t>
               <w:br/>
               <w:t xml:space="preserve">  ----</w:t>
               <w:br/>
               <w:t>7|    |</w:t>
               <w:br/>
-              <w:t>4|    |</w:t>
-            </w:r>
-          </w:p>
-        </w:tc>
-        <w:tc>
-          <w:tcPr>
-            <w:tcW w:type="dxa" w:w="2880"/>
-          </w:tcPr>
-          <w:p>
-            <w:r>
-              <w:rPr>
-                <w:sz w:val="32"/>
-              </w:rPr>
-              <w:t>55 x 35</w:t>
-              <w:br/>
-              <w:t xml:space="preserve">  3    5</w:t>
-              <w:br/>
-              <w:t xml:space="preserve">  ----</w:t>
-              <w:br/>
-              <w:t>5|    |</w:t>
-              <w:br/>
-              <w:t>5|    |</w:t>
-            </w:r>
-          </w:p>
-        </w:tc>
-        <w:tc>
-          <w:tcPr>
-            <w:tcW w:type="dxa" w:w="2880"/>
-          </w:tcPr>
-          <w:p>
-            <w:r>
-              <w:rPr>
-                <w:sz w:val="32"/>
-              </w:rPr>
-              <w:t>15 x 57</w:t>
-              <w:br/>
-              <w:t xml:space="preserve">  5    7</w:t>
-              <w:br/>
-              <w:t xml:space="preserve">  ----</w:t>
-              <w:br/>
-              <w:t>1|    |</w:t>
-              <w:br/>
-              <w:t>5|    |</w:t>
+              <w:t>0|    |</w:t>
             </w:r>
           </w:p>
         </w:tc>

--- a/lattice_multiplication_exercises.docx
+++ b/lattice_multiplication_exercises.docx
@@ -22,15 +22,15 @@
               <w:rPr>
                 <w:sz w:val="32"/>
               </w:rPr>
-              <w:t>86 x 29</w:t>
+              <w:t>45 x 86</w:t>
               <w:br/>
-              <w:t xml:space="preserve">  2    9</w:t>
+              <w:t xml:space="preserve">  8    6</w:t>
               <w:br/>
               <w:t xml:space="preserve">  ----</w:t>
               <w:br/>
-              <w:t>8|    |</w:t>
+              <w:t>4|    |</w:t>
               <w:br/>
-              <w:t>6|    |</w:t>
+              <w:t>5|    |</w:t>
             </w:r>
           </w:p>
         </w:tc>
@@ -43,15 +43,15 @@
               <w:rPr>
                 <w:sz w:val="32"/>
               </w:rPr>
-              <w:t>26 x 36</w:t>
+              <w:t>33 x 65</w:t>
               <w:br/>
-              <w:t xml:space="preserve">  3    6</w:t>
+              <w:t xml:space="preserve">  6    5</w:t>
               <w:br/>
               <w:t xml:space="preserve">  ----</w:t>
               <w:br/>
-              <w:t>2|    |</w:t>
+              <w:t>3|    |</w:t>
               <w:br/>
-              <w:t>6|    |</w:t>
+              <w:t>3|    |</w:t>
             </w:r>
           </w:p>
         </w:tc>
@@ -64,15 +64,15 @@
               <w:rPr>
                 <w:sz w:val="32"/>
               </w:rPr>
-              <w:t>20 x 48</w:t>
+              <w:t>67 x 56</w:t>
               <w:br/>
-              <w:t xml:space="preserve">  4    8</w:t>
+              <w:t xml:space="preserve">  5    6</w:t>
               <w:br/>
               <w:t xml:space="preserve">  ----</w:t>
               <w:br/>
-              <w:t>2|    |</w:t>
+              <w:t>6|    |</w:t>
               <w:br/>
-              <w:t>0|    |</w:t>
+              <w:t>7|    |</w:t>
             </w:r>
           </w:p>
         </w:tc>
@@ -87,15 +87,15 @@
               <w:rPr>
                 <w:sz w:val="32"/>
               </w:rPr>
-              <w:t>72 x 44</w:t>
+              <w:t>91 x 84</w:t>
               <w:br/>
-              <w:t xml:space="preserve">  4    4</w:t>
+              <w:t xml:space="preserve">  8    4</w:t>
               <w:br/>
               <w:t xml:space="preserve">  ----</w:t>
               <w:br/>
-              <w:t>7|    |</w:t>
+              <w:t>9|    |</w:t>
               <w:br/>
-              <w:t>2|    |</w:t>
+              <w:t>1|    |</w:t>
             </w:r>
           </w:p>
         </w:tc>
@@ -108,13 +108,78 @@
               <w:rPr>
                 <w:sz w:val="32"/>
               </w:rPr>
-              <w:t>75 x 83</w:t>
+              <w:t>57 x 88</w:t>
               <w:br/>
-              <w:t xml:space="preserve">  8    3</w:t>
+              <w:t xml:space="preserve">  8    8</w:t>
               <w:br/>
               <w:t xml:space="preserve">  ----</w:t>
               <w:br/>
+              <w:t>5|    |</w:t>
+              <w:br/>
               <w:t>7|    |</w:t>
+            </w:r>
+          </w:p>
+        </w:tc>
+        <w:tc>
+          <w:tcPr>
+            <w:tcW w:type="dxa" w:w="2880"/>
+          </w:tcPr>
+          <w:p>
+            <w:r>
+              <w:rPr>
+                <w:sz w:val="32"/>
+              </w:rPr>
+              <w:t>37 x 44</w:t>
+              <w:br/>
+              <w:t xml:space="preserve">  4    4</w:t>
+              <w:br/>
+              <w:t xml:space="preserve">  ----</w:t>
+              <w:br/>
+              <w:t>3|    |</w:t>
+              <w:br/>
+              <w:t>7|    |</w:t>
+            </w:r>
+          </w:p>
+        </w:tc>
+      </w:tr>
+      <w:tr>
+        <w:tc>
+          <w:tcPr>
+            <w:tcW w:type="dxa" w:w="2880"/>
+          </w:tcPr>
+          <w:p>
+            <w:r>
+              <w:rPr>
+                <w:sz w:val="32"/>
+              </w:rPr>
+              <w:t>90 x 71</w:t>
+              <w:br/>
+              <w:t xml:space="preserve">  7    1</w:t>
+              <w:br/>
+              <w:t xml:space="preserve">  ----</w:t>
+              <w:br/>
+              <w:t>9|    |</w:t>
+              <w:br/>
+              <w:t>0|    |</w:t>
+            </w:r>
+          </w:p>
+        </w:tc>
+        <w:tc>
+          <w:tcPr>
+            <w:tcW w:type="dxa" w:w="2880"/>
+          </w:tcPr>
+          <w:p>
+            <w:r>
+              <w:rPr>
+                <w:sz w:val="32"/>
+              </w:rPr>
+              <w:t>55 x 18</w:t>
+              <w:br/>
+              <w:t xml:space="preserve">  1    8</w:t>
+              <w:br/>
+              <w:t xml:space="preserve">  ----</w:t>
+              <w:br/>
+              <w:t>5|    |</w:t>
               <w:br/>
               <w:t>5|    |</w:t>
             </w:r>
@@ -129,13 +194,13 @@
               <w:rPr>
                 <w:sz w:val="32"/>
               </w:rPr>
-              <w:t>63 x 77</w:t>
+              <w:t>33 x 57</w:t>
               <w:br/>
-              <w:t xml:space="preserve">  7    7</w:t>
+              <w:t xml:space="preserve">  5    7</w:t>
               <w:br/>
               <w:t xml:space="preserve">  ----</w:t>
               <w:br/>
-              <w:t>6|    |</w:t>
+              <w:t>3|    |</w:t>
               <w:br/>
               <w:t>3|    |</w:t>
             </w:r>
@@ -152,13 +217,34 @@
               <w:rPr>
                 <w:sz w:val="32"/>
               </w:rPr>
-              <w:t>78 x 58</w:t>
+              <w:t>24 x 38</w:t>
               <w:br/>
-              <w:t xml:space="preserve">  5    8</w:t>
+              <w:t xml:space="preserve">  3    8</w:t>
               <w:br/>
               <w:t xml:space="preserve">  ----</w:t>
               <w:br/>
-              <w:t>7|    |</w:t>
+              <w:t>2|    |</w:t>
+              <w:br/>
+              <w:t>4|    |</w:t>
+            </w:r>
+          </w:p>
+        </w:tc>
+        <w:tc>
+          <w:tcPr>
+            <w:tcW w:type="dxa" w:w="2880"/>
+          </w:tcPr>
+          <w:p>
+            <w:r>
+              <w:rPr>
+                <w:sz w:val="32"/>
+              </w:rPr>
+              <w:t>38 x 42</w:t>
+              <w:br/>
+              <w:t xml:space="preserve">  4    2</w:t>
+              <w:br/>
+              <w:t xml:space="preserve">  ----</w:t>
+              <w:br/>
+              <w:t>3|    |</w:t>
               <w:br/>
               <w:t>8|    |</w:t>
             </w:r>
@@ -173,13 +259,57 @@
               <w:rPr>
                 <w:sz w:val="32"/>
               </w:rPr>
-              <w:t>63 x 87</w:t>
+              <w:t>11 x 53</w:t>
               <w:br/>
-              <w:t xml:space="preserve">  8    7</w:t>
+              <w:t xml:space="preserve">  5    3</w:t>
               <w:br/>
               <w:t xml:space="preserve">  ----</w:t>
               <w:br/>
-              <w:t>6|    |</w:t>
+              <w:t>1|    |</w:t>
+              <w:br/>
+              <w:t>1|    |</w:t>
+            </w:r>
+          </w:p>
+        </w:tc>
+      </w:tr>
+      <w:tr>
+        <w:tc>
+          <w:tcPr>
+            <w:tcW w:type="dxa" w:w="2880"/>
+          </w:tcPr>
+          <w:p>
+            <w:r>
+              <w:rPr>
+                <w:sz w:val="32"/>
+              </w:rPr>
+              <w:t>10 x 69</w:t>
+              <w:br/>
+              <w:t xml:space="preserve">  6    9</w:t>
+              <w:br/>
+              <w:t xml:space="preserve">  ----</w:t>
+              <w:br/>
+              <w:t>1|    |</w:t>
+              <w:br/>
+              <w:t>0|    |</w:t>
+            </w:r>
+          </w:p>
+        </w:tc>
+        <w:tc>
+          <w:tcPr>
+            <w:tcW w:type="dxa" w:w="2880"/>
+          </w:tcPr>
+          <w:p>
+            <w:r>
+              <w:rPr>
+                <w:sz w:val="32"/>
+              </w:rPr>
+              <w:t>13 x 90</w:t>
+              <w:br/>
+              <w:t xml:space="preserve">  9    0</w:t>
+              <w:br/>
+              <w:t xml:space="preserve">  ----</w:t>
+              <w:br/>
+              <w:t>1|    |</w:t>
               <w:br/>
               <w:t>3|    |</w:t>
             </w:r>
@@ -194,145 +324,15 @@
               <w:rPr>
                 <w:sz w:val="32"/>
               </w:rPr>
-              <w:t>92 x 78</w:t>
+              <w:t>54 x 24</w:t>
               <w:br/>
-              <w:t xml:space="preserve">  7    8</w:t>
-              <w:br/>
-              <w:t xml:space="preserve">  ----</w:t>
-              <w:br/>
-              <w:t>9|    |</w:t>
-              <w:br/>
-              <w:t>2|    |</w:t>
-            </w:r>
-          </w:p>
-        </w:tc>
-      </w:tr>
-      <w:tr>
-        <w:tc>
-          <w:tcPr>
-            <w:tcW w:type="dxa" w:w="2880"/>
-          </w:tcPr>
-          <w:p>
-            <w:r>
-              <w:rPr>
-                <w:sz w:val="32"/>
-              </w:rPr>
-              <w:t>72 x 94</w:t>
-              <w:br/>
-              <w:t xml:space="preserve">  9    4</w:t>
-              <w:br/>
-              <w:t xml:space="preserve">  ----</w:t>
-              <w:br/>
-              <w:t>7|    |</w:t>
-              <w:br/>
-              <w:t>2|    |</w:t>
-            </w:r>
-          </w:p>
-        </w:tc>
-        <w:tc>
-          <w:tcPr>
-            <w:tcW w:type="dxa" w:w="2880"/>
-          </w:tcPr>
-          <w:p>
-            <w:r>
-              <w:rPr>
-                <w:sz w:val="32"/>
-              </w:rPr>
-              <w:t>32 x 11</w:t>
-              <w:br/>
-              <w:t xml:space="preserve">  1    1</w:t>
-              <w:br/>
-              <w:t xml:space="preserve">  ----</w:t>
-              <w:br/>
-              <w:t>3|    |</w:t>
-              <w:br/>
-              <w:t>2|    |</w:t>
-            </w:r>
-          </w:p>
-        </w:tc>
-        <w:tc>
-          <w:tcPr>
-            <w:tcW w:type="dxa" w:w="2880"/>
-          </w:tcPr>
-          <w:p>
-            <w:r>
-              <w:rPr>
-                <w:sz w:val="32"/>
-              </w:rPr>
-              <w:t>55 x 54</w:t>
-              <w:br/>
-              <w:t xml:space="preserve">  5    4</w:t>
+              <w:t xml:space="preserve">  2    4</w:t>
               <w:br/>
               <w:t xml:space="preserve">  ----</w:t>
               <w:br/>
               <w:t>5|    |</w:t>
               <w:br/>
-              <w:t>5|    |</w:t>
-            </w:r>
-          </w:p>
-        </w:tc>
-      </w:tr>
-      <w:tr>
-        <w:tc>
-          <w:tcPr>
-            <w:tcW w:type="dxa" w:w="2880"/>
-          </w:tcPr>
-          <w:p>
-            <w:r>
-              <w:rPr>
-                <w:sz w:val="32"/>
-              </w:rPr>
-              <w:t>76 x 10</w:t>
-              <w:br/>
-              <w:t xml:space="preserve">  1    0</w:t>
-              <w:br/>
-              <w:t xml:space="preserve">  ----</w:t>
-              <w:br/>
-              <w:t>7|    |</w:t>
-              <w:br/>
-              <w:t>6|    |</w:t>
-            </w:r>
-          </w:p>
-        </w:tc>
-        <w:tc>
-          <w:tcPr>
-            <w:tcW w:type="dxa" w:w="2880"/>
-          </w:tcPr>
-          <w:p>
-            <w:r>
-              <w:rPr>
-                <w:sz w:val="32"/>
-              </w:rPr>
-              <w:t>71 x 38</w:t>
-              <w:br/>
-              <w:t xml:space="preserve">  3    8</w:t>
-              <w:br/>
-              <w:t xml:space="preserve">  ----</w:t>
-              <w:br/>
-              <w:t>7|    |</w:t>
-              <w:br/>
-              <w:t>1|    |</w:t>
-            </w:r>
-          </w:p>
-        </w:tc>
-        <w:tc>
-          <w:tcPr>
-            <w:tcW w:type="dxa" w:w="2880"/>
-          </w:tcPr>
-          <w:p>
-            <w:r>
-              <w:rPr>
-                <w:sz w:val="32"/>
-              </w:rPr>
-              <w:t>70 x 26</w:t>
-              <w:br/>
-              <w:t xml:space="preserve">  2    6</w:t>
-              <w:br/>
-              <w:t xml:space="preserve">  ----</w:t>
-              <w:br/>
-              <w:t>7|    |</w:t>
-              <w:br/>
-              <w:t>0|    |</w:t>
+              <w:t>4|    |</w:t>
             </w:r>
           </w:p>
         </w:tc>

--- a/lattice_multiplication_exercises.docx
+++ b/lattice_multiplication_exercises.docx
@@ -22,15 +22,15 @@
               <w:rPr>
                 <w:sz w:val="32"/>
               </w:rPr>
-              <w:t>45 x 86</w:t>
+              <w:t>76 x 33</w:t>
               <w:br/>
-              <w:t xml:space="preserve">  8    6</w:t>
+              <w:t xml:space="preserve">  3    3</w:t>
               <w:br/>
               <w:t xml:space="preserve">  ----</w:t>
               <w:br/>
-              <w:t>4|    |</w:t>
+              <w:t>7|    |</w:t>
               <w:br/>
-              <w:t>5|    |</w:t>
+              <w:t>6|    |</w:t>
             </w:r>
           </w:p>
         </w:tc>
@@ -43,15 +43,15 @@
               <w:rPr>
                 <w:sz w:val="32"/>
               </w:rPr>
-              <w:t>33 x 65</w:t>
+              <w:t>96 x 85</w:t>
               <w:br/>
-              <w:t xml:space="preserve">  6    5</w:t>
+              <w:t xml:space="preserve">  8    5</w:t>
               <w:br/>
               <w:t xml:space="preserve">  ----</w:t>
               <w:br/>
-              <w:t>3|    |</w:t>
+              <w:t>9|    |</w:t>
               <w:br/>
-              <w:t>3|    |</w:t>
+              <w:t>6|    |</w:t>
             </w:r>
           </w:p>
         </w:tc>
@@ -64,143 +64,13 @@
               <w:rPr>
                 <w:sz w:val="32"/>
               </w:rPr>
-              <w:t>67 x 56</w:t>
+              <w:t>73 x 53</w:t>
               <w:br/>
-              <w:t xml:space="preserve">  5    6</w:t>
+              <w:t xml:space="preserve">  5    3</w:t>
               <w:br/>
               <w:t xml:space="preserve">  ----</w:t>
               <w:br/>
-              <w:t>6|    |</w:t>
-              <w:br/>
               <w:t>7|    |</w:t>
-            </w:r>
-          </w:p>
-        </w:tc>
-      </w:tr>
-      <w:tr>
-        <w:tc>
-          <w:tcPr>
-            <w:tcW w:type="dxa" w:w="2880"/>
-          </w:tcPr>
-          <w:p>
-            <w:r>
-              <w:rPr>
-                <w:sz w:val="32"/>
-              </w:rPr>
-              <w:t>91 x 84</w:t>
-              <w:br/>
-              <w:t xml:space="preserve">  8    4</w:t>
-              <w:br/>
-              <w:t xml:space="preserve">  ----</w:t>
-              <w:br/>
-              <w:t>9|    |</w:t>
-              <w:br/>
-              <w:t>1|    |</w:t>
-            </w:r>
-          </w:p>
-        </w:tc>
-        <w:tc>
-          <w:tcPr>
-            <w:tcW w:type="dxa" w:w="2880"/>
-          </w:tcPr>
-          <w:p>
-            <w:r>
-              <w:rPr>
-                <w:sz w:val="32"/>
-              </w:rPr>
-              <w:t>57 x 88</w:t>
-              <w:br/>
-              <w:t xml:space="preserve">  8    8</w:t>
-              <w:br/>
-              <w:t xml:space="preserve">  ----</w:t>
-              <w:br/>
-              <w:t>5|    |</w:t>
-              <w:br/>
-              <w:t>7|    |</w:t>
-            </w:r>
-          </w:p>
-        </w:tc>
-        <w:tc>
-          <w:tcPr>
-            <w:tcW w:type="dxa" w:w="2880"/>
-          </w:tcPr>
-          <w:p>
-            <w:r>
-              <w:rPr>
-                <w:sz w:val="32"/>
-              </w:rPr>
-              <w:t>37 x 44</w:t>
-              <w:br/>
-              <w:t xml:space="preserve">  4    4</w:t>
-              <w:br/>
-              <w:t xml:space="preserve">  ----</w:t>
-              <w:br/>
-              <w:t>3|    |</w:t>
-              <w:br/>
-              <w:t>7|    |</w:t>
-            </w:r>
-          </w:p>
-        </w:tc>
-      </w:tr>
-      <w:tr>
-        <w:tc>
-          <w:tcPr>
-            <w:tcW w:type="dxa" w:w="2880"/>
-          </w:tcPr>
-          <w:p>
-            <w:r>
-              <w:rPr>
-                <w:sz w:val="32"/>
-              </w:rPr>
-              <w:t>90 x 71</w:t>
-              <w:br/>
-              <w:t xml:space="preserve">  7    1</w:t>
-              <w:br/>
-              <w:t xml:space="preserve">  ----</w:t>
-              <w:br/>
-              <w:t>9|    |</w:t>
-              <w:br/>
-              <w:t>0|    |</w:t>
-            </w:r>
-          </w:p>
-        </w:tc>
-        <w:tc>
-          <w:tcPr>
-            <w:tcW w:type="dxa" w:w="2880"/>
-          </w:tcPr>
-          <w:p>
-            <w:r>
-              <w:rPr>
-                <w:sz w:val="32"/>
-              </w:rPr>
-              <w:t>55 x 18</w:t>
-              <w:br/>
-              <w:t xml:space="preserve">  1    8</w:t>
-              <w:br/>
-              <w:t xml:space="preserve">  ----</w:t>
-              <w:br/>
-              <w:t>5|    |</w:t>
-              <w:br/>
-              <w:t>5|    |</w:t>
-            </w:r>
-          </w:p>
-        </w:tc>
-        <w:tc>
-          <w:tcPr>
-            <w:tcW w:type="dxa" w:w="2880"/>
-          </w:tcPr>
-          <w:p>
-            <w:r>
-              <w:rPr>
-                <w:sz w:val="32"/>
-              </w:rPr>
-              <w:t>33 x 57</w:t>
-              <w:br/>
-              <w:t xml:space="preserve">  5    7</w:t>
-              <w:br/>
-              <w:t xml:space="preserve">  ----</w:t>
-              <w:br/>
-              <w:t>3|    |</w:t>
               <w:br/>
               <w:t>3|    |</w:t>
             </w:r>
@@ -217,15 +87,15 @@
               <w:rPr>
                 <w:sz w:val="32"/>
               </w:rPr>
-              <w:t>24 x 38</w:t>
+              <w:t>27 x 89</w:t>
               <w:br/>
-              <w:t xml:space="preserve">  3    8</w:t>
+              <w:t xml:space="preserve">  8    9</w:t>
               <w:br/>
               <w:t xml:space="preserve">  ----</w:t>
               <w:br/>
               <w:t>2|    |</w:t>
               <w:br/>
-              <w:t>4|    |</w:t>
+              <w:t>7|    |</w:t>
             </w:r>
           </w:p>
         </w:tc>
@@ -238,15 +108,15 @@
               <w:rPr>
                 <w:sz w:val="32"/>
               </w:rPr>
-              <w:t>38 x 42</w:t>
+              <w:t>86 x 28</w:t>
               <w:br/>
-              <w:t xml:space="preserve">  4    2</w:t>
+              <w:t xml:space="preserve">  2    8</w:t>
               <w:br/>
               <w:t xml:space="preserve">  ----</w:t>
               <w:br/>
-              <w:t>3|    |</w:t>
+              <w:t>8|    |</w:t>
               <w:br/>
-              <w:t>8|    |</w:t>
+              <w:t>6|    |</w:t>
             </w:r>
           </w:p>
         </w:tc>
@@ -259,15 +129,15 @@
               <w:rPr>
                 <w:sz w:val="32"/>
               </w:rPr>
-              <w:t>11 x 53</w:t>
+              <w:t>72 x 40</w:t>
               <w:br/>
-              <w:t xml:space="preserve">  5    3</w:t>
+              <w:t xml:space="preserve">  4    0</w:t>
               <w:br/>
               <w:t xml:space="preserve">  ----</w:t>
               <w:br/>
-              <w:t>1|    |</w:t>
+              <w:t>7|    |</w:t>
               <w:br/>
-              <w:t>1|    |</w:t>
+              <w:t>2|    |</w:t>
             </w:r>
           </w:p>
         </w:tc>
@@ -282,9 +152,9 @@
               <w:rPr>
                 <w:sz w:val="32"/>
               </w:rPr>
-              <w:t>10 x 69</w:t>
+              <w:t>10 x 25</w:t>
               <w:br/>
-              <w:t xml:space="preserve">  6    9</w:t>
+              <w:t xml:space="preserve">  2    5</w:t>
               <w:br/>
               <w:t xml:space="preserve">  ----</w:t>
               <w:br/>
@@ -303,13 +173,143 @@
               <w:rPr>
                 <w:sz w:val="32"/>
               </w:rPr>
-              <w:t>13 x 90</w:t>
+              <w:t>98 x 50</w:t>
               <w:br/>
-              <w:t xml:space="preserve">  9    0</w:t>
+              <w:t xml:space="preserve">  5    0</w:t>
+              <w:br/>
+              <w:t xml:space="preserve">  ----</w:t>
+              <w:br/>
+              <w:t>9|    |</w:t>
+              <w:br/>
+              <w:t>8|    |</w:t>
+            </w:r>
+          </w:p>
+        </w:tc>
+        <w:tc>
+          <w:tcPr>
+            <w:tcW w:type="dxa" w:w="2880"/>
+          </w:tcPr>
+          <w:p>
+            <w:r>
+              <w:rPr>
+                <w:sz w:val="32"/>
+              </w:rPr>
+              <w:t>61 x 56</w:t>
+              <w:br/>
+              <w:t xml:space="preserve">  5    6</w:t>
+              <w:br/>
+              <w:t xml:space="preserve">  ----</w:t>
+              <w:br/>
+              <w:t>6|    |</w:t>
+              <w:br/>
+              <w:t>1|    |</w:t>
+            </w:r>
+          </w:p>
+        </w:tc>
+      </w:tr>
+      <w:tr>
+        <w:tc>
+          <w:tcPr>
+            <w:tcW w:type="dxa" w:w="2880"/>
+          </w:tcPr>
+          <w:p>
+            <w:r>
+              <w:rPr>
+                <w:sz w:val="32"/>
+              </w:rPr>
+              <w:t>16 x 68</w:t>
+              <w:br/>
+              <w:t xml:space="preserve">  6    8</w:t>
               <w:br/>
               <w:t xml:space="preserve">  ----</w:t>
               <w:br/>
               <w:t>1|    |</w:t>
+              <w:br/>
+              <w:t>6|    |</w:t>
+            </w:r>
+          </w:p>
+        </w:tc>
+        <w:tc>
+          <w:tcPr>
+            <w:tcW w:type="dxa" w:w="2880"/>
+          </w:tcPr>
+          <w:p>
+            <w:r>
+              <w:rPr>
+                <w:sz w:val="32"/>
+              </w:rPr>
+              <w:t>98 x 73</w:t>
+              <w:br/>
+              <w:t xml:space="preserve">  7    3</w:t>
+              <w:br/>
+              <w:t xml:space="preserve">  ----</w:t>
+              <w:br/>
+              <w:t>9|    |</w:t>
+              <w:br/>
+              <w:t>8|    |</w:t>
+            </w:r>
+          </w:p>
+        </w:tc>
+        <w:tc>
+          <w:tcPr>
+            <w:tcW w:type="dxa" w:w="2880"/>
+          </w:tcPr>
+          <w:p>
+            <w:r>
+              <w:rPr>
+                <w:sz w:val="32"/>
+              </w:rPr>
+              <w:t>96 x 94</w:t>
+              <w:br/>
+              <w:t xml:space="preserve">  9    4</w:t>
+              <w:br/>
+              <w:t xml:space="preserve">  ----</w:t>
+              <w:br/>
+              <w:t>9|    |</w:t>
+              <w:br/>
+              <w:t>6|    |</w:t>
+            </w:r>
+          </w:p>
+        </w:tc>
+      </w:tr>
+      <w:tr>
+        <w:tc>
+          <w:tcPr>
+            <w:tcW w:type="dxa" w:w="2880"/>
+          </w:tcPr>
+          <w:p>
+            <w:r>
+              <w:rPr>
+                <w:sz w:val="32"/>
+              </w:rPr>
+              <w:t>75 x 48</w:t>
+              <w:br/>
+              <w:t xml:space="preserve">  4    8</w:t>
+              <w:br/>
+              <w:t xml:space="preserve">  ----</w:t>
+              <w:br/>
+              <w:t>7|    |</w:t>
+              <w:br/>
+              <w:t>5|    |</w:t>
+            </w:r>
+          </w:p>
+        </w:tc>
+        <w:tc>
+          <w:tcPr>
+            <w:tcW w:type="dxa" w:w="2880"/>
+          </w:tcPr>
+          <w:p>
+            <w:r>
+              <w:rPr>
+                <w:sz w:val="32"/>
+              </w:rPr>
+              <w:t>63 x 74</w:t>
+              <w:br/>
+              <w:t xml:space="preserve">  7    4</w:t>
+              <w:br/>
+              <w:t xml:space="preserve">  ----</w:t>
+              <w:br/>
+              <w:t>6|    |</w:t>
               <w:br/>
               <w:t>3|    |</w:t>
             </w:r>
@@ -324,9 +324,9 @@
               <w:rPr>
                 <w:sz w:val="32"/>
               </w:rPr>
-              <w:t>54 x 24</w:t>
+              <w:t>54 x 70</w:t>
               <w:br/>
-              <w:t xml:space="preserve">  2    4</w:t>
+              <w:t xml:space="preserve">  7    0</w:t>
               <w:br/>
               <w:t xml:space="preserve">  ----</w:t>
               <w:br/>

--- a/lattice_multiplication_exercises.docx
+++ b/lattice_multiplication_exercises.docx
@@ -22,15 +22,15 @@
               <w:rPr>
                 <w:sz w:val="32"/>
               </w:rPr>
-              <w:t>76 x 33</w:t>
+              <w:t>22 x 95</w:t>
               <w:br/>
-              <w:t xml:space="preserve">  3    3</w:t>
+              <w:t xml:space="preserve">  9    5</w:t>
               <w:br/>
               <w:t xml:space="preserve">  ----</w:t>
               <w:br/>
-              <w:t>7|    |</w:t>
+              <w:t>2|    |</w:t>
               <w:br/>
-              <w:t>6|    |</w:t>
+              <w:t>2|    |</w:t>
             </w:r>
           </w:p>
         </w:tc>
@@ -43,9 +43,53 @@
               <w:rPr>
                 <w:sz w:val="32"/>
               </w:rPr>
-              <w:t>96 x 85</w:t>
+              <w:t>62 x 60</w:t>
               <w:br/>
-              <w:t xml:space="preserve">  8    5</w:t>
+              <w:t xml:space="preserve">  6    0</w:t>
+              <w:br/>
+              <w:t xml:space="preserve">  ----</w:t>
+              <w:br/>
+              <w:t>6|    |</w:t>
+              <w:br/>
+              <w:t>2|    |</w:t>
+            </w:r>
+          </w:p>
+        </w:tc>
+        <w:tc>
+          <w:tcPr>
+            <w:tcW w:type="dxa" w:w="2880"/>
+          </w:tcPr>
+          <w:p>
+            <w:r>
+              <w:rPr>
+                <w:sz w:val="32"/>
+              </w:rPr>
+              <w:t>24 x 49</w:t>
+              <w:br/>
+              <w:t xml:space="preserve">  4    9</w:t>
+              <w:br/>
+              <w:t xml:space="preserve">  ----</w:t>
+              <w:br/>
+              <w:t>2|    |</w:t>
+              <w:br/>
+              <w:t>4|    |</w:t>
+            </w:r>
+          </w:p>
+        </w:tc>
+      </w:tr>
+      <w:tr>
+        <w:tc>
+          <w:tcPr>
+            <w:tcW w:type="dxa" w:w="2880"/>
+          </w:tcPr>
+          <w:p>
+            <w:r>
+              <w:rPr>
+                <w:sz w:val="32"/>
+              </w:rPr>
+              <w:t>96 x 74</w:t>
+              <w:br/>
+              <w:t xml:space="preserve">  7    4</w:t>
               <w:br/>
               <w:t xml:space="preserve">  ----</w:t>
               <w:br/>
@@ -64,15 +108,36 @@
               <w:rPr>
                 <w:sz w:val="32"/>
               </w:rPr>
-              <w:t>73 x 53</w:t>
+              <w:t>89 x 22</w:t>
               <w:br/>
-              <w:t xml:space="preserve">  5    3</w:t>
+              <w:t xml:space="preserve">  2    2</w:t>
               <w:br/>
               <w:t xml:space="preserve">  ----</w:t>
               <w:br/>
-              <w:t>7|    |</w:t>
+              <w:t>8|    |</w:t>
+              <w:br/>
+              <w:t>9|    |</w:t>
+            </w:r>
+          </w:p>
+        </w:tc>
+        <w:tc>
+          <w:tcPr>
+            <w:tcW w:type="dxa" w:w="2880"/>
+          </w:tcPr>
+          <w:p>
+            <w:r>
+              <w:rPr>
+                <w:sz w:val="32"/>
+              </w:rPr>
+              <w:t>30 x 73</w:t>
+              <w:br/>
+              <w:t xml:space="preserve">  7    3</w:t>
+              <w:br/>
+              <w:t xml:space="preserve">  ----</w:t>
               <w:br/>
               <w:t>3|    |</w:t>
+              <w:br/>
+              <w:t>0|    |</w:t>
             </w:r>
           </w:p>
         </w:tc>
@@ -87,13 +152,164 @@
               <w:rPr>
                 <w:sz w:val="32"/>
               </w:rPr>
-              <w:t>27 x 89</w:t>
+              <w:t>30 x 11</w:t>
               <w:br/>
-              <w:t xml:space="preserve">  8    9</w:t>
+              <w:t xml:space="preserve">  1    1</w:t>
               <w:br/>
               <w:t xml:space="preserve">  ----</w:t>
               <w:br/>
-              <w:t>2|    |</w:t>
+              <w:t>3|    |</w:t>
+              <w:br/>
+              <w:t>0|    |</w:t>
+            </w:r>
+          </w:p>
+        </w:tc>
+        <w:tc>
+          <w:tcPr>
+            <w:tcW w:type="dxa" w:w="2880"/>
+          </w:tcPr>
+          <w:p>
+            <w:r>
+              <w:rPr>
+                <w:sz w:val="32"/>
+              </w:rPr>
+              <w:t>73 x 34</w:t>
+              <w:br/>
+              <w:t xml:space="preserve">  3    4</w:t>
+              <w:br/>
+              <w:t xml:space="preserve">  ----</w:t>
+              <w:br/>
+              <w:t>7|    |</w:t>
+              <w:br/>
+              <w:t>3|    |</w:t>
+            </w:r>
+          </w:p>
+        </w:tc>
+        <w:tc>
+          <w:tcPr>
+            <w:tcW w:type="dxa" w:w="2880"/>
+          </w:tcPr>
+          <w:p>
+            <w:r>
+              <w:rPr>
+                <w:sz w:val="32"/>
+              </w:rPr>
+              <w:t>54 x 45</w:t>
+              <w:br/>
+              <w:t xml:space="preserve">  4    5</w:t>
+              <w:br/>
+              <w:t xml:space="preserve">  ----</w:t>
+              <w:br/>
+              <w:t>5|    |</w:t>
+              <w:br/>
+              <w:t>4|    |</w:t>
+            </w:r>
+          </w:p>
+        </w:tc>
+      </w:tr>
+      <w:tr>
+        <w:tc>
+          <w:tcPr>
+            <w:tcW w:type="dxa" w:w="2880"/>
+          </w:tcPr>
+          <w:p>
+            <w:r>
+              <w:rPr>
+                <w:sz w:val="32"/>
+              </w:rPr>
+              <w:t>44 x 20</w:t>
+              <w:br/>
+              <w:t xml:space="preserve">  2    0</w:t>
+              <w:br/>
+              <w:t xml:space="preserve">  ----</w:t>
+              <w:br/>
+              <w:t>4|    |</w:t>
+              <w:br/>
+              <w:t>4|    |</w:t>
+            </w:r>
+          </w:p>
+        </w:tc>
+        <w:tc>
+          <w:tcPr>
+            <w:tcW w:type="dxa" w:w="2880"/>
+          </w:tcPr>
+          <w:p>
+            <w:r>
+              <w:rPr>
+                <w:sz w:val="32"/>
+              </w:rPr>
+              <w:t>46 x 61</w:t>
+              <w:br/>
+              <w:t xml:space="preserve">  6    1</w:t>
+              <w:br/>
+              <w:t xml:space="preserve">  ----</w:t>
+              <w:br/>
+              <w:t>4|    |</w:t>
+              <w:br/>
+              <w:t>6|    |</w:t>
+            </w:r>
+          </w:p>
+        </w:tc>
+        <w:tc>
+          <w:tcPr>
+            <w:tcW w:type="dxa" w:w="2880"/>
+          </w:tcPr>
+          <w:p>
+            <w:r>
+              <w:rPr>
+                <w:sz w:val="32"/>
+              </w:rPr>
+              <w:t>60 x 61</w:t>
+              <w:br/>
+              <w:t xml:space="preserve">  6    1</w:t>
+              <w:br/>
+              <w:t xml:space="preserve">  ----</w:t>
+              <w:br/>
+              <w:t>6|    |</w:t>
+              <w:br/>
+              <w:t>0|    |</w:t>
+            </w:r>
+          </w:p>
+        </w:tc>
+      </w:tr>
+      <w:tr>
+        <w:tc>
+          <w:tcPr>
+            <w:tcW w:type="dxa" w:w="2880"/>
+          </w:tcPr>
+          <w:p>
+            <w:r>
+              <w:rPr>
+                <w:sz w:val="32"/>
+              </w:rPr>
+              <w:t>88 x 73</w:t>
+              <w:br/>
+              <w:t xml:space="preserve">  7    3</w:t>
+              <w:br/>
+              <w:t xml:space="preserve">  ----</w:t>
+              <w:br/>
+              <w:t>8|    |</w:t>
+              <w:br/>
+              <w:t>8|    |</w:t>
+            </w:r>
+          </w:p>
+        </w:tc>
+        <w:tc>
+          <w:tcPr>
+            <w:tcW w:type="dxa" w:w="2880"/>
+          </w:tcPr>
+          <w:p>
+            <w:r>
+              <w:rPr>
+                <w:sz w:val="32"/>
+              </w:rPr>
+              <w:t>37 x 30</w:t>
+              <w:br/>
+              <w:t xml:space="preserve">  3    0</w:t>
+              <w:br/>
+              <w:t xml:space="preserve">  ----</w:t>
+              <w:br/>
+              <w:t>3|    |</w:t>
               <w:br/>
               <w:t>7|    |</w:t>
             </w:r>
@@ -108,231 +324,15 @@
               <w:rPr>
                 <w:sz w:val="32"/>
               </w:rPr>
-              <w:t>86 x 28</w:t>
+              <w:t>65 x 91</w:t>
               <w:br/>
-              <w:t xml:space="preserve">  2    8</w:t>
-              <w:br/>
-              <w:t xml:space="preserve">  ----</w:t>
-              <w:br/>
-              <w:t>8|    |</w:t>
-              <w:br/>
-              <w:t>6|    |</w:t>
-            </w:r>
-          </w:p>
-        </w:tc>
-        <w:tc>
-          <w:tcPr>
-            <w:tcW w:type="dxa" w:w="2880"/>
-          </w:tcPr>
-          <w:p>
-            <w:r>
-              <w:rPr>
-                <w:sz w:val="32"/>
-              </w:rPr>
-              <w:t>72 x 40</w:t>
-              <w:br/>
-              <w:t xml:space="preserve">  4    0</w:t>
-              <w:br/>
-              <w:t xml:space="preserve">  ----</w:t>
-              <w:br/>
-              <w:t>7|    |</w:t>
-              <w:br/>
-              <w:t>2|    |</w:t>
-            </w:r>
-          </w:p>
-        </w:tc>
-      </w:tr>
-      <w:tr>
-        <w:tc>
-          <w:tcPr>
-            <w:tcW w:type="dxa" w:w="2880"/>
-          </w:tcPr>
-          <w:p>
-            <w:r>
-              <w:rPr>
-                <w:sz w:val="32"/>
-              </w:rPr>
-              <w:t>10 x 25</w:t>
-              <w:br/>
-              <w:t xml:space="preserve">  2    5</w:t>
-              <w:br/>
-              <w:t xml:space="preserve">  ----</w:t>
-              <w:br/>
-              <w:t>1|    |</w:t>
-              <w:br/>
-              <w:t>0|    |</w:t>
-            </w:r>
-          </w:p>
-        </w:tc>
-        <w:tc>
-          <w:tcPr>
-            <w:tcW w:type="dxa" w:w="2880"/>
-          </w:tcPr>
-          <w:p>
-            <w:r>
-              <w:rPr>
-                <w:sz w:val="32"/>
-              </w:rPr>
-              <w:t>98 x 50</w:t>
-              <w:br/>
-              <w:t xml:space="preserve">  5    0</w:t>
-              <w:br/>
-              <w:t xml:space="preserve">  ----</w:t>
-              <w:br/>
-              <w:t>9|    |</w:t>
-              <w:br/>
-              <w:t>8|    |</w:t>
-            </w:r>
-          </w:p>
-        </w:tc>
-        <w:tc>
-          <w:tcPr>
-            <w:tcW w:type="dxa" w:w="2880"/>
-          </w:tcPr>
-          <w:p>
-            <w:r>
-              <w:rPr>
-                <w:sz w:val="32"/>
-              </w:rPr>
-              <w:t>61 x 56</w:t>
-              <w:br/>
-              <w:t xml:space="preserve">  5    6</w:t>
+              <w:t xml:space="preserve">  9    1</w:t>
               <w:br/>
               <w:t xml:space="preserve">  ----</w:t>
               <w:br/>
               <w:t>6|    |</w:t>
               <w:br/>
-              <w:t>1|    |</w:t>
-            </w:r>
-          </w:p>
-        </w:tc>
-      </w:tr>
-      <w:tr>
-        <w:tc>
-          <w:tcPr>
-            <w:tcW w:type="dxa" w:w="2880"/>
-          </w:tcPr>
-          <w:p>
-            <w:r>
-              <w:rPr>
-                <w:sz w:val="32"/>
-              </w:rPr>
-              <w:t>16 x 68</w:t>
-              <w:br/>
-              <w:t xml:space="preserve">  6    8</w:t>
-              <w:br/>
-              <w:t xml:space="preserve">  ----</w:t>
-              <w:br/>
-              <w:t>1|    |</w:t>
-              <w:br/>
-              <w:t>6|    |</w:t>
-            </w:r>
-          </w:p>
-        </w:tc>
-        <w:tc>
-          <w:tcPr>
-            <w:tcW w:type="dxa" w:w="2880"/>
-          </w:tcPr>
-          <w:p>
-            <w:r>
-              <w:rPr>
-                <w:sz w:val="32"/>
-              </w:rPr>
-              <w:t>98 x 73</w:t>
-              <w:br/>
-              <w:t xml:space="preserve">  7    3</w:t>
-              <w:br/>
-              <w:t xml:space="preserve">  ----</w:t>
-              <w:br/>
-              <w:t>9|    |</w:t>
-              <w:br/>
-              <w:t>8|    |</w:t>
-            </w:r>
-          </w:p>
-        </w:tc>
-        <w:tc>
-          <w:tcPr>
-            <w:tcW w:type="dxa" w:w="2880"/>
-          </w:tcPr>
-          <w:p>
-            <w:r>
-              <w:rPr>
-                <w:sz w:val="32"/>
-              </w:rPr>
-              <w:t>96 x 94</w:t>
-              <w:br/>
-              <w:t xml:space="preserve">  9    4</w:t>
-              <w:br/>
-              <w:t xml:space="preserve">  ----</w:t>
-              <w:br/>
-              <w:t>9|    |</w:t>
-              <w:br/>
-              <w:t>6|    |</w:t>
-            </w:r>
-          </w:p>
-        </w:tc>
-      </w:tr>
-      <w:tr>
-        <w:tc>
-          <w:tcPr>
-            <w:tcW w:type="dxa" w:w="2880"/>
-          </w:tcPr>
-          <w:p>
-            <w:r>
-              <w:rPr>
-                <w:sz w:val="32"/>
-              </w:rPr>
-              <w:t>75 x 48</w:t>
-              <w:br/>
-              <w:t xml:space="preserve">  4    8</w:t>
-              <w:br/>
-              <w:t xml:space="preserve">  ----</w:t>
-              <w:br/>
-              <w:t>7|    |</w:t>
-              <w:br/>
               <w:t>5|    |</w:t>
-            </w:r>
-          </w:p>
-        </w:tc>
-        <w:tc>
-          <w:tcPr>
-            <w:tcW w:type="dxa" w:w="2880"/>
-          </w:tcPr>
-          <w:p>
-            <w:r>
-              <w:rPr>
-                <w:sz w:val="32"/>
-              </w:rPr>
-              <w:t>63 x 74</w:t>
-              <w:br/>
-              <w:t xml:space="preserve">  7    4</w:t>
-              <w:br/>
-              <w:t xml:space="preserve">  ----</w:t>
-              <w:br/>
-              <w:t>6|    |</w:t>
-              <w:br/>
-              <w:t>3|    |</w:t>
-            </w:r>
-          </w:p>
-        </w:tc>
-        <w:tc>
-          <w:tcPr>
-            <w:tcW w:type="dxa" w:w="2880"/>
-          </w:tcPr>
-          <w:p>
-            <w:r>
-              <w:rPr>
-                <w:sz w:val="32"/>
-              </w:rPr>
-              <w:t>54 x 70</w:t>
-              <w:br/>
-              <w:t xml:space="preserve">  7    0</w:t>
-              <w:br/>
-              <w:t xml:space="preserve">  ----</w:t>
-              <w:br/>
-              <w:t>5|    |</w:t>
-              <w:br/>
-              <w:t>4|    |</w:t>
             </w:r>
           </w:p>
         </w:tc>

--- a/lattice_multiplication_exercises.docx
+++ b/lattice_multiplication_exercises.docx
@@ -22,15 +22,15 @@
               <w:rPr>
                 <w:sz w:val="32"/>
               </w:rPr>
-              <w:t>22 x 95</w:t>
+              <w:t>78 x 33</w:t>
               <w:br/>
-              <w:t xml:space="preserve">  9    5</w:t>
+              <w:t xml:space="preserve">  3    3</w:t>
               <w:br/>
               <w:t xml:space="preserve">  ----</w:t>
               <w:br/>
-              <w:t>2|    |</w:t>
+              <w:t>7|    |</w:t>
               <w:br/>
-              <w:t>2|    |</w:t>
+              <w:t>8|    |</w:t>
             </w:r>
           </w:p>
         </w:tc>
@@ -43,15 +43,15 @@
               <w:rPr>
                 <w:sz w:val="32"/>
               </w:rPr>
-              <w:t>62 x 60</w:t>
+              <w:t>97 x 44</w:t>
               <w:br/>
-              <w:t xml:space="preserve">  6    0</w:t>
+              <w:t xml:space="preserve">  4    4</w:t>
               <w:br/>
               <w:t xml:space="preserve">  ----</w:t>
               <w:br/>
-              <w:t>6|    |</w:t>
+              <w:t>9|    |</w:t>
               <w:br/>
-              <w:t>2|    |</w:t>
+              <w:t>7|    |</w:t>
             </w:r>
           </w:p>
         </w:tc>
@@ -64,78 +64,13 @@
               <w:rPr>
                 <w:sz w:val="32"/>
               </w:rPr>
-              <w:t>24 x 49</w:t>
+              <w:t>40 x 11</w:t>
               <w:br/>
-              <w:t xml:space="preserve">  4    9</w:t>
+              <w:t xml:space="preserve">  1    1</w:t>
               <w:br/>
               <w:t xml:space="preserve">  ----</w:t>
               <w:br/>
-              <w:t>2|    |</w:t>
-              <w:br/>
               <w:t>4|    |</w:t>
-            </w:r>
-          </w:p>
-        </w:tc>
-      </w:tr>
-      <w:tr>
-        <w:tc>
-          <w:tcPr>
-            <w:tcW w:type="dxa" w:w="2880"/>
-          </w:tcPr>
-          <w:p>
-            <w:r>
-              <w:rPr>
-                <w:sz w:val="32"/>
-              </w:rPr>
-              <w:t>96 x 74</w:t>
-              <w:br/>
-              <w:t xml:space="preserve">  7    4</w:t>
-              <w:br/>
-              <w:t xml:space="preserve">  ----</w:t>
-              <w:br/>
-              <w:t>9|    |</w:t>
-              <w:br/>
-              <w:t>6|    |</w:t>
-            </w:r>
-          </w:p>
-        </w:tc>
-        <w:tc>
-          <w:tcPr>
-            <w:tcW w:type="dxa" w:w="2880"/>
-          </w:tcPr>
-          <w:p>
-            <w:r>
-              <w:rPr>
-                <w:sz w:val="32"/>
-              </w:rPr>
-              <w:t>89 x 22</w:t>
-              <w:br/>
-              <w:t xml:space="preserve">  2    2</w:t>
-              <w:br/>
-              <w:t xml:space="preserve">  ----</w:t>
-              <w:br/>
-              <w:t>8|    |</w:t>
-              <w:br/>
-              <w:t>9|    |</w:t>
-            </w:r>
-          </w:p>
-        </w:tc>
-        <w:tc>
-          <w:tcPr>
-            <w:tcW w:type="dxa" w:w="2880"/>
-          </w:tcPr>
-          <w:p>
-            <w:r>
-              <w:rPr>
-                <w:sz w:val="32"/>
-              </w:rPr>
-              <w:t>30 x 73</w:t>
-              <w:br/>
-              <w:t xml:space="preserve">  7    3</w:t>
-              <w:br/>
-              <w:t xml:space="preserve">  ----</w:t>
-              <w:br/>
-              <w:t>3|    |</w:t>
               <w:br/>
               <w:t>0|    |</w:t>
             </w:r>
@@ -152,34 +87,13 @@
               <w:rPr>
                 <w:sz w:val="32"/>
               </w:rPr>
-              <w:t>30 x 11</w:t>
+              <w:t>43 x 53</w:t>
               <w:br/>
-              <w:t xml:space="preserve">  1    1</w:t>
+              <w:t xml:space="preserve">  5    3</w:t>
               <w:br/>
               <w:t xml:space="preserve">  ----</w:t>
               <w:br/>
-              <w:t>3|    |</w:t>
-              <w:br/>
-              <w:t>0|    |</w:t>
-            </w:r>
-          </w:p>
-        </w:tc>
-        <w:tc>
-          <w:tcPr>
-            <w:tcW w:type="dxa" w:w="2880"/>
-          </w:tcPr>
-          <w:p>
-            <w:r>
-              <w:rPr>
-                <w:sz w:val="32"/>
-              </w:rPr>
-              <w:t>73 x 34</w:t>
-              <w:br/>
-              <w:t xml:space="preserve">  3    4</w:t>
-              <w:br/>
-              <w:t xml:space="preserve">  ----</w:t>
-              <w:br/>
-              <w:t>7|    |</w:t>
+              <w:t>4|    |</w:t>
               <w:br/>
               <w:t>3|    |</w:t>
             </w:r>
@@ -194,15 +108,36 @@
               <w:rPr>
                 <w:sz w:val="32"/>
               </w:rPr>
-              <w:t>54 x 45</w:t>
+              <w:t>97 x 43</w:t>
               <w:br/>
-              <w:t xml:space="preserve">  4    5</w:t>
+              <w:t xml:space="preserve">  4    3</w:t>
               <w:br/>
               <w:t xml:space="preserve">  ----</w:t>
               <w:br/>
-              <w:t>5|    |</w:t>
+              <w:t>9|    |</w:t>
               <w:br/>
-              <w:t>4|    |</w:t>
+              <w:t>7|    |</w:t>
+            </w:r>
+          </w:p>
+        </w:tc>
+        <w:tc>
+          <w:tcPr>
+            <w:tcW w:type="dxa" w:w="2880"/>
+          </w:tcPr>
+          <w:p>
+            <w:r>
+              <w:rPr>
+                <w:sz w:val="32"/>
+              </w:rPr>
+              <w:t>88 x 36</w:t>
+              <w:br/>
+              <w:t xml:space="preserve">  3    6</w:t>
+              <w:br/>
+              <w:t xml:space="preserve">  ----</w:t>
+              <w:br/>
+              <w:t>8|    |</w:t>
+              <w:br/>
+              <w:t>8|    |</w:t>
             </w:r>
           </w:p>
         </w:tc>
@@ -217,15 +152,15 @@
               <w:rPr>
                 <w:sz w:val="32"/>
               </w:rPr>
-              <w:t>44 x 20</w:t>
+              <w:t>32 x 84</w:t>
               <w:br/>
-              <w:t xml:space="preserve">  2    0</w:t>
+              <w:t xml:space="preserve">  8    4</w:t>
               <w:br/>
               <w:t xml:space="preserve">  ----</w:t>
               <w:br/>
-              <w:t>4|    |</w:t>
+              <w:t>3|    |</w:t>
               <w:br/>
-              <w:t>4|    |</w:t>
+              <w:t>2|    |</w:t>
             </w:r>
           </w:p>
         </w:tc>
@@ -238,13 +173,78 @@
               <w:rPr>
                 <w:sz w:val="32"/>
               </w:rPr>
-              <w:t>46 x 61</w:t>
+              <w:t>39 x 31</w:t>
               <w:br/>
-              <w:t xml:space="preserve">  6    1</w:t>
+              <w:t xml:space="preserve">  3    1</w:t>
               <w:br/>
               <w:t xml:space="preserve">  ----</w:t>
               <w:br/>
-              <w:t>4|    |</w:t>
+              <w:t>3|    |</w:t>
+              <w:br/>
+              <w:t>9|    |</w:t>
+            </w:r>
+          </w:p>
+        </w:tc>
+        <w:tc>
+          <w:tcPr>
+            <w:tcW w:type="dxa" w:w="2880"/>
+          </w:tcPr>
+          <w:p>
+            <w:r>
+              <w:rPr>
+                <w:sz w:val="32"/>
+              </w:rPr>
+              <w:t>91 x 67</w:t>
+              <w:br/>
+              <w:t xml:space="preserve">  6    7</w:t>
+              <w:br/>
+              <w:t xml:space="preserve">  ----</w:t>
+              <w:br/>
+              <w:t>9|    |</w:t>
+              <w:br/>
+              <w:t>1|    |</w:t>
+            </w:r>
+          </w:p>
+        </w:tc>
+      </w:tr>
+      <w:tr>
+        <w:tc>
+          <w:tcPr>
+            <w:tcW w:type="dxa" w:w="2880"/>
+          </w:tcPr>
+          <w:p>
+            <w:r>
+              <w:rPr>
+                <w:sz w:val="32"/>
+              </w:rPr>
+              <w:t>75 x 41</w:t>
+              <w:br/>
+              <w:t xml:space="preserve">  4    1</w:t>
+              <w:br/>
+              <w:t xml:space="preserve">  ----</w:t>
+              <w:br/>
+              <w:t>7|    |</w:t>
+              <w:br/>
+              <w:t>5|    |</w:t>
+            </w:r>
+          </w:p>
+        </w:tc>
+        <w:tc>
+          <w:tcPr>
+            <w:tcW w:type="dxa" w:w="2880"/>
+          </w:tcPr>
+          <w:p>
+            <w:r>
+              <w:rPr>
+                <w:sz w:val="32"/>
+              </w:rPr>
+              <w:t>76 x 88</w:t>
+              <w:br/>
+              <w:t xml:space="preserve">  8    8</w:t>
+              <w:br/>
+              <w:t xml:space="preserve">  ----</w:t>
+              <w:br/>
+              <w:t>7|    |</w:t>
               <w:br/>
               <w:t>6|    |</w:t>
             </w:r>
@@ -259,13 +259,13 @@
               <w:rPr>
                 <w:sz w:val="32"/>
               </w:rPr>
-              <w:t>60 x 61</w:t>
+              <w:t>50 x 33</w:t>
               <w:br/>
-              <w:t xml:space="preserve">  6    1</w:t>
+              <w:t xml:space="preserve">  3    3</w:t>
               <w:br/>
               <w:t xml:space="preserve">  ----</w:t>
               <w:br/>
-              <w:t>6|    |</w:t>
+              <w:t>5|    |</w:t>
               <w:br/>
               <w:t>0|    |</w:t>
             </w:r>
@@ -282,13 +282,34 @@
               <w:rPr>
                 <w:sz w:val="32"/>
               </w:rPr>
-              <w:t>88 x 73</w:t>
+              <w:t>13 x 76</w:t>
               <w:br/>
-              <w:t xml:space="preserve">  7    3</w:t>
+              <w:t xml:space="preserve">  7    6</w:t>
               <w:br/>
               <w:t xml:space="preserve">  ----</w:t>
               <w:br/>
-              <w:t>8|    |</w:t>
+              <w:t>1|    |</w:t>
+              <w:br/>
+              <w:t>3|    |</w:t>
+            </w:r>
+          </w:p>
+        </w:tc>
+        <w:tc>
+          <w:tcPr>
+            <w:tcW w:type="dxa" w:w="2880"/>
+          </w:tcPr>
+          <w:p>
+            <w:r>
+              <w:rPr>
+                <w:sz w:val="32"/>
+              </w:rPr>
+              <w:t>98 x 53</w:t>
+              <w:br/>
+              <w:t xml:space="preserve">  5    3</w:t>
+              <w:br/>
+              <w:t xml:space="preserve">  ----</w:t>
+              <w:br/>
+              <w:t>9|    |</w:t>
               <w:br/>
               <w:t>8|    |</w:t>
             </w:r>
@@ -303,36 +324,15 @@
               <w:rPr>
                 <w:sz w:val="32"/>
               </w:rPr>
-              <w:t>37 x 30</w:t>
+              <w:t>57 x 95</w:t>
               <w:br/>
-              <w:t xml:space="preserve">  3    0</w:t>
+              <w:t xml:space="preserve">  9    5</w:t>
               <w:br/>
               <w:t xml:space="preserve">  ----</w:t>
               <w:br/>
-              <w:t>3|    |</w:t>
+              <w:t>5|    |</w:t>
               <w:br/>
               <w:t>7|    |</w:t>
-            </w:r>
-          </w:p>
-        </w:tc>
-        <w:tc>
-          <w:tcPr>
-            <w:tcW w:type="dxa" w:w="2880"/>
-          </w:tcPr>
-          <w:p>
-            <w:r>
-              <w:rPr>
-                <w:sz w:val="32"/>
-              </w:rPr>
-              <w:t>65 x 91</w:t>
-              <w:br/>
-              <w:t xml:space="preserve">  9    1</w:t>
-              <w:br/>
-              <w:t xml:space="preserve">  ----</w:t>
-              <w:br/>
-              <w:t>6|    |</w:t>
-              <w:br/>
-              <w:t>5|    |</w:t>
             </w:r>
           </w:p>
         </w:tc>

--- a/lattice_multiplication_exercises.docx
+++ b/lattice_multiplication_exercises.docx
@@ -22,15 +22,15 @@
               <w:rPr>
                 <w:sz w:val="32"/>
               </w:rPr>
-              <w:t>78 x 33</w:t>
+              <w:t>21 x 44</w:t>
               <w:br/>
-              <w:t xml:space="preserve">  3    3</w:t>
+              <w:t xml:space="preserve">  4    4</w:t>
               <w:br/>
               <w:t xml:space="preserve">  ----</w:t>
               <w:br/>
-              <w:t>7|    |</w:t>
+              <w:t>2|    |</w:t>
               <w:br/>
-              <w:t>8|    |</w:t>
+              <w:t>1|    |</w:t>
             </w:r>
           </w:p>
         </w:tc>
@@ -43,15 +43,15 @@
               <w:rPr>
                 <w:sz w:val="32"/>
               </w:rPr>
-              <w:t>97 x 44</w:t>
+              <w:t>36 x 25</w:t>
               <w:br/>
-              <w:t xml:space="preserve">  4    4</w:t>
+              <w:t xml:space="preserve">  2    5</w:t>
               <w:br/>
               <w:t xml:space="preserve">  ----</w:t>
               <w:br/>
-              <w:t>9|    |</w:t>
+              <w:t>3|    |</w:t>
               <w:br/>
-              <w:t>7|    |</w:t>
+              <w:t>6|    |</w:t>
             </w:r>
           </w:p>
         </w:tc>
@@ -64,143 +64,13 @@
               <w:rPr>
                 <w:sz w:val="32"/>
               </w:rPr>
-              <w:t>40 x 11</w:t>
+              <w:t>31 x 85</w:t>
               <w:br/>
-              <w:t xml:space="preserve">  1    1</w:t>
-              <w:br/>
-              <w:t xml:space="preserve">  ----</w:t>
-              <w:br/>
-              <w:t>4|    |</w:t>
-              <w:br/>
-              <w:t>0|    |</w:t>
-            </w:r>
-          </w:p>
-        </w:tc>
-      </w:tr>
-      <w:tr>
-        <w:tc>
-          <w:tcPr>
-            <w:tcW w:type="dxa" w:w="2880"/>
-          </w:tcPr>
-          <w:p>
-            <w:r>
-              <w:rPr>
-                <w:sz w:val="32"/>
-              </w:rPr>
-              <w:t>43 x 53</w:t>
-              <w:br/>
-              <w:t xml:space="preserve">  5    3</w:t>
-              <w:br/>
-              <w:t xml:space="preserve">  ----</w:t>
-              <w:br/>
-              <w:t>4|    |</w:t>
-              <w:br/>
-              <w:t>3|    |</w:t>
-            </w:r>
-          </w:p>
-        </w:tc>
-        <w:tc>
-          <w:tcPr>
-            <w:tcW w:type="dxa" w:w="2880"/>
-          </w:tcPr>
-          <w:p>
-            <w:r>
-              <w:rPr>
-                <w:sz w:val="32"/>
-              </w:rPr>
-              <w:t>97 x 43</w:t>
-              <w:br/>
-              <w:t xml:space="preserve">  4    3</w:t>
-              <w:br/>
-              <w:t xml:space="preserve">  ----</w:t>
-              <w:br/>
-              <w:t>9|    |</w:t>
-              <w:br/>
-              <w:t>7|    |</w:t>
-            </w:r>
-          </w:p>
-        </w:tc>
-        <w:tc>
-          <w:tcPr>
-            <w:tcW w:type="dxa" w:w="2880"/>
-          </w:tcPr>
-          <w:p>
-            <w:r>
-              <w:rPr>
-                <w:sz w:val="32"/>
-              </w:rPr>
-              <w:t>88 x 36</w:t>
-              <w:br/>
-              <w:t xml:space="preserve">  3    6</w:t>
-              <w:br/>
-              <w:t xml:space="preserve">  ----</w:t>
-              <w:br/>
-              <w:t>8|    |</w:t>
-              <w:br/>
-              <w:t>8|    |</w:t>
-            </w:r>
-          </w:p>
-        </w:tc>
-      </w:tr>
-      <w:tr>
-        <w:tc>
-          <w:tcPr>
-            <w:tcW w:type="dxa" w:w="2880"/>
-          </w:tcPr>
-          <w:p>
-            <w:r>
-              <w:rPr>
-                <w:sz w:val="32"/>
-              </w:rPr>
-              <w:t>32 x 84</w:t>
-              <w:br/>
-              <w:t xml:space="preserve">  8    4</w:t>
+              <w:t xml:space="preserve">  8    5</w:t>
               <w:br/>
               <w:t xml:space="preserve">  ----</w:t>
               <w:br/>
               <w:t>3|    |</w:t>
-              <w:br/>
-              <w:t>2|    |</w:t>
-            </w:r>
-          </w:p>
-        </w:tc>
-        <w:tc>
-          <w:tcPr>
-            <w:tcW w:type="dxa" w:w="2880"/>
-          </w:tcPr>
-          <w:p>
-            <w:r>
-              <w:rPr>
-                <w:sz w:val="32"/>
-              </w:rPr>
-              <w:t>39 x 31</w:t>
-              <w:br/>
-              <w:t xml:space="preserve">  3    1</w:t>
-              <w:br/>
-              <w:t xml:space="preserve">  ----</w:t>
-              <w:br/>
-              <w:t>3|    |</w:t>
-              <w:br/>
-              <w:t>9|    |</w:t>
-            </w:r>
-          </w:p>
-        </w:tc>
-        <w:tc>
-          <w:tcPr>
-            <w:tcW w:type="dxa" w:w="2880"/>
-          </w:tcPr>
-          <w:p>
-            <w:r>
-              <w:rPr>
-                <w:sz w:val="32"/>
-              </w:rPr>
-              <w:t>91 x 67</w:t>
-              <w:br/>
-              <w:t xml:space="preserve">  6    7</w:t>
-              <w:br/>
-              <w:t xml:space="preserve">  ----</w:t>
-              <w:br/>
-              <w:t>9|    |</w:t>
               <w:br/>
               <w:t>1|    |</w:t>
             </w:r>
@@ -217,13 +87,34 @@
               <w:rPr>
                 <w:sz w:val="32"/>
               </w:rPr>
-              <w:t>75 x 41</w:t>
+              <w:t>30 x 30</w:t>
               <w:br/>
-              <w:t xml:space="preserve">  4    1</w:t>
+              <w:t xml:space="preserve">  3    0</w:t>
               <w:br/>
               <w:t xml:space="preserve">  ----</w:t>
               <w:br/>
-              <w:t>7|    |</w:t>
+              <w:t>3|    |</w:t>
+              <w:br/>
+              <w:t>0|    |</w:t>
+            </w:r>
+          </w:p>
+        </w:tc>
+        <w:tc>
+          <w:tcPr>
+            <w:tcW w:type="dxa" w:w="2880"/>
+          </w:tcPr>
+          <w:p>
+            <w:r>
+              <w:rPr>
+                <w:sz w:val="32"/>
+              </w:rPr>
+              <w:t>85 x 25</w:t>
+              <w:br/>
+              <w:t xml:space="preserve">  2    5</w:t>
+              <w:br/>
+              <w:t xml:space="preserve">  ----</w:t>
+              <w:br/>
+              <w:t>8|    |</w:t>
               <w:br/>
               <w:t>5|    |</w:t>
             </w:r>
@@ -238,13 +129,36 @@
               <w:rPr>
                 <w:sz w:val="32"/>
               </w:rPr>
-              <w:t>76 x 88</w:t>
+              <w:t>95 x 16</w:t>
               <w:br/>
-              <w:t xml:space="preserve">  8    8</w:t>
+              <w:t xml:space="preserve">  1    6</w:t>
               <w:br/>
               <w:t xml:space="preserve">  ----</w:t>
               <w:br/>
-              <w:t>7|    |</w:t>
+              <w:t>9|    |</w:t>
+              <w:br/>
+              <w:t>5|    |</w:t>
+            </w:r>
+          </w:p>
+        </w:tc>
+      </w:tr>
+      <w:tr>
+        <w:tc>
+          <w:tcPr>
+            <w:tcW w:type="dxa" w:w="2880"/>
+          </w:tcPr>
+          <w:p>
+            <w:r>
+              <w:rPr>
+                <w:sz w:val="32"/>
+              </w:rPr>
+              <w:t>36 x 12</w:t>
+              <w:br/>
+              <w:t xml:space="preserve">  1    2</w:t>
+              <w:br/>
+              <w:t xml:space="preserve">  ----</w:t>
+              <w:br/>
+              <w:t>3|    |</w:t>
               <w:br/>
               <w:t>6|    |</w:t>
             </w:r>
@@ -259,15 +173,36 @@
               <w:rPr>
                 <w:sz w:val="32"/>
               </w:rPr>
-              <w:t>50 x 33</w:t>
+              <w:t>14 x 45</w:t>
               <w:br/>
-              <w:t xml:space="preserve">  3    3</w:t>
+              <w:t xml:space="preserve">  4    5</w:t>
               <w:br/>
               <w:t xml:space="preserve">  ----</w:t>
               <w:br/>
-              <w:t>5|    |</w:t>
+              <w:t>1|    |</w:t>
               <w:br/>
-              <w:t>0|    |</w:t>
+              <w:t>4|    |</w:t>
+            </w:r>
+          </w:p>
+        </w:tc>
+        <w:tc>
+          <w:tcPr>
+            <w:tcW w:type="dxa" w:w="2880"/>
+          </w:tcPr>
+          <w:p>
+            <w:r>
+              <w:rPr>
+                <w:sz w:val="32"/>
+              </w:rPr>
+              <w:t>93 x 96</w:t>
+              <w:br/>
+              <w:t xml:space="preserve">  9    6</w:t>
+              <w:br/>
+              <w:t xml:space="preserve">  ----</w:t>
+              <w:br/>
+              <w:t>9|    |</w:t>
+              <w:br/>
+              <w:t>3|    |</w:t>
             </w:r>
           </w:p>
         </w:tc>
@@ -282,34 +217,13 @@
               <w:rPr>
                 <w:sz w:val="32"/>
               </w:rPr>
-              <w:t>13 x 76</w:t>
+              <w:t>88 x 19</w:t>
               <w:br/>
-              <w:t xml:space="preserve">  7    6</w:t>
+              <w:t xml:space="preserve">  1    9</w:t>
               <w:br/>
               <w:t xml:space="preserve">  ----</w:t>
               <w:br/>
-              <w:t>1|    |</w:t>
-              <w:br/>
-              <w:t>3|    |</w:t>
-            </w:r>
-          </w:p>
-        </w:tc>
-        <w:tc>
-          <w:tcPr>
-            <w:tcW w:type="dxa" w:w="2880"/>
-          </w:tcPr>
-          <w:p>
-            <w:r>
-              <w:rPr>
-                <w:sz w:val="32"/>
-              </w:rPr>
-              <w:t>98 x 53</w:t>
-              <w:br/>
-              <w:t xml:space="preserve">  5    3</w:t>
-              <w:br/>
-              <w:t xml:space="preserve">  ----</w:t>
-              <w:br/>
-              <w:t>9|    |</w:t>
+              <w:t>8|    |</w:t>
               <w:br/>
               <w:t>8|    |</w:t>
             </w:r>
@@ -324,15 +238,101 @@
               <w:rPr>
                 <w:sz w:val="32"/>
               </w:rPr>
-              <w:t>57 x 95</w:t>
+              <w:t>28 x 93</w:t>
               <w:br/>
-              <w:t xml:space="preserve">  9    5</w:t>
+              <w:t xml:space="preserve">  9    3</w:t>
               <w:br/>
               <w:t xml:space="preserve">  ----</w:t>
               <w:br/>
-              <w:t>5|    |</w:t>
+              <w:t>2|    |</w:t>
               <w:br/>
-              <w:t>7|    |</w:t>
+              <w:t>8|    |</w:t>
+            </w:r>
+          </w:p>
+        </w:tc>
+        <w:tc>
+          <w:tcPr>
+            <w:tcW w:type="dxa" w:w="2880"/>
+          </w:tcPr>
+          <w:p>
+            <w:r>
+              <w:rPr>
+                <w:sz w:val="32"/>
+              </w:rPr>
+              <w:t>41 x 76</w:t>
+              <w:br/>
+              <w:t xml:space="preserve">  7    6</w:t>
+              <w:br/>
+              <w:t xml:space="preserve">  ----</w:t>
+              <w:br/>
+              <w:t>4|    |</w:t>
+              <w:br/>
+              <w:t>1|    |</w:t>
+            </w:r>
+          </w:p>
+        </w:tc>
+      </w:tr>
+      <w:tr>
+        <w:tc>
+          <w:tcPr>
+            <w:tcW w:type="dxa" w:w="2880"/>
+          </w:tcPr>
+          <w:p>
+            <w:r>
+              <w:rPr>
+                <w:sz w:val="32"/>
+              </w:rPr>
+              <w:t>60 x 30</w:t>
+              <w:br/>
+              <w:t xml:space="preserve">  3    0</w:t>
+              <w:br/>
+              <w:t xml:space="preserve">  ----</w:t>
+              <w:br/>
+              <w:t>6|    |</w:t>
+              <w:br/>
+              <w:t>0|    |</w:t>
+            </w:r>
+          </w:p>
+        </w:tc>
+        <w:tc>
+          <w:tcPr>
+            <w:tcW w:type="dxa" w:w="2880"/>
+          </w:tcPr>
+          <w:p>
+            <w:r>
+              <w:rPr>
+                <w:sz w:val="32"/>
+              </w:rPr>
+              <w:t>12 x 52</w:t>
+              <w:br/>
+              <w:t xml:space="preserve">  5    2</w:t>
+              <w:br/>
+              <w:t xml:space="preserve">  ----</w:t>
+              <w:br/>
+              <w:t>1|    |</w:t>
+              <w:br/>
+              <w:t>2|    |</w:t>
+            </w:r>
+          </w:p>
+        </w:tc>
+        <w:tc>
+          <w:tcPr>
+            <w:tcW w:type="dxa" w:w="2880"/>
+          </w:tcPr>
+          <w:p>
+            <w:r>
+              <w:rPr>
+                <w:sz w:val="32"/>
+              </w:rPr>
+              <w:t>62 x 97</w:t>
+              <w:br/>
+              <w:t xml:space="preserve">  9    7</w:t>
+              <w:br/>
+              <w:t xml:space="preserve">  ----</w:t>
+              <w:br/>
+              <w:t>6|    |</w:t>
+              <w:br/>
+              <w:t>2|    |</w:t>
             </w:r>
           </w:p>
         </w:tc>

--- a/lattice_multiplication_exercises.docx
+++ b/lattice_multiplication_exercises.docx
@@ -22,13 +22,34 @@
               <w:rPr>
                 <w:sz w:val="32"/>
               </w:rPr>
-              <w:t>21 x 44</w:t>
+              <w:t>35 x 55</w:t>
               <w:br/>
-              <w:t xml:space="preserve">  4    4</w:t>
+              <w:t xml:space="preserve">  5    5</w:t>
               <w:br/>
               <w:t xml:space="preserve">  ----</w:t>
               <w:br/>
-              <w:t>2|    |</w:t>
+              <w:t>3|    |</w:t>
+              <w:br/>
+              <w:t>5|    |</w:t>
+            </w:r>
+          </w:p>
+        </w:tc>
+        <w:tc>
+          <w:tcPr>
+            <w:tcW w:type="dxa" w:w="2880"/>
+          </w:tcPr>
+          <w:p>
+            <w:r>
+              <w:rPr>
+                <w:sz w:val="32"/>
+              </w:rPr>
+              <w:t>31 x 11</w:t>
+              <w:br/>
+              <w:t xml:space="preserve">  1    1</w:t>
+              <w:br/>
+              <w:t xml:space="preserve">  ----</w:t>
+              <w:br/>
+              <w:t>3|    |</w:t>
               <w:br/>
               <w:t>1|    |</w:t>
             </w:r>
@@ -43,15 +64,38 @@
               <w:rPr>
                 <w:sz w:val="32"/>
               </w:rPr>
-              <w:t>36 x 25</w:t>
+              <w:t>51 x 65</w:t>
               <w:br/>
-              <w:t xml:space="preserve">  2    5</w:t>
+              <w:t xml:space="preserve">  6    5</w:t>
               <w:br/>
               <w:t xml:space="preserve">  ----</w:t>
               <w:br/>
-              <w:t>3|    |</w:t>
+              <w:t>5|    |</w:t>
               <w:br/>
-              <w:t>6|    |</w:t>
+              <w:t>1|    |</w:t>
+            </w:r>
+          </w:p>
+        </w:tc>
+      </w:tr>
+      <w:tr>
+        <w:tc>
+          <w:tcPr>
+            <w:tcW w:type="dxa" w:w="2880"/>
+          </w:tcPr>
+          <w:p>
+            <w:r>
+              <w:rPr>
+                <w:sz w:val="32"/>
+              </w:rPr>
+              <w:t>44 x 41</w:t>
+              <w:br/>
+              <w:t xml:space="preserve">  4    1</w:t>
+              <w:br/>
+              <w:t xml:space="preserve">  ----</w:t>
+              <w:br/>
+              <w:t>4|    |</w:t>
+              <w:br/>
+              <w:t>4|    |</w:t>
             </w:r>
           </w:p>
         </w:tc>
@@ -64,9 +108,160 @@
               <w:rPr>
                 <w:sz w:val="32"/>
               </w:rPr>
-              <w:t>31 x 85</w:t>
+              <w:t>30 x 44</w:t>
               <w:br/>
-              <w:t xml:space="preserve">  8    5</w:t>
+              <w:t xml:space="preserve">  4    4</w:t>
+              <w:br/>
+              <w:t xml:space="preserve">  ----</w:t>
+              <w:br/>
+              <w:t>3|    |</w:t>
+              <w:br/>
+              <w:t>0|    |</w:t>
+            </w:r>
+          </w:p>
+        </w:tc>
+        <w:tc>
+          <w:tcPr>
+            <w:tcW w:type="dxa" w:w="2880"/>
+          </w:tcPr>
+          <w:p>
+            <w:r>
+              <w:rPr>
+                <w:sz w:val="32"/>
+              </w:rPr>
+              <w:t>79 x 26</w:t>
+              <w:br/>
+              <w:t xml:space="preserve">  2    6</w:t>
+              <w:br/>
+              <w:t xml:space="preserve">  ----</w:t>
+              <w:br/>
+              <w:t>7|    |</w:t>
+              <w:br/>
+              <w:t>9|    |</w:t>
+            </w:r>
+          </w:p>
+        </w:tc>
+      </w:tr>
+      <w:tr>
+        <w:tc>
+          <w:tcPr>
+            <w:tcW w:type="dxa" w:w="2880"/>
+          </w:tcPr>
+          <w:p>
+            <w:r>
+              <w:rPr>
+                <w:sz w:val="32"/>
+              </w:rPr>
+              <w:t>99 x 53</w:t>
+              <w:br/>
+              <w:t xml:space="preserve">  5    3</w:t>
+              <w:br/>
+              <w:t xml:space="preserve">  ----</w:t>
+              <w:br/>
+              <w:t>9|    |</w:t>
+              <w:br/>
+              <w:t>9|    |</w:t>
+            </w:r>
+          </w:p>
+        </w:tc>
+        <w:tc>
+          <w:tcPr>
+            <w:tcW w:type="dxa" w:w="2880"/>
+          </w:tcPr>
+          <w:p>
+            <w:r>
+              <w:rPr>
+                <w:sz w:val="32"/>
+              </w:rPr>
+              <w:t>79 x 40</w:t>
+              <w:br/>
+              <w:t xml:space="preserve">  4    0</w:t>
+              <w:br/>
+              <w:t xml:space="preserve">  ----</w:t>
+              <w:br/>
+              <w:t>7|    |</w:t>
+              <w:br/>
+              <w:t>9|    |</w:t>
+            </w:r>
+          </w:p>
+        </w:tc>
+        <w:tc>
+          <w:tcPr>
+            <w:tcW w:type="dxa" w:w="2880"/>
+          </w:tcPr>
+          <w:p>
+            <w:r>
+              <w:rPr>
+                <w:sz w:val="32"/>
+              </w:rPr>
+              <w:t>95 x 12</w:t>
+              <w:br/>
+              <w:t xml:space="preserve">  1    2</w:t>
+              <w:br/>
+              <w:t xml:space="preserve">  ----</w:t>
+              <w:br/>
+              <w:t>9|    |</w:t>
+              <w:br/>
+              <w:t>5|    |</w:t>
+            </w:r>
+          </w:p>
+        </w:tc>
+      </w:tr>
+      <w:tr>
+        <w:tc>
+          <w:tcPr>
+            <w:tcW w:type="dxa" w:w="2880"/>
+          </w:tcPr>
+          <w:p>
+            <w:r>
+              <w:rPr>
+                <w:sz w:val="32"/>
+              </w:rPr>
+              <w:t>95 x 31</w:t>
+              <w:br/>
+              <w:t xml:space="preserve">  3    1</w:t>
+              <w:br/>
+              <w:t xml:space="preserve">  ----</w:t>
+              <w:br/>
+              <w:t>9|    |</w:t>
+              <w:br/>
+              <w:t>5|    |</w:t>
+            </w:r>
+          </w:p>
+        </w:tc>
+        <w:tc>
+          <w:tcPr>
+            <w:tcW w:type="dxa" w:w="2880"/>
+          </w:tcPr>
+          <w:p>
+            <w:r>
+              <w:rPr>
+                <w:sz w:val="32"/>
+              </w:rPr>
+              <w:t>11 x 18</w:t>
+              <w:br/>
+              <w:t xml:space="preserve">  1    8</w:t>
+              <w:br/>
+              <w:t xml:space="preserve">  ----</w:t>
+              <w:br/>
+              <w:t>1|    |</w:t>
+              <w:br/>
+              <w:t>1|    |</w:t>
+            </w:r>
+          </w:p>
+        </w:tc>
+        <w:tc>
+          <w:tcPr>
+            <w:tcW w:type="dxa" w:w="2880"/>
+          </w:tcPr>
+          <w:p>
+            <w:r>
+              <w:rPr>
+                <w:sz w:val="32"/>
+              </w:rPr>
+              <w:t>31 x 99</w:t>
+              <w:br/>
+              <w:t xml:space="preserve">  9    9</w:t>
               <w:br/>
               <w:t xml:space="preserve">  ----</w:t>
               <w:br/>
@@ -87,15 +282,15 @@
               <w:rPr>
                 <w:sz w:val="32"/>
               </w:rPr>
-              <w:t>30 x 30</w:t>
+              <w:t>39 x 44</w:t>
               <w:br/>
-              <w:t xml:space="preserve">  3    0</w:t>
+              <w:t xml:space="preserve">  4    4</w:t>
               <w:br/>
               <w:t xml:space="preserve">  ----</w:t>
               <w:br/>
               <w:t>3|    |</w:t>
               <w:br/>
-              <w:t>0|    |</w:t>
+              <w:t>9|    |</w:t>
             </w:r>
           </w:p>
         </w:tc>
@@ -108,13 +303,13 @@
               <w:rPr>
                 <w:sz w:val="32"/>
               </w:rPr>
-              <w:t>85 x 25</w:t>
+              <w:t>15 x 36</w:t>
               <w:br/>
-              <w:t xml:space="preserve">  2    5</w:t>
+              <w:t xml:space="preserve">  3    6</w:t>
               <w:br/>
               <w:t xml:space="preserve">  ----</w:t>
               <w:br/>
-              <w:t>8|    |</w:t>
+              <w:t>1|    |</w:t>
               <w:br/>
               <w:t>5|    |</w:t>
             </w:r>
@@ -129,210 +324,15 @@
               <w:rPr>
                 <w:sz w:val="32"/>
               </w:rPr>
-              <w:t>95 x 16</w:t>
+              <w:t>96 x 43</w:t>
               <w:br/>
-              <w:t xml:space="preserve">  1    6</w:t>
+              <w:t xml:space="preserve">  4    3</w:t>
               <w:br/>
               <w:t xml:space="preserve">  ----</w:t>
               <w:br/>
               <w:t>9|    |</w:t>
               <w:br/>
-              <w:t>5|    |</w:t>
-            </w:r>
-          </w:p>
-        </w:tc>
-      </w:tr>
-      <w:tr>
-        <w:tc>
-          <w:tcPr>
-            <w:tcW w:type="dxa" w:w="2880"/>
-          </w:tcPr>
-          <w:p>
-            <w:r>
-              <w:rPr>
-                <w:sz w:val="32"/>
-              </w:rPr>
-              <w:t>36 x 12</w:t>
-              <w:br/>
-              <w:t xml:space="preserve">  1    2</w:t>
-              <w:br/>
-              <w:t xml:space="preserve">  ----</w:t>
-              <w:br/>
-              <w:t>3|    |</w:t>
-              <w:br/>
               <w:t>6|    |</w:t>
-            </w:r>
-          </w:p>
-        </w:tc>
-        <w:tc>
-          <w:tcPr>
-            <w:tcW w:type="dxa" w:w="2880"/>
-          </w:tcPr>
-          <w:p>
-            <w:r>
-              <w:rPr>
-                <w:sz w:val="32"/>
-              </w:rPr>
-              <w:t>14 x 45</w:t>
-              <w:br/>
-              <w:t xml:space="preserve">  4    5</w:t>
-              <w:br/>
-              <w:t xml:space="preserve">  ----</w:t>
-              <w:br/>
-              <w:t>1|    |</w:t>
-              <w:br/>
-              <w:t>4|    |</w:t>
-            </w:r>
-          </w:p>
-        </w:tc>
-        <w:tc>
-          <w:tcPr>
-            <w:tcW w:type="dxa" w:w="2880"/>
-          </w:tcPr>
-          <w:p>
-            <w:r>
-              <w:rPr>
-                <w:sz w:val="32"/>
-              </w:rPr>
-              <w:t>93 x 96</w:t>
-              <w:br/>
-              <w:t xml:space="preserve">  9    6</w:t>
-              <w:br/>
-              <w:t xml:space="preserve">  ----</w:t>
-              <w:br/>
-              <w:t>9|    |</w:t>
-              <w:br/>
-              <w:t>3|    |</w:t>
-            </w:r>
-          </w:p>
-        </w:tc>
-      </w:tr>
-      <w:tr>
-        <w:tc>
-          <w:tcPr>
-            <w:tcW w:type="dxa" w:w="2880"/>
-          </w:tcPr>
-          <w:p>
-            <w:r>
-              <w:rPr>
-                <w:sz w:val="32"/>
-              </w:rPr>
-              <w:t>88 x 19</w:t>
-              <w:br/>
-              <w:t xml:space="preserve">  1    9</w:t>
-              <w:br/>
-              <w:t xml:space="preserve">  ----</w:t>
-              <w:br/>
-              <w:t>8|    |</w:t>
-              <w:br/>
-              <w:t>8|    |</w:t>
-            </w:r>
-          </w:p>
-        </w:tc>
-        <w:tc>
-          <w:tcPr>
-            <w:tcW w:type="dxa" w:w="2880"/>
-          </w:tcPr>
-          <w:p>
-            <w:r>
-              <w:rPr>
-                <w:sz w:val="32"/>
-              </w:rPr>
-              <w:t>28 x 93</w:t>
-              <w:br/>
-              <w:t xml:space="preserve">  9    3</w:t>
-              <w:br/>
-              <w:t xml:space="preserve">  ----</w:t>
-              <w:br/>
-              <w:t>2|    |</w:t>
-              <w:br/>
-              <w:t>8|    |</w:t>
-            </w:r>
-          </w:p>
-        </w:tc>
-        <w:tc>
-          <w:tcPr>
-            <w:tcW w:type="dxa" w:w="2880"/>
-          </w:tcPr>
-          <w:p>
-            <w:r>
-              <w:rPr>
-                <w:sz w:val="32"/>
-              </w:rPr>
-              <w:t>41 x 76</w:t>
-              <w:br/>
-              <w:t xml:space="preserve">  7    6</w:t>
-              <w:br/>
-              <w:t xml:space="preserve">  ----</w:t>
-              <w:br/>
-              <w:t>4|    |</w:t>
-              <w:br/>
-              <w:t>1|    |</w:t>
-            </w:r>
-          </w:p>
-        </w:tc>
-      </w:tr>
-      <w:tr>
-        <w:tc>
-          <w:tcPr>
-            <w:tcW w:type="dxa" w:w="2880"/>
-          </w:tcPr>
-          <w:p>
-            <w:r>
-              <w:rPr>
-                <w:sz w:val="32"/>
-              </w:rPr>
-              <w:t>60 x 30</w:t>
-              <w:br/>
-              <w:t xml:space="preserve">  3    0</w:t>
-              <w:br/>
-              <w:t xml:space="preserve">  ----</w:t>
-              <w:br/>
-              <w:t>6|    |</w:t>
-              <w:br/>
-              <w:t>0|    |</w:t>
-            </w:r>
-          </w:p>
-        </w:tc>
-        <w:tc>
-          <w:tcPr>
-            <w:tcW w:type="dxa" w:w="2880"/>
-          </w:tcPr>
-          <w:p>
-            <w:r>
-              <w:rPr>
-                <w:sz w:val="32"/>
-              </w:rPr>
-              <w:t>12 x 52</w:t>
-              <w:br/>
-              <w:t xml:space="preserve">  5    2</w:t>
-              <w:br/>
-              <w:t xml:space="preserve">  ----</w:t>
-              <w:br/>
-              <w:t>1|    |</w:t>
-              <w:br/>
-              <w:t>2|    |</w:t>
-            </w:r>
-          </w:p>
-        </w:tc>
-        <w:tc>
-          <w:tcPr>
-            <w:tcW w:type="dxa" w:w="2880"/>
-          </w:tcPr>
-          <w:p>
-            <w:r>
-              <w:rPr>
-                <w:sz w:val="32"/>
-              </w:rPr>
-              <w:t>62 x 97</w:t>
-              <w:br/>
-              <w:t xml:space="preserve">  9    7</w:t>
-              <w:br/>
-              <w:t xml:space="preserve">  ----</w:t>
-              <w:br/>
-              <w:t>6|    |</w:t>
-              <w:br/>
-              <w:t>2|    |</w:t>
             </w:r>
           </w:p>
         </w:tc>

--- a/lattice_multiplication_exercises.docx
+++ b/lattice_multiplication_exercises.docx
@@ -22,15 +22,15 @@
               <w:rPr>
                 <w:sz w:val="32"/>
               </w:rPr>
-              <w:t>35 x 55</w:t>
+              <w:t>79 x 91</w:t>
               <w:br/>
-              <w:t xml:space="preserve">  5    5</w:t>
+              <w:t xml:space="preserve">  9    1</w:t>
               <w:br/>
               <w:t xml:space="preserve">  ----</w:t>
               <w:br/>
-              <w:t>3|    |</w:t>
+              <w:t>7|    |</w:t>
               <w:br/>
-              <w:t>5|    |</w:t>
+              <w:t>9|    |</w:t>
             </w:r>
           </w:p>
         </w:tc>
@@ -43,15 +43,15 @@
               <w:rPr>
                 <w:sz w:val="32"/>
               </w:rPr>
-              <w:t>31 x 11</w:t>
+              <w:t>46 x 16</w:t>
               <w:br/>
-              <w:t xml:space="preserve">  1    1</w:t>
+              <w:t xml:space="preserve">  1    6</w:t>
               <w:br/>
               <w:t xml:space="preserve">  ----</w:t>
               <w:br/>
-              <w:t>3|    |</w:t>
+              <w:t>4|    |</w:t>
               <w:br/>
-              <w:t>1|    |</w:t>
+              <w:t>6|    |</w:t>
             </w:r>
           </w:p>
         </w:tc>
@@ -64,13 +64,78 @@
               <w:rPr>
                 <w:sz w:val="32"/>
               </w:rPr>
-              <w:t>51 x 65</w:t>
+              <w:t>70 x 53</w:t>
               <w:br/>
-              <w:t xml:space="preserve">  6    5</w:t>
+              <w:t xml:space="preserve">  5    3</w:t>
+              <w:br/>
+              <w:t xml:space="preserve">  ----</w:t>
+              <w:br/>
+              <w:t>7|    |</w:t>
+              <w:br/>
+              <w:t>0|    |</w:t>
+            </w:r>
+          </w:p>
+        </w:tc>
+      </w:tr>
+      <w:tr>
+        <w:tc>
+          <w:tcPr>
+            <w:tcW w:type="dxa" w:w="2880"/>
+          </w:tcPr>
+          <w:p>
+            <w:r>
+              <w:rPr>
+                <w:sz w:val="32"/>
+              </w:rPr>
+              <w:t>54 x 18</w:t>
+              <w:br/>
+              <w:t xml:space="preserve">  1    8</w:t>
               <w:br/>
               <w:t xml:space="preserve">  ----</w:t>
               <w:br/>
               <w:t>5|    |</w:t>
+              <w:br/>
+              <w:t>4|    |</w:t>
+            </w:r>
+          </w:p>
+        </w:tc>
+        <w:tc>
+          <w:tcPr>
+            <w:tcW w:type="dxa" w:w="2880"/>
+          </w:tcPr>
+          <w:p>
+            <w:r>
+              <w:rPr>
+                <w:sz w:val="32"/>
+              </w:rPr>
+              <w:t>98 x 61</w:t>
+              <w:br/>
+              <w:t xml:space="preserve">  6    1</w:t>
+              <w:br/>
+              <w:t xml:space="preserve">  ----</w:t>
+              <w:br/>
+              <w:t>9|    |</w:t>
+              <w:br/>
+              <w:t>8|    |</w:t>
+            </w:r>
+          </w:p>
+        </w:tc>
+        <w:tc>
+          <w:tcPr>
+            <w:tcW w:type="dxa" w:w="2880"/>
+          </w:tcPr>
+          <w:p>
+            <w:r>
+              <w:rPr>
+                <w:sz w:val="32"/>
+              </w:rPr>
+              <w:t>81 x 32</w:t>
+              <w:br/>
+              <w:t xml:space="preserve">  3    2</w:t>
+              <w:br/>
+              <w:t xml:space="preserve">  ----</w:t>
+              <w:br/>
+              <w:t>8|    |</w:t>
               <w:br/>
               <w:t>1|    |</w:t>
             </w:r>
@@ -87,15 +152,15 @@
               <w:rPr>
                 <w:sz w:val="32"/>
               </w:rPr>
-              <w:t>44 x 41</w:t>
+              <w:t>40 x 79</w:t>
               <w:br/>
-              <w:t xml:space="preserve">  4    1</w:t>
+              <w:t xml:space="preserve">  7    9</w:t>
               <w:br/>
               <w:t xml:space="preserve">  ----</w:t>
               <w:br/>
               <w:t>4|    |</w:t>
               <w:br/>
-              <w:t>4|    |</w:t>
+              <w:t>0|    |</w:t>
             </w:r>
           </w:p>
         </w:tc>
@@ -108,9 +173,118 @@
               <w:rPr>
                 <w:sz w:val="32"/>
               </w:rPr>
-              <w:t>30 x 44</w:t>
+              <w:t>81 x 74</w:t>
               <w:br/>
-              <w:t xml:space="preserve">  4    4</w:t>
+              <w:t xml:space="preserve">  7    4</w:t>
+              <w:br/>
+              <w:t xml:space="preserve">  ----</w:t>
+              <w:br/>
+              <w:t>8|    |</w:t>
+              <w:br/>
+              <w:t>1|    |</w:t>
+            </w:r>
+          </w:p>
+        </w:tc>
+        <w:tc>
+          <w:tcPr>
+            <w:tcW w:type="dxa" w:w="2880"/>
+          </w:tcPr>
+          <w:p>
+            <w:r>
+              <w:rPr>
+                <w:sz w:val="32"/>
+              </w:rPr>
+              <w:t>37 x 25</w:t>
+              <w:br/>
+              <w:t xml:space="preserve">  2    5</w:t>
+              <w:br/>
+              <w:t xml:space="preserve">  ----</w:t>
+              <w:br/>
+              <w:t>3|    |</w:t>
+              <w:br/>
+              <w:t>7|    |</w:t>
+            </w:r>
+          </w:p>
+        </w:tc>
+      </w:tr>
+      <w:tr>
+        <w:tc>
+          <w:tcPr>
+            <w:tcW w:type="dxa" w:w="2880"/>
+          </w:tcPr>
+          <w:p>
+            <w:r>
+              <w:rPr>
+                <w:sz w:val="32"/>
+              </w:rPr>
+              <w:t>39 x 21</w:t>
+              <w:br/>
+              <w:t xml:space="preserve">  2    1</w:t>
+              <w:br/>
+              <w:t xml:space="preserve">  ----</w:t>
+              <w:br/>
+              <w:t>3|    |</w:t>
+              <w:br/>
+              <w:t>9|    |</w:t>
+            </w:r>
+          </w:p>
+        </w:tc>
+        <w:tc>
+          <w:tcPr>
+            <w:tcW w:type="dxa" w:w="2880"/>
+          </w:tcPr>
+          <w:p>
+            <w:r>
+              <w:rPr>
+                <w:sz w:val="32"/>
+              </w:rPr>
+              <w:t>25 x 90</w:t>
+              <w:br/>
+              <w:t xml:space="preserve">  9    0</w:t>
+              <w:br/>
+              <w:t xml:space="preserve">  ----</w:t>
+              <w:br/>
+              <w:t>2|    |</w:t>
+              <w:br/>
+              <w:t>5|    |</w:t>
+            </w:r>
+          </w:p>
+        </w:tc>
+        <w:tc>
+          <w:tcPr>
+            <w:tcW w:type="dxa" w:w="2880"/>
+          </w:tcPr>
+          <w:p>
+            <w:r>
+              <w:rPr>
+                <w:sz w:val="32"/>
+              </w:rPr>
+              <w:t>87 x 97</w:t>
+              <w:br/>
+              <w:t xml:space="preserve">  9    7</w:t>
+              <w:br/>
+              <w:t xml:space="preserve">  ----</w:t>
+              <w:br/>
+              <w:t>8|    |</w:t>
+              <w:br/>
+              <w:t>7|    |</w:t>
+            </w:r>
+          </w:p>
+        </w:tc>
+      </w:tr>
+      <w:tr>
+        <w:tc>
+          <w:tcPr>
+            <w:tcW w:type="dxa" w:w="2880"/>
+          </w:tcPr>
+          <w:p>
+            <w:r>
+              <w:rPr>
+                <w:sz w:val="32"/>
+              </w:rPr>
+              <w:t>30 x 90</w:t>
+              <w:br/>
+              <w:t xml:space="preserve">  9    0</w:t>
               <w:br/>
               <w:t xml:space="preserve">  ----</w:t>
               <w:br/>
@@ -129,38 +303,15 @@
               <w:rPr>
                 <w:sz w:val="32"/>
               </w:rPr>
-              <w:t>79 x 26</w:t>
+              <w:t>68 x 46</w:t>
               <w:br/>
-              <w:t xml:space="preserve">  2    6</w:t>
+              <w:t xml:space="preserve">  4    6</w:t>
               <w:br/>
               <w:t xml:space="preserve">  ----</w:t>
               <w:br/>
-              <w:t>7|    |</w:t>
+              <w:t>6|    |</w:t>
               <w:br/>
-              <w:t>9|    |</w:t>
-            </w:r>
-          </w:p>
-        </w:tc>
-      </w:tr>
-      <w:tr>
-        <w:tc>
-          <w:tcPr>
-            <w:tcW w:type="dxa" w:w="2880"/>
-          </w:tcPr>
-          <w:p>
-            <w:r>
-              <w:rPr>
-                <w:sz w:val="32"/>
-              </w:rPr>
-              <w:t>99 x 53</w:t>
-              <w:br/>
-              <w:t xml:space="preserve">  5    3</w:t>
-              <w:br/>
-              <w:t xml:space="preserve">  ----</w:t>
-              <w:br/>
-              <w:t>9|    |</w:t>
-              <w:br/>
-              <w:t>9|    |</w:t>
+              <w:t>8|    |</w:t>
             </w:r>
           </w:p>
         </w:tc>
@@ -173,166 +324,15 @@
               <w:rPr>
                 <w:sz w:val="32"/>
               </w:rPr>
-              <w:t>79 x 40</w:t>
+              <w:t>84 x 25</w:t>
               <w:br/>
-              <w:t xml:space="preserve">  4    0</w:t>
+              <w:t xml:space="preserve">  2    5</w:t>
               <w:br/>
               <w:t xml:space="preserve">  ----</w:t>
               <w:br/>
-              <w:t>7|    |</w:t>
+              <w:t>8|    |</w:t>
               <w:br/>
-              <w:t>9|    |</w:t>
-            </w:r>
-          </w:p>
-        </w:tc>
-        <w:tc>
-          <w:tcPr>
-            <w:tcW w:type="dxa" w:w="2880"/>
-          </w:tcPr>
-          <w:p>
-            <w:r>
-              <w:rPr>
-                <w:sz w:val="32"/>
-              </w:rPr>
-              <w:t>95 x 12</w:t>
-              <w:br/>
-              <w:t xml:space="preserve">  1    2</w:t>
-              <w:br/>
-              <w:t xml:space="preserve">  ----</w:t>
-              <w:br/>
-              <w:t>9|    |</w:t>
-              <w:br/>
-              <w:t>5|    |</w:t>
-            </w:r>
-          </w:p>
-        </w:tc>
-      </w:tr>
-      <w:tr>
-        <w:tc>
-          <w:tcPr>
-            <w:tcW w:type="dxa" w:w="2880"/>
-          </w:tcPr>
-          <w:p>
-            <w:r>
-              <w:rPr>
-                <w:sz w:val="32"/>
-              </w:rPr>
-              <w:t>95 x 31</w:t>
-              <w:br/>
-              <w:t xml:space="preserve">  3    1</w:t>
-              <w:br/>
-              <w:t xml:space="preserve">  ----</w:t>
-              <w:br/>
-              <w:t>9|    |</w:t>
-              <w:br/>
-              <w:t>5|    |</w:t>
-            </w:r>
-          </w:p>
-        </w:tc>
-        <w:tc>
-          <w:tcPr>
-            <w:tcW w:type="dxa" w:w="2880"/>
-          </w:tcPr>
-          <w:p>
-            <w:r>
-              <w:rPr>
-                <w:sz w:val="32"/>
-              </w:rPr>
-              <w:t>11 x 18</w:t>
-              <w:br/>
-              <w:t xml:space="preserve">  1    8</w:t>
-              <w:br/>
-              <w:t xml:space="preserve">  ----</w:t>
-              <w:br/>
-              <w:t>1|    |</w:t>
-              <w:br/>
-              <w:t>1|    |</w:t>
-            </w:r>
-          </w:p>
-        </w:tc>
-        <w:tc>
-          <w:tcPr>
-            <w:tcW w:type="dxa" w:w="2880"/>
-          </w:tcPr>
-          <w:p>
-            <w:r>
-              <w:rPr>
-                <w:sz w:val="32"/>
-              </w:rPr>
-              <w:t>31 x 99</w:t>
-              <w:br/>
-              <w:t xml:space="preserve">  9    9</w:t>
-              <w:br/>
-              <w:t xml:space="preserve">  ----</w:t>
-              <w:br/>
-              <w:t>3|    |</w:t>
-              <w:br/>
-              <w:t>1|    |</w:t>
-            </w:r>
-          </w:p>
-        </w:tc>
-      </w:tr>
-      <w:tr>
-        <w:tc>
-          <w:tcPr>
-            <w:tcW w:type="dxa" w:w="2880"/>
-          </w:tcPr>
-          <w:p>
-            <w:r>
-              <w:rPr>
-                <w:sz w:val="32"/>
-              </w:rPr>
-              <w:t>39 x 44</w:t>
-              <w:br/>
-              <w:t xml:space="preserve">  4    4</w:t>
-              <w:br/>
-              <w:t xml:space="preserve">  ----</w:t>
-              <w:br/>
-              <w:t>3|    |</w:t>
-              <w:br/>
-              <w:t>9|    |</w:t>
-            </w:r>
-          </w:p>
-        </w:tc>
-        <w:tc>
-          <w:tcPr>
-            <w:tcW w:type="dxa" w:w="2880"/>
-          </w:tcPr>
-          <w:p>
-            <w:r>
-              <w:rPr>
-                <w:sz w:val="32"/>
-              </w:rPr>
-              <w:t>15 x 36</w:t>
-              <w:br/>
-              <w:t xml:space="preserve">  3    6</w:t>
-              <w:br/>
-              <w:t xml:space="preserve">  ----</w:t>
-              <w:br/>
-              <w:t>1|    |</w:t>
-              <w:br/>
-              <w:t>5|    |</w:t>
-            </w:r>
-          </w:p>
-        </w:tc>
-        <w:tc>
-          <w:tcPr>
-            <w:tcW w:type="dxa" w:w="2880"/>
-          </w:tcPr>
-          <w:p>
-            <w:r>
-              <w:rPr>
-                <w:sz w:val="32"/>
-              </w:rPr>
-              <w:t>96 x 43</w:t>
-              <w:br/>
-              <w:t xml:space="preserve">  4    3</w:t>
-              <w:br/>
-              <w:t xml:space="preserve">  ----</w:t>
-              <w:br/>
-              <w:t>9|    |</w:t>
-              <w:br/>
-              <w:t>6|    |</w:t>
+              <w:t>4|    |</w:t>
             </w:r>
           </w:p>
         </w:tc>

--- a/lattice_multiplication_exercises.docx
+++ b/lattice_multiplication_exercises.docx
@@ -22,15 +22,15 @@
               <w:rPr>
                 <w:sz w:val="32"/>
               </w:rPr>
-              <w:t>79 x 91</w:t>
+              <w:t>77 x 43</w:t>
               <w:br/>
-              <w:t xml:space="preserve">  9    1</w:t>
+              <w:t xml:space="preserve">  4    3</w:t>
               <w:br/>
               <w:t xml:space="preserve">  ----</w:t>
               <w:br/>
               <w:t>7|    |</w:t>
               <w:br/>
-              <w:t>9|    |</w:t>
+              <w:t>7|    |</w:t>
             </w:r>
           </w:p>
         </w:tc>
@@ -43,122 +43,13 @@
               <w:rPr>
                 <w:sz w:val="32"/>
               </w:rPr>
-              <w:t>46 x 16</w:t>
+              <w:t>10 x 96</w:t>
               <w:br/>
-              <w:t xml:space="preserve">  1    6</w:t>
+              <w:t xml:space="preserve">  9    6</w:t>
               <w:br/>
               <w:t xml:space="preserve">  ----</w:t>
               <w:br/>
-              <w:t>4|    |</w:t>
-              <w:br/>
-              <w:t>6|    |</w:t>
-            </w:r>
-          </w:p>
-        </w:tc>
-        <w:tc>
-          <w:tcPr>
-            <w:tcW w:type="dxa" w:w="2880"/>
-          </w:tcPr>
-          <w:p>
-            <w:r>
-              <w:rPr>
-                <w:sz w:val="32"/>
-              </w:rPr>
-              <w:t>70 x 53</w:t>
-              <w:br/>
-              <w:t xml:space="preserve">  5    3</w:t>
-              <w:br/>
-              <w:t xml:space="preserve">  ----</w:t>
-              <w:br/>
-              <w:t>7|    |</w:t>
-              <w:br/>
-              <w:t>0|    |</w:t>
-            </w:r>
-          </w:p>
-        </w:tc>
-      </w:tr>
-      <w:tr>
-        <w:tc>
-          <w:tcPr>
-            <w:tcW w:type="dxa" w:w="2880"/>
-          </w:tcPr>
-          <w:p>
-            <w:r>
-              <w:rPr>
-                <w:sz w:val="32"/>
-              </w:rPr>
-              <w:t>54 x 18</w:t>
-              <w:br/>
-              <w:t xml:space="preserve">  1    8</w:t>
-              <w:br/>
-              <w:t xml:space="preserve">  ----</w:t>
-              <w:br/>
-              <w:t>5|    |</w:t>
-              <w:br/>
-              <w:t>4|    |</w:t>
-            </w:r>
-          </w:p>
-        </w:tc>
-        <w:tc>
-          <w:tcPr>
-            <w:tcW w:type="dxa" w:w="2880"/>
-          </w:tcPr>
-          <w:p>
-            <w:r>
-              <w:rPr>
-                <w:sz w:val="32"/>
-              </w:rPr>
-              <w:t>98 x 61</w:t>
-              <w:br/>
-              <w:t xml:space="preserve">  6    1</w:t>
-              <w:br/>
-              <w:t xml:space="preserve">  ----</w:t>
-              <w:br/>
-              <w:t>9|    |</w:t>
-              <w:br/>
-              <w:t>8|    |</w:t>
-            </w:r>
-          </w:p>
-        </w:tc>
-        <w:tc>
-          <w:tcPr>
-            <w:tcW w:type="dxa" w:w="2880"/>
-          </w:tcPr>
-          <w:p>
-            <w:r>
-              <w:rPr>
-                <w:sz w:val="32"/>
-              </w:rPr>
-              <w:t>81 x 32</w:t>
-              <w:br/>
-              <w:t xml:space="preserve">  3    2</w:t>
-              <w:br/>
-              <w:t xml:space="preserve">  ----</w:t>
-              <w:br/>
-              <w:t>8|    |</w:t>
-              <w:br/>
               <w:t>1|    |</w:t>
-            </w:r>
-          </w:p>
-        </w:tc>
-      </w:tr>
-      <w:tr>
-        <w:tc>
-          <w:tcPr>
-            <w:tcW w:type="dxa" w:w="2880"/>
-          </w:tcPr>
-          <w:p>
-            <w:r>
-              <w:rPr>
-                <w:sz w:val="32"/>
-              </w:rPr>
-              <w:t>40 x 79</w:t>
-              <w:br/>
-              <w:t xml:space="preserve">  7    9</w:t>
-              <w:br/>
-              <w:t xml:space="preserve">  ----</w:t>
-              <w:br/>
-              <w:t>4|    |</w:t>
               <w:br/>
               <w:t>0|    |</w:t>
             </w:r>
@@ -173,34 +64,13 @@
               <w:rPr>
                 <w:sz w:val="32"/>
               </w:rPr>
-              <w:t>81 x 74</w:t>
+              <w:t>67 x 80</w:t>
               <w:br/>
-              <w:t xml:space="preserve">  7    4</w:t>
+              <w:t xml:space="preserve">  8    0</w:t>
               <w:br/>
               <w:t xml:space="preserve">  ----</w:t>
               <w:br/>
-              <w:t>8|    |</w:t>
-              <w:br/>
-              <w:t>1|    |</w:t>
-            </w:r>
-          </w:p>
-        </w:tc>
-        <w:tc>
-          <w:tcPr>
-            <w:tcW w:type="dxa" w:w="2880"/>
-          </w:tcPr>
-          <w:p>
-            <w:r>
-              <w:rPr>
-                <w:sz w:val="32"/>
-              </w:rPr>
-              <w:t>37 x 25</w:t>
-              <w:br/>
-              <w:t xml:space="preserve">  2    5</w:t>
-              <w:br/>
-              <w:t xml:space="preserve">  ----</w:t>
-              <w:br/>
-              <w:t>3|    |</w:t>
+              <w:t>6|    |</w:t>
               <w:br/>
               <w:t>7|    |</w:t>
             </w:r>
@@ -217,15 +87,15 @@
               <w:rPr>
                 <w:sz w:val="32"/>
               </w:rPr>
-              <w:t>39 x 21</w:t>
+              <w:t>77 x 92</w:t>
               <w:br/>
-              <w:t xml:space="preserve">  2    1</w:t>
+              <w:t xml:space="preserve">  9    2</w:t>
               <w:br/>
               <w:t xml:space="preserve">  ----</w:t>
               <w:br/>
-              <w:t>3|    |</w:t>
+              <w:t>7|    |</w:t>
               <w:br/>
-              <w:t>9|    |</w:t>
+              <w:t>7|    |</w:t>
             </w:r>
           </w:p>
         </w:tc>
@@ -238,13 +108,143 @@
               <w:rPr>
                 <w:sz w:val="32"/>
               </w:rPr>
-              <w:t>25 x 90</w:t>
+              <w:t>22 x 93</w:t>
               <w:br/>
-              <w:t xml:space="preserve">  9    0</w:t>
+              <w:t xml:space="preserve">  9    3</w:t>
               <w:br/>
               <w:t xml:space="preserve">  ----</w:t>
               <w:br/>
               <w:t>2|    |</w:t>
+              <w:br/>
+              <w:t>2|    |</w:t>
+            </w:r>
+          </w:p>
+        </w:tc>
+        <w:tc>
+          <w:tcPr>
+            <w:tcW w:type="dxa" w:w="2880"/>
+          </w:tcPr>
+          <w:p>
+            <w:r>
+              <w:rPr>
+                <w:sz w:val="32"/>
+              </w:rPr>
+              <w:t>54 x 73</w:t>
+              <w:br/>
+              <w:t xml:space="preserve">  7    3</w:t>
+              <w:br/>
+              <w:t xml:space="preserve">  ----</w:t>
+              <w:br/>
+              <w:t>5|    |</w:t>
+              <w:br/>
+              <w:t>4|    |</w:t>
+            </w:r>
+          </w:p>
+        </w:tc>
+      </w:tr>
+      <w:tr>
+        <w:tc>
+          <w:tcPr>
+            <w:tcW w:type="dxa" w:w="2880"/>
+          </w:tcPr>
+          <w:p>
+            <w:r>
+              <w:rPr>
+                <w:sz w:val="32"/>
+              </w:rPr>
+              <w:t>90 x 20</w:t>
+              <w:br/>
+              <w:t xml:space="preserve">  2    0</w:t>
+              <w:br/>
+              <w:t xml:space="preserve">  ----</w:t>
+              <w:br/>
+              <w:t>9|    |</w:t>
+              <w:br/>
+              <w:t>0|    |</w:t>
+            </w:r>
+          </w:p>
+        </w:tc>
+        <w:tc>
+          <w:tcPr>
+            <w:tcW w:type="dxa" w:w="2880"/>
+          </w:tcPr>
+          <w:p>
+            <w:r>
+              <w:rPr>
+                <w:sz w:val="32"/>
+              </w:rPr>
+              <w:t>78 x 17</w:t>
+              <w:br/>
+              <w:t xml:space="preserve">  1    7</w:t>
+              <w:br/>
+              <w:t xml:space="preserve">  ----</w:t>
+              <w:br/>
+              <w:t>7|    |</w:t>
+              <w:br/>
+              <w:t>8|    |</w:t>
+            </w:r>
+          </w:p>
+        </w:tc>
+        <w:tc>
+          <w:tcPr>
+            <w:tcW w:type="dxa" w:w="2880"/>
+          </w:tcPr>
+          <w:p>
+            <w:r>
+              <w:rPr>
+                <w:sz w:val="32"/>
+              </w:rPr>
+              <w:t>59 x 58</w:t>
+              <w:br/>
+              <w:t xml:space="preserve">  5    8</w:t>
+              <w:br/>
+              <w:t xml:space="preserve">  ----</w:t>
+              <w:br/>
+              <w:t>5|    |</w:t>
+              <w:br/>
+              <w:t>9|    |</w:t>
+            </w:r>
+          </w:p>
+        </w:tc>
+      </w:tr>
+      <w:tr>
+        <w:tc>
+          <w:tcPr>
+            <w:tcW w:type="dxa" w:w="2880"/>
+          </w:tcPr>
+          <w:p>
+            <w:r>
+              <w:rPr>
+                <w:sz w:val="32"/>
+              </w:rPr>
+              <w:t>42 x 82</w:t>
+              <w:br/>
+              <w:t xml:space="preserve">  8    2</w:t>
+              <w:br/>
+              <w:t xml:space="preserve">  ----</w:t>
+              <w:br/>
+              <w:t>4|    |</w:t>
+              <w:br/>
+              <w:t>2|    |</w:t>
+            </w:r>
+          </w:p>
+        </w:tc>
+        <w:tc>
+          <w:tcPr>
+            <w:tcW w:type="dxa" w:w="2880"/>
+          </w:tcPr>
+          <w:p>
+            <w:r>
+              <w:rPr>
+                <w:sz w:val="32"/>
+              </w:rPr>
+              <w:t>15 x 39</w:t>
+              <w:br/>
+              <w:t xml:space="preserve">  3    9</w:t>
+              <w:br/>
+              <w:t xml:space="preserve">  ----</w:t>
+              <w:br/>
+              <w:t>1|    |</w:t>
               <w:br/>
               <w:t>5|    |</w:t>
             </w:r>
@@ -259,15 +259,15 @@
               <w:rPr>
                 <w:sz w:val="32"/>
               </w:rPr>
-              <w:t>87 x 97</w:t>
+              <w:t>84 x 85</w:t>
               <w:br/>
-              <w:t xml:space="preserve">  9    7</w:t>
+              <w:t xml:space="preserve">  8    5</w:t>
               <w:br/>
               <w:t xml:space="preserve">  ----</w:t>
               <w:br/>
               <w:t>8|    |</w:t>
               <w:br/>
-              <w:t>7|    |</w:t>
+              <w:t>4|    |</w:t>
             </w:r>
           </w:p>
         </w:tc>
@@ -282,15 +282,15 @@
               <w:rPr>
                 <w:sz w:val="32"/>
               </w:rPr>
-              <w:t>30 x 90</w:t>
+              <w:t>21 x 82</w:t>
               <w:br/>
-              <w:t xml:space="preserve">  9    0</w:t>
+              <w:t xml:space="preserve">  8    2</w:t>
               <w:br/>
               <w:t xml:space="preserve">  ----</w:t>
               <w:br/>
-              <w:t>3|    |</w:t>
+              <w:t>2|    |</w:t>
               <w:br/>
-              <w:t>0|    |</w:t>
+              <w:t>1|    |</w:t>
             </w:r>
           </w:p>
         </w:tc>
@@ -303,15 +303,15 @@
               <w:rPr>
                 <w:sz w:val="32"/>
               </w:rPr>
-              <w:t>68 x 46</w:t>
+              <w:t>55 x 36</w:t>
               <w:br/>
-              <w:t xml:space="preserve">  4    6</w:t>
+              <w:t xml:space="preserve">  3    6</w:t>
               <w:br/>
               <w:t xml:space="preserve">  ----</w:t>
               <w:br/>
-              <w:t>6|    |</w:t>
+              <w:t>5|    |</w:t>
               <w:br/>
-              <w:t>8|    |</w:t>
+              <w:t>5|    |</w:t>
             </w:r>
           </w:p>
         </w:tc>
@@ -324,15 +324,15 @@
               <w:rPr>
                 <w:sz w:val="32"/>
               </w:rPr>
-              <w:t>84 x 25</w:t>
+              <w:t>58 x 78</w:t>
               <w:br/>
-              <w:t xml:space="preserve">  2    5</w:t>
+              <w:t xml:space="preserve">  7    8</w:t>
               <w:br/>
               <w:t xml:space="preserve">  ----</w:t>
               <w:br/>
+              <w:t>5|    |</w:t>
+              <w:br/>
               <w:t>8|    |</w:t>
-              <w:br/>
-              <w:t>4|    |</w:t>
             </w:r>
           </w:p>
         </w:tc>

--- a/lattice_multiplication_exercises.docx
+++ b/lattice_multiplication_exercises.docx
@@ -22,13 +22,78 @@
               <w:rPr>
                 <w:sz w:val="32"/>
               </w:rPr>
-              <w:t>77 x 43</w:t>
+              <w:t>52 x 36</w:t>
               <w:br/>
-              <w:t xml:space="preserve">  4    3</w:t>
+              <w:t xml:space="preserve">  3    6</w:t>
               <w:br/>
               <w:t xml:space="preserve">  ----</w:t>
               <w:br/>
-              <w:t>7|    |</w:t>
+              <w:t>5|    |</w:t>
+              <w:br/>
+              <w:t>2|    |</w:t>
+            </w:r>
+          </w:p>
+        </w:tc>
+        <w:tc>
+          <w:tcPr>
+            <w:tcW w:type="dxa" w:w="2880"/>
+          </w:tcPr>
+          <w:p>
+            <w:r>
+              <w:rPr>
+                <w:sz w:val="32"/>
+              </w:rPr>
+              <w:t>54 x 71</w:t>
+              <w:br/>
+              <w:t xml:space="preserve">  7    1</w:t>
+              <w:br/>
+              <w:t xml:space="preserve">  ----</w:t>
+              <w:br/>
+              <w:t>5|    |</w:t>
+              <w:br/>
+              <w:t>4|    |</w:t>
+            </w:r>
+          </w:p>
+        </w:tc>
+        <w:tc>
+          <w:tcPr>
+            <w:tcW w:type="dxa" w:w="2880"/>
+          </w:tcPr>
+          <w:p>
+            <w:r>
+              <w:rPr>
+                <w:sz w:val="32"/>
+              </w:rPr>
+              <w:t>43 x 78</w:t>
+              <w:br/>
+              <w:t xml:space="preserve">  7    8</w:t>
+              <w:br/>
+              <w:t xml:space="preserve">  ----</w:t>
+              <w:br/>
+              <w:t>4|    |</w:t>
+              <w:br/>
+              <w:t>3|    |</w:t>
+            </w:r>
+          </w:p>
+        </w:tc>
+      </w:tr>
+      <w:tr>
+        <w:tc>
+          <w:tcPr>
+            <w:tcW w:type="dxa" w:w="2880"/>
+          </w:tcPr>
+          <w:p>
+            <w:r>
+              <w:rPr>
+                <w:sz w:val="32"/>
+              </w:rPr>
+              <w:t>67 x 96</w:t>
+              <w:br/>
+              <w:t xml:space="preserve">  9    6</w:t>
+              <w:br/>
+              <w:t xml:space="preserve">  ----</w:t>
+              <w:br/>
+              <w:t>6|    |</w:t>
               <w:br/>
               <w:t>7|    |</w:t>
             </w:r>
@@ -43,13 +108,78 @@
               <w:rPr>
                 <w:sz w:val="32"/>
               </w:rPr>
-              <w:t>10 x 96</w:t>
+              <w:t>69 x 60</w:t>
               <w:br/>
-              <w:t xml:space="preserve">  9    6</w:t>
+              <w:t xml:space="preserve">  6    0</w:t>
+              <w:br/>
+              <w:t xml:space="preserve">  ----</w:t>
+              <w:br/>
+              <w:t>6|    |</w:t>
+              <w:br/>
+              <w:t>9|    |</w:t>
+            </w:r>
+          </w:p>
+        </w:tc>
+        <w:tc>
+          <w:tcPr>
+            <w:tcW w:type="dxa" w:w="2880"/>
+          </w:tcPr>
+          <w:p>
+            <w:r>
+              <w:rPr>
+                <w:sz w:val="32"/>
+              </w:rPr>
+              <w:t>15 x 99</w:t>
+              <w:br/>
+              <w:t xml:space="preserve">  9    9</w:t>
               <w:br/>
               <w:t xml:space="preserve">  ----</w:t>
               <w:br/>
               <w:t>1|    |</w:t>
+              <w:br/>
+              <w:t>5|    |</w:t>
+            </w:r>
+          </w:p>
+        </w:tc>
+      </w:tr>
+      <w:tr>
+        <w:tc>
+          <w:tcPr>
+            <w:tcW w:type="dxa" w:w="2880"/>
+          </w:tcPr>
+          <w:p>
+            <w:r>
+              <w:rPr>
+                <w:sz w:val="32"/>
+              </w:rPr>
+              <w:t>18 x 41</w:t>
+              <w:br/>
+              <w:t xml:space="preserve">  4    1</w:t>
+              <w:br/>
+              <w:t xml:space="preserve">  ----</w:t>
+              <w:br/>
+              <w:t>1|    |</w:t>
+              <w:br/>
+              <w:t>8|    |</w:t>
+            </w:r>
+          </w:p>
+        </w:tc>
+        <w:tc>
+          <w:tcPr>
+            <w:tcW w:type="dxa" w:w="2880"/>
+          </w:tcPr>
+          <w:p>
+            <w:r>
+              <w:rPr>
+                <w:sz w:val="32"/>
+              </w:rPr>
+              <w:t>70 x 70</w:t>
+              <w:br/>
+              <w:t xml:space="preserve">  7    0</w:t>
+              <w:br/>
+              <w:t xml:space="preserve">  ----</w:t>
+              <w:br/>
+              <w:t>7|    |</w:t>
               <w:br/>
               <w:t>0|    |</w:t>
             </w:r>
@@ -64,15 +194,15 @@
               <w:rPr>
                 <w:sz w:val="32"/>
               </w:rPr>
-              <w:t>67 x 80</w:t>
+              <w:t>91 x 16</w:t>
               <w:br/>
-              <w:t xml:space="preserve">  8    0</w:t>
+              <w:t xml:space="preserve">  1    6</w:t>
               <w:br/>
               <w:t xml:space="preserve">  ----</w:t>
               <w:br/>
-              <w:t>6|    |</w:t>
+              <w:t>9|    |</w:t>
               <w:br/>
-              <w:t>7|    |</w:t>
+              <w:t>1|    |</w:t>
             </w:r>
           </w:p>
         </w:tc>
@@ -87,13 +217,34 @@
               <w:rPr>
                 <w:sz w:val="32"/>
               </w:rPr>
-              <w:t>77 x 92</w:t>
+              <w:t>63 x 51</w:t>
               <w:br/>
-              <w:t xml:space="preserve">  9    2</w:t>
+              <w:t xml:space="preserve">  5    1</w:t>
               <w:br/>
               <w:t xml:space="preserve">  ----</w:t>
               <w:br/>
-              <w:t>7|    |</w:t>
+              <w:t>6|    |</w:t>
+              <w:br/>
+              <w:t>3|    |</w:t>
+            </w:r>
+          </w:p>
+        </w:tc>
+        <w:tc>
+          <w:tcPr>
+            <w:tcW w:type="dxa" w:w="2880"/>
+          </w:tcPr>
+          <w:p>
+            <w:r>
+              <w:rPr>
+                <w:sz w:val="32"/>
+              </w:rPr>
+              <w:t>27 x 86</w:t>
+              <w:br/>
+              <w:t xml:space="preserve">  8    6</w:t>
+              <w:br/>
+              <w:t xml:space="preserve">  ----</w:t>
+              <w:br/>
+              <w:t>2|    |</w:t>
               <w:br/>
               <w:t>7|    |</w:t>
             </w:r>
@@ -108,34 +259,13 @@
               <w:rPr>
                 <w:sz w:val="32"/>
               </w:rPr>
-              <w:t>22 x 93</w:t>
+              <w:t>34 x 89</w:t>
               <w:br/>
-              <w:t xml:space="preserve">  9    3</w:t>
+              <w:t xml:space="preserve">  8    9</w:t>
               <w:br/>
               <w:t xml:space="preserve">  ----</w:t>
               <w:br/>
-              <w:t>2|    |</w:t>
-              <w:br/>
-              <w:t>2|    |</w:t>
-            </w:r>
-          </w:p>
-        </w:tc>
-        <w:tc>
-          <w:tcPr>
-            <w:tcW w:type="dxa" w:w="2880"/>
-          </w:tcPr>
-          <w:p>
-            <w:r>
-              <w:rPr>
-                <w:sz w:val="32"/>
-              </w:rPr>
-              <w:t>54 x 73</w:t>
-              <w:br/>
-              <w:t xml:space="preserve">  7    3</w:t>
-              <w:br/>
-              <w:t xml:space="preserve">  ----</w:t>
-              <w:br/>
-              <w:t>5|    |</w:t>
+              <w:t>3|    |</w:t>
               <w:br/>
               <w:t>4|    |</w:t>
             </w:r>
@@ -152,15 +282,15 @@
               <w:rPr>
                 <w:sz w:val="32"/>
               </w:rPr>
-              <w:t>90 x 20</w:t>
+              <w:t>89 x 25</w:t>
               <w:br/>
-              <w:t xml:space="preserve">  2    0</w:t>
+              <w:t xml:space="preserve">  2    5</w:t>
               <w:br/>
               <w:t xml:space="preserve">  ----</w:t>
               <w:br/>
+              <w:t>8|    |</w:t>
+              <w:br/>
               <w:t>9|    |</w:t>
-              <w:br/>
-              <w:t>0|    |</w:t>
             </w:r>
           </w:p>
         </w:tc>
@@ -173,15 +303,15 @@
               <w:rPr>
                 <w:sz w:val="32"/>
               </w:rPr>
-              <w:t>78 x 17</w:t>
+              <w:t>57 x 13</w:t>
               <w:br/>
-              <w:t xml:space="preserve">  1    7</w:t>
+              <w:t xml:space="preserve">  1    3</w:t>
               <w:br/>
               <w:t xml:space="preserve">  ----</w:t>
               <w:br/>
+              <w:t>5|    |</w:t>
+              <w:br/>
               <w:t>7|    |</w:t>
-              <w:br/>
-              <w:t>8|    |</w:t>
             </w:r>
           </w:p>
         </w:tc>
@@ -194,145 +324,15 @@
               <w:rPr>
                 <w:sz w:val="32"/>
               </w:rPr>
-              <w:t>59 x 58</w:t>
+              <w:t>41 x 81</w:t>
               <w:br/>
-              <w:t xml:space="preserve">  5    8</w:t>
-              <w:br/>
-              <w:t xml:space="preserve">  ----</w:t>
-              <w:br/>
-              <w:t>5|    |</w:t>
-              <w:br/>
-              <w:t>9|    |</w:t>
-            </w:r>
-          </w:p>
-        </w:tc>
-      </w:tr>
-      <w:tr>
-        <w:tc>
-          <w:tcPr>
-            <w:tcW w:type="dxa" w:w="2880"/>
-          </w:tcPr>
-          <w:p>
-            <w:r>
-              <w:rPr>
-                <w:sz w:val="32"/>
-              </w:rPr>
-              <w:t>42 x 82</w:t>
-              <w:br/>
-              <w:t xml:space="preserve">  8    2</w:t>
+              <w:t xml:space="preserve">  8    1</w:t>
               <w:br/>
               <w:t xml:space="preserve">  ----</w:t>
               <w:br/>
               <w:t>4|    |</w:t>
               <w:br/>
-              <w:t>2|    |</w:t>
-            </w:r>
-          </w:p>
-        </w:tc>
-        <w:tc>
-          <w:tcPr>
-            <w:tcW w:type="dxa" w:w="2880"/>
-          </w:tcPr>
-          <w:p>
-            <w:r>
-              <w:rPr>
-                <w:sz w:val="32"/>
-              </w:rPr>
-              <w:t>15 x 39</w:t>
-              <w:br/>
-              <w:t xml:space="preserve">  3    9</w:t>
-              <w:br/>
-              <w:t xml:space="preserve">  ----</w:t>
-              <w:br/>
               <w:t>1|    |</w:t>
-              <w:br/>
-              <w:t>5|    |</w:t>
-            </w:r>
-          </w:p>
-        </w:tc>
-        <w:tc>
-          <w:tcPr>
-            <w:tcW w:type="dxa" w:w="2880"/>
-          </w:tcPr>
-          <w:p>
-            <w:r>
-              <w:rPr>
-                <w:sz w:val="32"/>
-              </w:rPr>
-              <w:t>84 x 85</w:t>
-              <w:br/>
-              <w:t xml:space="preserve">  8    5</w:t>
-              <w:br/>
-              <w:t xml:space="preserve">  ----</w:t>
-              <w:br/>
-              <w:t>8|    |</w:t>
-              <w:br/>
-              <w:t>4|    |</w:t>
-            </w:r>
-          </w:p>
-        </w:tc>
-      </w:tr>
-      <w:tr>
-        <w:tc>
-          <w:tcPr>
-            <w:tcW w:type="dxa" w:w="2880"/>
-          </w:tcPr>
-          <w:p>
-            <w:r>
-              <w:rPr>
-                <w:sz w:val="32"/>
-              </w:rPr>
-              <w:t>21 x 82</w:t>
-              <w:br/>
-              <w:t xml:space="preserve">  8    2</w:t>
-              <w:br/>
-              <w:t xml:space="preserve">  ----</w:t>
-              <w:br/>
-              <w:t>2|    |</w:t>
-              <w:br/>
-              <w:t>1|    |</w:t>
-            </w:r>
-          </w:p>
-        </w:tc>
-        <w:tc>
-          <w:tcPr>
-            <w:tcW w:type="dxa" w:w="2880"/>
-          </w:tcPr>
-          <w:p>
-            <w:r>
-              <w:rPr>
-                <w:sz w:val="32"/>
-              </w:rPr>
-              <w:t>55 x 36</w:t>
-              <w:br/>
-              <w:t xml:space="preserve">  3    6</w:t>
-              <w:br/>
-              <w:t xml:space="preserve">  ----</w:t>
-              <w:br/>
-              <w:t>5|    |</w:t>
-              <w:br/>
-              <w:t>5|    |</w:t>
-            </w:r>
-          </w:p>
-        </w:tc>
-        <w:tc>
-          <w:tcPr>
-            <w:tcW w:type="dxa" w:w="2880"/>
-          </w:tcPr>
-          <w:p>
-            <w:r>
-              <w:rPr>
-                <w:sz w:val="32"/>
-              </w:rPr>
-              <w:t>58 x 78</w:t>
-              <w:br/>
-              <w:t xml:space="preserve">  7    8</w:t>
-              <w:br/>
-              <w:t xml:space="preserve">  ----</w:t>
-              <w:br/>
-              <w:t>5|    |</w:t>
-              <w:br/>
-              <w:t>8|    |</w:t>
             </w:r>
           </w:p>
         </w:tc>

--- a/lattice_multiplication_exercises.docx
+++ b/lattice_multiplication_exercises.docx
@@ -22,160 +22,9 @@
               <w:rPr>
                 <w:sz w:val="32"/>
               </w:rPr>
-              <w:t>52 x 36</w:t>
+              <w:t>70 x 54</w:t>
               <w:br/>
-              <w:t xml:space="preserve">  3    6</w:t>
-              <w:br/>
-              <w:t xml:space="preserve">  ----</w:t>
-              <w:br/>
-              <w:t>5|    |</w:t>
-              <w:br/>
-              <w:t>2|    |</w:t>
-            </w:r>
-          </w:p>
-        </w:tc>
-        <w:tc>
-          <w:tcPr>
-            <w:tcW w:type="dxa" w:w="2880"/>
-          </w:tcPr>
-          <w:p>
-            <w:r>
-              <w:rPr>
-                <w:sz w:val="32"/>
-              </w:rPr>
-              <w:t>54 x 71</w:t>
-              <w:br/>
-              <w:t xml:space="preserve">  7    1</w:t>
-              <w:br/>
-              <w:t xml:space="preserve">  ----</w:t>
-              <w:br/>
-              <w:t>5|    |</w:t>
-              <w:br/>
-              <w:t>4|    |</w:t>
-            </w:r>
-          </w:p>
-        </w:tc>
-        <w:tc>
-          <w:tcPr>
-            <w:tcW w:type="dxa" w:w="2880"/>
-          </w:tcPr>
-          <w:p>
-            <w:r>
-              <w:rPr>
-                <w:sz w:val="32"/>
-              </w:rPr>
-              <w:t>43 x 78</w:t>
-              <w:br/>
-              <w:t xml:space="preserve">  7    8</w:t>
-              <w:br/>
-              <w:t xml:space="preserve">  ----</w:t>
-              <w:br/>
-              <w:t>4|    |</w:t>
-              <w:br/>
-              <w:t>3|    |</w:t>
-            </w:r>
-          </w:p>
-        </w:tc>
-      </w:tr>
-      <w:tr>
-        <w:tc>
-          <w:tcPr>
-            <w:tcW w:type="dxa" w:w="2880"/>
-          </w:tcPr>
-          <w:p>
-            <w:r>
-              <w:rPr>
-                <w:sz w:val="32"/>
-              </w:rPr>
-              <w:t>67 x 96</w:t>
-              <w:br/>
-              <w:t xml:space="preserve">  9    6</w:t>
-              <w:br/>
-              <w:t xml:space="preserve">  ----</w:t>
-              <w:br/>
-              <w:t>6|    |</w:t>
-              <w:br/>
-              <w:t>7|    |</w:t>
-            </w:r>
-          </w:p>
-        </w:tc>
-        <w:tc>
-          <w:tcPr>
-            <w:tcW w:type="dxa" w:w="2880"/>
-          </w:tcPr>
-          <w:p>
-            <w:r>
-              <w:rPr>
-                <w:sz w:val="32"/>
-              </w:rPr>
-              <w:t>69 x 60</w:t>
-              <w:br/>
-              <w:t xml:space="preserve">  6    0</w:t>
-              <w:br/>
-              <w:t xml:space="preserve">  ----</w:t>
-              <w:br/>
-              <w:t>6|    |</w:t>
-              <w:br/>
-              <w:t>9|    |</w:t>
-            </w:r>
-          </w:p>
-        </w:tc>
-        <w:tc>
-          <w:tcPr>
-            <w:tcW w:type="dxa" w:w="2880"/>
-          </w:tcPr>
-          <w:p>
-            <w:r>
-              <w:rPr>
-                <w:sz w:val="32"/>
-              </w:rPr>
-              <w:t>15 x 99</w:t>
-              <w:br/>
-              <w:t xml:space="preserve">  9    9</w:t>
-              <w:br/>
-              <w:t xml:space="preserve">  ----</w:t>
-              <w:br/>
-              <w:t>1|    |</w:t>
-              <w:br/>
-              <w:t>5|    |</w:t>
-            </w:r>
-          </w:p>
-        </w:tc>
-      </w:tr>
-      <w:tr>
-        <w:tc>
-          <w:tcPr>
-            <w:tcW w:type="dxa" w:w="2880"/>
-          </w:tcPr>
-          <w:p>
-            <w:r>
-              <w:rPr>
-                <w:sz w:val="32"/>
-              </w:rPr>
-              <w:t>18 x 41</w:t>
-              <w:br/>
-              <w:t xml:space="preserve">  4    1</w:t>
-              <w:br/>
-              <w:t xml:space="preserve">  ----</w:t>
-              <w:br/>
-              <w:t>1|    |</w:t>
-              <w:br/>
-              <w:t>8|    |</w:t>
-            </w:r>
-          </w:p>
-        </w:tc>
-        <w:tc>
-          <w:tcPr>
-            <w:tcW w:type="dxa" w:w="2880"/>
-          </w:tcPr>
-          <w:p>
-            <w:r>
-              <w:rPr>
-                <w:sz w:val="32"/>
-              </w:rPr>
-              <w:t>70 x 70</w:t>
-              <w:br/>
-              <w:t xml:space="preserve">  7    0</w:t>
+              <w:t xml:space="preserve">  5    4</w:t>
               <w:br/>
               <w:t xml:space="preserve">  ----</w:t>
               <w:br/>
@@ -194,15 +43,36 @@
               <w:rPr>
                 <w:sz w:val="32"/>
               </w:rPr>
-              <w:t>91 x 16</w:t>
+              <w:t>10 x 22</w:t>
               <w:br/>
-              <w:t xml:space="preserve">  1    6</w:t>
+              <w:t xml:space="preserve">  2    2</w:t>
               <w:br/>
               <w:t xml:space="preserve">  ----</w:t>
               <w:br/>
-              <w:t>9|    |</w:t>
+              <w:t>1|    |</w:t>
               <w:br/>
-              <w:t>1|    |</w:t>
+              <w:t>0|    |</w:t>
+            </w:r>
+          </w:p>
+        </w:tc>
+        <w:tc>
+          <w:tcPr>
+            <w:tcW w:type="dxa" w:w="2880"/>
+          </w:tcPr>
+          <w:p>
+            <w:r>
+              <w:rPr>
+                <w:sz w:val="32"/>
+              </w:rPr>
+              <w:t>25 x 28</w:t>
+              <w:br/>
+              <w:t xml:space="preserve">  2    8</w:t>
+              <w:br/>
+              <w:t xml:space="preserve">  ----</w:t>
+              <w:br/>
+              <w:t>2|    |</w:t>
+              <w:br/>
+              <w:t>5|    |</w:t>
             </w:r>
           </w:p>
         </w:tc>
@@ -217,15 +87,15 @@
               <w:rPr>
                 <w:sz w:val="32"/>
               </w:rPr>
-              <w:t>63 x 51</w:t>
+              <w:t>38 x 53</w:t>
               <w:br/>
-              <w:t xml:space="preserve">  5    1</w:t>
+              <w:t xml:space="preserve">  5    3</w:t>
               <w:br/>
               <w:t xml:space="preserve">  ----</w:t>
               <w:br/>
-              <w:t>6|    |</w:t>
+              <w:t>3|    |</w:t>
               <w:br/>
-              <w:t>3|    |</w:t>
+              <w:t>8|    |</w:t>
             </w:r>
           </w:p>
         </w:tc>
@@ -238,13 +108,57 @@
               <w:rPr>
                 <w:sz w:val="32"/>
               </w:rPr>
-              <w:t>27 x 86</w:t>
+              <w:t>92 x 67</w:t>
               <w:br/>
-              <w:t xml:space="preserve">  8    6</w:t>
+              <w:t xml:space="preserve">  6    7</w:t>
               <w:br/>
               <w:t xml:space="preserve">  ----</w:t>
               <w:br/>
+              <w:t>9|    |</w:t>
+              <w:br/>
               <w:t>2|    |</w:t>
+            </w:r>
+          </w:p>
+        </w:tc>
+        <w:tc>
+          <w:tcPr>
+            <w:tcW w:type="dxa" w:w="2880"/>
+          </w:tcPr>
+          <w:p>
+            <w:r>
+              <w:rPr>
+                <w:sz w:val="32"/>
+              </w:rPr>
+              <w:t>80 x 38</w:t>
+              <w:br/>
+              <w:t xml:space="preserve">  3    8</w:t>
+              <w:br/>
+              <w:t xml:space="preserve">  ----</w:t>
+              <w:br/>
+              <w:t>8|    |</w:t>
+              <w:br/>
+              <w:t>0|    |</w:t>
+            </w:r>
+          </w:p>
+        </w:tc>
+      </w:tr>
+      <w:tr>
+        <w:tc>
+          <w:tcPr>
+            <w:tcW w:type="dxa" w:w="2880"/>
+          </w:tcPr>
+          <w:p>
+            <w:r>
+              <w:rPr>
+                <w:sz w:val="32"/>
+              </w:rPr>
+              <w:t>77 x 90</w:t>
+              <w:br/>
+              <w:t xml:space="preserve">  9    0</w:t>
+              <w:br/>
+              <w:t xml:space="preserve">  ----</w:t>
+              <w:br/>
+              <w:t>7|    |</w:t>
               <w:br/>
               <w:t>7|    |</w:t>
             </w:r>
@@ -259,15 +173,36 @@
               <w:rPr>
                 <w:sz w:val="32"/>
               </w:rPr>
-              <w:t>34 x 89</w:t>
+              <w:t>45 x 26</w:t>
               <w:br/>
-              <w:t xml:space="preserve">  8    9</w:t>
+              <w:t xml:space="preserve">  2    6</w:t>
               <w:br/>
               <w:t xml:space="preserve">  ----</w:t>
               <w:br/>
-              <w:t>3|    |</w:t>
+              <w:t>4|    |</w:t>
+              <w:br/>
+              <w:t>5|    |</w:t>
+            </w:r>
+          </w:p>
+        </w:tc>
+        <w:tc>
+          <w:tcPr>
+            <w:tcW w:type="dxa" w:w="2880"/>
+          </w:tcPr>
+          <w:p>
+            <w:r>
+              <w:rPr>
+                <w:sz w:val="32"/>
+              </w:rPr>
+              <w:t>46 x 78</w:t>
+              <w:br/>
+              <w:t xml:space="preserve">  7    8</w:t>
+              <w:br/>
+              <w:t xml:space="preserve">  ----</w:t>
               <w:br/>
               <w:t>4|    |</w:t>
+              <w:br/>
+              <w:t>6|    |</w:t>
             </w:r>
           </w:p>
         </w:tc>
@@ -282,13 +217,78 @@
               <w:rPr>
                 <w:sz w:val="32"/>
               </w:rPr>
-              <w:t>89 x 25</w:t>
+              <w:t>12 x 71</w:t>
               <w:br/>
-              <w:t xml:space="preserve">  2    5</w:t>
+              <w:t xml:space="preserve">  7    1</w:t>
               <w:br/>
               <w:t xml:space="preserve">  ----</w:t>
               <w:br/>
-              <w:t>8|    |</w:t>
+              <w:t>1|    |</w:t>
+              <w:br/>
+              <w:t>2|    |</w:t>
+            </w:r>
+          </w:p>
+        </w:tc>
+        <w:tc>
+          <w:tcPr>
+            <w:tcW w:type="dxa" w:w="2880"/>
+          </w:tcPr>
+          <w:p>
+            <w:r>
+              <w:rPr>
+                <w:sz w:val="32"/>
+              </w:rPr>
+              <w:t>64 x 44</w:t>
+              <w:br/>
+              <w:t xml:space="preserve">  4    4</w:t>
+              <w:br/>
+              <w:t xml:space="preserve">  ----</w:t>
+              <w:br/>
+              <w:t>6|    |</w:t>
+              <w:br/>
+              <w:t>4|    |</w:t>
+            </w:r>
+          </w:p>
+        </w:tc>
+        <w:tc>
+          <w:tcPr>
+            <w:tcW w:type="dxa" w:w="2880"/>
+          </w:tcPr>
+          <w:p>
+            <w:r>
+              <w:rPr>
+                <w:sz w:val="32"/>
+              </w:rPr>
+              <w:t>57 x 12</w:t>
+              <w:br/>
+              <w:t xml:space="preserve">  1    2</w:t>
+              <w:br/>
+              <w:t xml:space="preserve">  ----</w:t>
+              <w:br/>
+              <w:t>5|    |</w:t>
+              <w:br/>
+              <w:t>7|    |</w:t>
+            </w:r>
+          </w:p>
+        </w:tc>
+      </w:tr>
+      <w:tr>
+        <w:tc>
+          <w:tcPr>
+            <w:tcW w:type="dxa" w:w="2880"/>
+          </w:tcPr>
+          <w:p>
+            <w:r>
+              <w:rPr>
+                <w:sz w:val="32"/>
+              </w:rPr>
+              <w:t>59 x 90</w:t>
+              <w:br/>
+              <w:t xml:space="preserve">  9    0</w:t>
+              <w:br/>
+              <w:t xml:space="preserve">  ----</w:t>
+              <w:br/>
+              <w:t>5|    |</w:t>
               <w:br/>
               <w:t>9|    |</w:t>
             </w:r>
@@ -303,15 +303,15 @@
               <w:rPr>
                 <w:sz w:val="32"/>
               </w:rPr>
-              <w:t>57 x 13</w:t>
+              <w:t>36 x 84</w:t>
               <w:br/>
-              <w:t xml:space="preserve">  1    3</w:t>
+              <w:t xml:space="preserve">  8    4</w:t>
               <w:br/>
               <w:t xml:space="preserve">  ----</w:t>
               <w:br/>
-              <w:t>5|    |</w:t>
+              <w:t>3|    |</w:t>
               <w:br/>
-              <w:t>7|    |</w:t>
+              <w:t>6|    |</w:t>
             </w:r>
           </w:p>
         </w:tc>
@@ -324,15 +324,15 @@
               <w:rPr>
                 <w:sz w:val="32"/>
               </w:rPr>
-              <w:t>41 x 81</w:t>
+              <w:t>57 x 86</w:t>
               <w:br/>
-              <w:t xml:space="preserve">  8    1</w:t>
+              <w:t xml:space="preserve">  8    6</w:t>
               <w:br/>
               <w:t xml:space="preserve">  ----</w:t>
               <w:br/>
-              <w:t>4|    |</w:t>
+              <w:t>5|    |</w:t>
               <w:br/>
-              <w:t>1|    |</w:t>
+              <w:t>7|    |</w:t>
             </w:r>
           </w:p>
         </w:tc>

--- a/lattice_multiplication_exercises.docx
+++ b/lattice_multiplication_exercises.docx
@@ -22,15 +22,15 @@
               <w:rPr>
                 <w:sz w:val="32"/>
               </w:rPr>
-              <w:t>70 x 54</w:t>
+              <w:t>15 x 90</w:t>
               <w:br/>
-              <w:t xml:space="preserve">  5    4</w:t>
+              <w:t xml:space="preserve">  9    0</w:t>
               <w:br/>
               <w:t xml:space="preserve">  ----</w:t>
               <w:br/>
-              <w:t>7|    |</w:t>
+              <w:t>1|    |</w:t>
               <w:br/>
-              <w:t>0|    |</w:t>
+              <w:t>5|    |</w:t>
             </w:r>
           </w:p>
         </w:tc>
@@ -43,9 +43,53 @@
               <w:rPr>
                 <w:sz w:val="32"/>
               </w:rPr>
-              <w:t>10 x 22</w:t>
+              <w:t>69 x 69</w:t>
               <w:br/>
-              <w:t xml:space="preserve">  2    2</w:t>
+              <w:t xml:space="preserve">  6    9</w:t>
+              <w:br/>
+              <w:t xml:space="preserve">  ----</w:t>
+              <w:br/>
+              <w:t>6|    |</w:t>
+              <w:br/>
+              <w:t>9|    |</w:t>
+            </w:r>
+          </w:p>
+        </w:tc>
+        <w:tc>
+          <w:tcPr>
+            <w:tcW w:type="dxa" w:w="2880"/>
+          </w:tcPr>
+          <w:p>
+            <w:r>
+              <w:rPr>
+                <w:sz w:val="32"/>
+              </w:rPr>
+              <w:t>13 x 46</w:t>
+              <w:br/>
+              <w:t xml:space="preserve">  4    6</w:t>
+              <w:br/>
+              <w:t xml:space="preserve">  ----</w:t>
+              <w:br/>
+              <w:t>1|    |</w:t>
+              <w:br/>
+              <w:t>3|    |</w:t>
+            </w:r>
+          </w:p>
+        </w:tc>
+      </w:tr>
+      <w:tr>
+        <w:tc>
+          <w:tcPr>
+            <w:tcW w:type="dxa" w:w="2880"/>
+          </w:tcPr>
+          <w:p>
+            <w:r>
+              <w:rPr>
+                <w:sz w:val="32"/>
+              </w:rPr>
+              <w:t>10 x 84</w:t>
+              <w:br/>
+              <w:t xml:space="preserve">  8    4</w:t>
               <w:br/>
               <w:t xml:space="preserve">  ----</w:t>
               <w:br/>
@@ -64,9 +108,95 @@
               <w:rPr>
                 <w:sz w:val="32"/>
               </w:rPr>
-              <w:t>25 x 28</w:t>
+              <w:t>94 x 42</w:t>
               <w:br/>
-              <w:t xml:space="preserve">  2    8</w:t>
+              <w:t xml:space="preserve">  4    2</w:t>
+              <w:br/>
+              <w:t xml:space="preserve">  ----</w:t>
+              <w:br/>
+              <w:t>9|    |</w:t>
+              <w:br/>
+              <w:t>4|    |</w:t>
+            </w:r>
+          </w:p>
+        </w:tc>
+        <w:tc>
+          <w:tcPr>
+            <w:tcW w:type="dxa" w:w="2880"/>
+          </w:tcPr>
+          <w:p>
+            <w:r>
+              <w:rPr>
+                <w:sz w:val="32"/>
+              </w:rPr>
+              <w:t>52 x 55</w:t>
+              <w:br/>
+              <w:t xml:space="preserve">  5    5</w:t>
+              <w:br/>
+              <w:t xml:space="preserve">  ----</w:t>
+              <w:br/>
+              <w:t>5|    |</w:t>
+              <w:br/>
+              <w:t>2|    |</w:t>
+            </w:r>
+          </w:p>
+        </w:tc>
+      </w:tr>
+      <w:tr>
+        <w:tc>
+          <w:tcPr>
+            <w:tcW w:type="dxa" w:w="2880"/>
+          </w:tcPr>
+          <w:p>
+            <w:r>
+              <w:rPr>
+                <w:sz w:val="32"/>
+              </w:rPr>
+              <w:t>54 x 84</w:t>
+              <w:br/>
+              <w:t xml:space="preserve">  8    4</w:t>
+              <w:br/>
+              <w:t xml:space="preserve">  ----</w:t>
+              <w:br/>
+              <w:t>5|    |</w:t>
+              <w:br/>
+              <w:t>4|    |</w:t>
+            </w:r>
+          </w:p>
+        </w:tc>
+        <w:tc>
+          <w:tcPr>
+            <w:tcW w:type="dxa" w:w="2880"/>
+          </w:tcPr>
+          <w:p>
+            <w:r>
+              <w:rPr>
+                <w:sz w:val="32"/>
+              </w:rPr>
+              <w:t>64 x 76</w:t>
+              <w:br/>
+              <w:t xml:space="preserve">  7    6</w:t>
+              <w:br/>
+              <w:t xml:space="preserve">  ----</w:t>
+              <w:br/>
+              <w:t>6|    |</w:t>
+              <w:br/>
+              <w:t>4|    |</w:t>
+            </w:r>
+          </w:p>
+        </w:tc>
+        <w:tc>
+          <w:tcPr>
+            <w:tcW w:type="dxa" w:w="2880"/>
+          </w:tcPr>
+          <w:p>
+            <w:r>
+              <w:rPr>
+                <w:sz w:val="32"/>
+              </w:rPr>
+              <w:t>25 x 79</w:t>
+              <w:br/>
+              <w:t xml:space="preserve">  7    9</w:t>
               <w:br/>
               <w:t xml:space="preserve">  ----</w:t>
               <w:br/>
@@ -87,13 +217,34 @@
               <w:rPr>
                 <w:sz w:val="32"/>
               </w:rPr>
-              <w:t>38 x 53</w:t>
+              <w:t>35 x 40</w:t>
               <w:br/>
-              <w:t xml:space="preserve">  5    3</w:t>
+              <w:t xml:space="preserve">  4    0</w:t>
               <w:br/>
               <w:t xml:space="preserve">  ----</w:t>
               <w:br/>
               <w:t>3|    |</w:t>
+              <w:br/>
+              <w:t>5|    |</w:t>
+            </w:r>
+          </w:p>
+        </w:tc>
+        <w:tc>
+          <w:tcPr>
+            <w:tcW w:type="dxa" w:w="2880"/>
+          </w:tcPr>
+          <w:p>
+            <w:r>
+              <w:rPr>
+                <w:sz w:val="32"/>
+              </w:rPr>
+              <w:t>58 x 83</w:t>
+              <w:br/>
+              <w:t xml:space="preserve">  8    3</w:t>
+              <w:br/>
+              <w:t xml:space="preserve">  ----</w:t>
+              <w:br/>
+              <w:t>5|    |</w:t>
               <w:br/>
               <w:t>8|    |</w:t>
             </w:r>
@@ -108,36 +259,15 @@
               <w:rPr>
                 <w:sz w:val="32"/>
               </w:rPr>
-              <w:t>92 x 67</w:t>
+              <w:t>48 x 55</w:t>
               <w:br/>
-              <w:t xml:space="preserve">  6    7</w:t>
+              <w:t xml:space="preserve">  5    5</w:t>
               <w:br/>
               <w:t xml:space="preserve">  ----</w:t>
               <w:br/>
-              <w:t>9|    |</w:t>
-              <w:br/>
-              <w:t>2|    |</w:t>
-            </w:r>
-          </w:p>
-        </w:tc>
-        <w:tc>
-          <w:tcPr>
-            <w:tcW w:type="dxa" w:w="2880"/>
-          </w:tcPr>
-          <w:p>
-            <w:r>
-              <w:rPr>
-                <w:sz w:val="32"/>
-              </w:rPr>
-              <w:t>80 x 38</w:t>
-              <w:br/>
-              <w:t xml:space="preserve">  3    8</w:t>
-              <w:br/>
-              <w:t xml:space="preserve">  ----</w:t>
+              <w:t>4|    |</w:t>
               <w:br/>
               <w:t>8|    |</w:t>
-              <w:br/>
-              <w:t>0|    |</w:t>
             </w:r>
           </w:p>
         </w:tc>
@@ -152,99 +282,13 @@
               <w:rPr>
                 <w:sz w:val="32"/>
               </w:rPr>
-              <w:t>77 x 90</w:t>
+              <w:t>94 x 80</w:t>
               <w:br/>
-              <w:t xml:space="preserve">  9    0</w:t>
+              <w:t xml:space="preserve">  8    0</w:t>
               <w:br/>
               <w:t xml:space="preserve">  ----</w:t>
               <w:br/>
-              <w:t>7|    |</w:t>
-              <w:br/>
-              <w:t>7|    |</w:t>
-            </w:r>
-          </w:p>
-        </w:tc>
-        <w:tc>
-          <w:tcPr>
-            <w:tcW w:type="dxa" w:w="2880"/>
-          </w:tcPr>
-          <w:p>
-            <w:r>
-              <w:rPr>
-                <w:sz w:val="32"/>
-              </w:rPr>
-              <w:t>45 x 26</w:t>
-              <w:br/>
-              <w:t xml:space="preserve">  2    6</w:t>
-              <w:br/>
-              <w:t xml:space="preserve">  ----</w:t>
-              <w:br/>
-              <w:t>4|    |</w:t>
-              <w:br/>
-              <w:t>5|    |</w:t>
-            </w:r>
-          </w:p>
-        </w:tc>
-        <w:tc>
-          <w:tcPr>
-            <w:tcW w:type="dxa" w:w="2880"/>
-          </w:tcPr>
-          <w:p>
-            <w:r>
-              <w:rPr>
-                <w:sz w:val="32"/>
-              </w:rPr>
-              <w:t>46 x 78</w:t>
-              <w:br/>
-              <w:t xml:space="preserve">  7    8</w:t>
-              <w:br/>
-              <w:t xml:space="preserve">  ----</w:t>
-              <w:br/>
-              <w:t>4|    |</w:t>
-              <w:br/>
-              <w:t>6|    |</w:t>
-            </w:r>
-          </w:p>
-        </w:tc>
-      </w:tr>
-      <w:tr>
-        <w:tc>
-          <w:tcPr>
-            <w:tcW w:type="dxa" w:w="2880"/>
-          </w:tcPr>
-          <w:p>
-            <w:r>
-              <w:rPr>
-                <w:sz w:val="32"/>
-              </w:rPr>
-              <w:t>12 x 71</w:t>
-              <w:br/>
-              <w:t xml:space="preserve">  7    1</w:t>
-              <w:br/>
-              <w:t xml:space="preserve">  ----</w:t>
-              <w:br/>
-              <w:t>1|    |</w:t>
-              <w:br/>
-              <w:t>2|    |</w:t>
-            </w:r>
-          </w:p>
-        </w:tc>
-        <w:tc>
-          <w:tcPr>
-            <w:tcW w:type="dxa" w:w="2880"/>
-          </w:tcPr>
-          <w:p>
-            <w:r>
-              <w:rPr>
-                <w:sz w:val="32"/>
-              </w:rPr>
-              <w:t>64 x 44</w:t>
-              <w:br/>
-              <w:t xml:space="preserve">  4    4</w:t>
-              <w:br/>
-              <w:t xml:space="preserve">  ----</w:t>
-              <w:br/>
-              <w:t>6|    |</w:t>
+              <w:t>9|    |</w:t>
               <w:br/>
               <w:t>4|    |</w:t>
             </w:r>
@@ -259,38 +303,15 @@
               <w:rPr>
                 <w:sz w:val="32"/>
               </w:rPr>
-              <w:t>57 x 12</w:t>
+              <w:t>34 x 39</w:t>
               <w:br/>
-              <w:t xml:space="preserve">  1    2</w:t>
+              <w:t xml:space="preserve">  3    9</w:t>
               <w:br/>
               <w:t xml:space="preserve">  ----</w:t>
               <w:br/>
-              <w:t>5|    |</w:t>
+              <w:t>3|    |</w:t>
               <w:br/>
-              <w:t>7|    |</w:t>
-            </w:r>
-          </w:p>
-        </w:tc>
-      </w:tr>
-      <w:tr>
-        <w:tc>
-          <w:tcPr>
-            <w:tcW w:type="dxa" w:w="2880"/>
-          </w:tcPr>
-          <w:p>
-            <w:r>
-              <w:rPr>
-                <w:sz w:val="32"/>
-              </w:rPr>
-              <w:t>59 x 90</w:t>
-              <w:br/>
-              <w:t xml:space="preserve">  9    0</w:t>
-              <w:br/>
-              <w:t xml:space="preserve">  ----</w:t>
-              <w:br/>
-              <w:t>5|    |</w:t>
-              <w:br/>
-              <w:t>9|    |</w:t>
+              <w:t>4|    |</w:t>
             </w:r>
           </w:p>
         </w:tc>
@@ -303,36 +324,15 @@
               <w:rPr>
                 <w:sz w:val="32"/>
               </w:rPr>
-              <w:t>36 x 84</w:t>
+              <w:t>80 x 58</w:t>
               <w:br/>
-              <w:t xml:space="preserve">  8    4</w:t>
+              <w:t xml:space="preserve">  5    8</w:t>
               <w:br/>
               <w:t xml:space="preserve">  ----</w:t>
               <w:br/>
-              <w:t>3|    |</w:t>
+              <w:t>8|    |</w:t>
               <w:br/>
-              <w:t>6|    |</w:t>
-            </w:r>
-          </w:p>
-        </w:tc>
-        <w:tc>
-          <w:tcPr>
-            <w:tcW w:type="dxa" w:w="2880"/>
-          </w:tcPr>
-          <w:p>
-            <w:r>
-              <w:rPr>
-                <w:sz w:val="32"/>
-              </w:rPr>
-              <w:t>57 x 86</w:t>
-              <w:br/>
-              <w:t xml:space="preserve">  8    6</w:t>
-              <w:br/>
-              <w:t xml:space="preserve">  ----</w:t>
-              <w:br/>
-              <w:t>5|    |</w:t>
-              <w:br/>
-              <w:t>7|    |</w:t>
+              <w:t>0|    |</w:t>
             </w:r>
           </w:p>
         </w:tc>

--- a/lattice_multiplication_exercises.docx
+++ b/lattice_multiplication_exercises.docx
@@ -22,30 +22,9 @@
               <w:rPr>
                 <w:sz w:val="32"/>
               </w:rPr>
-              <w:t>15 x 90</w:t>
+              <w:t>69 x 57</w:t>
               <w:br/>
-              <w:t xml:space="preserve">  9    0</w:t>
-              <w:br/>
-              <w:t xml:space="preserve">  ----</w:t>
-              <w:br/>
-              <w:t>1|    |</w:t>
-              <w:br/>
-              <w:t>5|    |</w:t>
-            </w:r>
-          </w:p>
-        </w:tc>
-        <w:tc>
-          <w:tcPr>
-            <w:tcW w:type="dxa" w:w="2880"/>
-          </w:tcPr>
-          <w:p>
-            <w:r>
-              <w:rPr>
-                <w:sz w:val="32"/>
-              </w:rPr>
-              <w:t>69 x 69</w:t>
-              <w:br/>
-              <w:t xml:space="preserve">  6    9</w:t>
+              <w:t xml:space="preserve">  5    7</w:t>
               <w:br/>
               <w:t xml:space="preserve">  ----</w:t>
               <w:br/>
@@ -64,38 +43,15 @@
               <w:rPr>
                 <w:sz w:val="32"/>
               </w:rPr>
-              <w:t>13 x 46</w:t>
+              <w:t>67 x 75</w:t>
               <w:br/>
-              <w:t xml:space="preserve">  4    6</w:t>
+              <w:t xml:space="preserve">  7    5</w:t>
               <w:br/>
               <w:t xml:space="preserve">  ----</w:t>
               <w:br/>
-              <w:t>1|    |</w:t>
+              <w:t>6|    |</w:t>
               <w:br/>
-              <w:t>3|    |</w:t>
-            </w:r>
-          </w:p>
-        </w:tc>
-      </w:tr>
-      <w:tr>
-        <w:tc>
-          <w:tcPr>
-            <w:tcW w:type="dxa" w:w="2880"/>
-          </w:tcPr>
-          <w:p>
-            <w:r>
-              <w:rPr>
-                <w:sz w:val="32"/>
-              </w:rPr>
-              <w:t>10 x 84</w:t>
-              <w:br/>
-              <w:t xml:space="preserve">  8    4</w:t>
-              <w:br/>
-              <w:t xml:space="preserve">  ----</w:t>
-              <w:br/>
-              <w:t>1|    |</w:t>
-              <w:br/>
-              <w:t>0|    |</w:t>
+              <w:t>7|    |</w:t>
             </w:r>
           </w:p>
         </w:tc>
@@ -108,99 +64,13 @@
               <w:rPr>
                 <w:sz w:val="32"/>
               </w:rPr>
-              <w:t>94 x 42</w:t>
-              <w:br/>
-              <w:t xml:space="preserve">  4    2</w:t>
-              <w:br/>
-              <w:t xml:space="preserve">  ----</w:t>
-              <w:br/>
-              <w:t>9|    |</w:t>
-              <w:br/>
-              <w:t>4|    |</w:t>
-            </w:r>
-          </w:p>
-        </w:tc>
-        <w:tc>
-          <w:tcPr>
-            <w:tcW w:type="dxa" w:w="2880"/>
-          </w:tcPr>
-          <w:p>
-            <w:r>
-              <w:rPr>
-                <w:sz w:val="32"/>
-              </w:rPr>
-              <w:t>52 x 55</w:t>
-              <w:br/>
-              <w:t xml:space="preserve">  5    5</w:t>
-              <w:br/>
-              <w:t xml:space="preserve">  ----</w:t>
-              <w:br/>
-              <w:t>5|    |</w:t>
-              <w:br/>
-              <w:t>2|    |</w:t>
-            </w:r>
-          </w:p>
-        </w:tc>
-      </w:tr>
-      <w:tr>
-        <w:tc>
-          <w:tcPr>
-            <w:tcW w:type="dxa" w:w="2880"/>
-          </w:tcPr>
-          <w:p>
-            <w:r>
-              <w:rPr>
-                <w:sz w:val="32"/>
-              </w:rPr>
-              <w:t>54 x 84</w:t>
-              <w:br/>
-              <w:t xml:space="preserve">  8    4</w:t>
-              <w:br/>
-              <w:t xml:space="preserve">  ----</w:t>
-              <w:br/>
-              <w:t>5|    |</w:t>
-              <w:br/>
-              <w:t>4|    |</w:t>
-            </w:r>
-          </w:p>
-        </w:tc>
-        <w:tc>
-          <w:tcPr>
-            <w:tcW w:type="dxa" w:w="2880"/>
-          </w:tcPr>
-          <w:p>
-            <w:r>
-              <w:rPr>
-                <w:sz w:val="32"/>
-              </w:rPr>
-              <w:t>64 x 76</w:t>
+              <w:t>15 x 76</w:t>
               <w:br/>
               <w:t xml:space="preserve">  7    6</w:t>
               <w:br/>
               <w:t xml:space="preserve">  ----</w:t>
               <w:br/>
-              <w:t>6|    |</w:t>
-              <w:br/>
-              <w:t>4|    |</w:t>
-            </w:r>
-          </w:p>
-        </w:tc>
-        <w:tc>
-          <w:tcPr>
-            <w:tcW w:type="dxa" w:w="2880"/>
-          </w:tcPr>
-          <w:p>
-            <w:r>
-              <w:rPr>
-                <w:sz w:val="32"/>
-              </w:rPr>
-              <w:t>25 x 79</w:t>
-              <w:br/>
-              <w:t xml:space="preserve">  7    9</w:t>
-              <w:br/>
-              <w:t xml:space="preserve">  ----</w:t>
-              <w:br/>
-              <w:t>2|    |</w:t>
+              <w:t>1|    |</w:t>
               <w:br/>
               <w:t>5|    |</w:t>
             </w:r>
@@ -217,13 +87,78 @@
               <w:rPr>
                 <w:sz w:val="32"/>
               </w:rPr>
-              <w:t>35 x 40</w:t>
+              <w:t>17 x 76</w:t>
               <w:br/>
-              <w:t xml:space="preserve">  4    0</w:t>
+              <w:t xml:space="preserve">  7    6</w:t>
               <w:br/>
               <w:t xml:space="preserve">  ----</w:t>
               <w:br/>
+              <w:t>1|    |</w:t>
+              <w:br/>
+              <w:t>7|    |</w:t>
+            </w:r>
+          </w:p>
+        </w:tc>
+        <w:tc>
+          <w:tcPr>
+            <w:tcW w:type="dxa" w:w="2880"/>
+          </w:tcPr>
+          <w:p>
+            <w:r>
+              <w:rPr>
+                <w:sz w:val="32"/>
+              </w:rPr>
+              <w:t>53 x 57</w:t>
+              <w:br/>
+              <w:t xml:space="preserve">  5    7</w:t>
+              <w:br/>
+              <w:t xml:space="preserve">  ----</w:t>
+              <w:br/>
+              <w:t>5|    |</w:t>
+              <w:br/>
               <w:t>3|    |</w:t>
+            </w:r>
+          </w:p>
+        </w:tc>
+        <w:tc>
+          <w:tcPr>
+            <w:tcW w:type="dxa" w:w="2880"/>
+          </w:tcPr>
+          <w:p>
+            <w:r>
+              <w:rPr>
+                <w:sz w:val="32"/>
+              </w:rPr>
+              <w:t>87 x 85</w:t>
+              <w:br/>
+              <w:t xml:space="preserve">  8    5</w:t>
+              <w:br/>
+              <w:t xml:space="preserve">  ----</w:t>
+              <w:br/>
+              <w:t>8|    |</w:t>
+              <w:br/>
+              <w:t>7|    |</w:t>
+            </w:r>
+          </w:p>
+        </w:tc>
+      </w:tr>
+      <w:tr>
+        <w:tc>
+          <w:tcPr>
+            <w:tcW w:type="dxa" w:w="2880"/>
+          </w:tcPr>
+          <w:p>
+            <w:r>
+              <w:rPr>
+                <w:sz w:val="32"/>
+              </w:rPr>
+              <w:t>45 x 32</w:t>
+              <w:br/>
+              <w:t xml:space="preserve">  3    2</w:t>
+              <w:br/>
+              <w:t xml:space="preserve">  ----</w:t>
+              <w:br/>
+              <w:t>4|    |</w:t>
               <w:br/>
               <w:t>5|    |</w:t>
             </w:r>
@@ -238,15 +173,15 @@
               <w:rPr>
                 <w:sz w:val="32"/>
               </w:rPr>
-              <w:t>58 x 83</w:t>
+              <w:t>46 x 63</w:t>
               <w:br/>
-              <w:t xml:space="preserve">  8    3</w:t>
+              <w:t xml:space="preserve">  6    3</w:t>
               <w:br/>
               <w:t xml:space="preserve">  ----</w:t>
               <w:br/>
-              <w:t>5|    |</w:t>
+              <w:t>4|    |</w:t>
               <w:br/>
-              <w:t>8|    |</w:t>
+              <w:t>6|    |</w:t>
             </w:r>
           </w:p>
         </w:tc>
@@ -259,9 +194,9 @@
               <w:rPr>
                 <w:sz w:val="32"/>
               </w:rPr>
-              <w:t>48 x 55</w:t>
+              <w:t>48 x 11</w:t>
               <w:br/>
-              <w:t xml:space="preserve">  5    5</w:t>
+              <w:t xml:space="preserve">  1    1</w:t>
               <w:br/>
               <w:t xml:space="preserve">  ----</w:t>
               <w:br/>
@@ -282,15 +217,15 @@
               <w:rPr>
                 <w:sz w:val="32"/>
               </w:rPr>
-              <w:t>94 x 80</w:t>
+              <w:t>48 x 39</w:t>
               <w:br/>
-              <w:t xml:space="preserve">  8    0</w:t>
+              <w:t xml:space="preserve">  3    9</w:t>
               <w:br/>
               <w:t xml:space="preserve">  ----</w:t>
               <w:br/>
-              <w:t>9|    |</w:t>
+              <w:t>4|    |</w:t>
               <w:br/>
-              <w:t>4|    |</w:t>
+              <w:t>8|    |</w:t>
             </w:r>
           </w:p>
         </w:tc>
@@ -303,15 +238,15 @@
               <w:rPr>
                 <w:sz w:val="32"/>
               </w:rPr>
-              <w:t>34 x 39</w:t>
+              <w:t>53 x 17</w:t>
               <w:br/>
-              <w:t xml:space="preserve">  3    9</w:t>
+              <w:t xml:space="preserve">  1    7</w:t>
               <w:br/>
               <w:t xml:space="preserve">  ----</w:t>
               <w:br/>
+              <w:t>5|    |</w:t>
+              <w:br/>
               <w:t>3|    |</w:t>
-              <w:br/>
-              <w:t>4|    |</w:t>
             </w:r>
           </w:p>
         </w:tc>
@@ -324,15 +259,80 @@
               <w:rPr>
                 <w:sz w:val="32"/>
               </w:rPr>
-              <w:t>80 x 58</w:t>
+              <w:t>77 x 53</w:t>
               <w:br/>
-              <w:t xml:space="preserve">  5    8</w:t>
+              <w:t xml:space="preserve">  5    3</w:t>
               <w:br/>
               <w:t xml:space="preserve">  ----</w:t>
               <w:br/>
+              <w:t>7|    |</w:t>
+              <w:br/>
+              <w:t>7|    |</w:t>
+            </w:r>
+          </w:p>
+        </w:tc>
+      </w:tr>
+      <w:tr>
+        <w:tc>
+          <w:tcPr>
+            <w:tcW w:type="dxa" w:w="2880"/>
+          </w:tcPr>
+          <w:p>
+            <w:r>
+              <w:rPr>
+                <w:sz w:val="32"/>
+              </w:rPr>
+              <w:t>37 x 63</w:t>
+              <w:br/>
+              <w:t xml:space="preserve">  6    3</w:t>
+              <w:br/>
+              <w:t xml:space="preserve">  ----</w:t>
+              <w:br/>
+              <w:t>3|    |</w:t>
+              <w:br/>
+              <w:t>7|    |</w:t>
+            </w:r>
+          </w:p>
+        </w:tc>
+        <w:tc>
+          <w:tcPr>
+            <w:tcW w:type="dxa" w:w="2880"/>
+          </w:tcPr>
+          <w:p>
+            <w:r>
+              <w:rPr>
+                <w:sz w:val="32"/>
+              </w:rPr>
+              <w:t>38 x 56</w:t>
+              <w:br/>
+              <w:t xml:space="preserve">  5    6</w:t>
+              <w:br/>
+              <w:t xml:space="preserve">  ----</w:t>
+              <w:br/>
+              <w:t>3|    |</w:t>
+              <w:br/>
               <w:t>8|    |</w:t>
+            </w:r>
+          </w:p>
+        </w:tc>
+        <w:tc>
+          <w:tcPr>
+            <w:tcW w:type="dxa" w:w="2880"/>
+          </w:tcPr>
+          <w:p>
+            <w:r>
+              <w:rPr>
+                <w:sz w:val="32"/>
+              </w:rPr>
+              <w:t>54 x 49</w:t>
               <w:br/>
-              <w:t>0|    |</w:t>
+              <w:t xml:space="preserve">  4    9</w:t>
+              <w:br/>
+              <w:t xml:space="preserve">  ----</w:t>
+              <w:br/>
+              <w:t>5|    |</w:t>
+              <w:br/>
+              <w:t>4|    |</w:t>
             </w:r>
           </w:p>
         </w:tc>

--- a/lattice_multiplication_exercises.docx
+++ b/lattice_multiplication_exercises.docx
@@ -22,13 +22,13 @@
               <w:rPr>
                 <w:sz w:val="32"/>
               </w:rPr>
-              <w:t>69 x 57</w:t>
+              <w:t>19 x 25</w:t>
               <w:br/>
-              <w:t xml:space="preserve">  5    7</w:t>
+              <w:t xml:space="preserve">  2    5</w:t>
               <w:br/>
               <w:t xml:space="preserve">  ----</w:t>
               <w:br/>
-              <w:t>6|    |</w:t>
+              <w:t>1|    |</w:t>
               <w:br/>
               <w:t>9|    |</w:t>
             </w:r>
@@ -43,15 +43,15 @@
               <w:rPr>
                 <w:sz w:val="32"/>
               </w:rPr>
-              <w:t>67 x 75</w:t>
+              <w:t>78 x 17</w:t>
               <w:br/>
-              <w:t xml:space="preserve">  7    5</w:t>
+              <w:t xml:space="preserve">  1    7</w:t>
               <w:br/>
               <w:t xml:space="preserve">  ----</w:t>
               <w:br/>
-              <w:t>6|    |</w:t>
+              <w:t>7|    |</w:t>
               <w:br/>
-              <w:t>7|    |</w:t>
+              <w:t>8|    |</w:t>
             </w:r>
           </w:p>
         </w:tc>
@@ -64,13 +64,208 @@
               <w:rPr>
                 <w:sz w:val="32"/>
               </w:rPr>
-              <w:t>15 x 76</w:t>
+              <w:t>23 x 89</w:t>
               <w:br/>
-              <w:t xml:space="preserve">  7    6</w:t>
+              <w:t xml:space="preserve">  8    9</w:t>
               <w:br/>
               <w:t xml:space="preserve">  ----</w:t>
               <w:br/>
-              <w:t>1|    |</w:t>
+              <w:t>2|    |</w:t>
+              <w:br/>
+              <w:t>3|    |</w:t>
+            </w:r>
+          </w:p>
+        </w:tc>
+      </w:tr>
+      <w:tr>
+        <w:tc>
+          <w:tcPr>
+            <w:tcW w:type="dxa" w:w="2880"/>
+          </w:tcPr>
+          <w:p>
+            <w:r>
+              <w:rPr>
+                <w:sz w:val="32"/>
+              </w:rPr>
+              <w:t>40 x 73</w:t>
+              <w:br/>
+              <w:t xml:space="preserve">  7    3</w:t>
+              <w:br/>
+              <w:t xml:space="preserve">  ----</w:t>
+              <w:br/>
+              <w:t>4|    |</w:t>
+              <w:br/>
+              <w:t>0|    |</w:t>
+            </w:r>
+          </w:p>
+        </w:tc>
+        <w:tc>
+          <w:tcPr>
+            <w:tcW w:type="dxa" w:w="2880"/>
+          </w:tcPr>
+          <w:p>
+            <w:r>
+              <w:rPr>
+                <w:sz w:val="32"/>
+              </w:rPr>
+              <w:t>84 x 87</w:t>
+              <w:br/>
+              <w:t xml:space="preserve">  8    7</w:t>
+              <w:br/>
+              <w:t xml:space="preserve">  ----</w:t>
+              <w:br/>
+              <w:t>8|    |</w:t>
+              <w:br/>
+              <w:t>4|    |</w:t>
+            </w:r>
+          </w:p>
+        </w:tc>
+        <w:tc>
+          <w:tcPr>
+            <w:tcW w:type="dxa" w:w="2880"/>
+          </w:tcPr>
+          <w:p>
+            <w:r>
+              <w:rPr>
+                <w:sz w:val="32"/>
+              </w:rPr>
+              <w:t>43 x 59</w:t>
+              <w:br/>
+              <w:t xml:space="preserve">  5    9</w:t>
+              <w:br/>
+              <w:t xml:space="preserve">  ----</w:t>
+              <w:br/>
+              <w:t>4|    |</w:t>
+              <w:br/>
+              <w:t>3|    |</w:t>
+            </w:r>
+          </w:p>
+        </w:tc>
+      </w:tr>
+      <w:tr>
+        <w:tc>
+          <w:tcPr>
+            <w:tcW w:type="dxa" w:w="2880"/>
+          </w:tcPr>
+          <w:p>
+            <w:r>
+              <w:rPr>
+                <w:sz w:val="32"/>
+              </w:rPr>
+              <w:t>54 x 40</w:t>
+              <w:br/>
+              <w:t xml:space="preserve">  4    0</w:t>
+              <w:br/>
+              <w:t xml:space="preserve">  ----</w:t>
+              <w:br/>
+              <w:t>5|    |</w:t>
+              <w:br/>
+              <w:t>4|    |</w:t>
+            </w:r>
+          </w:p>
+        </w:tc>
+        <w:tc>
+          <w:tcPr>
+            <w:tcW w:type="dxa" w:w="2880"/>
+          </w:tcPr>
+          <w:p>
+            <w:r>
+              <w:rPr>
+                <w:sz w:val="32"/>
+              </w:rPr>
+              <w:t>70 x 96</w:t>
+              <w:br/>
+              <w:t xml:space="preserve">  9    6</w:t>
+              <w:br/>
+              <w:t xml:space="preserve">  ----</w:t>
+              <w:br/>
+              <w:t>7|    |</w:t>
+              <w:br/>
+              <w:t>0|    |</w:t>
+            </w:r>
+          </w:p>
+        </w:tc>
+        <w:tc>
+          <w:tcPr>
+            <w:tcW w:type="dxa" w:w="2880"/>
+          </w:tcPr>
+          <w:p>
+            <w:r>
+              <w:rPr>
+                <w:sz w:val="32"/>
+              </w:rPr>
+              <w:t>93 x 72</w:t>
+              <w:br/>
+              <w:t xml:space="preserve">  7    2</w:t>
+              <w:br/>
+              <w:t xml:space="preserve">  ----</w:t>
+              <w:br/>
+              <w:t>9|    |</w:t>
+              <w:br/>
+              <w:t>3|    |</w:t>
+            </w:r>
+          </w:p>
+        </w:tc>
+      </w:tr>
+      <w:tr>
+        <w:tc>
+          <w:tcPr>
+            <w:tcW w:type="dxa" w:w="2880"/>
+          </w:tcPr>
+          <w:p>
+            <w:r>
+              <w:rPr>
+                <w:sz w:val="32"/>
+              </w:rPr>
+              <w:t>94 x 85</w:t>
+              <w:br/>
+              <w:t xml:space="preserve">  8    5</w:t>
+              <w:br/>
+              <w:t xml:space="preserve">  ----</w:t>
+              <w:br/>
+              <w:t>9|    |</w:t>
+              <w:br/>
+              <w:t>4|    |</w:t>
+            </w:r>
+          </w:p>
+        </w:tc>
+        <w:tc>
+          <w:tcPr>
+            <w:tcW w:type="dxa" w:w="2880"/>
+          </w:tcPr>
+          <w:p>
+            <w:r>
+              <w:rPr>
+                <w:sz w:val="32"/>
+              </w:rPr>
+              <w:t>85 x 35</w:t>
+              <w:br/>
+              <w:t xml:space="preserve">  3    5</w:t>
+              <w:br/>
+              <w:t xml:space="preserve">  ----</w:t>
+              <w:br/>
+              <w:t>8|    |</w:t>
+              <w:br/>
+              <w:t>5|    |</w:t>
+            </w:r>
+          </w:p>
+        </w:tc>
+        <w:tc>
+          <w:tcPr>
+            <w:tcW w:type="dxa" w:w="2880"/>
+          </w:tcPr>
+          <w:p>
+            <w:r>
+              <w:rPr>
+                <w:sz w:val="32"/>
+              </w:rPr>
+              <w:t>95 x 59</w:t>
+              <w:br/>
+              <w:t xml:space="preserve">  5    9</w:t>
+              <w:br/>
+              <w:t xml:space="preserve">  ----</w:t>
+              <w:br/>
+              <w:t>9|    |</w:t>
               <w:br/>
               <w:t>5|    |</w:t>
             </w:r>
@@ -87,15 +282,15 @@
               <w:rPr>
                 <w:sz w:val="32"/>
               </w:rPr>
-              <w:t>17 x 76</w:t>
+              <w:t>32 x 51</w:t>
               <w:br/>
-              <w:t xml:space="preserve">  7    6</w:t>
+              <w:t xml:space="preserve">  5    1</w:t>
               <w:br/>
               <w:t xml:space="preserve">  ----</w:t>
               <w:br/>
-              <w:t>1|    |</w:t>
+              <w:t>3|    |</w:t>
               <w:br/>
-              <w:t>7|    |</w:t>
+              <w:t>2|    |</w:t>
             </w:r>
           </w:p>
         </w:tc>
@@ -108,13 +303,13 @@
               <w:rPr>
                 <w:sz w:val="32"/>
               </w:rPr>
-              <w:t>53 x 57</w:t>
+              <w:t>23 x 40</w:t>
               <w:br/>
-              <w:t xml:space="preserve">  5    7</w:t>
+              <w:t xml:space="preserve">  4    0</w:t>
               <w:br/>
               <w:t xml:space="preserve">  ----</w:t>
               <w:br/>
-              <w:t>5|    |</w:t>
+              <w:t>2|    |</w:t>
               <w:br/>
               <w:t>3|    |</w:t>
             </w:r>
@@ -129,208 +324,13 @@
               <w:rPr>
                 <w:sz w:val="32"/>
               </w:rPr>
-              <w:t>87 x 85</w:t>
+              <w:t>64 x 41</w:t>
               <w:br/>
-              <w:t xml:space="preserve">  8    5</w:t>
+              <w:t xml:space="preserve">  4    1</w:t>
               <w:br/>
               <w:t xml:space="preserve">  ----</w:t>
               <w:br/>
-              <w:t>8|    |</w:t>
-              <w:br/>
-              <w:t>7|    |</w:t>
-            </w:r>
-          </w:p>
-        </w:tc>
-      </w:tr>
-      <w:tr>
-        <w:tc>
-          <w:tcPr>
-            <w:tcW w:type="dxa" w:w="2880"/>
-          </w:tcPr>
-          <w:p>
-            <w:r>
-              <w:rPr>
-                <w:sz w:val="32"/>
-              </w:rPr>
-              <w:t>45 x 32</w:t>
-              <w:br/>
-              <w:t xml:space="preserve">  3    2</w:t>
-              <w:br/>
-              <w:t xml:space="preserve">  ----</w:t>
-              <w:br/>
-              <w:t>4|    |</w:t>
-              <w:br/>
-              <w:t>5|    |</w:t>
-            </w:r>
-          </w:p>
-        </w:tc>
-        <w:tc>
-          <w:tcPr>
-            <w:tcW w:type="dxa" w:w="2880"/>
-          </w:tcPr>
-          <w:p>
-            <w:r>
-              <w:rPr>
-                <w:sz w:val="32"/>
-              </w:rPr>
-              <w:t>46 x 63</w:t>
-              <w:br/>
-              <w:t xml:space="preserve">  6    3</w:t>
-              <w:br/>
-              <w:t xml:space="preserve">  ----</w:t>
-              <w:br/>
-              <w:t>4|    |</w:t>
-              <w:br/>
               <w:t>6|    |</w:t>
-            </w:r>
-          </w:p>
-        </w:tc>
-        <w:tc>
-          <w:tcPr>
-            <w:tcW w:type="dxa" w:w="2880"/>
-          </w:tcPr>
-          <w:p>
-            <w:r>
-              <w:rPr>
-                <w:sz w:val="32"/>
-              </w:rPr>
-              <w:t>48 x 11</w:t>
-              <w:br/>
-              <w:t xml:space="preserve">  1    1</w:t>
-              <w:br/>
-              <w:t xml:space="preserve">  ----</w:t>
-              <w:br/>
-              <w:t>4|    |</w:t>
-              <w:br/>
-              <w:t>8|    |</w:t>
-            </w:r>
-          </w:p>
-        </w:tc>
-      </w:tr>
-      <w:tr>
-        <w:tc>
-          <w:tcPr>
-            <w:tcW w:type="dxa" w:w="2880"/>
-          </w:tcPr>
-          <w:p>
-            <w:r>
-              <w:rPr>
-                <w:sz w:val="32"/>
-              </w:rPr>
-              <w:t>48 x 39</w:t>
-              <w:br/>
-              <w:t xml:space="preserve">  3    9</w:t>
-              <w:br/>
-              <w:t xml:space="preserve">  ----</w:t>
-              <w:br/>
-              <w:t>4|    |</w:t>
-              <w:br/>
-              <w:t>8|    |</w:t>
-            </w:r>
-          </w:p>
-        </w:tc>
-        <w:tc>
-          <w:tcPr>
-            <w:tcW w:type="dxa" w:w="2880"/>
-          </w:tcPr>
-          <w:p>
-            <w:r>
-              <w:rPr>
-                <w:sz w:val="32"/>
-              </w:rPr>
-              <w:t>53 x 17</w:t>
-              <w:br/>
-              <w:t xml:space="preserve">  1    7</w:t>
-              <w:br/>
-              <w:t xml:space="preserve">  ----</w:t>
-              <w:br/>
-              <w:t>5|    |</w:t>
-              <w:br/>
-              <w:t>3|    |</w:t>
-            </w:r>
-          </w:p>
-        </w:tc>
-        <w:tc>
-          <w:tcPr>
-            <w:tcW w:type="dxa" w:w="2880"/>
-          </w:tcPr>
-          <w:p>
-            <w:r>
-              <w:rPr>
-                <w:sz w:val="32"/>
-              </w:rPr>
-              <w:t>77 x 53</w:t>
-              <w:br/>
-              <w:t xml:space="preserve">  5    3</w:t>
-              <w:br/>
-              <w:t xml:space="preserve">  ----</w:t>
-              <w:br/>
-              <w:t>7|    |</w:t>
-              <w:br/>
-              <w:t>7|    |</w:t>
-            </w:r>
-          </w:p>
-        </w:tc>
-      </w:tr>
-      <w:tr>
-        <w:tc>
-          <w:tcPr>
-            <w:tcW w:type="dxa" w:w="2880"/>
-          </w:tcPr>
-          <w:p>
-            <w:r>
-              <w:rPr>
-                <w:sz w:val="32"/>
-              </w:rPr>
-              <w:t>37 x 63</w:t>
-              <w:br/>
-              <w:t xml:space="preserve">  6    3</w:t>
-              <w:br/>
-              <w:t xml:space="preserve">  ----</w:t>
-              <w:br/>
-              <w:t>3|    |</w:t>
-              <w:br/>
-              <w:t>7|    |</w:t>
-            </w:r>
-          </w:p>
-        </w:tc>
-        <w:tc>
-          <w:tcPr>
-            <w:tcW w:type="dxa" w:w="2880"/>
-          </w:tcPr>
-          <w:p>
-            <w:r>
-              <w:rPr>
-                <w:sz w:val="32"/>
-              </w:rPr>
-              <w:t>38 x 56</w:t>
-              <w:br/>
-              <w:t xml:space="preserve">  5    6</w:t>
-              <w:br/>
-              <w:t xml:space="preserve">  ----</w:t>
-              <w:br/>
-              <w:t>3|    |</w:t>
-              <w:br/>
-              <w:t>8|    |</w:t>
-            </w:r>
-          </w:p>
-        </w:tc>
-        <w:tc>
-          <w:tcPr>
-            <w:tcW w:type="dxa" w:w="2880"/>
-          </w:tcPr>
-          <w:p>
-            <w:r>
-              <w:rPr>
-                <w:sz w:val="32"/>
-              </w:rPr>
-              <w:t>54 x 49</w:t>
-              <w:br/>
-              <w:t xml:space="preserve">  4    9</w:t>
-              <w:br/>
-              <w:t xml:space="preserve">  ----</w:t>
-              <w:br/>
-              <w:t>5|    |</w:t>
               <w:br/>
               <w:t>4|    |</w:t>
             </w:r>

--- a/lattice_multiplication_exercises.docx
+++ b/lattice_multiplication_exercises.docx
@@ -22,13 +22,13 @@
               <w:rPr>
                 <w:sz w:val="32"/>
               </w:rPr>
-              <w:t>19 x 25</w:t>
+              <w:t>89 x 16</w:t>
               <w:br/>
-              <w:t xml:space="preserve">  2    5</w:t>
+              <w:t xml:space="preserve">  1    6</w:t>
               <w:br/>
               <w:t xml:space="preserve">  ----</w:t>
               <w:br/>
-              <w:t>1|    |</w:t>
+              <w:t>8|    |</w:t>
               <w:br/>
               <w:t>9|    |</w:t>
             </w:r>
@@ -43,15 +43,15 @@
               <w:rPr>
                 <w:sz w:val="32"/>
               </w:rPr>
-              <w:t>78 x 17</w:t>
+              <w:t>85 x 92</w:t>
               <w:br/>
-              <w:t xml:space="preserve">  1    7</w:t>
+              <w:t xml:space="preserve">  9    2</w:t>
               <w:br/>
               <w:t xml:space="preserve">  ----</w:t>
               <w:br/>
-              <w:t>7|    |</w:t>
+              <w:t>8|    |</w:t>
               <w:br/>
-              <w:t>8|    |</w:t>
+              <w:t>5|    |</w:t>
             </w:r>
           </w:p>
         </w:tc>
@@ -64,15 +64,15 @@
               <w:rPr>
                 <w:sz w:val="32"/>
               </w:rPr>
-              <w:t>23 x 89</w:t>
+              <w:t>90 x 87</w:t>
               <w:br/>
-              <w:t xml:space="preserve">  8    9</w:t>
+              <w:t xml:space="preserve">  8    7</w:t>
               <w:br/>
               <w:t xml:space="preserve">  ----</w:t>
               <w:br/>
-              <w:t>2|    |</w:t>
+              <w:t>9|    |</w:t>
               <w:br/>
-              <w:t>3|    |</w:t>
+              <w:t>0|    |</w:t>
             </w:r>
           </w:p>
         </w:tc>
@@ -87,13 +87,34 @@
               <w:rPr>
                 <w:sz w:val="32"/>
               </w:rPr>
-              <w:t>40 x 73</w:t>
+              <w:t>89 x 48</w:t>
               <w:br/>
-              <w:t xml:space="preserve">  7    3</w:t>
+              <w:t xml:space="preserve">  4    8</w:t>
               <w:br/>
               <w:t xml:space="preserve">  ----</w:t>
               <w:br/>
-              <w:t>4|    |</w:t>
+              <w:t>8|    |</w:t>
+              <w:br/>
+              <w:t>9|    |</w:t>
+            </w:r>
+          </w:p>
+        </w:tc>
+        <w:tc>
+          <w:tcPr>
+            <w:tcW w:type="dxa" w:w="2880"/>
+          </w:tcPr>
+          <w:p>
+            <w:r>
+              <w:rPr>
+                <w:sz w:val="32"/>
+              </w:rPr>
+              <w:t>10 x 70</w:t>
+              <w:br/>
+              <w:t xml:space="preserve">  7    0</w:t>
+              <w:br/>
+              <w:t xml:space="preserve">  ----</w:t>
+              <w:br/>
+              <w:t>1|    |</w:t>
               <w:br/>
               <w:t>0|    |</w:t>
             </w:r>
@@ -108,36 +129,15 @@
               <w:rPr>
                 <w:sz w:val="32"/>
               </w:rPr>
-              <w:t>84 x 87</w:t>
+              <w:t>17 x 87</w:t>
               <w:br/>
               <w:t xml:space="preserve">  8    7</w:t>
               <w:br/>
               <w:t xml:space="preserve">  ----</w:t>
               <w:br/>
-              <w:t>8|    |</w:t>
+              <w:t>1|    |</w:t>
               <w:br/>
-              <w:t>4|    |</w:t>
-            </w:r>
-          </w:p>
-        </w:tc>
-        <w:tc>
-          <w:tcPr>
-            <w:tcW w:type="dxa" w:w="2880"/>
-          </w:tcPr>
-          <w:p>
-            <w:r>
-              <w:rPr>
-                <w:sz w:val="32"/>
-              </w:rPr>
-              <w:t>43 x 59</w:t>
-              <w:br/>
-              <w:t xml:space="preserve">  5    9</w:t>
-              <w:br/>
-              <w:t xml:space="preserve">  ----</w:t>
-              <w:br/>
-              <w:t>4|    |</w:t>
-              <w:br/>
-              <w:t>3|    |</w:t>
+              <w:t>7|    |</w:t>
             </w:r>
           </w:p>
         </w:tc>
@@ -152,15 +152,15 @@
               <w:rPr>
                 <w:sz w:val="32"/>
               </w:rPr>
-              <w:t>54 x 40</w:t>
+              <w:t>72 x 70</w:t>
               <w:br/>
-              <w:t xml:space="preserve">  4    0</w:t>
+              <w:t xml:space="preserve">  7    0</w:t>
               <w:br/>
               <w:t xml:space="preserve">  ----</w:t>
               <w:br/>
-              <w:t>5|    |</w:t>
+              <w:t>7|    |</w:t>
               <w:br/>
-              <w:t>4|    |</w:t>
+              <w:t>2|    |</w:t>
             </w:r>
           </w:p>
         </w:tc>
@@ -173,9 +173,9 @@
               <w:rPr>
                 <w:sz w:val="32"/>
               </w:rPr>
-              <w:t>70 x 96</w:t>
+              <w:t>70 x 78</w:t>
               <w:br/>
-              <w:t xml:space="preserve">  9    6</w:t>
+              <w:t xml:space="preserve">  7    8</w:t>
               <w:br/>
               <w:t xml:space="preserve">  ----</w:t>
               <w:br/>
@@ -194,15 +194,15 @@
               <w:rPr>
                 <w:sz w:val="32"/>
               </w:rPr>
-              <w:t>93 x 72</w:t>
+              <w:t>44 x 58</w:t>
               <w:br/>
-              <w:t xml:space="preserve">  7    2</w:t>
+              <w:t xml:space="preserve">  5    8</w:t>
               <w:br/>
               <w:t xml:space="preserve">  ----</w:t>
               <w:br/>
-              <w:t>9|    |</w:t>
+              <w:t>4|    |</w:t>
               <w:br/>
-              <w:t>3|    |</w:t>
+              <w:t>4|    |</w:t>
             </w:r>
           </w:p>
         </w:tc>
@@ -217,15 +217,15 @@
               <w:rPr>
                 <w:sz w:val="32"/>
               </w:rPr>
-              <w:t>94 x 85</w:t>
+              <w:t>68 x 30</w:t>
               <w:br/>
-              <w:t xml:space="preserve">  8    5</w:t>
+              <w:t xml:space="preserve">  3    0</w:t>
               <w:br/>
               <w:t xml:space="preserve">  ----</w:t>
               <w:br/>
-              <w:t>9|    |</w:t>
+              <w:t>6|    |</w:t>
               <w:br/>
-              <w:t>4|    |</w:t>
+              <w:t>8|    |</w:t>
             </w:r>
           </w:p>
         </w:tc>
@@ -238,15 +238,15 @@
               <w:rPr>
                 <w:sz w:val="32"/>
               </w:rPr>
-              <w:t>85 x 35</w:t>
+              <w:t>82 x 48</w:t>
               <w:br/>
-              <w:t xml:space="preserve">  3    5</w:t>
+              <w:t xml:space="preserve">  4    8</w:t>
               <w:br/>
               <w:t xml:space="preserve">  ----</w:t>
               <w:br/>
               <w:t>8|    |</w:t>
               <w:br/>
-              <w:t>5|    |</w:t>
+              <w:t>2|    |</w:t>
             </w:r>
           </w:p>
         </w:tc>
@@ -259,15 +259,15 @@
               <w:rPr>
                 <w:sz w:val="32"/>
               </w:rPr>
-              <w:t>95 x 59</w:t>
+              <w:t>41 x 73</w:t>
               <w:br/>
-              <w:t xml:space="preserve">  5    9</w:t>
+              <w:t xml:space="preserve">  7    3</w:t>
               <w:br/>
               <w:t xml:space="preserve">  ----</w:t>
               <w:br/>
-              <w:t>9|    |</w:t>
+              <w:t>4|    |</w:t>
               <w:br/>
-              <w:t>5|    |</w:t>
+              <w:t>1|    |</w:t>
             </w:r>
           </w:p>
         </w:tc>
@@ -282,15 +282,15 @@
               <w:rPr>
                 <w:sz w:val="32"/>
               </w:rPr>
-              <w:t>32 x 51</w:t>
+              <w:t>36 x 88</w:t>
               <w:br/>
-              <w:t xml:space="preserve">  5    1</w:t>
+              <w:t xml:space="preserve">  8    8</w:t>
               <w:br/>
               <w:t xml:space="preserve">  ----</w:t>
               <w:br/>
               <w:t>3|    |</w:t>
               <w:br/>
-              <w:t>2|    |</w:t>
+              <w:t>6|    |</w:t>
             </w:r>
           </w:p>
         </w:tc>
@@ -303,15 +303,15 @@
               <w:rPr>
                 <w:sz w:val="32"/>
               </w:rPr>
-              <w:t>23 x 40</w:t>
+              <w:t>20 x 82</w:t>
               <w:br/>
-              <w:t xml:space="preserve">  4    0</w:t>
+              <w:t xml:space="preserve">  8    2</w:t>
               <w:br/>
               <w:t xml:space="preserve">  ----</w:t>
               <w:br/>
               <w:t>2|    |</w:t>
               <w:br/>
-              <w:t>3|    |</w:t>
+              <w:t>0|    |</w:t>
             </w:r>
           </w:p>
         </w:tc>
@@ -324,15 +324,15 @@
               <w:rPr>
                 <w:sz w:val="32"/>
               </w:rPr>
-              <w:t>64 x 41</w:t>
+              <w:t>78 x 70</w:t>
               <w:br/>
-              <w:t xml:space="preserve">  4    1</w:t>
+              <w:t xml:space="preserve">  7    0</w:t>
               <w:br/>
               <w:t xml:space="preserve">  ----</w:t>
               <w:br/>
-              <w:t>6|    |</w:t>
+              <w:t>7|    |</w:t>
               <w:br/>
-              <w:t>4|    |</w:t>
+              <w:t>8|    |</w:t>
             </w:r>
           </w:p>
         </w:tc>

--- a/lattice_multiplication_exercises.docx
+++ b/lattice_multiplication_exercises.docx
@@ -22,13 +22,13 @@
               <w:rPr>
                 <w:sz w:val="32"/>
               </w:rPr>
-              <w:t>89 x 16</w:t>
+              <w:t>39 x 24</w:t>
               <w:br/>
-              <w:t xml:space="preserve">  1    6</w:t>
+              <w:t xml:space="preserve">  2    4</w:t>
               <w:br/>
               <w:t xml:space="preserve">  ----</w:t>
               <w:br/>
-              <w:t>8|    |</w:t>
+              <w:t>3|    |</w:t>
               <w:br/>
               <w:t>9|    |</w:t>
             </w:r>
@@ -43,15 +43,15 @@
               <w:rPr>
                 <w:sz w:val="32"/>
               </w:rPr>
-              <w:t>85 x 92</w:t>
+              <w:t>91 x 69</w:t>
               <w:br/>
-              <w:t xml:space="preserve">  9    2</w:t>
+              <w:t xml:space="preserve">  6    9</w:t>
               <w:br/>
               <w:t xml:space="preserve">  ----</w:t>
               <w:br/>
-              <w:t>8|    |</w:t>
+              <w:t>9|    |</w:t>
               <w:br/>
-              <w:t>5|    |</w:t>
+              <w:t>1|    |</w:t>
             </w:r>
           </w:p>
         </w:tc>
@@ -64,15 +64,15 @@
               <w:rPr>
                 <w:sz w:val="32"/>
               </w:rPr>
-              <w:t>90 x 87</w:t>
+              <w:t>73 x 82</w:t>
               <w:br/>
-              <w:t xml:space="preserve">  8    7</w:t>
+              <w:t xml:space="preserve">  8    2</w:t>
               <w:br/>
               <w:t xml:space="preserve">  ----</w:t>
               <w:br/>
-              <w:t>9|    |</w:t>
+              <w:t>7|    |</w:t>
               <w:br/>
-              <w:t>0|    |</w:t>
+              <w:t>3|    |</w:t>
             </w:r>
           </w:p>
         </w:tc>
@@ -87,15 +87,15 @@
               <w:rPr>
                 <w:sz w:val="32"/>
               </w:rPr>
-              <w:t>89 x 48</w:t>
+              <w:t>34 x 74</w:t>
               <w:br/>
-              <w:t xml:space="preserve">  4    8</w:t>
+              <w:t xml:space="preserve">  7    4</w:t>
               <w:br/>
               <w:t xml:space="preserve">  ----</w:t>
               <w:br/>
-              <w:t>8|    |</w:t>
+              <w:t>3|    |</w:t>
               <w:br/>
-              <w:t>9|    |</w:t>
+              <w:t>4|    |</w:t>
             </w:r>
           </w:p>
         </w:tc>
@@ -108,204 +108,9 @@
               <w:rPr>
                 <w:sz w:val="32"/>
               </w:rPr>
-              <w:t>10 x 70</w:t>
+              <w:t>20 x 47</w:t>
               <w:br/>
-              <w:t xml:space="preserve">  7    0</w:t>
-              <w:br/>
-              <w:t xml:space="preserve">  ----</w:t>
-              <w:br/>
-              <w:t>1|    |</w:t>
-              <w:br/>
-              <w:t>0|    |</w:t>
-            </w:r>
-          </w:p>
-        </w:tc>
-        <w:tc>
-          <w:tcPr>
-            <w:tcW w:type="dxa" w:w="2880"/>
-          </w:tcPr>
-          <w:p>
-            <w:r>
-              <w:rPr>
-                <w:sz w:val="32"/>
-              </w:rPr>
-              <w:t>17 x 87</w:t>
-              <w:br/>
-              <w:t xml:space="preserve">  8    7</w:t>
-              <w:br/>
-              <w:t xml:space="preserve">  ----</w:t>
-              <w:br/>
-              <w:t>1|    |</w:t>
-              <w:br/>
-              <w:t>7|    |</w:t>
-            </w:r>
-          </w:p>
-        </w:tc>
-      </w:tr>
-      <w:tr>
-        <w:tc>
-          <w:tcPr>
-            <w:tcW w:type="dxa" w:w="2880"/>
-          </w:tcPr>
-          <w:p>
-            <w:r>
-              <w:rPr>
-                <w:sz w:val="32"/>
-              </w:rPr>
-              <w:t>72 x 70</w:t>
-              <w:br/>
-              <w:t xml:space="preserve">  7    0</w:t>
-              <w:br/>
-              <w:t xml:space="preserve">  ----</w:t>
-              <w:br/>
-              <w:t>7|    |</w:t>
-              <w:br/>
-              <w:t>2|    |</w:t>
-            </w:r>
-          </w:p>
-        </w:tc>
-        <w:tc>
-          <w:tcPr>
-            <w:tcW w:type="dxa" w:w="2880"/>
-          </w:tcPr>
-          <w:p>
-            <w:r>
-              <w:rPr>
-                <w:sz w:val="32"/>
-              </w:rPr>
-              <w:t>70 x 78</w:t>
-              <w:br/>
-              <w:t xml:space="preserve">  7    8</w:t>
-              <w:br/>
-              <w:t xml:space="preserve">  ----</w:t>
-              <w:br/>
-              <w:t>7|    |</w:t>
-              <w:br/>
-              <w:t>0|    |</w:t>
-            </w:r>
-          </w:p>
-        </w:tc>
-        <w:tc>
-          <w:tcPr>
-            <w:tcW w:type="dxa" w:w="2880"/>
-          </w:tcPr>
-          <w:p>
-            <w:r>
-              <w:rPr>
-                <w:sz w:val="32"/>
-              </w:rPr>
-              <w:t>44 x 58</w:t>
-              <w:br/>
-              <w:t xml:space="preserve">  5    8</w:t>
-              <w:br/>
-              <w:t xml:space="preserve">  ----</w:t>
-              <w:br/>
-              <w:t>4|    |</w:t>
-              <w:br/>
-              <w:t>4|    |</w:t>
-            </w:r>
-          </w:p>
-        </w:tc>
-      </w:tr>
-      <w:tr>
-        <w:tc>
-          <w:tcPr>
-            <w:tcW w:type="dxa" w:w="2880"/>
-          </w:tcPr>
-          <w:p>
-            <w:r>
-              <w:rPr>
-                <w:sz w:val="32"/>
-              </w:rPr>
-              <w:t>68 x 30</w:t>
-              <w:br/>
-              <w:t xml:space="preserve">  3    0</w:t>
-              <w:br/>
-              <w:t xml:space="preserve">  ----</w:t>
-              <w:br/>
-              <w:t>6|    |</w:t>
-              <w:br/>
-              <w:t>8|    |</w:t>
-            </w:r>
-          </w:p>
-        </w:tc>
-        <w:tc>
-          <w:tcPr>
-            <w:tcW w:type="dxa" w:w="2880"/>
-          </w:tcPr>
-          <w:p>
-            <w:r>
-              <w:rPr>
-                <w:sz w:val="32"/>
-              </w:rPr>
-              <w:t>82 x 48</w:t>
-              <w:br/>
-              <w:t xml:space="preserve">  4    8</w:t>
-              <w:br/>
-              <w:t xml:space="preserve">  ----</w:t>
-              <w:br/>
-              <w:t>8|    |</w:t>
-              <w:br/>
-              <w:t>2|    |</w:t>
-            </w:r>
-          </w:p>
-        </w:tc>
-        <w:tc>
-          <w:tcPr>
-            <w:tcW w:type="dxa" w:w="2880"/>
-          </w:tcPr>
-          <w:p>
-            <w:r>
-              <w:rPr>
-                <w:sz w:val="32"/>
-              </w:rPr>
-              <w:t>41 x 73</w:t>
-              <w:br/>
-              <w:t xml:space="preserve">  7    3</w:t>
-              <w:br/>
-              <w:t xml:space="preserve">  ----</w:t>
-              <w:br/>
-              <w:t>4|    |</w:t>
-              <w:br/>
-              <w:t>1|    |</w:t>
-            </w:r>
-          </w:p>
-        </w:tc>
-      </w:tr>
-      <w:tr>
-        <w:tc>
-          <w:tcPr>
-            <w:tcW w:type="dxa" w:w="2880"/>
-          </w:tcPr>
-          <w:p>
-            <w:r>
-              <w:rPr>
-                <w:sz w:val="32"/>
-              </w:rPr>
-              <w:t>36 x 88</w:t>
-              <w:br/>
-              <w:t xml:space="preserve">  8    8</w:t>
-              <w:br/>
-              <w:t xml:space="preserve">  ----</w:t>
-              <w:br/>
-              <w:t>3|    |</w:t>
-              <w:br/>
-              <w:t>6|    |</w:t>
-            </w:r>
-          </w:p>
-        </w:tc>
-        <w:tc>
-          <w:tcPr>
-            <w:tcW w:type="dxa" w:w="2880"/>
-          </w:tcPr>
-          <w:p>
-            <w:r>
-              <w:rPr>
-                <w:sz w:val="32"/>
-              </w:rPr>
-              <w:t>20 x 82</w:t>
-              <w:br/>
-              <w:t xml:space="preserve">  8    2</w:t>
+              <w:t xml:space="preserve">  4    7</w:t>
               <w:br/>
               <w:t xml:space="preserve">  ----</w:t>
               <w:br/>
@@ -324,15 +129,210 @@
               <w:rPr>
                 <w:sz w:val="32"/>
               </w:rPr>
-              <w:t>78 x 70</w:t>
+              <w:t>59 x 20</w:t>
               <w:br/>
-              <w:t xml:space="preserve">  7    0</w:t>
+              <w:t xml:space="preserve">  2    0</w:t>
+              <w:br/>
+              <w:t xml:space="preserve">  ----</w:t>
+              <w:br/>
+              <w:t>5|    |</w:t>
+              <w:br/>
+              <w:t>9|    |</w:t>
+            </w:r>
+          </w:p>
+        </w:tc>
+      </w:tr>
+      <w:tr>
+        <w:tc>
+          <w:tcPr>
+            <w:tcW w:type="dxa" w:w="2880"/>
+          </w:tcPr>
+          <w:p>
+            <w:r>
+              <w:rPr>
+                <w:sz w:val="32"/>
+              </w:rPr>
+              <w:t>29 x 99</w:t>
+              <w:br/>
+              <w:t xml:space="preserve">  9    9</w:t>
+              <w:br/>
+              <w:t xml:space="preserve">  ----</w:t>
+              <w:br/>
+              <w:t>2|    |</w:t>
+              <w:br/>
+              <w:t>9|    |</w:t>
+            </w:r>
+          </w:p>
+        </w:tc>
+        <w:tc>
+          <w:tcPr>
+            <w:tcW w:type="dxa" w:w="2880"/>
+          </w:tcPr>
+          <w:p>
+            <w:r>
+              <w:rPr>
+                <w:sz w:val="32"/>
+              </w:rPr>
+              <w:t>18 x 25</w:t>
+              <w:br/>
+              <w:t xml:space="preserve">  2    5</w:t>
+              <w:br/>
+              <w:t xml:space="preserve">  ----</w:t>
+              <w:br/>
+              <w:t>1|    |</w:t>
+              <w:br/>
+              <w:t>8|    |</w:t>
+            </w:r>
+          </w:p>
+        </w:tc>
+        <w:tc>
+          <w:tcPr>
+            <w:tcW w:type="dxa" w:w="2880"/>
+          </w:tcPr>
+          <w:p>
+            <w:r>
+              <w:rPr>
+                <w:sz w:val="32"/>
+              </w:rPr>
+              <w:t>78 x 83</w:t>
+              <w:br/>
+              <w:t xml:space="preserve">  8    3</w:t>
               <w:br/>
               <w:t xml:space="preserve">  ----</w:t>
               <w:br/>
               <w:t>7|    |</w:t>
               <w:br/>
               <w:t>8|    |</w:t>
+            </w:r>
+          </w:p>
+        </w:tc>
+      </w:tr>
+      <w:tr>
+        <w:tc>
+          <w:tcPr>
+            <w:tcW w:type="dxa" w:w="2880"/>
+          </w:tcPr>
+          <w:p>
+            <w:r>
+              <w:rPr>
+                <w:sz w:val="32"/>
+              </w:rPr>
+              <w:t>59 x 88</w:t>
+              <w:br/>
+              <w:t xml:space="preserve">  8    8</w:t>
+              <w:br/>
+              <w:t xml:space="preserve">  ----</w:t>
+              <w:br/>
+              <w:t>5|    |</w:t>
+              <w:br/>
+              <w:t>9|    |</w:t>
+            </w:r>
+          </w:p>
+        </w:tc>
+        <w:tc>
+          <w:tcPr>
+            <w:tcW w:type="dxa" w:w="2880"/>
+          </w:tcPr>
+          <w:p>
+            <w:r>
+              <w:rPr>
+                <w:sz w:val="32"/>
+              </w:rPr>
+              <w:t>77 x 51</w:t>
+              <w:br/>
+              <w:t xml:space="preserve">  5    1</w:t>
+              <w:br/>
+              <w:t xml:space="preserve">  ----</w:t>
+              <w:br/>
+              <w:t>7|    |</w:t>
+              <w:br/>
+              <w:t>7|    |</w:t>
+            </w:r>
+          </w:p>
+        </w:tc>
+        <w:tc>
+          <w:tcPr>
+            <w:tcW w:type="dxa" w:w="2880"/>
+          </w:tcPr>
+          <w:p>
+            <w:r>
+              <w:rPr>
+                <w:sz w:val="32"/>
+              </w:rPr>
+              <w:t>32 x 68</w:t>
+              <w:br/>
+              <w:t xml:space="preserve">  6    8</w:t>
+              <w:br/>
+              <w:t xml:space="preserve">  ----</w:t>
+              <w:br/>
+              <w:t>3|    |</w:t>
+              <w:br/>
+              <w:t>2|    |</w:t>
+            </w:r>
+          </w:p>
+        </w:tc>
+      </w:tr>
+      <w:tr>
+        <w:tc>
+          <w:tcPr>
+            <w:tcW w:type="dxa" w:w="2880"/>
+          </w:tcPr>
+          <w:p>
+            <w:r>
+              <w:rPr>
+                <w:sz w:val="32"/>
+              </w:rPr>
+              <w:t>61 x 97</w:t>
+              <w:br/>
+              <w:t xml:space="preserve">  9    7</w:t>
+              <w:br/>
+              <w:t xml:space="preserve">  ----</w:t>
+              <w:br/>
+              <w:t>6|    |</w:t>
+              <w:br/>
+              <w:t>1|    |</w:t>
+            </w:r>
+          </w:p>
+        </w:tc>
+        <w:tc>
+          <w:tcPr>
+            <w:tcW w:type="dxa" w:w="2880"/>
+          </w:tcPr>
+          <w:p>
+            <w:r>
+              <w:rPr>
+                <w:sz w:val="32"/>
+              </w:rPr>
+              <w:t>30 x 42</w:t>
+              <w:br/>
+              <w:t xml:space="preserve">  4    2</w:t>
+              <w:br/>
+              <w:t xml:space="preserve">  ----</w:t>
+              <w:br/>
+              <w:t>3|    |</w:t>
+              <w:br/>
+              <w:t>0|    |</w:t>
+            </w:r>
+          </w:p>
+        </w:tc>
+        <w:tc>
+          <w:tcPr>
+            <w:tcW w:type="dxa" w:w="2880"/>
+          </w:tcPr>
+          <w:p>
+            <w:r>
+              <w:rPr>
+                <w:sz w:val="32"/>
+              </w:rPr>
+              <w:t>86 x 52</w:t>
+              <w:br/>
+              <w:t xml:space="preserve">  5    2</w:t>
+              <w:br/>
+              <w:t xml:space="preserve">  ----</w:t>
+              <w:br/>
+              <w:t>8|    |</w:t>
+              <w:br/>
+              <w:t>6|    |</w:t>
             </w:r>
           </w:p>
         </w:tc>

--- a/lattice_multiplication_exercises.docx
+++ b/lattice_multiplication_exercises.docx
@@ -22,9 +22,225 @@
               <w:rPr>
                 <w:sz w:val="32"/>
               </w:rPr>
-              <w:t>39 x 24</w:t>
+              <w:t>37 x 80</w:t>
               <w:br/>
-              <w:t xml:space="preserve">  2    4</w:t>
+              <w:t xml:space="preserve">  8    0</w:t>
+              <w:br/>
+              <w:t xml:space="preserve">  ----</w:t>
+              <w:br/>
+              <w:t>3|    |</w:t>
+              <w:br/>
+              <w:t>7|    |</w:t>
+            </w:r>
+          </w:p>
+        </w:tc>
+        <w:tc>
+          <w:tcPr>
+            <w:tcW w:type="dxa" w:w="2880"/>
+          </w:tcPr>
+          <w:p>
+            <w:r>
+              <w:rPr>
+                <w:sz w:val="32"/>
+              </w:rPr>
+              <w:t>80 x 84</w:t>
+              <w:br/>
+              <w:t xml:space="preserve">  8    4</w:t>
+              <w:br/>
+              <w:t xml:space="preserve">  ----</w:t>
+              <w:br/>
+              <w:t>8|    |</w:t>
+              <w:br/>
+              <w:t>0|    |</w:t>
+            </w:r>
+          </w:p>
+        </w:tc>
+        <w:tc>
+          <w:tcPr>
+            <w:tcW w:type="dxa" w:w="2880"/>
+          </w:tcPr>
+          <w:p>
+            <w:r>
+              <w:rPr>
+                <w:sz w:val="32"/>
+              </w:rPr>
+              <w:t>77 x 81</w:t>
+              <w:br/>
+              <w:t xml:space="preserve">  8    1</w:t>
+              <w:br/>
+              <w:t xml:space="preserve">  ----</w:t>
+              <w:br/>
+              <w:t>7|    |</w:t>
+              <w:br/>
+              <w:t>7|    |</w:t>
+            </w:r>
+          </w:p>
+        </w:tc>
+      </w:tr>
+      <w:tr>
+        <w:tc>
+          <w:tcPr>
+            <w:tcW w:type="dxa" w:w="2880"/>
+          </w:tcPr>
+          <w:p>
+            <w:r>
+              <w:rPr>
+                <w:sz w:val="32"/>
+              </w:rPr>
+              <w:t>42 x 85</w:t>
+              <w:br/>
+              <w:t xml:space="preserve">  8    5</w:t>
+              <w:br/>
+              <w:t xml:space="preserve">  ----</w:t>
+              <w:br/>
+              <w:t>4|    |</w:t>
+              <w:br/>
+              <w:t>2|    |</w:t>
+            </w:r>
+          </w:p>
+        </w:tc>
+        <w:tc>
+          <w:tcPr>
+            <w:tcW w:type="dxa" w:w="2880"/>
+          </w:tcPr>
+          <w:p>
+            <w:r>
+              <w:rPr>
+                <w:sz w:val="32"/>
+              </w:rPr>
+              <w:t>67 x 40</w:t>
+              <w:br/>
+              <w:t xml:space="preserve">  4    0</w:t>
+              <w:br/>
+              <w:t xml:space="preserve">  ----</w:t>
+              <w:br/>
+              <w:t>6|    |</w:t>
+              <w:br/>
+              <w:t>7|    |</w:t>
+            </w:r>
+          </w:p>
+        </w:tc>
+        <w:tc>
+          <w:tcPr>
+            <w:tcW w:type="dxa" w:w="2880"/>
+          </w:tcPr>
+          <w:p>
+            <w:r>
+              <w:rPr>
+                <w:sz w:val="32"/>
+              </w:rPr>
+              <w:t>21 x 38</w:t>
+              <w:br/>
+              <w:t xml:space="preserve">  3    8</w:t>
+              <w:br/>
+              <w:t xml:space="preserve">  ----</w:t>
+              <w:br/>
+              <w:t>2|    |</w:t>
+              <w:br/>
+              <w:t>1|    |</w:t>
+            </w:r>
+          </w:p>
+        </w:tc>
+      </w:tr>
+      <w:tr>
+        <w:tc>
+          <w:tcPr>
+            <w:tcW w:type="dxa" w:w="2880"/>
+          </w:tcPr>
+          <w:p>
+            <w:r>
+              <w:rPr>
+                <w:sz w:val="32"/>
+              </w:rPr>
+              <w:t>84 x 53</w:t>
+              <w:br/>
+              <w:t xml:space="preserve">  5    3</w:t>
+              <w:br/>
+              <w:t xml:space="preserve">  ----</w:t>
+              <w:br/>
+              <w:t>8|    |</w:t>
+              <w:br/>
+              <w:t>4|    |</w:t>
+            </w:r>
+          </w:p>
+        </w:tc>
+        <w:tc>
+          <w:tcPr>
+            <w:tcW w:type="dxa" w:w="2880"/>
+          </w:tcPr>
+          <w:p>
+            <w:r>
+              <w:rPr>
+                <w:sz w:val="32"/>
+              </w:rPr>
+              <w:t>84 x 49</w:t>
+              <w:br/>
+              <w:t xml:space="preserve">  4    9</w:t>
+              <w:br/>
+              <w:t xml:space="preserve">  ----</w:t>
+              <w:br/>
+              <w:t>8|    |</w:t>
+              <w:br/>
+              <w:t>4|    |</w:t>
+            </w:r>
+          </w:p>
+        </w:tc>
+        <w:tc>
+          <w:tcPr>
+            <w:tcW w:type="dxa" w:w="2880"/>
+          </w:tcPr>
+          <w:p>
+            <w:r>
+              <w:rPr>
+                <w:sz w:val="32"/>
+              </w:rPr>
+              <w:t>99 x 69</w:t>
+              <w:br/>
+              <w:t xml:space="preserve">  6    9</w:t>
+              <w:br/>
+              <w:t xml:space="preserve">  ----</w:t>
+              <w:br/>
+              <w:t>9|    |</w:t>
+              <w:br/>
+              <w:t>9|    |</w:t>
+            </w:r>
+          </w:p>
+        </w:tc>
+      </w:tr>
+      <w:tr>
+        <w:tc>
+          <w:tcPr>
+            <w:tcW w:type="dxa" w:w="2880"/>
+          </w:tcPr>
+          <w:p>
+            <w:r>
+              <w:rPr>
+                <w:sz w:val="32"/>
+              </w:rPr>
+              <w:t>36 x 61</w:t>
+              <w:br/>
+              <w:t xml:space="preserve">  6    1</w:t>
+              <w:br/>
+              <w:t xml:space="preserve">  ----</w:t>
+              <w:br/>
+              <w:t>3|    |</w:t>
+              <w:br/>
+              <w:t>6|    |</w:t>
+            </w:r>
+          </w:p>
+        </w:tc>
+        <w:tc>
+          <w:tcPr>
+            <w:tcW w:type="dxa" w:w="2880"/>
+          </w:tcPr>
+          <w:p>
+            <w:r>
+              <w:rPr>
+                <w:sz w:val="32"/>
+              </w:rPr>
+              <w:t>39 x 29</w:t>
+              <w:br/>
+              <w:t xml:space="preserve">  2    9</w:t>
               <w:br/>
               <w:t xml:space="preserve">  ----</w:t>
               <w:br/>
@@ -43,36 +259,15 @@
               <w:rPr>
                 <w:sz w:val="32"/>
               </w:rPr>
-              <w:t>91 x 69</w:t>
+              <w:t>11 x 95</w:t>
               <w:br/>
-              <w:t xml:space="preserve">  6    9</w:t>
+              <w:t xml:space="preserve">  9    5</w:t>
               <w:br/>
               <w:t xml:space="preserve">  ----</w:t>
               <w:br/>
-              <w:t>9|    |</w:t>
+              <w:t>1|    |</w:t>
               <w:br/>
               <w:t>1|    |</w:t>
-            </w:r>
-          </w:p>
-        </w:tc>
-        <w:tc>
-          <w:tcPr>
-            <w:tcW w:type="dxa" w:w="2880"/>
-          </w:tcPr>
-          <w:p>
-            <w:r>
-              <w:rPr>
-                <w:sz w:val="32"/>
-              </w:rPr>
-              <w:t>73 x 82</w:t>
-              <w:br/>
-              <w:t xml:space="preserve">  8    2</w:t>
-              <w:br/>
-              <w:t xml:space="preserve">  ----</w:t>
-              <w:br/>
-              <w:t>7|    |</w:t>
-              <w:br/>
-              <w:t>3|    |</w:t>
             </w:r>
           </w:p>
         </w:tc>
@@ -87,15 +282,15 @@
               <w:rPr>
                 <w:sz w:val="32"/>
               </w:rPr>
-              <w:t>34 x 74</w:t>
+              <w:t>55 x 77</w:t>
               <w:br/>
-              <w:t xml:space="preserve">  7    4</w:t>
+              <w:t xml:space="preserve">  7    7</w:t>
               <w:br/>
               <w:t xml:space="preserve">  ----</w:t>
               <w:br/>
-              <w:t>3|    |</w:t>
+              <w:t>5|    |</w:t>
               <w:br/>
-              <w:t>4|    |</w:t>
+              <w:t>5|    |</w:t>
             </w:r>
           </w:p>
         </w:tc>
@@ -108,57 +303,13 @@
               <w:rPr>
                 <w:sz w:val="32"/>
               </w:rPr>
-              <w:t>20 x 47</w:t>
+              <w:t>19 x 71</w:t>
               <w:br/>
-              <w:t xml:space="preserve">  4    7</w:t>
+              <w:t xml:space="preserve">  7    1</w:t>
               <w:br/>
               <w:t xml:space="preserve">  ----</w:t>
               <w:br/>
-              <w:t>2|    |</w:t>
-              <w:br/>
-              <w:t>0|    |</w:t>
-            </w:r>
-          </w:p>
-        </w:tc>
-        <w:tc>
-          <w:tcPr>
-            <w:tcW w:type="dxa" w:w="2880"/>
-          </w:tcPr>
-          <w:p>
-            <w:r>
-              <w:rPr>
-                <w:sz w:val="32"/>
-              </w:rPr>
-              <w:t>59 x 20</w:t>
-              <w:br/>
-              <w:t xml:space="preserve">  2    0</w:t>
-              <w:br/>
-              <w:t xml:space="preserve">  ----</w:t>
-              <w:br/>
-              <w:t>5|    |</w:t>
-              <w:br/>
-              <w:t>9|    |</w:t>
-            </w:r>
-          </w:p>
-        </w:tc>
-      </w:tr>
-      <w:tr>
-        <w:tc>
-          <w:tcPr>
-            <w:tcW w:type="dxa" w:w="2880"/>
-          </w:tcPr>
-          <w:p>
-            <w:r>
-              <w:rPr>
-                <w:sz w:val="32"/>
-              </w:rPr>
-              <w:t>29 x 99</w:t>
-              <w:br/>
-              <w:t xml:space="preserve">  9    9</w:t>
-              <w:br/>
-              <w:t xml:space="preserve">  ----</w:t>
-              <w:br/>
-              <w:t>2|    |</w:t>
+              <w:t>1|    |</w:t>
               <w:br/>
               <w:t>9|    |</w:t>
             </w:r>
@@ -173,166 +324,15 @@
               <w:rPr>
                 <w:sz w:val="32"/>
               </w:rPr>
-              <w:t>18 x 25</w:t>
+              <w:t>42 x 76</w:t>
               <w:br/>
-              <w:t xml:space="preserve">  2    5</w:t>
+              <w:t xml:space="preserve">  7    6</w:t>
               <w:br/>
               <w:t xml:space="preserve">  ----</w:t>
               <w:br/>
-              <w:t>1|    |</w:t>
-              <w:br/>
-              <w:t>8|    |</w:t>
-            </w:r>
-          </w:p>
-        </w:tc>
-        <w:tc>
-          <w:tcPr>
-            <w:tcW w:type="dxa" w:w="2880"/>
-          </w:tcPr>
-          <w:p>
-            <w:r>
-              <w:rPr>
-                <w:sz w:val="32"/>
-              </w:rPr>
-              <w:t>78 x 83</w:t>
-              <w:br/>
-              <w:t xml:space="preserve">  8    3</w:t>
-              <w:br/>
-              <w:t xml:space="preserve">  ----</w:t>
-              <w:br/>
-              <w:t>7|    |</w:t>
-              <w:br/>
-              <w:t>8|    |</w:t>
-            </w:r>
-          </w:p>
-        </w:tc>
-      </w:tr>
-      <w:tr>
-        <w:tc>
-          <w:tcPr>
-            <w:tcW w:type="dxa" w:w="2880"/>
-          </w:tcPr>
-          <w:p>
-            <w:r>
-              <w:rPr>
-                <w:sz w:val="32"/>
-              </w:rPr>
-              <w:t>59 x 88</w:t>
-              <w:br/>
-              <w:t xml:space="preserve">  8    8</w:t>
-              <w:br/>
-              <w:t xml:space="preserve">  ----</w:t>
-              <w:br/>
-              <w:t>5|    |</w:t>
-              <w:br/>
-              <w:t>9|    |</w:t>
-            </w:r>
-          </w:p>
-        </w:tc>
-        <w:tc>
-          <w:tcPr>
-            <w:tcW w:type="dxa" w:w="2880"/>
-          </w:tcPr>
-          <w:p>
-            <w:r>
-              <w:rPr>
-                <w:sz w:val="32"/>
-              </w:rPr>
-              <w:t>77 x 51</w:t>
-              <w:br/>
-              <w:t xml:space="preserve">  5    1</w:t>
-              <w:br/>
-              <w:t xml:space="preserve">  ----</w:t>
-              <w:br/>
-              <w:t>7|    |</w:t>
-              <w:br/>
-              <w:t>7|    |</w:t>
-            </w:r>
-          </w:p>
-        </w:tc>
-        <w:tc>
-          <w:tcPr>
-            <w:tcW w:type="dxa" w:w="2880"/>
-          </w:tcPr>
-          <w:p>
-            <w:r>
-              <w:rPr>
-                <w:sz w:val="32"/>
-              </w:rPr>
-              <w:t>32 x 68</w:t>
-              <w:br/>
-              <w:t xml:space="preserve">  6    8</w:t>
-              <w:br/>
-              <w:t xml:space="preserve">  ----</w:t>
-              <w:br/>
-              <w:t>3|    |</w:t>
+              <w:t>4|    |</w:t>
               <w:br/>
               <w:t>2|    |</w:t>
-            </w:r>
-          </w:p>
-        </w:tc>
-      </w:tr>
-      <w:tr>
-        <w:tc>
-          <w:tcPr>
-            <w:tcW w:type="dxa" w:w="2880"/>
-          </w:tcPr>
-          <w:p>
-            <w:r>
-              <w:rPr>
-                <w:sz w:val="32"/>
-              </w:rPr>
-              <w:t>61 x 97</w:t>
-              <w:br/>
-              <w:t xml:space="preserve">  9    7</w:t>
-              <w:br/>
-              <w:t xml:space="preserve">  ----</w:t>
-              <w:br/>
-              <w:t>6|    |</w:t>
-              <w:br/>
-              <w:t>1|    |</w:t>
-            </w:r>
-          </w:p>
-        </w:tc>
-        <w:tc>
-          <w:tcPr>
-            <w:tcW w:type="dxa" w:w="2880"/>
-          </w:tcPr>
-          <w:p>
-            <w:r>
-              <w:rPr>
-                <w:sz w:val="32"/>
-              </w:rPr>
-              <w:t>30 x 42</w:t>
-              <w:br/>
-              <w:t xml:space="preserve">  4    2</w:t>
-              <w:br/>
-              <w:t xml:space="preserve">  ----</w:t>
-              <w:br/>
-              <w:t>3|    |</w:t>
-              <w:br/>
-              <w:t>0|    |</w:t>
-            </w:r>
-          </w:p>
-        </w:tc>
-        <w:tc>
-          <w:tcPr>
-            <w:tcW w:type="dxa" w:w="2880"/>
-          </w:tcPr>
-          <w:p>
-            <w:r>
-              <w:rPr>
-                <w:sz w:val="32"/>
-              </w:rPr>
-              <w:t>86 x 52</w:t>
-              <w:br/>
-              <w:t xml:space="preserve">  5    2</w:t>
-              <w:br/>
-              <w:t xml:space="preserve">  ----</w:t>
-              <w:br/>
-              <w:t>8|    |</w:t>
-              <w:br/>
-              <w:t>6|    |</w:t>
             </w:r>
           </w:p>
         </w:tc>

--- a/lattice_multiplication_exercises.docx
+++ b/lattice_multiplication_exercises.docx
@@ -22,95 +22,9 @@
               <w:rPr>
                 <w:sz w:val="32"/>
               </w:rPr>
-              <w:t>37 x 80</w:t>
+              <w:t>67 x 29</w:t>
               <w:br/>
-              <w:t xml:space="preserve">  8    0</w:t>
-              <w:br/>
-              <w:t xml:space="preserve">  ----</w:t>
-              <w:br/>
-              <w:t>3|    |</w:t>
-              <w:br/>
-              <w:t>7|    |</w:t>
-            </w:r>
-          </w:p>
-        </w:tc>
-        <w:tc>
-          <w:tcPr>
-            <w:tcW w:type="dxa" w:w="2880"/>
-          </w:tcPr>
-          <w:p>
-            <w:r>
-              <w:rPr>
-                <w:sz w:val="32"/>
-              </w:rPr>
-              <w:t>80 x 84</w:t>
-              <w:br/>
-              <w:t xml:space="preserve">  8    4</w:t>
-              <w:br/>
-              <w:t xml:space="preserve">  ----</w:t>
-              <w:br/>
-              <w:t>8|    |</w:t>
-              <w:br/>
-              <w:t>0|    |</w:t>
-            </w:r>
-          </w:p>
-        </w:tc>
-        <w:tc>
-          <w:tcPr>
-            <w:tcW w:type="dxa" w:w="2880"/>
-          </w:tcPr>
-          <w:p>
-            <w:r>
-              <w:rPr>
-                <w:sz w:val="32"/>
-              </w:rPr>
-              <w:t>77 x 81</w:t>
-              <w:br/>
-              <w:t xml:space="preserve">  8    1</w:t>
-              <w:br/>
-              <w:t xml:space="preserve">  ----</w:t>
-              <w:br/>
-              <w:t>7|    |</w:t>
-              <w:br/>
-              <w:t>7|    |</w:t>
-            </w:r>
-          </w:p>
-        </w:tc>
-      </w:tr>
-      <w:tr>
-        <w:tc>
-          <w:tcPr>
-            <w:tcW w:type="dxa" w:w="2880"/>
-          </w:tcPr>
-          <w:p>
-            <w:r>
-              <w:rPr>
-                <w:sz w:val="32"/>
-              </w:rPr>
-              <w:t>42 x 85</w:t>
-              <w:br/>
-              <w:t xml:space="preserve">  8    5</w:t>
-              <w:br/>
-              <w:t xml:space="preserve">  ----</w:t>
-              <w:br/>
-              <w:t>4|    |</w:t>
-              <w:br/>
-              <w:t>2|    |</w:t>
-            </w:r>
-          </w:p>
-        </w:tc>
-        <w:tc>
-          <w:tcPr>
-            <w:tcW w:type="dxa" w:w="2880"/>
-          </w:tcPr>
-          <w:p>
-            <w:r>
-              <w:rPr>
-                <w:sz w:val="32"/>
-              </w:rPr>
-              <w:t>67 x 40</w:t>
-              <w:br/>
-              <w:t xml:space="preserve">  4    0</w:t>
+              <w:t xml:space="preserve">  2    9</w:t>
               <w:br/>
               <w:t xml:space="preserve">  ----</w:t>
               <w:br/>
@@ -129,15 +43,36 @@
               <w:rPr>
                 <w:sz w:val="32"/>
               </w:rPr>
-              <w:t>21 x 38</w:t>
+              <w:t>79 x 29</w:t>
               <w:br/>
-              <w:t xml:space="preserve">  3    8</w:t>
+              <w:t xml:space="preserve">  2    9</w:t>
               <w:br/>
               <w:t xml:space="preserve">  ----</w:t>
               <w:br/>
-              <w:t>2|    |</w:t>
+              <w:t>7|    |</w:t>
+              <w:br/>
+              <w:t>9|    |</w:t>
+            </w:r>
+          </w:p>
+        </w:tc>
+        <w:tc>
+          <w:tcPr>
+            <w:tcW w:type="dxa" w:w="2880"/>
+          </w:tcPr>
+          <w:p>
+            <w:r>
+              <w:rPr>
+                <w:sz w:val="32"/>
+              </w:rPr>
+              <w:t>16 x 94</w:t>
+              <w:br/>
+              <w:t xml:space="preserve">  9    4</w:t>
+              <w:br/>
+              <w:t xml:space="preserve">  ----</w:t>
               <w:br/>
               <w:t>1|    |</w:t>
+              <w:br/>
+              <w:t>6|    |</w:t>
             </w:r>
           </w:p>
         </w:tc>
@@ -152,15 +87,15 @@
               <w:rPr>
                 <w:sz w:val="32"/>
               </w:rPr>
-              <w:t>84 x 53</w:t>
+              <w:t>58 x 11</w:t>
               <w:br/>
-              <w:t xml:space="preserve">  5    3</w:t>
+              <w:t xml:space="preserve">  1    1</w:t>
               <w:br/>
               <w:t xml:space="preserve">  ----</w:t>
               <w:br/>
+              <w:t>5|    |</w:t>
+              <w:br/>
               <w:t>8|    |</w:t>
-              <w:br/>
-              <w:t>4|    |</w:t>
             </w:r>
           </w:p>
         </w:tc>
@@ -173,15 +108,15 @@
               <w:rPr>
                 <w:sz w:val="32"/>
               </w:rPr>
-              <w:t>84 x 49</w:t>
+              <w:t>96 x 50</w:t>
               <w:br/>
-              <w:t xml:space="preserve">  4    9</w:t>
+              <w:t xml:space="preserve">  5    0</w:t>
               <w:br/>
               <w:t xml:space="preserve">  ----</w:t>
               <w:br/>
-              <w:t>8|    |</w:t>
+              <w:t>9|    |</w:t>
               <w:br/>
-              <w:t>4|    |</w:t>
+              <w:t>6|    |</w:t>
             </w:r>
           </w:p>
         </w:tc>
@@ -194,15 +129,15 @@
               <w:rPr>
                 <w:sz w:val="32"/>
               </w:rPr>
-              <w:t>99 x 69</w:t>
+              <w:t>23 x 83</w:t>
               <w:br/>
-              <w:t xml:space="preserve">  6    9</w:t>
+              <w:t xml:space="preserve">  8    3</w:t>
               <w:br/>
               <w:t xml:space="preserve">  ----</w:t>
               <w:br/>
-              <w:t>9|    |</w:t>
+              <w:t>2|    |</w:t>
               <w:br/>
-              <w:t>9|    |</w:t>
+              <w:t>3|    |</w:t>
             </w:r>
           </w:p>
         </w:tc>
@@ -217,30 +152,9 @@
               <w:rPr>
                 <w:sz w:val="32"/>
               </w:rPr>
-              <w:t>36 x 61</w:t>
+              <w:t>39 x 91</w:t>
               <w:br/>
-              <w:t xml:space="preserve">  6    1</w:t>
-              <w:br/>
-              <w:t xml:space="preserve">  ----</w:t>
-              <w:br/>
-              <w:t>3|    |</w:t>
-              <w:br/>
-              <w:t>6|    |</w:t>
-            </w:r>
-          </w:p>
-        </w:tc>
-        <w:tc>
-          <w:tcPr>
-            <w:tcW w:type="dxa" w:w="2880"/>
-          </w:tcPr>
-          <w:p>
-            <w:r>
-              <w:rPr>
-                <w:sz w:val="32"/>
-              </w:rPr>
-              <w:t>39 x 29</w:t>
-              <w:br/>
-              <w:t xml:space="preserve">  2    9</w:t>
+              <w:t xml:space="preserve">  9    1</w:t>
               <w:br/>
               <w:t xml:space="preserve">  ----</w:t>
               <w:br/>
@@ -259,13 +173,34 @@
               <w:rPr>
                 <w:sz w:val="32"/>
               </w:rPr>
-              <w:t>11 x 95</w:t>
+              <w:t>67 x 18</w:t>
               <w:br/>
-              <w:t xml:space="preserve">  9    5</w:t>
+              <w:t xml:space="preserve">  1    8</w:t>
               <w:br/>
               <w:t xml:space="preserve">  ----</w:t>
               <w:br/>
-              <w:t>1|    |</w:t>
+              <w:t>6|    |</w:t>
+              <w:br/>
+              <w:t>7|    |</w:t>
+            </w:r>
+          </w:p>
+        </w:tc>
+        <w:tc>
+          <w:tcPr>
+            <w:tcW w:type="dxa" w:w="2880"/>
+          </w:tcPr>
+          <w:p>
+            <w:r>
+              <w:rPr>
+                <w:sz w:val="32"/>
+              </w:rPr>
+              <w:t>31 x 83</w:t>
+              <w:br/>
+              <w:t xml:space="preserve">  8    3</w:t>
+              <w:br/>
+              <w:t xml:space="preserve">  ----</w:t>
+              <w:br/>
+              <w:t>3|    |</w:t>
               <w:br/>
               <w:t>1|    |</w:t>
             </w:r>
@@ -282,15 +217,15 @@
               <w:rPr>
                 <w:sz w:val="32"/>
               </w:rPr>
-              <w:t>55 x 77</w:t>
+              <w:t>43 x 23</w:t>
               <w:br/>
-              <w:t xml:space="preserve">  7    7</w:t>
+              <w:t xml:space="preserve">  2    3</w:t>
               <w:br/>
               <w:t xml:space="preserve">  ----</w:t>
               <w:br/>
-              <w:t>5|    |</w:t>
+              <w:t>4|    |</w:t>
               <w:br/>
-              <w:t>5|    |</w:t>
+              <w:t>3|    |</w:t>
             </w:r>
           </w:p>
         </w:tc>
@@ -303,13 +238,13 @@
               <w:rPr>
                 <w:sz w:val="32"/>
               </w:rPr>
-              <w:t>19 x 71</w:t>
+              <w:t>99 x 79</w:t>
               <w:br/>
-              <w:t xml:space="preserve">  7    1</w:t>
+              <w:t xml:space="preserve">  7    9</w:t>
               <w:br/>
               <w:t xml:space="preserve">  ----</w:t>
               <w:br/>
-              <w:t>1|    |</w:t>
+              <w:t>9|    |</w:t>
               <w:br/>
               <w:t>9|    |</w:t>
             </w:r>
@@ -324,15 +259,80 @@
               <w:rPr>
                 <w:sz w:val="32"/>
               </w:rPr>
-              <w:t>42 x 76</w:t>
+              <w:t>10 x 42</w:t>
               <w:br/>
-              <w:t xml:space="preserve">  7    6</w:t>
+              <w:t xml:space="preserve">  4    2</w:t>
               <w:br/>
               <w:t xml:space="preserve">  ----</w:t>
               <w:br/>
-              <w:t>4|    |</w:t>
+              <w:t>1|    |</w:t>
+              <w:br/>
+              <w:t>0|    |</w:t>
+            </w:r>
+          </w:p>
+        </w:tc>
+      </w:tr>
+      <w:tr>
+        <w:tc>
+          <w:tcPr>
+            <w:tcW w:type="dxa" w:w="2880"/>
+          </w:tcPr>
+          <w:p>
+            <w:r>
+              <w:rPr>
+                <w:sz w:val="32"/>
+              </w:rPr>
+              <w:t>32 x 78</w:t>
+              <w:br/>
+              <w:t xml:space="preserve">  7    8</w:t>
+              <w:br/>
+              <w:t xml:space="preserve">  ----</w:t>
+              <w:br/>
+              <w:t>3|    |</w:t>
               <w:br/>
               <w:t>2|    |</w:t>
+            </w:r>
+          </w:p>
+        </w:tc>
+        <w:tc>
+          <w:tcPr>
+            <w:tcW w:type="dxa" w:w="2880"/>
+          </w:tcPr>
+          <w:p>
+            <w:r>
+              <w:rPr>
+                <w:sz w:val="32"/>
+              </w:rPr>
+              <w:t>52 x 53</w:t>
+              <w:br/>
+              <w:t xml:space="preserve">  5    3</w:t>
+              <w:br/>
+              <w:t xml:space="preserve">  ----</w:t>
+              <w:br/>
+              <w:t>5|    |</w:t>
+              <w:br/>
+              <w:t>2|    |</w:t>
+            </w:r>
+          </w:p>
+        </w:tc>
+        <w:tc>
+          <w:tcPr>
+            <w:tcW w:type="dxa" w:w="2880"/>
+          </w:tcPr>
+          <w:p>
+            <w:r>
+              <w:rPr>
+                <w:sz w:val="32"/>
+              </w:rPr>
+              <w:t>65 x 96</w:t>
+              <w:br/>
+              <w:t xml:space="preserve">  9    6</w:t>
+              <w:br/>
+              <w:t xml:space="preserve">  ----</w:t>
+              <w:br/>
+              <w:t>6|    |</w:t>
+              <w:br/>
+              <w:t>5|    |</w:t>
             </w:r>
           </w:p>
         </w:tc>

--- a/lattice_multiplication_exercises.docx
+++ b/lattice_multiplication_exercises.docx
@@ -22,13 +22,13 @@
               <w:rPr>
                 <w:sz w:val="32"/>
               </w:rPr>
-              <w:t>67 x 29</w:t>
+              <w:t>87 x 97</w:t>
               <w:br/>
-              <w:t xml:space="preserve">  2    9</w:t>
+              <w:t xml:space="preserve">  9    7</w:t>
               <w:br/>
               <w:t xml:space="preserve">  ----</w:t>
               <w:br/>
-              <w:t>6|    |</w:t>
+              <w:t>8|    |</w:t>
               <w:br/>
               <w:t>7|    |</w:t>
             </w:r>
@@ -43,15 +43,15 @@
               <w:rPr>
                 <w:sz w:val="32"/>
               </w:rPr>
-              <w:t>79 x 29</w:t>
+              <w:t>15 x 18</w:t>
               <w:br/>
-              <w:t xml:space="preserve">  2    9</w:t>
+              <w:t xml:space="preserve">  1    8</w:t>
               <w:br/>
               <w:t xml:space="preserve">  ----</w:t>
               <w:br/>
-              <w:t>7|    |</w:t>
+              <w:t>1|    |</w:t>
               <w:br/>
-              <w:t>9|    |</w:t>
+              <w:t>5|    |</w:t>
             </w:r>
           </w:p>
         </w:tc>
@@ -64,15 +64,15 @@
               <w:rPr>
                 <w:sz w:val="32"/>
               </w:rPr>
-              <w:t>16 x 94</w:t>
+              <w:t>92 x 12</w:t>
               <w:br/>
-              <w:t xml:space="preserve">  9    4</w:t>
+              <w:t xml:space="preserve">  1    2</w:t>
               <w:br/>
               <w:t xml:space="preserve">  ----</w:t>
               <w:br/>
-              <w:t>1|    |</w:t>
+              <w:t>9|    |</w:t>
               <w:br/>
-              <w:t>6|    |</w:t>
+              <w:t>2|    |</w:t>
             </w:r>
           </w:p>
         </w:tc>
@@ -87,15 +87,15 @@
               <w:rPr>
                 <w:sz w:val="32"/>
               </w:rPr>
-              <w:t>58 x 11</w:t>
+              <w:t>31 x 32</w:t>
               <w:br/>
-              <w:t xml:space="preserve">  1    1</w:t>
+              <w:t xml:space="preserve">  3    2</w:t>
               <w:br/>
               <w:t xml:space="preserve">  ----</w:t>
               <w:br/>
-              <w:t>5|    |</w:t>
+              <w:t>3|    |</w:t>
               <w:br/>
-              <w:t>8|    |</w:t>
+              <w:t>1|    |</w:t>
             </w:r>
           </w:p>
         </w:tc>
@@ -108,183 +108,9 @@
               <w:rPr>
                 <w:sz w:val="32"/>
               </w:rPr>
-              <w:t>96 x 50</w:t>
+              <w:t>32 x 20</w:t>
               <w:br/>
-              <w:t xml:space="preserve">  5    0</w:t>
-              <w:br/>
-              <w:t xml:space="preserve">  ----</w:t>
-              <w:br/>
-              <w:t>9|    |</w:t>
-              <w:br/>
-              <w:t>6|    |</w:t>
-            </w:r>
-          </w:p>
-        </w:tc>
-        <w:tc>
-          <w:tcPr>
-            <w:tcW w:type="dxa" w:w="2880"/>
-          </w:tcPr>
-          <w:p>
-            <w:r>
-              <w:rPr>
-                <w:sz w:val="32"/>
-              </w:rPr>
-              <w:t>23 x 83</w:t>
-              <w:br/>
-              <w:t xml:space="preserve">  8    3</w:t>
-              <w:br/>
-              <w:t xml:space="preserve">  ----</w:t>
-              <w:br/>
-              <w:t>2|    |</w:t>
-              <w:br/>
-              <w:t>3|    |</w:t>
-            </w:r>
-          </w:p>
-        </w:tc>
-      </w:tr>
-      <w:tr>
-        <w:tc>
-          <w:tcPr>
-            <w:tcW w:type="dxa" w:w="2880"/>
-          </w:tcPr>
-          <w:p>
-            <w:r>
-              <w:rPr>
-                <w:sz w:val="32"/>
-              </w:rPr>
-              <w:t>39 x 91</w:t>
-              <w:br/>
-              <w:t xml:space="preserve">  9    1</w:t>
-              <w:br/>
-              <w:t xml:space="preserve">  ----</w:t>
-              <w:br/>
-              <w:t>3|    |</w:t>
-              <w:br/>
-              <w:t>9|    |</w:t>
-            </w:r>
-          </w:p>
-        </w:tc>
-        <w:tc>
-          <w:tcPr>
-            <w:tcW w:type="dxa" w:w="2880"/>
-          </w:tcPr>
-          <w:p>
-            <w:r>
-              <w:rPr>
-                <w:sz w:val="32"/>
-              </w:rPr>
-              <w:t>67 x 18</w:t>
-              <w:br/>
-              <w:t xml:space="preserve">  1    8</w:t>
-              <w:br/>
-              <w:t xml:space="preserve">  ----</w:t>
-              <w:br/>
-              <w:t>6|    |</w:t>
-              <w:br/>
-              <w:t>7|    |</w:t>
-            </w:r>
-          </w:p>
-        </w:tc>
-        <w:tc>
-          <w:tcPr>
-            <w:tcW w:type="dxa" w:w="2880"/>
-          </w:tcPr>
-          <w:p>
-            <w:r>
-              <w:rPr>
-                <w:sz w:val="32"/>
-              </w:rPr>
-              <w:t>31 x 83</w:t>
-              <w:br/>
-              <w:t xml:space="preserve">  8    3</w:t>
-              <w:br/>
-              <w:t xml:space="preserve">  ----</w:t>
-              <w:br/>
-              <w:t>3|    |</w:t>
-              <w:br/>
-              <w:t>1|    |</w:t>
-            </w:r>
-          </w:p>
-        </w:tc>
-      </w:tr>
-      <w:tr>
-        <w:tc>
-          <w:tcPr>
-            <w:tcW w:type="dxa" w:w="2880"/>
-          </w:tcPr>
-          <w:p>
-            <w:r>
-              <w:rPr>
-                <w:sz w:val="32"/>
-              </w:rPr>
-              <w:t>43 x 23</w:t>
-              <w:br/>
-              <w:t xml:space="preserve">  2    3</w:t>
-              <w:br/>
-              <w:t xml:space="preserve">  ----</w:t>
-              <w:br/>
-              <w:t>4|    |</w:t>
-              <w:br/>
-              <w:t>3|    |</w:t>
-            </w:r>
-          </w:p>
-        </w:tc>
-        <w:tc>
-          <w:tcPr>
-            <w:tcW w:type="dxa" w:w="2880"/>
-          </w:tcPr>
-          <w:p>
-            <w:r>
-              <w:rPr>
-                <w:sz w:val="32"/>
-              </w:rPr>
-              <w:t>99 x 79</w:t>
-              <w:br/>
-              <w:t xml:space="preserve">  7    9</w:t>
-              <w:br/>
-              <w:t xml:space="preserve">  ----</w:t>
-              <w:br/>
-              <w:t>9|    |</w:t>
-              <w:br/>
-              <w:t>9|    |</w:t>
-            </w:r>
-          </w:p>
-        </w:tc>
-        <w:tc>
-          <w:tcPr>
-            <w:tcW w:type="dxa" w:w="2880"/>
-          </w:tcPr>
-          <w:p>
-            <w:r>
-              <w:rPr>
-                <w:sz w:val="32"/>
-              </w:rPr>
-              <w:t>10 x 42</w:t>
-              <w:br/>
-              <w:t xml:space="preserve">  4    2</w:t>
-              <w:br/>
-              <w:t xml:space="preserve">  ----</w:t>
-              <w:br/>
-              <w:t>1|    |</w:t>
-              <w:br/>
-              <w:t>0|    |</w:t>
-            </w:r>
-          </w:p>
-        </w:tc>
-      </w:tr>
-      <w:tr>
-        <w:tc>
-          <w:tcPr>
-            <w:tcW w:type="dxa" w:w="2880"/>
-          </w:tcPr>
-          <w:p>
-            <w:r>
-              <w:rPr>
-                <w:sz w:val="32"/>
-              </w:rPr>
-              <w:t>32 x 78</w:t>
-              <w:br/>
-              <w:t xml:space="preserve">  7    8</w:t>
+              <w:t xml:space="preserve">  2    0</w:t>
               <w:br/>
               <w:t xml:space="preserve">  ----</w:t>
               <w:br/>
@@ -303,13 +129,166 @@
               <w:rPr>
                 <w:sz w:val="32"/>
               </w:rPr>
-              <w:t>52 x 53</w:t>
+              <w:t>52 x 23</w:t>
               <w:br/>
-              <w:t xml:space="preserve">  5    3</w:t>
+              <w:t xml:space="preserve">  2    3</w:t>
               <w:br/>
               <w:t xml:space="preserve">  ----</w:t>
               <w:br/>
               <w:t>5|    |</w:t>
+              <w:br/>
+              <w:t>2|    |</w:t>
+            </w:r>
+          </w:p>
+        </w:tc>
+      </w:tr>
+      <w:tr>
+        <w:tc>
+          <w:tcPr>
+            <w:tcW w:type="dxa" w:w="2880"/>
+          </w:tcPr>
+          <w:p>
+            <w:r>
+              <w:rPr>
+                <w:sz w:val="32"/>
+              </w:rPr>
+              <w:t>71 x 47</w:t>
+              <w:br/>
+              <w:t xml:space="preserve">  4    7</w:t>
+              <w:br/>
+              <w:t xml:space="preserve">  ----</w:t>
+              <w:br/>
+              <w:t>7|    |</w:t>
+              <w:br/>
+              <w:t>1|    |</w:t>
+            </w:r>
+          </w:p>
+        </w:tc>
+        <w:tc>
+          <w:tcPr>
+            <w:tcW w:type="dxa" w:w="2880"/>
+          </w:tcPr>
+          <w:p>
+            <w:r>
+              <w:rPr>
+                <w:sz w:val="32"/>
+              </w:rPr>
+              <w:t>90 x 56</w:t>
+              <w:br/>
+              <w:t xml:space="preserve">  5    6</w:t>
+              <w:br/>
+              <w:t xml:space="preserve">  ----</w:t>
+              <w:br/>
+              <w:t>9|    |</w:t>
+              <w:br/>
+              <w:t>0|    |</w:t>
+            </w:r>
+          </w:p>
+        </w:tc>
+        <w:tc>
+          <w:tcPr>
+            <w:tcW w:type="dxa" w:w="2880"/>
+          </w:tcPr>
+          <w:p>
+            <w:r>
+              <w:rPr>
+                <w:sz w:val="32"/>
+              </w:rPr>
+              <w:t>54 x 37</w:t>
+              <w:br/>
+              <w:t xml:space="preserve">  3    7</w:t>
+              <w:br/>
+              <w:t xml:space="preserve">  ----</w:t>
+              <w:br/>
+              <w:t>5|    |</w:t>
+              <w:br/>
+              <w:t>4|    |</w:t>
+            </w:r>
+          </w:p>
+        </w:tc>
+      </w:tr>
+      <w:tr>
+        <w:tc>
+          <w:tcPr>
+            <w:tcW w:type="dxa" w:w="2880"/>
+          </w:tcPr>
+          <w:p>
+            <w:r>
+              <w:rPr>
+                <w:sz w:val="32"/>
+              </w:rPr>
+              <w:t>26 x 21</w:t>
+              <w:br/>
+              <w:t xml:space="preserve">  2    1</w:t>
+              <w:br/>
+              <w:t xml:space="preserve">  ----</w:t>
+              <w:br/>
+              <w:t>2|    |</w:t>
+              <w:br/>
+              <w:t>6|    |</w:t>
+            </w:r>
+          </w:p>
+        </w:tc>
+        <w:tc>
+          <w:tcPr>
+            <w:tcW w:type="dxa" w:w="2880"/>
+          </w:tcPr>
+          <w:p>
+            <w:r>
+              <w:rPr>
+                <w:sz w:val="32"/>
+              </w:rPr>
+              <w:t>88 x 30</w:t>
+              <w:br/>
+              <w:t xml:space="preserve">  3    0</w:t>
+              <w:br/>
+              <w:t xml:space="preserve">  ----</w:t>
+              <w:br/>
+              <w:t>8|    |</w:t>
+              <w:br/>
+              <w:t>8|    |</w:t>
+            </w:r>
+          </w:p>
+        </w:tc>
+        <w:tc>
+          <w:tcPr>
+            <w:tcW w:type="dxa" w:w="2880"/>
+          </w:tcPr>
+          <w:p>
+            <w:r>
+              <w:rPr>
+                <w:sz w:val="32"/>
+              </w:rPr>
+              <w:t>52 x 58</w:t>
+              <w:br/>
+              <w:t xml:space="preserve">  5    8</w:t>
+              <w:br/>
+              <w:t xml:space="preserve">  ----</w:t>
+              <w:br/>
+              <w:t>5|    |</w:t>
+              <w:br/>
+              <w:t>2|    |</w:t>
+            </w:r>
+          </w:p>
+        </w:tc>
+      </w:tr>
+      <w:tr>
+        <w:tc>
+          <w:tcPr>
+            <w:tcW w:type="dxa" w:w="2880"/>
+          </w:tcPr>
+          <w:p>
+            <w:r>
+              <w:rPr>
+                <w:sz w:val="32"/>
+              </w:rPr>
+              <w:t>82 x 83</w:t>
+              <w:br/>
+              <w:t xml:space="preserve">  8    3</w:t>
+              <w:br/>
+              <w:t xml:space="preserve">  ----</w:t>
+              <w:br/>
+              <w:t>8|    |</w:t>
               <w:br/>
               <w:t>2|    |</w:t>
             </w:r>
@@ -324,15 +303,36 @@
               <w:rPr>
                 <w:sz w:val="32"/>
               </w:rPr>
-              <w:t>65 x 96</w:t>
+              <w:t>59 x 54</w:t>
               <w:br/>
-              <w:t xml:space="preserve">  9    6</w:t>
+              <w:t xml:space="preserve">  5    4</w:t>
               <w:br/>
               <w:t xml:space="preserve">  ----</w:t>
               <w:br/>
-              <w:t>6|    |</w:t>
+              <w:t>5|    |</w:t>
+              <w:br/>
+              <w:t>9|    |</w:t>
+            </w:r>
+          </w:p>
+        </w:tc>
+        <w:tc>
+          <w:tcPr>
+            <w:tcW w:type="dxa" w:w="2880"/>
+          </w:tcPr>
+          <w:p>
+            <w:r>
+              <w:rPr>
+                <w:sz w:val="32"/>
+              </w:rPr>
+              <w:t>53 x 28</w:t>
+              <w:br/>
+              <w:t xml:space="preserve">  2    8</w:t>
+              <w:br/>
+              <w:t xml:space="preserve">  ----</w:t>
               <w:br/>
               <w:t>5|    |</w:t>
+              <w:br/>
+              <w:t>3|    |</w:t>
             </w:r>
           </w:p>
         </w:tc>

--- a/lattice_multiplication_exercises.docx
+++ b/lattice_multiplication_exercises.docx
@@ -22,15 +22,15 @@
               <w:rPr>
                 <w:sz w:val="32"/>
               </w:rPr>
-              <w:t>87 x 97</w:t>
+              <w:t>76 x 25</w:t>
               <w:br/>
-              <w:t xml:space="preserve">  9    7</w:t>
+              <w:t xml:space="preserve">  2    5</w:t>
               <w:br/>
               <w:t xml:space="preserve">  ----</w:t>
               <w:br/>
-              <w:t>8|    |</w:t>
+              <w:t>7|    |</w:t>
               <w:br/>
-              <w:t>7|    |</w:t>
+              <w:t>6|    |</w:t>
             </w:r>
           </w:p>
         </w:tc>
@@ -43,15 +43,15 @@
               <w:rPr>
                 <w:sz w:val="32"/>
               </w:rPr>
-              <w:t>15 x 18</w:t>
+              <w:t>63 x 61</w:t>
               <w:br/>
-              <w:t xml:space="preserve">  1    8</w:t>
+              <w:t xml:space="preserve">  6    1</w:t>
               <w:br/>
               <w:t xml:space="preserve">  ----</w:t>
               <w:br/>
-              <w:t>1|    |</w:t>
+              <w:t>6|    |</w:t>
               <w:br/>
-              <w:t>5|    |</w:t>
+              <w:t>3|    |</w:t>
             </w:r>
           </w:p>
         </w:tc>
@@ -64,15 +64,15 @@
               <w:rPr>
                 <w:sz w:val="32"/>
               </w:rPr>
-              <w:t>92 x 12</w:t>
+              <w:t>59 x 55</w:t>
               <w:br/>
-              <w:t xml:space="preserve">  1    2</w:t>
+              <w:t xml:space="preserve">  5    5</w:t>
               <w:br/>
               <w:t xml:space="preserve">  ----</w:t>
               <w:br/>
+              <w:t>5|    |</w:t>
+              <w:br/>
               <w:t>9|    |</w:t>
-              <w:br/>
-              <w:t>2|    |</w:t>
             </w:r>
           </w:p>
         </w:tc>
@@ -87,143 +87,13 @@
               <w:rPr>
                 <w:sz w:val="32"/>
               </w:rPr>
-              <w:t>31 x 32</w:t>
+              <w:t>76 x 19</w:t>
               <w:br/>
-              <w:t xml:space="preserve">  3    2</w:t>
-              <w:br/>
-              <w:t xml:space="preserve">  ----</w:t>
-              <w:br/>
-              <w:t>3|    |</w:t>
-              <w:br/>
-              <w:t>1|    |</w:t>
-            </w:r>
-          </w:p>
-        </w:tc>
-        <w:tc>
-          <w:tcPr>
-            <w:tcW w:type="dxa" w:w="2880"/>
-          </w:tcPr>
-          <w:p>
-            <w:r>
-              <w:rPr>
-                <w:sz w:val="32"/>
-              </w:rPr>
-              <w:t>32 x 20</w:t>
-              <w:br/>
-              <w:t xml:space="preserve">  2    0</w:t>
-              <w:br/>
-              <w:t xml:space="preserve">  ----</w:t>
-              <w:br/>
-              <w:t>3|    |</w:t>
-              <w:br/>
-              <w:t>2|    |</w:t>
-            </w:r>
-          </w:p>
-        </w:tc>
-        <w:tc>
-          <w:tcPr>
-            <w:tcW w:type="dxa" w:w="2880"/>
-          </w:tcPr>
-          <w:p>
-            <w:r>
-              <w:rPr>
-                <w:sz w:val="32"/>
-              </w:rPr>
-              <w:t>52 x 23</w:t>
-              <w:br/>
-              <w:t xml:space="preserve">  2    3</w:t>
-              <w:br/>
-              <w:t xml:space="preserve">  ----</w:t>
-              <w:br/>
-              <w:t>5|    |</w:t>
-              <w:br/>
-              <w:t>2|    |</w:t>
-            </w:r>
-          </w:p>
-        </w:tc>
-      </w:tr>
-      <w:tr>
-        <w:tc>
-          <w:tcPr>
-            <w:tcW w:type="dxa" w:w="2880"/>
-          </w:tcPr>
-          <w:p>
-            <w:r>
-              <w:rPr>
-                <w:sz w:val="32"/>
-              </w:rPr>
-              <w:t>71 x 47</w:t>
-              <w:br/>
-              <w:t xml:space="preserve">  4    7</w:t>
+              <w:t xml:space="preserve">  1    9</w:t>
               <w:br/>
               <w:t xml:space="preserve">  ----</w:t>
               <w:br/>
               <w:t>7|    |</w:t>
-              <w:br/>
-              <w:t>1|    |</w:t>
-            </w:r>
-          </w:p>
-        </w:tc>
-        <w:tc>
-          <w:tcPr>
-            <w:tcW w:type="dxa" w:w="2880"/>
-          </w:tcPr>
-          <w:p>
-            <w:r>
-              <w:rPr>
-                <w:sz w:val="32"/>
-              </w:rPr>
-              <w:t>90 x 56</w:t>
-              <w:br/>
-              <w:t xml:space="preserve">  5    6</w:t>
-              <w:br/>
-              <w:t xml:space="preserve">  ----</w:t>
-              <w:br/>
-              <w:t>9|    |</w:t>
-              <w:br/>
-              <w:t>0|    |</w:t>
-            </w:r>
-          </w:p>
-        </w:tc>
-        <w:tc>
-          <w:tcPr>
-            <w:tcW w:type="dxa" w:w="2880"/>
-          </w:tcPr>
-          <w:p>
-            <w:r>
-              <w:rPr>
-                <w:sz w:val="32"/>
-              </w:rPr>
-              <w:t>54 x 37</w:t>
-              <w:br/>
-              <w:t xml:space="preserve">  3    7</w:t>
-              <w:br/>
-              <w:t xml:space="preserve">  ----</w:t>
-              <w:br/>
-              <w:t>5|    |</w:t>
-              <w:br/>
-              <w:t>4|    |</w:t>
-            </w:r>
-          </w:p>
-        </w:tc>
-      </w:tr>
-      <w:tr>
-        <w:tc>
-          <w:tcPr>
-            <w:tcW w:type="dxa" w:w="2880"/>
-          </w:tcPr>
-          <w:p>
-            <w:r>
-              <w:rPr>
-                <w:sz w:val="32"/>
-              </w:rPr>
-              <w:t>26 x 21</w:t>
-              <w:br/>
-              <w:t xml:space="preserve">  2    1</w:t>
-              <w:br/>
-              <w:t xml:space="preserve">  ----</w:t>
-              <w:br/>
-              <w:t>2|    |</w:t>
               <w:br/>
               <w:t>6|    |</w:t>
             </w:r>
@@ -238,53 +108,9 @@
               <w:rPr>
                 <w:sz w:val="32"/>
               </w:rPr>
-              <w:t>88 x 30</w:t>
+              <w:t>82 x 89</w:t>
               <w:br/>
-              <w:t xml:space="preserve">  3    0</w:t>
-              <w:br/>
-              <w:t xml:space="preserve">  ----</w:t>
-              <w:br/>
-              <w:t>8|    |</w:t>
-              <w:br/>
-              <w:t>8|    |</w:t>
-            </w:r>
-          </w:p>
-        </w:tc>
-        <w:tc>
-          <w:tcPr>
-            <w:tcW w:type="dxa" w:w="2880"/>
-          </w:tcPr>
-          <w:p>
-            <w:r>
-              <w:rPr>
-                <w:sz w:val="32"/>
-              </w:rPr>
-              <w:t>52 x 58</w:t>
-              <w:br/>
-              <w:t xml:space="preserve">  5    8</w:t>
-              <w:br/>
-              <w:t xml:space="preserve">  ----</w:t>
-              <w:br/>
-              <w:t>5|    |</w:t>
-              <w:br/>
-              <w:t>2|    |</w:t>
-            </w:r>
-          </w:p>
-        </w:tc>
-      </w:tr>
-      <w:tr>
-        <w:tc>
-          <w:tcPr>
-            <w:tcW w:type="dxa" w:w="2880"/>
-          </w:tcPr>
-          <w:p>
-            <w:r>
-              <w:rPr>
-                <w:sz w:val="32"/>
-              </w:rPr>
-              <w:t>82 x 83</w:t>
-              <w:br/>
-              <w:t xml:space="preserve">  8    3</w:t>
+              <w:t xml:space="preserve">  8    9</w:t>
               <w:br/>
               <w:t xml:space="preserve">  ----</w:t>
               <w:br/>
@@ -303,9 +129,118 @@
               <w:rPr>
                 <w:sz w:val="32"/>
               </w:rPr>
-              <w:t>59 x 54</w:t>
+              <w:t>74 x 16</w:t>
               <w:br/>
-              <w:t xml:space="preserve">  5    4</w:t>
+              <w:t xml:space="preserve">  1    6</w:t>
+              <w:br/>
+              <w:t xml:space="preserve">  ----</w:t>
+              <w:br/>
+              <w:t>7|    |</w:t>
+              <w:br/>
+              <w:t>4|    |</w:t>
+            </w:r>
+          </w:p>
+        </w:tc>
+      </w:tr>
+      <w:tr>
+        <w:tc>
+          <w:tcPr>
+            <w:tcW w:type="dxa" w:w="2880"/>
+          </w:tcPr>
+          <w:p>
+            <w:r>
+              <w:rPr>
+                <w:sz w:val="32"/>
+              </w:rPr>
+              <w:t>41 x 65</w:t>
+              <w:br/>
+              <w:t xml:space="preserve">  6    5</w:t>
+              <w:br/>
+              <w:t xml:space="preserve">  ----</w:t>
+              <w:br/>
+              <w:t>4|    |</w:t>
+              <w:br/>
+              <w:t>1|    |</w:t>
+            </w:r>
+          </w:p>
+        </w:tc>
+        <w:tc>
+          <w:tcPr>
+            <w:tcW w:type="dxa" w:w="2880"/>
+          </w:tcPr>
+          <w:p>
+            <w:r>
+              <w:rPr>
+                <w:sz w:val="32"/>
+              </w:rPr>
+              <w:t>55 x 91</w:t>
+              <w:br/>
+              <w:t xml:space="preserve">  9    1</w:t>
+              <w:br/>
+              <w:t xml:space="preserve">  ----</w:t>
+              <w:br/>
+              <w:t>5|    |</w:t>
+              <w:br/>
+              <w:t>5|    |</w:t>
+            </w:r>
+          </w:p>
+        </w:tc>
+        <w:tc>
+          <w:tcPr>
+            <w:tcW w:type="dxa" w:w="2880"/>
+          </w:tcPr>
+          <w:p>
+            <w:r>
+              <w:rPr>
+                <w:sz w:val="32"/>
+              </w:rPr>
+              <w:t>88 x 71</w:t>
+              <w:br/>
+              <w:t xml:space="preserve">  7    1</w:t>
+              <w:br/>
+              <w:t xml:space="preserve">  ----</w:t>
+              <w:br/>
+              <w:t>8|    |</w:t>
+              <w:br/>
+              <w:t>8|    |</w:t>
+            </w:r>
+          </w:p>
+        </w:tc>
+      </w:tr>
+      <w:tr>
+        <w:tc>
+          <w:tcPr>
+            <w:tcW w:type="dxa" w:w="2880"/>
+          </w:tcPr>
+          <w:p>
+            <w:r>
+              <w:rPr>
+                <w:sz w:val="32"/>
+              </w:rPr>
+              <w:t>93 x 84</w:t>
+              <w:br/>
+              <w:t xml:space="preserve">  8    4</w:t>
+              <w:br/>
+              <w:t xml:space="preserve">  ----</w:t>
+              <w:br/>
+              <w:t>9|    |</w:t>
+              <w:br/>
+              <w:t>3|    |</w:t>
+            </w:r>
+          </w:p>
+        </w:tc>
+        <w:tc>
+          <w:tcPr>
+            <w:tcW w:type="dxa" w:w="2880"/>
+          </w:tcPr>
+          <w:p>
+            <w:r>
+              <w:rPr>
+                <w:sz w:val="32"/>
+              </w:rPr>
+              <w:t>59 x 91</w:t>
+              <w:br/>
+              <w:t xml:space="preserve">  9    1</w:t>
               <w:br/>
               <w:t xml:space="preserve">  ----</w:t>
               <w:br/>
@@ -324,15 +259,80 @@
               <w:rPr>
                 <w:sz w:val="32"/>
               </w:rPr>
-              <w:t>53 x 28</w:t>
+              <w:t>73 x 59</w:t>
               <w:br/>
-              <w:t xml:space="preserve">  2    8</w:t>
+              <w:t xml:space="preserve">  5    9</w:t>
               <w:br/>
               <w:t xml:space="preserve">  ----</w:t>
               <w:br/>
-              <w:t>5|    |</w:t>
+              <w:t>7|    |</w:t>
               <w:br/>
               <w:t>3|    |</w:t>
+            </w:r>
+          </w:p>
+        </w:tc>
+      </w:tr>
+      <w:tr>
+        <w:tc>
+          <w:tcPr>
+            <w:tcW w:type="dxa" w:w="2880"/>
+          </w:tcPr>
+          <w:p>
+            <w:r>
+              <w:rPr>
+                <w:sz w:val="32"/>
+              </w:rPr>
+              <w:t>60 x 12</w:t>
+              <w:br/>
+              <w:t xml:space="preserve">  1    2</w:t>
+              <w:br/>
+              <w:t xml:space="preserve">  ----</w:t>
+              <w:br/>
+              <w:t>6|    |</w:t>
+              <w:br/>
+              <w:t>0|    |</w:t>
+            </w:r>
+          </w:p>
+        </w:tc>
+        <w:tc>
+          <w:tcPr>
+            <w:tcW w:type="dxa" w:w="2880"/>
+          </w:tcPr>
+          <w:p>
+            <w:r>
+              <w:rPr>
+                <w:sz w:val="32"/>
+              </w:rPr>
+              <w:t>69 x 87</w:t>
+              <w:br/>
+              <w:t xml:space="preserve">  8    7</w:t>
+              <w:br/>
+              <w:t xml:space="preserve">  ----</w:t>
+              <w:br/>
+              <w:t>6|    |</w:t>
+              <w:br/>
+              <w:t>9|    |</w:t>
+            </w:r>
+          </w:p>
+        </w:tc>
+        <w:tc>
+          <w:tcPr>
+            <w:tcW w:type="dxa" w:w="2880"/>
+          </w:tcPr>
+          <w:p>
+            <w:r>
+              <w:rPr>
+                <w:sz w:val="32"/>
+              </w:rPr>
+              <w:t>84 x 89</w:t>
+              <w:br/>
+              <w:t xml:space="preserve">  8    9</w:t>
+              <w:br/>
+              <w:t xml:space="preserve">  ----</w:t>
+              <w:br/>
+              <w:t>8|    |</w:t>
+              <w:br/>
+              <w:t>4|    |</w:t>
             </w:r>
           </w:p>
         </w:tc>

--- a/lattice_multiplication_exercises.docx
+++ b/lattice_multiplication_exercises.docx
@@ -22,15 +22,15 @@
               <w:rPr>
                 <w:sz w:val="32"/>
               </w:rPr>
-              <w:t>76 x 25</w:t>
+              <w:t>29 x 74</w:t>
               <w:br/>
-              <w:t xml:space="preserve">  2    5</w:t>
+              <w:t xml:space="preserve">  7    4</w:t>
               <w:br/>
               <w:t xml:space="preserve">  ----</w:t>
               <w:br/>
-              <w:t>7|    |</w:t>
+              <w:t>2|    |</w:t>
               <w:br/>
-              <w:t>6|    |</w:t>
+              <w:t>9|    |</w:t>
             </w:r>
           </w:p>
         </w:tc>
@@ -43,13 +43,122 @@
               <w:rPr>
                 <w:sz w:val="32"/>
               </w:rPr>
-              <w:t>63 x 61</w:t>
+              <w:t>79 x 23</w:t>
               <w:br/>
-              <w:t xml:space="preserve">  6    1</w:t>
+              <w:t xml:space="preserve">  2    3</w:t>
               <w:br/>
               <w:t xml:space="preserve">  ----</w:t>
               <w:br/>
-              <w:t>6|    |</w:t>
+              <w:t>7|    |</w:t>
+              <w:br/>
+              <w:t>9|    |</w:t>
+            </w:r>
+          </w:p>
+        </w:tc>
+        <w:tc>
+          <w:tcPr>
+            <w:tcW w:type="dxa" w:w="2880"/>
+          </w:tcPr>
+          <w:p>
+            <w:r>
+              <w:rPr>
+                <w:sz w:val="32"/>
+              </w:rPr>
+              <w:t>71 x 29</w:t>
+              <w:br/>
+              <w:t xml:space="preserve">  2    9</w:t>
+              <w:br/>
+              <w:t xml:space="preserve">  ----</w:t>
+              <w:br/>
+              <w:t>7|    |</w:t>
+              <w:br/>
+              <w:t>1|    |</w:t>
+            </w:r>
+          </w:p>
+        </w:tc>
+      </w:tr>
+      <w:tr>
+        <w:tc>
+          <w:tcPr>
+            <w:tcW w:type="dxa" w:w="2880"/>
+          </w:tcPr>
+          <w:p>
+            <w:r>
+              <w:rPr>
+                <w:sz w:val="32"/>
+              </w:rPr>
+              <w:t>12 x 25</w:t>
+              <w:br/>
+              <w:t xml:space="preserve">  2    5</w:t>
+              <w:br/>
+              <w:t xml:space="preserve">  ----</w:t>
+              <w:br/>
+              <w:t>1|    |</w:t>
+              <w:br/>
+              <w:t>2|    |</w:t>
+            </w:r>
+          </w:p>
+        </w:tc>
+        <w:tc>
+          <w:tcPr>
+            <w:tcW w:type="dxa" w:w="2880"/>
+          </w:tcPr>
+          <w:p>
+            <w:r>
+              <w:rPr>
+                <w:sz w:val="32"/>
+              </w:rPr>
+              <w:t>44 x 27</w:t>
+              <w:br/>
+              <w:t xml:space="preserve">  2    7</w:t>
+              <w:br/>
+              <w:t xml:space="preserve">  ----</w:t>
+              <w:br/>
+              <w:t>4|    |</w:t>
+              <w:br/>
+              <w:t>4|    |</w:t>
+            </w:r>
+          </w:p>
+        </w:tc>
+        <w:tc>
+          <w:tcPr>
+            <w:tcW w:type="dxa" w:w="2880"/>
+          </w:tcPr>
+          <w:p>
+            <w:r>
+              <w:rPr>
+                <w:sz w:val="32"/>
+              </w:rPr>
+              <w:t>57 x 52</w:t>
+              <w:br/>
+              <w:t xml:space="preserve">  5    2</w:t>
+              <w:br/>
+              <w:t xml:space="preserve">  ----</w:t>
+              <w:br/>
+              <w:t>5|    |</w:t>
+              <w:br/>
+              <w:t>7|    |</w:t>
+            </w:r>
+          </w:p>
+        </w:tc>
+      </w:tr>
+      <w:tr>
+        <w:tc>
+          <w:tcPr>
+            <w:tcW w:type="dxa" w:w="2880"/>
+          </w:tcPr>
+          <w:p>
+            <w:r>
+              <w:rPr>
+                <w:sz w:val="32"/>
+              </w:rPr>
+              <w:t>83 x 17</w:t>
+              <w:br/>
+              <w:t xml:space="preserve">  1    7</w:t>
+              <w:br/>
+              <w:t xml:space="preserve">  ----</w:t>
+              <w:br/>
+              <w:t>8|    |</w:t>
               <w:br/>
               <w:t>3|    |</w:t>
             </w:r>
@@ -64,13 +173,34 @@
               <w:rPr>
                 <w:sz w:val="32"/>
               </w:rPr>
-              <w:t>59 x 55</w:t>
+              <w:t>97 x 11</w:t>
               <w:br/>
-              <w:t xml:space="preserve">  5    5</w:t>
+              <w:t xml:space="preserve">  1    1</w:t>
               <w:br/>
               <w:t xml:space="preserve">  ----</w:t>
               <w:br/>
-              <w:t>5|    |</w:t>
+              <w:t>9|    |</w:t>
+              <w:br/>
+              <w:t>7|    |</w:t>
+            </w:r>
+          </w:p>
+        </w:tc>
+        <w:tc>
+          <w:tcPr>
+            <w:tcW w:type="dxa" w:w="2880"/>
+          </w:tcPr>
+          <w:p>
+            <w:r>
+              <w:rPr>
+                <w:sz w:val="32"/>
+              </w:rPr>
+              <w:t>69 x 72</w:t>
+              <w:br/>
+              <w:t xml:space="preserve">  7    2</w:t>
+              <w:br/>
+              <w:t xml:space="preserve">  ----</w:t>
+              <w:br/>
+              <w:t>6|    |</w:t>
               <w:br/>
               <w:t>9|    |</w:t>
             </w:r>
@@ -87,13 +217,34 @@
               <w:rPr>
                 <w:sz w:val="32"/>
               </w:rPr>
-              <w:t>76 x 19</w:t>
+              <w:t>95 x 24</w:t>
               <w:br/>
-              <w:t xml:space="preserve">  1    9</w:t>
+              <w:t xml:space="preserve">  2    4</w:t>
               <w:br/>
               <w:t xml:space="preserve">  ----</w:t>
               <w:br/>
-              <w:t>7|    |</w:t>
+              <w:t>9|    |</w:t>
+              <w:br/>
+              <w:t>5|    |</w:t>
+            </w:r>
+          </w:p>
+        </w:tc>
+        <w:tc>
+          <w:tcPr>
+            <w:tcW w:type="dxa" w:w="2880"/>
+          </w:tcPr>
+          <w:p>
+            <w:r>
+              <w:rPr>
+                <w:sz w:val="32"/>
+              </w:rPr>
+              <w:t>26 x 30</w:t>
+              <w:br/>
+              <w:t xml:space="preserve">  3    0</w:t>
+              <w:br/>
+              <w:t xml:space="preserve">  ----</w:t>
+              <w:br/>
+              <w:t>2|    |</w:t>
               <w:br/>
               <w:t>6|    |</w:t>
             </w:r>
@@ -108,99 +259,13 @@
               <w:rPr>
                 <w:sz w:val="32"/>
               </w:rPr>
-              <w:t>82 x 89</w:t>
+              <w:t>58 x 54</w:t>
               <w:br/>
-              <w:t xml:space="preserve">  8    9</w:t>
-              <w:br/>
-              <w:t xml:space="preserve">  ----</w:t>
-              <w:br/>
-              <w:t>8|    |</w:t>
-              <w:br/>
-              <w:t>2|    |</w:t>
-            </w:r>
-          </w:p>
-        </w:tc>
-        <w:tc>
-          <w:tcPr>
-            <w:tcW w:type="dxa" w:w="2880"/>
-          </w:tcPr>
-          <w:p>
-            <w:r>
-              <w:rPr>
-                <w:sz w:val="32"/>
-              </w:rPr>
-              <w:t>74 x 16</w:t>
-              <w:br/>
-              <w:t xml:space="preserve">  1    6</w:t>
-              <w:br/>
-              <w:t xml:space="preserve">  ----</w:t>
-              <w:br/>
-              <w:t>7|    |</w:t>
-              <w:br/>
-              <w:t>4|    |</w:t>
-            </w:r>
-          </w:p>
-        </w:tc>
-      </w:tr>
-      <w:tr>
-        <w:tc>
-          <w:tcPr>
-            <w:tcW w:type="dxa" w:w="2880"/>
-          </w:tcPr>
-          <w:p>
-            <w:r>
-              <w:rPr>
-                <w:sz w:val="32"/>
-              </w:rPr>
-              <w:t>41 x 65</w:t>
-              <w:br/>
-              <w:t xml:space="preserve">  6    5</w:t>
-              <w:br/>
-              <w:t xml:space="preserve">  ----</w:t>
-              <w:br/>
-              <w:t>4|    |</w:t>
-              <w:br/>
-              <w:t>1|    |</w:t>
-            </w:r>
-          </w:p>
-        </w:tc>
-        <w:tc>
-          <w:tcPr>
-            <w:tcW w:type="dxa" w:w="2880"/>
-          </w:tcPr>
-          <w:p>
-            <w:r>
-              <w:rPr>
-                <w:sz w:val="32"/>
-              </w:rPr>
-              <w:t>55 x 91</w:t>
-              <w:br/>
-              <w:t xml:space="preserve">  9    1</w:t>
+              <w:t xml:space="preserve">  5    4</w:t>
               <w:br/>
               <w:t xml:space="preserve">  ----</w:t>
               <w:br/>
               <w:t>5|    |</w:t>
-              <w:br/>
-              <w:t>5|    |</w:t>
-            </w:r>
-          </w:p>
-        </w:tc>
-        <w:tc>
-          <w:tcPr>
-            <w:tcW w:type="dxa" w:w="2880"/>
-          </w:tcPr>
-          <w:p>
-            <w:r>
-              <w:rPr>
-                <w:sz w:val="32"/>
-              </w:rPr>
-              <w:t>88 x 71</w:t>
-              <w:br/>
-              <w:t xml:space="preserve">  7    1</w:t>
-              <w:br/>
-              <w:t xml:space="preserve">  ----</w:t>
-              <w:br/>
-              <w:t>8|    |</w:t>
               <w:br/>
               <w:t>8|    |</w:t>
             </w:r>
@@ -217,13 +282,34 @@
               <w:rPr>
                 <w:sz w:val="32"/>
               </w:rPr>
-              <w:t>93 x 84</w:t>
+              <w:t>96 x 36</w:t>
               <w:br/>
-              <w:t xml:space="preserve">  8    4</w:t>
+              <w:t xml:space="preserve">  3    6</w:t>
               <w:br/>
               <w:t xml:space="preserve">  ----</w:t>
               <w:br/>
               <w:t>9|    |</w:t>
+              <w:br/>
+              <w:t>6|    |</w:t>
+            </w:r>
+          </w:p>
+        </w:tc>
+        <w:tc>
+          <w:tcPr>
+            <w:tcW w:type="dxa" w:w="2880"/>
+          </w:tcPr>
+          <w:p>
+            <w:r>
+              <w:rPr>
+                <w:sz w:val="32"/>
+              </w:rPr>
+              <w:t>23 x 29</w:t>
+              <w:br/>
+              <w:t xml:space="preserve">  2    9</w:t>
+              <w:br/>
+              <w:t xml:space="preserve">  ----</w:t>
+              <w:br/>
+              <w:t>2|    |</w:t>
               <w:br/>
               <w:t>3|    |</w:t>
             </w:r>
@@ -238,101 +324,15 @@
               <w:rPr>
                 <w:sz w:val="32"/>
               </w:rPr>
-              <w:t>59 x 91</w:t>
+              <w:t>73 x 14</w:t>
               <w:br/>
-              <w:t xml:space="preserve">  9    1</w:t>
-              <w:br/>
-              <w:t xml:space="preserve">  ----</w:t>
-              <w:br/>
-              <w:t>5|    |</w:t>
-              <w:br/>
-              <w:t>9|    |</w:t>
-            </w:r>
-          </w:p>
-        </w:tc>
-        <w:tc>
-          <w:tcPr>
-            <w:tcW w:type="dxa" w:w="2880"/>
-          </w:tcPr>
-          <w:p>
-            <w:r>
-              <w:rPr>
-                <w:sz w:val="32"/>
-              </w:rPr>
-              <w:t>73 x 59</w:t>
-              <w:br/>
-              <w:t xml:space="preserve">  5    9</w:t>
+              <w:t xml:space="preserve">  1    4</w:t>
               <w:br/>
               <w:t xml:space="preserve">  ----</w:t>
               <w:br/>
               <w:t>7|    |</w:t>
               <w:br/>
               <w:t>3|    |</w:t>
-            </w:r>
-          </w:p>
-        </w:tc>
-      </w:tr>
-      <w:tr>
-        <w:tc>
-          <w:tcPr>
-            <w:tcW w:type="dxa" w:w="2880"/>
-          </w:tcPr>
-          <w:p>
-            <w:r>
-              <w:rPr>
-                <w:sz w:val="32"/>
-              </w:rPr>
-              <w:t>60 x 12</w:t>
-              <w:br/>
-              <w:t xml:space="preserve">  1    2</w:t>
-              <w:br/>
-              <w:t xml:space="preserve">  ----</w:t>
-              <w:br/>
-              <w:t>6|    |</w:t>
-              <w:br/>
-              <w:t>0|    |</w:t>
-            </w:r>
-          </w:p>
-        </w:tc>
-        <w:tc>
-          <w:tcPr>
-            <w:tcW w:type="dxa" w:w="2880"/>
-          </w:tcPr>
-          <w:p>
-            <w:r>
-              <w:rPr>
-                <w:sz w:val="32"/>
-              </w:rPr>
-              <w:t>69 x 87</w:t>
-              <w:br/>
-              <w:t xml:space="preserve">  8    7</w:t>
-              <w:br/>
-              <w:t xml:space="preserve">  ----</w:t>
-              <w:br/>
-              <w:t>6|    |</w:t>
-              <w:br/>
-              <w:t>9|    |</w:t>
-            </w:r>
-          </w:p>
-        </w:tc>
-        <w:tc>
-          <w:tcPr>
-            <w:tcW w:type="dxa" w:w="2880"/>
-          </w:tcPr>
-          <w:p>
-            <w:r>
-              <w:rPr>
-                <w:sz w:val="32"/>
-              </w:rPr>
-              <w:t>84 x 89</w:t>
-              <w:br/>
-              <w:t xml:space="preserve">  8    9</w:t>
-              <w:br/>
-              <w:t xml:space="preserve">  ----</w:t>
-              <w:br/>
-              <w:t>8|    |</w:t>
-              <w:br/>
-              <w:t>4|    |</w:t>
             </w:r>
           </w:p>
         </w:tc>

--- a/lattice_multiplication_exercises.docx
+++ b/lattice_multiplication_exercises.docx
@@ -22,15 +22,15 @@
               <w:rPr>
                 <w:sz w:val="32"/>
               </w:rPr>
-              <w:t>29 x 74</w:t>
+              <w:t>25 x 45</w:t>
               <w:br/>
-              <w:t xml:space="preserve">  7    4</w:t>
+              <w:t xml:space="preserve">  4    5</w:t>
               <w:br/>
               <w:t xml:space="preserve">  ----</w:t>
               <w:br/>
               <w:t>2|    |</w:t>
               <w:br/>
-              <w:t>9|    |</w:t>
+              <w:t>5|    |</w:t>
             </w:r>
           </w:p>
         </w:tc>
@@ -43,15 +43,15 @@
               <w:rPr>
                 <w:sz w:val="32"/>
               </w:rPr>
-              <w:t>79 x 23</w:t>
+              <w:t>64 x 53</w:t>
               <w:br/>
-              <w:t xml:space="preserve">  2    3</w:t>
+              <w:t xml:space="preserve">  5    3</w:t>
               <w:br/>
               <w:t xml:space="preserve">  ----</w:t>
               <w:br/>
-              <w:t>7|    |</w:t>
+              <w:t>6|    |</w:t>
               <w:br/>
-              <w:t>9|    |</w:t>
+              <w:t>4|    |</w:t>
             </w:r>
           </w:p>
         </w:tc>
@@ -64,9 +64,74 @@
               <w:rPr>
                 <w:sz w:val="32"/>
               </w:rPr>
-              <w:t>71 x 29</w:t>
+              <w:t>82 x 93</w:t>
               <w:br/>
-              <w:t xml:space="preserve">  2    9</w:t>
+              <w:t xml:space="preserve">  9    3</w:t>
+              <w:br/>
+              <w:t xml:space="preserve">  ----</w:t>
+              <w:br/>
+              <w:t>8|    |</w:t>
+              <w:br/>
+              <w:t>2|    |</w:t>
+            </w:r>
+          </w:p>
+        </w:tc>
+      </w:tr>
+      <w:tr>
+        <w:tc>
+          <w:tcPr>
+            <w:tcW w:type="dxa" w:w="2880"/>
+          </w:tcPr>
+          <w:p>
+            <w:r>
+              <w:rPr>
+                <w:sz w:val="32"/>
+              </w:rPr>
+              <w:t>77 x 96</w:t>
+              <w:br/>
+              <w:t xml:space="preserve">  9    6</w:t>
+              <w:br/>
+              <w:t xml:space="preserve">  ----</w:t>
+              <w:br/>
+              <w:t>7|    |</w:t>
+              <w:br/>
+              <w:t>7|    |</w:t>
+            </w:r>
+          </w:p>
+        </w:tc>
+        <w:tc>
+          <w:tcPr>
+            <w:tcW w:type="dxa" w:w="2880"/>
+          </w:tcPr>
+          <w:p>
+            <w:r>
+              <w:rPr>
+                <w:sz w:val="32"/>
+              </w:rPr>
+              <w:t>78 x 13</w:t>
+              <w:br/>
+              <w:t xml:space="preserve">  1    3</w:t>
+              <w:br/>
+              <w:t xml:space="preserve">  ----</w:t>
+              <w:br/>
+              <w:t>7|    |</w:t>
+              <w:br/>
+              <w:t>8|    |</w:t>
+            </w:r>
+          </w:p>
+        </w:tc>
+        <w:tc>
+          <w:tcPr>
+            <w:tcW w:type="dxa" w:w="2880"/>
+          </w:tcPr>
+          <w:p>
+            <w:r>
+              <w:rPr>
+                <w:sz w:val="32"/>
+              </w:rPr>
+              <w:t>71 x 16</w:t>
+              <w:br/>
+              <w:t xml:space="preserve">  1    6</w:t>
               <w:br/>
               <w:t xml:space="preserve">  ----</w:t>
               <w:br/>
@@ -87,15 +152,15 @@
               <w:rPr>
                 <w:sz w:val="32"/>
               </w:rPr>
-              <w:t>12 x 25</w:t>
+              <w:t>25 x 43</w:t>
               <w:br/>
-              <w:t xml:space="preserve">  2    5</w:t>
+              <w:t xml:space="preserve">  4    3</w:t>
               <w:br/>
               <w:t xml:space="preserve">  ----</w:t>
               <w:br/>
-              <w:t>1|    |</w:t>
+              <w:t>2|    |</w:t>
               <w:br/>
-              <w:t>2|    |</w:t>
+              <w:t>5|    |</w:t>
             </w:r>
           </w:p>
         </w:tc>
@@ -108,13 +173,13 @@
               <w:rPr>
                 <w:sz w:val="32"/>
               </w:rPr>
-              <w:t>44 x 27</w:t>
+              <w:t>54 x 58</w:t>
               <w:br/>
-              <w:t xml:space="preserve">  2    7</w:t>
+              <w:t xml:space="preserve">  5    8</w:t>
               <w:br/>
               <w:t xml:space="preserve">  ----</w:t>
               <w:br/>
-              <w:t>4|    |</w:t>
+              <w:t>5|    |</w:t>
               <w:br/>
               <w:t>4|    |</w:t>
             </w:r>
@@ -129,15 +194,15 @@
               <w:rPr>
                 <w:sz w:val="32"/>
               </w:rPr>
-              <w:t>57 x 52</w:t>
+              <w:t>50 x 69</w:t>
               <w:br/>
-              <w:t xml:space="preserve">  5    2</w:t>
+              <w:t xml:space="preserve">  6    9</w:t>
               <w:br/>
               <w:t xml:space="preserve">  ----</w:t>
               <w:br/>
               <w:t>5|    |</w:t>
               <w:br/>
-              <w:t>7|    |</w:t>
+              <w:t>0|    |</w:t>
             </w:r>
           </w:p>
         </w:tc>
@@ -152,15 +217,15 @@
               <w:rPr>
                 <w:sz w:val="32"/>
               </w:rPr>
-              <w:t>83 x 17</w:t>
+              <w:t>98 x 33</w:t>
               <w:br/>
-              <w:t xml:space="preserve">  1    7</w:t>
+              <w:t xml:space="preserve">  3    3</w:t>
               <w:br/>
               <w:t xml:space="preserve">  ----</w:t>
               <w:br/>
+              <w:t>9|    |</w:t>
+              <w:br/>
               <w:t>8|    |</w:t>
-              <w:br/>
-              <w:t>3|    |</w:t>
             </w:r>
           </w:p>
         </w:tc>
@@ -173,15 +238,15 @@
               <w:rPr>
                 <w:sz w:val="32"/>
               </w:rPr>
-              <w:t>97 x 11</w:t>
+              <w:t>38 x 20</w:t>
               <w:br/>
-              <w:t xml:space="preserve">  1    1</w:t>
+              <w:t xml:space="preserve">  2    0</w:t>
               <w:br/>
               <w:t xml:space="preserve">  ----</w:t>
               <w:br/>
-              <w:t>9|    |</w:t>
+              <w:t>3|    |</w:t>
               <w:br/>
-              <w:t>7|    |</w:t>
+              <w:t>8|    |</w:t>
             </w:r>
           </w:p>
         </w:tc>
@@ -194,15 +259,15 @@
               <w:rPr>
                 <w:sz w:val="32"/>
               </w:rPr>
-              <w:t>69 x 72</w:t>
+              <w:t>82 x 58</w:t>
               <w:br/>
-              <w:t xml:space="preserve">  7    2</w:t>
+              <w:t xml:space="preserve">  5    8</w:t>
               <w:br/>
               <w:t xml:space="preserve">  ----</w:t>
               <w:br/>
-              <w:t>6|    |</w:t>
+              <w:t>8|    |</w:t>
               <w:br/>
-              <w:t>9|    |</w:t>
+              <w:t>2|    |</w:t>
             </w:r>
           </w:p>
         </w:tc>
@@ -217,13 +282,34 @@
               <w:rPr>
                 <w:sz w:val="32"/>
               </w:rPr>
-              <w:t>95 x 24</w:t>
+              <w:t>88 x 70</w:t>
               <w:br/>
-              <w:t xml:space="preserve">  2    4</w:t>
+              <w:t xml:space="preserve">  7    0</w:t>
               <w:br/>
               <w:t xml:space="preserve">  ----</w:t>
               <w:br/>
-              <w:t>9|    |</w:t>
+              <w:t>8|    |</w:t>
+              <w:br/>
+              <w:t>8|    |</w:t>
+            </w:r>
+          </w:p>
+        </w:tc>
+        <w:tc>
+          <w:tcPr>
+            <w:tcW w:type="dxa" w:w="2880"/>
+          </w:tcPr>
+          <w:p>
+            <w:r>
+              <w:rPr>
+                <w:sz w:val="32"/>
+              </w:rPr>
+              <w:t>55 x 67</w:t>
+              <w:br/>
+              <w:t xml:space="preserve">  6    7</w:t>
+              <w:br/>
+              <w:t xml:space="preserve">  ----</w:t>
+              <w:br/>
+              <w:t>5|    |</w:t>
               <w:br/>
               <w:t>5|    |</w:t>
             </w:r>
@@ -238,101 +324,15 @@
               <w:rPr>
                 <w:sz w:val="32"/>
               </w:rPr>
-              <w:t>26 x 30</w:t>
+              <w:t>64 x 48</w:t>
               <w:br/>
-              <w:t xml:space="preserve">  3    0</w:t>
+              <w:t xml:space="preserve">  4    8</w:t>
               <w:br/>
               <w:t xml:space="preserve">  ----</w:t>
               <w:br/>
-              <w:t>2|    |</w:t>
+              <w:t>6|    |</w:t>
               <w:br/>
-              <w:t>6|    |</w:t>
-            </w:r>
-          </w:p>
-        </w:tc>
-        <w:tc>
-          <w:tcPr>
-            <w:tcW w:type="dxa" w:w="2880"/>
-          </w:tcPr>
-          <w:p>
-            <w:r>
-              <w:rPr>
-                <w:sz w:val="32"/>
-              </w:rPr>
-              <w:t>58 x 54</w:t>
-              <w:br/>
-              <w:t xml:space="preserve">  5    4</w:t>
-              <w:br/>
-              <w:t xml:space="preserve">  ----</w:t>
-              <w:br/>
-              <w:t>5|    |</w:t>
-              <w:br/>
-              <w:t>8|    |</w:t>
-            </w:r>
-          </w:p>
-        </w:tc>
-      </w:tr>
-      <w:tr>
-        <w:tc>
-          <w:tcPr>
-            <w:tcW w:type="dxa" w:w="2880"/>
-          </w:tcPr>
-          <w:p>
-            <w:r>
-              <w:rPr>
-                <w:sz w:val="32"/>
-              </w:rPr>
-              <w:t>96 x 36</w:t>
-              <w:br/>
-              <w:t xml:space="preserve">  3    6</w:t>
-              <w:br/>
-              <w:t xml:space="preserve">  ----</w:t>
-              <w:br/>
-              <w:t>9|    |</w:t>
-              <w:br/>
-              <w:t>6|    |</w:t>
-            </w:r>
-          </w:p>
-        </w:tc>
-        <w:tc>
-          <w:tcPr>
-            <w:tcW w:type="dxa" w:w="2880"/>
-          </w:tcPr>
-          <w:p>
-            <w:r>
-              <w:rPr>
-                <w:sz w:val="32"/>
-              </w:rPr>
-              <w:t>23 x 29</w:t>
-              <w:br/>
-              <w:t xml:space="preserve">  2    9</w:t>
-              <w:br/>
-              <w:t xml:space="preserve">  ----</w:t>
-              <w:br/>
-              <w:t>2|    |</w:t>
-              <w:br/>
-              <w:t>3|    |</w:t>
-            </w:r>
-          </w:p>
-        </w:tc>
-        <w:tc>
-          <w:tcPr>
-            <w:tcW w:type="dxa" w:w="2880"/>
-          </w:tcPr>
-          <w:p>
-            <w:r>
-              <w:rPr>
-                <w:sz w:val="32"/>
-              </w:rPr>
-              <w:t>73 x 14</w:t>
-              <w:br/>
-              <w:t xml:space="preserve">  1    4</w:t>
-              <w:br/>
-              <w:t xml:space="preserve">  ----</w:t>
-              <w:br/>
-              <w:t>7|    |</w:t>
-              <w:br/>
-              <w:t>3|    |</w:t>
+              <w:t>4|    |</w:t>
             </w:r>
           </w:p>
         </w:tc>

--- a/lattice_multiplication_exercises.docx
+++ b/lattice_multiplication_exercises.docx
@@ -22,15 +22,15 @@
               <w:rPr>
                 <w:sz w:val="32"/>
               </w:rPr>
-              <w:t>25 x 45</w:t>
+              <w:t>58 x 93</w:t>
               <w:br/>
-              <w:t xml:space="preserve">  4    5</w:t>
+              <w:t xml:space="preserve">  9    3</w:t>
               <w:br/>
               <w:t xml:space="preserve">  ----</w:t>
               <w:br/>
-              <w:t>2|    |</w:t>
+              <w:t>5|    |</w:t>
               <w:br/>
-              <w:t>5|    |</w:t>
+              <w:t>8|    |</w:t>
             </w:r>
           </w:p>
         </w:tc>
@@ -43,15 +43,15 @@
               <w:rPr>
                 <w:sz w:val="32"/>
               </w:rPr>
-              <w:t>64 x 53</w:t>
+              <w:t>91 x 59</w:t>
               <w:br/>
-              <w:t xml:space="preserve">  5    3</w:t>
+              <w:t xml:space="preserve">  5    9</w:t>
               <w:br/>
               <w:t xml:space="preserve">  ----</w:t>
               <w:br/>
-              <w:t>6|    |</w:t>
+              <w:t>9|    |</w:t>
               <w:br/>
-              <w:t>4|    |</w:t>
+              <w:t>1|    |</w:t>
             </w:r>
           </w:p>
         </w:tc>
@@ -64,13 +64,13 @@
               <w:rPr>
                 <w:sz w:val="32"/>
               </w:rPr>
-              <w:t>82 x 93</w:t>
+              <w:t>62 x 72</w:t>
               <w:br/>
-              <w:t xml:space="preserve">  9    3</w:t>
+              <w:t xml:space="preserve">  7    2</w:t>
               <w:br/>
               <w:t xml:space="preserve">  ----</w:t>
               <w:br/>
-              <w:t>8|    |</w:t>
+              <w:t>6|    |</w:t>
               <w:br/>
               <w:t>2|    |</w:t>
             </w:r>
@@ -87,15 +87,15 @@
               <w:rPr>
                 <w:sz w:val="32"/>
               </w:rPr>
-              <w:t>77 x 96</w:t>
+              <w:t>46 x 27</w:t>
               <w:br/>
-              <w:t xml:space="preserve">  9    6</w:t>
+              <w:t xml:space="preserve">  2    7</w:t>
               <w:br/>
               <w:t xml:space="preserve">  ----</w:t>
               <w:br/>
-              <w:t>7|    |</w:t>
+              <w:t>4|    |</w:t>
               <w:br/>
-              <w:t>7|    |</w:t>
+              <w:t>6|    |</w:t>
             </w:r>
           </w:p>
         </w:tc>
@@ -108,9 +108,53 @@
               <w:rPr>
                 <w:sz w:val="32"/>
               </w:rPr>
-              <w:t>78 x 13</w:t>
+              <w:t>92 x 71</w:t>
               <w:br/>
-              <w:t xml:space="preserve">  1    3</w:t>
+              <w:t xml:space="preserve">  7    1</w:t>
+              <w:br/>
+              <w:t xml:space="preserve">  ----</w:t>
+              <w:br/>
+              <w:t>9|    |</w:t>
+              <w:br/>
+              <w:t>2|    |</w:t>
+            </w:r>
+          </w:p>
+        </w:tc>
+        <w:tc>
+          <w:tcPr>
+            <w:tcW w:type="dxa" w:w="2880"/>
+          </w:tcPr>
+          <w:p>
+            <w:r>
+              <w:rPr>
+                <w:sz w:val="32"/>
+              </w:rPr>
+              <w:t>33 x 77</w:t>
+              <w:br/>
+              <w:t xml:space="preserve">  7    7</w:t>
+              <w:br/>
+              <w:t xml:space="preserve">  ----</w:t>
+              <w:br/>
+              <w:t>3|    |</w:t>
+              <w:br/>
+              <w:t>3|    |</w:t>
+            </w:r>
+          </w:p>
+        </w:tc>
+      </w:tr>
+      <w:tr>
+        <w:tc>
+          <w:tcPr>
+            <w:tcW w:type="dxa" w:w="2880"/>
+          </w:tcPr>
+          <w:p>
+            <w:r>
+              <w:rPr>
+                <w:sz w:val="32"/>
+              </w:rPr>
+              <w:t>78 x 27</w:t>
+              <w:br/>
+              <w:t xml:space="preserve">  2    7</w:t>
               <w:br/>
               <w:t xml:space="preserve">  ----</w:t>
               <w:br/>
@@ -129,9 +173,95 @@
               <w:rPr>
                 <w:sz w:val="32"/>
               </w:rPr>
-              <w:t>71 x 16</w:t>
+              <w:t>12 x 91</w:t>
               <w:br/>
-              <w:t xml:space="preserve">  1    6</w:t>
+              <w:t xml:space="preserve">  9    1</w:t>
+              <w:br/>
+              <w:t xml:space="preserve">  ----</w:t>
+              <w:br/>
+              <w:t>1|    |</w:t>
+              <w:br/>
+              <w:t>2|    |</w:t>
+            </w:r>
+          </w:p>
+        </w:tc>
+        <w:tc>
+          <w:tcPr>
+            <w:tcW w:type="dxa" w:w="2880"/>
+          </w:tcPr>
+          <w:p>
+            <w:r>
+              <w:rPr>
+                <w:sz w:val="32"/>
+              </w:rPr>
+              <w:t>32 x 38</w:t>
+              <w:br/>
+              <w:t xml:space="preserve">  3    8</w:t>
+              <w:br/>
+              <w:t xml:space="preserve">  ----</w:t>
+              <w:br/>
+              <w:t>3|    |</w:t>
+              <w:br/>
+              <w:t>2|    |</w:t>
+            </w:r>
+          </w:p>
+        </w:tc>
+      </w:tr>
+      <w:tr>
+        <w:tc>
+          <w:tcPr>
+            <w:tcW w:type="dxa" w:w="2880"/>
+          </w:tcPr>
+          <w:p>
+            <w:r>
+              <w:rPr>
+                <w:sz w:val="32"/>
+              </w:rPr>
+              <w:t>84 x 73</w:t>
+              <w:br/>
+              <w:t xml:space="preserve">  7    3</w:t>
+              <w:br/>
+              <w:t xml:space="preserve">  ----</w:t>
+              <w:br/>
+              <w:t>8|    |</w:t>
+              <w:br/>
+              <w:t>4|    |</w:t>
+            </w:r>
+          </w:p>
+        </w:tc>
+        <w:tc>
+          <w:tcPr>
+            <w:tcW w:type="dxa" w:w="2880"/>
+          </w:tcPr>
+          <w:p>
+            <w:r>
+              <w:rPr>
+                <w:sz w:val="32"/>
+              </w:rPr>
+              <w:t>27 x 59</w:t>
+              <w:br/>
+              <w:t xml:space="preserve">  5    9</w:t>
+              <w:br/>
+              <w:t xml:space="preserve">  ----</w:t>
+              <w:br/>
+              <w:t>2|    |</w:t>
+              <w:br/>
+              <w:t>7|    |</w:t>
+            </w:r>
+          </w:p>
+        </w:tc>
+        <w:tc>
+          <w:tcPr>
+            <w:tcW w:type="dxa" w:w="2880"/>
+          </w:tcPr>
+          <w:p>
+            <w:r>
+              <w:rPr>
+                <w:sz w:val="32"/>
+              </w:rPr>
+              <w:t>71 x 15</w:t>
+              <w:br/>
+              <w:t xml:space="preserve">  1    5</w:t>
               <w:br/>
               <w:t xml:space="preserve">  ----</w:t>
               <w:br/>
@@ -152,15 +282,15 @@
               <w:rPr>
                 <w:sz w:val="32"/>
               </w:rPr>
-              <w:t>25 x 43</w:t>
+              <w:t>67 x 27</w:t>
               <w:br/>
-              <w:t xml:space="preserve">  4    3</w:t>
+              <w:t xml:space="preserve">  2    7</w:t>
               <w:br/>
               <w:t xml:space="preserve">  ----</w:t>
               <w:br/>
-              <w:t>2|    |</w:t>
+              <w:t>6|    |</w:t>
               <w:br/>
-              <w:t>5|    |</w:t>
+              <w:t>7|    |</w:t>
             </w:r>
           </w:p>
         </w:tc>
@@ -173,57 +303,13 @@
               <w:rPr>
                 <w:sz w:val="32"/>
               </w:rPr>
-              <w:t>54 x 58</w:t>
+              <w:t>28 x 15</w:t>
               <w:br/>
-              <w:t xml:space="preserve">  5    8</w:t>
+              <w:t xml:space="preserve">  1    5</w:t>
               <w:br/>
               <w:t xml:space="preserve">  ----</w:t>
               <w:br/>
-              <w:t>5|    |</w:t>
-              <w:br/>
-              <w:t>4|    |</w:t>
-            </w:r>
-          </w:p>
-        </w:tc>
-        <w:tc>
-          <w:tcPr>
-            <w:tcW w:type="dxa" w:w="2880"/>
-          </w:tcPr>
-          <w:p>
-            <w:r>
-              <w:rPr>
-                <w:sz w:val="32"/>
-              </w:rPr>
-              <w:t>50 x 69</w:t>
-              <w:br/>
-              <w:t xml:space="preserve">  6    9</w:t>
-              <w:br/>
-              <w:t xml:space="preserve">  ----</w:t>
-              <w:br/>
-              <w:t>5|    |</w:t>
-              <w:br/>
-              <w:t>0|    |</w:t>
-            </w:r>
-          </w:p>
-        </w:tc>
-      </w:tr>
-      <w:tr>
-        <w:tc>
-          <w:tcPr>
-            <w:tcW w:type="dxa" w:w="2880"/>
-          </w:tcPr>
-          <w:p>
-            <w:r>
-              <w:rPr>
-                <w:sz w:val="32"/>
-              </w:rPr>
-              <w:t>98 x 33</w:t>
-              <w:br/>
-              <w:t xml:space="preserve">  3    3</w:t>
-              <w:br/>
-              <w:t xml:space="preserve">  ----</w:t>
-              <w:br/>
-              <w:t>9|    |</w:t>
+              <w:t>2|    |</w:t>
               <w:br/>
               <w:t>8|    |</w:t>
             </w:r>
@@ -238,99 +324,13 @@
               <w:rPr>
                 <w:sz w:val="32"/>
               </w:rPr>
-              <w:t>38 x 20</w:t>
+              <w:t>74 x 77</w:t>
               <w:br/>
-              <w:t xml:space="preserve">  2    0</w:t>
+              <w:t xml:space="preserve">  7    7</w:t>
               <w:br/>
               <w:t xml:space="preserve">  ----</w:t>
               <w:br/>
-              <w:t>3|    |</w:t>
-              <w:br/>
-              <w:t>8|    |</w:t>
-            </w:r>
-          </w:p>
-        </w:tc>
-        <w:tc>
-          <w:tcPr>
-            <w:tcW w:type="dxa" w:w="2880"/>
-          </w:tcPr>
-          <w:p>
-            <w:r>
-              <w:rPr>
-                <w:sz w:val="32"/>
-              </w:rPr>
-              <w:t>82 x 58</w:t>
-              <w:br/>
-              <w:t xml:space="preserve">  5    8</w:t>
-              <w:br/>
-              <w:t xml:space="preserve">  ----</w:t>
-              <w:br/>
-              <w:t>8|    |</w:t>
-              <w:br/>
-              <w:t>2|    |</w:t>
-            </w:r>
-          </w:p>
-        </w:tc>
-      </w:tr>
-      <w:tr>
-        <w:tc>
-          <w:tcPr>
-            <w:tcW w:type="dxa" w:w="2880"/>
-          </w:tcPr>
-          <w:p>
-            <w:r>
-              <w:rPr>
-                <w:sz w:val="32"/>
-              </w:rPr>
-              <w:t>88 x 70</w:t>
-              <w:br/>
-              <w:t xml:space="preserve">  7    0</w:t>
-              <w:br/>
-              <w:t xml:space="preserve">  ----</w:t>
-              <w:br/>
-              <w:t>8|    |</w:t>
-              <w:br/>
-              <w:t>8|    |</w:t>
-            </w:r>
-          </w:p>
-        </w:tc>
-        <w:tc>
-          <w:tcPr>
-            <w:tcW w:type="dxa" w:w="2880"/>
-          </w:tcPr>
-          <w:p>
-            <w:r>
-              <w:rPr>
-                <w:sz w:val="32"/>
-              </w:rPr>
-              <w:t>55 x 67</w:t>
-              <w:br/>
-              <w:t xml:space="preserve">  6    7</w:t>
-              <w:br/>
-              <w:t xml:space="preserve">  ----</w:t>
-              <w:br/>
-              <w:t>5|    |</w:t>
-              <w:br/>
-              <w:t>5|    |</w:t>
-            </w:r>
-          </w:p>
-        </w:tc>
-        <w:tc>
-          <w:tcPr>
-            <w:tcW w:type="dxa" w:w="2880"/>
-          </w:tcPr>
-          <w:p>
-            <w:r>
-              <w:rPr>
-                <w:sz w:val="32"/>
-              </w:rPr>
-              <w:t>64 x 48</w:t>
-              <w:br/>
-              <w:t xml:space="preserve">  4    8</w:t>
-              <w:br/>
-              <w:t xml:space="preserve">  ----</w:t>
-              <w:br/>
-              <w:t>6|    |</w:t>
+              <w:t>7|    |</w:t>
               <w:br/>
               <w:t>4|    |</w:t>
             </w:r>

--- a/lattice_multiplication_exercises.docx
+++ b/lattice_multiplication_exercises.docx
@@ -22,15 +22,15 @@
               <w:rPr>
                 <w:sz w:val="32"/>
               </w:rPr>
-              <w:t>58 x 93</w:t>
+              <w:t>80 x 62</w:t>
               <w:br/>
-              <w:t xml:space="preserve">  9    3</w:t>
+              <w:t xml:space="preserve">  6    2</w:t>
               <w:br/>
               <w:t xml:space="preserve">  ----</w:t>
               <w:br/>
-              <w:t>5|    |</w:t>
+              <w:t>8|    |</w:t>
               <w:br/>
-              <w:t>8|    |</w:t>
+              <w:t>0|    |</w:t>
             </w:r>
           </w:p>
         </w:tc>
@@ -43,15 +43,15 @@
               <w:rPr>
                 <w:sz w:val="32"/>
               </w:rPr>
-              <w:t>91 x 59</w:t>
+              <w:t>37 x 66</w:t>
               <w:br/>
-              <w:t xml:space="preserve">  5    9</w:t>
+              <w:t xml:space="preserve">  6    6</w:t>
               <w:br/>
               <w:t xml:space="preserve">  ----</w:t>
               <w:br/>
-              <w:t>9|    |</w:t>
+              <w:t>3|    |</w:t>
               <w:br/>
-              <w:t>1|    |</w:t>
+              <w:t>7|    |</w:t>
             </w:r>
           </w:p>
         </w:tc>
@@ -64,9 +64,204 @@
               <w:rPr>
                 <w:sz w:val="32"/>
               </w:rPr>
-              <w:t>62 x 72</w:t>
+              <w:t>73 x 25</w:t>
               <w:br/>
-              <w:t xml:space="preserve">  7    2</w:t>
+              <w:t xml:space="preserve">  2    5</w:t>
+              <w:br/>
+              <w:t xml:space="preserve">  ----</w:t>
+              <w:br/>
+              <w:t>7|    |</w:t>
+              <w:br/>
+              <w:t>3|    |</w:t>
+            </w:r>
+          </w:p>
+        </w:tc>
+      </w:tr>
+      <w:tr>
+        <w:tc>
+          <w:tcPr>
+            <w:tcW w:type="dxa" w:w="2880"/>
+          </w:tcPr>
+          <w:p>
+            <w:r>
+              <w:rPr>
+                <w:sz w:val="32"/>
+              </w:rPr>
+              <w:t>23 x 88</w:t>
+              <w:br/>
+              <w:t xml:space="preserve">  8    8</w:t>
+              <w:br/>
+              <w:t xml:space="preserve">  ----</w:t>
+              <w:br/>
+              <w:t>2|    |</w:t>
+              <w:br/>
+              <w:t>3|    |</w:t>
+            </w:r>
+          </w:p>
+        </w:tc>
+        <w:tc>
+          <w:tcPr>
+            <w:tcW w:type="dxa" w:w="2880"/>
+          </w:tcPr>
+          <w:p>
+            <w:r>
+              <w:rPr>
+                <w:sz w:val="32"/>
+              </w:rPr>
+              <w:t>93 x 39</w:t>
+              <w:br/>
+              <w:t xml:space="preserve">  3    9</w:t>
+              <w:br/>
+              <w:t xml:space="preserve">  ----</w:t>
+              <w:br/>
+              <w:t>9|    |</w:t>
+              <w:br/>
+              <w:t>3|    |</w:t>
+            </w:r>
+          </w:p>
+        </w:tc>
+        <w:tc>
+          <w:tcPr>
+            <w:tcW w:type="dxa" w:w="2880"/>
+          </w:tcPr>
+          <w:p>
+            <w:r>
+              <w:rPr>
+                <w:sz w:val="32"/>
+              </w:rPr>
+              <w:t>13 x 45</w:t>
+              <w:br/>
+              <w:t xml:space="preserve">  4    5</w:t>
+              <w:br/>
+              <w:t xml:space="preserve">  ----</w:t>
+              <w:br/>
+              <w:t>1|    |</w:t>
+              <w:br/>
+              <w:t>3|    |</w:t>
+            </w:r>
+          </w:p>
+        </w:tc>
+      </w:tr>
+      <w:tr>
+        <w:tc>
+          <w:tcPr>
+            <w:tcW w:type="dxa" w:w="2880"/>
+          </w:tcPr>
+          <w:p>
+            <w:r>
+              <w:rPr>
+                <w:sz w:val="32"/>
+              </w:rPr>
+              <w:t>39 x 79</w:t>
+              <w:br/>
+              <w:t xml:space="preserve">  7    9</w:t>
+              <w:br/>
+              <w:t xml:space="preserve">  ----</w:t>
+              <w:br/>
+              <w:t>3|    |</w:t>
+              <w:br/>
+              <w:t>9|    |</w:t>
+            </w:r>
+          </w:p>
+        </w:tc>
+        <w:tc>
+          <w:tcPr>
+            <w:tcW w:type="dxa" w:w="2880"/>
+          </w:tcPr>
+          <w:p>
+            <w:r>
+              <w:rPr>
+                <w:sz w:val="32"/>
+              </w:rPr>
+              <w:t>53 x 55</w:t>
+              <w:br/>
+              <w:t xml:space="preserve">  5    5</w:t>
+              <w:br/>
+              <w:t xml:space="preserve">  ----</w:t>
+              <w:br/>
+              <w:t>5|    |</w:t>
+              <w:br/>
+              <w:t>3|    |</w:t>
+            </w:r>
+          </w:p>
+        </w:tc>
+        <w:tc>
+          <w:tcPr>
+            <w:tcW w:type="dxa" w:w="2880"/>
+          </w:tcPr>
+          <w:p>
+            <w:r>
+              <w:rPr>
+                <w:sz w:val="32"/>
+              </w:rPr>
+              <w:t>30 x 15</w:t>
+              <w:br/>
+              <w:t xml:space="preserve">  1    5</w:t>
+              <w:br/>
+              <w:t xml:space="preserve">  ----</w:t>
+              <w:br/>
+              <w:t>3|    |</w:t>
+              <w:br/>
+              <w:t>0|    |</w:t>
+            </w:r>
+          </w:p>
+        </w:tc>
+      </w:tr>
+      <w:tr>
+        <w:tc>
+          <w:tcPr>
+            <w:tcW w:type="dxa" w:w="2880"/>
+          </w:tcPr>
+          <w:p>
+            <w:r>
+              <w:rPr>
+                <w:sz w:val="32"/>
+              </w:rPr>
+              <w:t>20 x 48</w:t>
+              <w:br/>
+              <w:t xml:space="preserve">  4    8</w:t>
+              <w:br/>
+              <w:t xml:space="preserve">  ----</w:t>
+              <w:br/>
+              <w:t>2|    |</w:t>
+              <w:br/>
+              <w:t>0|    |</w:t>
+            </w:r>
+          </w:p>
+        </w:tc>
+        <w:tc>
+          <w:tcPr>
+            <w:tcW w:type="dxa" w:w="2880"/>
+          </w:tcPr>
+          <w:p>
+            <w:r>
+              <w:rPr>
+                <w:sz w:val="32"/>
+              </w:rPr>
+              <w:t>26 x 80</w:t>
+              <w:br/>
+              <w:t xml:space="preserve">  8    0</w:t>
+              <w:br/>
+              <w:t xml:space="preserve">  ----</w:t>
+              <w:br/>
+              <w:t>2|    |</w:t>
+              <w:br/>
+              <w:t>6|    |</w:t>
+            </w:r>
+          </w:p>
+        </w:tc>
+        <w:tc>
+          <w:tcPr>
+            <w:tcW w:type="dxa" w:w="2880"/>
+          </w:tcPr>
+          <w:p>
+            <w:r>
+              <w:rPr>
+                <w:sz w:val="32"/>
+              </w:rPr>
+              <w:t>62 x 79</w:t>
+              <w:br/>
+              <w:t xml:space="preserve">  7    9</w:t>
               <w:br/>
               <w:t xml:space="preserve">  ----</w:t>
               <w:br/>
@@ -87,15 +282,15 @@
               <w:rPr>
                 <w:sz w:val="32"/>
               </w:rPr>
-              <w:t>46 x 27</w:t>
+              <w:t>81 x 94</w:t>
               <w:br/>
-              <w:t xml:space="preserve">  2    7</w:t>
+              <w:t xml:space="preserve">  9    4</w:t>
               <w:br/>
               <w:t xml:space="preserve">  ----</w:t>
               <w:br/>
-              <w:t>4|    |</w:t>
+              <w:t>8|    |</w:t>
               <w:br/>
-              <w:t>6|    |</w:t>
+              <w:t>1|    |</w:t>
             </w:r>
           </w:p>
         </w:tc>
@@ -108,143 +303,13 @@
               <w:rPr>
                 <w:sz w:val="32"/>
               </w:rPr>
-              <w:t>92 x 71</w:t>
+              <w:t>87 x 36</w:t>
               <w:br/>
-              <w:t xml:space="preserve">  7    1</w:t>
-              <w:br/>
-              <w:t xml:space="preserve">  ----</w:t>
-              <w:br/>
-              <w:t>9|    |</w:t>
-              <w:br/>
-              <w:t>2|    |</w:t>
-            </w:r>
-          </w:p>
-        </w:tc>
-        <w:tc>
-          <w:tcPr>
-            <w:tcW w:type="dxa" w:w="2880"/>
-          </w:tcPr>
-          <w:p>
-            <w:r>
-              <w:rPr>
-                <w:sz w:val="32"/>
-              </w:rPr>
-              <w:t>33 x 77</w:t>
-              <w:br/>
-              <w:t xml:space="preserve">  7    7</w:t>
-              <w:br/>
-              <w:t xml:space="preserve">  ----</w:t>
-              <w:br/>
-              <w:t>3|    |</w:t>
-              <w:br/>
-              <w:t>3|    |</w:t>
-            </w:r>
-          </w:p>
-        </w:tc>
-      </w:tr>
-      <w:tr>
-        <w:tc>
-          <w:tcPr>
-            <w:tcW w:type="dxa" w:w="2880"/>
-          </w:tcPr>
-          <w:p>
-            <w:r>
-              <w:rPr>
-                <w:sz w:val="32"/>
-              </w:rPr>
-              <w:t>78 x 27</w:t>
-              <w:br/>
-              <w:t xml:space="preserve">  2    7</w:t>
-              <w:br/>
-              <w:t xml:space="preserve">  ----</w:t>
-              <w:br/>
-              <w:t>7|    |</w:t>
-              <w:br/>
-              <w:t>8|    |</w:t>
-            </w:r>
-          </w:p>
-        </w:tc>
-        <w:tc>
-          <w:tcPr>
-            <w:tcW w:type="dxa" w:w="2880"/>
-          </w:tcPr>
-          <w:p>
-            <w:r>
-              <w:rPr>
-                <w:sz w:val="32"/>
-              </w:rPr>
-              <w:t>12 x 91</w:t>
-              <w:br/>
-              <w:t xml:space="preserve">  9    1</w:t>
-              <w:br/>
-              <w:t xml:space="preserve">  ----</w:t>
-              <w:br/>
-              <w:t>1|    |</w:t>
-              <w:br/>
-              <w:t>2|    |</w:t>
-            </w:r>
-          </w:p>
-        </w:tc>
-        <w:tc>
-          <w:tcPr>
-            <w:tcW w:type="dxa" w:w="2880"/>
-          </w:tcPr>
-          <w:p>
-            <w:r>
-              <w:rPr>
-                <w:sz w:val="32"/>
-              </w:rPr>
-              <w:t>32 x 38</w:t>
-              <w:br/>
-              <w:t xml:space="preserve">  3    8</w:t>
-              <w:br/>
-              <w:t xml:space="preserve">  ----</w:t>
-              <w:br/>
-              <w:t>3|    |</w:t>
-              <w:br/>
-              <w:t>2|    |</w:t>
-            </w:r>
-          </w:p>
-        </w:tc>
-      </w:tr>
-      <w:tr>
-        <w:tc>
-          <w:tcPr>
-            <w:tcW w:type="dxa" w:w="2880"/>
-          </w:tcPr>
-          <w:p>
-            <w:r>
-              <w:rPr>
-                <w:sz w:val="32"/>
-              </w:rPr>
-              <w:t>84 x 73</w:t>
-              <w:br/>
-              <w:t xml:space="preserve">  7    3</w:t>
+              <w:t xml:space="preserve">  3    6</w:t>
               <w:br/>
               <w:t xml:space="preserve">  ----</w:t>
               <w:br/>
               <w:t>8|    |</w:t>
-              <w:br/>
-              <w:t>4|    |</w:t>
-            </w:r>
-          </w:p>
-        </w:tc>
-        <w:tc>
-          <w:tcPr>
-            <w:tcW w:type="dxa" w:w="2880"/>
-          </w:tcPr>
-          <w:p>
-            <w:r>
-              <w:rPr>
-                <w:sz w:val="32"/>
-              </w:rPr>
-              <w:t>27 x 59</w:t>
-              <w:br/>
-              <w:t xml:space="preserve">  5    9</w:t>
-              <w:br/>
-              <w:t xml:space="preserve">  ----</w:t>
-              <w:br/>
-              <w:t>2|    |</w:t>
               <w:br/>
               <w:t>7|    |</w:t>
             </w:r>
@@ -259,80 +324,15 @@
               <w:rPr>
                 <w:sz w:val="32"/>
               </w:rPr>
-              <w:t>71 x 15</w:t>
+              <w:t>31 x 10</w:t>
               <w:br/>
-              <w:t xml:space="preserve">  1    5</w:t>
+              <w:t xml:space="preserve">  1    0</w:t>
               <w:br/>
               <w:t xml:space="preserve">  ----</w:t>
               <w:br/>
-              <w:t>7|    |</w:t>
+              <w:t>3|    |</w:t>
               <w:br/>
               <w:t>1|    |</w:t>
-            </w:r>
-          </w:p>
-        </w:tc>
-      </w:tr>
-      <w:tr>
-        <w:tc>
-          <w:tcPr>
-            <w:tcW w:type="dxa" w:w="2880"/>
-          </w:tcPr>
-          <w:p>
-            <w:r>
-              <w:rPr>
-                <w:sz w:val="32"/>
-              </w:rPr>
-              <w:t>67 x 27</w:t>
-              <w:br/>
-              <w:t xml:space="preserve">  2    7</w:t>
-              <w:br/>
-              <w:t xml:space="preserve">  ----</w:t>
-              <w:br/>
-              <w:t>6|    |</w:t>
-              <w:br/>
-              <w:t>7|    |</w:t>
-            </w:r>
-          </w:p>
-        </w:tc>
-        <w:tc>
-          <w:tcPr>
-            <w:tcW w:type="dxa" w:w="2880"/>
-          </w:tcPr>
-          <w:p>
-            <w:r>
-              <w:rPr>
-                <w:sz w:val="32"/>
-              </w:rPr>
-              <w:t>28 x 15</w:t>
-              <w:br/>
-              <w:t xml:space="preserve">  1    5</w:t>
-              <w:br/>
-              <w:t xml:space="preserve">  ----</w:t>
-              <w:br/>
-              <w:t>2|    |</w:t>
-              <w:br/>
-              <w:t>8|    |</w:t>
-            </w:r>
-          </w:p>
-        </w:tc>
-        <w:tc>
-          <w:tcPr>
-            <w:tcW w:type="dxa" w:w="2880"/>
-          </w:tcPr>
-          <w:p>
-            <w:r>
-              <w:rPr>
-                <w:sz w:val="32"/>
-              </w:rPr>
-              <w:t>74 x 77</w:t>
-              <w:br/>
-              <w:t xml:space="preserve">  7    7</w:t>
-              <w:br/>
-              <w:t xml:space="preserve">  ----</w:t>
-              <w:br/>
-              <w:t>7|    |</w:t>
-              <w:br/>
-              <w:t>4|    |</w:t>
             </w:r>
           </w:p>
         </w:tc>

--- a/lattice_multiplication_exercises.docx
+++ b/lattice_multiplication_exercises.docx
@@ -22,15 +22,36 @@
               <w:rPr>
                 <w:sz w:val="32"/>
               </w:rPr>
-              <w:t>80 x 62</w:t>
+              <w:t>11 x 35</w:t>
               <w:br/>
-              <w:t xml:space="preserve">  6    2</w:t>
+              <w:t xml:space="preserve">  3    5</w:t>
               <w:br/>
               <w:t xml:space="preserve">  ----</w:t>
               <w:br/>
-              <w:t>8|    |</w:t>
+              <w:t>1|    |</w:t>
               <w:br/>
-              <w:t>0|    |</w:t>
+              <w:t>1|    |</w:t>
+            </w:r>
+          </w:p>
+        </w:tc>
+        <w:tc>
+          <w:tcPr>
+            <w:tcW w:type="dxa" w:w="2880"/>
+          </w:tcPr>
+          <w:p>
+            <w:r>
+              <w:rPr>
+                <w:sz w:val="32"/>
+              </w:rPr>
+              <w:t>72 x 91</w:t>
+              <w:br/>
+              <w:t xml:space="preserve">  9    1</w:t>
+              <w:br/>
+              <w:t xml:space="preserve">  ----</w:t>
+              <w:br/>
+              <w:t>7|    |</w:t>
+              <w:br/>
+              <w:t>2|    |</w:t>
             </w:r>
           </w:p>
         </w:tc>
@@ -55,6 +76,8 @@
             </w:r>
           </w:p>
         </w:tc>
+      </w:tr>
+      <w:tr>
         <w:tc>
           <w:tcPr>
             <w:tcW w:type="dxa" w:w="2880"/>
@@ -64,9 +87,116 @@
               <w:rPr>
                 <w:sz w:val="32"/>
               </w:rPr>
-              <w:t>73 x 25</w:t>
+              <w:t>24 x 25</w:t>
               <w:br/>
               <w:t xml:space="preserve">  2    5</w:t>
+              <w:br/>
+              <w:t xml:space="preserve">  ----</w:t>
+              <w:br/>
+              <w:t>2|    |</w:t>
+              <w:br/>
+              <w:t>4|    |</w:t>
+            </w:r>
+          </w:p>
+        </w:tc>
+        <w:tc>
+          <w:tcPr>
+            <w:tcW w:type="dxa" w:w="2880"/>
+          </w:tcPr>
+          <w:p>
+            <w:r>
+              <w:rPr>
+                <w:sz w:val="32"/>
+              </w:rPr>
+              <w:t>42 x 73</w:t>
+              <w:br/>
+              <w:t xml:space="preserve">  7    3</w:t>
+              <w:br/>
+              <w:t xml:space="preserve">  ----</w:t>
+              <w:br/>
+              <w:t>4|    |</w:t>
+              <w:br/>
+              <w:t>2|    |</w:t>
+            </w:r>
+          </w:p>
+        </w:tc>
+        <w:tc>
+          <w:tcPr>
+            <w:tcW w:type="dxa" w:w="2880"/>
+          </w:tcPr>
+          <w:p>
+            <w:r>
+              <w:rPr>
+                <w:sz w:val="32"/>
+              </w:rPr>
+              <w:t>92 x 50</w:t>
+              <w:br/>
+              <w:t xml:space="preserve">  5    0</w:t>
+              <w:br/>
+              <w:t xml:space="preserve">  ----</w:t>
+              <w:br/>
+              <w:t>9|    |</w:t>
+              <w:br/>
+              <w:t>2|    |</w:t>
+            </w:r>
+          </w:p>
+        </w:tc>
+      </w:tr>
+      <w:tr>
+        <w:tc>
+          <w:tcPr>
+            <w:tcW w:type="dxa" w:w="2880"/>
+          </w:tcPr>
+          <w:p>
+            <w:r>
+              <w:rPr>
+                <w:sz w:val="32"/>
+              </w:rPr>
+              <w:t>24 x 77</w:t>
+              <w:br/>
+              <w:t xml:space="preserve">  7    7</w:t>
+              <w:br/>
+              <w:t xml:space="preserve">  ----</w:t>
+              <w:br/>
+              <w:t>2|    |</w:t>
+              <w:br/>
+              <w:t>4|    |</w:t>
+            </w:r>
+          </w:p>
+        </w:tc>
+        <w:tc>
+          <w:tcPr>
+            <w:tcW w:type="dxa" w:w="2880"/>
+          </w:tcPr>
+          <w:p>
+            <w:r>
+              <w:rPr>
+                <w:sz w:val="32"/>
+              </w:rPr>
+              <w:t>81 x 74</w:t>
+              <w:br/>
+              <w:t xml:space="preserve">  7    4</w:t>
+              <w:br/>
+              <w:t xml:space="preserve">  ----</w:t>
+              <w:br/>
+              <w:t>8|    |</w:t>
+              <w:br/>
+              <w:t>1|    |</w:t>
+            </w:r>
+          </w:p>
+        </w:tc>
+        <w:tc>
+          <w:tcPr>
+            <w:tcW w:type="dxa" w:w="2880"/>
+          </w:tcPr>
+          <w:p>
+            <w:r>
+              <w:rPr>
+                <w:sz w:val="32"/>
+              </w:rPr>
+              <w:t>73 x 90</w:t>
+              <w:br/>
+              <w:t xml:space="preserve">  9    0</w:t>
               <w:br/>
               <w:t xml:space="preserve">  ----</w:t>
               <w:br/>
@@ -87,13 +217,13 @@
               <w:rPr>
                 <w:sz w:val="32"/>
               </w:rPr>
-              <w:t>23 x 88</w:t>
+              <w:t>33 x 59</w:t>
               <w:br/>
-              <w:t xml:space="preserve">  8    8</w:t>
+              <w:t xml:space="preserve">  5    9</w:t>
               <w:br/>
               <w:t xml:space="preserve">  ----</w:t>
               <w:br/>
-              <w:t>2|    |</w:t>
+              <w:t>3|    |</w:t>
               <w:br/>
               <w:t>3|    |</w:t>
             </w:r>
@@ -108,15 +238,15 @@
               <w:rPr>
                 <w:sz w:val="32"/>
               </w:rPr>
-              <w:t>93 x 39</w:t>
+              <w:t>49 x 56</w:t>
               <w:br/>
-              <w:t xml:space="preserve">  3    9</w:t>
+              <w:t xml:space="preserve">  5    6</w:t>
               <w:br/>
               <w:t xml:space="preserve">  ----</w:t>
               <w:br/>
+              <w:t>4|    |</w:t>
+              <w:br/>
               <w:t>9|    |</w:t>
-              <w:br/>
-              <w:t>3|    |</w:t>
             </w:r>
           </w:p>
         </w:tc>
@@ -129,13 +259,13 @@
               <w:rPr>
                 <w:sz w:val="32"/>
               </w:rPr>
-              <w:t>13 x 45</w:t>
+              <w:t>53 x 84</w:t>
               <w:br/>
-              <w:t xml:space="preserve">  4    5</w:t>
+              <w:t xml:space="preserve">  8    4</w:t>
               <w:br/>
               <w:t xml:space="preserve">  ----</w:t>
               <w:br/>
-              <w:t>1|    |</w:t>
+              <w:t>5|    |</w:t>
               <w:br/>
               <w:t>3|    |</w:t>
             </w:r>
@@ -152,15 +282,15 @@
               <w:rPr>
                 <w:sz w:val="32"/>
               </w:rPr>
-              <w:t>39 x 79</w:t>
+              <w:t>98 x 83</w:t>
               <w:br/>
-              <w:t xml:space="preserve">  7    9</w:t>
+              <w:t xml:space="preserve">  8    3</w:t>
               <w:br/>
               <w:t xml:space="preserve">  ----</w:t>
               <w:br/>
-              <w:t>3|    |</w:t>
+              <w:t>9|    |</w:t>
               <w:br/>
-              <w:t>9|    |</w:t>
+              <w:t>8|    |</w:t>
             </w:r>
           </w:p>
         </w:tc>
@@ -173,57 +303,13 @@
               <w:rPr>
                 <w:sz w:val="32"/>
               </w:rPr>
-              <w:t>53 x 55</w:t>
+              <w:t>70 x 36</w:t>
               <w:br/>
-              <w:t xml:space="preserve">  5    5</w:t>
+              <w:t xml:space="preserve">  3    6</w:t>
               <w:br/>
               <w:t xml:space="preserve">  ----</w:t>
               <w:br/>
-              <w:t>5|    |</w:t>
-              <w:br/>
-              <w:t>3|    |</w:t>
-            </w:r>
-          </w:p>
-        </w:tc>
-        <w:tc>
-          <w:tcPr>
-            <w:tcW w:type="dxa" w:w="2880"/>
-          </w:tcPr>
-          <w:p>
-            <w:r>
-              <w:rPr>
-                <w:sz w:val="32"/>
-              </w:rPr>
-              <w:t>30 x 15</w:t>
-              <w:br/>
-              <w:t xml:space="preserve">  1    5</w:t>
-              <w:br/>
-              <w:t xml:space="preserve">  ----</w:t>
-              <w:br/>
-              <w:t>3|    |</w:t>
-              <w:br/>
-              <w:t>0|    |</w:t>
-            </w:r>
-          </w:p>
-        </w:tc>
-      </w:tr>
-      <w:tr>
-        <w:tc>
-          <w:tcPr>
-            <w:tcW w:type="dxa" w:w="2880"/>
-          </w:tcPr>
-          <w:p>
-            <w:r>
-              <w:rPr>
-                <w:sz w:val="32"/>
-              </w:rPr>
-              <w:t>20 x 48</w:t>
-              <w:br/>
-              <w:t xml:space="preserve">  4    8</w:t>
-              <w:br/>
-              <w:t xml:space="preserve">  ----</w:t>
-              <w:br/>
-              <w:t>2|    |</w:t>
+              <w:t>7|    |</w:t>
               <w:br/>
               <w:t>0|    |</w:t>
             </w:r>
@@ -238,101 +324,15 @@
               <w:rPr>
                 <w:sz w:val="32"/>
               </w:rPr>
-              <w:t>26 x 80</w:t>
+              <w:t>32 x 66</w:t>
               <w:br/>
-              <w:t xml:space="preserve">  8    0</w:t>
-              <w:br/>
-              <w:t xml:space="preserve">  ----</w:t>
-              <w:br/>
-              <w:t>2|    |</w:t>
-              <w:br/>
-              <w:t>6|    |</w:t>
-            </w:r>
-          </w:p>
-        </w:tc>
-        <w:tc>
-          <w:tcPr>
-            <w:tcW w:type="dxa" w:w="2880"/>
-          </w:tcPr>
-          <w:p>
-            <w:r>
-              <w:rPr>
-                <w:sz w:val="32"/>
-              </w:rPr>
-              <w:t>62 x 79</w:t>
-              <w:br/>
-              <w:t xml:space="preserve">  7    9</w:t>
-              <w:br/>
-              <w:t xml:space="preserve">  ----</w:t>
-              <w:br/>
-              <w:t>6|    |</w:t>
-              <w:br/>
-              <w:t>2|    |</w:t>
-            </w:r>
-          </w:p>
-        </w:tc>
-      </w:tr>
-      <w:tr>
-        <w:tc>
-          <w:tcPr>
-            <w:tcW w:type="dxa" w:w="2880"/>
-          </w:tcPr>
-          <w:p>
-            <w:r>
-              <w:rPr>
-                <w:sz w:val="32"/>
-              </w:rPr>
-              <w:t>81 x 94</w:t>
-              <w:br/>
-              <w:t xml:space="preserve">  9    4</w:t>
-              <w:br/>
-              <w:t xml:space="preserve">  ----</w:t>
-              <w:br/>
-              <w:t>8|    |</w:t>
-              <w:br/>
-              <w:t>1|    |</w:t>
-            </w:r>
-          </w:p>
-        </w:tc>
-        <w:tc>
-          <w:tcPr>
-            <w:tcW w:type="dxa" w:w="2880"/>
-          </w:tcPr>
-          <w:p>
-            <w:r>
-              <w:rPr>
-                <w:sz w:val="32"/>
-              </w:rPr>
-              <w:t>87 x 36</w:t>
-              <w:br/>
-              <w:t xml:space="preserve">  3    6</w:t>
-              <w:br/>
-              <w:t xml:space="preserve">  ----</w:t>
-              <w:br/>
-              <w:t>8|    |</w:t>
-              <w:br/>
-              <w:t>7|    |</w:t>
-            </w:r>
-          </w:p>
-        </w:tc>
-        <w:tc>
-          <w:tcPr>
-            <w:tcW w:type="dxa" w:w="2880"/>
-          </w:tcPr>
-          <w:p>
-            <w:r>
-              <w:rPr>
-                <w:sz w:val="32"/>
-              </w:rPr>
-              <w:t>31 x 10</w:t>
-              <w:br/>
-              <w:t xml:space="preserve">  1    0</w:t>
+              <w:t xml:space="preserve">  6    6</w:t>
               <w:br/>
               <w:t xml:space="preserve">  ----</w:t>
               <w:br/>
               <w:t>3|    |</w:t>
               <w:br/>
-              <w:t>1|    |</w:t>
+              <w:t>2|    |</w:t>
             </w:r>
           </w:p>
         </w:tc>

--- a/lattice_multiplication_exercises.docx
+++ b/lattice_multiplication_exercises.docx
@@ -22,15 +22,15 @@
               <w:rPr>
                 <w:sz w:val="32"/>
               </w:rPr>
-              <w:t>11 x 35</w:t>
+              <w:t>34 x 66</w:t>
               <w:br/>
-              <w:t xml:space="preserve">  3    5</w:t>
+              <w:t xml:space="preserve">  6    6</w:t>
               <w:br/>
               <w:t xml:space="preserve">  ----</w:t>
               <w:br/>
-              <w:t>1|    |</w:t>
+              <w:t>3|    |</w:t>
               <w:br/>
-              <w:t>1|    |</w:t>
+              <w:t>4|    |</w:t>
             </w:r>
           </w:p>
         </w:tc>
@@ -43,15 +43,15 @@
               <w:rPr>
                 <w:sz w:val="32"/>
               </w:rPr>
-              <w:t>72 x 91</w:t>
+              <w:t>47 x 63</w:t>
               <w:br/>
-              <w:t xml:space="preserve">  9    1</w:t>
+              <w:t xml:space="preserve">  6    3</w:t>
               <w:br/>
               <w:t xml:space="preserve">  ----</w:t>
               <w:br/>
+              <w:t>4|    |</w:t>
+              <w:br/>
               <w:t>7|    |</w:t>
-              <w:br/>
-              <w:t>2|    |</w:t>
             </w:r>
           </w:p>
         </w:tc>
@@ -64,15 +64,15 @@
               <w:rPr>
                 <w:sz w:val="32"/>
               </w:rPr>
-              <w:t>37 x 66</w:t>
+              <w:t>95 x 61</w:t>
               <w:br/>
-              <w:t xml:space="preserve">  6    6</w:t>
+              <w:t xml:space="preserve">  6    1</w:t>
               <w:br/>
               <w:t xml:space="preserve">  ----</w:t>
               <w:br/>
-              <w:t>3|    |</w:t>
+              <w:t>9|    |</w:t>
               <w:br/>
-              <w:t>7|    |</w:t>
+              <w:t>5|    |</w:t>
             </w:r>
           </w:p>
         </w:tc>
@@ -87,30 +87,9 @@
               <w:rPr>
                 <w:sz w:val="32"/>
               </w:rPr>
-              <w:t>24 x 25</w:t>
+              <w:t>42 x 75</w:t>
               <w:br/>
-              <w:t xml:space="preserve">  2    5</w:t>
-              <w:br/>
-              <w:t xml:space="preserve">  ----</w:t>
-              <w:br/>
-              <w:t>2|    |</w:t>
-              <w:br/>
-              <w:t>4|    |</w:t>
-            </w:r>
-          </w:p>
-        </w:tc>
-        <w:tc>
-          <w:tcPr>
-            <w:tcW w:type="dxa" w:w="2880"/>
-          </w:tcPr>
-          <w:p>
-            <w:r>
-              <w:rPr>
-                <w:sz w:val="32"/>
-              </w:rPr>
-              <w:t>42 x 73</w:t>
-              <w:br/>
-              <w:t xml:space="preserve">  7    3</w:t>
+              <w:t xml:space="preserve">  7    5</w:t>
               <w:br/>
               <w:t xml:space="preserve">  ----</w:t>
               <w:br/>
@@ -129,15 +108,36 @@
               <w:rPr>
                 <w:sz w:val="32"/>
               </w:rPr>
-              <w:t>92 x 50</w:t>
+              <w:t>17 x 44</w:t>
               <w:br/>
-              <w:t xml:space="preserve">  5    0</w:t>
+              <w:t xml:space="preserve">  4    4</w:t>
               <w:br/>
               <w:t xml:space="preserve">  ----</w:t>
               <w:br/>
-              <w:t>9|    |</w:t>
+              <w:t>1|    |</w:t>
               <w:br/>
-              <w:t>2|    |</w:t>
+              <w:t>7|    |</w:t>
+            </w:r>
+          </w:p>
+        </w:tc>
+        <w:tc>
+          <w:tcPr>
+            <w:tcW w:type="dxa" w:w="2880"/>
+          </w:tcPr>
+          <w:p>
+            <w:r>
+              <w:rPr>
+                <w:sz w:val="32"/>
+              </w:rPr>
+              <w:t>78 x 57</w:t>
+              <w:br/>
+              <w:t xml:space="preserve">  5    7</w:t>
+              <w:br/>
+              <w:t xml:space="preserve">  ----</w:t>
+              <w:br/>
+              <w:t>7|    |</w:t>
+              <w:br/>
+              <w:t>8|    |</w:t>
             </w:r>
           </w:p>
         </w:tc>
@@ -152,13 +152,13 @@
               <w:rPr>
                 <w:sz w:val="32"/>
               </w:rPr>
-              <w:t>24 x 77</w:t>
+              <w:t>64 x 15</w:t>
               <w:br/>
-              <w:t xml:space="preserve">  7    7</w:t>
+              <w:t xml:space="preserve">  1    5</w:t>
               <w:br/>
               <w:t xml:space="preserve">  ----</w:t>
               <w:br/>
-              <w:t>2|    |</w:t>
+              <w:t>6|    |</w:t>
               <w:br/>
               <w:t>4|    |</w:t>
             </w:r>
@@ -173,15 +173,15 @@
               <w:rPr>
                 <w:sz w:val="32"/>
               </w:rPr>
-              <w:t>81 x 74</w:t>
+              <w:t>27 x 44</w:t>
               <w:br/>
-              <w:t xml:space="preserve">  7    4</w:t>
+              <w:t xml:space="preserve">  4    4</w:t>
               <w:br/>
               <w:t xml:space="preserve">  ----</w:t>
               <w:br/>
-              <w:t>8|    |</w:t>
+              <w:t>2|    |</w:t>
               <w:br/>
-              <w:t>1|    |</w:t>
+              <w:t>7|    |</w:t>
             </w:r>
           </w:p>
         </w:tc>
@@ -194,15 +194,15 @@
               <w:rPr>
                 <w:sz w:val="32"/>
               </w:rPr>
-              <w:t>73 x 90</w:t>
+              <w:t>76 x 12</w:t>
               <w:br/>
-              <w:t xml:space="preserve">  9    0</w:t>
+              <w:t xml:space="preserve">  1    2</w:t>
               <w:br/>
               <w:t xml:space="preserve">  ----</w:t>
               <w:br/>
               <w:t>7|    |</w:t>
               <w:br/>
-              <w:t>3|    |</w:t>
+              <w:t>6|    |</w:t>
             </w:r>
           </w:p>
         </w:tc>
@@ -217,34 +217,13 @@
               <w:rPr>
                 <w:sz w:val="32"/>
               </w:rPr>
-              <w:t>33 x 59</w:t>
+              <w:t>39 x 95</w:t>
               <w:br/>
-              <w:t xml:space="preserve">  5    9</w:t>
+              <w:t xml:space="preserve">  9    5</w:t>
               <w:br/>
               <w:t xml:space="preserve">  ----</w:t>
               <w:br/>
               <w:t>3|    |</w:t>
-              <w:br/>
-              <w:t>3|    |</w:t>
-            </w:r>
-          </w:p>
-        </w:tc>
-        <w:tc>
-          <w:tcPr>
-            <w:tcW w:type="dxa" w:w="2880"/>
-          </w:tcPr>
-          <w:p>
-            <w:r>
-              <w:rPr>
-                <w:sz w:val="32"/>
-              </w:rPr>
-              <w:t>49 x 56</w:t>
-              <w:br/>
-              <w:t xml:space="preserve">  5    6</w:t>
-              <w:br/>
-              <w:t xml:space="preserve">  ----</w:t>
-              <w:br/>
-              <w:t>4|    |</w:t>
               <w:br/>
               <w:t>9|    |</w:t>
             </w:r>
@@ -259,15 +238,36 @@
               <w:rPr>
                 <w:sz w:val="32"/>
               </w:rPr>
-              <w:t>53 x 84</w:t>
+              <w:t>80 x 20</w:t>
               <w:br/>
-              <w:t xml:space="preserve">  8    4</w:t>
+              <w:t xml:space="preserve">  2    0</w:t>
               <w:br/>
               <w:t xml:space="preserve">  ----</w:t>
               <w:br/>
-              <w:t>5|    |</w:t>
+              <w:t>8|    |</w:t>
               <w:br/>
-              <w:t>3|    |</w:t>
+              <w:t>0|    |</w:t>
+            </w:r>
+          </w:p>
+        </w:tc>
+        <w:tc>
+          <w:tcPr>
+            <w:tcW w:type="dxa" w:w="2880"/>
+          </w:tcPr>
+          <w:p>
+            <w:r>
+              <w:rPr>
+                <w:sz w:val="32"/>
+              </w:rPr>
+              <w:t>20 x 55</w:t>
+              <w:br/>
+              <w:t xml:space="preserve">  5    5</w:t>
+              <w:br/>
+              <w:t xml:space="preserve">  ----</w:t>
+              <w:br/>
+              <w:t>2|    |</w:t>
+              <w:br/>
+              <w:t>0|    |</w:t>
             </w:r>
           </w:p>
         </w:tc>
@@ -282,34 +282,13 @@
               <w:rPr>
                 <w:sz w:val="32"/>
               </w:rPr>
-              <w:t>98 x 83</w:t>
+              <w:t>90 x 75</w:t>
               <w:br/>
-              <w:t xml:space="preserve">  8    3</w:t>
+              <w:t xml:space="preserve">  7    5</w:t>
               <w:br/>
               <w:t xml:space="preserve">  ----</w:t>
               <w:br/>
               <w:t>9|    |</w:t>
-              <w:br/>
-              <w:t>8|    |</w:t>
-            </w:r>
-          </w:p>
-        </w:tc>
-        <w:tc>
-          <w:tcPr>
-            <w:tcW w:type="dxa" w:w="2880"/>
-          </w:tcPr>
-          <w:p>
-            <w:r>
-              <w:rPr>
-                <w:sz w:val="32"/>
-              </w:rPr>
-              <w:t>70 x 36</w:t>
-              <w:br/>
-              <w:t xml:space="preserve">  3    6</w:t>
-              <w:br/>
-              <w:t xml:space="preserve">  ----</w:t>
-              <w:br/>
-              <w:t>7|    |</w:t>
               <w:br/>
               <w:t>0|    |</w:t>
             </w:r>
@@ -324,15 +303,36 @@
               <w:rPr>
                 <w:sz w:val="32"/>
               </w:rPr>
-              <w:t>32 x 66</w:t>
+              <w:t>79 x 57</w:t>
               <w:br/>
-              <w:t xml:space="preserve">  6    6</w:t>
+              <w:t xml:space="preserve">  5    7</w:t>
               <w:br/>
               <w:t xml:space="preserve">  ----</w:t>
               <w:br/>
-              <w:t>3|    |</w:t>
+              <w:t>7|    |</w:t>
               <w:br/>
-              <w:t>2|    |</w:t>
+              <w:t>9|    |</w:t>
+            </w:r>
+          </w:p>
+        </w:tc>
+        <w:tc>
+          <w:tcPr>
+            <w:tcW w:type="dxa" w:w="2880"/>
+          </w:tcPr>
+          <w:p>
+            <w:r>
+              <w:rPr>
+                <w:sz w:val="32"/>
+              </w:rPr>
+              <w:t>71 x 98</w:t>
+              <w:br/>
+              <w:t xml:space="preserve">  9    8</w:t>
+              <w:br/>
+              <w:t xml:space="preserve">  ----</w:t>
+              <w:br/>
+              <w:t>7|    |</w:t>
+              <w:br/>
+              <w:t>1|    |</w:t>
             </w:r>
           </w:p>
         </w:tc>

--- a/lattice_multiplication_exercises.docx
+++ b/lattice_multiplication_exercises.docx
@@ -22,15 +22,15 @@
               <w:rPr>
                 <w:sz w:val="32"/>
               </w:rPr>
-              <w:t>34 x 66</w:t>
+              <w:t>49 x 60</w:t>
               <w:br/>
-              <w:t xml:space="preserve">  6    6</w:t>
+              <w:t xml:space="preserve">  6    0</w:t>
               <w:br/>
               <w:t xml:space="preserve">  ----</w:t>
               <w:br/>
-              <w:t>3|    |</w:t>
+              <w:t>4|    |</w:t>
               <w:br/>
-              <w:t>4|    |</w:t>
+              <w:t>9|    |</w:t>
             </w:r>
           </w:p>
         </w:tc>
@@ -43,15 +43,15 @@
               <w:rPr>
                 <w:sz w:val="32"/>
               </w:rPr>
-              <w:t>47 x 63</w:t>
+              <w:t>88 x 69</w:t>
               <w:br/>
-              <w:t xml:space="preserve">  6    3</w:t>
+              <w:t xml:space="preserve">  6    9</w:t>
               <w:br/>
               <w:t xml:space="preserve">  ----</w:t>
               <w:br/>
-              <w:t>4|    |</w:t>
+              <w:t>8|    |</w:t>
               <w:br/>
-              <w:t>7|    |</w:t>
+              <w:t>8|    |</w:t>
             </w:r>
           </w:p>
         </w:tc>
@@ -64,15 +64,15 @@
               <w:rPr>
                 <w:sz w:val="32"/>
               </w:rPr>
-              <w:t>95 x 61</w:t>
+              <w:t>82 x 51</w:t>
               <w:br/>
-              <w:t xml:space="preserve">  6    1</w:t>
+              <w:t xml:space="preserve">  5    1</w:t>
               <w:br/>
               <w:t xml:space="preserve">  ----</w:t>
               <w:br/>
-              <w:t>9|    |</w:t>
+              <w:t>8|    |</w:t>
               <w:br/>
-              <w:t>5|    |</w:t>
+              <w:t>2|    |</w:t>
             </w:r>
           </w:p>
         </w:tc>
@@ -87,15 +87,15 @@
               <w:rPr>
                 <w:sz w:val="32"/>
               </w:rPr>
-              <w:t>42 x 75</w:t>
+              <w:t>93 x 76</w:t>
               <w:br/>
-              <w:t xml:space="preserve">  7    5</w:t>
+              <w:t xml:space="preserve">  7    6</w:t>
               <w:br/>
               <w:t xml:space="preserve">  ----</w:t>
               <w:br/>
-              <w:t>4|    |</w:t>
+              <w:t>9|    |</w:t>
               <w:br/>
-              <w:t>2|    |</w:t>
+              <w:t>3|    |</w:t>
             </w:r>
           </w:p>
         </w:tc>
@@ -108,15 +108,15 @@
               <w:rPr>
                 <w:sz w:val="32"/>
               </w:rPr>
-              <w:t>17 x 44</w:t>
+              <w:t>21 x 80</w:t>
               <w:br/>
-              <w:t xml:space="preserve">  4    4</w:t>
+              <w:t xml:space="preserve">  8    0</w:t>
               <w:br/>
               <w:t xml:space="preserve">  ----</w:t>
               <w:br/>
+              <w:t>2|    |</w:t>
+              <w:br/>
               <w:t>1|    |</w:t>
-              <w:br/>
-              <w:t>7|    |</w:t>
             </w:r>
           </w:p>
         </w:tc>
@@ -129,139 +129,9 @@
               <w:rPr>
                 <w:sz w:val="32"/>
               </w:rPr>
-              <w:t>78 x 57</w:t>
+              <w:t>20 x 35</w:t>
               <w:br/>
-              <w:t xml:space="preserve">  5    7</w:t>
-              <w:br/>
-              <w:t xml:space="preserve">  ----</w:t>
-              <w:br/>
-              <w:t>7|    |</w:t>
-              <w:br/>
-              <w:t>8|    |</w:t>
-            </w:r>
-          </w:p>
-        </w:tc>
-      </w:tr>
-      <w:tr>
-        <w:tc>
-          <w:tcPr>
-            <w:tcW w:type="dxa" w:w="2880"/>
-          </w:tcPr>
-          <w:p>
-            <w:r>
-              <w:rPr>
-                <w:sz w:val="32"/>
-              </w:rPr>
-              <w:t>64 x 15</w:t>
-              <w:br/>
-              <w:t xml:space="preserve">  1    5</w:t>
-              <w:br/>
-              <w:t xml:space="preserve">  ----</w:t>
-              <w:br/>
-              <w:t>6|    |</w:t>
-              <w:br/>
-              <w:t>4|    |</w:t>
-            </w:r>
-          </w:p>
-        </w:tc>
-        <w:tc>
-          <w:tcPr>
-            <w:tcW w:type="dxa" w:w="2880"/>
-          </w:tcPr>
-          <w:p>
-            <w:r>
-              <w:rPr>
-                <w:sz w:val="32"/>
-              </w:rPr>
-              <w:t>27 x 44</w:t>
-              <w:br/>
-              <w:t xml:space="preserve">  4    4</w:t>
-              <w:br/>
-              <w:t xml:space="preserve">  ----</w:t>
-              <w:br/>
-              <w:t>2|    |</w:t>
-              <w:br/>
-              <w:t>7|    |</w:t>
-            </w:r>
-          </w:p>
-        </w:tc>
-        <w:tc>
-          <w:tcPr>
-            <w:tcW w:type="dxa" w:w="2880"/>
-          </w:tcPr>
-          <w:p>
-            <w:r>
-              <w:rPr>
-                <w:sz w:val="32"/>
-              </w:rPr>
-              <w:t>76 x 12</w:t>
-              <w:br/>
-              <w:t xml:space="preserve">  1    2</w:t>
-              <w:br/>
-              <w:t xml:space="preserve">  ----</w:t>
-              <w:br/>
-              <w:t>7|    |</w:t>
-              <w:br/>
-              <w:t>6|    |</w:t>
-            </w:r>
-          </w:p>
-        </w:tc>
-      </w:tr>
-      <w:tr>
-        <w:tc>
-          <w:tcPr>
-            <w:tcW w:type="dxa" w:w="2880"/>
-          </w:tcPr>
-          <w:p>
-            <w:r>
-              <w:rPr>
-                <w:sz w:val="32"/>
-              </w:rPr>
-              <w:t>39 x 95</w:t>
-              <w:br/>
-              <w:t xml:space="preserve">  9    5</w:t>
-              <w:br/>
-              <w:t xml:space="preserve">  ----</w:t>
-              <w:br/>
-              <w:t>3|    |</w:t>
-              <w:br/>
-              <w:t>9|    |</w:t>
-            </w:r>
-          </w:p>
-        </w:tc>
-        <w:tc>
-          <w:tcPr>
-            <w:tcW w:type="dxa" w:w="2880"/>
-          </w:tcPr>
-          <w:p>
-            <w:r>
-              <w:rPr>
-                <w:sz w:val="32"/>
-              </w:rPr>
-              <w:t>80 x 20</w:t>
-              <w:br/>
-              <w:t xml:space="preserve">  2    0</w:t>
-              <w:br/>
-              <w:t xml:space="preserve">  ----</w:t>
-              <w:br/>
-              <w:t>8|    |</w:t>
-              <w:br/>
-              <w:t>0|    |</w:t>
-            </w:r>
-          </w:p>
-        </w:tc>
-        <w:tc>
-          <w:tcPr>
-            <w:tcW w:type="dxa" w:w="2880"/>
-          </w:tcPr>
-          <w:p>
-            <w:r>
-              <w:rPr>
-                <w:sz w:val="32"/>
-              </w:rPr>
-              <w:t>20 x 55</w:t>
-              <w:br/>
-              <w:t xml:space="preserve">  5    5</w:t>
+              <w:t xml:space="preserve">  3    5</w:t>
               <w:br/>
               <w:t xml:space="preserve">  ----</w:t>
               <w:br/>
@@ -282,15 +152,15 @@
               <w:rPr>
                 <w:sz w:val="32"/>
               </w:rPr>
-              <w:t>90 x 75</w:t>
+              <w:t>87 x 33</w:t>
               <w:br/>
-              <w:t xml:space="preserve">  7    5</w:t>
+              <w:t xml:space="preserve">  3    3</w:t>
               <w:br/>
               <w:t xml:space="preserve">  ----</w:t>
               <w:br/>
-              <w:t>9|    |</w:t>
+              <w:t>8|    |</w:t>
               <w:br/>
-              <w:t>0|    |</w:t>
+              <w:t>7|    |</w:t>
             </w:r>
           </w:p>
         </w:tc>
@@ -303,15 +173,15 @@
               <w:rPr>
                 <w:sz w:val="32"/>
               </w:rPr>
-              <w:t>79 x 57</w:t>
+              <w:t>45 x 26</w:t>
               <w:br/>
-              <w:t xml:space="preserve">  5    7</w:t>
+              <w:t xml:space="preserve">  2    6</w:t>
               <w:br/>
               <w:t xml:space="preserve">  ----</w:t>
               <w:br/>
-              <w:t>7|    |</w:t>
+              <w:t>4|    |</w:t>
               <w:br/>
-              <w:t>9|    |</w:t>
+              <w:t>5|    |</w:t>
             </w:r>
           </w:p>
         </w:tc>
@@ -324,15 +194,145 @@
               <w:rPr>
                 <w:sz w:val="32"/>
               </w:rPr>
-              <w:t>71 x 98</w:t>
+              <w:t>81 x 78</w:t>
               <w:br/>
-              <w:t xml:space="preserve">  9    8</w:t>
+              <w:t xml:space="preserve">  7    8</w:t>
               <w:br/>
               <w:t xml:space="preserve">  ----</w:t>
               <w:br/>
-              <w:t>7|    |</w:t>
+              <w:t>8|    |</w:t>
               <w:br/>
               <w:t>1|    |</w:t>
+            </w:r>
+          </w:p>
+        </w:tc>
+      </w:tr>
+      <w:tr>
+        <w:tc>
+          <w:tcPr>
+            <w:tcW w:type="dxa" w:w="2880"/>
+          </w:tcPr>
+          <w:p>
+            <w:r>
+              <w:rPr>
+                <w:sz w:val="32"/>
+              </w:rPr>
+              <w:t>37 x 51</w:t>
+              <w:br/>
+              <w:t xml:space="preserve">  5    1</w:t>
+              <w:br/>
+              <w:t xml:space="preserve">  ----</w:t>
+              <w:br/>
+              <w:t>3|    |</w:t>
+              <w:br/>
+              <w:t>7|    |</w:t>
+            </w:r>
+          </w:p>
+        </w:tc>
+        <w:tc>
+          <w:tcPr>
+            <w:tcW w:type="dxa" w:w="2880"/>
+          </w:tcPr>
+          <w:p>
+            <w:r>
+              <w:rPr>
+                <w:sz w:val="32"/>
+              </w:rPr>
+              <w:t>33 x 12</w:t>
+              <w:br/>
+              <w:t xml:space="preserve">  1    2</w:t>
+              <w:br/>
+              <w:t xml:space="preserve">  ----</w:t>
+              <w:br/>
+              <w:t>3|    |</w:t>
+              <w:br/>
+              <w:t>3|    |</w:t>
+            </w:r>
+          </w:p>
+        </w:tc>
+        <w:tc>
+          <w:tcPr>
+            <w:tcW w:type="dxa" w:w="2880"/>
+          </w:tcPr>
+          <w:p>
+            <w:r>
+              <w:rPr>
+                <w:sz w:val="32"/>
+              </w:rPr>
+              <w:t>63 x 90</w:t>
+              <w:br/>
+              <w:t xml:space="preserve">  9    0</w:t>
+              <w:br/>
+              <w:t xml:space="preserve">  ----</w:t>
+              <w:br/>
+              <w:t>6|    |</w:t>
+              <w:br/>
+              <w:t>3|    |</w:t>
+            </w:r>
+          </w:p>
+        </w:tc>
+      </w:tr>
+      <w:tr>
+        <w:tc>
+          <w:tcPr>
+            <w:tcW w:type="dxa" w:w="2880"/>
+          </w:tcPr>
+          <w:p>
+            <w:r>
+              <w:rPr>
+                <w:sz w:val="32"/>
+              </w:rPr>
+              <w:t>11 x 41</w:t>
+              <w:br/>
+              <w:t xml:space="preserve">  4    1</w:t>
+              <w:br/>
+              <w:t xml:space="preserve">  ----</w:t>
+              <w:br/>
+              <w:t>1|    |</w:t>
+              <w:br/>
+              <w:t>1|    |</w:t>
+            </w:r>
+          </w:p>
+        </w:tc>
+        <w:tc>
+          <w:tcPr>
+            <w:tcW w:type="dxa" w:w="2880"/>
+          </w:tcPr>
+          <w:p>
+            <w:r>
+              <w:rPr>
+                <w:sz w:val="32"/>
+              </w:rPr>
+              <w:t>66 x 77</w:t>
+              <w:br/>
+              <w:t xml:space="preserve">  7    7</w:t>
+              <w:br/>
+              <w:t xml:space="preserve">  ----</w:t>
+              <w:br/>
+              <w:t>6|    |</w:t>
+              <w:br/>
+              <w:t>6|    |</w:t>
+            </w:r>
+          </w:p>
+        </w:tc>
+        <w:tc>
+          <w:tcPr>
+            <w:tcW w:type="dxa" w:w="2880"/>
+          </w:tcPr>
+          <w:p>
+            <w:r>
+              <w:rPr>
+                <w:sz w:val="32"/>
+              </w:rPr>
+              <w:t>32 x 17</w:t>
+              <w:br/>
+              <w:t xml:space="preserve">  1    7</w:t>
+              <w:br/>
+              <w:t xml:space="preserve">  ----</w:t>
+              <w:br/>
+              <w:t>3|    |</w:t>
+              <w:br/>
+              <w:t>2|    |</w:t>
             </w:r>
           </w:p>
         </w:tc>

--- a/lattice_multiplication_exercises.docx
+++ b/lattice_multiplication_exercises.docx
@@ -22,13 +22,13 @@
               <w:rPr>
                 <w:sz w:val="32"/>
               </w:rPr>
-              <w:t>49 x 60</w:t>
+              <w:t>39 x 67</w:t>
               <w:br/>
-              <w:t xml:space="preserve">  6    0</w:t>
+              <w:t xml:space="preserve">  6    7</w:t>
               <w:br/>
               <w:t xml:space="preserve">  ----</w:t>
               <w:br/>
-              <w:t>4|    |</w:t>
+              <w:t>3|    |</w:t>
               <w:br/>
               <w:t>9|    |</w:t>
             </w:r>
@@ -43,15 +43,15 @@
               <w:rPr>
                 <w:sz w:val="32"/>
               </w:rPr>
-              <w:t>88 x 69</w:t>
+              <w:t>22 x 64</w:t>
               <w:br/>
-              <w:t xml:space="preserve">  6    9</w:t>
+              <w:t xml:space="preserve">  6    4</w:t>
               <w:br/>
               <w:t xml:space="preserve">  ----</w:t>
               <w:br/>
-              <w:t>8|    |</w:t>
+              <w:t>2|    |</w:t>
               <w:br/>
-              <w:t>8|    |</w:t>
+              <w:t>2|    |</w:t>
             </w:r>
           </w:p>
         </w:tc>
@@ -64,15 +64,15 @@
               <w:rPr>
                 <w:sz w:val="32"/>
               </w:rPr>
-              <w:t>82 x 51</w:t>
+              <w:t>87 x 92</w:t>
               <w:br/>
-              <w:t xml:space="preserve">  5    1</w:t>
+              <w:t xml:space="preserve">  9    2</w:t>
               <w:br/>
               <w:t xml:space="preserve">  ----</w:t>
               <w:br/>
               <w:t>8|    |</w:t>
               <w:br/>
-              <w:t>2|    |</w:t>
+              <w:t>7|    |</w:t>
             </w:r>
           </w:p>
         </w:tc>
@@ -87,15 +87,15 @@
               <w:rPr>
                 <w:sz w:val="32"/>
               </w:rPr>
-              <w:t>93 x 76</w:t>
+              <w:t>67 x 50</w:t>
               <w:br/>
-              <w:t xml:space="preserve">  7    6</w:t>
+              <w:t xml:space="preserve">  5    0</w:t>
               <w:br/>
               <w:t xml:space="preserve">  ----</w:t>
               <w:br/>
-              <w:t>9|    |</w:t>
+              <w:t>6|    |</w:t>
               <w:br/>
-              <w:t>3|    |</w:t>
+              <w:t>7|    |</w:t>
             </w:r>
           </w:p>
         </w:tc>
@@ -108,15 +108,15 @@
               <w:rPr>
                 <w:sz w:val="32"/>
               </w:rPr>
-              <w:t>21 x 80</w:t>
+              <w:t>24 x 76</w:t>
               <w:br/>
-              <w:t xml:space="preserve">  8    0</w:t>
+              <w:t xml:space="preserve">  7    6</w:t>
               <w:br/>
               <w:t xml:space="preserve">  ----</w:t>
               <w:br/>
               <w:t>2|    |</w:t>
               <w:br/>
-              <w:t>1|    |</w:t>
+              <w:t>4|    |</w:t>
             </w:r>
           </w:p>
         </w:tc>
@@ -129,13 +129,13 @@
               <w:rPr>
                 <w:sz w:val="32"/>
               </w:rPr>
-              <w:t>20 x 35</w:t>
+              <w:t>10 x 50</w:t>
               <w:br/>
-              <w:t xml:space="preserve">  3    5</w:t>
+              <w:t xml:space="preserve">  5    0</w:t>
               <w:br/>
               <w:t xml:space="preserve">  ----</w:t>
               <w:br/>
-              <w:t>2|    |</w:t>
+              <w:t>1|    |</w:t>
               <w:br/>
               <w:t>0|    |</w:t>
             </w:r>
@@ -152,34 +152,13 @@
               <w:rPr>
                 <w:sz w:val="32"/>
               </w:rPr>
-              <w:t>87 x 33</w:t>
+              <w:t>15 x 79</w:t>
               <w:br/>
-              <w:t xml:space="preserve">  3    3</w:t>
+              <w:t xml:space="preserve">  7    9</w:t>
               <w:br/>
               <w:t xml:space="preserve">  ----</w:t>
               <w:br/>
-              <w:t>8|    |</w:t>
-              <w:br/>
-              <w:t>7|    |</w:t>
-            </w:r>
-          </w:p>
-        </w:tc>
-        <w:tc>
-          <w:tcPr>
-            <w:tcW w:type="dxa" w:w="2880"/>
-          </w:tcPr>
-          <w:p>
-            <w:r>
-              <w:rPr>
-                <w:sz w:val="32"/>
-              </w:rPr>
-              <w:t>45 x 26</w:t>
-              <w:br/>
-              <w:t xml:space="preserve">  2    6</w:t>
-              <w:br/>
-              <w:t xml:space="preserve">  ----</w:t>
-              <w:br/>
-              <w:t>4|    |</w:t>
+              <w:t>1|    |</w:t>
               <w:br/>
               <w:t>5|    |</w:t>
             </w:r>
@@ -194,15 +173,36 @@
               <w:rPr>
                 <w:sz w:val="32"/>
               </w:rPr>
-              <w:t>81 x 78</w:t>
+              <w:t>68 x 51</w:t>
               <w:br/>
-              <w:t xml:space="preserve">  7    8</w:t>
+              <w:t xml:space="preserve">  5    1</w:t>
               <w:br/>
               <w:t xml:space="preserve">  ----</w:t>
               <w:br/>
+              <w:t>6|    |</w:t>
+              <w:br/>
               <w:t>8|    |</w:t>
+            </w:r>
+          </w:p>
+        </w:tc>
+        <w:tc>
+          <w:tcPr>
+            <w:tcW w:type="dxa" w:w="2880"/>
+          </w:tcPr>
+          <w:p>
+            <w:r>
+              <w:rPr>
+                <w:sz w:val="32"/>
+              </w:rPr>
+              <w:t>99 x 52</w:t>
               <w:br/>
-              <w:t>1|    |</w:t>
+              <w:t xml:space="preserve">  5    2</w:t>
+              <w:br/>
+              <w:t xml:space="preserve">  ----</w:t>
+              <w:br/>
+              <w:t>9|    |</w:t>
+              <w:br/>
+              <w:t>9|    |</w:t>
             </w:r>
           </w:p>
         </w:tc>
@@ -217,15 +217,15 @@
               <w:rPr>
                 <w:sz w:val="32"/>
               </w:rPr>
-              <w:t>37 x 51</w:t>
+              <w:t>52 x 26</w:t>
               <w:br/>
-              <w:t xml:space="preserve">  5    1</w:t>
+              <w:t xml:space="preserve">  2    6</w:t>
               <w:br/>
               <w:t xml:space="preserve">  ----</w:t>
               <w:br/>
-              <w:t>3|    |</w:t>
+              <w:t>5|    |</w:t>
               <w:br/>
-              <w:t>7|    |</w:t>
+              <w:t>2|    |</w:t>
             </w:r>
           </w:p>
         </w:tc>
@@ -238,15 +238,15 @@
               <w:rPr>
                 <w:sz w:val="32"/>
               </w:rPr>
-              <w:t>33 x 12</w:t>
+              <w:t>39 x 64</w:t>
               <w:br/>
-              <w:t xml:space="preserve">  1    2</w:t>
+              <w:t xml:space="preserve">  6    4</w:t>
               <w:br/>
               <w:t xml:space="preserve">  ----</w:t>
               <w:br/>
               <w:t>3|    |</w:t>
               <w:br/>
-              <w:t>3|    |</w:t>
+              <w:t>9|    |</w:t>
             </w:r>
           </w:p>
         </w:tc>
@@ -259,15 +259,15 @@
               <w:rPr>
                 <w:sz w:val="32"/>
               </w:rPr>
-              <w:t>63 x 90</w:t>
+              <w:t>10 x 35</w:t>
               <w:br/>
-              <w:t xml:space="preserve">  9    0</w:t>
+              <w:t xml:space="preserve">  3    5</w:t>
               <w:br/>
               <w:t xml:space="preserve">  ----</w:t>
               <w:br/>
-              <w:t>6|    |</w:t>
+              <w:t>1|    |</w:t>
               <w:br/>
-              <w:t>3|    |</w:t>
+              <w:t>0|    |</w:t>
             </w:r>
           </w:p>
         </w:tc>
@@ -282,15 +282,15 @@
               <w:rPr>
                 <w:sz w:val="32"/>
               </w:rPr>
-              <w:t>11 x 41</w:t>
+              <w:t>14 x 29</w:t>
               <w:br/>
-              <w:t xml:space="preserve">  4    1</w:t>
+              <w:t xml:space="preserve">  2    9</w:t>
               <w:br/>
               <w:t xml:space="preserve">  ----</w:t>
               <w:br/>
               <w:t>1|    |</w:t>
               <w:br/>
-              <w:t>1|    |</w:t>
+              <w:t>4|    |</w:t>
             </w:r>
           </w:p>
         </w:tc>
@@ -303,15 +303,15 @@
               <w:rPr>
                 <w:sz w:val="32"/>
               </w:rPr>
-              <w:t>66 x 77</w:t>
+              <w:t>54 x 69</w:t>
               <w:br/>
-              <w:t xml:space="preserve">  7    7</w:t>
+              <w:t xml:space="preserve">  6    9</w:t>
               <w:br/>
               <w:t xml:space="preserve">  ----</w:t>
               <w:br/>
-              <w:t>6|    |</w:t>
+              <w:t>5|    |</w:t>
               <w:br/>
-              <w:t>6|    |</w:t>
+              <w:t>4|    |</w:t>
             </w:r>
           </w:p>
         </w:tc>
@@ -324,15 +324,15 @@
               <w:rPr>
                 <w:sz w:val="32"/>
               </w:rPr>
-              <w:t>32 x 17</w:t>
+              <w:t>78 x 77</w:t>
               <w:br/>
-              <w:t xml:space="preserve">  1    7</w:t>
+              <w:t xml:space="preserve">  7    7</w:t>
               <w:br/>
               <w:t xml:space="preserve">  ----</w:t>
               <w:br/>
-              <w:t>3|    |</w:t>
+              <w:t>7|    |</w:t>
               <w:br/>
-              <w:t>2|    |</w:t>
+              <w:t>8|    |</w:t>
             </w:r>
           </w:p>
         </w:tc>

--- a/lattice_multiplication_exercises.docx
+++ b/lattice_multiplication_exercises.docx
@@ -22,15 +22,15 @@
               <w:rPr>
                 <w:sz w:val="32"/>
               </w:rPr>
-              <w:t>39 x 67</w:t>
+              <w:t>47 x 98</w:t>
               <w:br/>
-              <w:t xml:space="preserve">  6    7</w:t>
+              <w:t xml:space="preserve">  9    8</w:t>
               <w:br/>
               <w:t xml:space="preserve">  ----</w:t>
               <w:br/>
-              <w:t>3|    |</w:t>
+              <w:t>4|    |</w:t>
               <w:br/>
-              <w:t>9|    |</w:t>
+              <w:t>7|    |</w:t>
             </w:r>
           </w:p>
         </w:tc>
@@ -43,15 +43,15 @@
               <w:rPr>
                 <w:sz w:val="32"/>
               </w:rPr>
-              <w:t>22 x 64</w:t>
+              <w:t>84 x 88</w:t>
               <w:br/>
-              <w:t xml:space="preserve">  6    4</w:t>
+              <w:t xml:space="preserve">  8    8</w:t>
               <w:br/>
               <w:t xml:space="preserve">  ----</w:t>
               <w:br/>
-              <w:t>2|    |</w:t>
+              <w:t>8|    |</w:t>
               <w:br/>
-              <w:t>2|    |</w:t>
+              <w:t>4|    |</w:t>
             </w:r>
           </w:p>
         </w:tc>
@@ -64,15 +64,15 @@
               <w:rPr>
                 <w:sz w:val="32"/>
               </w:rPr>
-              <w:t>87 x 92</w:t>
+              <w:t>18 x 18</w:t>
               <w:br/>
-              <w:t xml:space="preserve">  9    2</w:t>
+              <w:t xml:space="preserve">  1    8</w:t>
               <w:br/>
               <w:t xml:space="preserve">  ----</w:t>
               <w:br/>
+              <w:t>1|    |</w:t>
+              <w:br/>
               <w:t>8|    |</w:t>
-              <w:br/>
-              <w:t>7|    |</w:t>
             </w:r>
           </w:p>
         </w:tc>
@@ -87,15 +87,15 @@
               <w:rPr>
                 <w:sz w:val="32"/>
               </w:rPr>
-              <w:t>67 x 50</w:t>
+              <w:t>18 x 60</w:t>
               <w:br/>
-              <w:t xml:space="preserve">  5    0</w:t>
+              <w:t xml:space="preserve">  6    0</w:t>
               <w:br/>
               <w:t xml:space="preserve">  ----</w:t>
               <w:br/>
-              <w:t>6|    |</w:t>
+              <w:t>1|    |</w:t>
               <w:br/>
-              <w:t>7|    |</w:t>
+              <w:t>8|    |</w:t>
             </w:r>
           </w:p>
         </w:tc>
@@ -108,15 +108,15 @@
               <w:rPr>
                 <w:sz w:val="32"/>
               </w:rPr>
-              <w:t>24 x 76</w:t>
+              <w:t>95 x 49</w:t>
               <w:br/>
-              <w:t xml:space="preserve">  7    6</w:t>
+              <w:t xml:space="preserve">  4    9</w:t>
               <w:br/>
               <w:t xml:space="preserve">  ----</w:t>
               <w:br/>
-              <w:t>2|    |</w:t>
+              <w:t>9|    |</w:t>
               <w:br/>
-              <w:t>4|    |</w:t>
+              <w:t>5|    |</w:t>
             </w:r>
           </w:p>
         </w:tc>
@@ -129,15 +129,15 @@
               <w:rPr>
                 <w:sz w:val="32"/>
               </w:rPr>
-              <w:t>10 x 50</w:t>
+              <w:t>93 x 69</w:t>
               <w:br/>
-              <w:t xml:space="preserve">  5    0</w:t>
+              <w:t xml:space="preserve">  6    9</w:t>
               <w:br/>
               <w:t xml:space="preserve">  ----</w:t>
               <w:br/>
-              <w:t>1|    |</w:t>
+              <w:t>9|    |</w:t>
               <w:br/>
-              <w:t>0|    |</w:t>
+              <w:t>3|    |</w:t>
             </w:r>
           </w:p>
         </w:tc>
@@ -152,9 +152,139 @@
               <w:rPr>
                 <w:sz w:val="32"/>
               </w:rPr>
-              <w:t>15 x 79</w:t>
+              <w:t>88 x 96</w:t>
               <w:br/>
-              <w:t xml:space="preserve">  7    9</w:t>
+              <w:t xml:space="preserve">  9    6</w:t>
+              <w:br/>
+              <w:t xml:space="preserve">  ----</w:t>
+              <w:br/>
+              <w:t>8|    |</w:t>
+              <w:br/>
+              <w:t>8|    |</w:t>
+            </w:r>
+          </w:p>
+        </w:tc>
+        <w:tc>
+          <w:tcPr>
+            <w:tcW w:type="dxa" w:w="2880"/>
+          </w:tcPr>
+          <w:p>
+            <w:r>
+              <w:rPr>
+                <w:sz w:val="32"/>
+              </w:rPr>
+              <w:t>48 x 24</w:t>
+              <w:br/>
+              <w:t xml:space="preserve">  2    4</w:t>
+              <w:br/>
+              <w:t xml:space="preserve">  ----</w:t>
+              <w:br/>
+              <w:t>4|    |</w:t>
+              <w:br/>
+              <w:t>8|    |</w:t>
+            </w:r>
+          </w:p>
+        </w:tc>
+        <w:tc>
+          <w:tcPr>
+            <w:tcW w:type="dxa" w:w="2880"/>
+          </w:tcPr>
+          <w:p>
+            <w:r>
+              <w:rPr>
+                <w:sz w:val="32"/>
+              </w:rPr>
+              <w:t>95 x 48</w:t>
+              <w:br/>
+              <w:t xml:space="preserve">  4    8</w:t>
+              <w:br/>
+              <w:t xml:space="preserve">  ----</w:t>
+              <w:br/>
+              <w:t>9|    |</w:t>
+              <w:br/>
+              <w:t>5|    |</w:t>
+            </w:r>
+          </w:p>
+        </w:tc>
+      </w:tr>
+      <w:tr>
+        <w:tc>
+          <w:tcPr>
+            <w:tcW w:type="dxa" w:w="2880"/>
+          </w:tcPr>
+          <w:p>
+            <w:r>
+              <w:rPr>
+                <w:sz w:val="32"/>
+              </w:rPr>
+              <w:t>23 x 35</w:t>
+              <w:br/>
+              <w:t xml:space="preserve">  3    5</w:t>
+              <w:br/>
+              <w:t xml:space="preserve">  ----</w:t>
+              <w:br/>
+              <w:t>2|    |</w:t>
+              <w:br/>
+              <w:t>3|    |</w:t>
+            </w:r>
+          </w:p>
+        </w:tc>
+        <w:tc>
+          <w:tcPr>
+            <w:tcW w:type="dxa" w:w="2880"/>
+          </w:tcPr>
+          <w:p>
+            <w:r>
+              <w:rPr>
+                <w:sz w:val="32"/>
+              </w:rPr>
+              <w:t>48 x 99</w:t>
+              <w:br/>
+              <w:t xml:space="preserve">  9    9</w:t>
+              <w:br/>
+              <w:t xml:space="preserve">  ----</w:t>
+              <w:br/>
+              <w:t>4|    |</w:t>
+              <w:br/>
+              <w:t>8|    |</w:t>
+            </w:r>
+          </w:p>
+        </w:tc>
+        <w:tc>
+          <w:tcPr>
+            <w:tcW w:type="dxa" w:w="2880"/>
+          </w:tcPr>
+          <w:p>
+            <w:r>
+              <w:rPr>
+                <w:sz w:val="32"/>
+              </w:rPr>
+              <w:t>56 x 82</w:t>
+              <w:br/>
+              <w:t xml:space="preserve">  8    2</w:t>
+              <w:br/>
+              <w:t xml:space="preserve">  ----</w:t>
+              <w:br/>
+              <w:t>5|    |</w:t>
+              <w:br/>
+              <w:t>6|    |</w:t>
+            </w:r>
+          </w:p>
+        </w:tc>
+      </w:tr>
+      <w:tr>
+        <w:tc>
+          <w:tcPr>
+            <w:tcW w:type="dxa" w:w="2880"/>
+          </w:tcPr>
+          <w:p>
+            <w:r>
+              <w:rPr>
+                <w:sz w:val="32"/>
+              </w:rPr>
+              <w:t>15 x 56</w:t>
+              <w:br/>
+              <w:t xml:space="preserve">  5    6</w:t>
               <w:br/>
               <w:t xml:space="preserve">  ----</w:t>
               <w:br/>
@@ -173,122 +303,13 @@
               <w:rPr>
                 <w:sz w:val="32"/>
               </w:rPr>
-              <w:t>68 x 51</w:t>
+              <w:t>74 x 94</w:t>
               <w:br/>
-              <w:t xml:space="preserve">  5    1</w:t>
+              <w:t xml:space="preserve">  9    4</w:t>
               <w:br/>
               <w:t xml:space="preserve">  ----</w:t>
               <w:br/>
-              <w:t>6|    |</w:t>
-              <w:br/>
-              <w:t>8|    |</w:t>
-            </w:r>
-          </w:p>
-        </w:tc>
-        <w:tc>
-          <w:tcPr>
-            <w:tcW w:type="dxa" w:w="2880"/>
-          </w:tcPr>
-          <w:p>
-            <w:r>
-              <w:rPr>
-                <w:sz w:val="32"/>
-              </w:rPr>
-              <w:t>99 x 52</w:t>
-              <w:br/>
-              <w:t xml:space="preserve">  5    2</w:t>
-              <w:br/>
-              <w:t xml:space="preserve">  ----</w:t>
-              <w:br/>
-              <w:t>9|    |</w:t>
-              <w:br/>
-              <w:t>9|    |</w:t>
-            </w:r>
-          </w:p>
-        </w:tc>
-      </w:tr>
-      <w:tr>
-        <w:tc>
-          <w:tcPr>
-            <w:tcW w:type="dxa" w:w="2880"/>
-          </w:tcPr>
-          <w:p>
-            <w:r>
-              <w:rPr>
-                <w:sz w:val="32"/>
-              </w:rPr>
-              <w:t>52 x 26</w:t>
-              <w:br/>
-              <w:t xml:space="preserve">  2    6</w:t>
-              <w:br/>
-              <w:t xml:space="preserve">  ----</w:t>
-              <w:br/>
-              <w:t>5|    |</w:t>
-              <w:br/>
-              <w:t>2|    |</w:t>
-            </w:r>
-          </w:p>
-        </w:tc>
-        <w:tc>
-          <w:tcPr>
-            <w:tcW w:type="dxa" w:w="2880"/>
-          </w:tcPr>
-          <w:p>
-            <w:r>
-              <w:rPr>
-                <w:sz w:val="32"/>
-              </w:rPr>
-              <w:t>39 x 64</w:t>
-              <w:br/>
-              <w:t xml:space="preserve">  6    4</w:t>
-              <w:br/>
-              <w:t xml:space="preserve">  ----</w:t>
-              <w:br/>
-              <w:t>3|    |</w:t>
-              <w:br/>
-              <w:t>9|    |</w:t>
-            </w:r>
-          </w:p>
-        </w:tc>
-        <w:tc>
-          <w:tcPr>
-            <w:tcW w:type="dxa" w:w="2880"/>
-          </w:tcPr>
-          <w:p>
-            <w:r>
-              <w:rPr>
-                <w:sz w:val="32"/>
-              </w:rPr>
-              <w:t>10 x 35</w:t>
-              <w:br/>
-              <w:t xml:space="preserve">  3    5</w:t>
-              <w:br/>
-              <w:t xml:space="preserve">  ----</w:t>
-              <w:br/>
-              <w:t>1|    |</w:t>
-              <w:br/>
-              <w:t>0|    |</w:t>
-            </w:r>
-          </w:p>
-        </w:tc>
-      </w:tr>
-      <w:tr>
-        <w:tc>
-          <w:tcPr>
-            <w:tcW w:type="dxa" w:w="2880"/>
-          </w:tcPr>
-          <w:p>
-            <w:r>
-              <w:rPr>
-                <w:sz w:val="32"/>
-              </w:rPr>
-              <w:t>14 x 29</w:t>
-              <w:br/>
-              <w:t xml:space="preserve">  2    9</w:t>
-              <w:br/>
-              <w:t xml:space="preserve">  ----</w:t>
-              <w:br/>
-              <w:t>1|    |</w:t>
+              <w:t>7|    |</w:t>
               <w:br/>
               <w:t>4|    |</w:t>
             </w:r>
@@ -303,36 +324,15 @@
               <w:rPr>
                 <w:sz w:val="32"/>
               </w:rPr>
-              <w:t>54 x 69</w:t>
+              <w:t>80 x 62</w:t>
               <w:br/>
-              <w:t xml:space="preserve">  6    9</w:t>
+              <w:t xml:space="preserve">  6    2</w:t>
               <w:br/>
               <w:t xml:space="preserve">  ----</w:t>
               <w:br/>
-              <w:t>5|    |</w:t>
+              <w:t>8|    |</w:t>
               <w:br/>
-              <w:t>4|    |</w:t>
-            </w:r>
-          </w:p>
-        </w:tc>
-        <w:tc>
-          <w:tcPr>
-            <w:tcW w:type="dxa" w:w="2880"/>
-          </w:tcPr>
-          <w:p>
-            <w:r>
-              <w:rPr>
-                <w:sz w:val="32"/>
-              </w:rPr>
-              <w:t>78 x 77</w:t>
-              <w:br/>
-              <w:t xml:space="preserve">  7    7</w:t>
-              <w:br/>
-              <w:t xml:space="preserve">  ----</w:t>
-              <w:br/>
-              <w:t>7|    |</w:t>
-              <w:br/>
-              <w:t>8|    |</w:t>
+              <w:t>0|    |</w:t>
             </w:r>
           </w:p>
         </w:tc>

--- a/lattice_multiplication_exercises.docx
+++ b/lattice_multiplication_exercises.docx
@@ -22,13 +22,99 @@
               <w:rPr>
                 <w:sz w:val="32"/>
               </w:rPr>
-              <w:t>47 x 98</w:t>
+              <w:t>38 x 86</w:t>
               <w:br/>
-              <w:t xml:space="preserve">  9    8</w:t>
+              <w:t xml:space="preserve">  8    6</w:t>
               <w:br/>
               <w:t xml:space="preserve">  ----</w:t>
               <w:br/>
-              <w:t>4|    |</w:t>
+              <w:t>3|    |</w:t>
+              <w:br/>
+              <w:t>8|    |</w:t>
+            </w:r>
+          </w:p>
+        </w:tc>
+        <w:tc>
+          <w:tcPr>
+            <w:tcW w:type="dxa" w:w="2880"/>
+          </w:tcPr>
+          <w:p>
+            <w:r>
+              <w:rPr>
+                <w:sz w:val="32"/>
+              </w:rPr>
+              <w:t>79 x 88</w:t>
+              <w:br/>
+              <w:t xml:space="preserve">  8    8</w:t>
+              <w:br/>
+              <w:t xml:space="preserve">  ----</w:t>
+              <w:br/>
+              <w:t>7|    |</w:t>
+              <w:br/>
+              <w:t>9|    |</w:t>
+            </w:r>
+          </w:p>
+        </w:tc>
+        <w:tc>
+          <w:tcPr>
+            <w:tcW w:type="dxa" w:w="2880"/>
+          </w:tcPr>
+          <w:p>
+            <w:r>
+              <w:rPr>
+                <w:sz w:val="32"/>
+              </w:rPr>
+              <w:t>67 x 36</w:t>
+              <w:br/>
+              <w:t xml:space="preserve">  3    6</w:t>
+              <w:br/>
+              <w:t xml:space="preserve">  ----</w:t>
+              <w:br/>
+              <w:t>6|    |</w:t>
+              <w:br/>
+              <w:t>7|    |</w:t>
+            </w:r>
+          </w:p>
+        </w:tc>
+      </w:tr>
+      <w:tr>
+        <w:tc>
+          <w:tcPr>
+            <w:tcW w:type="dxa" w:w="2880"/>
+          </w:tcPr>
+          <w:p>
+            <w:r>
+              <w:rPr>
+                <w:sz w:val="32"/>
+              </w:rPr>
+              <w:t>29 x 83</w:t>
+              <w:br/>
+              <w:t xml:space="preserve">  8    3</w:t>
+              <w:br/>
+              <w:t xml:space="preserve">  ----</w:t>
+              <w:br/>
+              <w:t>2|    |</w:t>
+              <w:br/>
+              <w:t>9|    |</w:t>
+            </w:r>
+          </w:p>
+        </w:tc>
+        <w:tc>
+          <w:tcPr>
+            <w:tcW w:type="dxa" w:w="2880"/>
+          </w:tcPr>
+          <w:p>
+            <w:r>
+              <w:rPr>
+                <w:sz w:val="32"/>
+              </w:rPr>
+              <w:t>97 x 83</w:t>
+              <w:br/>
+              <w:t xml:space="preserve">  8    3</w:t>
+              <w:br/>
+              <w:t xml:space="preserve">  ----</w:t>
+              <w:br/>
+              <w:t>9|    |</w:t>
               <w:br/>
               <w:t>7|    |</w:t>
             </w:r>
@@ -43,36 +129,15 @@
               <w:rPr>
                 <w:sz w:val="32"/>
               </w:rPr>
-              <w:t>84 x 88</w:t>
+              <w:t>97 x 11</w:t>
               <w:br/>
-              <w:t xml:space="preserve">  8    8</w:t>
+              <w:t xml:space="preserve">  1    1</w:t>
               <w:br/>
               <w:t xml:space="preserve">  ----</w:t>
               <w:br/>
-              <w:t>8|    |</w:t>
+              <w:t>9|    |</w:t>
               <w:br/>
-              <w:t>4|    |</w:t>
-            </w:r>
-          </w:p>
-        </w:tc>
-        <w:tc>
-          <w:tcPr>
-            <w:tcW w:type="dxa" w:w="2880"/>
-          </w:tcPr>
-          <w:p>
-            <w:r>
-              <w:rPr>
-                <w:sz w:val="32"/>
-              </w:rPr>
-              <w:t>18 x 18</w:t>
-              <w:br/>
-              <w:t xml:space="preserve">  1    8</w:t>
-              <w:br/>
-              <w:t xml:space="preserve">  ----</w:t>
-              <w:br/>
-              <w:t>1|    |</w:t>
-              <w:br/>
-              <w:t>8|    |</w:t>
+              <w:t>7|    |</w:t>
             </w:r>
           </w:p>
         </w:tc>
@@ -87,9 +152,74 @@
               <w:rPr>
                 <w:sz w:val="32"/>
               </w:rPr>
-              <w:t>18 x 60</w:t>
+              <w:t>30 x 61</w:t>
               <w:br/>
-              <w:t xml:space="preserve">  6    0</w:t>
+              <w:t xml:space="preserve">  6    1</w:t>
+              <w:br/>
+              <w:t xml:space="preserve">  ----</w:t>
+              <w:br/>
+              <w:t>3|    |</w:t>
+              <w:br/>
+              <w:t>0|    |</w:t>
+            </w:r>
+          </w:p>
+        </w:tc>
+        <w:tc>
+          <w:tcPr>
+            <w:tcW w:type="dxa" w:w="2880"/>
+          </w:tcPr>
+          <w:p>
+            <w:r>
+              <w:rPr>
+                <w:sz w:val="32"/>
+              </w:rPr>
+              <w:t>83 x 70</w:t>
+              <w:br/>
+              <w:t xml:space="preserve">  7    0</w:t>
+              <w:br/>
+              <w:t xml:space="preserve">  ----</w:t>
+              <w:br/>
+              <w:t>8|    |</w:t>
+              <w:br/>
+              <w:t>3|    |</w:t>
+            </w:r>
+          </w:p>
+        </w:tc>
+        <w:tc>
+          <w:tcPr>
+            <w:tcW w:type="dxa" w:w="2880"/>
+          </w:tcPr>
+          <w:p>
+            <w:r>
+              <w:rPr>
+                <w:sz w:val="32"/>
+              </w:rPr>
+              <w:t>32 x 17</w:t>
+              <w:br/>
+              <w:t xml:space="preserve">  1    7</w:t>
+              <w:br/>
+              <w:t xml:space="preserve">  ----</w:t>
+              <w:br/>
+              <w:t>3|    |</w:t>
+              <w:br/>
+              <w:t>2|    |</w:t>
+            </w:r>
+          </w:p>
+        </w:tc>
+      </w:tr>
+      <w:tr>
+        <w:tc>
+          <w:tcPr>
+            <w:tcW w:type="dxa" w:w="2880"/>
+          </w:tcPr>
+          <w:p>
+            <w:r>
+              <w:rPr>
+                <w:sz w:val="32"/>
+              </w:rPr>
+              <w:t>18 x 33</w:t>
+              <w:br/>
+              <w:t xml:space="preserve">  3    3</w:t>
               <w:br/>
               <w:t xml:space="preserve">  ----</w:t>
               <w:br/>
@@ -108,13 +238,78 @@
               <w:rPr>
                 <w:sz w:val="32"/>
               </w:rPr>
-              <w:t>95 x 49</w:t>
+              <w:t>90 x 92</w:t>
               <w:br/>
-              <w:t xml:space="preserve">  4    9</w:t>
+              <w:t xml:space="preserve">  9    2</w:t>
               <w:br/>
               <w:t xml:space="preserve">  ----</w:t>
               <w:br/>
               <w:t>9|    |</w:t>
+              <w:br/>
+              <w:t>0|    |</w:t>
+            </w:r>
+          </w:p>
+        </w:tc>
+        <w:tc>
+          <w:tcPr>
+            <w:tcW w:type="dxa" w:w="2880"/>
+          </w:tcPr>
+          <w:p>
+            <w:r>
+              <w:rPr>
+                <w:sz w:val="32"/>
+              </w:rPr>
+              <w:t>69 x 99</w:t>
+              <w:br/>
+              <w:t xml:space="preserve">  9    9</w:t>
+              <w:br/>
+              <w:t xml:space="preserve">  ----</w:t>
+              <w:br/>
+              <w:t>6|    |</w:t>
+              <w:br/>
+              <w:t>9|    |</w:t>
+            </w:r>
+          </w:p>
+        </w:tc>
+      </w:tr>
+      <w:tr>
+        <w:tc>
+          <w:tcPr>
+            <w:tcW w:type="dxa" w:w="2880"/>
+          </w:tcPr>
+          <w:p>
+            <w:r>
+              <w:rPr>
+                <w:sz w:val="32"/>
+              </w:rPr>
+              <w:t>66 x 81</w:t>
+              <w:br/>
+              <w:t xml:space="preserve">  8    1</w:t>
+              <w:br/>
+              <w:t xml:space="preserve">  ----</w:t>
+              <w:br/>
+              <w:t>6|    |</w:t>
+              <w:br/>
+              <w:t>6|    |</w:t>
+            </w:r>
+          </w:p>
+        </w:tc>
+        <w:tc>
+          <w:tcPr>
+            <w:tcW w:type="dxa" w:w="2880"/>
+          </w:tcPr>
+          <w:p>
+            <w:r>
+              <w:rPr>
+                <w:sz w:val="32"/>
+              </w:rPr>
+              <w:t>25 x 27</w:t>
+              <w:br/>
+              <w:t xml:space="preserve">  2    7</w:t>
+              <w:br/>
+              <w:t xml:space="preserve">  ----</w:t>
+              <w:br/>
+              <w:t>2|    |</w:t>
               <w:br/>
               <w:t>5|    |</w:t>
             </w:r>
@@ -129,210 +324,15 @@
               <w:rPr>
                 <w:sz w:val="32"/>
               </w:rPr>
-              <w:t>93 x 69</w:t>
+              <w:t>69 x 19</w:t>
               <w:br/>
-              <w:t xml:space="preserve">  6    9</w:t>
+              <w:t xml:space="preserve">  1    9</w:t>
               <w:br/>
               <w:t xml:space="preserve">  ----</w:t>
               <w:br/>
-              <w:t>9|    |</w:t>
-              <w:br/>
-              <w:t>3|    |</w:t>
-            </w:r>
-          </w:p>
-        </w:tc>
-      </w:tr>
-      <w:tr>
-        <w:tc>
-          <w:tcPr>
-            <w:tcW w:type="dxa" w:w="2880"/>
-          </w:tcPr>
-          <w:p>
-            <w:r>
-              <w:rPr>
-                <w:sz w:val="32"/>
-              </w:rPr>
-              <w:t>88 x 96</w:t>
-              <w:br/>
-              <w:t xml:space="preserve">  9    6</w:t>
-              <w:br/>
-              <w:t xml:space="preserve">  ----</w:t>
-              <w:br/>
-              <w:t>8|    |</w:t>
-              <w:br/>
-              <w:t>8|    |</w:t>
-            </w:r>
-          </w:p>
-        </w:tc>
-        <w:tc>
-          <w:tcPr>
-            <w:tcW w:type="dxa" w:w="2880"/>
-          </w:tcPr>
-          <w:p>
-            <w:r>
-              <w:rPr>
-                <w:sz w:val="32"/>
-              </w:rPr>
-              <w:t>48 x 24</w:t>
-              <w:br/>
-              <w:t xml:space="preserve">  2    4</w:t>
-              <w:br/>
-              <w:t xml:space="preserve">  ----</w:t>
-              <w:br/>
-              <w:t>4|    |</w:t>
-              <w:br/>
-              <w:t>8|    |</w:t>
-            </w:r>
-          </w:p>
-        </w:tc>
-        <w:tc>
-          <w:tcPr>
-            <w:tcW w:type="dxa" w:w="2880"/>
-          </w:tcPr>
-          <w:p>
-            <w:r>
-              <w:rPr>
-                <w:sz w:val="32"/>
-              </w:rPr>
-              <w:t>95 x 48</w:t>
-              <w:br/>
-              <w:t xml:space="preserve">  4    8</w:t>
-              <w:br/>
-              <w:t xml:space="preserve">  ----</w:t>
+              <w:t>6|    |</w:t>
               <w:br/>
               <w:t>9|    |</w:t>
-              <w:br/>
-              <w:t>5|    |</w:t>
-            </w:r>
-          </w:p>
-        </w:tc>
-      </w:tr>
-      <w:tr>
-        <w:tc>
-          <w:tcPr>
-            <w:tcW w:type="dxa" w:w="2880"/>
-          </w:tcPr>
-          <w:p>
-            <w:r>
-              <w:rPr>
-                <w:sz w:val="32"/>
-              </w:rPr>
-              <w:t>23 x 35</w:t>
-              <w:br/>
-              <w:t xml:space="preserve">  3    5</w:t>
-              <w:br/>
-              <w:t xml:space="preserve">  ----</w:t>
-              <w:br/>
-              <w:t>2|    |</w:t>
-              <w:br/>
-              <w:t>3|    |</w:t>
-            </w:r>
-          </w:p>
-        </w:tc>
-        <w:tc>
-          <w:tcPr>
-            <w:tcW w:type="dxa" w:w="2880"/>
-          </w:tcPr>
-          <w:p>
-            <w:r>
-              <w:rPr>
-                <w:sz w:val="32"/>
-              </w:rPr>
-              <w:t>48 x 99</w:t>
-              <w:br/>
-              <w:t xml:space="preserve">  9    9</w:t>
-              <w:br/>
-              <w:t xml:space="preserve">  ----</w:t>
-              <w:br/>
-              <w:t>4|    |</w:t>
-              <w:br/>
-              <w:t>8|    |</w:t>
-            </w:r>
-          </w:p>
-        </w:tc>
-        <w:tc>
-          <w:tcPr>
-            <w:tcW w:type="dxa" w:w="2880"/>
-          </w:tcPr>
-          <w:p>
-            <w:r>
-              <w:rPr>
-                <w:sz w:val="32"/>
-              </w:rPr>
-              <w:t>56 x 82</w:t>
-              <w:br/>
-              <w:t xml:space="preserve">  8    2</w:t>
-              <w:br/>
-              <w:t xml:space="preserve">  ----</w:t>
-              <w:br/>
-              <w:t>5|    |</w:t>
-              <w:br/>
-              <w:t>6|    |</w:t>
-            </w:r>
-          </w:p>
-        </w:tc>
-      </w:tr>
-      <w:tr>
-        <w:tc>
-          <w:tcPr>
-            <w:tcW w:type="dxa" w:w="2880"/>
-          </w:tcPr>
-          <w:p>
-            <w:r>
-              <w:rPr>
-                <w:sz w:val="32"/>
-              </w:rPr>
-              <w:t>15 x 56</w:t>
-              <w:br/>
-              <w:t xml:space="preserve">  5    6</w:t>
-              <w:br/>
-              <w:t xml:space="preserve">  ----</w:t>
-              <w:br/>
-              <w:t>1|    |</w:t>
-              <w:br/>
-              <w:t>5|    |</w:t>
-            </w:r>
-          </w:p>
-        </w:tc>
-        <w:tc>
-          <w:tcPr>
-            <w:tcW w:type="dxa" w:w="2880"/>
-          </w:tcPr>
-          <w:p>
-            <w:r>
-              <w:rPr>
-                <w:sz w:val="32"/>
-              </w:rPr>
-              <w:t>74 x 94</w:t>
-              <w:br/>
-              <w:t xml:space="preserve">  9    4</w:t>
-              <w:br/>
-              <w:t xml:space="preserve">  ----</w:t>
-              <w:br/>
-              <w:t>7|    |</w:t>
-              <w:br/>
-              <w:t>4|    |</w:t>
-            </w:r>
-          </w:p>
-        </w:tc>
-        <w:tc>
-          <w:tcPr>
-            <w:tcW w:type="dxa" w:w="2880"/>
-          </w:tcPr>
-          <w:p>
-            <w:r>
-              <w:rPr>
-                <w:sz w:val="32"/>
-              </w:rPr>
-              <w:t>80 x 62</w:t>
-              <w:br/>
-              <w:t xml:space="preserve">  6    2</w:t>
-              <w:br/>
-              <w:t xml:space="preserve">  ----</w:t>
-              <w:br/>
-              <w:t>8|    |</w:t>
-              <w:br/>
-              <w:t>0|    |</w:t>
             </w:r>
           </w:p>
         </w:tc>

--- a/lattice_multiplication_exercises.docx
+++ b/lattice_multiplication_exercises.docx
@@ -22,15 +22,15 @@
               <w:rPr>
                 <w:sz w:val="32"/>
               </w:rPr>
-              <w:t>38 x 86</w:t>
+              <w:t>10 x 52</w:t>
               <w:br/>
-              <w:t xml:space="preserve">  8    6</w:t>
+              <w:t xml:space="preserve">  5    2</w:t>
               <w:br/>
               <w:t xml:space="preserve">  ----</w:t>
               <w:br/>
-              <w:t>3|    |</w:t>
+              <w:t>1|    |</w:t>
               <w:br/>
-              <w:t>8|    |</w:t>
+              <w:t>0|    |</w:t>
             </w:r>
           </w:p>
         </w:tc>
@@ -43,13 +43,13 @@
               <w:rPr>
                 <w:sz w:val="32"/>
               </w:rPr>
-              <w:t>79 x 88</w:t>
+              <w:t>49 x 59</w:t>
               <w:br/>
-              <w:t xml:space="preserve">  8    8</w:t>
+              <w:t xml:space="preserve">  5    9</w:t>
               <w:br/>
               <w:t xml:space="preserve">  ----</w:t>
               <w:br/>
-              <w:t>7|    |</w:t>
+              <w:t>4|    |</w:t>
               <w:br/>
               <w:t>9|    |</w:t>
             </w:r>
@@ -64,143 +64,13 @@
               <w:rPr>
                 <w:sz w:val="32"/>
               </w:rPr>
-              <w:t>67 x 36</w:t>
-              <w:br/>
-              <w:t xml:space="preserve">  3    6</w:t>
-              <w:br/>
-              <w:t xml:space="preserve">  ----</w:t>
-              <w:br/>
-              <w:t>6|    |</w:t>
-              <w:br/>
-              <w:t>7|    |</w:t>
-            </w:r>
-          </w:p>
-        </w:tc>
-      </w:tr>
-      <w:tr>
-        <w:tc>
-          <w:tcPr>
-            <w:tcW w:type="dxa" w:w="2880"/>
-          </w:tcPr>
-          <w:p>
-            <w:r>
-              <w:rPr>
-                <w:sz w:val="32"/>
-              </w:rPr>
-              <w:t>29 x 83</w:t>
+              <w:t>52 x 83</w:t>
               <w:br/>
               <w:t xml:space="preserve">  8    3</w:t>
               <w:br/>
               <w:t xml:space="preserve">  ----</w:t>
               <w:br/>
-              <w:t>2|    |</w:t>
-              <w:br/>
-              <w:t>9|    |</w:t>
-            </w:r>
-          </w:p>
-        </w:tc>
-        <w:tc>
-          <w:tcPr>
-            <w:tcW w:type="dxa" w:w="2880"/>
-          </w:tcPr>
-          <w:p>
-            <w:r>
-              <w:rPr>
-                <w:sz w:val="32"/>
-              </w:rPr>
-              <w:t>97 x 83</w:t>
-              <w:br/>
-              <w:t xml:space="preserve">  8    3</w:t>
-              <w:br/>
-              <w:t xml:space="preserve">  ----</w:t>
-              <w:br/>
-              <w:t>9|    |</w:t>
-              <w:br/>
-              <w:t>7|    |</w:t>
-            </w:r>
-          </w:p>
-        </w:tc>
-        <w:tc>
-          <w:tcPr>
-            <w:tcW w:type="dxa" w:w="2880"/>
-          </w:tcPr>
-          <w:p>
-            <w:r>
-              <w:rPr>
-                <w:sz w:val="32"/>
-              </w:rPr>
-              <w:t>97 x 11</w:t>
-              <w:br/>
-              <w:t xml:space="preserve">  1    1</w:t>
-              <w:br/>
-              <w:t xml:space="preserve">  ----</w:t>
-              <w:br/>
-              <w:t>9|    |</w:t>
-              <w:br/>
-              <w:t>7|    |</w:t>
-            </w:r>
-          </w:p>
-        </w:tc>
-      </w:tr>
-      <w:tr>
-        <w:tc>
-          <w:tcPr>
-            <w:tcW w:type="dxa" w:w="2880"/>
-          </w:tcPr>
-          <w:p>
-            <w:r>
-              <w:rPr>
-                <w:sz w:val="32"/>
-              </w:rPr>
-              <w:t>30 x 61</w:t>
-              <w:br/>
-              <w:t xml:space="preserve">  6    1</w:t>
-              <w:br/>
-              <w:t xml:space="preserve">  ----</w:t>
-              <w:br/>
-              <w:t>3|    |</w:t>
-              <w:br/>
-              <w:t>0|    |</w:t>
-            </w:r>
-          </w:p>
-        </w:tc>
-        <w:tc>
-          <w:tcPr>
-            <w:tcW w:type="dxa" w:w="2880"/>
-          </w:tcPr>
-          <w:p>
-            <w:r>
-              <w:rPr>
-                <w:sz w:val="32"/>
-              </w:rPr>
-              <w:t>83 x 70</w:t>
-              <w:br/>
-              <w:t xml:space="preserve">  7    0</w:t>
-              <w:br/>
-              <w:t xml:space="preserve">  ----</w:t>
-              <w:br/>
-              <w:t>8|    |</w:t>
-              <w:br/>
-              <w:t>3|    |</w:t>
-            </w:r>
-          </w:p>
-        </w:tc>
-        <w:tc>
-          <w:tcPr>
-            <w:tcW w:type="dxa" w:w="2880"/>
-          </w:tcPr>
-          <w:p>
-            <w:r>
-              <w:rPr>
-                <w:sz w:val="32"/>
-              </w:rPr>
-              <w:t>32 x 17</w:t>
-              <w:br/>
-              <w:t xml:space="preserve">  1    7</w:t>
-              <w:br/>
-              <w:t xml:space="preserve">  ----</w:t>
-              <w:br/>
-              <w:t>3|    |</w:t>
+              <w:t>5|    |</w:t>
               <w:br/>
               <w:t>2|    |</w:t>
             </w:r>
@@ -217,15 +87,15 @@
               <w:rPr>
                 <w:sz w:val="32"/>
               </w:rPr>
-              <w:t>18 x 33</w:t>
+              <w:t>37 x 95</w:t>
               <w:br/>
-              <w:t xml:space="preserve">  3    3</w:t>
+              <w:t xml:space="preserve">  9    5</w:t>
               <w:br/>
               <w:t xml:space="preserve">  ----</w:t>
               <w:br/>
-              <w:t>1|    |</w:t>
+              <w:t>3|    |</w:t>
               <w:br/>
-              <w:t>8|    |</w:t>
+              <w:t>7|    |</w:t>
             </w:r>
           </w:p>
         </w:tc>
@@ -238,13 +108,57 @@
               <w:rPr>
                 <w:sz w:val="32"/>
               </w:rPr>
-              <w:t>90 x 92</w:t>
+              <w:t>31 x 80</w:t>
               <w:br/>
-              <w:t xml:space="preserve">  9    2</w:t>
+              <w:t xml:space="preserve">  8    0</w:t>
               <w:br/>
               <w:t xml:space="preserve">  ----</w:t>
               <w:br/>
-              <w:t>9|    |</w:t>
+              <w:t>3|    |</w:t>
+              <w:br/>
+              <w:t>1|    |</w:t>
+            </w:r>
+          </w:p>
+        </w:tc>
+        <w:tc>
+          <w:tcPr>
+            <w:tcW w:type="dxa" w:w="2880"/>
+          </w:tcPr>
+          <w:p>
+            <w:r>
+              <w:rPr>
+                <w:sz w:val="32"/>
+              </w:rPr>
+              <w:t>71 x 54</w:t>
+              <w:br/>
+              <w:t xml:space="preserve">  5    4</w:t>
+              <w:br/>
+              <w:t xml:space="preserve">  ----</w:t>
+              <w:br/>
+              <w:t>7|    |</w:t>
+              <w:br/>
+              <w:t>1|    |</w:t>
+            </w:r>
+          </w:p>
+        </w:tc>
+      </w:tr>
+      <w:tr>
+        <w:tc>
+          <w:tcPr>
+            <w:tcW w:type="dxa" w:w="2880"/>
+          </w:tcPr>
+          <w:p>
+            <w:r>
+              <w:rPr>
+                <w:sz w:val="32"/>
+              </w:rPr>
+              <w:t>40 x 31</w:t>
+              <w:br/>
+              <w:t xml:space="preserve">  3    1</w:t>
+              <w:br/>
+              <w:t xml:space="preserve">  ----</w:t>
+              <w:br/>
+              <w:t>4|    |</w:t>
               <w:br/>
               <w:t>0|    |</w:t>
             </w:r>
@@ -259,15 +173,36 @@
               <w:rPr>
                 <w:sz w:val="32"/>
               </w:rPr>
-              <w:t>69 x 99</w:t>
+              <w:t>81 x 66</w:t>
               <w:br/>
-              <w:t xml:space="preserve">  9    9</w:t>
+              <w:t xml:space="preserve">  6    6</w:t>
               <w:br/>
               <w:t xml:space="preserve">  ----</w:t>
               <w:br/>
-              <w:t>6|    |</w:t>
+              <w:t>8|    |</w:t>
               <w:br/>
-              <w:t>9|    |</w:t>
+              <w:t>1|    |</w:t>
+            </w:r>
+          </w:p>
+        </w:tc>
+        <w:tc>
+          <w:tcPr>
+            <w:tcW w:type="dxa" w:w="2880"/>
+          </w:tcPr>
+          <w:p>
+            <w:r>
+              <w:rPr>
+                <w:sz w:val="32"/>
+              </w:rPr>
+              <w:t>10 x 43</w:t>
+              <w:br/>
+              <w:t xml:space="preserve">  4    3</w:t>
+              <w:br/>
+              <w:t xml:space="preserve">  ----</w:t>
+              <w:br/>
+              <w:t>1|    |</w:t>
+              <w:br/>
+              <w:t>0|    |</w:t>
             </w:r>
           </w:p>
         </w:tc>
@@ -282,15 +217,15 @@
               <w:rPr>
                 <w:sz w:val="32"/>
               </w:rPr>
-              <w:t>66 x 81</w:t>
+              <w:t>39 x 73</w:t>
               <w:br/>
-              <w:t xml:space="preserve">  8    1</w:t>
+              <w:t xml:space="preserve">  7    3</w:t>
               <w:br/>
               <w:t xml:space="preserve">  ----</w:t>
               <w:br/>
-              <w:t>6|    |</w:t>
+              <w:t>3|    |</w:t>
               <w:br/>
-              <w:t>6|    |</w:t>
+              <w:t>9|    |</w:t>
             </w:r>
           </w:p>
         </w:tc>
@@ -303,13 +238,13 @@
               <w:rPr>
                 <w:sz w:val="32"/>
               </w:rPr>
-              <w:t>25 x 27</w:t>
+              <w:t>35 x 67</w:t>
               <w:br/>
-              <w:t xml:space="preserve">  2    7</w:t>
+              <w:t xml:space="preserve">  6    7</w:t>
               <w:br/>
               <w:t xml:space="preserve">  ----</w:t>
               <w:br/>
-              <w:t>2|    |</w:t>
+              <w:t>3|    |</w:t>
               <w:br/>
               <w:t>5|    |</w:t>
             </w:r>
@@ -324,15 +259,80 @@
               <w:rPr>
                 <w:sz w:val="32"/>
               </w:rPr>
-              <w:t>69 x 19</w:t>
+              <w:t>30 x 14</w:t>
               <w:br/>
-              <w:t xml:space="preserve">  1    9</w:t>
+              <w:t xml:space="preserve">  1    4</w:t>
               <w:br/>
               <w:t xml:space="preserve">  ----</w:t>
               <w:br/>
-              <w:t>6|    |</w:t>
+              <w:t>3|    |</w:t>
+              <w:br/>
+              <w:t>0|    |</w:t>
+            </w:r>
+          </w:p>
+        </w:tc>
+      </w:tr>
+      <w:tr>
+        <w:tc>
+          <w:tcPr>
+            <w:tcW w:type="dxa" w:w="2880"/>
+          </w:tcPr>
+          <w:p>
+            <w:r>
+              <w:rPr>
+                <w:sz w:val="32"/>
+              </w:rPr>
+              <w:t>75 x 20</w:t>
+              <w:br/>
+              <w:t xml:space="preserve">  2    0</w:t>
+              <w:br/>
+              <w:t xml:space="preserve">  ----</w:t>
+              <w:br/>
+              <w:t>7|    |</w:t>
+              <w:br/>
+              <w:t>5|    |</w:t>
+            </w:r>
+          </w:p>
+        </w:tc>
+        <w:tc>
+          <w:tcPr>
+            <w:tcW w:type="dxa" w:w="2880"/>
+          </w:tcPr>
+          <w:p>
+            <w:r>
+              <w:rPr>
+                <w:sz w:val="32"/>
+              </w:rPr>
+              <w:t>55 x 32</w:t>
+              <w:br/>
+              <w:t xml:space="preserve">  3    2</w:t>
+              <w:br/>
+              <w:t xml:space="preserve">  ----</w:t>
+              <w:br/>
+              <w:t>5|    |</w:t>
+              <w:br/>
+              <w:t>5|    |</w:t>
+            </w:r>
+          </w:p>
+        </w:tc>
+        <w:tc>
+          <w:tcPr>
+            <w:tcW w:type="dxa" w:w="2880"/>
+          </w:tcPr>
+          <w:p>
+            <w:r>
+              <w:rPr>
+                <w:sz w:val="32"/>
+              </w:rPr>
+              <w:t>94 x 44</w:t>
+              <w:br/>
+              <w:t xml:space="preserve">  4    4</w:t>
+              <w:br/>
+              <w:t xml:space="preserve">  ----</w:t>
               <w:br/>
               <w:t>9|    |</w:t>
+              <w:br/>
+              <w:t>4|    |</w:t>
             </w:r>
           </w:p>
         </w:tc>

--- a/lattice_multiplication_exercises.docx
+++ b/lattice_multiplication_exercises.docx
@@ -22,13 +22,78 @@
               <w:rPr>
                 <w:sz w:val="32"/>
               </w:rPr>
-              <w:t>10 x 52</w:t>
+              <w:t>54 x 74</w:t>
               <w:br/>
-              <w:t xml:space="preserve">  5    2</w:t>
+              <w:t xml:space="preserve">  7    4</w:t>
               <w:br/>
               <w:t xml:space="preserve">  ----</w:t>
               <w:br/>
-              <w:t>1|    |</w:t>
+              <w:t>5|    |</w:t>
+              <w:br/>
+              <w:t>4|    |</w:t>
+            </w:r>
+          </w:p>
+        </w:tc>
+        <w:tc>
+          <w:tcPr>
+            <w:tcW w:type="dxa" w:w="2880"/>
+          </w:tcPr>
+          <w:p>
+            <w:r>
+              <w:rPr>
+                <w:sz w:val="32"/>
+              </w:rPr>
+              <w:t>76 x 96</w:t>
+              <w:br/>
+              <w:t xml:space="preserve">  9    6</w:t>
+              <w:br/>
+              <w:t xml:space="preserve">  ----</w:t>
+              <w:br/>
+              <w:t>7|    |</w:t>
+              <w:br/>
+              <w:t>6|    |</w:t>
+            </w:r>
+          </w:p>
+        </w:tc>
+        <w:tc>
+          <w:tcPr>
+            <w:tcW w:type="dxa" w:w="2880"/>
+          </w:tcPr>
+          <w:p>
+            <w:r>
+              <w:rPr>
+                <w:sz w:val="32"/>
+              </w:rPr>
+              <w:t>38 x 87</w:t>
+              <w:br/>
+              <w:t xml:space="preserve">  8    7</w:t>
+              <w:br/>
+              <w:t xml:space="preserve">  ----</w:t>
+              <w:br/>
+              <w:t>3|    |</w:t>
+              <w:br/>
+              <w:t>8|    |</w:t>
+            </w:r>
+          </w:p>
+        </w:tc>
+      </w:tr>
+      <w:tr>
+        <w:tc>
+          <w:tcPr>
+            <w:tcW w:type="dxa" w:w="2880"/>
+          </w:tcPr>
+          <w:p>
+            <w:r>
+              <w:rPr>
+                <w:sz w:val="32"/>
+              </w:rPr>
+              <w:t>80 x 78</w:t>
+              <w:br/>
+              <w:t xml:space="preserve">  7    8</w:t>
+              <w:br/>
+              <w:t xml:space="preserve">  ----</w:t>
+              <w:br/>
+              <w:t>8|    |</w:t>
               <w:br/>
               <w:t>0|    |</w:t>
             </w:r>
@@ -43,15 +108,15 @@
               <w:rPr>
                 <w:sz w:val="32"/>
               </w:rPr>
-              <w:t>49 x 59</w:t>
+              <w:t>68 x 76</w:t>
               <w:br/>
-              <w:t xml:space="preserve">  5    9</w:t>
+              <w:t xml:space="preserve">  7    6</w:t>
               <w:br/>
               <w:t xml:space="preserve">  ----</w:t>
               <w:br/>
-              <w:t>4|    |</w:t>
+              <w:t>6|    |</w:t>
               <w:br/>
-              <w:t>9|    |</w:t>
+              <w:t>8|    |</w:t>
             </w:r>
           </w:p>
         </w:tc>
@@ -64,13 +129,13 @@
               <w:rPr>
                 <w:sz w:val="32"/>
               </w:rPr>
-              <w:t>52 x 83</w:t>
+              <w:t>12 x 60</w:t>
               <w:br/>
-              <w:t xml:space="preserve">  8    3</w:t>
+              <w:t xml:space="preserve">  6    0</w:t>
               <w:br/>
               <w:t xml:space="preserve">  ----</w:t>
               <w:br/>
-              <w:t>5|    |</w:t>
+              <w:t>1|    |</w:t>
               <w:br/>
               <w:t>2|    |</w:t>
             </w:r>
@@ -87,95 +152,9 @@
               <w:rPr>
                 <w:sz w:val="32"/>
               </w:rPr>
-              <w:t>37 x 95</w:t>
+              <w:t>81 x 96</w:t>
               <w:br/>
-              <w:t xml:space="preserve">  9    5</w:t>
-              <w:br/>
-              <w:t xml:space="preserve">  ----</w:t>
-              <w:br/>
-              <w:t>3|    |</w:t>
-              <w:br/>
-              <w:t>7|    |</w:t>
-            </w:r>
-          </w:p>
-        </w:tc>
-        <w:tc>
-          <w:tcPr>
-            <w:tcW w:type="dxa" w:w="2880"/>
-          </w:tcPr>
-          <w:p>
-            <w:r>
-              <w:rPr>
-                <w:sz w:val="32"/>
-              </w:rPr>
-              <w:t>31 x 80</w:t>
-              <w:br/>
-              <w:t xml:space="preserve">  8    0</w:t>
-              <w:br/>
-              <w:t xml:space="preserve">  ----</w:t>
-              <w:br/>
-              <w:t>3|    |</w:t>
-              <w:br/>
-              <w:t>1|    |</w:t>
-            </w:r>
-          </w:p>
-        </w:tc>
-        <w:tc>
-          <w:tcPr>
-            <w:tcW w:type="dxa" w:w="2880"/>
-          </w:tcPr>
-          <w:p>
-            <w:r>
-              <w:rPr>
-                <w:sz w:val="32"/>
-              </w:rPr>
-              <w:t>71 x 54</w:t>
-              <w:br/>
-              <w:t xml:space="preserve">  5    4</w:t>
-              <w:br/>
-              <w:t xml:space="preserve">  ----</w:t>
-              <w:br/>
-              <w:t>7|    |</w:t>
-              <w:br/>
-              <w:t>1|    |</w:t>
-            </w:r>
-          </w:p>
-        </w:tc>
-      </w:tr>
-      <w:tr>
-        <w:tc>
-          <w:tcPr>
-            <w:tcW w:type="dxa" w:w="2880"/>
-          </w:tcPr>
-          <w:p>
-            <w:r>
-              <w:rPr>
-                <w:sz w:val="32"/>
-              </w:rPr>
-              <w:t>40 x 31</w:t>
-              <w:br/>
-              <w:t xml:space="preserve">  3    1</w:t>
-              <w:br/>
-              <w:t xml:space="preserve">  ----</w:t>
-              <w:br/>
-              <w:t>4|    |</w:t>
-              <w:br/>
-              <w:t>0|    |</w:t>
-            </w:r>
-          </w:p>
-        </w:tc>
-        <w:tc>
-          <w:tcPr>
-            <w:tcW w:type="dxa" w:w="2880"/>
-          </w:tcPr>
-          <w:p>
-            <w:r>
-              <w:rPr>
-                <w:sz w:val="32"/>
-              </w:rPr>
-              <w:t>81 x 66</w:t>
-              <w:br/>
-              <w:t xml:space="preserve">  6    6</w:t>
+              <w:t xml:space="preserve">  9    6</w:t>
               <w:br/>
               <w:t xml:space="preserve">  ----</w:t>
               <w:br/>
@@ -194,13 +173,34 @@
               <w:rPr>
                 <w:sz w:val="32"/>
               </w:rPr>
-              <w:t>10 x 43</w:t>
+              <w:t>33 x 73</w:t>
               <w:br/>
-              <w:t xml:space="preserve">  4    3</w:t>
+              <w:t xml:space="preserve">  7    3</w:t>
               <w:br/>
               <w:t xml:space="preserve">  ----</w:t>
               <w:br/>
-              <w:t>1|    |</w:t>
+              <w:t>3|    |</w:t>
+              <w:br/>
+              <w:t>3|    |</w:t>
+            </w:r>
+          </w:p>
+        </w:tc>
+        <w:tc>
+          <w:tcPr>
+            <w:tcW w:type="dxa" w:w="2880"/>
+          </w:tcPr>
+          <w:p>
+            <w:r>
+              <w:rPr>
+                <w:sz w:val="32"/>
+              </w:rPr>
+              <w:t>60 x 23</w:t>
+              <w:br/>
+              <w:t xml:space="preserve">  2    3</w:t>
+              <w:br/>
+              <w:t xml:space="preserve">  ----</w:t>
+              <w:br/>
+              <w:t>6|    |</w:t>
               <w:br/>
               <w:t>0|    |</w:t>
             </w:r>
@@ -217,15 +217,15 @@
               <w:rPr>
                 <w:sz w:val="32"/>
               </w:rPr>
-              <w:t>39 x 73</w:t>
+              <w:t>27 x 60</w:t>
               <w:br/>
-              <w:t xml:space="preserve">  7    3</w:t>
+              <w:t xml:space="preserve">  6    0</w:t>
               <w:br/>
               <w:t xml:space="preserve">  ----</w:t>
               <w:br/>
-              <w:t>3|    |</w:t>
+              <w:t>2|    |</w:t>
               <w:br/>
-              <w:t>9|    |</w:t>
+              <w:t>7|    |</w:t>
             </w:r>
           </w:p>
         </w:tc>
@@ -238,15 +238,15 @@
               <w:rPr>
                 <w:sz w:val="32"/>
               </w:rPr>
-              <w:t>35 x 67</w:t>
+              <w:t>42 x 63</w:t>
               <w:br/>
-              <w:t xml:space="preserve">  6    7</w:t>
+              <w:t xml:space="preserve">  6    3</w:t>
               <w:br/>
               <w:t xml:space="preserve">  ----</w:t>
               <w:br/>
-              <w:t>3|    |</w:t>
+              <w:t>4|    |</w:t>
               <w:br/>
-              <w:t>5|    |</w:t>
+              <w:t>2|    |</w:t>
             </w:r>
           </w:p>
         </w:tc>
@@ -259,15 +259,15 @@
               <w:rPr>
                 <w:sz w:val="32"/>
               </w:rPr>
-              <w:t>30 x 14</w:t>
+              <w:t>33 x 86</w:t>
               <w:br/>
-              <w:t xml:space="preserve">  1    4</w:t>
+              <w:t xml:space="preserve">  8    6</w:t>
               <w:br/>
               <w:t xml:space="preserve">  ----</w:t>
               <w:br/>
               <w:t>3|    |</w:t>
               <w:br/>
-              <w:t>0|    |</w:t>
+              <w:t>3|    |</w:t>
             </w:r>
           </w:p>
         </w:tc>
@@ -282,15 +282,15 @@
               <w:rPr>
                 <w:sz w:val="32"/>
               </w:rPr>
-              <w:t>75 x 20</w:t>
+              <w:t>50 x 87</w:t>
               <w:br/>
-              <w:t xml:space="preserve">  2    0</w:t>
+              <w:t xml:space="preserve">  8    7</w:t>
               <w:br/>
               <w:t xml:space="preserve">  ----</w:t>
               <w:br/>
-              <w:t>7|    |</w:t>
+              <w:t>5|    |</w:t>
               <w:br/>
-              <w:t>5|    |</w:t>
+              <w:t>0|    |</w:t>
             </w:r>
           </w:p>
         </w:tc>
@@ -303,15 +303,15 @@
               <w:rPr>
                 <w:sz w:val="32"/>
               </w:rPr>
-              <w:t>55 x 32</w:t>
+              <w:t>46 x 16</w:t>
               <w:br/>
-              <w:t xml:space="preserve">  3    2</w:t>
+              <w:t xml:space="preserve">  1    6</w:t>
               <w:br/>
               <w:t xml:space="preserve">  ----</w:t>
               <w:br/>
-              <w:t>5|    |</w:t>
+              <w:t>4|    |</w:t>
               <w:br/>
-              <w:t>5|    |</w:t>
+              <w:t>6|    |</w:t>
             </w:r>
           </w:p>
         </w:tc>
@@ -324,15 +324,15 @@
               <w:rPr>
                 <w:sz w:val="32"/>
               </w:rPr>
-              <w:t>94 x 44</w:t>
+              <w:t>92 x 59</w:t>
               <w:br/>
-              <w:t xml:space="preserve">  4    4</w:t>
+              <w:t xml:space="preserve">  5    9</w:t>
               <w:br/>
               <w:t xml:space="preserve">  ----</w:t>
               <w:br/>
               <w:t>9|    |</w:t>
               <w:br/>
-              <w:t>4|    |</w:t>
+              <w:t>2|    |</w:t>
             </w:r>
           </w:p>
         </w:tc>

--- a/lattice_multiplication_exercises.docx
+++ b/lattice_multiplication_exercises.docx
@@ -22,13 +22,34 @@
               <w:rPr>
                 <w:sz w:val="32"/>
               </w:rPr>
-              <w:t>54 x 74</w:t>
+              <w:t>27 x 10</w:t>
               <w:br/>
-              <w:t xml:space="preserve">  7    4</w:t>
+              <w:t xml:space="preserve">  1    0</w:t>
               <w:br/>
               <w:t xml:space="preserve">  ----</w:t>
               <w:br/>
-              <w:t>5|    |</w:t>
+              <w:t>2|    |</w:t>
+              <w:br/>
+              <w:t>7|    |</w:t>
+            </w:r>
+          </w:p>
+        </w:tc>
+        <w:tc>
+          <w:tcPr>
+            <w:tcW w:type="dxa" w:w="2880"/>
+          </w:tcPr>
+          <w:p>
+            <w:r>
+              <w:rPr>
+                <w:sz w:val="32"/>
+              </w:rPr>
+              <w:t>64 x 96</w:t>
+              <w:br/>
+              <w:t xml:space="preserve">  9    6</w:t>
+              <w:br/>
+              <w:t xml:space="preserve">  ----</w:t>
+              <w:br/>
+              <w:t>6|    |</w:t>
               <w:br/>
               <w:t>4|    |</w:t>
             </w:r>
@@ -43,13 +64,187 @@
               <w:rPr>
                 <w:sz w:val="32"/>
               </w:rPr>
-              <w:t>76 x 96</w:t>
+              <w:t>42 x 48</w:t>
               <w:br/>
-              <w:t xml:space="preserve">  9    6</w:t>
+              <w:t xml:space="preserve">  4    8</w:t>
+              <w:br/>
+              <w:t xml:space="preserve">  ----</w:t>
+              <w:br/>
+              <w:t>4|    |</w:t>
+              <w:br/>
+              <w:t>2|    |</w:t>
+            </w:r>
+          </w:p>
+        </w:tc>
+      </w:tr>
+      <w:tr>
+        <w:tc>
+          <w:tcPr>
+            <w:tcW w:type="dxa" w:w="2880"/>
+          </w:tcPr>
+          <w:p>
+            <w:r>
+              <w:rPr>
+                <w:sz w:val="32"/>
+              </w:rPr>
+              <w:t>29 x 99</w:t>
+              <w:br/>
+              <w:t xml:space="preserve">  9    9</w:t>
+              <w:br/>
+              <w:t xml:space="preserve">  ----</w:t>
+              <w:br/>
+              <w:t>2|    |</w:t>
+              <w:br/>
+              <w:t>9|    |</w:t>
+            </w:r>
+          </w:p>
+        </w:tc>
+        <w:tc>
+          <w:tcPr>
+            <w:tcW w:type="dxa" w:w="2880"/>
+          </w:tcPr>
+          <w:p>
+            <w:r>
+              <w:rPr>
+                <w:sz w:val="32"/>
+              </w:rPr>
+              <w:t>75 x 26</w:t>
+              <w:br/>
+              <w:t xml:space="preserve">  2    6</w:t>
               <w:br/>
               <w:t xml:space="preserve">  ----</w:t>
               <w:br/>
               <w:t>7|    |</w:t>
+              <w:br/>
+              <w:t>5|    |</w:t>
+            </w:r>
+          </w:p>
+        </w:tc>
+        <w:tc>
+          <w:tcPr>
+            <w:tcW w:type="dxa" w:w="2880"/>
+          </w:tcPr>
+          <w:p>
+            <w:r>
+              <w:rPr>
+                <w:sz w:val="32"/>
+              </w:rPr>
+              <w:t>30 x 63</w:t>
+              <w:br/>
+              <w:t xml:space="preserve">  6    3</w:t>
+              <w:br/>
+              <w:t xml:space="preserve">  ----</w:t>
+              <w:br/>
+              <w:t>3|    |</w:t>
+              <w:br/>
+              <w:t>0|    |</w:t>
+            </w:r>
+          </w:p>
+        </w:tc>
+      </w:tr>
+      <w:tr>
+        <w:tc>
+          <w:tcPr>
+            <w:tcW w:type="dxa" w:w="2880"/>
+          </w:tcPr>
+          <w:p>
+            <w:r>
+              <w:rPr>
+                <w:sz w:val="32"/>
+              </w:rPr>
+              <w:t>55 x 64</w:t>
+              <w:br/>
+              <w:t xml:space="preserve">  6    4</w:t>
+              <w:br/>
+              <w:t xml:space="preserve">  ----</w:t>
+              <w:br/>
+              <w:t>5|    |</w:t>
+              <w:br/>
+              <w:t>5|    |</w:t>
+            </w:r>
+          </w:p>
+        </w:tc>
+        <w:tc>
+          <w:tcPr>
+            <w:tcW w:type="dxa" w:w="2880"/>
+          </w:tcPr>
+          <w:p>
+            <w:r>
+              <w:rPr>
+                <w:sz w:val="32"/>
+              </w:rPr>
+              <w:t>69 x 89</w:t>
+              <w:br/>
+              <w:t xml:space="preserve">  8    9</w:t>
+              <w:br/>
+              <w:t xml:space="preserve">  ----</w:t>
+              <w:br/>
+              <w:t>6|    |</w:t>
+              <w:br/>
+              <w:t>9|    |</w:t>
+            </w:r>
+          </w:p>
+        </w:tc>
+        <w:tc>
+          <w:tcPr>
+            <w:tcW w:type="dxa" w:w="2880"/>
+          </w:tcPr>
+          <w:p>
+            <w:r>
+              <w:rPr>
+                <w:sz w:val="32"/>
+              </w:rPr>
+              <w:t>14 x 33</w:t>
+              <w:br/>
+              <w:t xml:space="preserve">  3    3</w:t>
+              <w:br/>
+              <w:t xml:space="preserve">  ----</w:t>
+              <w:br/>
+              <w:t>1|    |</w:t>
+              <w:br/>
+              <w:t>4|    |</w:t>
+            </w:r>
+          </w:p>
+        </w:tc>
+      </w:tr>
+      <w:tr>
+        <w:tc>
+          <w:tcPr>
+            <w:tcW w:type="dxa" w:w="2880"/>
+          </w:tcPr>
+          <w:p>
+            <w:r>
+              <w:rPr>
+                <w:sz w:val="32"/>
+              </w:rPr>
+              <w:t>34 x 25</w:t>
+              <w:br/>
+              <w:t xml:space="preserve">  2    5</w:t>
+              <w:br/>
+              <w:t xml:space="preserve">  ----</w:t>
+              <w:br/>
+              <w:t>3|    |</w:t>
+              <w:br/>
+              <w:t>4|    |</w:t>
+            </w:r>
+          </w:p>
+        </w:tc>
+        <w:tc>
+          <w:tcPr>
+            <w:tcW w:type="dxa" w:w="2880"/>
+          </w:tcPr>
+          <w:p>
+            <w:r>
+              <w:rPr>
+                <w:sz w:val="32"/>
+              </w:rPr>
+              <w:t>26 x 19</w:t>
+              <w:br/>
+              <w:t xml:space="preserve">  1    9</w:t>
+              <w:br/>
+              <w:t xml:space="preserve">  ----</w:t>
+              <w:br/>
+              <w:t>2|    |</w:t>
               <w:br/>
               <w:t>6|    |</w:t>
             </w:r>
@@ -64,15 +259,15 @@
               <w:rPr>
                 <w:sz w:val="32"/>
               </w:rPr>
-              <w:t>38 x 87</w:t>
+              <w:t>51 x 45</w:t>
               <w:br/>
-              <w:t xml:space="preserve">  8    7</w:t>
+              <w:t xml:space="preserve">  4    5</w:t>
               <w:br/>
               <w:t xml:space="preserve">  ----</w:t>
               <w:br/>
-              <w:t>3|    |</w:t>
+              <w:t>5|    |</w:t>
               <w:br/>
-              <w:t>8|    |</w:t>
+              <w:t>1|    |</w:t>
             </w:r>
           </w:p>
         </w:tc>
@@ -87,9 +282,9 @@
               <w:rPr>
                 <w:sz w:val="32"/>
               </w:rPr>
-              <w:t>80 x 78</w:t>
+              <w:t>80 x 23</w:t>
               <w:br/>
-              <w:t xml:space="preserve">  7    8</w:t>
+              <w:t xml:space="preserve">  2    3</w:t>
               <w:br/>
               <w:t xml:space="preserve">  ----</w:t>
               <w:br/>
@@ -108,15 +303,15 @@
               <w:rPr>
                 <w:sz w:val="32"/>
               </w:rPr>
-              <w:t>68 x 76</w:t>
+              <w:t>14 x 62</w:t>
               <w:br/>
-              <w:t xml:space="preserve">  7    6</w:t>
+              <w:t xml:space="preserve">  6    2</w:t>
               <w:br/>
               <w:t xml:space="preserve">  ----</w:t>
               <w:br/>
-              <w:t>6|    |</w:t>
+              <w:t>1|    |</w:t>
               <w:br/>
-              <w:t>8|    |</w:t>
+              <w:t>4|    |</w:t>
             </w:r>
           </w:p>
         </w:tc>
@@ -129,210 +324,15 @@
               <w:rPr>
                 <w:sz w:val="32"/>
               </w:rPr>
-              <w:t>12 x 60</w:t>
+              <w:t>20 x 30</w:t>
               <w:br/>
-              <w:t xml:space="preserve">  6    0</w:t>
-              <w:br/>
-              <w:t xml:space="preserve">  ----</w:t>
-              <w:br/>
-              <w:t>1|    |</w:t>
-              <w:br/>
-              <w:t>2|    |</w:t>
-            </w:r>
-          </w:p>
-        </w:tc>
-      </w:tr>
-      <w:tr>
-        <w:tc>
-          <w:tcPr>
-            <w:tcW w:type="dxa" w:w="2880"/>
-          </w:tcPr>
-          <w:p>
-            <w:r>
-              <w:rPr>
-                <w:sz w:val="32"/>
-              </w:rPr>
-              <w:t>81 x 96</w:t>
-              <w:br/>
-              <w:t xml:space="preserve">  9    6</w:t>
-              <w:br/>
-              <w:t xml:space="preserve">  ----</w:t>
-              <w:br/>
-              <w:t>8|    |</w:t>
-              <w:br/>
-              <w:t>1|    |</w:t>
-            </w:r>
-          </w:p>
-        </w:tc>
-        <w:tc>
-          <w:tcPr>
-            <w:tcW w:type="dxa" w:w="2880"/>
-          </w:tcPr>
-          <w:p>
-            <w:r>
-              <w:rPr>
-                <w:sz w:val="32"/>
-              </w:rPr>
-              <w:t>33 x 73</w:t>
-              <w:br/>
-              <w:t xml:space="preserve">  7    3</w:t>
-              <w:br/>
-              <w:t xml:space="preserve">  ----</w:t>
-              <w:br/>
-              <w:t>3|    |</w:t>
-              <w:br/>
-              <w:t>3|    |</w:t>
-            </w:r>
-          </w:p>
-        </w:tc>
-        <w:tc>
-          <w:tcPr>
-            <w:tcW w:type="dxa" w:w="2880"/>
-          </w:tcPr>
-          <w:p>
-            <w:r>
-              <w:rPr>
-                <w:sz w:val="32"/>
-              </w:rPr>
-              <w:t>60 x 23</w:t>
-              <w:br/>
-              <w:t xml:space="preserve">  2    3</w:t>
-              <w:br/>
-              <w:t xml:space="preserve">  ----</w:t>
-              <w:br/>
-              <w:t>6|    |</w:t>
-              <w:br/>
-              <w:t>0|    |</w:t>
-            </w:r>
-          </w:p>
-        </w:tc>
-      </w:tr>
-      <w:tr>
-        <w:tc>
-          <w:tcPr>
-            <w:tcW w:type="dxa" w:w="2880"/>
-          </w:tcPr>
-          <w:p>
-            <w:r>
-              <w:rPr>
-                <w:sz w:val="32"/>
-              </w:rPr>
-              <w:t>27 x 60</w:t>
-              <w:br/>
-              <w:t xml:space="preserve">  6    0</w:t>
+              <w:t xml:space="preserve">  3    0</w:t>
               <w:br/>
               <w:t xml:space="preserve">  ----</w:t>
               <w:br/>
               <w:t>2|    |</w:t>
               <w:br/>
-              <w:t>7|    |</w:t>
-            </w:r>
-          </w:p>
-        </w:tc>
-        <w:tc>
-          <w:tcPr>
-            <w:tcW w:type="dxa" w:w="2880"/>
-          </w:tcPr>
-          <w:p>
-            <w:r>
-              <w:rPr>
-                <w:sz w:val="32"/>
-              </w:rPr>
-              <w:t>42 x 63</w:t>
-              <w:br/>
-              <w:t xml:space="preserve">  6    3</w:t>
-              <w:br/>
-              <w:t xml:space="preserve">  ----</w:t>
-              <w:br/>
-              <w:t>4|    |</w:t>
-              <w:br/>
-              <w:t>2|    |</w:t>
-            </w:r>
-          </w:p>
-        </w:tc>
-        <w:tc>
-          <w:tcPr>
-            <w:tcW w:type="dxa" w:w="2880"/>
-          </w:tcPr>
-          <w:p>
-            <w:r>
-              <w:rPr>
-                <w:sz w:val="32"/>
-              </w:rPr>
-              <w:t>33 x 86</w:t>
-              <w:br/>
-              <w:t xml:space="preserve">  8    6</w:t>
-              <w:br/>
-              <w:t xml:space="preserve">  ----</w:t>
-              <w:br/>
-              <w:t>3|    |</w:t>
-              <w:br/>
-              <w:t>3|    |</w:t>
-            </w:r>
-          </w:p>
-        </w:tc>
-      </w:tr>
-      <w:tr>
-        <w:tc>
-          <w:tcPr>
-            <w:tcW w:type="dxa" w:w="2880"/>
-          </w:tcPr>
-          <w:p>
-            <w:r>
-              <w:rPr>
-                <w:sz w:val="32"/>
-              </w:rPr>
-              <w:t>50 x 87</w:t>
-              <w:br/>
-              <w:t xml:space="preserve">  8    7</w:t>
-              <w:br/>
-              <w:t xml:space="preserve">  ----</w:t>
-              <w:br/>
-              <w:t>5|    |</w:t>
-              <w:br/>
               <w:t>0|    |</w:t>
-            </w:r>
-          </w:p>
-        </w:tc>
-        <w:tc>
-          <w:tcPr>
-            <w:tcW w:type="dxa" w:w="2880"/>
-          </w:tcPr>
-          <w:p>
-            <w:r>
-              <w:rPr>
-                <w:sz w:val="32"/>
-              </w:rPr>
-              <w:t>46 x 16</w:t>
-              <w:br/>
-              <w:t xml:space="preserve">  1    6</w:t>
-              <w:br/>
-              <w:t xml:space="preserve">  ----</w:t>
-              <w:br/>
-              <w:t>4|    |</w:t>
-              <w:br/>
-              <w:t>6|    |</w:t>
-            </w:r>
-          </w:p>
-        </w:tc>
-        <w:tc>
-          <w:tcPr>
-            <w:tcW w:type="dxa" w:w="2880"/>
-          </w:tcPr>
-          <w:p>
-            <w:r>
-              <w:rPr>
-                <w:sz w:val="32"/>
-              </w:rPr>
-              <w:t>92 x 59</w:t>
-              <w:br/>
-              <w:t xml:space="preserve">  5    9</w:t>
-              <w:br/>
-              <w:t xml:space="preserve">  ----</w:t>
-              <w:br/>
-              <w:t>9|    |</w:t>
-              <w:br/>
-              <w:t>2|    |</w:t>
             </w:r>
           </w:p>
         </w:tc>

--- a/lattice_multiplication_exercises.docx
+++ b/lattice_multiplication_exercises.docx
@@ -22,15 +22,15 @@
               <w:rPr>
                 <w:sz w:val="32"/>
               </w:rPr>
-              <w:t>27 x 10</w:t>
+              <w:t>61 x 13</w:t>
               <w:br/>
-              <w:t xml:space="preserve">  1    0</w:t>
+              <w:t xml:space="preserve">  1    3</w:t>
               <w:br/>
               <w:t xml:space="preserve">  ----</w:t>
               <w:br/>
-              <w:t>2|    |</w:t>
+              <w:t>6|    |</w:t>
               <w:br/>
-              <w:t>7|    |</w:t>
+              <w:t>1|    |</w:t>
             </w:r>
           </w:p>
         </w:tc>
@@ -43,13 +43,122 @@
               <w:rPr>
                 <w:sz w:val="32"/>
               </w:rPr>
-              <w:t>64 x 96</w:t>
+              <w:t>98 x 87</w:t>
               <w:br/>
-              <w:t xml:space="preserve">  9    6</w:t>
+              <w:t xml:space="preserve">  8    7</w:t>
               <w:br/>
               <w:t xml:space="preserve">  ----</w:t>
               <w:br/>
-              <w:t>6|    |</w:t>
+              <w:t>9|    |</w:t>
+              <w:br/>
+              <w:t>8|    |</w:t>
+            </w:r>
+          </w:p>
+        </w:tc>
+        <w:tc>
+          <w:tcPr>
+            <w:tcW w:type="dxa" w:w="2880"/>
+          </w:tcPr>
+          <w:p>
+            <w:r>
+              <w:rPr>
+                <w:sz w:val="32"/>
+              </w:rPr>
+              <w:t>38 x 39</w:t>
+              <w:br/>
+              <w:t xml:space="preserve">  3    9</w:t>
+              <w:br/>
+              <w:t xml:space="preserve">  ----</w:t>
+              <w:br/>
+              <w:t>3|    |</w:t>
+              <w:br/>
+              <w:t>8|    |</w:t>
+            </w:r>
+          </w:p>
+        </w:tc>
+      </w:tr>
+      <w:tr>
+        <w:tc>
+          <w:tcPr>
+            <w:tcW w:type="dxa" w:w="2880"/>
+          </w:tcPr>
+          <w:p>
+            <w:r>
+              <w:rPr>
+                <w:sz w:val="32"/>
+              </w:rPr>
+              <w:t>43 x 60</w:t>
+              <w:br/>
+              <w:t xml:space="preserve">  6    0</w:t>
+              <w:br/>
+              <w:t xml:space="preserve">  ----</w:t>
+              <w:br/>
+              <w:t>4|    |</w:t>
+              <w:br/>
+              <w:t>3|    |</w:t>
+            </w:r>
+          </w:p>
+        </w:tc>
+        <w:tc>
+          <w:tcPr>
+            <w:tcW w:type="dxa" w:w="2880"/>
+          </w:tcPr>
+          <w:p>
+            <w:r>
+              <w:rPr>
+                <w:sz w:val="32"/>
+              </w:rPr>
+              <w:t>51 x 26</w:t>
+              <w:br/>
+              <w:t xml:space="preserve">  2    6</w:t>
+              <w:br/>
+              <w:t xml:space="preserve">  ----</w:t>
+              <w:br/>
+              <w:t>5|    |</w:t>
+              <w:br/>
+              <w:t>1|    |</w:t>
+            </w:r>
+          </w:p>
+        </w:tc>
+        <w:tc>
+          <w:tcPr>
+            <w:tcW w:type="dxa" w:w="2880"/>
+          </w:tcPr>
+          <w:p>
+            <w:r>
+              <w:rPr>
+                <w:sz w:val="32"/>
+              </w:rPr>
+              <w:t>29 x 17</w:t>
+              <w:br/>
+              <w:t xml:space="preserve">  1    7</w:t>
+              <w:br/>
+              <w:t xml:space="preserve">  ----</w:t>
+              <w:br/>
+              <w:t>2|    |</w:t>
+              <w:br/>
+              <w:t>9|    |</w:t>
+            </w:r>
+          </w:p>
+        </w:tc>
+      </w:tr>
+      <w:tr>
+        <w:tc>
+          <w:tcPr>
+            <w:tcW w:type="dxa" w:w="2880"/>
+          </w:tcPr>
+          <w:p>
+            <w:r>
+              <w:rPr>
+                <w:sz w:val="32"/>
+              </w:rPr>
+              <w:t>94 x 11</w:t>
+              <w:br/>
+              <w:t xml:space="preserve">  1    1</w:t>
+              <w:br/>
+              <w:t xml:space="preserve">  ----</w:t>
+              <w:br/>
+              <w:t>9|    |</w:t>
               <w:br/>
               <w:t>4|    |</w:t>
             </w:r>
@@ -64,15 +173,36 @@
               <w:rPr>
                 <w:sz w:val="32"/>
               </w:rPr>
-              <w:t>42 x 48</w:t>
+              <w:t>28 x 93</w:t>
               <w:br/>
-              <w:t xml:space="preserve">  4    8</w:t>
+              <w:t xml:space="preserve">  9    3</w:t>
+              <w:br/>
+              <w:t xml:space="preserve">  ----</w:t>
+              <w:br/>
+              <w:t>2|    |</w:t>
+              <w:br/>
+              <w:t>8|    |</w:t>
+            </w:r>
+          </w:p>
+        </w:tc>
+        <w:tc>
+          <w:tcPr>
+            <w:tcW w:type="dxa" w:w="2880"/>
+          </w:tcPr>
+          <w:p>
+            <w:r>
+              <w:rPr>
+                <w:sz w:val="32"/>
+              </w:rPr>
+              <w:t>45 x 36</w:t>
+              <w:br/>
+              <w:t xml:space="preserve">  3    6</w:t>
               <w:br/>
               <w:t xml:space="preserve">  ----</w:t>
               <w:br/>
               <w:t>4|    |</w:t>
               <w:br/>
-              <w:t>2|    |</w:t>
+              <w:t>5|    |</w:t>
             </w:r>
           </w:p>
         </w:tc>
@@ -87,15 +217,15 @@
               <w:rPr>
                 <w:sz w:val="32"/>
               </w:rPr>
-              <w:t>29 x 99</w:t>
+              <w:t>82 x 98</w:t>
               <w:br/>
-              <w:t xml:space="preserve">  9    9</w:t>
+              <w:t xml:space="preserve">  9    8</w:t>
               <w:br/>
               <w:t xml:space="preserve">  ----</w:t>
               <w:br/>
+              <w:t>8|    |</w:t>
+              <w:br/>
               <w:t>2|    |</w:t>
-              <w:br/>
-              <w:t>9|    |</w:t>
             </w:r>
           </w:p>
         </w:tc>
@@ -108,9 +238,53 @@
               <w:rPr>
                 <w:sz w:val="32"/>
               </w:rPr>
-              <w:t>75 x 26</w:t>
+              <w:t>26 x 78</w:t>
               <w:br/>
-              <w:t xml:space="preserve">  2    6</w:t>
+              <w:t xml:space="preserve">  7    8</w:t>
+              <w:br/>
+              <w:t xml:space="preserve">  ----</w:t>
+              <w:br/>
+              <w:t>2|    |</w:t>
+              <w:br/>
+              <w:t>6|    |</w:t>
+            </w:r>
+          </w:p>
+        </w:tc>
+        <w:tc>
+          <w:tcPr>
+            <w:tcW w:type="dxa" w:w="2880"/>
+          </w:tcPr>
+          <w:p>
+            <w:r>
+              <w:rPr>
+                <w:sz w:val="32"/>
+              </w:rPr>
+              <w:t>80 x 89</w:t>
+              <w:br/>
+              <w:t xml:space="preserve">  8    9</w:t>
+              <w:br/>
+              <w:t xml:space="preserve">  ----</w:t>
+              <w:br/>
+              <w:t>8|    |</w:t>
+              <w:br/>
+              <w:t>0|    |</w:t>
+            </w:r>
+          </w:p>
+        </w:tc>
+      </w:tr>
+      <w:tr>
+        <w:tc>
+          <w:tcPr>
+            <w:tcW w:type="dxa" w:w="2880"/>
+          </w:tcPr>
+          <w:p>
+            <w:r>
+              <w:rPr>
+                <w:sz w:val="32"/>
+              </w:rPr>
+              <w:t>75 x 50</w:t>
+              <w:br/>
+              <w:t xml:space="preserve">  5    0</w:t>
               <w:br/>
               <w:t xml:space="preserve">  ----</w:t>
               <w:br/>
@@ -129,38 +303,15 @@
               <w:rPr>
                 <w:sz w:val="32"/>
               </w:rPr>
-              <w:t>30 x 63</w:t>
+              <w:t>67 x 66</w:t>
               <w:br/>
-              <w:t xml:space="preserve">  6    3</w:t>
+              <w:t xml:space="preserve">  6    6</w:t>
               <w:br/>
               <w:t xml:space="preserve">  ----</w:t>
               <w:br/>
-              <w:t>3|    |</w:t>
+              <w:t>6|    |</w:t>
               <w:br/>
-              <w:t>0|    |</w:t>
-            </w:r>
-          </w:p>
-        </w:tc>
-      </w:tr>
-      <w:tr>
-        <w:tc>
-          <w:tcPr>
-            <w:tcW w:type="dxa" w:w="2880"/>
-          </w:tcPr>
-          <w:p>
-            <w:r>
-              <w:rPr>
-                <w:sz w:val="32"/>
-              </w:rPr>
-              <w:t>55 x 64</w:t>
-              <w:br/>
-              <w:t xml:space="preserve">  6    4</w:t>
-              <w:br/>
-              <w:t xml:space="preserve">  ----</w:t>
-              <w:br/>
-              <w:t>5|    |</w:t>
-              <w:br/>
-              <w:t>5|    |</w:t>
+              <w:t>7|    |</w:t>
             </w:r>
           </w:p>
         </w:tc>
@@ -173,160 +324,9 @@
               <w:rPr>
                 <w:sz w:val="32"/>
               </w:rPr>
-              <w:t>69 x 89</w:t>
+              <w:t>20 x 22</w:t>
               <w:br/>
-              <w:t xml:space="preserve">  8    9</w:t>
-              <w:br/>
-              <w:t xml:space="preserve">  ----</w:t>
-              <w:br/>
-              <w:t>6|    |</w:t>
-              <w:br/>
-              <w:t>9|    |</w:t>
-            </w:r>
-          </w:p>
-        </w:tc>
-        <w:tc>
-          <w:tcPr>
-            <w:tcW w:type="dxa" w:w="2880"/>
-          </w:tcPr>
-          <w:p>
-            <w:r>
-              <w:rPr>
-                <w:sz w:val="32"/>
-              </w:rPr>
-              <w:t>14 x 33</w:t>
-              <w:br/>
-              <w:t xml:space="preserve">  3    3</w:t>
-              <w:br/>
-              <w:t xml:space="preserve">  ----</w:t>
-              <w:br/>
-              <w:t>1|    |</w:t>
-              <w:br/>
-              <w:t>4|    |</w:t>
-            </w:r>
-          </w:p>
-        </w:tc>
-      </w:tr>
-      <w:tr>
-        <w:tc>
-          <w:tcPr>
-            <w:tcW w:type="dxa" w:w="2880"/>
-          </w:tcPr>
-          <w:p>
-            <w:r>
-              <w:rPr>
-                <w:sz w:val="32"/>
-              </w:rPr>
-              <w:t>34 x 25</w:t>
-              <w:br/>
-              <w:t xml:space="preserve">  2    5</w:t>
-              <w:br/>
-              <w:t xml:space="preserve">  ----</w:t>
-              <w:br/>
-              <w:t>3|    |</w:t>
-              <w:br/>
-              <w:t>4|    |</w:t>
-            </w:r>
-          </w:p>
-        </w:tc>
-        <w:tc>
-          <w:tcPr>
-            <w:tcW w:type="dxa" w:w="2880"/>
-          </w:tcPr>
-          <w:p>
-            <w:r>
-              <w:rPr>
-                <w:sz w:val="32"/>
-              </w:rPr>
-              <w:t>26 x 19</w:t>
-              <w:br/>
-              <w:t xml:space="preserve">  1    9</w:t>
-              <w:br/>
-              <w:t xml:space="preserve">  ----</w:t>
-              <w:br/>
-              <w:t>2|    |</w:t>
-              <w:br/>
-              <w:t>6|    |</w:t>
-            </w:r>
-          </w:p>
-        </w:tc>
-        <w:tc>
-          <w:tcPr>
-            <w:tcW w:type="dxa" w:w="2880"/>
-          </w:tcPr>
-          <w:p>
-            <w:r>
-              <w:rPr>
-                <w:sz w:val="32"/>
-              </w:rPr>
-              <w:t>51 x 45</w:t>
-              <w:br/>
-              <w:t xml:space="preserve">  4    5</w:t>
-              <w:br/>
-              <w:t xml:space="preserve">  ----</w:t>
-              <w:br/>
-              <w:t>5|    |</w:t>
-              <w:br/>
-              <w:t>1|    |</w:t>
-            </w:r>
-          </w:p>
-        </w:tc>
-      </w:tr>
-      <w:tr>
-        <w:tc>
-          <w:tcPr>
-            <w:tcW w:type="dxa" w:w="2880"/>
-          </w:tcPr>
-          <w:p>
-            <w:r>
-              <w:rPr>
-                <w:sz w:val="32"/>
-              </w:rPr>
-              <w:t>80 x 23</w:t>
-              <w:br/>
-              <w:t xml:space="preserve">  2    3</w:t>
-              <w:br/>
-              <w:t xml:space="preserve">  ----</w:t>
-              <w:br/>
-              <w:t>8|    |</w:t>
-              <w:br/>
-              <w:t>0|    |</w:t>
-            </w:r>
-          </w:p>
-        </w:tc>
-        <w:tc>
-          <w:tcPr>
-            <w:tcW w:type="dxa" w:w="2880"/>
-          </w:tcPr>
-          <w:p>
-            <w:r>
-              <w:rPr>
-                <w:sz w:val="32"/>
-              </w:rPr>
-              <w:t>14 x 62</w:t>
-              <w:br/>
-              <w:t xml:space="preserve">  6    2</w:t>
-              <w:br/>
-              <w:t xml:space="preserve">  ----</w:t>
-              <w:br/>
-              <w:t>1|    |</w:t>
-              <w:br/>
-              <w:t>4|    |</w:t>
-            </w:r>
-          </w:p>
-        </w:tc>
-        <w:tc>
-          <w:tcPr>
-            <w:tcW w:type="dxa" w:w="2880"/>
-          </w:tcPr>
-          <w:p>
-            <w:r>
-              <w:rPr>
-                <w:sz w:val="32"/>
-              </w:rPr>
-              <w:t>20 x 30</w:t>
-              <w:br/>
-              <w:t xml:space="preserve">  3    0</w:t>
+              <w:t xml:space="preserve">  2    2</w:t>
               <w:br/>
               <w:t xml:space="preserve">  ----</w:t>
               <w:br/>

--- a/lattice_multiplication_exercises.docx
+++ b/lattice_multiplication_exercises.docx
@@ -22,13 +22,99 @@
               <w:rPr>
                 <w:sz w:val="32"/>
               </w:rPr>
-              <w:t>61 x 13</w:t>
+              <w:t>87 x 82</w:t>
               <w:br/>
-              <w:t xml:space="preserve">  1    3</w:t>
+              <w:t xml:space="preserve">  8    2</w:t>
               <w:br/>
               <w:t xml:space="preserve">  ----</w:t>
               <w:br/>
-              <w:t>6|    |</w:t>
+              <w:t>8|    |</w:t>
+              <w:br/>
+              <w:t>7|    |</w:t>
+            </w:r>
+          </w:p>
+        </w:tc>
+        <w:tc>
+          <w:tcPr>
+            <w:tcW w:type="dxa" w:w="2880"/>
+          </w:tcPr>
+          <w:p>
+            <w:r>
+              <w:rPr>
+                <w:sz w:val="32"/>
+              </w:rPr>
+              <w:t>35 x 25</w:t>
+              <w:br/>
+              <w:t xml:space="preserve">  2    5</w:t>
+              <w:br/>
+              <w:t xml:space="preserve">  ----</w:t>
+              <w:br/>
+              <w:t>3|    |</w:t>
+              <w:br/>
+              <w:t>5|    |</w:t>
+            </w:r>
+          </w:p>
+        </w:tc>
+        <w:tc>
+          <w:tcPr>
+            <w:tcW w:type="dxa" w:w="2880"/>
+          </w:tcPr>
+          <w:p>
+            <w:r>
+              <w:rPr>
+                <w:sz w:val="32"/>
+              </w:rPr>
+              <w:t>47 x 99</w:t>
+              <w:br/>
+              <w:t xml:space="preserve">  9    9</w:t>
+              <w:br/>
+              <w:t xml:space="preserve">  ----</w:t>
+              <w:br/>
+              <w:t>4|    |</w:t>
+              <w:br/>
+              <w:t>7|    |</w:t>
+            </w:r>
+          </w:p>
+        </w:tc>
+      </w:tr>
+      <w:tr>
+        <w:tc>
+          <w:tcPr>
+            <w:tcW w:type="dxa" w:w="2880"/>
+          </w:tcPr>
+          <w:p>
+            <w:r>
+              <w:rPr>
+                <w:sz w:val="32"/>
+              </w:rPr>
+              <w:t>44 x 77</w:t>
+              <w:br/>
+              <w:t xml:space="preserve">  7    7</w:t>
+              <w:br/>
+              <w:t xml:space="preserve">  ----</w:t>
+              <w:br/>
+              <w:t>4|    |</w:t>
+              <w:br/>
+              <w:t>4|    |</w:t>
+            </w:r>
+          </w:p>
+        </w:tc>
+        <w:tc>
+          <w:tcPr>
+            <w:tcW w:type="dxa" w:w="2880"/>
+          </w:tcPr>
+          <w:p>
+            <w:r>
+              <w:rPr>
+                <w:sz w:val="32"/>
+              </w:rPr>
+              <w:t>81 x 21</w:t>
+              <w:br/>
+              <w:t xml:space="preserve">  2    1</w:t>
+              <w:br/>
+              <w:t xml:space="preserve">  ----</w:t>
+              <w:br/>
+              <w:t>8|    |</w:t>
               <w:br/>
               <w:t>1|    |</w:t>
             </w:r>
@@ -43,36 +129,15 @@
               <w:rPr>
                 <w:sz w:val="32"/>
               </w:rPr>
-              <w:t>98 x 87</w:t>
+              <w:t>92 x 86</w:t>
               <w:br/>
-              <w:t xml:space="preserve">  8    7</w:t>
+              <w:t xml:space="preserve">  8    6</w:t>
               <w:br/>
               <w:t xml:space="preserve">  ----</w:t>
               <w:br/>
               <w:t>9|    |</w:t>
               <w:br/>
-              <w:t>8|    |</w:t>
-            </w:r>
-          </w:p>
-        </w:tc>
-        <w:tc>
-          <w:tcPr>
-            <w:tcW w:type="dxa" w:w="2880"/>
-          </w:tcPr>
-          <w:p>
-            <w:r>
-              <w:rPr>
-                <w:sz w:val="32"/>
-              </w:rPr>
-              <w:t>38 x 39</w:t>
-              <w:br/>
-              <w:t xml:space="preserve">  3    9</w:t>
-              <w:br/>
-              <w:t xml:space="preserve">  ----</w:t>
-              <w:br/>
-              <w:t>3|    |</w:t>
-              <w:br/>
-              <w:t>8|    |</w:t>
+              <w:t>2|    |</w:t>
             </w:r>
           </w:p>
         </w:tc>
@@ -87,15 +152,15 @@
               <w:rPr>
                 <w:sz w:val="32"/>
               </w:rPr>
-              <w:t>43 x 60</w:t>
+              <w:t>36 x 93</w:t>
               <w:br/>
-              <w:t xml:space="preserve">  6    0</w:t>
+              <w:t xml:space="preserve">  9    3</w:t>
               <w:br/>
               <w:t xml:space="preserve">  ----</w:t>
               <w:br/>
-              <w:t>4|    |</w:t>
+              <w:t>3|    |</w:t>
               <w:br/>
-              <w:t>3|    |</w:t>
+              <w:t>6|    |</w:t>
             </w:r>
           </w:p>
         </w:tc>
@@ -108,57 +173,13 @@
               <w:rPr>
                 <w:sz w:val="32"/>
               </w:rPr>
-              <w:t>51 x 26</w:t>
+              <w:t>64 x 90</w:t>
               <w:br/>
-              <w:t xml:space="preserve">  2    6</w:t>
+              <w:t xml:space="preserve">  9    0</w:t>
               <w:br/>
               <w:t xml:space="preserve">  ----</w:t>
               <w:br/>
-              <w:t>5|    |</w:t>
-              <w:br/>
-              <w:t>1|    |</w:t>
-            </w:r>
-          </w:p>
-        </w:tc>
-        <w:tc>
-          <w:tcPr>
-            <w:tcW w:type="dxa" w:w="2880"/>
-          </w:tcPr>
-          <w:p>
-            <w:r>
-              <w:rPr>
-                <w:sz w:val="32"/>
-              </w:rPr>
-              <w:t>29 x 17</w:t>
-              <w:br/>
-              <w:t xml:space="preserve">  1    7</w:t>
-              <w:br/>
-              <w:t xml:space="preserve">  ----</w:t>
-              <w:br/>
-              <w:t>2|    |</w:t>
-              <w:br/>
-              <w:t>9|    |</w:t>
-            </w:r>
-          </w:p>
-        </w:tc>
-      </w:tr>
-      <w:tr>
-        <w:tc>
-          <w:tcPr>
-            <w:tcW w:type="dxa" w:w="2880"/>
-          </w:tcPr>
-          <w:p>
-            <w:r>
-              <w:rPr>
-                <w:sz w:val="32"/>
-              </w:rPr>
-              <w:t>94 x 11</w:t>
-              <w:br/>
-              <w:t xml:space="preserve">  1    1</w:t>
-              <w:br/>
-              <w:t xml:space="preserve">  ----</w:t>
-              <w:br/>
-              <w:t>9|    |</w:t>
+              <w:t>6|    |</w:t>
               <w:br/>
               <w:t>4|    |</w:t>
             </w:r>
@@ -173,34 +194,13 @@
               <w:rPr>
                 <w:sz w:val="32"/>
               </w:rPr>
-              <w:t>28 x 93</w:t>
+              <w:t>95 x 20</w:t>
               <w:br/>
-              <w:t xml:space="preserve">  9    3</w:t>
+              <w:t xml:space="preserve">  2    0</w:t>
               <w:br/>
               <w:t xml:space="preserve">  ----</w:t>
               <w:br/>
-              <w:t>2|    |</w:t>
-              <w:br/>
-              <w:t>8|    |</w:t>
-            </w:r>
-          </w:p>
-        </w:tc>
-        <w:tc>
-          <w:tcPr>
-            <w:tcW w:type="dxa" w:w="2880"/>
-          </w:tcPr>
-          <w:p>
-            <w:r>
-              <w:rPr>
-                <w:sz w:val="32"/>
-              </w:rPr>
-              <w:t>45 x 36</w:t>
-              <w:br/>
-              <w:t xml:space="preserve">  3    6</w:t>
-              <w:br/>
-              <w:t xml:space="preserve">  ----</w:t>
-              <w:br/>
-              <w:t>4|    |</w:t>
+              <w:t>9|    |</w:t>
               <w:br/>
               <w:t>5|    |</w:t>
             </w:r>
@@ -217,15 +217,15 @@
               <w:rPr>
                 <w:sz w:val="32"/>
               </w:rPr>
-              <w:t>82 x 98</w:t>
+              <w:t>50 x 72</w:t>
               <w:br/>
-              <w:t xml:space="preserve">  9    8</w:t>
+              <w:t xml:space="preserve">  7    2</w:t>
               <w:br/>
               <w:t xml:space="preserve">  ----</w:t>
               <w:br/>
-              <w:t>8|    |</w:t>
+              <w:t>5|    |</w:t>
               <w:br/>
-              <w:t>2|    |</w:t>
+              <w:t>0|    |</w:t>
             </w:r>
           </w:p>
         </w:tc>
@@ -238,15 +238,15 @@
               <w:rPr>
                 <w:sz w:val="32"/>
               </w:rPr>
-              <w:t>26 x 78</w:t>
+              <w:t>71 x 61</w:t>
               <w:br/>
-              <w:t xml:space="preserve">  7    8</w:t>
+              <w:t xml:space="preserve">  6    1</w:t>
               <w:br/>
               <w:t xml:space="preserve">  ----</w:t>
               <w:br/>
-              <w:t>2|    |</w:t>
+              <w:t>7|    |</w:t>
               <w:br/>
-              <w:t>6|    |</w:t>
+              <w:t>1|    |</w:t>
             </w:r>
           </w:p>
         </w:tc>
@@ -259,15 +259,15 @@
               <w:rPr>
                 <w:sz w:val="32"/>
               </w:rPr>
-              <w:t>80 x 89</w:t>
+              <w:t>76 x 40</w:t>
               <w:br/>
-              <w:t xml:space="preserve">  8    9</w:t>
+              <w:t xml:space="preserve">  4    0</w:t>
               <w:br/>
               <w:t xml:space="preserve">  ----</w:t>
               <w:br/>
-              <w:t>8|    |</w:t>
+              <w:t>7|    |</w:t>
               <w:br/>
-              <w:t>0|    |</w:t>
+              <w:t>6|    |</w:t>
             </w:r>
           </w:p>
         </w:tc>
@@ -282,15 +282,15 @@
               <w:rPr>
                 <w:sz w:val="32"/>
               </w:rPr>
-              <w:t>75 x 50</w:t>
+              <w:t>30 x 58</w:t>
               <w:br/>
-              <w:t xml:space="preserve">  5    0</w:t>
+              <w:t xml:space="preserve">  5    8</w:t>
               <w:br/>
               <w:t xml:space="preserve">  ----</w:t>
               <w:br/>
-              <w:t>7|    |</w:t>
+              <w:t>3|    |</w:t>
               <w:br/>
-              <w:t>5|    |</w:t>
+              <w:t>0|    |</w:t>
             </w:r>
           </w:p>
         </w:tc>
@@ -303,15 +303,15 @@
               <w:rPr>
                 <w:sz w:val="32"/>
               </w:rPr>
-              <w:t>67 x 66</w:t>
+              <w:t>78 x 82</w:t>
               <w:br/>
-              <w:t xml:space="preserve">  6    6</w:t>
+              <w:t xml:space="preserve">  8    2</w:t>
               <w:br/>
               <w:t xml:space="preserve">  ----</w:t>
               <w:br/>
-              <w:t>6|    |</w:t>
+              <w:t>7|    |</w:t>
               <w:br/>
-              <w:t>7|    |</w:t>
+              <w:t>8|    |</w:t>
             </w:r>
           </w:p>
         </w:tc>
@@ -324,15 +324,15 @@
               <w:rPr>
                 <w:sz w:val="32"/>
               </w:rPr>
-              <w:t>20 x 22</w:t>
+              <w:t>17 x 41</w:t>
               <w:br/>
-              <w:t xml:space="preserve">  2    2</w:t>
+              <w:t xml:space="preserve">  4    1</w:t>
               <w:br/>
               <w:t xml:space="preserve">  ----</w:t>
               <w:br/>
-              <w:t>2|    |</w:t>
+              <w:t>1|    |</w:t>
               <w:br/>
-              <w:t>0|    |</w:t>
+              <w:t>7|    |</w:t>
             </w:r>
           </w:p>
         </w:tc>

--- a/lattice_multiplication_exercises.docx
+++ b/lattice_multiplication_exercises.docx
@@ -22,15 +22,15 @@
               <w:rPr>
                 <w:sz w:val="32"/>
               </w:rPr>
-              <w:t>87 x 82</w:t>
+              <w:t>63 x 36</w:t>
               <w:br/>
-              <w:t xml:space="preserve">  8    2</w:t>
+              <w:t xml:space="preserve">  3    6</w:t>
               <w:br/>
               <w:t xml:space="preserve">  ----</w:t>
               <w:br/>
-              <w:t>8|    |</w:t>
+              <w:t>6|    |</w:t>
               <w:br/>
-              <w:t>7|    |</w:t>
+              <w:t>3|    |</w:t>
             </w:r>
           </w:p>
         </w:tc>
@@ -43,15 +43,15 @@
               <w:rPr>
                 <w:sz w:val="32"/>
               </w:rPr>
-              <w:t>35 x 25</w:t>
+              <w:t>14 x 55</w:t>
               <w:br/>
-              <w:t xml:space="preserve">  2    5</w:t>
+              <w:t xml:space="preserve">  5    5</w:t>
               <w:br/>
               <w:t xml:space="preserve">  ----</w:t>
               <w:br/>
-              <w:t>3|    |</w:t>
+              <w:t>1|    |</w:t>
               <w:br/>
-              <w:t>5|    |</w:t>
+              <w:t>4|    |</w:t>
             </w:r>
           </w:p>
         </w:tc>
@@ -64,13 +64,13 @@
               <w:rPr>
                 <w:sz w:val="32"/>
               </w:rPr>
-              <w:t>47 x 99</w:t>
+              <w:t>67 x 93</w:t>
               <w:br/>
-              <w:t xml:space="preserve">  9    9</w:t>
+              <w:t xml:space="preserve">  9    3</w:t>
               <w:br/>
               <w:t xml:space="preserve">  ----</w:t>
               <w:br/>
-              <w:t>4|    |</w:t>
+              <w:t>6|    |</w:t>
               <w:br/>
               <w:t>7|    |</w:t>
             </w:r>
@@ -87,15 +87,15 @@
               <w:rPr>
                 <w:sz w:val="32"/>
               </w:rPr>
-              <w:t>44 x 77</w:t>
+              <w:t>56 x 55</w:t>
               <w:br/>
-              <w:t xml:space="preserve">  7    7</w:t>
+              <w:t xml:space="preserve">  5    5</w:t>
               <w:br/>
               <w:t xml:space="preserve">  ----</w:t>
               <w:br/>
-              <w:t>4|    |</w:t>
+              <w:t>5|    |</w:t>
               <w:br/>
-              <w:t>4|    |</w:t>
+              <w:t>6|    |</w:t>
             </w:r>
           </w:p>
         </w:tc>
@@ -108,13 +108,13 @@
               <w:rPr>
                 <w:sz w:val="32"/>
               </w:rPr>
-              <w:t>81 x 21</w:t>
+              <w:t>51 x 17</w:t>
               <w:br/>
-              <w:t xml:space="preserve">  2    1</w:t>
+              <w:t xml:space="preserve">  1    7</w:t>
               <w:br/>
               <w:t xml:space="preserve">  ----</w:t>
               <w:br/>
-              <w:t>8|    |</w:t>
+              <w:t>5|    |</w:t>
               <w:br/>
               <w:t>1|    |</w:t>
             </w:r>
@@ -129,143 +129,13 @@
               <w:rPr>
                 <w:sz w:val="32"/>
               </w:rPr>
-              <w:t>92 x 86</w:t>
+              <w:t>86 x 21</w:t>
               <w:br/>
-              <w:t xml:space="preserve">  8    6</w:t>
+              <w:t xml:space="preserve">  2    1</w:t>
               <w:br/>
               <w:t xml:space="preserve">  ----</w:t>
               <w:br/>
-              <w:t>9|    |</w:t>
-              <w:br/>
-              <w:t>2|    |</w:t>
-            </w:r>
-          </w:p>
-        </w:tc>
-      </w:tr>
-      <w:tr>
-        <w:tc>
-          <w:tcPr>
-            <w:tcW w:type="dxa" w:w="2880"/>
-          </w:tcPr>
-          <w:p>
-            <w:r>
-              <w:rPr>
-                <w:sz w:val="32"/>
-              </w:rPr>
-              <w:t>36 x 93</w:t>
-              <w:br/>
-              <w:t xml:space="preserve">  9    3</w:t>
-              <w:br/>
-              <w:t xml:space="preserve">  ----</w:t>
-              <w:br/>
-              <w:t>3|    |</w:t>
-              <w:br/>
-              <w:t>6|    |</w:t>
-            </w:r>
-          </w:p>
-        </w:tc>
-        <w:tc>
-          <w:tcPr>
-            <w:tcW w:type="dxa" w:w="2880"/>
-          </w:tcPr>
-          <w:p>
-            <w:r>
-              <w:rPr>
-                <w:sz w:val="32"/>
-              </w:rPr>
-              <w:t>64 x 90</w:t>
-              <w:br/>
-              <w:t xml:space="preserve">  9    0</w:t>
-              <w:br/>
-              <w:t xml:space="preserve">  ----</w:t>
-              <w:br/>
-              <w:t>6|    |</w:t>
-              <w:br/>
-              <w:t>4|    |</w:t>
-            </w:r>
-          </w:p>
-        </w:tc>
-        <w:tc>
-          <w:tcPr>
-            <w:tcW w:type="dxa" w:w="2880"/>
-          </w:tcPr>
-          <w:p>
-            <w:r>
-              <w:rPr>
-                <w:sz w:val="32"/>
-              </w:rPr>
-              <w:t>95 x 20</w:t>
-              <w:br/>
-              <w:t xml:space="preserve">  2    0</w:t>
-              <w:br/>
-              <w:t xml:space="preserve">  ----</w:t>
-              <w:br/>
-              <w:t>9|    |</w:t>
-              <w:br/>
-              <w:t>5|    |</w:t>
-            </w:r>
-          </w:p>
-        </w:tc>
-      </w:tr>
-      <w:tr>
-        <w:tc>
-          <w:tcPr>
-            <w:tcW w:type="dxa" w:w="2880"/>
-          </w:tcPr>
-          <w:p>
-            <w:r>
-              <w:rPr>
-                <w:sz w:val="32"/>
-              </w:rPr>
-              <w:t>50 x 72</w:t>
-              <w:br/>
-              <w:t xml:space="preserve">  7    2</w:t>
-              <w:br/>
-              <w:t xml:space="preserve">  ----</w:t>
-              <w:br/>
-              <w:t>5|    |</w:t>
-              <w:br/>
-              <w:t>0|    |</w:t>
-            </w:r>
-          </w:p>
-        </w:tc>
-        <w:tc>
-          <w:tcPr>
-            <w:tcW w:type="dxa" w:w="2880"/>
-          </w:tcPr>
-          <w:p>
-            <w:r>
-              <w:rPr>
-                <w:sz w:val="32"/>
-              </w:rPr>
-              <w:t>71 x 61</w:t>
-              <w:br/>
-              <w:t xml:space="preserve">  6    1</w:t>
-              <w:br/>
-              <w:t xml:space="preserve">  ----</w:t>
-              <w:br/>
-              <w:t>7|    |</w:t>
-              <w:br/>
-              <w:t>1|    |</w:t>
-            </w:r>
-          </w:p>
-        </w:tc>
-        <w:tc>
-          <w:tcPr>
-            <w:tcW w:type="dxa" w:w="2880"/>
-          </w:tcPr>
-          <w:p>
-            <w:r>
-              <w:rPr>
-                <w:sz w:val="32"/>
-              </w:rPr>
-              <w:t>76 x 40</w:t>
-              <w:br/>
-              <w:t xml:space="preserve">  4    0</w:t>
-              <w:br/>
-              <w:t xml:space="preserve">  ----</w:t>
-              <w:br/>
-              <w:t>7|    |</w:t>
+              <w:t>8|    |</w:t>
               <w:br/>
               <w:t>6|    |</w:t>
             </w:r>
@@ -282,9 +152,74 @@
               <w:rPr>
                 <w:sz w:val="32"/>
               </w:rPr>
-              <w:t>30 x 58</w:t>
+              <w:t>24 x 82</w:t>
               <w:br/>
-              <w:t xml:space="preserve">  5    8</w:t>
+              <w:t xml:space="preserve">  8    2</w:t>
+              <w:br/>
+              <w:t xml:space="preserve">  ----</w:t>
+              <w:br/>
+              <w:t>2|    |</w:t>
+              <w:br/>
+              <w:t>4|    |</w:t>
+            </w:r>
+          </w:p>
+        </w:tc>
+        <w:tc>
+          <w:tcPr>
+            <w:tcW w:type="dxa" w:w="2880"/>
+          </w:tcPr>
+          <w:p>
+            <w:r>
+              <w:rPr>
+                <w:sz w:val="32"/>
+              </w:rPr>
+              <w:t>27 x 42</w:t>
+              <w:br/>
+              <w:t xml:space="preserve">  4    2</w:t>
+              <w:br/>
+              <w:t xml:space="preserve">  ----</w:t>
+              <w:br/>
+              <w:t>2|    |</w:t>
+              <w:br/>
+              <w:t>7|    |</w:t>
+            </w:r>
+          </w:p>
+        </w:tc>
+        <w:tc>
+          <w:tcPr>
+            <w:tcW w:type="dxa" w:w="2880"/>
+          </w:tcPr>
+          <w:p>
+            <w:r>
+              <w:rPr>
+                <w:sz w:val="32"/>
+              </w:rPr>
+              <w:t>81 x 99</w:t>
+              <w:br/>
+              <w:t xml:space="preserve">  9    9</w:t>
+              <w:br/>
+              <w:t xml:space="preserve">  ----</w:t>
+              <w:br/>
+              <w:t>8|    |</w:t>
+              <w:br/>
+              <w:t>1|    |</w:t>
+            </w:r>
+          </w:p>
+        </w:tc>
+      </w:tr>
+      <w:tr>
+        <w:tc>
+          <w:tcPr>
+            <w:tcW w:type="dxa" w:w="2880"/>
+          </w:tcPr>
+          <w:p>
+            <w:r>
+              <w:rPr>
+                <w:sz w:val="32"/>
+              </w:rPr>
+              <w:t>30 x 59</w:t>
+              <w:br/>
+              <w:t xml:space="preserve">  5    9</w:t>
               <w:br/>
               <w:t xml:space="preserve">  ----</w:t>
               <w:br/>
@@ -303,15 +238,15 @@
               <w:rPr>
                 <w:sz w:val="32"/>
               </w:rPr>
-              <w:t>78 x 82</w:t>
+              <w:t>72 x 45</w:t>
               <w:br/>
-              <w:t xml:space="preserve">  8    2</w:t>
+              <w:t xml:space="preserve">  4    5</w:t>
               <w:br/>
               <w:t xml:space="preserve">  ----</w:t>
               <w:br/>
               <w:t>7|    |</w:t>
               <w:br/>
-              <w:t>8|    |</w:t>
+              <w:t>2|    |</w:t>
             </w:r>
           </w:p>
         </w:tc>
@@ -324,13 +259,78 @@
               <w:rPr>
                 <w:sz w:val="32"/>
               </w:rPr>
-              <w:t>17 x 41</w:t>
+              <w:t>32 x 43</w:t>
               <w:br/>
-              <w:t xml:space="preserve">  4    1</w:t>
+              <w:t xml:space="preserve">  4    3</w:t>
               <w:br/>
               <w:t xml:space="preserve">  ----</w:t>
               <w:br/>
-              <w:t>1|    |</w:t>
+              <w:t>3|    |</w:t>
+              <w:br/>
+              <w:t>2|    |</w:t>
+            </w:r>
+          </w:p>
+        </w:tc>
+      </w:tr>
+      <w:tr>
+        <w:tc>
+          <w:tcPr>
+            <w:tcW w:type="dxa" w:w="2880"/>
+          </w:tcPr>
+          <w:p>
+            <w:r>
+              <w:rPr>
+                <w:sz w:val="32"/>
+              </w:rPr>
+              <w:t>72 x 15</w:t>
+              <w:br/>
+              <w:t xml:space="preserve">  1    5</w:t>
+              <w:br/>
+              <w:t xml:space="preserve">  ----</w:t>
+              <w:br/>
+              <w:t>7|    |</w:t>
+              <w:br/>
+              <w:t>2|    |</w:t>
+            </w:r>
+          </w:p>
+        </w:tc>
+        <w:tc>
+          <w:tcPr>
+            <w:tcW w:type="dxa" w:w="2880"/>
+          </w:tcPr>
+          <w:p>
+            <w:r>
+              <w:rPr>
+                <w:sz w:val="32"/>
+              </w:rPr>
+              <w:t>23 x 46</w:t>
+              <w:br/>
+              <w:t xml:space="preserve">  4    6</w:t>
+              <w:br/>
+              <w:t xml:space="preserve">  ----</w:t>
+              <w:br/>
+              <w:t>2|    |</w:t>
+              <w:br/>
+              <w:t>3|    |</w:t>
+            </w:r>
+          </w:p>
+        </w:tc>
+        <w:tc>
+          <w:tcPr>
+            <w:tcW w:type="dxa" w:w="2880"/>
+          </w:tcPr>
+          <w:p>
+            <w:r>
+              <w:rPr>
+                <w:sz w:val="32"/>
+              </w:rPr>
+              <w:t>47 x 19</w:t>
+              <w:br/>
+              <w:t xml:space="preserve">  1    9</w:t>
+              <w:br/>
+              <w:t xml:space="preserve">  ----</w:t>
+              <w:br/>
+              <w:t>4|    |</w:t>
               <w:br/>
               <w:t>7|    |</w:t>
             </w:r>

--- a/lattice_multiplication_exercises.docx
+++ b/lattice_multiplication_exercises.docx
@@ -22,78 +22,13 @@
               <w:rPr>
                 <w:sz w:val="32"/>
               </w:rPr>
-              <w:t>63 x 36</w:t>
+              <w:t>46 x 60</w:t>
               <w:br/>
-              <w:t xml:space="preserve">  3    6</w:t>
+              <w:t xml:space="preserve">  6    0</w:t>
               <w:br/>
               <w:t xml:space="preserve">  ----</w:t>
               <w:br/>
-              <w:t>6|    |</w:t>
-              <w:br/>
-              <w:t>3|    |</w:t>
-            </w:r>
-          </w:p>
-        </w:tc>
-        <w:tc>
-          <w:tcPr>
-            <w:tcW w:type="dxa" w:w="2880"/>
-          </w:tcPr>
-          <w:p>
-            <w:r>
-              <w:rPr>
-                <w:sz w:val="32"/>
-              </w:rPr>
-              <w:t>14 x 55</w:t>
-              <w:br/>
-              <w:t xml:space="preserve">  5    5</w:t>
-              <w:br/>
-              <w:t xml:space="preserve">  ----</w:t>
-              <w:br/>
-              <w:t>1|    |</w:t>
-              <w:br/>
               <w:t>4|    |</w:t>
-            </w:r>
-          </w:p>
-        </w:tc>
-        <w:tc>
-          <w:tcPr>
-            <w:tcW w:type="dxa" w:w="2880"/>
-          </w:tcPr>
-          <w:p>
-            <w:r>
-              <w:rPr>
-                <w:sz w:val="32"/>
-              </w:rPr>
-              <w:t>67 x 93</w:t>
-              <w:br/>
-              <w:t xml:space="preserve">  9    3</w:t>
-              <w:br/>
-              <w:t xml:space="preserve">  ----</w:t>
-              <w:br/>
-              <w:t>6|    |</w:t>
-              <w:br/>
-              <w:t>7|    |</w:t>
-            </w:r>
-          </w:p>
-        </w:tc>
-      </w:tr>
-      <w:tr>
-        <w:tc>
-          <w:tcPr>
-            <w:tcW w:type="dxa" w:w="2880"/>
-          </w:tcPr>
-          <w:p>
-            <w:r>
-              <w:rPr>
-                <w:sz w:val="32"/>
-              </w:rPr>
-              <w:t>56 x 55</w:t>
-              <w:br/>
-              <w:t xml:space="preserve">  5    5</w:t>
-              <w:br/>
-              <w:t xml:space="preserve">  ----</w:t>
-              <w:br/>
-              <w:t>5|    |</w:t>
               <w:br/>
               <w:t>6|    |</w:t>
             </w:r>
@@ -108,9 +43,9 @@
               <w:rPr>
                 <w:sz w:val="32"/>
               </w:rPr>
-              <w:t>51 x 17</w:t>
+              <w:t>51 x 57</w:t>
               <w:br/>
-              <w:t xml:space="preserve">  1    7</w:t>
+              <w:t xml:space="preserve">  5    7</w:t>
               <w:br/>
               <w:t xml:space="preserve">  ----</w:t>
               <w:br/>
@@ -129,15 +64,15 @@
               <w:rPr>
                 <w:sz w:val="32"/>
               </w:rPr>
-              <w:t>86 x 21</w:t>
+              <w:t>82 x 35</w:t>
               <w:br/>
-              <w:t xml:space="preserve">  2    1</w:t>
+              <w:t xml:space="preserve">  3    5</w:t>
               <w:br/>
               <w:t xml:space="preserve">  ----</w:t>
               <w:br/>
               <w:t>8|    |</w:t>
               <w:br/>
-              <w:t>6|    |</w:t>
+              <w:t>2|    |</w:t>
             </w:r>
           </w:p>
         </w:tc>
@@ -152,34 +87,13 @@
               <w:rPr>
                 <w:sz w:val="32"/>
               </w:rPr>
-              <w:t>24 x 82</w:t>
+              <w:t>67 x 21</w:t>
               <w:br/>
-              <w:t xml:space="preserve">  8    2</w:t>
+              <w:t xml:space="preserve">  2    1</w:t>
               <w:br/>
               <w:t xml:space="preserve">  ----</w:t>
               <w:br/>
-              <w:t>2|    |</w:t>
-              <w:br/>
-              <w:t>4|    |</w:t>
-            </w:r>
-          </w:p>
-        </w:tc>
-        <w:tc>
-          <w:tcPr>
-            <w:tcW w:type="dxa" w:w="2880"/>
-          </w:tcPr>
-          <w:p>
-            <w:r>
-              <w:rPr>
-                <w:sz w:val="32"/>
-              </w:rPr>
-              <w:t>27 x 42</w:t>
-              <w:br/>
-              <w:t xml:space="preserve">  4    2</w:t>
-              <w:br/>
-              <w:t xml:space="preserve">  ----</w:t>
-              <w:br/>
-              <w:t>2|    |</w:t>
+              <w:t>6|    |</w:t>
               <w:br/>
               <w:t>7|    |</w:t>
             </w:r>
@@ -194,13 +108,34 @@
               <w:rPr>
                 <w:sz w:val="32"/>
               </w:rPr>
-              <w:t>81 x 99</w:t>
+              <w:t>89 x 31</w:t>
               <w:br/>
-              <w:t xml:space="preserve">  9    9</w:t>
+              <w:t xml:space="preserve">  3    1</w:t>
               <w:br/>
               <w:t xml:space="preserve">  ----</w:t>
               <w:br/>
               <w:t>8|    |</w:t>
+              <w:br/>
+              <w:t>9|    |</w:t>
+            </w:r>
+          </w:p>
+        </w:tc>
+        <w:tc>
+          <w:tcPr>
+            <w:tcW w:type="dxa" w:w="2880"/>
+          </w:tcPr>
+          <w:p>
+            <w:r>
+              <w:rPr>
+                <w:sz w:val="32"/>
+              </w:rPr>
+              <w:t>91 x 27</w:t>
+              <w:br/>
+              <w:t xml:space="preserve">  2    7</w:t>
+              <w:br/>
+              <w:t xml:space="preserve">  ----</w:t>
+              <w:br/>
+              <w:t>9|    |</w:t>
               <w:br/>
               <w:t>1|    |</w:t>
             </w:r>
@@ -217,15 +152,15 @@
               <w:rPr>
                 <w:sz w:val="32"/>
               </w:rPr>
-              <w:t>30 x 59</w:t>
+              <w:t>95 x 60</w:t>
               <w:br/>
-              <w:t xml:space="preserve">  5    9</w:t>
+              <w:t xml:space="preserve">  6    0</w:t>
               <w:br/>
               <w:t xml:space="preserve">  ----</w:t>
               <w:br/>
-              <w:t>3|    |</w:t>
+              <w:t>9|    |</w:t>
               <w:br/>
-              <w:t>0|    |</w:t>
+              <w:t>5|    |</w:t>
             </w:r>
           </w:p>
         </w:tc>
@@ -238,15 +173,15 @@
               <w:rPr>
                 <w:sz w:val="32"/>
               </w:rPr>
-              <w:t>72 x 45</w:t>
+              <w:t>84 x 95</w:t>
               <w:br/>
-              <w:t xml:space="preserve">  4    5</w:t>
+              <w:t xml:space="preserve">  9    5</w:t>
               <w:br/>
               <w:t xml:space="preserve">  ----</w:t>
               <w:br/>
-              <w:t>7|    |</w:t>
+              <w:t>8|    |</w:t>
               <w:br/>
-              <w:t>2|    |</w:t>
+              <w:t>4|    |</w:t>
             </w:r>
           </w:p>
         </w:tc>
@@ -259,13 +194,78 @@
               <w:rPr>
                 <w:sz w:val="32"/>
               </w:rPr>
-              <w:t>32 x 43</w:t>
+              <w:t>24 x 89</w:t>
               <w:br/>
-              <w:t xml:space="preserve">  4    3</w:t>
+              <w:t xml:space="preserve">  8    9</w:t>
               <w:br/>
               <w:t xml:space="preserve">  ----</w:t>
               <w:br/>
-              <w:t>3|    |</w:t>
+              <w:t>2|    |</w:t>
+              <w:br/>
+              <w:t>4|    |</w:t>
+            </w:r>
+          </w:p>
+        </w:tc>
+      </w:tr>
+      <w:tr>
+        <w:tc>
+          <w:tcPr>
+            <w:tcW w:type="dxa" w:w="2880"/>
+          </w:tcPr>
+          <w:p>
+            <w:r>
+              <w:rPr>
+                <w:sz w:val="32"/>
+              </w:rPr>
+              <w:t>81 x 76</w:t>
+              <w:br/>
+              <w:t xml:space="preserve">  7    6</w:t>
+              <w:br/>
+              <w:t xml:space="preserve">  ----</w:t>
+              <w:br/>
+              <w:t>8|    |</w:t>
+              <w:br/>
+              <w:t>1|    |</w:t>
+            </w:r>
+          </w:p>
+        </w:tc>
+        <w:tc>
+          <w:tcPr>
+            <w:tcW w:type="dxa" w:w="2880"/>
+          </w:tcPr>
+          <w:p>
+            <w:r>
+              <w:rPr>
+                <w:sz w:val="32"/>
+              </w:rPr>
+              <w:t>95 x 12</w:t>
+              <w:br/>
+              <w:t xml:space="preserve">  1    2</w:t>
+              <w:br/>
+              <w:t xml:space="preserve">  ----</w:t>
+              <w:br/>
+              <w:t>9|    |</w:t>
+              <w:br/>
+              <w:t>5|    |</w:t>
+            </w:r>
+          </w:p>
+        </w:tc>
+        <w:tc>
+          <w:tcPr>
+            <w:tcW w:type="dxa" w:w="2880"/>
+          </w:tcPr>
+          <w:p>
+            <w:r>
+              <w:rPr>
+                <w:sz w:val="32"/>
+              </w:rPr>
+              <w:t>72 x 34</w:t>
+              <w:br/>
+              <w:t xml:space="preserve">  3    4</w:t>
+              <w:br/>
+              <w:t xml:space="preserve">  ----</w:t>
+              <w:br/>
+              <w:t>7|    |</w:t>
               <w:br/>
               <w:t>2|    |</w:t>
             </w:r>
@@ -282,34 +282,13 @@
               <w:rPr>
                 <w:sz w:val="32"/>
               </w:rPr>
-              <w:t>72 x 15</w:t>
+              <w:t>43 x 64</w:t>
               <w:br/>
-              <w:t xml:space="preserve">  1    5</w:t>
+              <w:t xml:space="preserve">  6    4</w:t>
               <w:br/>
               <w:t xml:space="preserve">  ----</w:t>
               <w:br/>
-              <w:t>7|    |</w:t>
-              <w:br/>
-              <w:t>2|    |</w:t>
-            </w:r>
-          </w:p>
-        </w:tc>
-        <w:tc>
-          <w:tcPr>
-            <w:tcW w:type="dxa" w:w="2880"/>
-          </w:tcPr>
-          <w:p>
-            <w:r>
-              <w:rPr>
-                <w:sz w:val="32"/>
-              </w:rPr>
-              <w:t>23 x 46</w:t>
-              <w:br/>
-              <w:t xml:space="preserve">  4    6</w:t>
-              <w:br/>
-              <w:t xml:space="preserve">  ----</w:t>
-              <w:br/>
-              <w:t>2|    |</w:t>
+              <w:t>4|    |</w:t>
               <w:br/>
               <w:t>3|    |</w:t>
             </w:r>
@@ -324,15 +303,36 @@
               <w:rPr>
                 <w:sz w:val="32"/>
               </w:rPr>
-              <w:t>47 x 19</w:t>
+              <w:t>75 x 57</w:t>
               <w:br/>
-              <w:t xml:space="preserve">  1    9</w:t>
+              <w:t xml:space="preserve">  5    7</w:t>
               <w:br/>
               <w:t xml:space="preserve">  ----</w:t>
               <w:br/>
-              <w:t>4|    |</w:t>
+              <w:t>7|    |</w:t>
               <w:br/>
-              <w:t>7|    |</w:t>
+              <w:t>5|    |</w:t>
+            </w:r>
+          </w:p>
+        </w:tc>
+        <w:tc>
+          <w:tcPr>
+            <w:tcW w:type="dxa" w:w="2880"/>
+          </w:tcPr>
+          <w:p>
+            <w:r>
+              <w:rPr>
+                <w:sz w:val="32"/>
+              </w:rPr>
+              <w:t>25 x 44</w:t>
+              <w:br/>
+              <w:t xml:space="preserve">  4    4</w:t>
+              <w:br/>
+              <w:t xml:space="preserve">  ----</w:t>
+              <w:br/>
+              <w:t>2|    |</w:t>
+              <w:br/>
+              <w:t>5|    |</w:t>
             </w:r>
           </w:p>
         </w:tc>

--- a/lattice_multiplication_exercises.docx
+++ b/lattice_multiplication_exercises.docx
@@ -22,9 +22,290 @@
               <w:rPr>
                 <w:sz w:val="32"/>
               </w:rPr>
-              <w:t>46 x 60</w:t>
+              <w:t>39 x 50</w:t>
               <w:br/>
-              <w:t xml:space="preserve">  6    0</w:t>
+              <w:t xml:space="preserve">  5    0</w:t>
+              <w:br/>
+              <w:t xml:space="preserve">  ----</w:t>
+              <w:br/>
+              <w:t>3|    |</w:t>
+              <w:br/>
+              <w:t>9|    |</w:t>
+            </w:r>
+          </w:p>
+        </w:tc>
+        <w:tc>
+          <w:tcPr>
+            <w:tcW w:type="dxa" w:w="2880"/>
+          </w:tcPr>
+          <w:p>
+            <w:r>
+              <w:rPr>
+                <w:sz w:val="32"/>
+              </w:rPr>
+              <w:t>29 x 99</w:t>
+              <w:br/>
+              <w:t xml:space="preserve">  9    9</w:t>
+              <w:br/>
+              <w:t xml:space="preserve">  ----</w:t>
+              <w:br/>
+              <w:t>2|    |</w:t>
+              <w:br/>
+              <w:t>9|    |</w:t>
+            </w:r>
+          </w:p>
+        </w:tc>
+        <w:tc>
+          <w:tcPr>
+            <w:tcW w:type="dxa" w:w="2880"/>
+          </w:tcPr>
+          <w:p>
+            <w:r>
+              <w:rPr>
+                <w:sz w:val="32"/>
+              </w:rPr>
+              <w:t>68 x 39</w:t>
+              <w:br/>
+              <w:t xml:space="preserve">  3    9</w:t>
+              <w:br/>
+              <w:t xml:space="preserve">  ----</w:t>
+              <w:br/>
+              <w:t>6|    |</w:t>
+              <w:br/>
+              <w:t>8|    |</w:t>
+            </w:r>
+          </w:p>
+        </w:tc>
+      </w:tr>
+      <w:tr>
+        <w:tc>
+          <w:tcPr>
+            <w:tcW w:type="dxa" w:w="2880"/>
+          </w:tcPr>
+          <w:p>
+            <w:r>
+              <w:rPr>
+                <w:sz w:val="32"/>
+              </w:rPr>
+              <w:t>18 x 76</w:t>
+              <w:br/>
+              <w:t xml:space="preserve">  7    6</w:t>
+              <w:br/>
+              <w:t xml:space="preserve">  ----</w:t>
+              <w:br/>
+              <w:t>1|    |</w:t>
+              <w:br/>
+              <w:t>8|    |</w:t>
+            </w:r>
+          </w:p>
+        </w:tc>
+        <w:tc>
+          <w:tcPr>
+            <w:tcW w:type="dxa" w:w="2880"/>
+          </w:tcPr>
+          <w:p>
+            <w:r>
+              <w:rPr>
+                <w:sz w:val="32"/>
+              </w:rPr>
+              <w:t>47 x 34</w:t>
+              <w:br/>
+              <w:t xml:space="preserve">  3    4</w:t>
+              <w:br/>
+              <w:t xml:space="preserve">  ----</w:t>
+              <w:br/>
+              <w:t>4|    |</w:t>
+              <w:br/>
+              <w:t>7|    |</w:t>
+            </w:r>
+          </w:p>
+        </w:tc>
+        <w:tc>
+          <w:tcPr>
+            <w:tcW w:type="dxa" w:w="2880"/>
+          </w:tcPr>
+          <w:p>
+            <w:r>
+              <w:rPr>
+                <w:sz w:val="32"/>
+              </w:rPr>
+              <w:t>81 x 95</w:t>
+              <w:br/>
+              <w:t xml:space="preserve">  9    5</w:t>
+              <w:br/>
+              <w:t xml:space="preserve">  ----</w:t>
+              <w:br/>
+              <w:t>8|    |</w:t>
+              <w:br/>
+              <w:t>1|    |</w:t>
+            </w:r>
+          </w:p>
+        </w:tc>
+      </w:tr>
+      <w:tr>
+        <w:tc>
+          <w:tcPr>
+            <w:tcW w:type="dxa" w:w="2880"/>
+          </w:tcPr>
+          <w:p>
+            <w:r>
+              <w:rPr>
+                <w:sz w:val="32"/>
+              </w:rPr>
+              <w:t>93 x 37</w:t>
+              <w:br/>
+              <w:t xml:space="preserve">  3    7</w:t>
+              <w:br/>
+              <w:t xml:space="preserve">  ----</w:t>
+              <w:br/>
+              <w:t>9|    |</w:t>
+              <w:br/>
+              <w:t>3|    |</w:t>
+            </w:r>
+          </w:p>
+        </w:tc>
+        <w:tc>
+          <w:tcPr>
+            <w:tcW w:type="dxa" w:w="2880"/>
+          </w:tcPr>
+          <w:p>
+            <w:r>
+              <w:rPr>
+                <w:sz w:val="32"/>
+              </w:rPr>
+              <w:t>84 x 50</w:t>
+              <w:br/>
+              <w:t xml:space="preserve">  5    0</w:t>
+              <w:br/>
+              <w:t xml:space="preserve">  ----</w:t>
+              <w:br/>
+              <w:t>8|    |</w:t>
+              <w:br/>
+              <w:t>4|    |</w:t>
+            </w:r>
+          </w:p>
+        </w:tc>
+        <w:tc>
+          <w:tcPr>
+            <w:tcW w:type="dxa" w:w="2880"/>
+          </w:tcPr>
+          <w:p>
+            <w:r>
+              <w:rPr>
+                <w:sz w:val="32"/>
+              </w:rPr>
+              <w:t>25 x 29</w:t>
+              <w:br/>
+              <w:t xml:space="preserve">  2    9</w:t>
+              <w:br/>
+              <w:t xml:space="preserve">  ----</w:t>
+              <w:br/>
+              <w:t>2|    |</w:t>
+              <w:br/>
+              <w:t>5|    |</w:t>
+            </w:r>
+          </w:p>
+        </w:tc>
+      </w:tr>
+      <w:tr>
+        <w:tc>
+          <w:tcPr>
+            <w:tcW w:type="dxa" w:w="2880"/>
+          </w:tcPr>
+          <w:p>
+            <w:r>
+              <w:rPr>
+                <w:sz w:val="32"/>
+              </w:rPr>
+              <w:t>97 x 29</w:t>
+              <w:br/>
+              <w:t xml:space="preserve">  2    9</w:t>
+              <w:br/>
+              <w:t xml:space="preserve">  ----</w:t>
+              <w:br/>
+              <w:t>9|    |</w:t>
+              <w:br/>
+              <w:t>7|    |</w:t>
+            </w:r>
+          </w:p>
+        </w:tc>
+        <w:tc>
+          <w:tcPr>
+            <w:tcW w:type="dxa" w:w="2880"/>
+          </w:tcPr>
+          <w:p>
+            <w:r>
+              <w:rPr>
+                <w:sz w:val="32"/>
+              </w:rPr>
+              <w:t>14 x 71</w:t>
+              <w:br/>
+              <w:t xml:space="preserve">  7    1</w:t>
+              <w:br/>
+              <w:t xml:space="preserve">  ----</w:t>
+              <w:br/>
+              <w:t>1|    |</w:t>
+              <w:br/>
+              <w:t>4|    |</w:t>
+            </w:r>
+          </w:p>
+        </w:tc>
+        <w:tc>
+          <w:tcPr>
+            <w:tcW w:type="dxa" w:w="2880"/>
+          </w:tcPr>
+          <w:p>
+            <w:r>
+              <w:rPr>
+                <w:sz w:val="32"/>
+              </w:rPr>
+              <w:t>70 x 12</w:t>
+              <w:br/>
+              <w:t xml:space="preserve">  1    2</w:t>
+              <w:br/>
+              <w:t xml:space="preserve">  ----</w:t>
+              <w:br/>
+              <w:t>7|    |</w:t>
+              <w:br/>
+              <w:t>0|    |</w:t>
+            </w:r>
+          </w:p>
+        </w:tc>
+      </w:tr>
+      <w:tr>
+        <w:tc>
+          <w:tcPr>
+            <w:tcW w:type="dxa" w:w="2880"/>
+          </w:tcPr>
+          <w:p>
+            <w:r>
+              <w:rPr>
+                <w:sz w:val="32"/>
+              </w:rPr>
+              <w:t>29 x 77</w:t>
+              <w:br/>
+              <w:t xml:space="preserve">  7    7</w:t>
+              <w:br/>
+              <w:t xml:space="preserve">  ----</w:t>
+              <w:br/>
+              <w:t>2|    |</w:t>
+              <w:br/>
+              <w:t>9|    |</w:t>
+            </w:r>
+          </w:p>
+        </w:tc>
+        <w:tc>
+          <w:tcPr>
+            <w:tcW w:type="dxa" w:w="2880"/>
+          </w:tcPr>
+          <w:p>
+            <w:r>
+              <w:rPr>
+                <w:sz w:val="32"/>
+              </w:rPr>
+              <w:t>46 x 36</w:t>
+              <w:br/>
+              <w:t xml:space="preserve">  3    6</w:t>
               <w:br/>
               <w:t xml:space="preserve">  ----</w:t>
               <w:br/>
@@ -43,296 +324,15 @@
               <w:rPr>
                 <w:sz w:val="32"/>
               </w:rPr>
-              <w:t>51 x 57</w:t>
+              <w:t>34 x 13</w:t>
               <w:br/>
-              <w:t xml:space="preserve">  5    7</w:t>
+              <w:t xml:space="preserve">  1    3</w:t>
               <w:br/>
               <w:t xml:space="preserve">  ----</w:t>
               <w:br/>
-              <w:t>5|    |</w:t>
-              <w:br/>
-              <w:t>1|    |</w:t>
-            </w:r>
-          </w:p>
-        </w:tc>
-        <w:tc>
-          <w:tcPr>
-            <w:tcW w:type="dxa" w:w="2880"/>
-          </w:tcPr>
-          <w:p>
-            <w:r>
-              <w:rPr>
-                <w:sz w:val="32"/>
-              </w:rPr>
-              <w:t>82 x 35</w:t>
-              <w:br/>
-              <w:t xml:space="preserve">  3    5</w:t>
-              <w:br/>
-              <w:t xml:space="preserve">  ----</w:t>
-              <w:br/>
-              <w:t>8|    |</w:t>
-              <w:br/>
-              <w:t>2|    |</w:t>
-            </w:r>
-          </w:p>
-        </w:tc>
-      </w:tr>
-      <w:tr>
-        <w:tc>
-          <w:tcPr>
-            <w:tcW w:type="dxa" w:w="2880"/>
-          </w:tcPr>
-          <w:p>
-            <w:r>
-              <w:rPr>
-                <w:sz w:val="32"/>
-              </w:rPr>
-              <w:t>67 x 21</w:t>
-              <w:br/>
-              <w:t xml:space="preserve">  2    1</w:t>
-              <w:br/>
-              <w:t xml:space="preserve">  ----</w:t>
-              <w:br/>
-              <w:t>6|    |</w:t>
-              <w:br/>
-              <w:t>7|    |</w:t>
-            </w:r>
-          </w:p>
-        </w:tc>
-        <w:tc>
-          <w:tcPr>
-            <w:tcW w:type="dxa" w:w="2880"/>
-          </w:tcPr>
-          <w:p>
-            <w:r>
-              <w:rPr>
-                <w:sz w:val="32"/>
-              </w:rPr>
-              <w:t>89 x 31</w:t>
-              <w:br/>
-              <w:t xml:space="preserve">  3    1</w:t>
-              <w:br/>
-              <w:t xml:space="preserve">  ----</w:t>
-              <w:br/>
-              <w:t>8|    |</w:t>
-              <w:br/>
-              <w:t>9|    |</w:t>
-            </w:r>
-          </w:p>
-        </w:tc>
-        <w:tc>
-          <w:tcPr>
-            <w:tcW w:type="dxa" w:w="2880"/>
-          </w:tcPr>
-          <w:p>
-            <w:r>
-              <w:rPr>
-                <w:sz w:val="32"/>
-              </w:rPr>
-              <w:t>91 x 27</w:t>
-              <w:br/>
-              <w:t xml:space="preserve">  2    7</w:t>
-              <w:br/>
-              <w:t xml:space="preserve">  ----</w:t>
-              <w:br/>
-              <w:t>9|    |</w:t>
-              <w:br/>
-              <w:t>1|    |</w:t>
-            </w:r>
-          </w:p>
-        </w:tc>
-      </w:tr>
-      <w:tr>
-        <w:tc>
-          <w:tcPr>
-            <w:tcW w:type="dxa" w:w="2880"/>
-          </w:tcPr>
-          <w:p>
-            <w:r>
-              <w:rPr>
-                <w:sz w:val="32"/>
-              </w:rPr>
-              <w:t>95 x 60</w:t>
-              <w:br/>
-              <w:t xml:space="preserve">  6    0</w:t>
-              <w:br/>
-              <w:t xml:space="preserve">  ----</w:t>
-              <w:br/>
-              <w:t>9|    |</w:t>
-              <w:br/>
-              <w:t>5|    |</w:t>
-            </w:r>
-          </w:p>
-        </w:tc>
-        <w:tc>
-          <w:tcPr>
-            <w:tcW w:type="dxa" w:w="2880"/>
-          </w:tcPr>
-          <w:p>
-            <w:r>
-              <w:rPr>
-                <w:sz w:val="32"/>
-              </w:rPr>
-              <w:t>84 x 95</w:t>
-              <w:br/>
-              <w:t xml:space="preserve">  9    5</w:t>
-              <w:br/>
-              <w:t xml:space="preserve">  ----</w:t>
-              <w:br/>
-              <w:t>8|    |</w:t>
+              <w:t>3|    |</w:t>
               <w:br/>
               <w:t>4|    |</w:t>
-            </w:r>
-          </w:p>
-        </w:tc>
-        <w:tc>
-          <w:tcPr>
-            <w:tcW w:type="dxa" w:w="2880"/>
-          </w:tcPr>
-          <w:p>
-            <w:r>
-              <w:rPr>
-                <w:sz w:val="32"/>
-              </w:rPr>
-              <w:t>24 x 89</w:t>
-              <w:br/>
-              <w:t xml:space="preserve">  8    9</w:t>
-              <w:br/>
-              <w:t xml:space="preserve">  ----</w:t>
-              <w:br/>
-              <w:t>2|    |</w:t>
-              <w:br/>
-              <w:t>4|    |</w:t>
-            </w:r>
-          </w:p>
-        </w:tc>
-      </w:tr>
-      <w:tr>
-        <w:tc>
-          <w:tcPr>
-            <w:tcW w:type="dxa" w:w="2880"/>
-          </w:tcPr>
-          <w:p>
-            <w:r>
-              <w:rPr>
-                <w:sz w:val="32"/>
-              </w:rPr>
-              <w:t>81 x 76</w:t>
-              <w:br/>
-              <w:t xml:space="preserve">  7    6</w:t>
-              <w:br/>
-              <w:t xml:space="preserve">  ----</w:t>
-              <w:br/>
-              <w:t>8|    |</w:t>
-              <w:br/>
-              <w:t>1|    |</w:t>
-            </w:r>
-          </w:p>
-        </w:tc>
-        <w:tc>
-          <w:tcPr>
-            <w:tcW w:type="dxa" w:w="2880"/>
-          </w:tcPr>
-          <w:p>
-            <w:r>
-              <w:rPr>
-                <w:sz w:val="32"/>
-              </w:rPr>
-              <w:t>95 x 12</w:t>
-              <w:br/>
-              <w:t xml:space="preserve">  1    2</w:t>
-              <w:br/>
-              <w:t xml:space="preserve">  ----</w:t>
-              <w:br/>
-              <w:t>9|    |</w:t>
-              <w:br/>
-              <w:t>5|    |</w:t>
-            </w:r>
-          </w:p>
-        </w:tc>
-        <w:tc>
-          <w:tcPr>
-            <w:tcW w:type="dxa" w:w="2880"/>
-          </w:tcPr>
-          <w:p>
-            <w:r>
-              <w:rPr>
-                <w:sz w:val="32"/>
-              </w:rPr>
-              <w:t>72 x 34</w:t>
-              <w:br/>
-              <w:t xml:space="preserve">  3    4</w:t>
-              <w:br/>
-              <w:t xml:space="preserve">  ----</w:t>
-              <w:br/>
-              <w:t>7|    |</w:t>
-              <w:br/>
-              <w:t>2|    |</w:t>
-            </w:r>
-          </w:p>
-        </w:tc>
-      </w:tr>
-      <w:tr>
-        <w:tc>
-          <w:tcPr>
-            <w:tcW w:type="dxa" w:w="2880"/>
-          </w:tcPr>
-          <w:p>
-            <w:r>
-              <w:rPr>
-                <w:sz w:val="32"/>
-              </w:rPr>
-              <w:t>43 x 64</w:t>
-              <w:br/>
-              <w:t xml:space="preserve">  6    4</w:t>
-              <w:br/>
-              <w:t xml:space="preserve">  ----</w:t>
-              <w:br/>
-              <w:t>4|    |</w:t>
-              <w:br/>
-              <w:t>3|    |</w:t>
-            </w:r>
-          </w:p>
-        </w:tc>
-        <w:tc>
-          <w:tcPr>
-            <w:tcW w:type="dxa" w:w="2880"/>
-          </w:tcPr>
-          <w:p>
-            <w:r>
-              <w:rPr>
-                <w:sz w:val="32"/>
-              </w:rPr>
-              <w:t>75 x 57</w:t>
-              <w:br/>
-              <w:t xml:space="preserve">  5    7</w:t>
-              <w:br/>
-              <w:t xml:space="preserve">  ----</w:t>
-              <w:br/>
-              <w:t>7|    |</w:t>
-              <w:br/>
-              <w:t>5|    |</w:t>
-            </w:r>
-          </w:p>
-        </w:tc>
-        <w:tc>
-          <w:tcPr>
-            <w:tcW w:type="dxa" w:w="2880"/>
-          </w:tcPr>
-          <w:p>
-            <w:r>
-              <w:rPr>
-                <w:sz w:val="32"/>
-              </w:rPr>
-              <w:t>25 x 44</w:t>
-              <w:br/>
-              <w:t xml:space="preserve">  4    4</w:t>
-              <w:br/>
-              <w:t xml:space="preserve">  ----</w:t>
-              <w:br/>
-              <w:t>2|    |</w:t>
-              <w:br/>
-              <w:t>5|    |</w:t>
             </w:r>
           </w:p>
         </w:tc>

--- a/lattice_multiplication_exercises.docx
+++ b/lattice_multiplication_exercises.docx
@@ -22,13 +22,34 @@
               <w:rPr>
                 <w:sz w:val="32"/>
               </w:rPr>
-              <w:t>39 x 50</w:t>
+              <w:t>86 x 45</w:t>
               <w:br/>
-              <w:t xml:space="preserve">  5    0</w:t>
+              <w:t xml:space="preserve">  4    5</w:t>
               <w:br/>
               <w:t xml:space="preserve">  ----</w:t>
               <w:br/>
-              <w:t>3|    |</w:t>
+              <w:t>8|    |</w:t>
+              <w:br/>
+              <w:t>6|    |</w:t>
+            </w:r>
+          </w:p>
+        </w:tc>
+        <w:tc>
+          <w:tcPr>
+            <w:tcW w:type="dxa" w:w="2880"/>
+          </w:tcPr>
+          <w:p>
+            <w:r>
+              <w:rPr>
+                <w:sz w:val="32"/>
+              </w:rPr>
+              <w:t>79 x 84</w:t>
+              <w:br/>
+              <w:t xml:space="preserve">  8    4</w:t>
+              <w:br/>
+              <w:t xml:space="preserve">  ----</w:t>
+              <w:br/>
+              <w:t>7|    |</w:t>
               <w:br/>
               <w:t>9|    |</w:t>
             </w:r>
@@ -43,13 +64,36 @@
               <w:rPr>
                 <w:sz w:val="32"/>
               </w:rPr>
-              <w:t>29 x 99</w:t>
+              <w:t>93 x 90</w:t>
               <w:br/>
-              <w:t xml:space="preserve">  9    9</w:t>
+              <w:t xml:space="preserve">  9    0</w:t>
               <w:br/>
               <w:t xml:space="preserve">  ----</w:t>
               <w:br/>
-              <w:t>2|    |</w:t>
+              <w:t>9|    |</w:t>
+              <w:br/>
+              <w:t>3|    |</w:t>
+            </w:r>
+          </w:p>
+        </w:tc>
+      </w:tr>
+      <w:tr>
+        <w:tc>
+          <w:tcPr>
+            <w:tcW w:type="dxa" w:w="2880"/>
+          </w:tcPr>
+          <w:p>
+            <w:r>
+              <w:rPr>
+                <w:sz w:val="32"/>
+              </w:rPr>
+              <w:t>79 x 37</w:t>
+              <w:br/>
+              <w:t xml:space="preserve">  3    7</w:t>
+              <w:br/>
+              <w:t xml:space="preserve">  ----</w:t>
+              <w:br/>
+              <w:t>7|    |</w:t>
               <w:br/>
               <w:t>9|    |</w:t>
             </w:r>
@@ -64,9 +108,95 @@
               <w:rPr>
                 <w:sz w:val="32"/>
               </w:rPr>
-              <w:t>68 x 39</w:t>
+              <w:t>68 x 86</w:t>
               <w:br/>
-              <w:t xml:space="preserve">  3    9</w:t>
+              <w:t xml:space="preserve">  8    6</w:t>
+              <w:br/>
+              <w:t xml:space="preserve">  ----</w:t>
+              <w:br/>
+              <w:t>6|    |</w:t>
+              <w:br/>
+              <w:t>8|    |</w:t>
+            </w:r>
+          </w:p>
+        </w:tc>
+        <w:tc>
+          <w:tcPr>
+            <w:tcW w:type="dxa" w:w="2880"/>
+          </w:tcPr>
+          <w:p>
+            <w:r>
+              <w:rPr>
+                <w:sz w:val="32"/>
+              </w:rPr>
+              <w:t>76 x 34</w:t>
+              <w:br/>
+              <w:t xml:space="preserve">  3    4</w:t>
+              <w:br/>
+              <w:t xml:space="preserve">  ----</w:t>
+              <w:br/>
+              <w:t>7|    |</w:t>
+              <w:br/>
+              <w:t>6|    |</w:t>
+            </w:r>
+          </w:p>
+        </w:tc>
+      </w:tr>
+      <w:tr>
+        <w:tc>
+          <w:tcPr>
+            <w:tcW w:type="dxa" w:w="2880"/>
+          </w:tcPr>
+          <w:p>
+            <w:r>
+              <w:rPr>
+                <w:sz w:val="32"/>
+              </w:rPr>
+              <w:t>60 x 24</w:t>
+              <w:br/>
+              <w:t xml:space="preserve">  2    4</w:t>
+              <w:br/>
+              <w:t xml:space="preserve">  ----</w:t>
+              <w:br/>
+              <w:t>6|    |</w:t>
+              <w:br/>
+              <w:t>0|    |</w:t>
+            </w:r>
+          </w:p>
+        </w:tc>
+        <w:tc>
+          <w:tcPr>
+            <w:tcW w:type="dxa" w:w="2880"/>
+          </w:tcPr>
+          <w:p>
+            <w:r>
+              <w:rPr>
+                <w:sz w:val="32"/>
+              </w:rPr>
+              <w:t>21 x 24</w:t>
+              <w:br/>
+              <w:t xml:space="preserve">  2    4</w:t>
+              <w:br/>
+              <w:t xml:space="preserve">  ----</w:t>
+              <w:br/>
+              <w:t>2|    |</w:t>
+              <w:br/>
+              <w:t>1|    |</w:t>
+            </w:r>
+          </w:p>
+        </w:tc>
+        <w:tc>
+          <w:tcPr>
+            <w:tcW w:type="dxa" w:w="2880"/>
+          </w:tcPr>
+          <w:p>
+            <w:r>
+              <w:rPr>
+                <w:sz w:val="32"/>
+              </w:rPr>
+              <w:t>68 x 99</w:t>
+              <w:br/>
+              <w:t xml:space="preserve">  9    9</w:t>
               <w:br/>
               <w:t xml:space="preserve">  ----</w:t>
               <w:br/>
@@ -87,15 +217,15 @@
               <w:rPr>
                 <w:sz w:val="32"/>
               </w:rPr>
-              <w:t>18 x 76</w:t>
+              <w:t>72 x 53</w:t>
               <w:br/>
-              <w:t xml:space="preserve">  7    6</w:t>
+              <w:t xml:space="preserve">  5    3</w:t>
               <w:br/>
               <w:t xml:space="preserve">  ----</w:t>
               <w:br/>
-              <w:t>1|    |</w:t>
+              <w:t>7|    |</w:t>
               <w:br/>
-              <w:t>8|    |</w:t>
+              <w:t>2|    |</w:t>
             </w:r>
           </w:p>
         </w:tc>
@@ -108,15 +238,15 @@
               <w:rPr>
                 <w:sz w:val="32"/>
               </w:rPr>
-              <w:t>47 x 34</w:t>
+              <w:t>60 x 60</w:t>
               <w:br/>
-              <w:t xml:space="preserve">  3    4</w:t>
+              <w:t xml:space="preserve">  6    0</w:t>
               <w:br/>
               <w:t xml:space="preserve">  ----</w:t>
               <w:br/>
-              <w:t>4|    |</w:t>
+              <w:t>6|    |</w:t>
               <w:br/>
-              <w:t>7|    |</w:t>
+              <w:t>0|    |</w:t>
             </w:r>
           </w:p>
         </w:tc>
@@ -129,143 +259,13 @@
               <w:rPr>
                 <w:sz w:val="32"/>
               </w:rPr>
-              <w:t>81 x 95</w:t>
+              <w:t>50 x 26</w:t>
               <w:br/>
-              <w:t xml:space="preserve">  9    5</w:t>
+              <w:t xml:space="preserve">  2    6</w:t>
               <w:br/>
               <w:t xml:space="preserve">  ----</w:t>
               <w:br/>
-              <w:t>8|    |</w:t>
-              <w:br/>
-              <w:t>1|    |</w:t>
-            </w:r>
-          </w:p>
-        </w:tc>
-      </w:tr>
-      <w:tr>
-        <w:tc>
-          <w:tcPr>
-            <w:tcW w:type="dxa" w:w="2880"/>
-          </w:tcPr>
-          <w:p>
-            <w:r>
-              <w:rPr>
-                <w:sz w:val="32"/>
-              </w:rPr>
-              <w:t>93 x 37</w:t>
-              <w:br/>
-              <w:t xml:space="preserve">  3    7</w:t>
-              <w:br/>
-              <w:t xml:space="preserve">  ----</w:t>
-              <w:br/>
-              <w:t>9|    |</w:t>
-              <w:br/>
-              <w:t>3|    |</w:t>
-            </w:r>
-          </w:p>
-        </w:tc>
-        <w:tc>
-          <w:tcPr>
-            <w:tcW w:type="dxa" w:w="2880"/>
-          </w:tcPr>
-          <w:p>
-            <w:r>
-              <w:rPr>
-                <w:sz w:val="32"/>
-              </w:rPr>
-              <w:t>84 x 50</w:t>
-              <w:br/>
-              <w:t xml:space="preserve">  5    0</w:t>
-              <w:br/>
-              <w:t xml:space="preserve">  ----</w:t>
-              <w:br/>
-              <w:t>8|    |</w:t>
-              <w:br/>
-              <w:t>4|    |</w:t>
-            </w:r>
-          </w:p>
-        </w:tc>
-        <w:tc>
-          <w:tcPr>
-            <w:tcW w:type="dxa" w:w="2880"/>
-          </w:tcPr>
-          <w:p>
-            <w:r>
-              <w:rPr>
-                <w:sz w:val="32"/>
-              </w:rPr>
-              <w:t>25 x 29</w:t>
-              <w:br/>
-              <w:t xml:space="preserve">  2    9</w:t>
-              <w:br/>
-              <w:t xml:space="preserve">  ----</w:t>
-              <w:br/>
-              <w:t>2|    |</w:t>
-              <w:br/>
               <w:t>5|    |</w:t>
-            </w:r>
-          </w:p>
-        </w:tc>
-      </w:tr>
-      <w:tr>
-        <w:tc>
-          <w:tcPr>
-            <w:tcW w:type="dxa" w:w="2880"/>
-          </w:tcPr>
-          <w:p>
-            <w:r>
-              <w:rPr>
-                <w:sz w:val="32"/>
-              </w:rPr>
-              <w:t>97 x 29</w:t>
-              <w:br/>
-              <w:t xml:space="preserve">  2    9</w:t>
-              <w:br/>
-              <w:t xml:space="preserve">  ----</w:t>
-              <w:br/>
-              <w:t>9|    |</w:t>
-              <w:br/>
-              <w:t>7|    |</w:t>
-            </w:r>
-          </w:p>
-        </w:tc>
-        <w:tc>
-          <w:tcPr>
-            <w:tcW w:type="dxa" w:w="2880"/>
-          </w:tcPr>
-          <w:p>
-            <w:r>
-              <w:rPr>
-                <w:sz w:val="32"/>
-              </w:rPr>
-              <w:t>14 x 71</w:t>
-              <w:br/>
-              <w:t xml:space="preserve">  7    1</w:t>
-              <w:br/>
-              <w:t xml:space="preserve">  ----</w:t>
-              <w:br/>
-              <w:t>1|    |</w:t>
-              <w:br/>
-              <w:t>4|    |</w:t>
-            </w:r>
-          </w:p>
-        </w:tc>
-        <w:tc>
-          <w:tcPr>
-            <w:tcW w:type="dxa" w:w="2880"/>
-          </w:tcPr>
-          <w:p>
-            <w:r>
-              <w:rPr>
-                <w:sz w:val="32"/>
-              </w:rPr>
-              <w:t>70 x 12</w:t>
-              <w:br/>
-              <w:t xml:space="preserve">  1    2</w:t>
-              <w:br/>
-              <w:t xml:space="preserve">  ----</w:t>
-              <w:br/>
-              <w:t>7|    |</w:t>
               <w:br/>
               <w:t>0|    |</w:t>
             </w:r>
@@ -282,34 +282,13 @@
               <w:rPr>
                 <w:sz w:val="32"/>
               </w:rPr>
-              <w:t>29 x 77</w:t>
+              <w:t>26 x 82</w:t>
               <w:br/>
-              <w:t xml:space="preserve">  7    7</w:t>
+              <w:t xml:space="preserve">  8    2</w:t>
               <w:br/>
               <w:t xml:space="preserve">  ----</w:t>
               <w:br/>
               <w:t>2|    |</w:t>
-              <w:br/>
-              <w:t>9|    |</w:t>
-            </w:r>
-          </w:p>
-        </w:tc>
-        <w:tc>
-          <w:tcPr>
-            <w:tcW w:type="dxa" w:w="2880"/>
-          </w:tcPr>
-          <w:p>
-            <w:r>
-              <w:rPr>
-                <w:sz w:val="32"/>
-              </w:rPr>
-              <w:t>46 x 36</w:t>
-              <w:br/>
-              <w:t xml:space="preserve">  3    6</w:t>
-              <w:br/>
-              <w:t xml:space="preserve">  ----</w:t>
-              <w:br/>
-              <w:t>4|    |</w:t>
               <w:br/>
               <w:t>6|    |</w:t>
             </w:r>
@@ -324,15 +303,36 @@
               <w:rPr>
                 <w:sz w:val="32"/>
               </w:rPr>
-              <w:t>34 x 13</w:t>
+              <w:t>23 x 45</w:t>
+              <w:br/>
+              <w:t xml:space="preserve">  4    5</w:t>
+              <w:br/>
+              <w:t xml:space="preserve">  ----</w:t>
+              <w:br/>
+              <w:t>2|    |</w:t>
+              <w:br/>
+              <w:t>3|    |</w:t>
+            </w:r>
+          </w:p>
+        </w:tc>
+        <w:tc>
+          <w:tcPr>
+            <w:tcW w:type="dxa" w:w="2880"/>
+          </w:tcPr>
+          <w:p>
+            <w:r>
+              <w:rPr>
+                <w:sz w:val="32"/>
+              </w:rPr>
+              <w:t>96 x 13</w:t>
               <w:br/>
               <w:t xml:space="preserve">  1    3</w:t>
               <w:br/>
               <w:t xml:space="preserve">  ----</w:t>
               <w:br/>
-              <w:t>3|    |</w:t>
+              <w:t>9|    |</w:t>
               <w:br/>
-              <w:t>4|    |</w:t>
+              <w:t>6|    |</w:t>
             </w:r>
           </w:p>
         </w:tc>
